--- a/eng/docx/49.content.docx
+++ b/eng/docx/49.content.docx
@@ -378,6 +378,21 @@
           <w:b/>
           <w:lang w:val="en_US" w:bidi="en_US"/>
         </w:rPr>
+        <w:t>Παῦλος, ἀπόστολος Χριστοῦ Ἰησοῦ &amp; τοῖς ἁγίοις τοῖς οὖσιν</w:t>
+      </w:r>
+    </w:p>
+    <w:p>
+      <w:pPr/>
+      <w:r>
+        <w:rPr>
+          <w:lang w:val="en_US" w:bidi="en_US"/>
+        </w:rPr>
+      </w:r>
+      <w:r>
+        <w:rPr>
+          <w:b/>
+          <w:lang w:val="en_US" w:bidi="en_US"/>
+        </w:rPr>
         <w:t>"Paul, an apostle of Christ Jesus"</w:t>
       </w:r>
       <w:r>
@@ -454,6 +469,21 @@
           <w:b/>
           <w:lang w:val="en_US" w:bidi="en_US"/>
         </w:rPr>
+        <w:t>ἐν Χριστῷ Ἰησοῦ</w:t>
+      </w:r>
+    </w:p>
+    <w:p>
+      <w:pPr/>
+      <w:r>
+        <w:rPr>
+          <w:lang w:val="en_US" w:bidi="en_US"/>
+        </w:rPr>
+      </w:r>
+      <w:r>
+        <w:rPr>
+          <w:b/>
+          <w:lang w:val="en_US" w:bidi="en_US"/>
+        </w:rPr>
         <w:t>"in Christ Jesus"</w:t>
       </w:r>
     </w:p>
@@ -550,6 +580,21 @@
           <w:b/>
           <w:lang w:val="en_US" w:bidi="en_US"/>
         </w:rPr>
+        <w:t>χάρις ὑμῖν καὶ εἰρήνη</w:t>
+      </w:r>
+    </w:p>
+    <w:p>
+      <w:pPr/>
+      <w:r>
+        <w:rPr>
+          <w:lang w:val="en_US" w:bidi="en_US"/>
+        </w:rPr>
+      </w:r>
+      <w:r>
+        <w:rPr>
+          <w:b/>
+          <w:lang w:val="en_US" w:bidi="en_US"/>
+        </w:rPr>
         <w:t>"Grace to you and peace"</w:t>
       </w:r>
     </w:p>
@@ -759,6 +804,21 @@
           <w:b/>
           <w:lang w:val="en_US" w:bidi="en_US"/>
         </w:rPr>
+        <w:t>εὐλογητὸς ὁ Θεὸς καὶ Πατὴρ τοῦ Κυρίου ἡμῶν, Ἰησοῦ Χριστοῦ</w:t>
+      </w:r>
+    </w:p>
+    <w:p>
+      <w:pPr/>
+      <w:r>
+        <w:rPr>
+          <w:lang w:val="en_US" w:bidi="en_US"/>
+        </w:rPr>
+      </w:r>
+      <w:r>
+        <w:rPr>
+          <w:b/>
+          <w:lang w:val="en_US" w:bidi="en_US"/>
+        </w:rPr>
         <w:t>"Blessed {be} the God and Father of our Lord Jesus Christ"</w:t>
       </w:r>
     </w:p>
@@ -842,6 +902,21 @@
           <w:b/>
           <w:lang w:val="en_US" w:bidi="en_US"/>
         </w:rPr>
+        <w:t>ὁ εὐλογήσας ἡμᾶς</w:t>
+      </w:r>
+    </w:p>
+    <w:p>
+      <w:pPr/>
+      <w:r>
+        <w:rPr>
+          <w:lang w:val="en_US" w:bidi="en_US"/>
+        </w:rPr>
+      </w:r>
+      <w:r>
+        <w:rPr>
+          <w:b/>
+          <w:lang w:val="en_US" w:bidi="en_US"/>
+        </w:rPr>
         <w:t>"the one having blessed us"</w:t>
       </w:r>
     </w:p>
@@ -905,6 +980,21 @@
           <w:b/>
           <w:lang w:val="en_US" w:bidi="en_US"/>
         </w:rPr>
+        <w:t>πάσῃ εὐλογίᾳ πνευματικῇ</w:t>
+      </w:r>
+    </w:p>
+    <w:p>
+      <w:pPr/>
+      <w:r>
+        <w:rPr>
+          <w:lang w:val="en_US" w:bidi="en_US"/>
+        </w:rPr>
+      </w:r>
+      <w:r>
+        <w:rPr>
+          <w:b/>
+          <w:lang w:val="en_US" w:bidi="en_US"/>
+        </w:rPr>
         <w:t>"every spiritual blessing"</w:t>
       </w:r>
     </w:p>
@@ -1044,6 +1134,21 @@
           <w:b/>
           <w:lang w:val="en_US" w:bidi="en_US"/>
         </w:rPr>
+        <w:t>ἐν Χριστῷ</w:t>
+      </w:r>
+    </w:p>
+    <w:p>
+      <w:pPr/>
+      <w:r>
+        <w:rPr>
+          <w:lang w:val="en_US" w:bidi="en_US"/>
+        </w:rPr>
+      </w:r>
+      <w:r>
+        <w:rPr>
+          <w:b/>
+          <w:lang w:val="en_US" w:bidi="en_US"/>
+        </w:rPr>
         <w:t>"in Christ"</w:t>
       </w:r>
     </w:p>
@@ -1140,6 +1245,21 @@
           <w:b/>
           <w:lang w:val="en_US" w:bidi="en_US"/>
         </w:rPr>
+        <w:t>ἁγίους καὶ ἀμώμους</w:t>
+      </w:r>
+    </w:p>
+    <w:p>
+      <w:pPr/>
+      <w:r>
+        <w:rPr>
+          <w:lang w:val="en_US" w:bidi="en_US"/>
+        </w:rPr>
+      </w:r>
+      <w:r>
+        <w:rPr>
+          <w:b/>
+          <w:lang w:val="en_US" w:bidi="en_US"/>
+        </w:rPr>
         <w:t>"holy and blameless"</w:t>
       </w:r>
     </w:p>
@@ -1249,6 +1369,21 @@
           <w:b/>
           <w:lang w:val="en_US" w:bidi="en_US"/>
         </w:rPr>
+        <w:t>ἀμώμους</w:t>
+      </w:r>
+    </w:p>
+    <w:p>
+      <w:pPr/>
+      <w:r>
+        <w:rPr>
+          <w:lang w:val="en_US" w:bidi="en_US"/>
+        </w:rPr>
+      </w:r>
+      <w:r>
+        <w:rPr>
+          <w:b/>
+          <w:lang w:val="en_US" w:bidi="en_US"/>
+        </w:rPr>
         <w:t>"blameless"</w:t>
       </w:r>
     </w:p>
@@ -1345,6 +1480,21 @@
           <w:b/>
           <w:lang w:val="en_US" w:bidi="en_US"/>
         </w:rPr>
+        <w:t>προορίσας &amp; αὐτόν &amp; αὐτοῦ</w:t>
+      </w:r>
+    </w:p>
+    <w:p>
+      <w:pPr/>
+      <w:r>
+        <w:rPr>
+          <w:lang w:val="en_US" w:bidi="en_US"/>
+        </w:rPr>
+      </w:r>
+      <w:r>
+        <w:rPr>
+          <w:b/>
+          <w:lang w:val="en_US" w:bidi="en_US"/>
+        </w:rPr>
         <w:t>"he predestined"</w:t>
       </w:r>
       <w:r>
@@ -1434,6 +1584,21 @@
           <w:b/>
           <w:lang w:val="en_US" w:bidi="en_US"/>
         </w:rPr>
+        <w:t>προορίσας ἡμᾶς εἰς υἱοθεσίαν</w:t>
+      </w:r>
+    </w:p>
+    <w:p>
+      <w:pPr/>
+      <w:r>
+        <w:rPr>
+          <w:lang w:val="en_US" w:bidi="en_US"/>
+        </w:rPr>
+      </w:r>
+      <w:r>
+        <w:rPr>
+          <w:b/>
+          <w:lang w:val="en_US" w:bidi="en_US"/>
+        </w:rPr>
         <w:t>"he predestined us for adoption"</w:t>
       </w:r>
     </w:p>
@@ -1530,6 +1695,21 @@
           <w:b/>
           <w:lang w:val="en_US" w:bidi="en_US"/>
         </w:rPr>
+        <w:t>προορίσας ἡμᾶς</w:t>
+      </w:r>
+    </w:p>
+    <w:p>
+      <w:pPr/>
+      <w:r>
+        <w:rPr>
+          <w:lang w:val="en_US" w:bidi="en_US"/>
+        </w:rPr>
+      </w:r>
+      <w:r>
+        <w:rPr>
+          <w:b/>
+          <w:lang w:val="en_US" w:bidi="en_US"/>
+        </w:rPr>
         <w:t>"he predestined us"</w:t>
       </w:r>
     </w:p>
@@ -1593,6 +1773,21 @@
           <w:b/>
           <w:lang w:val="en_US" w:bidi="en_US"/>
         </w:rPr>
+        <w:t>εἰς υἱοθεσίαν</w:t>
+      </w:r>
+    </w:p>
+    <w:p>
+      <w:pPr/>
+      <w:r>
+        <w:rPr>
+          <w:lang w:val="en_US" w:bidi="en_US"/>
+        </w:rPr>
+      </w:r>
+      <w:r>
+        <w:rPr>
+          <w:b/>
+          <w:lang w:val="en_US" w:bidi="en_US"/>
+        </w:rPr>
         <w:t>"for adoption"</w:t>
       </w:r>
     </w:p>
@@ -1765,6 +1960,21 @@
           <w:b/>
           <w:lang w:val="en_US" w:bidi="en_US"/>
         </w:rPr>
+        <w:t>ἐχαρίτωσεν ἡμᾶς ἐν τῷ ἠγαπημένῳ</w:t>
+      </w:r>
+    </w:p>
+    <w:p>
+      <w:pPr/>
+      <w:r>
+        <w:rPr>
+          <w:lang w:val="en_US" w:bidi="en_US"/>
+        </w:rPr>
+      </w:r>
+      <w:r>
+        <w:rPr>
+          <w:b/>
+          <w:lang w:val="en_US" w:bidi="en_US"/>
+        </w:rPr>
         <w:t>"he has freely given us in the Beloved One"</w:t>
       </w:r>
     </w:p>
@@ -1828,6 +2038,21 @@
           <w:b/>
           <w:lang w:val="en_US" w:bidi="en_US"/>
         </w:rPr>
+        <w:t>τῷ ἠγαπημένῳ</w:t>
+      </w:r>
+    </w:p>
+    <w:p>
+      <w:pPr/>
+      <w:r>
+        <w:rPr>
+          <w:lang w:val="en_US" w:bidi="en_US"/>
+        </w:rPr>
+      </w:r>
+      <w:r>
+        <w:rPr>
+          <w:b/>
+          <w:lang w:val="en_US" w:bidi="en_US"/>
+        </w:rPr>
         <w:t>"the Beloved One"</w:t>
       </w:r>
     </w:p>
@@ -1891,6 +2116,21 @@
           <w:b/>
           <w:lang w:val="en_US" w:bidi="en_US"/>
         </w:rPr>
+        <w:t>διὰ τοῦ αἵματος αὐτοῦ</w:t>
+      </w:r>
+    </w:p>
+    <w:p>
+      <w:pPr/>
+      <w:r>
+        <w:rPr>
+          <w:lang w:val="en_US" w:bidi="en_US"/>
+        </w:rPr>
+      </w:r>
+      <w:r>
+        <w:rPr>
+          <w:b/>
+          <w:lang w:val="en_US" w:bidi="en_US"/>
+        </w:rPr>
         <w:t>"through his blood"</w:t>
       </w:r>
     </w:p>
@@ -1987,6 +2227,21 @@
           <w:b/>
           <w:lang w:val="en_US" w:bidi="en_US"/>
         </w:rPr>
+        <w:t>τὸ πλοῦτος τῆς χάριτος αὐτοῦ</w:t>
+      </w:r>
+    </w:p>
+    <w:p>
+      <w:pPr/>
+      <w:r>
+        <w:rPr>
+          <w:lang w:val="en_US" w:bidi="en_US"/>
+        </w:rPr>
+      </w:r>
+      <w:r>
+        <w:rPr>
+          <w:b/>
+          <w:lang w:val="en_US" w:bidi="en_US"/>
+        </w:rPr>
         <w:t>"the riches of his grace"</w:t>
       </w:r>
     </w:p>
@@ -2083,6 +2338,21 @@
           <w:b/>
           <w:lang w:val="en_US" w:bidi="en_US"/>
         </w:rPr>
+        <w:t>ἧς ἐπερίσσευσεν εἰς ἡμᾶς</w:t>
+      </w:r>
+    </w:p>
+    <w:p>
+      <w:pPr/>
+      <w:r>
+        <w:rPr>
+          <w:lang w:val="en_US" w:bidi="en_US"/>
+        </w:rPr>
+      </w:r>
+      <w:r>
+        <w:rPr>
+          <w:b/>
+          <w:lang w:val="en_US" w:bidi="en_US"/>
+        </w:rPr>
         <w:t>"which he caused to abound to us"</w:t>
       </w:r>
     </w:p>
@@ -2146,6 +2416,21 @@
           <w:b/>
           <w:lang w:val="en_US" w:bidi="en_US"/>
         </w:rPr>
+        <w:t>ἐν πάσῃ σοφίᾳ καὶ φρονήσει</w:t>
+      </w:r>
+    </w:p>
+    <w:p>
+      <w:pPr/>
+      <w:r>
+        <w:rPr>
+          <w:lang w:val="en_US" w:bidi="en_US"/>
+        </w:rPr>
+      </w:r>
+      <w:r>
+        <w:rPr>
+          <w:b/>
+          <w:lang w:val="en_US" w:bidi="en_US"/>
+        </w:rPr>
         <w:t>"in all wisdom and understanding"</w:t>
       </w:r>
     </w:p>
@@ -2209,6 +2494,21 @@
           <w:b/>
           <w:lang w:val="en_US" w:bidi="en_US"/>
         </w:rPr>
+        <w:t>σοφίᾳ καὶ φρονήσει</w:t>
+      </w:r>
+    </w:p>
+    <w:p>
+      <w:pPr/>
+      <w:r>
+        <w:rPr>
+          <w:lang w:val="en_US" w:bidi="en_US"/>
+        </w:rPr>
+      </w:r>
+      <w:r>
+        <w:rPr>
+          <w:b/>
+          <w:lang w:val="en_US" w:bidi="en_US"/>
+        </w:rPr>
         <w:t>"wisdom and understanding"</w:t>
       </w:r>
     </w:p>
@@ -2318,6 +2618,21 @@
           <w:b/>
           <w:lang w:val="en_US" w:bidi="en_US"/>
         </w:rPr>
+        <w:t>κατὰ τὴν εὐδοκίαν αὐτοῦ</w:t>
+      </w:r>
+    </w:p>
+    <w:p>
+      <w:pPr/>
+      <w:r>
+        <w:rPr>
+          <w:lang w:val="en_US" w:bidi="en_US"/>
+        </w:rPr>
+      </w:r>
+      <w:r>
+        <w:rPr>
+          <w:b/>
+          <w:lang w:val="en_US" w:bidi="en_US"/>
+        </w:rPr>
         <w:t>"according to his good pleasure"</w:t>
       </w:r>
     </w:p>
@@ -2381,6 +2696,21 @@
           <w:b/>
           <w:lang w:val="en_US" w:bidi="en_US"/>
         </w:rPr>
+        <w:t>ἣν προέθετο ἐν αὐτῷ</w:t>
+      </w:r>
+    </w:p>
+    <w:p>
+      <w:pPr/>
+      <w:r>
+        <w:rPr>
+          <w:lang w:val="en_US" w:bidi="en_US"/>
+        </w:rPr>
+      </w:r>
+      <w:r>
+        <w:rPr>
+          <w:b/>
+          <w:lang w:val="en_US" w:bidi="en_US"/>
+        </w:rPr>
         <w:t>"which he had planned in him"</w:t>
       </w:r>
     </w:p>
@@ -2444,6 +2774,21 @@
           <w:b/>
           <w:lang w:val="en_US" w:bidi="en_US"/>
         </w:rPr>
+        <w:t>ἐν αὐτῷ</w:t>
+      </w:r>
+    </w:p>
+    <w:p>
+      <w:pPr/>
+      <w:r>
+        <w:rPr>
+          <w:lang w:val="en_US" w:bidi="en_US"/>
+        </w:rPr>
+      </w:r>
+      <w:r>
+        <w:rPr>
+          <w:b/>
+          <w:lang w:val="en_US" w:bidi="en_US"/>
+        </w:rPr>
         <w:t>"in him"</w:t>
       </w:r>
     </w:p>
@@ -2507,6 +2852,21 @@
           <w:b/>
           <w:lang w:val="en_US" w:bidi="en_US"/>
         </w:rPr>
+        <w:t>εἰς οἰκονομίαν</w:t>
+      </w:r>
+    </w:p>
+    <w:p>
+      <w:pPr/>
+      <w:r>
+        <w:rPr>
+          <w:lang w:val="en_US" w:bidi="en_US"/>
+        </w:rPr>
+      </w:r>
+      <w:r>
+        <w:rPr>
+          <w:b/>
+          <w:lang w:val="en_US" w:bidi="en_US"/>
+        </w:rPr>
         <w:t>"with a view to an administration"</w:t>
       </w:r>
     </w:p>
@@ -2570,6 +2930,21 @@
           <w:b/>
           <w:lang w:val="en_US" w:bidi="en_US"/>
         </w:rPr>
+        <w:t>τοῦ πληρώματος τῶν καιρῶν</w:t>
+      </w:r>
+    </w:p>
+    <w:p>
+      <w:pPr/>
+      <w:r>
+        <w:rPr>
+          <w:lang w:val="en_US" w:bidi="en_US"/>
+        </w:rPr>
+      </w:r>
+      <w:r>
+        <w:rPr>
+          <w:b/>
+          <w:lang w:val="en_US" w:bidi="en_US"/>
+        </w:rPr>
         <w:t>"of the fullness of time"</w:t>
       </w:r>
     </w:p>
@@ -2633,6 +3008,21 @@
           <w:b/>
           <w:lang w:val="en_US" w:bidi="en_US"/>
         </w:rPr>
+        <w:t>ἐν αὐτῷ</w:t>
+      </w:r>
+    </w:p>
+    <w:p>
+      <w:pPr/>
+      <w:r>
+        <w:rPr>
+          <w:lang w:val="en_US" w:bidi="en_US"/>
+        </w:rPr>
+      </w:r>
+      <w:r>
+        <w:rPr>
+          <w:b/>
+          <w:lang w:val="en_US" w:bidi="en_US"/>
+        </w:rPr>
         <w:t>"in him"</w:t>
       </w:r>
     </w:p>
@@ -2696,6 +3086,21 @@
           <w:b/>
           <w:lang w:val="en_US" w:bidi="en_US"/>
         </w:rPr>
+        <w:t>καὶ ἐκληρώθημεν, προορισθέντες</w:t>
+      </w:r>
+    </w:p>
+    <w:p>
+      <w:pPr/>
+      <w:r>
+        <w:rPr>
+          <w:lang w:val="en_US" w:bidi="en_US"/>
+        </w:rPr>
+      </w:r>
+      <w:r>
+        <w:rPr>
+          <w:b/>
+          <w:lang w:val="en_US" w:bidi="en_US"/>
+        </w:rPr>
         <w:t>"we were also allotted as a possession. We were predestined"</w:t>
       </w:r>
     </w:p>
@@ -2805,6 +3210,21 @@
           <w:b/>
           <w:lang w:val="en_US" w:bidi="en_US"/>
         </w:rPr>
+        <w:t>καὶ ἐκληρώθημεν</w:t>
+      </w:r>
+    </w:p>
+    <w:p>
+      <w:pPr/>
+      <w:r>
+        <w:rPr>
+          <w:lang w:val="en_US" w:bidi="en_US"/>
+        </w:rPr>
+      </w:r>
+      <w:r>
+        <w:rPr>
+          <w:b/>
+          <w:lang w:val="en_US" w:bidi="en_US"/>
+        </w:rPr>
         <w:t>"we were also allotted as a possession"</w:t>
       </w:r>
     </w:p>
@@ -2888,6 +3308,21 @@
           <w:b/>
           <w:lang w:val="en_US" w:bidi="en_US"/>
         </w:rPr>
+        <w:t>προορισθέντες</w:t>
+      </w:r>
+    </w:p>
+    <w:p>
+      <w:pPr/>
+      <w:r>
+        <w:rPr>
+          <w:lang w:val="en_US" w:bidi="en_US"/>
+        </w:rPr>
+      </w:r>
+      <w:r>
+        <w:rPr>
+          <w:b/>
+          <w:lang w:val="en_US" w:bidi="en_US"/>
+        </w:rPr>
         <w:t>"We were predestined"</w:t>
       </w:r>
     </w:p>
@@ -2971,6 +3406,21 @@
           <w:b/>
           <w:lang w:val="en_US" w:bidi="en_US"/>
         </w:rPr>
+        <w:t>ἡμᾶς &amp; τοὺς προηλπικότας ἐν τῷ Χριστῷ</w:t>
+      </w:r>
+    </w:p>
+    <w:p>
+      <w:pPr/>
+      <w:r>
+        <w:rPr>
+          <w:lang w:val="en_US" w:bidi="en_US"/>
+        </w:rPr>
+      </w:r>
+      <w:r>
+        <w:rPr>
+          <w:b/>
+          <w:lang w:val="en_US" w:bidi="en_US"/>
+        </w:rPr>
         <w:t>"we, the ones having first hoped in Christ"</w:t>
       </w:r>
     </w:p>
@@ -3067,6 +3517,21 @@
           <w:b/>
           <w:lang w:val="en_US" w:bidi="en_US"/>
         </w:rPr>
+        <w:t>εἰς τὸ εἶναι ἡμᾶς, εἰς ἔπαινον δόξης αὐτοῦ</w:t>
+      </w:r>
+    </w:p>
+    <w:p>
+      <w:pPr/>
+      <w:r>
+        <w:rPr>
+          <w:lang w:val="en_US" w:bidi="en_US"/>
+        </w:rPr>
+      </w:r>
+      <w:r>
+        <w:rPr>
+          <w:b/>
+          <w:lang w:val="en_US" w:bidi="en_US"/>
+        </w:rPr>
         <w:t>"so that we,"</w:t>
       </w:r>
       <w:r>
@@ -3206,6 +3671,21 @@
           <w:b/>
           <w:lang w:val="en_US" w:bidi="en_US"/>
         </w:rPr>
+        <w:t>τὸν λόγον τῆς ἀληθείας</w:t>
+      </w:r>
+    </w:p>
+    <w:p>
+      <w:pPr/>
+      <w:r>
+        <w:rPr>
+          <w:lang w:val="en_US" w:bidi="en_US"/>
+        </w:rPr>
+      </w:r>
+      <w:r>
+        <w:rPr>
+          <w:b/>
+          <w:lang w:val="en_US" w:bidi="en_US"/>
+        </w:rPr>
         <w:t>"the word of truth"</w:t>
       </w:r>
     </w:p>
@@ -3269,6 +3749,21 @@
           <w:b/>
           <w:lang w:val="en_US" w:bidi="en_US"/>
         </w:rPr>
+        <w:t>ἐσφραγίσθητε τῷ Πνεύματι τῆς ἐπαγγελίας, τῷ Ἁγίῳ</w:t>
+      </w:r>
+    </w:p>
+    <w:p>
+      <w:pPr/>
+      <w:r>
+        <w:rPr>
+          <w:lang w:val="en_US" w:bidi="en_US"/>
+        </w:rPr>
+      </w:r>
+      <w:r>
+        <w:rPr>
+          <w:b/>
+          <w:lang w:val="en_US" w:bidi="en_US"/>
+        </w:rPr>
         <w:t>"were sealed with the promised Holy Spirit"</w:t>
       </w:r>
     </w:p>
@@ -3365,6 +3860,21 @@
           <w:b/>
           <w:lang w:val="en_US" w:bidi="en_US"/>
         </w:rPr>
+        <w:t>ἐσφραγίσθητε</w:t>
+      </w:r>
+    </w:p>
+    <w:p>
+      <w:pPr/>
+      <w:r>
+        <w:rPr>
+          <w:lang w:val="en_US" w:bidi="en_US"/>
+        </w:rPr>
+      </w:r>
+      <w:r>
+        <w:rPr>
+          <w:b/>
+          <w:lang w:val="en_US" w:bidi="en_US"/>
+        </w:rPr>
         <w:t>"were sealed"</w:t>
       </w:r>
     </w:p>
@@ -3448,6 +3958,21 @@
           <w:b/>
           <w:lang w:val="en_US" w:bidi="en_US"/>
         </w:rPr>
+        <w:t>ἀρραβὼν τῆς κληρονομίας ἡμῶν</w:t>
+      </w:r>
+    </w:p>
+    <w:p>
+      <w:pPr/>
+      <w:r>
+        <w:rPr>
+          <w:lang w:val="en_US" w:bidi="en_US"/>
+        </w:rPr>
+      </w:r>
+      <w:r>
+        <w:rPr>
+          <w:b/>
+          <w:lang w:val="en_US" w:bidi="en_US"/>
+        </w:rPr>
         <w:t>"a down payment of our inheritance"</w:t>
       </w:r>
     </w:p>
@@ -3594,6 +4119,21 @@
           <w:b/>
           <w:lang w:val="en_US" w:bidi="en_US"/>
         </w:rPr>
+        <w:t>διὰ τοῦτο</w:t>
+      </w:r>
+    </w:p>
+    <w:p>
+      <w:pPr/>
+      <w:r>
+        <w:rPr>
+          <w:lang w:val="en_US" w:bidi="en_US"/>
+        </w:rPr>
+      </w:r>
+      <w:r>
+        <w:rPr>
+          <w:b/>
+          <w:lang w:val="en_US" w:bidi="en_US"/>
+        </w:rPr>
         <w:t>"Because of this"</w:t>
       </w:r>
     </w:p>
@@ -3786,6 +4326,21 @@
           <w:b/>
           <w:lang w:val="en_US" w:bidi="en_US"/>
         </w:rPr>
+        <w:t>οὐ παύομαι εὐχαριστῶν</w:t>
+      </w:r>
+    </w:p>
+    <w:p>
+      <w:pPr/>
+      <w:r>
+        <w:rPr>
+          <w:lang w:val="en_US" w:bidi="en_US"/>
+        </w:rPr>
+      </w:r>
+      <w:r>
+        <w:rPr>
+          <w:b/>
+          <w:lang w:val="en_US" w:bidi="en_US"/>
+        </w:rPr>
         <w:t>"I have not stopped giving thanks"</w:t>
       </w:r>
     </w:p>
@@ -3869,6 +4424,21 @@
           <w:b/>
           <w:lang w:val="en_US" w:bidi="en_US"/>
         </w:rPr>
+        <w:t>ἵνα</w:t>
+      </w:r>
+    </w:p>
+    <w:p>
+      <w:pPr/>
+      <w:r>
+        <w:rPr>
+          <w:lang w:val="en_US" w:bidi="en_US"/>
+        </w:rPr>
+      </w:r>
+      <w:r>
+        <w:rPr>
+          <w:b/>
+          <w:lang w:val="en_US" w:bidi="en_US"/>
+        </w:rPr>
         <w:t>"so that"</w:t>
       </w:r>
     </w:p>
@@ -3965,6 +4535,21 @@
           <w:b/>
           <w:lang w:val="en_US" w:bidi="en_US"/>
         </w:rPr>
+        <w:t>πνεῦμα σοφίας καὶ ἀποκαλύψεως, ἐν ἐπιγνώσει αὐτοῦ</w:t>
+      </w:r>
+    </w:p>
+    <w:p>
+      <w:pPr/>
+      <w:r>
+        <w:rPr>
+          <w:lang w:val="en_US" w:bidi="en_US"/>
+        </w:rPr>
+      </w:r>
+      <w:r>
+        <w:rPr>
+          <w:b/>
+          <w:lang w:val="en_US" w:bidi="en_US"/>
+        </w:rPr>
         <w:t>"a spirit of wisdom and revelation in the knowledge of him"</w:t>
       </w:r>
     </w:p>
@@ -4028,6 +4613,21 @@
           <w:b/>
           <w:lang w:val="en_US" w:bidi="en_US"/>
         </w:rPr>
+        <w:t>πεφωτισμένους τοὺς ὀφθαλμοὺς τῆς καρδίας</w:t>
+      </w:r>
+    </w:p>
+    <w:p>
+      <w:pPr/>
+      <w:r>
+        <w:rPr>
+          <w:lang w:val="en_US" w:bidi="en_US"/>
+        </w:rPr>
+      </w:r>
+      <w:r>
+        <w:rPr>
+          <w:b/>
+          <w:lang w:val="en_US" w:bidi="en_US"/>
+        </w:rPr>
         <w:t>"the eyes of your heart having been enlightened"</w:t>
       </w:r>
     </w:p>
@@ -4124,6 +4724,21 @@
           <w:b/>
           <w:lang w:val="en_US" w:bidi="en_US"/>
         </w:rPr>
+        <w:t>πεφωτισμένους τοὺς ὀφθαλμοὺς τῆς καρδίας</w:t>
+      </w:r>
+    </w:p>
+    <w:p>
+      <w:pPr/>
+      <w:r>
+        <w:rPr>
+          <w:lang w:val="en_US" w:bidi="en_US"/>
+        </w:rPr>
+      </w:r>
+      <w:r>
+        <w:rPr>
+          <w:b/>
+          <w:lang w:val="en_US" w:bidi="en_US"/>
+        </w:rPr>
         <w:t>"the eyes of your heart having been enlightened"</w:t>
       </w:r>
     </w:p>
@@ -4207,6 +4822,21 @@
           <w:b/>
           <w:lang w:val="en_US" w:bidi="en_US"/>
         </w:rPr>
+        <w:t>τοὺς ὀφθαλμοὺς τῆς καρδίας</w:t>
+      </w:r>
+    </w:p>
+    <w:p>
+      <w:pPr/>
+      <w:r>
+        <w:rPr>
+          <w:lang w:val="en_US" w:bidi="en_US"/>
+        </w:rPr>
+      </w:r>
+      <w:r>
+        <w:rPr>
+          <w:b/>
+          <w:lang w:val="en_US" w:bidi="en_US"/>
+        </w:rPr>
         <w:t>"the eyes of your heart"</w:t>
       </w:r>
     </w:p>
@@ -4303,6 +4933,21 @@
           <w:b/>
           <w:lang w:val="en_US" w:bidi="en_US"/>
         </w:rPr>
+        <w:t>πεφωτισμένους</w:t>
+      </w:r>
+    </w:p>
+    <w:p>
+      <w:pPr/>
+      <w:r>
+        <w:rPr>
+          <w:lang w:val="en_US" w:bidi="en_US"/>
+        </w:rPr>
+      </w:r>
+      <w:r>
+        <w:rPr>
+          <w:b/>
+          <w:lang w:val="en_US" w:bidi="en_US"/>
+        </w:rPr>
         <w:t>"having been enlightened"</w:t>
       </w:r>
     </w:p>
@@ -4442,6 +5087,21 @@
           <w:b/>
           <w:lang w:val="en_US" w:bidi="en_US"/>
         </w:rPr>
+        <w:t>τῆς κληρονομίας αὐτοῦ</w:t>
+      </w:r>
+    </w:p>
+    <w:p>
+      <w:pPr/>
+      <w:r>
+        <w:rPr>
+          <w:lang w:val="en_US" w:bidi="en_US"/>
+        </w:rPr>
+      </w:r>
+      <w:r>
+        <w:rPr>
+          <w:b/>
+          <w:lang w:val="en_US" w:bidi="en_US"/>
+        </w:rPr>
         <w:t>"of his inheritance"</w:t>
       </w:r>
     </w:p>
@@ -4525,6 +5185,21 @@
           <w:b/>
           <w:lang w:val="en_US" w:bidi="en_US"/>
         </w:rPr>
+        <w:t>τοῖς ἁγίοις</w:t>
+      </w:r>
+    </w:p>
+    <w:p>
+      <w:pPr/>
+      <w:r>
+        <w:rPr>
+          <w:lang w:val="en_US" w:bidi="en_US"/>
+        </w:rPr>
+      </w:r>
+      <w:r>
+        <w:rPr>
+          <w:b/>
+          <w:lang w:val="en_US" w:bidi="en_US"/>
+        </w:rPr>
         <w:t>"the saints"</w:t>
       </w:r>
     </w:p>
@@ -4588,6 +5263,21 @@
           <w:b/>
           <w:lang w:val="en_US" w:bidi="en_US"/>
         </w:rPr>
+        <w:t>τὸ ὑπερβάλλον μέγεθος τῆς δυνάμεως αὐτοῦ</w:t>
+      </w:r>
+    </w:p>
+    <w:p>
+      <w:pPr/>
+      <w:r>
+        <w:rPr>
+          <w:lang w:val="en_US" w:bidi="en_US"/>
+        </w:rPr>
+      </w:r>
+      <w:r>
+        <w:rPr>
+          <w:b/>
+          <w:lang w:val="en_US" w:bidi="en_US"/>
+        </w:rPr>
         <w:t>"the incomparable greatness of his power"</w:t>
       </w:r>
     </w:p>
@@ -4651,6 +5341,21 @@
           <w:b/>
           <w:lang w:val="en_US" w:bidi="en_US"/>
         </w:rPr>
+        <w:t>εἰς ἡμᾶς, τοὺς πιστεύοντας</w:t>
+      </w:r>
+    </w:p>
+    <w:p>
+      <w:pPr/>
+      <w:r>
+        <w:rPr>
+          <w:lang w:val="en_US" w:bidi="en_US"/>
+        </w:rPr>
+      </w:r>
+      <w:r>
+        <w:rPr>
+          <w:b/>
+          <w:lang w:val="en_US" w:bidi="en_US"/>
+        </w:rPr>
         <w:t>"toward us, the ones believing"</w:t>
       </w:r>
     </w:p>
@@ -4714,6 +5419,21 @@
           <w:b/>
           <w:lang w:val="en_US" w:bidi="en_US"/>
         </w:rPr>
+        <w:t>τὴν ἐνέργειαν τοῦ κράτους τῆς ἰσχύος αὐτοῦ</w:t>
+      </w:r>
+    </w:p>
+    <w:p>
+      <w:pPr/>
+      <w:r>
+        <w:rPr>
+          <w:lang w:val="en_US" w:bidi="en_US"/>
+        </w:rPr>
+      </w:r>
+      <w:r>
+        <w:rPr>
+          <w:b/>
+          <w:lang w:val="en_US" w:bidi="en_US"/>
+        </w:rPr>
         <w:t>"the working of the force of his strength"</w:t>
       </w:r>
     </w:p>
@@ -4777,6 +5497,21 @@
           <w:b/>
           <w:lang w:val="en_US" w:bidi="en_US"/>
         </w:rPr>
+        <w:t>τοῦ κράτους τῆς ἰσχύος αὐτοῦ</w:t>
+      </w:r>
+    </w:p>
+    <w:p>
+      <w:pPr/>
+      <w:r>
+        <w:rPr>
+          <w:lang w:val="en_US" w:bidi="en_US"/>
+        </w:rPr>
+      </w:r>
+      <w:r>
+        <w:rPr>
+          <w:b/>
+          <w:lang w:val="en_US" w:bidi="en_US"/>
+        </w:rPr>
         <w:t>"of the force of his strength"</w:t>
       </w:r>
     </w:p>
@@ -4886,6 +5621,21 @@
           <w:b/>
           <w:lang w:val="en_US" w:bidi="en_US"/>
         </w:rPr>
+        <w:t>ἐγείρας αὐτὸν ἐκ νεκρῶν</w:t>
+      </w:r>
+    </w:p>
+    <w:p>
+      <w:pPr/>
+      <w:r>
+        <w:rPr>
+          <w:lang w:val="en_US" w:bidi="en_US"/>
+        </w:rPr>
+      </w:r>
+      <w:r>
+        <w:rPr>
+          <w:b/>
+          <w:lang w:val="en_US" w:bidi="en_US"/>
+        </w:rPr>
         <w:t>"having raised him from the dead"</w:t>
       </w:r>
     </w:p>
@@ -4949,6 +5699,21 @@
           <w:b/>
           <w:lang w:val="en_US" w:bidi="en_US"/>
         </w:rPr>
+        <w:t>ἐκ νεκρῶν</w:t>
+      </w:r>
+    </w:p>
+    <w:p>
+      <w:pPr/>
+      <w:r>
+        <w:rPr>
+          <w:lang w:val="en_US" w:bidi="en_US"/>
+        </w:rPr>
+      </w:r>
+      <w:r>
+        <w:rPr>
+          <w:b/>
+          <w:lang w:val="en_US" w:bidi="en_US"/>
+        </w:rPr>
         <w:t>"from the dead"</w:t>
       </w:r>
     </w:p>
@@ -5045,6 +5810,21 @@
           <w:b/>
           <w:lang w:val="en_US" w:bidi="en_US"/>
         </w:rPr>
+        <w:t>καθίσας ἐν δεξιᾷ αὐτοῦ, ἐν τοῖς ἐπουρανίοις</w:t>
+      </w:r>
+    </w:p>
+    <w:p>
+      <w:pPr/>
+      <w:r>
+        <w:rPr>
+          <w:lang w:val="en_US" w:bidi="en_US"/>
+        </w:rPr>
+      </w:r>
+      <w:r>
+        <w:rPr>
+          <w:b/>
+          <w:lang w:val="en_US" w:bidi="en_US"/>
+        </w:rPr>
         <w:t>"seated {him} at his right hand in the heavenly places"</w:t>
       </w:r>
     </w:p>
@@ -5141,6 +5921,21 @@
           <w:b/>
           <w:lang w:val="en_US" w:bidi="en_US"/>
         </w:rPr>
+        <w:t>καθίσας ἐν δεξιᾷ αὐτοῦ</w:t>
+      </w:r>
+    </w:p>
+    <w:p>
+      <w:pPr/>
+      <w:r>
+        <w:rPr>
+          <w:lang w:val="en_US" w:bidi="en_US"/>
+        </w:rPr>
+      </w:r>
+      <w:r>
+        <w:rPr>
+          <w:b/>
+          <w:lang w:val="en_US" w:bidi="en_US"/>
+        </w:rPr>
         <w:t>"seated {him} at his right hand"</w:t>
       </w:r>
     </w:p>
@@ -5223,6 +6018,21 @@
         <w:rPr>
           <w:lang w:val="en_US" w:bidi="en_US"/>
         </w:rPr>
+      </w:r>
+    </w:p>
+    <w:p>
+      <w:pPr/>
+      <w:r>
+        <w:rPr>
+          <w:lang w:val="en_US" w:bidi="en_US"/>
+        </w:rPr>
+      </w:r>
+      <w:r>
+        <w:rPr>
+          <w:b/>
+          <w:lang w:val="en_US" w:bidi="en_US"/>
+        </w:rPr>
+        <w:t>ἐν τοῖς ἐπουρανίοις</w:t>
       </w:r>
     </w:p>
     <w:p>
@@ -5331,6 +6141,21 @@
           <w:b/>
           <w:lang w:val="en_US" w:bidi="en_US"/>
         </w:rPr>
+        <w:t>ὑπεράνω πάσης ἀρχῆς, καὶ ἐξουσίας, καὶ δυνάμεως, καὶ κυριότητος</w:t>
+      </w:r>
+    </w:p>
+    <w:p>
+      <w:pPr/>
+      <w:r>
+        <w:rPr>
+          <w:lang w:val="en_US" w:bidi="en_US"/>
+        </w:rPr>
+      </w:r>
+      <w:r>
+        <w:rPr>
+          <w:b/>
+          <w:lang w:val="en_US" w:bidi="en_US"/>
+        </w:rPr>
         <w:t>"far above all rule and authority and power and dominion"</w:t>
       </w:r>
     </w:p>
@@ -5414,6 +6239,21 @@
           <w:b/>
           <w:lang w:val="en_US" w:bidi="en_US"/>
         </w:rPr>
+        <w:t>παντὸς ὀνόματος ὀνομαζομένου</w:t>
+      </w:r>
+    </w:p>
+    <w:p>
+      <w:pPr/>
+      <w:r>
+        <w:rPr>
+          <w:lang w:val="en_US" w:bidi="en_US"/>
+        </w:rPr>
+      </w:r>
+      <w:r>
+        <w:rPr>
+          <w:b/>
+          <w:lang w:val="en_US" w:bidi="en_US"/>
+        </w:rPr>
         <w:t>"every name being named"</w:t>
       </w:r>
     </w:p>
@@ -5497,6 +6337,21 @@
           <w:b/>
           <w:lang w:val="en_US" w:bidi="en_US"/>
         </w:rPr>
+        <w:t>ὀνόματος</w:t>
+      </w:r>
+    </w:p>
+    <w:p>
+      <w:pPr/>
+      <w:r>
+        <w:rPr>
+          <w:lang w:val="en_US" w:bidi="en_US"/>
+        </w:rPr>
+      </w:r>
+      <w:r>
+        <w:rPr>
+          <w:b/>
+          <w:lang w:val="en_US" w:bidi="en_US"/>
+        </w:rPr>
         <w:t>"name"</w:t>
       </w:r>
     </w:p>
@@ -5573,6 +6428,21 @@
           <w:b/>
           <w:lang w:val="en_US" w:bidi="en_US"/>
         </w:rPr>
+        <w:t>ἐν τῷ αἰῶνι τούτῳ</w:t>
+      </w:r>
+    </w:p>
+    <w:p>
+      <w:pPr/>
+      <w:r>
+        <w:rPr>
+          <w:lang w:val="en_US" w:bidi="en_US"/>
+        </w:rPr>
+      </w:r>
+      <w:r>
+        <w:rPr>
+          <w:b/>
+          <w:lang w:val="en_US" w:bidi="en_US"/>
+        </w:rPr>
         <w:t>"in this age"</w:t>
       </w:r>
     </w:p>
@@ -5636,6 +6506,21 @@
           <w:b/>
           <w:lang w:val="en_US" w:bidi="en_US"/>
         </w:rPr>
+        <w:t>ἐν τῷ μέλλοντι</w:t>
+      </w:r>
+    </w:p>
+    <w:p>
+      <w:pPr/>
+      <w:r>
+        <w:rPr>
+          <w:lang w:val="en_US" w:bidi="en_US"/>
+        </w:rPr>
+      </w:r>
+      <w:r>
+        <w:rPr>
+          <w:b/>
+          <w:lang w:val="en_US" w:bidi="en_US"/>
+        </w:rPr>
         <w:t>"in the one coming"</w:t>
       </w:r>
     </w:p>
@@ -5699,6 +6584,21 @@
           <w:b/>
           <w:lang w:val="en_US" w:bidi="en_US"/>
         </w:rPr>
+        <w:t>ὑπὸ τοὺς πόδας αὐτοῦ</w:t>
+      </w:r>
+    </w:p>
+    <w:p>
+      <w:pPr/>
+      <w:r>
+        <w:rPr>
+          <w:lang w:val="en_US" w:bidi="en_US"/>
+        </w:rPr>
+      </w:r>
+      <w:r>
+        <w:rPr>
+          <w:b/>
+          <w:lang w:val="en_US" w:bidi="en_US"/>
+        </w:rPr>
         <w:t>"under his feet"</w:t>
       </w:r>
     </w:p>
@@ -5795,6 +6695,21 @@
           <w:b/>
           <w:lang w:val="en_US" w:bidi="en_US"/>
         </w:rPr>
+        <w:t>κεφαλὴν ὑπὲρ πάντα</w:t>
+      </w:r>
+    </w:p>
+    <w:p>
+      <w:pPr/>
+      <w:r>
+        <w:rPr>
+          <w:lang w:val="en_US" w:bidi="en_US"/>
+        </w:rPr>
+      </w:r>
+      <w:r>
+        <w:rPr>
+          <w:b/>
+          <w:lang w:val="en_US" w:bidi="en_US"/>
+        </w:rPr>
         <w:t>"head over all things"</w:t>
       </w:r>
     </w:p>
@@ -5891,6 +6806,21 @@
           <w:b/>
           <w:lang w:val="en_US" w:bidi="en_US"/>
         </w:rPr>
+        <w:t>τὸ σῶμα αὐτοῦ</w:t>
+      </w:r>
+    </w:p>
+    <w:p>
+      <w:pPr/>
+      <w:r>
+        <w:rPr>
+          <w:lang w:val="en_US" w:bidi="en_US"/>
+        </w:rPr>
+      </w:r>
+      <w:r>
+        <w:rPr>
+          <w:b/>
+          <w:lang w:val="en_US" w:bidi="en_US"/>
+        </w:rPr>
         <w:t>"his body"</w:t>
       </w:r>
     </w:p>
@@ -5987,6 +6917,21 @@
           <w:b/>
           <w:lang w:val="en_US" w:bidi="en_US"/>
         </w:rPr>
+        <w:t>τὸ πλήρωμα τοῦ τὰ πάντα ἐν πᾶσιν πληρουμένου</w:t>
+      </w:r>
+    </w:p>
+    <w:p>
+      <w:pPr/>
+      <w:r>
+        <w:rPr>
+          <w:lang w:val="en_US" w:bidi="en_US"/>
+        </w:rPr>
+      </w:r>
+      <w:r>
+        <w:rPr>
+          <w:b/>
+          <w:lang w:val="en_US" w:bidi="en_US"/>
+        </w:rPr>
         <w:t>"the fullness of the one filling all in all"</w:t>
       </w:r>
     </w:p>
@@ -6050,6 +6995,21 @@
           <w:b/>
           <w:lang w:val="en_US" w:bidi="en_US"/>
         </w:rPr>
+        <w:t>τὸ πλήρωμα</w:t>
+      </w:r>
+    </w:p>
+    <w:p>
+      <w:pPr/>
+      <w:r>
+        <w:rPr>
+          <w:lang w:val="en_US" w:bidi="en_US"/>
+        </w:rPr>
+      </w:r>
+      <w:r>
+        <w:rPr>
+          <w:b/>
+          <w:lang w:val="en_US" w:bidi="en_US"/>
+        </w:rPr>
         <w:t>"the fullness"</w:t>
       </w:r>
     </w:p>
@@ -6176,6 +7136,21 @@
           <w:b/>
           <w:lang w:val="en_US" w:bidi="en_US"/>
         </w:rPr>
+        <w:t>ὑμᾶς ὄντας νεκροὺς τοῖς παραπτώμασιν καὶ ταῖς ἁμαρτίαις ὑμῶν</w:t>
+      </w:r>
+    </w:p>
+    <w:p>
+      <w:pPr/>
+      <w:r>
+        <w:rPr>
+          <w:lang w:val="en_US" w:bidi="en_US"/>
+        </w:rPr>
+      </w:r>
+      <w:r>
+        <w:rPr>
+          <w:b/>
+          <w:lang w:val="en_US" w:bidi="en_US"/>
+        </w:rPr>
         <w:t>"you were dead in your trespasses and sins"</w:t>
       </w:r>
     </w:p>
@@ -6272,6 +7247,21 @@
           <w:b/>
           <w:lang w:val="en_US" w:bidi="en_US"/>
         </w:rPr>
+        <w:t>τοῖς παραπτώμασιν καὶ ταῖς ἁμαρτίαις ὑμῶν</w:t>
+      </w:r>
+    </w:p>
+    <w:p>
+      <w:pPr/>
+      <w:r>
+        <w:rPr>
+          <w:lang w:val="en_US" w:bidi="en_US"/>
+        </w:rPr>
+      </w:r>
+      <w:r>
+        <w:rPr>
+          <w:b/>
+          <w:lang w:val="en_US" w:bidi="en_US"/>
+        </w:rPr>
         <w:t>"in your trespasses and sins"</w:t>
       </w:r>
     </w:p>
@@ -6381,6 +7371,21 @@
           <w:b/>
           <w:lang w:val="en_US" w:bidi="en_US"/>
         </w:rPr>
+        <w:t>τοῖς παραπτώμασιν καὶ ταῖς ἁμαρτίαις ὑμῶν</w:t>
+      </w:r>
+    </w:p>
+    <w:p>
+      <w:pPr/>
+      <w:r>
+        <w:rPr>
+          <w:lang w:val="en_US" w:bidi="en_US"/>
+        </w:rPr>
+      </w:r>
+      <w:r>
+        <w:rPr>
+          <w:b/>
+          <w:lang w:val="en_US" w:bidi="en_US"/>
+        </w:rPr>
         <w:t>"in your trespasses and sins"</w:t>
       </w:r>
     </w:p>
@@ -6490,6 +7495,21 @@
           <w:b/>
           <w:lang w:val="en_US" w:bidi="en_US"/>
         </w:rPr>
+        <w:t>ἐν αἷς ποτε περιεπατήσατε</w:t>
+      </w:r>
+    </w:p>
+    <w:p>
+      <w:pPr/>
+      <w:r>
+        <w:rPr>
+          <w:lang w:val="en_US" w:bidi="en_US"/>
+        </w:rPr>
+      </w:r>
+      <w:r>
+        <w:rPr>
+          <w:b/>
+          <w:lang w:val="en_US" w:bidi="en_US"/>
+        </w:rPr>
         <w:t>"in which you once walked"</w:t>
       </w:r>
     </w:p>
@@ -6573,6 +7593,21 @@
           <w:b/>
           <w:lang w:val="en_US" w:bidi="en_US"/>
         </w:rPr>
+        <w:t>κατὰ τὸν αἰῶνα τοῦ κόσμου τούτου</w:t>
+      </w:r>
+    </w:p>
+    <w:p>
+      <w:pPr/>
+      <w:r>
+        <w:rPr>
+          <w:lang w:val="en_US" w:bidi="en_US"/>
+        </w:rPr>
+      </w:r>
+      <w:r>
+        <w:rPr>
+          <w:b/>
+          <w:lang w:val="en_US" w:bidi="en_US"/>
+        </w:rPr>
         <w:t>"according to the age of this world"</w:t>
       </w:r>
     </w:p>
@@ -6732,6 +7767,21 @@
           <w:b/>
           <w:lang w:val="en_US" w:bidi="en_US"/>
         </w:rPr>
+        <w:t>τοῦ πνεύματος τοῦ νῦν ἐνεργοῦντος</w:t>
+      </w:r>
+    </w:p>
+    <w:p>
+      <w:pPr/>
+      <w:r>
+        <w:rPr>
+          <w:lang w:val="en_US" w:bidi="en_US"/>
+        </w:rPr>
+      </w:r>
+      <w:r>
+        <w:rPr>
+          <w:b/>
+          <w:lang w:val="en_US" w:bidi="en_US"/>
+        </w:rPr>
         <w:t>"the spirit that is now working"</w:t>
       </w:r>
     </w:p>
@@ -6795,6 +7845,21 @@
           <w:b/>
           <w:lang w:val="en_US" w:bidi="en_US"/>
         </w:rPr>
+        <w:t>τοῖς υἱοῖς τῆς ἀπειθείας</w:t>
+      </w:r>
+    </w:p>
+    <w:p>
+      <w:pPr/>
+      <w:r>
+        <w:rPr>
+          <w:lang w:val="en_US" w:bidi="en_US"/>
+        </w:rPr>
+      </w:r>
+      <w:r>
+        <w:rPr>
+          <w:b/>
+          <w:lang w:val="en_US" w:bidi="en_US"/>
+        </w:rPr>
         <w:t>"the sons of disobedience"</w:t>
       </w:r>
     </w:p>
@@ -6878,6 +7943,21 @@
           <w:b/>
           <w:lang w:val="en_US" w:bidi="en_US"/>
         </w:rPr>
+        <w:t>τὰ θελήματα τῆς σαρκὸς καὶ τῶν διανοιῶν</w:t>
+      </w:r>
+    </w:p>
+    <w:p>
+      <w:pPr/>
+      <w:r>
+        <w:rPr>
+          <w:lang w:val="en_US" w:bidi="en_US"/>
+        </w:rPr>
+      </w:r>
+      <w:r>
+        <w:rPr>
+          <w:b/>
+          <w:lang w:val="en_US" w:bidi="en_US"/>
+        </w:rPr>
         <w:t>"the desires of the body and of the minds"</w:t>
       </w:r>
     </w:p>
@@ -6987,6 +8067,21 @@
           <w:b/>
           <w:lang w:val="en_US" w:bidi="en_US"/>
         </w:rPr>
+        <w:t>τέκνα &amp; ὀργῆς</w:t>
+      </w:r>
+    </w:p>
+    <w:p>
+      <w:pPr/>
+      <w:r>
+        <w:rPr>
+          <w:lang w:val="en_US" w:bidi="en_US"/>
+        </w:rPr>
+      </w:r>
+      <w:r>
+        <w:rPr>
+          <w:b/>
+          <w:lang w:val="en_US" w:bidi="en_US"/>
+        </w:rPr>
         <w:t>"children of wrath"</w:t>
       </w:r>
     </w:p>
@@ -7070,6 +8165,21 @@
           <w:b/>
           <w:lang w:val="en_US" w:bidi="en_US"/>
         </w:rPr>
+        <w:t>δὲ</w:t>
+      </w:r>
+    </w:p>
+    <w:p>
+      <w:pPr/>
+      <w:r>
+        <w:rPr>
+          <w:lang w:val="en_US" w:bidi="en_US"/>
+        </w:rPr>
+      </w:r>
+      <w:r>
+        <w:rPr>
+          <w:b/>
+          <w:lang w:val="en_US" w:bidi="en_US"/>
+        </w:rPr>
         <w:t>"But"</w:t>
       </w:r>
     </w:p>
@@ -7166,6 +8276,21 @@
           <w:b/>
           <w:lang w:val="en_US" w:bidi="en_US"/>
         </w:rPr>
+        <w:t>Θεὸς πλούσιος ὢν ἐν ἐλέει</w:t>
+      </w:r>
+    </w:p>
+    <w:p>
+      <w:pPr/>
+      <w:r>
+        <w:rPr>
+          <w:lang w:val="en_US" w:bidi="en_US"/>
+        </w:rPr>
+      </w:r>
+      <w:r>
+        <w:rPr>
+          <w:b/>
+          <w:lang w:val="en_US" w:bidi="en_US"/>
+        </w:rPr>
         <w:t>"God being rich in mercy"</w:t>
       </w:r>
     </w:p>
@@ -7262,6 +8387,21 @@
           <w:b/>
           <w:lang w:val="en_US" w:bidi="en_US"/>
         </w:rPr>
+        <w:t>διὰ τὴν πολλὴν ἀγάπην αὐτοῦ, ἣν ἠγάπησεν ἡμᾶς</w:t>
+      </w:r>
+    </w:p>
+    <w:p>
+      <w:pPr/>
+      <w:r>
+        <w:rPr>
+          <w:lang w:val="en_US" w:bidi="en_US"/>
+        </w:rPr>
+      </w:r>
+      <w:r>
+        <w:rPr>
+          <w:b/>
+          <w:lang w:val="en_US" w:bidi="en_US"/>
+        </w:rPr>
         <w:t>"because of his great love with which he loved us"</w:t>
       </w:r>
     </w:p>
@@ -7358,6 +8498,21 @@
           <w:b/>
           <w:lang w:val="en_US" w:bidi="en_US"/>
         </w:rPr>
+        <w:t>χάριτί ἐστε σεσῳσμένοι</w:t>
+      </w:r>
+    </w:p>
+    <w:p>
+      <w:pPr/>
+      <w:r>
+        <w:rPr>
+          <w:lang w:val="en_US" w:bidi="en_US"/>
+        </w:rPr>
+      </w:r>
+      <w:r>
+        <w:rPr>
+          <w:b/>
+          <w:lang w:val="en_US" w:bidi="en_US"/>
+        </w:rPr>
         <w:t>"by grace you have been saved"</w:t>
       </w:r>
     </w:p>
@@ -7441,6 +8596,21 @@
           <w:b/>
           <w:lang w:val="en_US" w:bidi="en_US"/>
         </w:rPr>
+        <w:t>χάριτί ἐστε σεσῳσμένοι</w:t>
+      </w:r>
+    </w:p>
+    <w:p>
+      <w:pPr/>
+      <w:r>
+        <w:rPr>
+          <w:lang w:val="en_US" w:bidi="en_US"/>
+        </w:rPr>
+      </w:r>
+      <w:r>
+        <w:rPr>
+          <w:b/>
+          <w:lang w:val="en_US" w:bidi="en_US"/>
+        </w:rPr>
         <w:t>"by grace you have been saved"</w:t>
       </w:r>
     </w:p>
@@ -7537,6 +8707,21 @@
           <w:b/>
           <w:lang w:val="en_US" w:bidi="en_US"/>
         </w:rPr>
+        <w:t>συνήγειρεν</w:t>
+      </w:r>
+    </w:p>
+    <w:p>
+      <w:pPr/>
+      <w:r>
+        <w:rPr>
+          <w:lang w:val="en_US" w:bidi="en_US"/>
+        </w:rPr>
+      </w:r>
+      <w:r>
+        <w:rPr>
+          <w:b/>
+          <w:lang w:val="en_US" w:bidi="en_US"/>
+        </w:rPr>
         <w:t>"raised us up with {him"</w:t>
       </w:r>
     </w:p>
@@ -7633,6 +8818,21 @@
           <w:b/>
           <w:lang w:val="en_US" w:bidi="en_US"/>
         </w:rPr>
+        <w:t>συνήγειρεν</w:t>
+      </w:r>
+    </w:p>
+    <w:p>
+      <w:pPr/>
+      <w:r>
+        <w:rPr>
+          <w:lang w:val="en_US" w:bidi="en_US"/>
+        </w:rPr>
+      </w:r>
+      <w:r>
+        <w:rPr>
+          <w:b/>
+          <w:lang w:val="en_US" w:bidi="en_US"/>
+        </w:rPr>
         <w:t>"raised us up with {him"</w:t>
       </w:r>
     </w:p>
@@ -7716,6 +8916,21 @@
           <w:b/>
           <w:lang w:val="en_US" w:bidi="en_US"/>
         </w:rPr>
+        <w:t>συνεκάθισεν</w:t>
+      </w:r>
+    </w:p>
+    <w:p>
+      <w:pPr/>
+      <w:r>
+        <w:rPr>
+          <w:lang w:val="en_US" w:bidi="en_US"/>
+        </w:rPr>
+      </w:r>
+      <w:r>
+        <w:rPr>
+          <w:b/>
+          <w:lang w:val="en_US" w:bidi="en_US"/>
+        </w:rPr>
         <w:t>"seated us with {him"</w:t>
       </w:r>
     </w:p>
@@ -7798,6 +9013,21 @@
         <w:rPr>
           <w:lang w:val="en_US" w:bidi="en_US"/>
         </w:rPr>
+      </w:r>
+    </w:p>
+    <w:p>
+      <w:pPr/>
+      <w:r>
+        <w:rPr>
+          <w:lang w:val="en_US" w:bidi="en_US"/>
+        </w:rPr>
+      </w:r>
+      <w:r>
+        <w:rPr>
+          <w:b/>
+          <w:lang w:val="en_US" w:bidi="en_US"/>
+        </w:rPr>
+        <w:t>ἐν τοῖς ἐπουρανίοις</w:t>
       </w:r>
     </w:p>
     <w:p>
@@ -7906,6 +9136,21 @@
           <w:b/>
           <w:lang w:val="en_US" w:bidi="en_US"/>
         </w:rPr>
+        <w:t>ἐν Χριστῷ Ἰησοῦ</w:t>
+      </w:r>
+    </w:p>
+    <w:p>
+      <w:pPr/>
+      <w:r>
+        <w:rPr>
+          <w:lang w:val="en_US" w:bidi="en_US"/>
+        </w:rPr>
+      </w:r>
+      <w:r>
+        <w:rPr>
+          <w:b/>
+          <w:lang w:val="en_US" w:bidi="en_US"/>
+        </w:rPr>
         <w:t>"in Christ Jesus"</w:t>
       </w:r>
     </w:p>
@@ -7982,6 +9227,21 @@
           <w:b/>
           <w:lang w:val="en_US" w:bidi="en_US"/>
         </w:rPr>
+        <w:t>ἵνα</w:t>
+      </w:r>
+    </w:p>
+    <w:p>
+      <w:pPr/>
+      <w:r>
+        <w:rPr>
+          <w:lang w:val="en_US" w:bidi="en_US"/>
+        </w:rPr>
+      </w:r>
+      <w:r>
+        <w:rPr>
+          <w:b/>
+          <w:lang w:val="en_US" w:bidi="en_US"/>
+        </w:rPr>
         <w:t>"so that"</w:t>
       </w:r>
     </w:p>
@@ -8078,6 +9338,21 @@
           <w:b/>
           <w:lang w:val="en_US" w:bidi="en_US"/>
         </w:rPr>
+        <w:t>ἐν τοῖς αἰῶσιν, τοῖς ἐπερχομένοις</w:t>
+      </w:r>
+    </w:p>
+    <w:p>
+      <w:pPr/>
+      <w:r>
+        <w:rPr>
+          <w:lang w:val="en_US" w:bidi="en_US"/>
+        </w:rPr>
+      </w:r>
+      <w:r>
+        <w:rPr>
+          <w:b/>
+          <w:lang w:val="en_US" w:bidi="en_US"/>
+        </w:rPr>
         <w:t>"in the ages that are coming"</w:t>
       </w:r>
     </w:p>
@@ -8141,6 +9416,21 @@
           <w:b/>
           <w:lang w:val="en_US" w:bidi="en_US"/>
         </w:rPr>
+        <w:t>γὰρ</w:t>
+      </w:r>
+    </w:p>
+    <w:p>
+      <w:pPr/>
+      <w:r>
+        <w:rPr>
+          <w:lang w:val="en_US" w:bidi="en_US"/>
+        </w:rPr>
+      </w:r>
+      <w:r>
+        <w:rPr>
+          <w:b/>
+          <w:lang w:val="en_US" w:bidi="en_US"/>
+        </w:rPr>
         <w:t>"For"</w:t>
       </w:r>
     </w:p>
@@ -8223,6 +9513,21 @@
         <w:rPr>
           <w:lang w:val="en_US" w:bidi="en_US"/>
         </w:rPr>
+      </w:r>
+    </w:p>
+    <w:p>
+      <w:pPr/>
+      <w:r>
+        <w:rPr>
+          <w:lang w:val="en_US" w:bidi="en_US"/>
+        </w:rPr>
+      </w:r>
+      <w:r>
+        <w:rPr>
+          <w:b/>
+          <w:lang w:val="en_US" w:bidi="en_US"/>
+        </w:rPr>
+        <w:t>τῇ γὰρ χάριτί ἐστε σεσῳσμένοι διὰ πίστεως</w:t>
       </w:r>
     </w:p>
     <w:p>
@@ -8421,6 +9726,21 @@
           <w:b/>
           <w:lang w:val="en_US" w:bidi="en_US"/>
         </w:rPr>
+        <w:t>τοῦτο</w:t>
+      </w:r>
+    </w:p>
+    <w:p>
+      <w:pPr/>
+      <w:r>
+        <w:rPr>
+          <w:lang w:val="en_US" w:bidi="en_US"/>
+        </w:rPr>
+      </w:r>
+      <w:r>
+        <w:rPr>
+          <w:b/>
+          <w:lang w:val="en_US" w:bidi="en_US"/>
+        </w:rPr>
         <w:t>"this {is"</w:t>
       </w:r>
     </w:p>
@@ -8669,6 +9989,21 @@
           <w:b/>
           <w:lang w:val="en_US" w:bidi="en_US"/>
         </w:rPr>
+        <w:t>γάρ</w:t>
+      </w:r>
+    </w:p>
+    <w:p>
+      <w:pPr/>
+      <w:r>
+        <w:rPr>
+          <w:lang w:val="en_US" w:bidi="en_US"/>
+        </w:rPr>
+      </w:r>
+      <w:r>
+        <w:rPr>
+          <w:b/>
+          <w:lang w:val="en_US" w:bidi="en_US"/>
+        </w:rPr>
         <w:t>"For"</w:t>
       </w:r>
     </w:p>
@@ -8765,6 +10100,21 @@
           <w:b/>
           <w:lang w:val="en_US" w:bidi="en_US"/>
         </w:rPr>
+        <w:t>ἐν Χριστῷ Ἰησοῦ</w:t>
+      </w:r>
+    </w:p>
+    <w:p>
+      <w:pPr/>
+      <w:r>
+        <w:rPr>
+          <w:lang w:val="en_US" w:bidi="en_US"/>
+        </w:rPr>
+      </w:r>
+      <w:r>
+        <w:rPr>
+          <w:b/>
+          <w:lang w:val="en_US" w:bidi="en_US"/>
+        </w:rPr>
         <w:t>"in Christ Jesus"</w:t>
       </w:r>
     </w:p>
@@ -8841,6 +10191,21 @@
           <w:b/>
           <w:lang w:val="en_US" w:bidi="en_US"/>
         </w:rPr>
+        <w:t>ἵνα</w:t>
+      </w:r>
+    </w:p>
+    <w:p>
+      <w:pPr/>
+      <w:r>
+        <w:rPr>
+          <w:lang w:val="en_US" w:bidi="en_US"/>
+        </w:rPr>
+      </w:r>
+      <w:r>
+        <w:rPr>
+          <w:b/>
+          <w:lang w:val="en_US" w:bidi="en_US"/>
+        </w:rPr>
         <w:t>"so that"</w:t>
       </w:r>
     </w:p>
@@ -8937,6 +10302,21 @@
           <w:b/>
           <w:lang w:val="en_US" w:bidi="en_US"/>
         </w:rPr>
+        <w:t>ἐν αὐτοῖς περιπατήσωμεν</w:t>
+      </w:r>
+    </w:p>
+    <w:p>
+      <w:pPr/>
+      <w:r>
+        <w:rPr>
+          <w:lang w:val="en_US" w:bidi="en_US"/>
+        </w:rPr>
+      </w:r>
+      <w:r>
+        <w:rPr>
+          <w:b/>
+          <w:lang w:val="en_US" w:bidi="en_US"/>
+        </w:rPr>
         <w:t>"we would walk in them"</w:t>
       </w:r>
     </w:p>
@@ -9046,6 +10426,21 @@
           <w:b/>
           <w:lang w:val="en_US" w:bidi="en_US"/>
         </w:rPr>
+        <w:t>διὸ</w:t>
+      </w:r>
+    </w:p>
+    <w:p>
+      <w:pPr/>
+      <w:r>
+        <w:rPr>
+          <w:lang w:val="en_US" w:bidi="en_US"/>
+        </w:rPr>
+      </w:r>
+      <w:r>
+        <w:rPr>
+          <w:b/>
+          <w:lang w:val="en_US" w:bidi="en_US"/>
+        </w:rPr>
         <w:t>"Therefore"</w:t>
       </w:r>
     </w:p>
@@ -9205,6 +10600,21 @@
           <w:b/>
           <w:lang w:val="en_US" w:bidi="en_US"/>
         </w:rPr>
+        <w:t>τὰ ἔθνη ἐν σαρκί</w:t>
+      </w:r>
+    </w:p>
+    <w:p>
+      <w:pPr/>
+      <w:r>
+        <w:rPr>
+          <w:lang w:val="en_US" w:bidi="en_US"/>
+        </w:rPr>
+      </w:r>
+      <w:r>
+        <w:rPr>
+          <w:b/>
+          <w:lang w:val="en_US" w:bidi="en_US"/>
+        </w:rPr>
         <w:t>"were} Gentiles in the flesh"</w:t>
       </w:r>
     </w:p>
@@ -9301,6 +10711,21 @@
           <w:b/>
           <w:lang w:val="en_US" w:bidi="en_US"/>
         </w:rPr>
+        <w:t>ἀκροβυστία</w:t>
+      </w:r>
+    </w:p>
+    <w:p>
+      <w:pPr/>
+      <w:r>
+        <w:rPr>
+          <w:lang w:val="en_US" w:bidi="en_US"/>
+        </w:rPr>
+      </w:r>
+      <w:r>
+        <w:rPr>
+          <w:b/>
+          <w:lang w:val="en_US" w:bidi="en_US"/>
+        </w:rPr>
         <w:t>"uncircumcised"</w:t>
       </w:r>
     </w:p>
@@ -9384,6 +10809,21 @@
           <w:b/>
           <w:lang w:val="en_US" w:bidi="en_US"/>
         </w:rPr>
+        <w:t>περιτομῆς</w:t>
+      </w:r>
+    </w:p>
+    <w:p>
+      <w:pPr/>
+      <w:r>
+        <w:rPr>
+          <w:lang w:val="en_US" w:bidi="en_US"/>
+        </w:rPr>
+      </w:r>
+      <w:r>
+        <w:rPr>
+          <w:b/>
+          <w:lang w:val="en_US" w:bidi="en_US"/>
+        </w:rPr>
         <w:t>"circumcised"</w:t>
       </w:r>
     </w:p>
@@ -9480,6 +10920,21 @@
           <w:b/>
           <w:lang w:val="en_US" w:bidi="en_US"/>
         </w:rPr>
+        <w:t>ὑπὸ τῆς λεγομένης</w:t>
+      </w:r>
+    </w:p>
+    <w:p>
+      <w:pPr/>
+      <w:r>
+        <w:rPr>
+          <w:lang w:val="en_US" w:bidi="en_US"/>
+        </w:rPr>
+      </w:r>
+      <w:r>
+        <w:rPr>
+          <w:b/>
+          <w:lang w:val="en_US" w:bidi="en_US"/>
+        </w:rPr>
         <w:t>"by the ones being called"</w:t>
       </w:r>
     </w:p>
@@ -9626,6 +11081,21 @@
           <w:b/>
           <w:lang w:val="en_US" w:bidi="en_US"/>
         </w:rPr>
+        <w:t>ὅτι</w:t>
+      </w:r>
+    </w:p>
+    <w:p>
+      <w:pPr/>
+      <w:r>
+        <w:rPr>
+          <w:lang w:val="en_US" w:bidi="en_US"/>
+        </w:rPr>
+      </w:r>
+      <w:r>
+        <w:rPr>
+          <w:b/>
+          <w:lang w:val="en_US" w:bidi="en_US"/>
+        </w:rPr>
         <w:t>"For"</w:t>
       </w:r>
     </w:p>
@@ -9722,6 +11192,21 @@
           <w:b/>
           <w:lang w:val="en_US" w:bidi="en_US"/>
         </w:rPr>
+        <w:t>χωρὶς Χριστοῦ</w:t>
+      </w:r>
+    </w:p>
+    <w:p>
+      <w:pPr/>
+      <w:r>
+        <w:rPr>
+          <w:lang w:val="en_US" w:bidi="en_US"/>
+        </w:rPr>
+      </w:r>
+      <w:r>
+        <w:rPr>
+          <w:b/>
+          <w:lang w:val="en_US" w:bidi="en_US"/>
+        </w:rPr>
         <w:t>"apart from Christ"</w:t>
       </w:r>
     </w:p>
@@ -9785,6 +11270,21 @@
           <w:b/>
           <w:lang w:val="en_US" w:bidi="en_US"/>
         </w:rPr>
+        <w:t>ξένοι τῶν διαθηκῶν τῆς ἐπαγγελίας</w:t>
+      </w:r>
+    </w:p>
+    <w:p>
+      <w:pPr/>
+      <w:r>
+        <w:rPr>
+          <w:lang w:val="en_US" w:bidi="en_US"/>
+        </w:rPr>
+      </w:r>
+      <w:r>
+        <w:rPr>
+          <w:b/>
+          <w:lang w:val="en_US" w:bidi="en_US"/>
+        </w:rPr>
         <w:t>"strangers to the covenants of the promise"</w:t>
       </w:r>
     </w:p>
@@ -9894,6 +11394,21 @@
           <w:b/>
           <w:lang w:val="en_US" w:bidi="en_US"/>
         </w:rPr>
+        <w:t>δὲ</w:t>
+      </w:r>
+    </w:p>
+    <w:p>
+      <w:pPr/>
+      <w:r>
+        <w:rPr>
+          <w:lang w:val="en_US" w:bidi="en_US"/>
+        </w:rPr>
+      </w:r>
+      <w:r>
+        <w:rPr>
+          <w:b/>
+          <w:lang w:val="en_US" w:bidi="en_US"/>
+        </w:rPr>
         <w:t>"But"</w:t>
       </w:r>
     </w:p>
@@ -9990,6 +11505,21 @@
           <w:b/>
           <w:lang w:val="en_US" w:bidi="en_US"/>
         </w:rPr>
+        <w:t>ὑμεῖς οἵ ποτε ὄντες μακρὰν, ἐγενήθητε ἐγγὺς ἐν τῷ αἵματι τοῦ Χριστοῦ</w:t>
+      </w:r>
+    </w:p>
+    <w:p>
+      <w:pPr/>
+      <w:r>
+        <w:rPr>
+          <w:lang w:val="en_US" w:bidi="en_US"/>
+        </w:rPr>
+      </w:r>
+      <w:r>
+        <w:rPr>
+          <w:b/>
+          <w:lang w:val="en_US" w:bidi="en_US"/>
+        </w:rPr>
         <w:t>"you, the ones once being far away have been brought near by the blood of Christ"</w:t>
       </w:r>
     </w:p>
@@ -10112,6 +11642,21 @@
           <w:b/>
           <w:lang w:val="en_US" w:bidi="en_US"/>
         </w:rPr>
+        <w:t>ἐν τῷ αἵματι τοῦ Χριστοῦ</w:t>
+      </w:r>
+    </w:p>
+    <w:p>
+      <w:pPr/>
+      <w:r>
+        <w:rPr>
+          <w:lang w:val="en_US" w:bidi="en_US"/>
+        </w:rPr>
+      </w:r>
+      <w:r>
+        <w:rPr>
+          <w:b/>
+          <w:lang w:val="en_US" w:bidi="en_US"/>
+        </w:rPr>
         <w:t>"by the blood of Christ"</w:t>
       </w:r>
     </w:p>
@@ -10208,6 +11753,21 @@
           <w:b/>
           <w:lang w:val="en_US" w:bidi="en_US"/>
         </w:rPr>
+        <w:t>γάρ</w:t>
+      </w:r>
+    </w:p>
+    <w:p>
+      <w:pPr/>
+      <w:r>
+        <w:rPr>
+          <w:lang w:val="en_US" w:bidi="en_US"/>
+        </w:rPr>
+      </w:r>
+      <w:r>
+        <w:rPr>
+          <w:b/>
+          <w:lang w:val="en_US" w:bidi="en_US"/>
+        </w:rPr>
         <w:t>"For"</w:t>
       </w:r>
     </w:p>
@@ -10304,6 +11864,21 @@
           <w:b/>
           <w:lang w:val="en_US" w:bidi="en_US"/>
         </w:rPr>
+        <w:t>αὐτὸς &amp; ἐστιν ἡ εἰρήνη ἡμῶν</w:t>
+      </w:r>
+    </w:p>
+    <w:p>
+      <w:pPr/>
+      <w:r>
+        <w:rPr>
+          <w:lang w:val="en_US" w:bidi="en_US"/>
+        </w:rPr>
+      </w:r>
+      <w:r>
+        <w:rPr>
+          <w:b/>
+          <w:lang w:val="en_US" w:bidi="en_US"/>
+        </w:rPr>
         <w:t>"he himself is our peace"</w:t>
       </w:r>
     </w:p>
@@ -10367,6 +11942,21 @@
           <w:b/>
           <w:lang w:val="en_US" w:bidi="en_US"/>
         </w:rPr>
+        <w:t>ἡ εἰρήνη ἡμῶν</w:t>
+      </w:r>
+    </w:p>
+    <w:p>
+      <w:pPr/>
+      <w:r>
+        <w:rPr>
+          <w:lang w:val="en_US" w:bidi="en_US"/>
+        </w:rPr>
+      </w:r>
+      <w:r>
+        <w:rPr>
+          <w:b/>
+          <w:lang w:val="en_US" w:bidi="en_US"/>
+        </w:rPr>
         <w:t>"our peace"</w:t>
       </w:r>
     </w:p>
@@ -10463,6 +12053,21 @@
           <w:b/>
           <w:lang w:val="en_US" w:bidi="en_US"/>
         </w:rPr>
+        <w:t>ὁ ποιήσας τὰ ἀμφότερα ἓν</w:t>
+      </w:r>
+    </w:p>
+    <w:p>
+      <w:pPr/>
+      <w:r>
+        <w:rPr>
+          <w:lang w:val="en_US" w:bidi="en_US"/>
+        </w:rPr>
+      </w:r>
+      <w:r>
+        <w:rPr>
+          <w:b/>
+          <w:lang w:val="en_US" w:bidi="en_US"/>
+        </w:rPr>
         <w:t>"the one having made the two one"</w:t>
       </w:r>
     </w:p>
@@ -10526,6 +12131,21 @@
           <w:b/>
           <w:lang w:val="en_US" w:bidi="en_US"/>
         </w:rPr>
+        <w:t>ἐν τῇ σαρκὶ αὐτοῦ</w:t>
+      </w:r>
+    </w:p>
+    <w:p>
+      <w:pPr/>
+      <w:r>
+        <w:rPr>
+          <w:lang w:val="en_US" w:bidi="en_US"/>
+        </w:rPr>
+      </w:r>
+      <w:r>
+        <w:rPr>
+          <w:b/>
+          <w:lang w:val="en_US" w:bidi="en_US"/>
+        </w:rPr>
         <w:t>"in his flesh"</w:t>
       </w:r>
     </w:p>
@@ -10622,6 +12242,21 @@
           <w:b/>
           <w:lang w:val="en_US" w:bidi="en_US"/>
         </w:rPr>
+        <w:t>τὸ μεσότοιχον τοῦ φραγμοῦ &amp; τὴν ἔχθραν</w:t>
+      </w:r>
+    </w:p>
+    <w:p>
+      <w:pPr/>
+      <w:r>
+        <w:rPr>
+          <w:lang w:val="en_US" w:bidi="en_US"/>
+        </w:rPr>
+      </w:r>
+      <w:r>
+        <w:rPr>
+          <w:b/>
+          <w:lang w:val="en_US" w:bidi="en_US"/>
+        </w:rPr>
         <w:t>"the middle wall of partition, the hostility"</w:t>
       </w:r>
     </w:p>
@@ -10794,6 +12429,21 @@
           <w:b/>
           <w:lang w:val="en_US" w:bidi="en_US"/>
         </w:rPr>
+        <w:t>ἵνα</w:t>
+      </w:r>
+    </w:p>
+    <w:p>
+      <w:pPr/>
+      <w:r>
+        <w:rPr>
+          <w:lang w:val="en_US" w:bidi="en_US"/>
+        </w:rPr>
+      </w:r>
+      <w:r>
+        <w:rPr>
+          <w:b/>
+          <w:lang w:val="en_US" w:bidi="en_US"/>
+        </w:rPr>
         <w:t>"so that"</w:t>
       </w:r>
     </w:p>
@@ -10890,6 +12540,21 @@
           <w:b/>
           <w:lang w:val="en_US" w:bidi="en_US"/>
         </w:rPr>
+        <w:t>ἕνα καινὸν ἄνθρωπον</w:t>
+      </w:r>
+    </w:p>
+    <w:p>
+      <w:pPr/>
+      <w:r>
+        <w:rPr>
+          <w:lang w:val="en_US" w:bidi="en_US"/>
+        </w:rPr>
+      </w:r>
+      <w:r>
+        <w:rPr>
+          <w:b/>
+          <w:lang w:val="en_US" w:bidi="en_US"/>
+        </w:rPr>
         <w:t>"one new man"</w:t>
       </w:r>
     </w:p>
@@ -10986,6 +12651,21 @@
           <w:b/>
           <w:lang w:val="en_US" w:bidi="en_US"/>
         </w:rPr>
+        <w:t>ἐν αὑτῷ</w:t>
+      </w:r>
+    </w:p>
+    <w:p>
+      <w:pPr/>
+      <w:r>
+        <w:rPr>
+          <w:lang w:val="en_US" w:bidi="en_US"/>
+        </w:rPr>
+      </w:r>
+      <w:r>
+        <w:rPr>
+          <w:b/>
+          <w:lang w:val="en_US" w:bidi="en_US"/>
+        </w:rPr>
         <w:t>"in himself"</w:t>
       </w:r>
     </w:p>
@@ -11069,6 +12749,21 @@
           <w:b/>
           <w:lang w:val="en_US" w:bidi="en_US"/>
         </w:rPr>
+        <w:t>ἀποκαταλλάξῃ τοὺς ἀμφοτέρους</w:t>
+      </w:r>
+    </w:p>
+    <w:p>
+      <w:pPr/>
+      <w:r>
+        <w:rPr>
+          <w:lang w:val="en_US" w:bidi="en_US"/>
+        </w:rPr>
+      </w:r>
+      <w:r>
+        <w:rPr>
+          <w:b/>
+          <w:lang w:val="en_US" w:bidi="en_US"/>
+        </w:rPr>
         <w:t>"so that he might reconcile both"</w:t>
       </w:r>
     </w:p>
@@ -11132,6 +12827,21 @@
           <w:b/>
           <w:lang w:val="en_US" w:bidi="en_US"/>
         </w:rPr>
+        <w:t>ἐν ἑνὶ σώματι</w:t>
+      </w:r>
+    </w:p>
+    <w:p>
+      <w:pPr/>
+      <w:r>
+        <w:rPr>
+          <w:lang w:val="en_US" w:bidi="en_US"/>
+        </w:rPr>
+      </w:r>
+      <w:r>
+        <w:rPr>
+          <w:b/>
+          <w:lang w:val="en_US" w:bidi="en_US"/>
+        </w:rPr>
         <w:t>"as one body"</w:t>
       </w:r>
     </w:p>
@@ -11228,6 +12938,21 @@
           <w:b/>
           <w:lang w:val="en_US" w:bidi="en_US"/>
         </w:rPr>
+        <w:t>διὰ τοῦ σταυροῦ</w:t>
+      </w:r>
+    </w:p>
+    <w:p>
+      <w:pPr/>
+      <w:r>
+        <w:rPr>
+          <w:lang w:val="en_US" w:bidi="en_US"/>
+        </w:rPr>
+      </w:r>
+      <w:r>
+        <w:rPr>
+          <w:b/>
+          <w:lang w:val="en_US" w:bidi="en_US"/>
+        </w:rPr>
         <w:t>"through the cross"</w:t>
       </w:r>
     </w:p>
@@ -11324,6 +13049,21 @@
           <w:b/>
           <w:lang w:val="en_US" w:bidi="en_US"/>
         </w:rPr>
+        <w:t>ἀποκτείνας τὴν ἔχθραν</w:t>
+      </w:r>
+    </w:p>
+    <w:p>
+      <w:pPr/>
+      <w:r>
+        <w:rPr>
+          <w:lang w:val="en_US" w:bidi="en_US"/>
+        </w:rPr>
+      </w:r>
+      <w:r>
+        <w:rPr>
+          <w:b/>
+          <w:lang w:val="en_US" w:bidi="en_US"/>
+        </w:rPr>
         <w:t>"putting to death the hostility"</w:t>
       </w:r>
     </w:p>
@@ -11546,6 +13286,21 @@
           <w:b/>
           <w:lang w:val="en_US" w:bidi="en_US"/>
         </w:rPr>
+        <w:t>ὑμῖν τοῖς μακρὰν</w:t>
+      </w:r>
+    </w:p>
+    <w:p>
+      <w:pPr/>
+      <w:r>
+        <w:rPr>
+          <w:lang w:val="en_US" w:bidi="en_US"/>
+        </w:rPr>
+      </w:r>
+      <w:r>
+        <w:rPr>
+          <w:b/>
+          <w:lang w:val="en_US" w:bidi="en_US"/>
+        </w:rPr>
         <w:t>"to you, the ones far away"</w:t>
       </w:r>
     </w:p>
@@ -11629,6 +13384,21 @@
           <w:b/>
           <w:lang w:val="en_US" w:bidi="en_US"/>
         </w:rPr>
+        <w:t>τοῖς ἐγγύς</w:t>
+      </w:r>
+    </w:p>
+    <w:p>
+      <w:pPr/>
+      <w:r>
+        <w:rPr>
+          <w:lang w:val="en_US" w:bidi="en_US"/>
+        </w:rPr>
+      </w:r>
+      <w:r>
+        <w:rPr>
+          <w:b/>
+          <w:lang w:val="en_US" w:bidi="en_US"/>
+        </w:rPr>
         <w:t>"to the ones near"</w:t>
       </w:r>
     </w:p>
@@ -11808,6 +13578,21 @@
           <w:b/>
           <w:lang w:val="en_US" w:bidi="en_US"/>
         </w:rPr>
+        <w:t>ὅτι</w:t>
+      </w:r>
+    </w:p>
+    <w:p>
+      <w:pPr/>
+      <w:r>
+        <w:rPr>
+          <w:lang w:val="en_US" w:bidi="en_US"/>
+        </w:rPr>
+      </w:r>
+      <w:r>
+        <w:rPr>
+          <w:b/>
+          <w:lang w:val="en_US" w:bidi="en_US"/>
+        </w:rPr>
         <w:t>"for"</w:t>
       </w:r>
     </w:p>
@@ -11980,6 +13765,21 @@
           <w:b/>
           <w:lang w:val="en_US" w:bidi="en_US"/>
         </w:rPr>
+        <w:t>ἄρα οὖν</w:t>
+      </w:r>
+    </w:p>
+    <w:p>
+      <w:pPr/>
+      <w:r>
+        <w:rPr>
+          <w:lang w:val="en_US" w:bidi="en_US"/>
+        </w:rPr>
+      </w:r>
+      <w:r>
+        <w:rPr>
+          <w:b/>
+          <w:lang w:val="en_US" w:bidi="en_US"/>
+        </w:rPr>
         <w:t>"So then"</w:t>
       </w:r>
     </w:p>
@@ -12076,6 +13876,21 @@
           <w:b/>
           <w:lang w:val="en_US" w:bidi="en_US"/>
         </w:rPr>
+        <w:t>ξένοι καὶ πάροικοι</w:t>
+      </w:r>
+    </w:p>
+    <w:p>
+      <w:pPr/>
+      <w:r>
+        <w:rPr>
+          <w:lang w:val="en_US" w:bidi="en_US"/>
+        </w:rPr>
+      </w:r>
+      <w:r>
+        <w:rPr>
+          <w:b/>
+          <w:lang w:val="en_US" w:bidi="en_US"/>
+        </w:rPr>
         <w:t>"strangers and foreigners"</w:t>
       </w:r>
     </w:p>
@@ -12185,6 +14000,21 @@
           <w:b/>
           <w:lang w:val="en_US" w:bidi="en_US"/>
         </w:rPr>
+        <w:t>ἀλλὰ</w:t>
+      </w:r>
+    </w:p>
+    <w:p>
+      <w:pPr/>
+      <w:r>
+        <w:rPr>
+          <w:lang w:val="en_US" w:bidi="en_US"/>
+        </w:rPr>
+      </w:r>
+      <w:r>
+        <w:rPr>
+          <w:b/>
+          <w:lang w:val="en_US" w:bidi="en_US"/>
+        </w:rPr>
         <w:t>"Instead"</w:t>
       </w:r>
     </w:p>
@@ -12281,6 +14111,21 @@
           <w:b/>
           <w:lang w:val="en_US" w:bidi="en_US"/>
         </w:rPr>
+        <w:t>ἐστὲ συνπολῖται τῶν ἁγίων καὶ οἰκεῖοι τοῦ Θεοῦ</w:t>
+      </w:r>
+    </w:p>
+    <w:p>
+      <w:pPr/>
+      <w:r>
+        <w:rPr>
+          <w:lang w:val="en_US" w:bidi="en_US"/>
+        </w:rPr>
+      </w:r>
+      <w:r>
+        <w:rPr>
+          <w:b/>
+          <w:lang w:val="en_US" w:bidi="en_US"/>
+        </w:rPr>
         <w:t>"you are fellow citizens with the saints and {members} of the household of God"</w:t>
       </w:r>
     </w:p>
@@ -12377,6 +14222,21 @@
           <w:b/>
           <w:lang w:val="en_US" w:bidi="en_US"/>
         </w:rPr>
+        <w:t>ἐποικοδομηθέντες ἐπὶ τῷ θεμελίῳ</w:t>
+      </w:r>
+    </w:p>
+    <w:p>
+      <w:pPr/>
+      <w:r>
+        <w:rPr>
+          <w:lang w:val="en_US" w:bidi="en_US"/>
+        </w:rPr>
+      </w:r>
+      <w:r>
+        <w:rPr>
+          <w:b/>
+          <w:lang w:val="en_US" w:bidi="en_US"/>
+        </w:rPr>
         <w:t>"been built on the foundation"</w:t>
       </w:r>
     </w:p>
@@ -12473,6 +14333,21 @@
           <w:b/>
           <w:lang w:val="en_US" w:bidi="en_US"/>
         </w:rPr>
+        <w:t>ἐποικοδομηθέντες</w:t>
+      </w:r>
+    </w:p>
+    <w:p>
+      <w:pPr/>
+      <w:r>
+        <w:rPr>
+          <w:lang w:val="en_US" w:bidi="en_US"/>
+        </w:rPr>
+      </w:r>
+      <w:r>
+        <w:rPr>
+          <w:b/>
+          <w:lang w:val="en_US" w:bidi="en_US"/>
+        </w:rPr>
         <w:t>"been built"</w:t>
       </w:r>
     </w:p>
@@ -12556,6 +14431,21 @@
           <w:b/>
           <w:lang w:val="en_US" w:bidi="en_US"/>
         </w:rPr>
+        <w:t>πᾶσα οἰκοδομὴ συναρμολογουμένη, αὔξει εἰς ναὸν ἅγιον</w:t>
+      </w:r>
+    </w:p>
+    <w:p>
+      <w:pPr/>
+      <w:r>
+        <w:rPr>
+          <w:lang w:val="en_US" w:bidi="en_US"/>
+        </w:rPr>
+      </w:r>
+      <w:r>
+        <w:rPr>
+          <w:b/>
+          <w:lang w:val="en_US" w:bidi="en_US"/>
+        </w:rPr>
         <w:t>"the whole building, being fit together, grows into a holy temple"</w:t>
       </w:r>
     </w:p>
@@ -12652,6 +14542,21 @@
           <w:b/>
           <w:lang w:val="en_US" w:bidi="en_US"/>
         </w:rPr>
+        <w:t>ἐν ᾧ &amp; ἐν Κυρίῳ</w:t>
+      </w:r>
+    </w:p>
+    <w:p>
+      <w:pPr/>
+      <w:r>
+        <w:rPr>
+          <w:lang w:val="en_US" w:bidi="en_US"/>
+        </w:rPr>
+      </w:r>
+      <w:r>
+        <w:rPr>
+          <w:b/>
+          <w:lang w:val="en_US" w:bidi="en_US"/>
+        </w:rPr>
         <w:t>"in whom"</w:t>
       </w:r>
       <w:r>
@@ -12748,6 +14653,21 @@
           <w:b/>
           <w:lang w:val="en_US" w:bidi="en_US"/>
         </w:rPr>
+        <w:t>ἐν ᾧ</w:t>
+      </w:r>
+    </w:p>
+    <w:p>
+      <w:pPr/>
+      <w:r>
+        <w:rPr>
+          <w:lang w:val="en_US" w:bidi="en_US"/>
+        </w:rPr>
+      </w:r>
+      <w:r>
+        <w:rPr>
+          <w:b/>
+          <w:lang w:val="en_US" w:bidi="en_US"/>
+        </w:rPr>
         <w:t>"in whom"</w:t>
       </w:r>
     </w:p>
@@ -12831,6 +14751,21 @@
           <w:b/>
           <w:lang w:val="en_US" w:bidi="en_US"/>
         </w:rPr>
+        <w:t>καὶ ὑμεῖς συνοικοδομεῖσθε, εἰς κατοικητήριον τοῦ Θεοῦ ἐν Πνεύματι</w:t>
+      </w:r>
+    </w:p>
+    <w:p>
+      <w:pPr/>
+      <w:r>
+        <w:rPr>
+          <w:lang w:val="en_US" w:bidi="en_US"/>
+        </w:rPr>
+      </w:r>
+      <w:r>
+        <w:rPr>
+          <w:b/>
+          <w:lang w:val="en_US" w:bidi="en_US"/>
+        </w:rPr>
         <w:t>"you also are being built together into a dwelling place for God in the Spirit"</w:t>
       </w:r>
     </w:p>
@@ -12953,6 +14888,21 @@
           <w:b/>
           <w:lang w:val="en_US" w:bidi="en_US"/>
         </w:rPr>
+        <w:t>καὶ ὑμεῖς συνοικοδομεῖσθε</w:t>
+      </w:r>
+    </w:p>
+    <w:p>
+      <w:pPr/>
+      <w:r>
+        <w:rPr>
+          <w:lang w:val="en_US" w:bidi="en_US"/>
+        </w:rPr>
+      </w:r>
+      <w:r>
+        <w:rPr>
+          <w:b/>
+          <w:lang w:val="en_US" w:bidi="en_US"/>
+        </w:rPr>
         <w:t>"you also are being built together"</w:t>
       </w:r>
     </w:p>
@@ -13195,6 +15145,21 @@
           <w:b/>
           <w:lang w:val="en_US" w:bidi="en_US"/>
         </w:rPr>
+        <w:t>τούτου χάριν</w:t>
+      </w:r>
+    </w:p>
+    <w:p>
+      <w:pPr/>
+      <w:r>
+        <w:rPr>
+          <w:lang w:val="en_US" w:bidi="en_US"/>
+        </w:rPr>
+      </w:r>
+      <w:r>
+        <w:rPr>
+          <w:b/>
+          <w:lang w:val="en_US" w:bidi="en_US"/>
+        </w:rPr>
         <w:t>"For this reason"</w:t>
       </w:r>
     </w:p>
@@ -13278,6 +15243,21 @@
           <w:b/>
           <w:lang w:val="en_US" w:bidi="en_US"/>
         </w:rPr>
+        <w:t>ὁ δέσμιος τοῦ Χριστοῦ Ἰησοῦ</w:t>
+      </w:r>
+    </w:p>
+    <w:p>
+      <w:pPr/>
+      <w:r>
+        <w:rPr>
+          <w:lang w:val="en_US" w:bidi="en_US"/>
+        </w:rPr>
+      </w:r>
+      <w:r>
+        <w:rPr>
+          <w:b/>
+          <w:lang w:val="en_US" w:bidi="en_US"/>
+        </w:rPr>
         <w:t>"the prisoner of Christ Jesus"</w:t>
       </w:r>
     </w:p>
@@ -13341,6 +15321,21 @@
           <w:b/>
           <w:lang w:val="en_US" w:bidi="en_US"/>
         </w:rPr>
+        <w:t>τὴν οἰκονομίαν τῆς χάριτος τοῦ Θεοῦ, τῆς δοθείσης μοι εἰς ὑμᾶς</w:t>
+      </w:r>
+    </w:p>
+    <w:p>
+      <w:pPr/>
+      <w:r>
+        <w:rPr>
+          <w:lang w:val="en_US" w:bidi="en_US"/>
+        </w:rPr>
+      </w:r>
+      <w:r>
+        <w:rPr>
+          <w:b/>
+          <w:lang w:val="en_US" w:bidi="en_US"/>
+        </w:rPr>
         <w:t>"the stewardship of the grace of God that was given to me for you"</w:t>
       </w:r>
     </w:p>
@@ -13417,6 +15412,21 @@
           <w:b/>
           <w:lang w:val="en_US" w:bidi="en_US"/>
         </w:rPr>
+        <w:t>κατὰ ἀποκάλυψιν ἐγνωρίσθη μοι</w:t>
+      </w:r>
+    </w:p>
+    <w:p>
+      <w:pPr/>
+      <w:r>
+        <w:rPr>
+          <w:lang w:val="en_US" w:bidi="en_US"/>
+        </w:rPr>
+      </w:r>
+      <w:r>
+        <w:rPr>
+          <w:b/>
+          <w:lang w:val="en_US" w:bidi="en_US"/>
+        </w:rPr>
         <w:t>"according to a revelation made known to me"</w:t>
       </w:r>
     </w:p>
@@ -13500,6 +15510,21 @@
           <w:b/>
           <w:lang w:val="en_US" w:bidi="en_US"/>
         </w:rPr>
+        <w:t>καθὼς προέγραψα ἐν ὀλίγῳ</w:t>
+      </w:r>
+    </w:p>
+    <w:p>
+      <w:pPr/>
+      <w:r>
+        <w:rPr>
+          <w:lang w:val="en_US" w:bidi="en_US"/>
+        </w:rPr>
+      </w:r>
+      <w:r>
+        <w:rPr>
+          <w:b/>
+          <w:lang w:val="en_US" w:bidi="en_US"/>
+        </w:rPr>
         <w:t>"about which I already wrote in brief"</w:t>
       </w:r>
     </w:p>
@@ -13563,6 +15588,21 @@
           <w:b/>
           <w:lang w:val="en_US" w:bidi="en_US"/>
         </w:rPr>
+        <w:t>ὃ ἑτέραις γενεαῖς οὐκ ἐγνωρίσθη τοῖς υἱοῖς τῶν ἀνθρώπων</w:t>
+      </w:r>
+    </w:p>
+    <w:p>
+      <w:pPr/>
+      <w:r>
+        <w:rPr>
+          <w:lang w:val="en_US" w:bidi="en_US"/>
+        </w:rPr>
+      </w:r>
+      <w:r>
+        <w:rPr>
+          <w:b/>
+          <w:lang w:val="en_US" w:bidi="en_US"/>
+        </w:rPr>
         <w:t>"which in other generations was not made known to the sons of men"</w:t>
       </w:r>
     </w:p>
@@ -13646,6 +15686,21 @@
           <w:b/>
           <w:lang w:val="en_US" w:bidi="en_US"/>
         </w:rPr>
+        <w:t>ὡς νῦν ἀπεκαλύφθη &amp; ἐν Πνεύματι</w:t>
+      </w:r>
+    </w:p>
+    <w:p>
+      <w:pPr/>
+      <w:r>
+        <w:rPr>
+          <w:lang w:val="en_US" w:bidi="en_US"/>
+        </w:rPr>
+      </w:r>
+      <w:r>
+        <w:rPr>
+          <w:b/>
+          <w:lang w:val="en_US" w:bidi="en_US"/>
+        </w:rPr>
         <w:t>"as it now has been revealed by the Spirit"</w:t>
       </w:r>
     </w:p>
@@ -13894,6 +15949,21 @@
           <w:b/>
           <w:lang w:val="en_US" w:bidi="en_US"/>
         </w:rPr>
+        <w:t>ἐν Χριστῷ Ἰησοῦ</w:t>
+      </w:r>
+    </w:p>
+    <w:p>
+      <w:pPr/>
+      <w:r>
+        <w:rPr>
+          <w:lang w:val="en_US" w:bidi="en_US"/>
+        </w:rPr>
+      </w:r>
+      <w:r>
+        <w:rPr>
+          <w:b/>
+          <w:lang w:val="en_US" w:bidi="en_US"/>
+        </w:rPr>
         <w:t>"in Christ Jesus"</w:t>
       </w:r>
     </w:p>
@@ -13970,6 +16040,21 @@
           <w:b/>
           <w:lang w:val="en_US" w:bidi="en_US"/>
         </w:rPr>
+        <w:t>διὰ τοῦ εὐαγγελίου</w:t>
+      </w:r>
+    </w:p>
+    <w:p>
+      <w:pPr/>
+      <w:r>
+        <w:rPr>
+          <w:lang w:val="en_US" w:bidi="en_US"/>
+        </w:rPr>
+      </w:r>
+      <w:r>
+        <w:rPr>
+          <w:b/>
+          <w:lang w:val="en_US" w:bidi="en_US"/>
+        </w:rPr>
         <w:t>"through the gospel"</w:t>
       </w:r>
     </w:p>
@@ -14059,6 +16144,21 @@
           <w:b/>
           <w:lang w:val="en_US" w:bidi="en_US"/>
         </w:rPr>
+        <w:t>ἀνεξιχνίαστον</w:t>
+      </w:r>
+    </w:p>
+    <w:p>
+      <w:pPr/>
+      <w:r>
+        <w:rPr>
+          <w:lang w:val="en_US" w:bidi="en_US"/>
+        </w:rPr>
+      </w:r>
+      <w:r>
+        <w:rPr>
+          <w:b/>
+          <w:lang w:val="en_US" w:bidi="en_US"/>
+        </w:rPr>
         <w:t>"unsearchable"</w:t>
       </w:r>
     </w:p>
@@ -14142,6 +16242,21 @@
           <w:b/>
           <w:lang w:val="en_US" w:bidi="en_US"/>
         </w:rPr>
+        <w:t>πλοῦτος τοῦ Χριστοῦ</w:t>
+      </w:r>
+    </w:p>
+    <w:p>
+      <w:pPr/>
+      <w:r>
+        <w:rPr>
+          <w:lang w:val="en_US" w:bidi="en_US"/>
+        </w:rPr>
+      </w:r>
+      <w:r>
+        <w:rPr>
+          <w:b/>
+          <w:lang w:val="en_US" w:bidi="en_US"/>
+        </w:rPr>
         <w:t>"riches of Christ"</w:t>
       </w:r>
     </w:p>
@@ -14238,6 +16353,21 @@
           <w:b/>
           <w:lang w:val="en_US" w:bidi="en_US"/>
         </w:rPr>
+        <w:t>τοῦ μυστηρίου, τοῦ ἀποκεκρυμμένου ἀπὸ τῶν αἰώνων ἐν τῷ Θεῷ, τῷ τὰ πάντα κτίσαντι</w:t>
+      </w:r>
+    </w:p>
+    <w:p>
+      <w:pPr/>
+      <w:r>
+        <w:rPr>
+          <w:lang w:val="en_US" w:bidi="en_US"/>
+        </w:rPr>
+      </w:r>
+      <w:r>
+        <w:rPr>
+          <w:b/>
+          <w:lang w:val="en_US" w:bidi="en_US"/>
+        </w:rPr>
         <w:t>"of the mystery that was hidden from the ages in God, the one having created all things"</w:t>
       </w:r>
     </w:p>
@@ -14321,6 +16451,21 @@
           <w:b/>
           <w:lang w:val="en_US" w:bidi="en_US"/>
         </w:rPr>
+        <w:t>ἵνα</w:t>
+      </w:r>
+    </w:p>
+    <w:p>
+      <w:pPr/>
+      <w:r>
+        <w:rPr>
+          <w:lang w:val="en_US" w:bidi="en_US"/>
+        </w:rPr>
+      </w:r>
+      <w:r>
+        <w:rPr>
+          <w:b/>
+          <w:lang w:val="en_US" w:bidi="en_US"/>
+        </w:rPr>
         <w:t>"so that"</w:t>
       </w:r>
     </w:p>
@@ -14417,6 +16562,21 @@
           <w:b/>
           <w:lang w:val="en_US" w:bidi="en_US"/>
         </w:rPr>
+        <w:t>γνωρισθῇ &amp; ταῖς ἀρχαῖς καὶ ταῖς ἐξουσίαις ἐν τοῖς ἐπουρανίοις &amp; ἡ πολυποίκιλος σοφία τοῦ Θεοῦ</w:t>
+      </w:r>
+    </w:p>
+    <w:p>
+      <w:pPr/>
+      <w:r>
+        <w:rPr>
+          <w:lang w:val="en_US" w:bidi="en_US"/>
+        </w:rPr>
+      </w:r>
+      <w:r>
+        <w:rPr>
+          <w:b/>
+          <w:lang w:val="en_US" w:bidi="en_US"/>
+        </w:rPr>
         <w:t>"the multifaceted wisdom of God might be made known to the rulers and to the authorities in the heavenly places"</w:t>
       </w:r>
     </w:p>
@@ -14595,6 +16755,21 @@
         <w:rPr>
           <w:lang w:val="en_US" w:bidi="en_US"/>
         </w:rPr>
+      </w:r>
+    </w:p>
+    <w:p>
+      <w:pPr/>
+      <w:r>
+        <w:rPr>
+          <w:lang w:val="en_US" w:bidi="en_US"/>
+        </w:rPr>
+      </w:r>
+      <w:r>
+        <w:rPr>
+          <w:b/>
+          <w:lang w:val="en_US" w:bidi="en_US"/>
+        </w:rPr>
+        <w:t>ἐν τοῖς ἐπουρανίοις</w:t>
       </w:r>
     </w:p>
     <w:p>
@@ -14703,6 +16878,21 @@
           <w:b/>
           <w:lang w:val="en_US" w:bidi="en_US"/>
         </w:rPr>
+        <w:t>ἡ πολυποίκιλος σοφία τοῦ Θεοῦ</w:t>
+      </w:r>
+    </w:p>
+    <w:p>
+      <w:pPr/>
+      <w:r>
+        <w:rPr>
+          <w:lang w:val="en_US" w:bidi="en_US"/>
+        </w:rPr>
+      </w:r>
+      <w:r>
+        <w:rPr>
+          <w:b/>
+          <w:lang w:val="en_US" w:bidi="en_US"/>
+        </w:rPr>
         <w:t>"the multifaceted wisdom of God"</w:t>
       </w:r>
     </w:p>
@@ -14799,6 +16989,21 @@
           <w:b/>
           <w:lang w:val="en_US" w:bidi="en_US"/>
         </w:rPr>
+        <w:t>κατὰ πρόθεσιν τῶν αἰώνων</w:t>
+      </w:r>
+    </w:p>
+    <w:p>
+      <w:pPr/>
+      <w:r>
+        <w:rPr>
+          <w:lang w:val="en_US" w:bidi="en_US"/>
+        </w:rPr>
+      </w:r>
+      <w:r>
+        <w:rPr>
+          <w:b/>
+          <w:lang w:val="en_US" w:bidi="en_US"/>
+        </w:rPr>
         <w:t>"according to the eternal purpose"</w:t>
       </w:r>
     </w:p>
@@ -15097,6 +17302,21 @@
           <w:b/>
           <w:lang w:val="en_US" w:bidi="en_US"/>
         </w:rPr>
+        <w:t>προσαγωγὴν ἐν πεποιθήσει</w:t>
+      </w:r>
+    </w:p>
+    <w:p>
+      <w:pPr/>
+      <w:r>
+        <w:rPr>
+          <w:lang w:val="en_US" w:bidi="en_US"/>
+        </w:rPr>
+      </w:r>
+      <w:r>
+        <w:rPr>
+          <w:b/>
+          <w:lang w:val="en_US" w:bidi="en_US"/>
+        </w:rPr>
         <w:t>"access with confidence"</w:t>
       </w:r>
     </w:p>
@@ -15193,6 +17413,21 @@
           <w:b/>
           <w:lang w:val="en_US" w:bidi="en_US"/>
         </w:rPr>
+        <w:t>πεποιθήσει</w:t>
+      </w:r>
+    </w:p>
+    <w:p>
+      <w:pPr/>
+      <w:r>
+        <w:rPr>
+          <w:lang w:val="en_US" w:bidi="en_US"/>
+        </w:rPr>
+      </w:r>
+      <w:r>
+        <w:rPr>
+          <w:b/>
+          <w:lang w:val="en_US" w:bidi="en_US"/>
+        </w:rPr>
         <w:t>"confidence"</w:t>
       </w:r>
     </w:p>
@@ -15256,6 +17491,21 @@
           <w:b/>
           <w:lang w:val="en_US" w:bidi="en_US"/>
         </w:rPr>
+        <w:t>διὸ</w:t>
+      </w:r>
+    </w:p>
+    <w:p>
+      <w:pPr/>
+      <w:r>
+        <w:rPr>
+          <w:lang w:val="en_US" w:bidi="en_US"/>
+        </w:rPr>
+      </w:r>
+      <w:r>
+        <w:rPr>
+          <w:b/>
+          <w:lang w:val="en_US" w:bidi="en_US"/>
+        </w:rPr>
         <w:t>"Therefore"</w:t>
       </w:r>
     </w:p>
@@ -15352,6 +17602,21 @@
           <w:b/>
           <w:lang w:val="en_US" w:bidi="en_US"/>
         </w:rPr>
+        <w:t>ὑπὲρ ὑμῶν, ἥτις ἐστὶν δόξα ὑμῶν</w:t>
+      </w:r>
+    </w:p>
+    <w:p>
+      <w:pPr/>
+      <w:r>
+        <w:rPr>
+          <w:lang w:val="en_US" w:bidi="en_US"/>
+        </w:rPr>
+      </w:r>
+      <w:r>
+        <w:rPr>
+          <w:b/>
+          <w:lang w:val="en_US" w:bidi="en_US"/>
+        </w:rPr>
         <w:t>"for you, which is your glory"</w:t>
       </w:r>
     </w:p>
@@ -15448,6 +17713,21 @@
           <w:b/>
           <w:lang w:val="en_US" w:bidi="en_US"/>
         </w:rPr>
+        <w:t>τούτου χάριν</w:t>
+      </w:r>
+    </w:p>
+    <w:p>
+      <w:pPr/>
+      <w:r>
+        <w:rPr>
+          <w:lang w:val="en_US" w:bidi="en_US"/>
+        </w:rPr>
+      </w:r>
+      <w:r>
+        <w:rPr>
+          <w:b/>
+          <w:lang w:val="en_US" w:bidi="en_US"/>
+        </w:rPr>
         <w:t>"For this reason"</w:t>
       </w:r>
     </w:p>
@@ -15544,6 +17824,21 @@
           <w:b/>
           <w:lang w:val="en_US" w:bidi="en_US"/>
         </w:rPr>
+        <w:t>τούτου χάριν</w:t>
+      </w:r>
+    </w:p>
+    <w:p>
+      <w:pPr/>
+      <w:r>
+        <w:rPr>
+          <w:lang w:val="en_US" w:bidi="en_US"/>
+        </w:rPr>
+      </w:r>
+      <w:r>
+        <w:rPr>
+          <w:b/>
+          <w:lang w:val="en_US" w:bidi="en_US"/>
+        </w:rPr>
         <w:t>"For this reason"</w:t>
       </w:r>
     </w:p>
@@ -15627,6 +17922,21 @@
           <w:b/>
           <w:lang w:val="en_US" w:bidi="en_US"/>
         </w:rPr>
+        <w:t>κάμπτω τὰ γόνατά μου πρὸς τὸν Πατέρα</w:t>
+      </w:r>
+    </w:p>
+    <w:p>
+      <w:pPr/>
+      <w:r>
+        <w:rPr>
+          <w:lang w:val="en_US" w:bidi="en_US"/>
+        </w:rPr>
+      </w:r>
+      <w:r>
+        <w:rPr>
+          <w:b/>
+          <w:lang w:val="en_US" w:bidi="en_US"/>
+        </w:rPr>
         <w:t>"I bend my knees to the Father"</w:t>
       </w:r>
     </w:p>
@@ -15723,6 +18033,21 @@
           <w:b/>
           <w:lang w:val="en_US" w:bidi="en_US"/>
         </w:rPr>
+        <w:t>ἐξ οὗ πᾶσα πατριὰ ἐν οὐρανοῖς καὶ ἐπὶ γῆς ὀνομάζεται</w:t>
+      </w:r>
+    </w:p>
+    <w:p>
+      <w:pPr/>
+      <w:r>
+        <w:rPr>
+          <w:lang w:val="en_US" w:bidi="en_US"/>
+        </w:rPr>
+      </w:r>
+      <w:r>
+        <w:rPr>
+          <w:b/>
+          <w:lang w:val="en_US" w:bidi="en_US"/>
+        </w:rPr>
         <w:t>"from whom every family in heaven and on earth is named"</w:t>
       </w:r>
     </w:p>
@@ -15806,6 +18131,21 @@
           <w:b/>
           <w:lang w:val="en_US" w:bidi="en_US"/>
         </w:rPr>
+        <w:t>ἵνα</w:t>
+      </w:r>
+    </w:p>
+    <w:p>
+      <w:pPr/>
+      <w:r>
+        <w:rPr>
+          <w:lang w:val="en_US" w:bidi="en_US"/>
+        </w:rPr>
+      </w:r>
+      <w:r>
+        <w:rPr>
+          <w:b/>
+          <w:lang w:val="en_US" w:bidi="en_US"/>
+        </w:rPr>
         <w:t>"so that"</w:t>
       </w:r>
     </w:p>
@@ -15902,6 +18242,21 @@
           <w:b/>
           <w:lang w:val="en_US" w:bidi="en_US"/>
         </w:rPr>
+        <w:t>δῷ ὑμῖν κατὰ τὸ πλοῦτος τῆς δόξης αὐτοῦ, δυνάμει κραταιωθῆναι</w:t>
+      </w:r>
+    </w:p>
+    <w:p>
+      <w:pPr/>
+      <w:r>
+        <w:rPr>
+          <w:lang w:val="en_US" w:bidi="en_US"/>
+        </w:rPr>
+      </w:r>
+      <w:r>
+        <w:rPr>
+          <w:b/>
+          <w:lang w:val="en_US" w:bidi="en_US"/>
+        </w:rPr>
         <w:t>"he would grant you, according to the riches of his glory, to be strengthened with power"</w:t>
       </w:r>
     </w:p>
@@ -15951,6 +18306,21 @@
         <w:rPr>
           <w:lang w:val="en_US" w:bidi="en_US"/>
         </w:rPr>
+      </w:r>
+    </w:p>
+    <w:p>
+      <w:pPr/>
+      <w:r>
+        <w:rPr>
+          <w:lang w:val="en_US" w:bidi="en_US"/>
+        </w:rPr>
+      </w:r>
+      <w:r>
+        <w:rPr>
+          <w:b/>
+          <w:lang w:val="en_US" w:bidi="en_US"/>
+        </w:rPr>
+        <w:t>δῷ</w:t>
       </w:r>
     </w:p>
     <w:p>
@@ -16190,6 +18560,21 @@
           <w:b/>
           <w:lang w:val="en_US" w:bidi="en_US"/>
         </w:rPr>
+        <w:t>κατοικῆσαι τὸν Χριστὸν διὰ τῆς πίστεως ἐν ταῖς καρδίαις ὑμῶν</w:t>
+      </w:r>
+    </w:p>
+    <w:p>
+      <w:pPr/>
+      <w:r>
+        <w:rPr>
+          <w:lang w:val="en_US" w:bidi="en_US"/>
+        </w:rPr>
+      </w:r>
+      <w:r>
+        <w:rPr>
+          <w:b/>
+          <w:lang w:val="en_US" w:bidi="en_US"/>
+        </w:rPr>
         <w:t>"that Christ may live in your hearts through faith"</w:t>
       </w:r>
     </w:p>
@@ -16299,6 +18684,21 @@
           <w:b/>
           <w:lang w:val="en_US" w:bidi="en_US"/>
         </w:rPr>
+        <w:t>ἐν ἀγάπῃ, ἐρριζωμένοι καὶ τεθεμελιωμένοι</w:t>
+      </w:r>
+    </w:p>
+    <w:p>
+      <w:pPr/>
+      <w:r>
+        <w:rPr>
+          <w:lang w:val="en_US" w:bidi="en_US"/>
+        </w:rPr>
+      </w:r>
+      <w:r>
+        <w:rPr>
+          <w:b/>
+          <w:lang w:val="en_US" w:bidi="en_US"/>
+        </w:rPr>
         <w:t>"being rooted and grounded in love"</w:t>
       </w:r>
     </w:p>
@@ -16368,6 +18768,21 @@
         <w:rPr>
           <w:lang w:val="en_US" w:bidi="en_US"/>
         </w:rPr>
+      </w:r>
+    </w:p>
+    <w:p>
+      <w:pPr/>
+      <w:r>
+        <w:rPr>
+          <w:lang w:val="en_US" w:bidi="en_US"/>
+        </w:rPr>
+      </w:r>
+      <w:r>
+        <w:rPr>
+          <w:b/>
+          <w:lang w:val="en_US" w:bidi="en_US"/>
+        </w:rPr>
+        <w:t>ἵνα</w:t>
       </w:r>
     </w:p>
     <w:p>
@@ -16577,6 +18992,21 @@
           <w:b/>
           <w:lang w:val="en_US" w:bidi="en_US"/>
         </w:rPr>
+        <w:t>πᾶσιν τοῖς ἁγίοις</w:t>
+      </w:r>
+    </w:p>
+    <w:p>
+      <w:pPr/>
+      <w:r>
+        <w:rPr>
+          <w:lang w:val="en_US" w:bidi="en_US"/>
+        </w:rPr>
+      </w:r>
+      <w:r>
+        <w:rPr>
+          <w:b/>
+          <w:lang w:val="en_US" w:bidi="en_US"/>
+        </w:rPr>
         <w:t>"all the saints"</w:t>
       </w:r>
     </w:p>
@@ -16640,6 +19070,21 @@
           <w:b/>
           <w:lang w:val="en_US" w:bidi="en_US"/>
         </w:rPr>
+        <w:t>τὸ πλάτος, καὶ μῆκος, καὶ ὕψος, καὶ βάθος</w:t>
+      </w:r>
+    </w:p>
+    <w:p>
+      <w:pPr/>
+      <w:r>
+        <w:rPr>
+          <w:lang w:val="en_US" w:bidi="en_US"/>
+        </w:rPr>
+      </w:r>
+      <w:r>
+        <w:rPr>
+          <w:b/>
+          <w:lang w:val="en_US" w:bidi="en_US"/>
+        </w:rPr>
         <w:t>"the width and length and height and depth"</w:t>
       </w:r>
     </w:p>
@@ -16723,6 +19168,21 @@
           <w:b/>
           <w:lang w:val="en_US" w:bidi="en_US"/>
         </w:rPr>
+        <w:t>τὸ πλάτος, καὶ μῆκος, καὶ ὕψος, καὶ βάθος</w:t>
+      </w:r>
+    </w:p>
+    <w:p>
+      <w:pPr/>
+      <w:r>
+        <w:rPr>
+          <w:lang w:val="en_US" w:bidi="en_US"/>
+        </w:rPr>
+      </w:r>
+      <w:r>
+        <w:rPr>
+          <w:b/>
+          <w:lang w:val="en_US" w:bidi="en_US"/>
+        </w:rPr>
         <w:t>"the width and length and height and depth"</w:t>
       </w:r>
     </w:p>
@@ -16792,6 +19252,21 @@
         <w:rPr>
           <w:lang w:val="en_US" w:bidi="en_US"/>
         </w:rPr>
+      </w:r>
+    </w:p>
+    <w:p>
+      <w:pPr/>
+      <w:r>
+        <w:rPr>
+          <w:lang w:val="en_US" w:bidi="en_US"/>
+        </w:rPr>
+      </w:r>
+      <w:r>
+        <w:rPr>
+          <w:b/>
+          <w:lang w:val="en_US" w:bidi="en_US"/>
+        </w:rPr>
+        <w:t>γνῶναί τε τὴν &amp; ἀγάπην τοῦ Χριστοῦ</w:t>
       </w:r>
     </w:p>
     <w:p>
@@ -17004,6 +19479,21 @@
           <w:b/>
           <w:lang w:val="en_US" w:bidi="en_US"/>
         </w:rPr>
+        <w:t>ἵνα πληρωθῆτε εἰς πᾶν τὸ πλήρωμα τοῦ Θεοῦ</w:t>
+      </w:r>
+    </w:p>
+    <w:p>
+      <w:pPr/>
+      <w:r>
+        <w:rPr>
+          <w:lang w:val="en_US" w:bidi="en_US"/>
+        </w:rPr>
+      </w:r>
+      <w:r>
+        <w:rPr>
+          <w:b/>
+          <w:lang w:val="en_US" w:bidi="en_US"/>
+        </w:rPr>
         <w:t>"so that you may be filled with all the fullness of God"</w:t>
       </w:r>
     </w:p>
@@ -17100,6 +19590,21 @@
           <w:b/>
           <w:lang w:val="en_US" w:bidi="en_US"/>
         </w:rPr>
+        <w:t>ἵνα πληρωθῆτε</w:t>
+      </w:r>
+    </w:p>
+    <w:p>
+      <w:pPr/>
+      <w:r>
+        <w:rPr>
+          <w:lang w:val="en_US" w:bidi="en_US"/>
+        </w:rPr>
+      </w:r>
+      <w:r>
+        <w:rPr>
+          <w:b/>
+          <w:lang w:val="en_US" w:bidi="en_US"/>
+        </w:rPr>
         <w:t>"so that you may be filled"</w:t>
       </w:r>
     </w:p>
@@ -17183,6 +19688,21 @@
           <w:b/>
           <w:lang w:val="en_US" w:bidi="en_US"/>
         </w:rPr>
+        <w:t>εἰς πᾶν τὸ πλήρωμα τοῦ Θεοῦ</w:t>
+      </w:r>
+    </w:p>
+    <w:p>
+      <w:pPr/>
+      <w:r>
+        <w:rPr>
+          <w:lang w:val="en_US" w:bidi="en_US"/>
+        </w:rPr>
+      </w:r>
+      <w:r>
+        <w:rPr>
+          <w:b/>
+          <w:lang w:val="en_US" w:bidi="en_US"/>
+        </w:rPr>
         <w:t>"with all the fullness of God"</w:t>
       </w:r>
     </w:p>
@@ -17279,6 +19799,21 @@
           <w:b/>
           <w:lang w:val="en_US" w:bidi="en_US"/>
         </w:rPr>
+        <w:t>ἵνα</w:t>
+      </w:r>
+    </w:p>
+    <w:p>
+      <w:pPr/>
+      <w:r>
+        <w:rPr>
+          <w:lang w:val="en_US" w:bidi="en_US"/>
+        </w:rPr>
+      </w:r>
+      <w:r>
+        <w:rPr>
+          <w:b/>
+          <w:lang w:val="en_US" w:bidi="en_US"/>
+        </w:rPr>
         <w:t>"so that"</w:t>
       </w:r>
     </w:p>
@@ -17584,6 +20119,21 @@
           <w:b/>
           <w:lang w:val="en_US" w:bidi="en_US"/>
         </w:rPr>
+        <w:t>ὑπὲρ πάντα, ποιῆσαι ὑπέρἐκπερισσοῦ ὧν αἰτούμεθα ἢ νοοῦμεν</w:t>
+      </w:r>
+    </w:p>
+    <w:p>
+      <w:pPr/>
+      <w:r>
+        <w:rPr>
+          <w:lang w:val="en_US" w:bidi="en_US"/>
+        </w:rPr>
+      </w:r>
+      <w:r>
+        <w:rPr>
+          <w:b/>
+          <w:lang w:val="en_US" w:bidi="en_US"/>
+        </w:rPr>
         <w:t>"to do exceedingly abundantly above all that we ask or think"</w:t>
       </w:r>
     </w:p>
@@ -17647,6 +20197,21 @@
           <w:b/>
           <w:lang w:val="en_US" w:bidi="en_US"/>
         </w:rPr>
+        <w:t>αὐτῷ ἡ δόξα ἐν τῇ ἐκκλησίᾳ</w:t>
+      </w:r>
+    </w:p>
+    <w:p>
+      <w:pPr/>
+      <w:r>
+        <w:rPr>
+          <w:lang w:val="en_US" w:bidi="en_US"/>
+        </w:rPr>
+      </w:r>
+      <w:r>
+        <w:rPr>
+          <w:b/>
+          <w:lang w:val="en_US" w:bidi="en_US"/>
+        </w:rPr>
         <w:t>"to him {be} the glory in the church"</w:t>
       </w:r>
     </w:p>
@@ -17806,6 +20371,21 @@
           <w:b/>
           <w:lang w:val="en_US" w:bidi="en_US"/>
         </w:rPr>
+        <w:t>οὖν</w:t>
+      </w:r>
+    </w:p>
+    <w:p>
+      <w:pPr/>
+      <w:r>
+        <w:rPr>
+          <w:lang w:val="en_US" w:bidi="en_US"/>
+        </w:rPr>
+      </w:r>
+      <w:r>
+        <w:rPr>
+          <w:b/>
+          <w:lang w:val="en_US" w:bidi="en_US"/>
+        </w:rPr>
         <w:t>"Therefore"</w:t>
       </w:r>
     </w:p>
@@ -17902,6 +20482,21 @@
           <w:b/>
           <w:lang w:val="en_US" w:bidi="en_US"/>
         </w:rPr>
+        <w:t>ὁ δέσμιος ἐν Κυρίῳ</w:t>
+      </w:r>
+    </w:p>
+    <w:p>
+      <w:pPr/>
+      <w:r>
+        <w:rPr>
+          <w:lang w:val="en_US" w:bidi="en_US"/>
+        </w:rPr>
+      </w:r>
+      <w:r>
+        <w:rPr>
+          <w:b/>
+          <w:lang w:val="en_US" w:bidi="en_US"/>
+        </w:rPr>
         <w:t>"the prisoner for the Lord"</w:t>
       </w:r>
     </w:p>
@@ -18061,6 +20656,21 @@
           <w:b/>
           <w:lang w:val="en_US" w:bidi="en_US"/>
         </w:rPr>
+        <w:t>τῆς κλήσεως ἧς ἐκλήθητε</w:t>
+      </w:r>
+    </w:p>
+    <w:p>
+      <w:pPr/>
+      <w:r>
+        <w:rPr>
+          <w:lang w:val="en_US" w:bidi="en_US"/>
+        </w:rPr>
+      </w:r>
+      <w:r>
+        <w:rPr>
+          <w:b/>
+          <w:lang w:val="en_US" w:bidi="en_US"/>
+        </w:rPr>
         <w:t>"of the calling by which you were called"</w:t>
       </w:r>
     </w:p>
@@ -18137,6 +20747,21 @@
           <w:b/>
           <w:lang w:val="en_US" w:bidi="en_US"/>
         </w:rPr>
+        <w:t>μετὰ πάσης ταπεινοφροσύνης καὶ πραΰτητος</w:t>
+      </w:r>
+    </w:p>
+    <w:p>
+      <w:pPr/>
+      <w:r>
+        <w:rPr>
+          <w:lang w:val="en_US" w:bidi="en_US"/>
+        </w:rPr>
+      </w:r>
+      <w:r>
+        <w:rPr>
+          <w:b/>
+          <w:lang w:val="en_US" w:bidi="en_US"/>
+        </w:rPr>
         <w:t>"with all humility and gentleness"</w:t>
       </w:r>
     </w:p>
@@ -18259,6 +20884,21 @@
           <w:b/>
           <w:lang w:val="en_US" w:bidi="en_US"/>
         </w:rPr>
+        <w:t>τηρεῖν τὴν ἑνότητα τοῦ Πνεύματος ἐν τῷ συνδέσμῳ τῆς εἰρήνης</w:t>
+      </w:r>
+    </w:p>
+    <w:p>
+      <w:pPr/>
+      <w:r>
+        <w:rPr>
+          <w:lang w:val="en_US" w:bidi="en_US"/>
+        </w:rPr>
+      </w:r>
+      <w:r>
+        <w:rPr>
+          <w:b/>
+          <w:lang w:val="en_US" w:bidi="en_US"/>
+        </w:rPr>
         <w:t>"to keep the unity of the Spirit in the bond of peace"</w:t>
       </w:r>
     </w:p>
@@ -18368,6 +21008,21 @@
           <w:b/>
           <w:lang w:val="en_US" w:bidi="en_US"/>
         </w:rPr>
+        <w:t>τηρεῖν τὴν ἑνότητα τοῦ Πνεύματος ἐν τῷ συνδέσμῳ τῆς εἰρήνης</w:t>
+      </w:r>
+    </w:p>
+    <w:p>
+      <w:pPr/>
+      <w:r>
+        <w:rPr>
+          <w:lang w:val="en_US" w:bidi="en_US"/>
+        </w:rPr>
+      </w:r>
+      <w:r>
+        <w:rPr>
+          <w:b/>
+          <w:lang w:val="en_US" w:bidi="en_US"/>
+        </w:rPr>
         <w:t>"to keep the unity of the Spirit in the bond of peace"</w:t>
       </w:r>
     </w:p>
@@ -18477,6 +21132,21 @@
           <w:b/>
           <w:lang w:val="en_US" w:bidi="en_US"/>
         </w:rPr>
+        <w:t>ἓν σῶμα</w:t>
+      </w:r>
+    </w:p>
+    <w:p>
+      <w:pPr/>
+      <w:r>
+        <w:rPr>
+          <w:lang w:val="en_US" w:bidi="en_US"/>
+        </w:rPr>
+      </w:r>
+      <w:r>
+        <w:rPr>
+          <w:b/>
+          <w:lang w:val="en_US" w:bidi="en_US"/>
+        </w:rPr>
         <w:t>"There is} one body"</w:t>
       </w:r>
     </w:p>
@@ -18553,6 +21223,21 @@
           <w:b/>
           <w:lang w:val="en_US" w:bidi="en_US"/>
         </w:rPr>
+        <w:t>ἓν Πνεῦμα</w:t>
+      </w:r>
+    </w:p>
+    <w:p>
+      <w:pPr/>
+      <w:r>
+        <w:rPr>
+          <w:lang w:val="en_US" w:bidi="en_US"/>
+        </w:rPr>
+      </w:r>
+      <w:r>
+        <w:rPr>
+          <w:b/>
+          <w:lang w:val="en_US" w:bidi="en_US"/>
+        </w:rPr>
         <w:t>"one Spirit"</w:t>
       </w:r>
     </w:p>
@@ -18616,6 +21301,21 @@
           <w:b/>
           <w:lang w:val="en_US" w:bidi="en_US"/>
         </w:rPr>
+        <w:t>ἐκλήθητε ἐν μιᾷ ἐλπίδι τῆς κλήσεως ὑμῶν</w:t>
+      </w:r>
+    </w:p>
+    <w:p>
+      <w:pPr/>
+      <w:r>
+        <w:rPr>
+          <w:lang w:val="en_US" w:bidi="en_US"/>
+        </w:rPr>
+      </w:r>
+      <w:r>
+        <w:rPr>
+          <w:b/>
+          <w:lang w:val="en_US" w:bidi="en_US"/>
+        </w:rPr>
         <w:t>"you were called in one hope of your calling"</w:t>
       </w:r>
     </w:p>
@@ -18940,6 +21640,21 @@
           <w:b/>
           <w:lang w:val="en_US" w:bidi="en_US"/>
         </w:rPr>
+        <w:t>ἑνὶ &amp; ἑκάστῳ ἡμῶν ἐδόθη ἡ χάρις</w:t>
+      </w:r>
+    </w:p>
+    <w:p>
+      <w:pPr/>
+      <w:r>
+        <w:rPr>
+          <w:lang w:val="en_US" w:bidi="en_US"/>
+        </w:rPr>
+      </w:r>
+      <w:r>
+        <w:rPr>
+          <w:b/>
+          <w:lang w:val="en_US" w:bidi="en_US"/>
+        </w:rPr>
         <w:t>"to each one of us this grace has been given"</w:t>
       </w:r>
     </w:p>
@@ -19023,6 +21738,21 @@
           <w:b/>
           <w:lang w:val="en_US" w:bidi="en_US"/>
         </w:rPr>
+        <w:t>ἑνὶ &amp; ἑκάστῳ ἡμῶν ἐδόθη ἡ χάρις</w:t>
+      </w:r>
+    </w:p>
+    <w:p>
+      <w:pPr/>
+      <w:r>
+        <w:rPr>
+          <w:lang w:val="en_US" w:bidi="en_US"/>
+        </w:rPr>
+      </w:r>
+      <w:r>
+        <w:rPr>
+          <w:b/>
+          <w:lang w:val="en_US" w:bidi="en_US"/>
+        </w:rPr>
         <w:t>"to each one of us this grace has been given"</w:t>
       </w:r>
     </w:p>
@@ -19119,6 +21849,21 @@
           <w:b/>
           <w:lang w:val="en_US" w:bidi="en_US"/>
         </w:rPr>
+        <w:t>διὸ</w:t>
+      </w:r>
+    </w:p>
+    <w:p>
+      <w:pPr/>
+      <w:r>
+        <w:rPr>
+          <w:lang w:val="en_US" w:bidi="en_US"/>
+        </w:rPr>
+      </w:r>
+      <w:r>
+        <w:rPr>
+          <w:b/>
+          <w:lang w:val="en_US" w:bidi="en_US"/>
+        </w:rPr>
         <w:t>"Therefore"</w:t>
       </w:r>
     </w:p>
@@ -19215,6 +21960,21 @@
           <w:b/>
           <w:lang w:val="en_US" w:bidi="en_US"/>
         </w:rPr>
+        <w:t>ἀναβὰς εἰς ὕψος</w:t>
+      </w:r>
+    </w:p>
+    <w:p>
+      <w:pPr/>
+      <w:r>
+        <w:rPr>
+          <w:lang w:val="en_US" w:bidi="en_US"/>
+        </w:rPr>
+      </w:r>
+      <w:r>
+        <w:rPr>
+          <w:b/>
+          <w:lang w:val="en_US" w:bidi="en_US"/>
+        </w:rPr>
         <w:t>"Having ascended to the heights"</w:t>
       </w:r>
     </w:p>
@@ -19278,6 +22038,21 @@
           <w:b/>
           <w:lang w:val="en_US" w:bidi="en_US"/>
         </w:rPr>
+        <w:t>ἀνέβη</w:t>
+      </w:r>
+    </w:p>
+    <w:p>
+      <w:pPr/>
+      <w:r>
+        <w:rPr>
+          <w:lang w:val="en_US" w:bidi="en_US"/>
+        </w:rPr>
+      </w:r>
+      <w:r>
+        <w:rPr>
+          <w:b/>
+          <w:lang w:val="en_US" w:bidi="en_US"/>
+        </w:rPr>
         <w:t>"He ascended"</w:t>
       </w:r>
     </w:p>
@@ -19341,6 +22116,21 @@
           <w:b/>
           <w:lang w:val="en_US" w:bidi="en_US"/>
         </w:rPr>
+        <w:t>καὶ κατέβη</w:t>
+      </w:r>
+    </w:p>
+    <w:p>
+      <w:pPr/>
+      <w:r>
+        <w:rPr>
+          <w:lang w:val="en_US" w:bidi="en_US"/>
+        </w:rPr>
+      </w:r>
+      <w:r>
+        <w:rPr>
+          <w:b/>
+          <w:lang w:val="en_US" w:bidi="en_US"/>
+        </w:rPr>
         <w:t>"he also descended"</w:t>
       </w:r>
     </w:p>
@@ -19404,6 +22194,21 @@
           <w:b/>
           <w:lang w:val="en_US" w:bidi="en_US"/>
         </w:rPr>
+        <w:t>εἰς τὰ κατώτερα μέρη τῆς γῆς</w:t>
+      </w:r>
+    </w:p>
+    <w:p>
+      <w:pPr/>
+      <w:r>
+        <w:rPr>
+          <w:lang w:val="en_US" w:bidi="en_US"/>
+        </w:rPr>
+      </w:r>
+      <w:r>
+        <w:rPr>
+          <w:b/>
+          <w:lang w:val="en_US" w:bidi="en_US"/>
+        </w:rPr>
         <w:t>"into the lower regions of the earth"</w:t>
       </w:r>
     </w:p>
@@ -19519,6 +22324,21 @@
           <w:b/>
           <w:lang w:val="en_US" w:bidi="en_US"/>
         </w:rPr>
+        <w:t>ἵνα πληρώσῃ τὰ πάντα</w:t>
+      </w:r>
+    </w:p>
+    <w:p>
+      <w:pPr/>
+      <w:r>
+        <w:rPr>
+          <w:lang w:val="en_US" w:bidi="en_US"/>
+        </w:rPr>
+      </w:r>
+      <w:r>
+        <w:rPr>
+          <w:b/>
+          <w:lang w:val="en_US" w:bidi="en_US"/>
+        </w:rPr>
         <w:t>"so that he might fill all things"</w:t>
       </w:r>
     </w:p>
@@ -19582,6 +22402,21 @@
           <w:b/>
           <w:lang w:val="en_US" w:bidi="en_US"/>
         </w:rPr>
+        <w:t>πληρώσῃ</w:t>
+      </w:r>
+    </w:p>
+    <w:p>
+      <w:pPr/>
+      <w:r>
+        <w:rPr>
+          <w:lang w:val="en_US" w:bidi="en_US"/>
+        </w:rPr>
+      </w:r>
+      <w:r>
+        <w:rPr>
+          <w:b/>
+          <w:lang w:val="en_US" w:bidi="en_US"/>
+        </w:rPr>
         <w:t>"he might fill"</w:t>
       </w:r>
     </w:p>
@@ -19645,6 +22480,21 @@
           <w:b/>
           <w:lang w:val="en_US" w:bidi="en_US"/>
         </w:rPr>
+        <w:t>ποιμένας</w:t>
+      </w:r>
+    </w:p>
+    <w:p>
+      <w:pPr/>
+      <w:r>
+        <w:rPr>
+          <w:lang w:val="en_US" w:bidi="en_US"/>
+        </w:rPr>
+      </w:r>
+      <w:r>
+        <w:rPr>
+          <w:b/>
+          <w:lang w:val="en_US" w:bidi="en_US"/>
+        </w:rPr>
         <w:t>"pastors"</w:t>
       </w:r>
     </w:p>
@@ -19741,6 +22591,21 @@
           <w:b/>
           <w:lang w:val="en_US" w:bidi="en_US"/>
         </w:rPr>
+        <w:t>πρὸς τὸν καταρτισμὸν τῶν ἁγίων</w:t>
+      </w:r>
+    </w:p>
+    <w:p>
+      <w:pPr/>
+      <w:r>
+        <w:rPr>
+          <w:lang w:val="en_US" w:bidi="en_US"/>
+        </w:rPr>
+      </w:r>
+      <w:r>
+        <w:rPr>
+          <w:b/>
+          <w:lang w:val="en_US" w:bidi="en_US"/>
+        </w:rPr>
         <w:t>"for the equipping of the saints"</w:t>
       </w:r>
     </w:p>
@@ -19804,6 +22669,21 @@
           <w:b/>
           <w:lang w:val="en_US" w:bidi="en_US"/>
         </w:rPr>
+        <w:t>εἰς ἔργον διακονίας</w:t>
+      </w:r>
+    </w:p>
+    <w:p>
+      <w:pPr/>
+      <w:r>
+        <w:rPr>
+          <w:lang w:val="en_US" w:bidi="en_US"/>
+        </w:rPr>
+      </w:r>
+      <w:r>
+        <w:rPr>
+          <w:b/>
+          <w:lang w:val="en_US" w:bidi="en_US"/>
+        </w:rPr>
         <w:t>"for the work of serving"</w:t>
       </w:r>
     </w:p>
@@ -19867,6 +22747,21 @@
           <w:b/>
           <w:lang w:val="en_US" w:bidi="en_US"/>
         </w:rPr>
+        <w:t>εἰς οἰκοδομὴν τοῦ σώματος τοῦ Χριστοῦ</w:t>
+      </w:r>
+    </w:p>
+    <w:p>
+      <w:pPr/>
+      <w:r>
+        <w:rPr>
+          <w:lang w:val="en_US" w:bidi="en_US"/>
+        </w:rPr>
+      </w:r>
+      <w:r>
+        <w:rPr>
+          <w:b/>
+          <w:lang w:val="en_US" w:bidi="en_US"/>
+        </w:rPr>
         <w:t>"for building up of the body of Christ"</w:t>
       </w:r>
     </w:p>
@@ -19950,6 +22845,21 @@
           <w:b/>
           <w:lang w:val="en_US" w:bidi="en_US"/>
         </w:rPr>
+        <w:t>οἰκοδομὴν</w:t>
+      </w:r>
+    </w:p>
+    <w:p>
+      <w:pPr/>
+      <w:r>
+        <w:rPr>
+          <w:lang w:val="en_US" w:bidi="en_US"/>
+        </w:rPr>
+      </w:r>
+      <w:r>
+        <w:rPr>
+          <w:b/>
+          <w:lang w:val="en_US" w:bidi="en_US"/>
+        </w:rPr>
         <w:t>"building up"</w:t>
       </w:r>
     </w:p>
@@ -20178,6 +23088,21 @@
           <w:b/>
           <w:lang w:val="en_US" w:bidi="en_US"/>
         </w:rPr>
+        <w:t>καταντήσωμεν οἱ πάντες εἰς τὴν ἑνότητα τῆς πίστεως</w:t>
+      </w:r>
+    </w:p>
+    <w:p>
+      <w:pPr/>
+      <w:r>
+        <w:rPr>
+          <w:lang w:val="en_US" w:bidi="en_US"/>
+        </w:rPr>
+      </w:r>
+      <w:r>
+        <w:rPr>
+          <w:b/>
+          <w:lang w:val="en_US" w:bidi="en_US"/>
+        </w:rPr>
         <w:t>"we all reach to the unity of the faith"</w:t>
       </w:r>
     </w:p>
@@ -20274,6 +23199,21 @@
           <w:b/>
           <w:lang w:val="en_US" w:bidi="en_US"/>
         </w:rPr>
+        <w:t>καταντήσωμεν οἱ πάντες εἰς τὴν ἑνότητα τῆς πίστεως</w:t>
+      </w:r>
+    </w:p>
+    <w:p>
+      <w:pPr/>
+      <w:r>
+        <w:rPr>
+          <w:lang w:val="en_US" w:bidi="en_US"/>
+        </w:rPr>
+      </w:r>
+      <w:r>
+        <w:rPr>
+          <w:b/>
+          <w:lang w:val="en_US" w:bidi="en_US"/>
+        </w:rPr>
         <w:t>"we all reach to the unity of the faith"</w:t>
       </w:r>
     </w:p>
@@ -20370,6 +23310,21 @@
           <w:b/>
           <w:lang w:val="en_US" w:bidi="en_US"/>
         </w:rPr>
+        <w:t>τῆς ἐπιγνώσεως τοῦ Υἱοῦ τοῦ Θεοῦ</w:t>
+      </w:r>
+    </w:p>
+    <w:p>
+      <w:pPr/>
+      <w:r>
+        <w:rPr>
+          <w:lang w:val="en_US" w:bidi="en_US"/>
+        </w:rPr>
+      </w:r>
+      <w:r>
+        <w:rPr>
+          <w:b/>
+          <w:lang w:val="en_US" w:bidi="en_US"/>
+        </w:rPr>
         <w:t>"the knowledge of the Son of God"</w:t>
       </w:r>
     </w:p>
@@ -20466,6 +23421,21 @@
           <w:b/>
           <w:lang w:val="en_US" w:bidi="en_US"/>
         </w:rPr>
+        <w:t>τοῦ Υἱοῦ τοῦ Θεοῦ</w:t>
+      </w:r>
+    </w:p>
+    <w:p>
+      <w:pPr/>
+      <w:r>
+        <w:rPr>
+          <w:lang w:val="en_US" w:bidi="en_US"/>
+        </w:rPr>
+      </w:r>
+      <w:r>
+        <w:rPr>
+          <w:b/>
+          <w:lang w:val="en_US" w:bidi="en_US"/>
+        </w:rPr>
         <w:t>"of the Son of God"</w:t>
       </w:r>
     </w:p>
@@ -20556,6 +23526,21 @@
           <w:b/>
           <w:lang w:val="en_US" w:bidi="en_US"/>
         </w:rPr>
+        <w:t>εἰς ἄνδρα τέλειον</w:t>
+      </w:r>
+    </w:p>
+    <w:p>
+      <w:pPr/>
+      <w:r>
+        <w:rPr>
+          <w:lang w:val="en_US" w:bidi="en_US"/>
+        </w:rPr>
+      </w:r>
+      <w:r>
+        <w:rPr>
+          <w:b/>
+          <w:lang w:val="en_US" w:bidi="en_US"/>
+        </w:rPr>
         <w:t>"to a mature man"</w:t>
       </w:r>
     </w:p>
@@ -20619,6 +23604,21 @@
           <w:b/>
           <w:lang w:val="en_US" w:bidi="en_US"/>
         </w:rPr>
+        <w:t>τέλειον</w:t>
+      </w:r>
+    </w:p>
+    <w:p>
+      <w:pPr/>
+      <w:r>
+        <w:rPr>
+          <w:lang w:val="en_US" w:bidi="en_US"/>
+        </w:rPr>
+      </w:r>
+      <w:r>
+        <w:rPr>
+          <w:b/>
+          <w:lang w:val="en_US" w:bidi="en_US"/>
+        </w:rPr>
         <w:t>"mature"</w:t>
       </w:r>
     </w:p>
@@ -20682,6 +23682,21 @@
           <w:b/>
           <w:lang w:val="en_US" w:bidi="en_US"/>
         </w:rPr>
+        <w:t>ἵνα</w:t>
+      </w:r>
+    </w:p>
+    <w:p>
+      <w:pPr/>
+      <w:r>
+        <w:rPr>
+          <w:lang w:val="en_US" w:bidi="en_US"/>
+        </w:rPr>
+      </w:r>
+      <w:r>
+        <w:rPr>
+          <w:b/>
+          <w:lang w:val="en_US" w:bidi="en_US"/>
+        </w:rPr>
         <w:t>"so that"</w:t>
       </w:r>
     </w:p>
@@ -20778,6 +23793,21 @@
           <w:b/>
           <w:lang w:val="en_US" w:bidi="en_US"/>
         </w:rPr>
+        <w:t>μηκέτι ὦμεν νήπιοι</w:t>
+      </w:r>
+    </w:p>
+    <w:p>
+      <w:pPr/>
+      <w:r>
+        <w:rPr>
+          <w:lang w:val="en_US" w:bidi="en_US"/>
+        </w:rPr>
+      </w:r>
+      <w:r>
+        <w:rPr>
+          <w:b/>
+          <w:lang w:val="en_US" w:bidi="en_US"/>
+        </w:rPr>
         <w:t>"we may no longer be children"</w:t>
       </w:r>
     </w:p>
@@ -20874,6 +23904,21 @@
           <w:b/>
           <w:lang w:val="en_US" w:bidi="en_US"/>
         </w:rPr>
+        <w:t>κλυδωνιζόμενοι καὶ περιφερόμενοι παντὶ ἀνέμῳ τῆς διδασκαλίας</w:t>
+      </w:r>
+    </w:p>
+    <w:p>
+      <w:pPr/>
+      <w:r>
+        <w:rPr>
+          <w:lang w:val="en_US" w:bidi="en_US"/>
+        </w:rPr>
+      </w:r>
+      <w:r>
+        <w:rPr>
+          <w:b/>
+          <w:lang w:val="en_US" w:bidi="en_US"/>
+        </w:rPr>
         <w:t>"tossed back and forth by the waves and carried away by every wind of teaching"</w:t>
       </w:r>
     </w:p>
@@ -20983,6 +24028,21 @@
           <w:b/>
           <w:lang w:val="en_US" w:bidi="en_US"/>
         </w:rPr>
+        <w:t>ἐν τῇ κυβίᾳ τῶν ἀνθρώπων, ἐν πανουργίᾳ πρὸς τὴν μεθοδίαν τῆς πλάνης</w:t>
+      </w:r>
+    </w:p>
+    <w:p>
+      <w:pPr/>
+      <w:r>
+        <w:rPr>
+          <w:lang w:val="en_US" w:bidi="en_US"/>
+        </w:rPr>
+      </w:r>
+      <w:r>
+        <w:rPr>
+          <w:b/>
+          <w:lang w:val="en_US" w:bidi="en_US"/>
+        </w:rPr>
         <w:t>"through the trickery of men in cleverness for deceitful scheming"</w:t>
       </w:r>
     </w:p>
@@ -21105,6 +24165,21 @@
           <w:b/>
           <w:lang w:val="en_US" w:bidi="en_US"/>
         </w:rPr>
+        <w:t>δὲ</w:t>
+      </w:r>
+    </w:p>
+    <w:p>
+      <w:pPr/>
+      <w:r>
+        <w:rPr>
+          <w:lang w:val="en_US" w:bidi="en_US"/>
+        </w:rPr>
+      </w:r>
+      <w:r>
+        <w:rPr>
+          <w:b/>
+          <w:lang w:val="en_US" w:bidi="en_US"/>
+        </w:rPr>
         <w:t>"Instead"</w:t>
       </w:r>
     </w:p>
@@ -21201,6 +24276,21 @@
           <w:b/>
           <w:lang w:val="en_US" w:bidi="en_US"/>
         </w:rPr>
+        <w:t>ἀληθεύοντες</w:t>
+      </w:r>
+    </w:p>
+    <w:p>
+      <w:pPr/>
+      <w:r>
+        <w:rPr>
+          <w:lang w:val="en_US" w:bidi="en_US"/>
+        </w:rPr>
+      </w:r>
+      <w:r>
+        <w:rPr>
+          <w:b/>
+          <w:lang w:val="en_US" w:bidi="en_US"/>
+        </w:rPr>
         <w:t>"speaking truth"</w:t>
       </w:r>
     </w:p>
@@ -21297,6 +24387,21 @@
           <w:b/>
           <w:lang w:val="en_US" w:bidi="en_US"/>
         </w:rPr>
+        <w:t>ἐν ἀγάπῃ</w:t>
+      </w:r>
+    </w:p>
+    <w:p>
+      <w:pPr/>
+      <w:r>
+        <w:rPr>
+          <w:lang w:val="en_US" w:bidi="en_US"/>
+        </w:rPr>
+      </w:r>
+      <w:r>
+        <w:rPr>
+          <w:b/>
+          <w:lang w:val="en_US" w:bidi="en_US"/>
+        </w:rPr>
         <w:t>"in love"</w:t>
       </w:r>
     </w:p>
@@ -21393,6 +24498,21 @@
           <w:b/>
           <w:lang w:val="en_US" w:bidi="en_US"/>
         </w:rPr>
+        <w:t>εἰς αὐτὸν &amp; ὅς ἐστιν ἡ κεφαλή</w:t>
+      </w:r>
+    </w:p>
+    <w:p>
+      <w:pPr/>
+      <w:r>
+        <w:rPr>
+          <w:lang w:val="en_US" w:bidi="en_US"/>
+        </w:rPr>
+      </w:r>
+      <w:r>
+        <w:rPr>
+          <w:b/>
+          <w:lang w:val="en_US" w:bidi="en_US"/>
+        </w:rPr>
         <w:t>"into him who is the head"</w:t>
       </w:r>
     </w:p>
@@ -21489,6 +24609,21 @@
           <w:b/>
           <w:lang w:val="en_US" w:bidi="en_US"/>
         </w:rPr>
+        <w:t>ἐξ οὗ πᾶν τὸ σῶμα &amp; τὴν αὔξησιν τοῦ σώματος ποιεῖται</w:t>
+      </w:r>
+    </w:p>
+    <w:p>
+      <w:pPr/>
+      <w:r>
+        <w:rPr>
+          <w:lang w:val="en_US" w:bidi="en_US"/>
+        </w:rPr>
+      </w:r>
+      <w:r>
+        <w:rPr>
+          <w:b/>
+          <w:lang w:val="en_US" w:bidi="en_US"/>
+        </w:rPr>
         <w:t>"from whom the whole body,"</w:t>
       </w:r>
       <w:r>
@@ -21598,6 +24733,21 @@
           <w:b/>
           <w:lang w:val="en_US" w:bidi="en_US"/>
         </w:rPr>
+        <w:t>εἰς οἰκοδομὴν ἑαυτοῦ ἐν ἀγάπῃ</w:t>
+      </w:r>
+    </w:p>
+    <w:p>
+      <w:pPr/>
+      <w:r>
+        <w:rPr>
+          <w:lang w:val="en_US" w:bidi="en_US"/>
+        </w:rPr>
+      </w:r>
+      <w:r>
+        <w:rPr>
+          <w:b/>
+          <w:lang w:val="en_US" w:bidi="en_US"/>
+        </w:rPr>
         <w:t>"for building up itself in love"</w:t>
       </w:r>
     </w:p>
@@ -21694,6 +24844,21 @@
           <w:b/>
           <w:lang w:val="en_US" w:bidi="en_US"/>
         </w:rPr>
+        <w:t>ἐν ἀγάπῃ</w:t>
+      </w:r>
+    </w:p>
+    <w:p>
+      <w:pPr/>
+      <w:r>
+        <w:rPr>
+          <w:lang w:val="en_US" w:bidi="en_US"/>
+        </w:rPr>
+      </w:r>
+      <w:r>
+        <w:rPr>
+          <w:b/>
+          <w:lang w:val="en_US" w:bidi="en_US"/>
+        </w:rPr>
         <w:t>"in love"</w:t>
       </w:r>
     </w:p>
@@ -21790,6 +24955,21 @@
           <w:b/>
           <w:lang w:val="en_US" w:bidi="en_US"/>
         </w:rPr>
+        <w:t>διὰ πάσης ἁφῆς τῆς ἐπιχορηγίας</w:t>
+      </w:r>
+    </w:p>
+    <w:p>
+      <w:pPr/>
+      <w:r>
+        <w:rPr>
+          <w:lang w:val="en_US" w:bidi="en_US"/>
+        </w:rPr>
+      </w:r>
+      <w:r>
+        <w:rPr>
+          <w:b/>
+          <w:lang w:val="en_US" w:bidi="en_US"/>
+        </w:rPr>
         <w:t>"by every supporting ligament"</w:t>
       </w:r>
     </w:p>
@@ -22045,6 +25225,21 @@
           <w:b/>
           <w:lang w:val="en_US" w:bidi="en_US"/>
         </w:rPr>
+        <w:t>τοῦτο οὖν λέγω καὶ μαρτύρομαι</w:t>
+      </w:r>
+    </w:p>
+    <w:p>
+      <w:pPr/>
+      <w:r>
+        <w:rPr>
+          <w:lang w:val="en_US" w:bidi="en_US"/>
+        </w:rPr>
+      </w:r>
+      <w:r>
+        <w:rPr>
+          <w:b/>
+          <w:lang w:val="en_US" w:bidi="en_US"/>
+        </w:rPr>
         <w:t>"Therefore, I say this and strongly urge"</w:t>
       </w:r>
     </w:p>
@@ -22108,6 +25303,21 @@
           <w:b/>
           <w:lang w:val="en_US" w:bidi="en_US"/>
         </w:rPr>
+        <w:t>ἐν Κυρίῳ</w:t>
+      </w:r>
+    </w:p>
+    <w:p>
+      <w:pPr/>
+      <w:r>
+        <w:rPr>
+          <w:lang w:val="en_US" w:bidi="en_US"/>
+        </w:rPr>
+      </w:r>
+      <w:r>
+        <w:rPr>
+          <w:b/>
+          <w:lang w:val="en_US" w:bidi="en_US"/>
+        </w:rPr>
         <w:t>"in the Lord"</w:t>
       </w:r>
     </w:p>
@@ -22171,6 +25381,21 @@
           <w:b/>
           <w:lang w:val="en_US" w:bidi="en_US"/>
         </w:rPr>
+        <w:t>μηκέτι ὑμᾶς περιπατεῖν, καθὼς καὶ τὰ ἔθνη περιπατεῖ ἐν ματαιότητι τοῦ νοὸς αὐτῶν</w:t>
+      </w:r>
+    </w:p>
+    <w:p>
+      <w:pPr/>
+      <w:r>
+        <w:rPr>
+          <w:lang w:val="en_US" w:bidi="en_US"/>
+        </w:rPr>
+      </w:r>
+      <w:r>
+        <w:rPr>
+          <w:b/>
+          <w:lang w:val="en_US" w:bidi="en_US"/>
+        </w:rPr>
         <w:t>"you"</w:t>
       </w:r>
       <w:r>
@@ -22267,6 +25492,21 @@
           <w:b/>
           <w:lang w:val="en_US" w:bidi="en_US"/>
         </w:rPr>
+        <w:t>ἐσκοτωμένοι τῇ διανοίᾳ</w:t>
+      </w:r>
+    </w:p>
+    <w:p>
+      <w:pPr/>
+      <w:r>
+        <w:rPr>
+          <w:lang w:val="en_US" w:bidi="en_US"/>
+        </w:rPr>
+      </w:r>
+      <w:r>
+        <w:rPr>
+          <w:b/>
+          <w:lang w:val="en_US" w:bidi="en_US"/>
+        </w:rPr>
         <w:t>"They have been darkened in their understanding"</w:t>
       </w:r>
     </w:p>
@@ -22350,6 +25590,21 @@
           <w:b/>
           <w:lang w:val="en_US" w:bidi="en_US"/>
         </w:rPr>
+        <w:t>ἐσκοτωμένοι τῇ διανοίᾳ</w:t>
+      </w:r>
+    </w:p>
+    <w:p>
+      <w:pPr/>
+      <w:r>
+        <w:rPr>
+          <w:lang w:val="en_US" w:bidi="en_US"/>
+        </w:rPr>
+      </w:r>
+      <w:r>
+        <w:rPr>
+          <w:b/>
+          <w:lang w:val="en_US" w:bidi="en_US"/>
+        </w:rPr>
         <w:t>"They have been darkened in their understanding"</w:t>
       </w:r>
     </w:p>
@@ -22433,6 +25688,21 @@
           <w:b/>
           <w:lang w:val="en_US" w:bidi="en_US"/>
         </w:rPr>
+        <w:t>ἀπηλλοτριωμένοι τῆς ζωῆς τοῦ Θεοῦ, διὰ τὴν ἄγνοιαν τὴν οὖσαν ἐν αὐτοῖς</w:t>
+      </w:r>
+    </w:p>
+    <w:p>
+      <w:pPr/>
+      <w:r>
+        <w:rPr>
+          <w:lang w:val="en_US" w:bidi="en_US"/>
+        </w:rPr>
+      </w:r>
+      <w:r>
+        <w:rPr>
+          <w:b/>
+          <w:lang w:val="en_US" w:bidi="en_US"/>
+        </w:rPr>
         <w:t>"alienated from the life of God because of the ignorance that is in them"</w:t>
       </w:r>
     </w:p>
@@ -22516,6 +25786,21 @@
           <w:b/>
           <w:lang w:val="en_US" w:bidi="en_US"/>
         </w:rPr>
+        <w:t>ἀπηλλοτριωμένοι</w:t>
+      </w:r>
+    </w:p>
+    <w:p>
+      <w:pPr/>
+      <w:r>
+        <w:rPr>
+          <w:lang w:val="en_US" w:bidi="en_US"/>
+        </w:rPr>
+      </w:r>
+      <w:r>
+        <w:rPr>
+          <w:b/>
+          <w:lang w:val="en_US" w:bidi="en_US"/>
+        </w:rPr>
         <w:t>"alienated"</w:t>
       </w:r>
     </w:p>
@@ -22579,6 +25864,21 @@
           <w:b/>
           <w:lang w:val="en_US" w:bidi="en_US"/>
         </w:rPr>
+        <w:t>ἄγνοιαν</w:t>
+      </w:r>
+    </w:p>
+    <w:p>
+      <w:pPr/>
+      <w:r>
+        <w:rPr>
+          <w:lang w:val="en_US" w:bidi="en_US"/>
+        </w:rPr>
+      </w:r>
+      <w:r>
+        <w:rPr>
+          <w:b/>
+          <w:lang w:val="en_US" w:bidi="en_US"/>
+        </w:rPr>
         <w:t>"ignorance"</w:t>
       </w:r>
     </w:p>
@@ -22642,6 +25942,21 @@
           <w:b/>
           <w:lang w:val="en_US" w:bidi="en_US"/>
         </w:rPr>
+        <w:t>διὰ τὴν πώρωσιν τῆς καρδίας αὐτῶν</w:t>
+      </w:r>
+    </w:p>
+    <w:p>
+      <w:pPr/>
+      <w:r>
+        <w:rPr>
+          <w:lang w:val="en_US" w:bidi="en_US"/>
+        </w:rPr>
+      </w:r>
+      <w:r>
+        <w:rPr>
+          <w:b/>
+          <w:lang w:val="en_US" w:bidi="en_US"/>
+        </w:rPr>
         <w:t>"because of the hardness of their hearts"</w:t>
       </w:r>
     </w:p>
@@ -22738,6 +26053,21 @@
           <w:b/>
           <w:lang w:val="en_US" w:bidi="en_US"/>
         </w:rPr>
+        <w:t>διὰ</w:t>
+      </w:r>
+    </w:p>
+    <w:p>
+      <w:pPr/>
+      <w:r>
+        <w:rPr>
+          <w:lang w:val="en_US" w:bidi="en_US"/>
+        </w:rPr>
+      </w:r>
+      <w:r>
+        <w:rPr>
+          <w:b/>
+          <w:lang w:val="en_US" w:bidi="en_US"/>
+        </w:rPr>
         <w:t>"because of"</w:t>
       </w:r>
     </w:p>
@@ -22834,6 +26164,21 @@
           <w:b/>
           <w:lang w:val="en_US" w:bidi="en_US"/>
         </w:rPr>
+        <w:t>διὰ</w:t>
+      </w:r>
+    </w:p>
+    <w:p>
+      <w:pPr/>
+      <w:r>
+        <w:rPr>
+          <w:lang w:val="en_US" w:bidi="en_US"/>
+        </w:rPr>
+      </w:r>
+      <w:r>
+        <w:rPr>
+          <w:b/>
+          <w:lang w:val="en_US" w:bidi="en_US"/>
+        </w:rPr>
         <w:t>"because of"</w:t>
       </w:r>
     </w:p>
@@ -22916,6 +26261,21 @@
         <w:rPr>
           <w:lang w:val="en_US" w:bidi="en_US"/>
         </w:rPr>
+      </w:r>
+    </w:p>
+    <w:p>
+      <w:pPr/>
+      <w:r>
+        <w:rPr>
+          <w:lang w:val="en_US" w:bidi="en_US"/>
+        </w:rPr>
+      </w:r>
+      <w:r>
+        <w:rPr>
+          <w:b/>
+          <w:lang w:val="en_US" w:bidi="en_US"/>
+        </w:rPr>
+        <w:t>ἑαυτοὺς παρέδωκαν τῇ ἀσελγείᾳ</w:t>
       </w:r>
     </w:p>
     <w:p>
@@ -23107,6 +26467,21 @@
           <w:b/>
           <w:lang w:val="en_US" w:bidi="en_US"/>
         </w:rPr>
+        <w:t>δὲ</w:t>
+      </w:r>
+    </w:p>
+    <w:p>
+      <w:pPr/>
+      <w:r>
+        <w:rPr>
+          <w:lang w:val="en_US" w:bidi="en_US"/>
+        </w:rPr>
+      </w:r>
+      <w:r>
+        <w:rPr>
+          <w:b/>
+          <w:lang w:val="en_US" w:bidi="en_US"/>
+        </w:rPr>
         <w:t>"But"</w:t>
       </w:r>
     </w:p>
@@ -23203,6 +26578,21 @@
           <w:b/>
           <w:lang w:val="en_US" w:bidi="en_US"/>
         </w:rPr>
+        <w:t>εἴ γε αὐτὸν ἠκούσατε καὶ ἐν αὐτῷ ἐδιδάχθητε</w:t>
+      </w:r>
+    </w:p>
+    <w:p>
+      <w:pPr/>
+      <w:r>
+        <w:rPr>
+          <w:lang w:val="en_US" w:bidi="en_US"/>
+        </w:rPr>
+      </w:r>
+      <w:r>
+        <w:rPr>
+          <w:b/>
+          <w:lang w:val="en_US" w:bidi="en_US"/>
+        </w:rPr>
         <w:t>"if indeed you have heard about him and were taught in him"</w:t>
       </w:r>
     </w:p>
@@ -23312,6 +26702,21 @@
           <w:b/>
           <w:lang w:val="en_US" w:bidi="en_US"/>
         </w:rPr>
+        <w:t>ἐν αὐτῷ ἐδιδάχθητε</w:t>
+      </w:r>
+    </w:p>
+    <w:p>
+      <w:pPr/>
+      <w:r>
+        <w:rPr>
+          <w:lang w:val="en_US" w:bidi="en_US"/>
+        </w:rPr>
+      </w:r>
+      <w:r>
+        <w:rPr>
+          <w:b/>
+          <w:lang w:val="en_US" w:bidi="en_US"/>
+        </w:rPr>
         <w:t>"were taught in him"</w:t>
       </w:r>
     </w:p>
@@ -23395,6 +26800,21 @@
           <w:b/>
           <w:lang w:val="en_US" w:bidi="en_US"/>
         </w:rPr>
+        <w:t>καθώς ἐστιν ἀλήθεια ἐν τῷ Ἰησοῦ</w:t>
+      </w:r>
+    </w:p>
+    <w:p>
+      <w:pPr/>
+      <w:r>
+        <w:rPr>
+          <w:lang w:val="en_US" w:bidi="en_US"/>
+        </w:rPr>
+      </w:r>
+      <w:r>
+        <w:rPr>
+          <w:b/>
+          <w:lang w:val="en_US" w:bidi="en_US"/>
+        </w:rPr>
         <w:t>"as the truth is in Jesus"</w:t>
       </w:r>
     </w:p>
@@ -23458,6 +26878,21 @@
           <w:b/>
           <w:lang w:val="en_US" w:bidi="en_US"/>
         </w:rPr>
+        <w:t>ἀποθέσθαι ὑμᾶς κατὰ τὴν προτέραν ἀναστροφὴν</w:t>
+      </w:r>
+    </w:p>
+    <w:p>
+      <w:pPr/>
+      <w:r>
+        <w:rPr>
+          <w:lang w:val="en_US" w:bidi="en_US"/>
+        </w:rPr>
+      </w:r>
+      <w:r>
+        <w:rPr>
+          <w:b/>
+          <w:lang w:val="en_US" w:bidi="en_US"/>
+        </w:rPr>
         <w:t>"You are to put aside {what} belongs to your former manner of life"</w:t>
       </w:r>
     </w:p>
@@ -23541,6 +26976,21 @@
           <w:b/>
           <w:lang w:val="en_US" w:bidi="en_US"/>
         </w:rPr>
+        <w:t>ἀποθέσθαι ὑμᾶς κατὰ τὴν προτέραν ἀναστροφὴν τὸν παλαιὸν ἄνθρωπον</w:t>
+      </w:r>
+    </w:p>
+    <w:p>
+      <w:pPr/>
+      <w:r>
+        <w:rPr>
+          <w:lang w:val="en_US" w:bidi="en_US"/>
+        </w:rPr>
+      </w:r>
+      <w:r>
+        <w:rPr>
+          <w:b/>
+          <w:lang w:val="en_US" w:bidi="en_US"/>
+        </w:rPr>
         <w:t>"You are to put aside {what} belongs to your former manner of life, the old man"</w:t>
       </w:r>
     </w:p>
@@ -23624,6 +27074,21 @@
           <w:b/>
           <w:lang w:val="en_US" w:bidi="en_US"/>
         </w:rPr>
+        <w:t>τὸν παλαιὸν ἄνθρωπον</w:t>
+      </w:r>
+    </w:p>
+    <w:p>
+      <w:pPr/>
+      <w:r>
+        <w:rPr>
+          <w:lang w:val="en_US" w:bidi="en_US"/>
+        </w:rPr>
+      </w:r>
+      <w:r>
+        <w:rPr>
+          <w:b/>
+          <w:lang w:val="en_US" w:bidi="en_US"/>
+        </w:rPr>
         <w:t>"the old man"</w:t>
       </w:r>
     </w:p>
@@ -23803,6 +27268,21 @@
           <w:b/>
           <w:lang w:val="en_US" w:bidi="en_US"/>
         </w:rPr>
+        <w:t>ἀνανεοῦσθαι &amp; τῷ πνεύματι τοῦ νοὸς ὑμῶν</w:t>
+      </w:r>
+    </w:p>
+    <w:p>
+      <w:pPr/>
+      <w:r>
+        <w:rPr>
+          <w:lang w:val="en_US" w:bidi="en_US"/>
+        </w:rPr>
+      </w:r>
+      <w:r>
+        <w:rPr>
+          <w:b/>
+          <w:lang w:val="en_US" w:bidi="en_US"/>
+        </w:rPr>
         <w:t>"to be renewed in the spirit of your minds"</w:t>
       </w:r>
     </w:p>
@@ -23886,6 +27366,21 @@
           <w:b/>
           <w:lang w:val="en_US" w:bidi="en_US"/>
         </w:rPr>
+        <w:t>ἐν δικαιοσύνῃ καὶ ὁσιότητι τῆς ἀληθείας</w:t>
+      </w:r>
+    </w:p>
+    <w:p>
+      <w:pPr/>
+      <w:r>
+        <w:rPr>
+          <w:lang w:val="en_US" w:bidi="en_US"/>
+        </w:rPr>
+      </w:r>
+      <w:r>
+        <w:rPr>
+          <w:b/>
+          <w:lang w:val="en_US" w:bidi="en_US"/>
+        </w:rPr>
         <w:t>"in righteousness and holiness of the truth"</w:t>
       </w:r>
     </w:p>
@@ -24008,6 +27503,21 @@
           <w:b/>
           <w:lang w:val="en_US" w:bidi="en_US"/>
         </w:rPr>
+        <w:t>ἐνδύσασθαι τὸν καινὸν ἄνθρωπον</w:t>
+      </w:r>
+    </w:p>
+    <w:p>
+      <w:pPr/>
+      <w:r>
+        <w:rPr>
+          <w:lang w:val="en_US" w:bidi="en_US"/>
+        </w:rPr>
+      </w:r>
+      <w:r>
+        <w:rPr>
+          <w:b/>
+          <w:lang w:val="en_US" w:bidi="en_US"/>
+        </w:rPr>
         <w:t>"to put on the new man"</w:t>
       </w:r>
     </w:p>
@@ -24117,6 +27627,21 @@
           <w:b/>
           <w:lang w:val="en_US" w:bidi="en_US"/>
         </w:rPr>
+        <w:t>διὸ</w:t>
+      </w:r>
+    </w:p>
+    <w:p>
+      <w:pPr/>
+      <w:r>
+        <w:rPr>
+          <w:lang w:val="en_US" w:bidi="en_US"/>
+        </w:rPr>
+      </w:r>
+      <w:r>
+        <w:rPr>
+          <w:b/>
+          <w:lang w:val="en_US" w:bidi="en_US"/>
+        </w:rPr>
         <w:t>"Therefore"</w:t>
       </w:r>
     </w:p>
@@ -24213,6 +27738,21 @@
           <w:b/>
           <w:lang w:val="en_US" w:bidi="en_US"/>
         </w:rPr>
+        <w:t>ἀποθέμενοι τὸ ψεῦδος</w:t>
+      </w:r>
+    </w:p>
+    <w:p>
+      <w:pPr/>
+      <w:r>
+        <w:rPr>
+          <w:lang w:val="en_US" w:bidi="en_US"/>
+        </w:rPr>
+      </w:r>
+      <w:r>
+        <w:rPr>
+          <w:b/>
+          <w:lang w:val="en_US" w:bidi="en_US"/>
+        </w:rPr>
         <w:t>"putting aside the lying"</w:t>
       </w:r>
     </w:p>
@@ -24296,6 +27836,21 @@
           <w:b/>
           <w:lang w:val="en_US" w:bidi="en_US"/>
         </w:rPr>
+        <w:t>λαλεῖτε ἀλήθειαν ἕκαστος</w:t>
+      </w:r>
+    </w:p>
+    <w:p>
+      <w:pPr/>
+      <w:r>
+        <w:rPr>
+          <w:lang w:val="en_US" w:bidi="en_US"/>
+        </w:rPr>
+      </w:r>
+      <w:r>
+        <w:rPr>
+          <w:b/>
+          <w:lang w:val="en_US" w:bidi="en_US"/>
+        </w:rPr>
         <w:t>"let each of you speak truth"</w:t>
       </w:r>
     </w:p>
@@ -24392,6 +27947,21 @@
           <w:b/>
           <w:lang w:val="en_US" w:bidi="en_US"/>
         </w:rPr>
+        <w:t>ὅτι</w:t>
+      </w:r>
+    </w:p>
+    <w:p>
+      <w:pPr/>
+      <w:r>
+        <w:rPr>
+          <w:lang w:val="en_US" w:bidi="en_US"/>
+        </w:rPr>
+      </w:r>
+      <w:r>
+        <w:rPr>
+          <w:b/>
+          <w:lang w:val="en_US" w:bidi="en_US"/>
+        </w:rPr>
         <w:t>"because"</w:t>
       </w:r>
     </w:p>
@@ -24488,6 +28058,21 @@
           <w:b/>
           <w:lang w:val="en_US" w:bidi="en_US"/>
         </w:rPr>
+        <w:t>ἐσμὲν ἀλλήλων μέλη</w:t>
+      </w:r>
+    </w:p>
+    <w:p>
+      <w:pPr/>
+      <w:r>
+        <w:rPr>
+          <w:lang w:val="en_US" w:bidi="en_US"/>
+        </w:rPr>
+      </w:r>
+      <w:r>
+        <w:rPr>
+          <w:b/>
+          <w:lang w:val="en_US" w:bidi="en_US"/>
+        </w:rPr>
         <w:t>"we are members of one another"</w:t>
       </w:r>
     </w:p>
@@ -24571,6 +28156,21 @@
           <w:b/>
           <w:lang w:val="en_US" w:bidi="en_US"/>
         </w:rPr>
+        <w:t>ὀργίζεσθε, καὶ μὴ ἁμαρτάνετε</w:t>
+      </w:r>
+    </w:p>
+    <w:p>
+      <w:pPr/>
+      <w:r>
+        <w:rPr>
+          <w:lang w:val="en_US" w:bidi="en_US"/>
+        </w:rPr>
+      </w:r>
+      <w:r>
+        <w:rPr>
+          <w:b/>
+          <w:lang w:val="en_US" w:bidi="en_US"/>
+        </w:rPr>
         <w:t>"Be angry and do not sin"</w:t>
       </w:r>
     </w:p>
@@ -24634,6 +28234,21 @@
           <w:b/>
           <w:lang w:val="en_US" w:bidi="en_US"/>
         </w:rPr>
+        <w:t>ὁ ἥλιος μὴ ἐπιδυέτω ἐπὶ παροργισμῷ ὑμῶν</w:t>
+      </w:r>
+    </w:p>
+    <w:p>
+      <w:pPr/>
+      <w:r>
+        <w:rPr>
+          <w:lang w:val="en_US" w:bidi="en_US"/>
+        </w:rPr>
+      </w:r>
+      <w:r>
+        <w:rPr>
+          <w:b/>
+          <w:lang w:val="en_US" w:bidi="en_US"/>
+        </w:rPr>
         <w:t>"Do not let the sun go down on your indignation"</w:t>
       </w:r>
     </w:p>
@@ -24743,6 +28358,21 @@
           <w:b/>
           <w:lang w:val="en_US" w:bidi="en_US"/>
         </w:rPr>
+        <w:t>μηδὲ δίδοτε τόπον τῷ διαβόλῳ</w:t>
+      </w:r>
+    </w:p>
+    <w:p>
+      <w:pPr/>
+      <w:r>
+        <w:rPr>
+          <w:lang w:val="en_US" w:bidi="en_US"/>
+        </w:rPr>
+      </w:r>
+      <w:r>
+        <w:rPr>
+          <w:b/>
+          <w:lang w:val="en_US" w:bidi="en_US"/>
+        </w:rPr>
         <w:t>"nor give an opportunity to the devil"</w:t>
       </w:r>
     </w:p>
@@ -24806,6 +28436,21 @@
           <w:b/>
           <w:lang w:val="en_US" w:bidi="en_US"/>
         </w:rPr>
+        <w:t>μᾶλλον δὲ</w:t>
+      </w:r>
+    </w:p>
+    <w:p>
+      <w:pPr/>
+      <w:r>
+        <w:rPr>
+          <w:lang w:val="en_US" w:bidi="en_US"/>
+        </w:rPr>
+      </w:r>
+      <w:r>
+        <w:rPr>
+          <w:b/>
+          <w:lang w:val="en_US" w:bidi="en_US"/>
+        </w:rPr>
         <w:t>"But rather"</w:t>
       </w:r>
     </w:p>
@@ -24902,6 +28547,21 @@
           <w:b/>
           <w:lang w:val="en_US" w:bidi="en_US"/>
         </w:rPr>
+        <w:t>ἵνα</w:t>
+      </w:r>
+    </w:p>
+    <w:p>
+      <w:pPr/>
+      <w:r>
+        <w:rPr>
+          <w:lang w:val="en_US" w:bidi="en_US"/>
+        </w:rPr>
+      </w:r>
+      <w:r>
+        <w:rPr>
+          <w:b/>
+          <w:lang w:val="en_US" w:bidi="en_US"/>
+        </w:rPr>
         <w:t>"so that"</w:t>
       </w:r>
     </w:p>
@@ -25061,6 +28721,21 @@
           <w:b/>
           <w:lang w:val="en_US" w:bidi="en_US"/>
         </w:rPr>
+        <w:t>ἀλλ’</w:t>
+      </w:r>
+    </w:p>
+    <w:p>
+      <w:pPr/>
+      <w:r>
+        <w:rPr>
+          <w:lang w:val="en_US" w:bidi="en_US"/>
+        </w:rPr>
+      </w:r>
+      <w:r>
+        <w:rPr>
+          <w:b/>
+          <w:lang w:val="en_US" w:bidi="en_US"/>
+        </w:rPr>
         <w:t>"but"</w:t>
       </w:r>
     </w:p>
@@ -25157,6 +28832,21 @@
           <w:b/>
           <w:lang w:val="en_US" w:bidi="en_US"/>
         </w:rPr>
+        <w:t>πρὸς οἰκοδομὴν</w:t>
+      </w:r>
+    </w:p>
+    <w:p>
+      <w:pPr/>
+      <w:r>
+        <w:rPr>
+          <w:lang w:val="en_US" w:bidi="en_US"/>
+        </w:rPr>
+      </w:r>
+      <w:r>
+        <w:rPr>
+          <w:b/>
+          <w:lang w:val="en_US" w:bidi="en_US"/>
+        </w:rPr>
         <w:t>"for building up"</w:t>
       </w:r>
     </w:p>
@@ -25220,6 +28910,21 @@
           <w:b/>
           <w:lang w:val="en_US" w:bidi="en_US"/>
         </w:rPr>
+        <w:t>ἵνα</w:t>
+      </w:r>
+    </w:p>
+    <w:p>
+      <w:pPr/>
+      <w:r>
+        <w:rPr>
+          <w:lang w:val="en_US" w:bidi="en_US"/>
+        </w:rPr>
+      </w:r>
+      <w:r>
+        <w:rPr>
+          <w:b/>
+          <w:lang w:val="en_US" w:bidi="en_US"/>
+        </w:rPr>
         <w:t>"so that"</w:t>
       </w:r>
     </w:p>
@@ -25316,6 +29021,21 @@
           <w:b/>
           <w:lang w:val="en_US" w:bidi="en_US"/>
         </w:rPr>
+        <w:t>τῆς χρείας, ἵνα δῷ χάριν τοῖς ἀκούουσιν</w:t>
+      </w:r>
+    </w:p>
+    <w:p>
+      <w:pPr/>
+      <w:r>
+        <w:rPr>
+          <w:lang w:val="en_US" w:bidi="en_US"/>
+        </w:rPr>
+      </w:r>
+      <w:r>
+        <w:rPr>
+          <w:b/>
+          <w:lang w:val="en_US" w:bidi="en_US"/>
+        </w:rPr>
         <w:t>"of the {one in} need, so that it might give grace to the hearers"</w:t>
       </w:r>
     </w:p>
@@ -25379,6 +29099,21 @@
           <w:b/>
           <w:lang w:val="en_US" w:bidi="en_US"/>
         </w:rPr>
+        <w:t>ἵνα δῷ χάριν τοῖς ἀκούουσιν</w:t>
+      </w:r>
+    </w:p>
+    <w:p>
+      <w:pPr/>
+      <w:r>
+        <w:rPr>
+          <w:lang w:val="en_US" w:bidi="en_US"/>
+        </w:rPr>
+      </w:r>
+      <w:r>
+        <w:rPr>
+          <w:b/>
+          <w:lang w:val="en_US" w:bidi="en_US"/>
+        </w:rPr>
         <w:t>"so that it might give grace to the hearers"</w:t>
       </w:r>
     </w:p>
@@ -25475,6 +29210,21 @@
           <w:b/>
           <w:lang w:val="en_US" w:bidi="en_US"/>
         </w:rPr>
+        <w:t>μὴ λυπεῖτε</w:t>
+      </w:r>
+    </w:p>
+    <w:p>
+      <w:pPr/>
+      <w:r>
+        <w:rPr>
+          <w:lang w:val="en_US" w:bidi="en_US"/>
+        </w:rPr>
+      </w:r>
+      <w:r>
+        <w:rPr>
+          <w:b/>
+          <w:lang w:val="en_US" w:bidi="en_US"/>
+        </w:rPr>
         <w:t>"do not grieve"</w:t>
       </w:r>
     </w:p>
@@ -25538,6 +29288,21 @@
           <w:b/>
           <w:lang w:val="en_US" w:bidi="en_US"/>
         </w:rPr>
+        <w:t>ἐν ᾧ ἐσφραγίσθητε εἰς ἡμέραν ἀπολυτρώσεως</w:t>
+      </w:r>
+    </w:p>
+    <w:p>
+      <w:pPr/>
+      <w:r>
+        <w:rPr>
+          <w:lang w:val="en_US" w:bidi="en_US"/>
+        </w:rPr>
+      </w:r>
+      <w:r>
+        <w:rPr>
+          <w:b/>
+          <w:lang w:val="en_US" w:bidi="en_US"/>
+        </w:rPr>
         <w:t>"by whom you were sealed for the day of redemption"</w:t>
       </w:r>
     </w:p>
@@ -25621,6 +29386,21 @@
           <w:b/>
           <w:lang w:val="en_US" w:bidi="en_US"/>
         </w:rPr>
+        <w:t>ἐν ᾧ ἐσφραγίσθητε εἰς ἡμέραν ἀπολυτρώσεως</w:t>
+      </w:r>
+    </w:p>
+    <w:p>
+      <w:pPr/>
+      <w:r>
+        <w:rPr>
+          <w:lang w:val="en_US" w:bidi="en_US"/>
+        </w:rPr>
+      </w:r>
+      <w:r>
+        <w:rPr>
+          <w:b/>
+          <w:lang w:val="en_US" w:bidi="en_US"/>
+        </w:rPr>
         <w:t>"by whom you were sealed for the day of redemption"</w:t>
       </w:r>
     </w:p>
@@ -25863,6 +29643,21 @@
           <w:b/>
           <w:lang w:val="en_US" w:bidi="en_US"/>
         </w:rPr>
+        <w:t>πικρία, καὶ θυμὸς, καὶ ὀργὴ</w:t>
+      </w:r>
+    </w:p>
+    <w:p>
+      <w:pPr/>
+      <w:r>
+        <w:rPr>
+          <w:lang w:val="en_US" w:bidi="en_US"/>
+        </w:rPr>
+      </w:r>
+      <w:r>
+        <w:rPr>
+          <w:b/>
+          <w:lang w:val="en_US" w:bidi="en_US"/>
+        </w:rPr>
         <w:t>"bitterness, and rage, and anger"</w:t>
       </w:r>
     </w:p>
@@ -25985,6 +29780,21 @@
           <w:b/>
           <w:lang w:val="en_US" w:bidi="en_US"/>
         </w:rPr>
+        <w:t>κακίᾳ</w:t>
+      </w:r>
+    </w:p>
+    <w:p>
+      <w:pPr/>
+      <w:r>
+        <w:rPr>
+          <w:lang w:val="en_US" w:bidi="en_US"/>
+        </w:rPr>
+      </w:r>
+      <w:r>
+        <w:rPr>
+          <w:b/>
+          <w:lang w:val="en_US" w:bidi="en_US"/>
+        </w:rPr>
         <w:t>"malice"</w:t>
       </w:r>
     </w:p>
@@ -26081,6 +29891,21 @@
           <w:b/>
           <w:lang w:val="en_US" w:bidi="en_US"/>
         </w:rPr>
+        <w:t>δὲ</w:t>
+      </w:r>
+    </w:p>
+    <w:p>
+      <w:pPr/>
+      <w:r>
+        <w:rPr>
+          <w:lang w:val="en_US" w:bidi="en_US"/>
+        </w:rPr>
+      </w:r>
+      <w:r>
+        <w:rPr>
+          <w:b/>
+          <w:lang w:val="en_US" w:bidi="en_US"/>
+        </w:rPr>
         <w:t>"Instead"</w:t>
       </w:r>
     </w:p>
@@ -26163,6 +29988,21 @@
         <w:rPr>
           <w:lang w:val="en_US" w:bidi="en_US"/>
         </w:rPr>
+      </w:r>
+    </w:p>
+    <w:p>
+      <w:pPr/>
+      <w:r>
+        <w:rPr>
+          <w:lang w:val="en_US" w:bidi="en_US"/>
+        </w:rPr>
+      </w:r>
+      <w:r>
+        <w:rPr>
+          <w:b/>
+          <w:lang w:val="en_US" w:bidi="en_US"/>
+        </w:rPr>
+        <w:t>εὔσπλαγχνοι</w:t>
       </w:r>
     </w:p>
     <w:p>
@@ -26493,6 +30333,21 @@
           <w:b/>
           <w:lang w:val="en_US" w:bidi="en_US"/>
         </w:rPr>
+        <w:t>ὡς τέκνα ἀγαπητά</w:t>
+      </w:r>
+    </w:p>
+    <w:p>
+      <w:pPr/>
+      <w:r>
+        <w:rPr>
+          <w:lang w:val="en_US" w:bidi="en_US"/>
+        </w:rPr>
+      </w:r>
+      <w:r>
+        <w:rPr>
+          <w:b/>
+          <w:lang w:val="en_US" w:bidi="en_US"/>
+        </w:rPr>
         <w:t>"as beloved children"</w:t>
       </w:r>
     </w:p>
@@ -26589,6 +30444,21 @@
           <w:b/>
           <w:lang w:val="en_US" w:bidi="en_US"/>
         </w:rPr>
+        <w:t>περιπατεῖτε ἐν ἀγάπῃ</w:t>
+      </w:r>
+    </w:p>
+    <w:p>
+      <w:pPr/>
+      <w:r>
+        <w:rPr>
+          <w:lang w:val="en_US" w:bidi="en_US"/>
+        </w:rPr>
+      </w:r>
+      <w:r>
+        <w:rPr>
+          <w:b/>
+          <w:lang w:val="en_US" w:bidi="en_US"/>
+        </w:rPr>
         <w:t>"walk in love"</w:t>
       </w:r>
     </w:p>
@@ -26685,6 +30555,21 @@
           <w:b/>
           <w:lang w:val="en_US" w:bidi="en_US"/>
         </w:rPr>
+        <w:t>προσφορὰν καὶ θυσίαν τῷ Θεῷ εἰς ὀσμὴν εὐωδίας</w:t>
+      </w:r>
+    </w:p>
+    <w:p>
+      <w:pPr/>
+      <w:r>
+        <w:rPr>
+          <w:lang w:val="en_US" w:bidi="en_US"/>
+        </w:rPr>
+      </w:r>
+      <w:r>
+        <w:rPr>
+          <w:b/>
+          <w:lang w:val="en_US" w:bidi="en_US"/>
+        </w:rPr>
         <w:t>"an offering and sacrifice to God for a fragrant aroma"</w:t>
       </w:r>
     </w:p>
@@ -26781,6 +30666,21 @@
           <w:b/>
           <w:lang w:val="en_US" w:bidi="en_US"/>
         </w:rPr>
+        <w:t>πορνεία δὲ, καὶ ἀκαθαρσία πᾶσα, ἢ πλεονεξία, μηδὲ ὀνομαζέσθω ἐν ὑμῖν</w:t>
+      </w:r>
+    </w:p>
+    <w:p>
+      <w:pPr/>
+      <w:r>
+        <w:rPr>
+          <w:lang w:val="en_US" w:bidi="en_US"/>
+        </w:rPr>
+      </w:r>
+      <w:r>
+        <w:rPr>
+          <w:b/>
+          <w:lang w:val="en_US" w:bidi="en_US"/>
+        </w:rPr>
         <w:t>"But sexual immorality and every impurity or greed must not even be named among you"</w:t>
       </w:r>
     </w:p>
@@ -26864,6 +30764,21 @@
           <w:b/>
           <w:lang w:val="en_US" w:bidi="en_US"/>
         </w:rPr>
+        <w:t>δὲ</w:t>
+      </w:r>
+    </w:p>
+    <w:p>
+      <w:pPr/>
+      <w:r>
+        <w:rPr>
+          <w:lang w:val="en_US" w:bidi="en_US"/>
+        </w:rPr>
+      </w:r>
+      <w:r>
+        <w:rPr>
+          <w:b/>
+          <w:lang w:val="en_US" w:bidi="en_US"/>
+        </w:rPr>
         <w:t>"But"</w:t>
       </w:r>
     </w:p>
@@ -26960,6 +30875,21 @@
           <w:b/>
           <w:lang w:val="en_US" w:bidi="en_US"/>
         </w:rPr>
+        <w:t>ἀκαθαρσία πᾶσα</w:t>
+      </w:r>
+    </w:p>
+    <w:p>
+      <w:pPr/>
+      <w:r>
+        <w:rPr>
+          <w:lang w:val="en_US" w:bidi="en_US"/>
+        </w:rPr>
+      </w:r>
+      <w:r>
+        <w:rPr>
+          <w:b/>
+          <w:lang w:val="en_US" w:bidi="en_US"/>
+        </w:rPr>
         <w:t>"every impurity"</w:t>
       </w:r>
     </w:p>
@@ -27099,6 +31029,21 @@
           <w:b/>
           <w:lang w:val="en_US" w:bidi="en_US"/>
         </w:rPr>
+        <w:t>ἀλλὰ μᾶλλον</w:t>
+      </w:r>
+    </w:p>
+    <w:p>
+      <w:pPr/>
+      <w:r>
+        <w:rPr>
+          <w:lang w:val="en_US" w:bidi="en_US"/>
+        </w:rPr>
+      </w:r>
+      <w:r>
+        <w:rPr>
+          <w:b/>
+          <w:lang w:val="en_US" w:bidi="en_US"/>
+        </w:rPr>
         <w:t>"but instead"</w:t>
       </w:r>
     </w:p>
@@ -27195,6 +31140,21 @@
           <w:b/>
           <w:lang w:val="en_US" w:bidi="en_US"/>
         </w:rPr>
+        <w:t>ἀκάθαρτος</w:t>
+      </w:r>
+    </w:p>
+    <w:p>
+      <w:pPr/>
+      <w:r>
+        <w:rPr>
+          <w:lang w:val="en_US" w:bidi="en_US"/>
+        </w:rPr>
+      </w:r>
+      <w:r>
+        <w:rPr>
+          <w:b/>
+          <w:lang w:val="en_US" w:bidi="en_US"/>
+        </w:rPr>
         <w:t>"unclean"</w:t>
       </w:r>
     </w:p>
@@ -27291,6 +31251,21 @@
           <w:b/>
           <w:lang w:val="en_US" w:bidi="en_US"/>
         </w:rPr>
+        <w:t>οὐκ ἔχει κληρονομίαν</w:t>
+      </w:r>
+    </w:p>
+    <w:p>
+      <w:pPr/>
+      <w:r>
+        <w:rPr>
+          <w:lang w:val="en_US" w:bidi="en_US"/>
+        </w:rPr>
+      </w:r>
+      <w:r>
+        <w:rPr>
+          <w:b/>
+          <w:lang w:val="en_US" w:bidi="en_US"/>
+        </w:rPr>
         <w:t>"has no inheritance"</w:t>
       </w:r>
     </w:p>
@@ -27374,6 +31349,21 @@
           <w:b/>
           <w:lang w:val="en_US" w:bidi="en_US"/>
         </w:rPr>
+        <w:t>κενοῖς λόγοις</w:t>
+      </w:r>
+    </w:p>
+    <w:p>
+      <w:pPr/>
+      <w:r>
+        <w:rPr>
+          <w:lang w:val="en_US" w:bidi="en_US"/>
+        </w:rPr>
+      </w:r>
+      <w:r>
+        <w:rPr>
+          <w:b/>
+          <w:lang w:val="en_US" w:bidi="en_US"/>
+        </w:rPr>
         <w:t>"with empty words"</w:t>
       </w:r>
     </w:p>
@@ -27437,6 +31427,21 @@
           <w:b/>
           <w:lang w:val="en_US" w:bidi="en_US"/>
         </w:rPr>
+        <w:t>γὰρ</w:t>
+      </w:r>
+    </w:p>
+    <w:p>
+      <w:pPr/>
+      <w:r>
+        <w:rPr>
+          <w:lang w:val="en_US" w:bidi="en_US"/>
+        </w:rPr>
+      </w:r>
+      <w:r>
+        <w:rPr>
+          <w:b/>
+          <w:lang w:val="en_US" w:bidi="en_US"/>
+        </w:rPr>
         <w:t>"for"</w:t>
       </w:r>
     </w:p>
@@ -27533,6 +31538,21 @@
           <w:b/>
           <w:lang w:val="en_US" w:bidi="en_US"/>
         </w:rPr>
+        <w:t>ἔρχεται ἡ ὀργὴ τοῦ Θεοῦ ἐπὶ</w:t>
+      </w:r>
+    </w:p>
+    <w:p>
+      <w:pPr/>
+      <w:r>
+        <w:rPr>
+          <w:lang w:val="en_US" w:bidi="en_US"/>
+        </w:rPr>
+      </w:r>
+      <w:r>
+        <w:rPr>
+          <w:b/>
+          <w:lang w:val="en_US" w:bidi="en_US"/>
+        </w:rPr>
         <w:t>"the wrath of God is coming upon"</w:t>
       </w:r>
     </w:p>
@@ -27629,6 +31649,21 @@
           <w:b/>
           <w:lang w:val="en_US" w:bidi="en_US"/>
         </w:rPr>
+        <w:t>τοὺς υἱοὺς τῆς ἀπειθείας</w:t>
+      </w:r>
+    </w:p>
+    <w:p>
+      <w:pPr/>
+      <w:r>
+        <w:rPr>
+          <w:lang w:val="en_US" w:bidi="en_US"/>
+        </w:rPr>
+      </w:r>
+      <w:r>
+        <w:rPr>
+          <w:b/>
+          <w:lang w:val="en_US" w:bidi="en_US"/>
+        </w:rPr>
         <w:t>"the sons of disobedience"</w:t>
       </w:r>
     </w:p>
@@ -27712,6 +31747,21 @@
           <w:b/>
           <w:lang w:val="en_US" w:bidi="en_US"/>
         </w:rPr>
+        <w:t>οὖν</w:t>
+      </w:r>
+    </w:p>
+    <w:p>
+      <w:pPr/>
+      <w:r>
+        <w:rPr>
+          <w:lang w:val="en_US" w:bidi="en_US"/>
+        </w:rPr>
+      </w:r>
+      <w:r>
+        <w:rPr>
+          <w:b/>
+          <w:lang w:val="en_US" w:bidi="en_US"/>
+        </w:rPr>
         <w:t>"Therefore"</w:t>
       </w:r>
     </w:p>
@@ -27808,6 +31858,21 @@
           <w:b/>
           <w:lang w:val="en_US" w:bidi="en_US"/>
         </w:rPr>
+        <w:t>ἦτε γάρ ποτε σκότος</w:t>
+      </w:r>
+    </w:p>
+    <w:p>
+      <w:pPr/>
+      <w:r>
+        <w:rPr>
+          <w:lang w:val="en_US" w:bidi="en_US"/>
+        </w:rPr>
+      </w:r>
+      <w:r>
+        <w:rPr>
+          <w:b/>
+          <w:lang w:val="en_US" w:bidi="en_US"/>
+        </w:rPr>
         <w:t>"because formerly you were darkness"</w:t>
       </w:r>
     </w:p>
@@ -27891,6 +31956,21 @@
           <w:b/>
           <w:lang w:val="en_US" w:bidi="en_US"/>
         </w:rPr>
+        <w:t>γάρ</w:t>
+      </w:r>
+    </w:p>
+    <w:p>
+      <w:pPr/>
+      <w:r>
+        <w:rPr>
+          <w:lang w:val="en_US" w:bidi="en_US"/>
+        </w:rPr>
+      </w:r>
+      <w:r>
+        <w:rPr>
+          <w:b/>
+          <w:lang w:val="en_US" w:bidi="en_US"/>
+        </w:rPr>
         <w:t>"because"</w:t>
       </w:r>
     </w:p>
@@ -27987,6 +32067,21 @@
           <w:b/>
           <w:lang w:val="en_US" w:bidi="en_US"/>
         </w:rPr>
+        <w:t>νῦν δὲ φῶς ἐν Κυρίῳ</w:t>
+      </w:r>
+    </w:p>
+    <w:p>
+      <w:pPr/>
+      <w:r>
+        <w:rPr>
+          <w:lang w:val="en_US" w:bidi="en_US"/>
+        </w:rPr>
+      </w:r>
+      <w:r>
+        <w:rPr>
+          <w:b/>
+          <w:lang w:val="en_US" w:bidi="en_US"/>
+        </w:rPr>
         <w:t>"but now {are} light in the Lord"</w:t>
       </w:r>
     </w:p>
@@ -28083,6 +32178,21 @@
           <w:b/>
           <w:lang w:val="en_US" w:bidi="en_US"/>
         </w:rPr>
+        <w:t>δὲ</w:t>
+      </w:r>
+    </w:p>
+    <w:p>
+      <w:pPr/>
+      <w:r>
+        <w:rPr>
+          <w:lang w:val="en_US" w:bidi="en_US"/>
+        </w:rPr>
+      </w:r>
+      <w:r>
+        <w:rPr>
+          <w:b/>
+          <w:lang w:val="en_US" w:bidi="en_US"/>
+        </w:rPr>
         <w:t>"but"</w:t>
       </w:r>
     </w:p>
@@ -28179,6 +32289,21 @@
           <w:b/>
           <w:lang w:val="en_US" w:bidi="en_US"/>
         </w:rPr>
+        <w:t>ὡς τέκνα φωτὸς περιπατεῖτε</w:t>
+      </w:r>
+    </w:p>
+    <w:p>
+      <w:pPr/>
+      <w:r>
+        <w:rPr>
+          <w:lang w:val="en_US" w:bidi="en_US"/>
+        </w:rPr>
+      </w:r>
+      <w:r>
+        <w:rPr>
+          <w:b/>
+          <w:lang w:val="en_US" w:bidi="en_US"/>
+        </w:rPr>
         <w:t>"Walk as children of light"</w:t>
       </w:r>
     </w:p>
@@ -28275,6 +32400,21 @@
           <w:b/>
           <w:lang w:val="en_US" w:bidi="en_US"/>
         </w:rPr>
+        <w:t>ὡς τέκνα φωτὸς</w:t>
+      </w:r>
+    </w:p>
+    <w:p>
+      <w:pPr/>
+      <w:r>
+        <w:rPr>
+          <w:lang w:val="en_US" w:bidi="en_US"/>
+        </w:rPr>
+      </w:r>
+      <w:r>
+        <w:rPr>
+          <w:b/>
+          <w:lang w:val="en_US" w:bidi="en_US"/>
+        </w:rPr>
         <w:t>"as children of light"</w:t>
       </w:r>
     </w:p>
@@ -28371,6 +32511,21 @@
           <w:b/>
           <w:lang w:val="en_US" w:bidi="en_US"/>
         </w:rPr>
+        <w:t>ὁ &amp; καρπὸς τοῦ φωτὸς ἐν πάσῃ ἀγαθωσύνῃ, καὶ δικαιοσύνῃ, καὶ ἀληθείᾳ</w:t>
+      </w:r>
+    </w:p>
+    <w:p>
+      <w:pPr/>
+      <w:r>
+        <w:rPr>
+          <w:lang w:val="en_US" w:bidi="en_US"/>
+        </w:rPr>
+      </w:r>
+      <w:r>
+        <w:rPr>
+          <w:b/>
+          <w:lang w:val="en_US" w:bidi="en_US"/>
+        </w:rPr>
         <w:t>"the fruit of the light consists in all goodness and righteousness and truth"</w:t>
       </w:r>
     </w:p>
@@ -28467,6 +32622,21 @@
           <w:b/>
           <w:lang w:val="en_US" w:bidi="en_US"/>
         </w:rPr>
+        <w:t>γὰρ</w:t>
+      </w:r>
+    </w:p>
+    <w:p>
+      <w:pPr/>
+      <w:r>
+        <w:rPr>
+          <w:lang w:val="en_US" w:bidi="en_US"/>
+        </w:rPr>
+      </w:r>
+      <w:r>
+        <w:rPr>
+          <w:b/>
+          <w:lang w:val="en_US" w:bidi="en_US"/>
+        </w:rPr>
         <w:t>"for"</w:t>
       </w:r>
     </w:p>
@@ -28563,6 +32733,21 @@
           <w:b/>
           <w:lang w:val="en_US" w:bidi="en_US"/>
         </w:rPr>
+        <w:t>μὴ συνκοινωνεῖτε τοῖς ἔργοις τοῖς ἀκάρποις τοῦ σκότους</w:t>
+      </w:r>
+    </w:p>
+    <w:p>
+      <w:pPr/>
+      <w:r>
+        <w:rPr>
+          <w:lang w:val="en_US" w:bidi="en_US"/>
+        </w:rPr>
+      </w:r>
+      <w:r>
+        <w:rPr>
+          <w:b/>
+          <w:lang w:val="en_US" w:bidi="en_US"/>
+        </w:rPr>
         <w:t>"do not take part in the unfruitful works of darkness"</w:t>
       </w:r>
     </w:p>
@@ -28646,6 +32831,21 @@
           <w:b/>
           <w:lang w:val="en_US" w:bidi="en_US"/>
         </w:rPr>
+        <w:t>τοῖς ἔργοις τοῖς ἀκάρποις τοῦ σκότους</w:t>
+      </w:r>
+    </w:p>
+    <w:p>
+      <w:pPr/>
+      <w:r>
+        <w:rPr>
+          <w:lang w:val="en_US" w:bidi="en_US"/>
+        </w:rPr>
+      </w:r>
+      <w:r>
+        <w:rPr>
+          <w:b/>
+          <w:lang w:val="en_US" w:bidi="en_US"/>
+        </w:rPr>
         <w:t>"in the unfruitful works of darkness"</w:t>
       </w:r>
     </w:p>
@@ -28729,6 +32929,21 @@
           <w:b/>
           <w:lang w:val="en_US" w:bidi="en_US"/>
         </w:rPr>
+        <w:t>τοῖς ἔργοις τοῖς ἀκάρποις τοῦ σκότους</w:t>
+      </w:r>
+    </w:p>
+    <w:p>
+      <w:pPr/>
+      <w:r>
+        <w:rPr>
+          <w:lang w:val="en_US" w:bidi="en_US"/>
+        </w:rPr>
+      </w:r>
+      <w:r>
+        <w:rPr>
+          <w:b/>
+          <w:lang w:val="en_US" w:bidi="en_US"/>
+        </w:rPr>
         <w:t>"in the unfruitful works of darkness"</w:t>
       </w:r>
     </w:p>
@@ -28825,6 +33040,21 @@
           <w:b/>
           <w:lang w:val="en_US" w:bidi="en_US"/>
         </w:rPr>
+        <w:t>μᾶλλον δὲ</w:t>
+      </w:r>
+    </w:p>
+    <w:p>
+      <w:pPr/>
+      <w:r>
+        <w:rPr>
+          <w:lang w:val="en_US" w:bidi="en_US"/>
+        </w:rPr>
+      </w:r>
+      <w:r>
+        <w:rPr>
+          <w:b/>
+          <w:lang w:val="en_US" w:bidi="en_US"/>
+        </w:rPr>
         <w:t>"but rather"</w:t>
       </w:r>
     </w:p>
@@ -28921,6 +33151,21 @@
           <w:b/>
           <w:lang w:val="en_US" w:bidi="en_US"/>
         </w:rPr>
+        <w:t>ἐλέγχετε</w:t>
+      </w:r>
+    </w:p>
+    <w:p>
+      <w:pPr/>
+      <w:r>
+        <w:rPr>
+          <w:lang w:val="en_US" w:bidi="en_US"/>
+        </w:rPr>
+      </w:r>
+      <w:r>
+        <w:rPr>
+          <w:b/>
+          <w:lang w:val="en_US" w:bidi="en_US"/>
+        </w:rPr>
         <w:t>"expose {them"</w:t>
       </w:r>
     </w:p>
@@ -29004,6 +33249,21 @@
           <w:b/>
           <w:lang w:val="en_US" w:bidi="en_US"/>
         </w:rPr>
+        <w:t>αὐτῶν</w:t>
+      </w:r>
+    </w:p>
+    <w:p>
+      <w:pPr/>
+      <w:r>
+        <w:rPr>
+          <w:lang w:val="en_US" w:bidi="en_US"/>
+        </w:rPr>
+      </w:r>
+      <w:r>
+        <w:rPr>
+          <w:b/>
+          <w:lang w:val="en_US" w:bidi="en_US"/>
+        </w:rPr>
         <w:t>"them"</w:t>
       </w:r>
     </w:p>
@@ -29163,6 +33423,21 @@
           <w:b/>
           <w:lang w:val="en_US" w:bidi="en_US"/>
         </w:rPr>
+        <w:t>δὲ</w:t>
+      </w:r>
+    </w:p>
+    <w:p>
+      <w:pPr/>
+      <w:r>
+        <w:rPr>
+          <w:lang w:val="en_US" w:bidi="en_US"/>
+        </w:rPr>
+      </w:r>
+      <w:r>
+        <w:rPr>
+          <w:b/>
+          <w:lang w:val="en_US" w:bidi="en_US"/>
+        </w:rPr>
         <w:t>"But"</w:t>
       </w:r>
     </w:p>
@@ -29259,6 +33534,21 @@
           <w:b/>
           <w:lang w:val="en_US" w:bidi="en_US"/>
         </w:rPr>
+        <w:t>πᾶν &amp; τὸ φανερούμενον φῶς ἐστιν</w:t>
+      </w:r>
+    </w:p>
+    <w:p>
+      <w:pPr/>
+      <w:r>
+        <w:rPr>
+          <w:lang w:val="en_US" w:bidi="en_US"/>
+        </w:rPr>
+      </w:r>
+      <w:r>
+        <w:rPr>
+          <w:b/>
+          <w:lang w:val="en_US" w:bidi="en_US"/>
+        </w:rPr>
         <w:t>"everything that is revealed is light"</w:t>
       </w:r>
     </w:p>
@@ -29451,6 +33741,21 @@
           <w:b/>
           <w:lang w:val="en_US" w:bidi="en_US"/>
         </w:rPr>
+        <w:t>ἔγειρε, ὁ καθεύδων, καὶ ἀνάστα ἐκ τῶν νεκρῶν</w:t>
+      </w:r>
+    </w:p>
+    <w:p>
+      <w:pPr/>
+      <w:r>
+        <w:rPr>
+          <w:lang w:val="en_US" w:bidi="en_US"/>
+        </w:rPr>
+      </w:r>
+      <w:r>
+        <w:rPr>
+          <w:b/>
+          <w:lang w:val="en_US" w:bidi="en_US"/>
+        </w:rPr>
         <w:t>""Awake, O sleeper,"</w:t>
       </w:r>
     </w:p>
@@ -29534,6 +33839,21 @@
           <w:b/>
           <w:lang w:val="en_US" w:bidi="en_US"/>
         </w:rPr>
+        <w:t>ὁ καθεύδων</w:t>
+      </w:r>
+    </w:p>
+    <w:p>
+      <w:pPr/>
+      <w:r>
+        <w:rPr>
+          <w:lang w:val="en_US" w:bidi="en_US"/>
+        </w:rPr>
+      </w:r>
+      <w:r>
+        <w:rPr>
+          <w:b/>
+          <w:lang w:val="en_US" w:bidi="en_US"/>
+        </w:rPr>
         <w:t>"O sleeper"</w:t>
       </w:r>
     </w:p>
@@ -29617,6 +33937,21 @@
           <w:b/>
           <w:lang w:val="en_US" w:bidi="en_US"/>
         </w:rPr>
+        <w:t>ἐκ τῶν νεκρῶν</w:t>
+      </w:r>
+    </w:p>
+    <w:p>
+      <w:pPr/>
+      <w:r>
+        <w:rPr>
+          <w:lang w:val="en_US" w:bidi="en_US"/>
+        </w:rPr>
+      </w:r>
+      <w:r>
+        <w:rPr>
+          <w:b/>
+          <w:lang w:val="en_US" w:bidi="en_US"/>
+        </w:rPr>
         <w:t>"from the dead"</w:t>
       </w:r>
     </w:p>
@@ -29713,6 +34048,21 @@
           <w:b/>
           <w:lang w:val="en_US" w:bidi="en_US"/>
         </w:rPr>
+        <w:t>ἐπιφαύσει σοι</w:t>
+      </w:r>
+    </w:p>
+    <w:p>
+      <w:pPr/>
+      <w:r>
+        <w:rPr>
+          <w:lang w:val="en_US" w:bidi="en_US"/>
+        </w:rPr>
+      </w:r>
+      <w:r>
+        <w:rPr>
+          <w:b/>
+          <w:lang w:val="en_US" w:bidi="en_US"/>
+        </w:rPr>
         <w:t>"will shine on you"</w:t>
       </w:r>
     </w:p>
@@ -29809,6 +34159,21 @@
           <w:b/>
           <w:lang w:val="en_US" w:bidi="en_US"/>
         </w:rPr>
+        <w:t>ἐπιφαύσει σοι ὁ Χριστός</w:t>
+      </w:r>
+    </w:p>
+    <w:p>
+      <w:pPr/>
+      <w:r>
+        <w:rPr>
+          <w:lang w:val="en_US" w:bidi="en_US"/>
+        </w:rPr>
+      </w:r>
+      <w:r>
+        <w:rPr>
+          <w:b/>
+          <w:lang w:val="en_US" w:bidi="en_US"/>
+        </w:rPr>
         <w:t>"Christ will shine on you"</w:t>
       </w:r>
     </w:p>
@@ -29975,6 +34340,21 @@
           <w:b/>
           <w:lang w:val="en_US" w:bidi="en_US"/>
         </w:rPr>
+        <w:t>οὖν</w:t>
+      </w:r>
+    </w:p>
+    <w:p>
+      <w:pPr/>
+      <w:r>
+        <w:rPr>
+          <w:lang w:val="en_US" w:bidi="en_US"/>
+        </w:rPr>
+      </w:r>
+      <w:r>
+        <w:rPr>
+          <w:b/>
+          <w:lang w:val="en_US" w:bidi="en_US"/>
+        </w:rPr>
         <w:t>"therefore"</w:t>
       </w:r>
     </w:p>
@@ -30071,6 +34451,21 @@
           <w:b/>
           <w:lang w:val="en_US" w:bidi="en_US"/>
         </w:rPr>
+        <w:t>ἀλλ’</w:t>
+      </w:r>
+    </w:p>
+    <w:p>
+      <w:pPr/>
+      <w:r>
+        <w:rPr>
+          <w:lang w:val="en_US" w:bidi="en_US"/>
+        </w:rPr>
+      </w:r>
+      <w:r>
+        <w:rPr>
+          <w:b/>
+          <w:lang w:val="en_US" w:bidi="en_US"/>
+        </w:rPr>
         <w:t>"but"</w:t>
       </w:r>
     </w:p>
@@ -30250,6 +34645,21 @@
           <w:b/>
           <w:lang w:val="en_US" w:bidi="en_US"/>
         </w:rPr>
+        <w:t>ἐξαγοραζόμενοι τὸν καιρόν</w:t>
+      </w:r>
+    </w:p>
+    <w:p>
+      <w:pPr/>
+      <w:r>
+        <w:rPr>
+          <w:lang w:val="en_US" w:bidi="en_US"/>
+        </w:rPr>
+      </w:r>
+      <w:r>
+        <w:rPr>
+          <w:b/>
+          <w:lang w:val="en_US" w:bidi="en_US"/>
+        </w:rPr>
         <w:t>"redeeming the time"</w:t>
       </w:r>
     </w:p>
@@ -30346,6 +34756,21 @@
           <w:b/>
           <w:lang w:val="en_US" w:bidi="en_US"/>
         </w:rPr>
+        <w:t>ὅτι αἱ ἡμέραι πονηραί εἰσιν</w:t>
+      </w:r>
+    </w:p>
+    <w:p>
+      <w:pPr/>
+      <w:r>
+        <w:rPr>
+          <w:lang w:val="en_US" w:bidi="en_US"/>
+        </w:rPr>
+      </w:r>
+      <w:r>
+        <w:rPr>
+          <w:b/>
+          <w:lang w:val="en_US" w:bidi="en_US"/>
+        </w:rPr>
         <w:t>"because the days are evil"</w:t>
       </w:r>
     </w:p>
@@ -30442,6 +34867,21 @@
           <w:b/>
           <w:lang w:val="en_US" w:bidi="en_US"/>
         </w:rPr>
+        <w:t>ὅτι</w:t>
+      </w:r>
+    </w:p>
+    <w:p>
+      <w:pPr/>
+      <w:r>
+        <w:rPr>
+          <w:lang w:val="en_US" w:bidi="en_US"/>
+        </w:rPr>
+      </w:r>
+      <w:r>
+        <w:rPr>
+          <w:b/>
+          <w:lang w:val="en_US" w:bidi="en_US"/>
+        </w:rPr>
         <w:t>"because"</w:t>
       </w:r>
     </w:p>
@@ -30538,6 +34978,21 @@
           <w:b/>
           <w:lang w:val="en_US" w:bidi="en_US"/>
         </w:rPr>
+        <w:t>διὰ τοῦτο</w:t>
+      </w:r>
+    </w:p>
+    <w:p>
+      <w:pPr/>
+      <w:r>
+        <w:rPr>
+          <w:lang w:val="en_US" w:bidi="en_US"/>
+        </w:rPr>
+      </w:r>
+      <w:r>
+        <w:rPr>
+          <w:b/>
+          <w:lang w:val="en_US" w:bidi="en_US"/>
+        </w:rPr>
         <w:t>"Because of this"</w:t>
       </w:r>
     </w:p>
@@ -30634,6 +35089,21 @@
           <w:b/>
           <w:lang w:val="en_US" w:bidi="en_US"/>
         </w:rPr>
+        <w:t>ἀλλὰ</w:t>
+      </w:r>
+    </w:p>
+    <w:p>
+      <w:pPr/>
+      <w:r>
+        <w:rPr>
+          <w:lang w:val="en_US" w:bidi="en_US"/>
+        </w:rPr>
+      </w:r>
+      <w:r>
+        <w:rPr>
+          <w:b/>
+          <w:lang w:val="en_US" w:bidi="en_US"/>
+        </w:rPr>
         <w:t>"but"</w:t>
       </w:r>
     </w:p>
@@ -30856,6 +35326,21 @@
           <w:b/>
           <w:lang w:val="en_US" w:bidi="en_US"/>
         </w:rPr>
+        <w:t>ἐν ᾧ ἐστιν ἀσωτία</w:t>
+      </w:r>
+    </w:p>
+    <w:p>
+      <w:pPr/>
+      <w:r>
+        <w:rPr>
+          <w:lang w:val="en_US" w:bidi="en_US"/>
+        </w:rPr>
+      </w:r>
+      <w:r>
+        <w:rPr>
+          <w:b/>
+          <w:lang w:val="en_US" w:bidi="en_US"/>
+        </w:rPr>
         <w:t>"in which is recklessness"</w:t>
       </w:r>
     </w:p>
@@ -30952,6 +35437,21 @@
           <w:b/>
           <w:lang w:val="en_US" w:bidi="en_US"/>
         </w:rPr>
+        <w:t>ἀλλὰ πληροῦσθε ἐν Πνεύματι</w:t>
+      </w:r>
+    </w:p>
+    <w:p>
+      <w:pPr/>
+      <w:r>
+        <w:rPr>
+          <w:lang w:val="en_US" w:bidi="en_US"/>
+        </w:rPr>
+      </w:r>
+      <w:r>
+        <w:rPr>
+          <w:b/>
+          <w:lang w:val="en_US" w:bidi="en_US"/>
+        </w:rPr>
         <w:t>"Instead, be filled with the Spirit"</w:t>
       </w:r>
     </w:p>
@@ -31015,6 +35515,21 @@
           <w:b/>
           <w:lang w:val="en_US" w:bidi="en_US"/>
         </w:rPr>
+        <w:t>ἀλλὰ</w:t>
+      </w:r>
+    </w:p>
+    <w:p>
+      <w:pPr/>
+      <w:r>
+        <w:rPr>
+          <w:lang w:val="en_US" w:bidi="en_US"/>
+        </w:rPr>
+      </w:r>
+      <w:r>
+        <w:rPr>
+          <w:b/>
+          <w:lang w:val="en_US" w:bidi="en_US"/>
+        </w:rPr>
         <w:t>"Instead"</w:t>
       </w:r>
     </w:p>
@@ -31111,6 +35626,21 @@
           <w:b/>
           <w:lang w:val="en_US" w:bidi="en_US"/>
         </w:rPr>
+        <w:t>ψαλμοῖς, καὶ ὕμνοις, καὶ ᾠδαῖς πνευματικαῖς</w:t>
+      </w:r>
+    </w:p>
+    <w:p>
+      <w:pPr/>
+      <w:r>
+        <w:rPr>
+          <w:lang w:val="en_US" w:bidi="en_US"/>
+        </w:rPr>
+      </w:r>
+      <w:r>
+        <w:rPr>
+          <w:b/>
+          <w:lang w:val="en_US" w:bidi="en_US"/>
+        </w:rPr>
         <w:t>"psalms and hymns and spiritual songs"</w:t>
       </w:r>
     </w:p>
@@ -31270,6 +35800,21 @@
           <w:b/>
           <w:lang w:val="en_US" w:bidi="en_US"/>
         </w:rPr>
+        <w:t>ὕμνοις</w:t>
+      </w:r>
+    </w:p>
+    <w:p>
+      <w:pPr/>
+      <w:r>
+        <w:rPr>
+          <w:lang w:val="en_US" w:bidi="en_US"/>
+        </w:rPr>
+      </w:r>
+      <w:r>
+        <w:rPr>
+          <w:b/>
+          <w:lang w:val="en_US" w:bidi="en_US"/>
+        </w:rPr>
         <w:t>"hymns"</w:t>
       </w:r>
     </w:p>
@@ -31346,6 +35891,21 @@
           <w:b/>
           <w:lang w:val="en_US" w:bidi="en_US"/>
         </w:rPr>
+        <w:t>ᾠδαῖς πνευματικαῖς</w:t>
+      </w:r>
+    </w:p>
+    <w:p>
+      <w:pPr/>
+      <w:r>
+        <w:rPr>
+          <w:lang w:val="en_US" w:bidi="en_US"/>
+        </w:rPr>
+      </w:r>
+      <w:r>
+        <w:rPr>
+          <w:b/>
+          <w:lang w:val="en_US" w:bidi="en_US"/>
+        </w:rPr>
         <w:t>"spiritual songs"</w:t>
       </w:r>
     </w:p>
@@ -31442,6 +36002,21 @@
           <w:b/>
           <w:lang w:val="en_US" w:bidi="en_US"/>
         </w:rPr>
+        <w:t>τῇ καρδίᾳ ὑμῶν</w:t>
+      </w:r>
+    </w:p>
+    <w:p>
+      <w:pPr/>
+      <w:r>
+        <w:rPr>
+          <w:lang w:val="en_US" w:bidi="en_US"/>
+        </w:rPr>
+      </w:r>
+      <w:r>
+        <w:rPr>
+          <w:b/>
+          <w:lang w:val="en_US" w:bidi="en_US"/>
+        </w:rPr>
         <w:t>"in your heart"</w:t>
       </w:r>
     </w:p>
@@ -31538,6 +36113,21 @@
           <w:b/>
           <w:lang w:val="en_US" w:bidi="en_US"/>
         </w:rPr>
+        <w:t>ἐν ὀνόματι τοῦ Κυρίου ἡμῶν, Ἰησοῦ Χριστοῦ</w:t>
+      </w:r>
+    </w:p>
+    <w:p>
+      <w:pPr/>
+      <w:r>
+        <w:rPr>
+          <w:lang w:val="en_US" w:bidi="en_US"/>
+        </w:rPr>
+      </w:r>
+      <w:r>
+        <w:rPr>
+          <w:b/>
+          <w:lang w:val="en_US" w:bidi="en_US"/>
+        </w:rPr>
         <w:t>"in the name of our Lord Jesus Christ"</w:t>
       </w:r>
     </w:p>
@@ -31620,6 +36210,21 @@
         <w:rPr>
           <w:lang w:val="en_US" w:bidi="en_US"/>
         </w:rPr>
+      </w:r>
+    </w:p>
+    <w:p>
+      <w:pPr/>
+      <w:r>
+        <w:rPr>
+          <w:lang w:val="en_US" w:bidi="en_US"/>
+        </w:rPr>
+      </w:r>
+      <w:r>
+        <w:rPr>
+          <w:b/>
+          <w:lang w:val="en_US" w:bidi="en_US"/>
+        </w:rPr>
+        <w:t>τῷ Θεῷ καὶ Πατρί</w:t>
       </w:r>
     </w:p>
     <w:p>
@@ -31778,6 +36383,21 @@
           <w:b/>
           <w:lang w:val="en_US" w:bidi="en_US"/>
         </w:rPr>
+        <w:t>ὅτι</w:t>
+      </w:r>
+    </w:p>
+    <w:p>
+      <w:pPr/>
+      <w:r>
+        <w:rPr>
+          <w:lang w:val="en_US" w:bidi="en_US"/>
+        </w:rPr>
+      </w:r>
+      <w:r>
+        <w:rPr>
+          <w:b/>
+          <w:lang w:val="en_US" w:bidi="en_US"/>
+        </w:rPr>
         <w:t>"For"</w:t>
       </w:r>
     </w:p>
@@ -31874,6 +36494,21 @@
           <w:b/>
           <w:lang w:val="en_US" w:bidi="en_US"/>
         </w:rPr>
+        <w:t>κεφαλὴ τῆς γυναικὸς &amp; κεφαλὴ τῆς ἐκκλησίας</w:t>
+      </w:r>
+    </w:p>
+    <w:p>
+      <w:pPr/>
+      <w:r>
+        <w:rPr>
+          <w:lang w:val="en_US" w:bidi="en_US"/>
+        </w:rPr>
+      </w:r>
+      <w:r>
+        <w:rPr>
+          <w:b/>
+          <w:lang w:val="en_US" w:bidi="en_US"/>
+        </w:rPr>
         <w:t>"the head of the wife"</w:t>
       </w:r>
       <w:r>
@@ -31983,6 +36618,21 @@
           <w:b/>
           <w:lang w:val="en_US" w:bidi="en_US"/>
         </w:rPr>
+        <w:t>τοῦ σώματος</w:t>
+      </w:r>
+    </w:p>
+    <w:p>
+      <w:pPr/>
+      <w:r>
+        <w:rPr>
+          <w:lang w:val="en_US" w:bidi="en_US"/>
+        </w:rPr>
+      </w:r>
+      <w:r>
+        <w:rPr>
+          <w:b/>
+          <w:lang w:val="en_US" w:bidi="en_US"/>
+        </w:rPr>
         <w:t>"of the body"</w:t>
       </w:r>
     </w:p>
@@ -32237,6 +36887,21 @@
           <w:b/>
           <w:lang w:val="en_US" w:bidi="en_US"/>
         </w:rPr>
+        <w:t>ἑαυτὸν παρέδωκεν</w:t>
+      </w:r>
+    </w:p>
+    <w:p>
+      <w:pPr/>
+      <w:r>
+        <w:rPr>
+          <w:lang w:val="en_US" w:bidi="en_US"/>
+        </w:rPr>
+      </w:r>
+      <w:r>
+        <w:rPr>
+          <w:b/>
+          <w:lang w:val="en_US" w:bidi="en_US"/>
+        </w:rPr>
         <w:t>"gave himself up"</w:t>
       </w:r>
     </w:p>
@@ -32300,6 +36965,21 @@
           <w:b/>
           <w:lang w:val="en_US" w:bidi="en_US"/>
         </w:rPr>
+        <w:t>ὑπὲρ αὐτῆς</w:t>
+      </w:r>
+    </w:p>
+    <w:p>
+      <w:pPr/>
+      <w:r>
+        <w:rPr>
+          <w:lang w:val="en_US" w:bidi="en_US"/>
+        </w:rPr>
+      </w:r>
+      <w:r>
+        <w:rPr>
+          <w:b/>
+          <w:lang w:val="en_US" w:bidi="en_US"/>
+        </w:rPr>
         <w:t>"for her"</w:t>
       </w:r>
     </w:p>
@@ -32383,6 +37063,21 @@
           <w:b/>
           <w:lang w:val="en_US" w:bidi="en_US"/>
         </w:rPr>
+        <w:t>ἵνα</w:t>
+      </w:r>
+    </w:p>
+    <w:p>
+      <w:pPr/>
+      <w:r>
+        <w:rPr>
+          <w:lang w:val="en_US" w:bidi="en_US"/>
+        </w:rPr>
+      </w:r>
+      <w:r>
+        <w:rPr>
+          <w:b/>
+          <w:lang w:val="en_US" w:bidi="en_US"/>
+        </w:rPr>
         <w:t>"so that"</w:t>
       </w:r>
     </w:p>
@@ -32479,6 +37174,21 @@
           <w:b/>
           <w:lang w:val="en_US" w:bidi="en_US"/>
         </w:rPr>
+        <w:t>αὐτὴν ἁγιάσῃ, καθαρίσας</w:t>
+      </w:r>
+    </w:p>
+    <w:p>
+      <w:pPr/>
+      <w:r>
+        <w:rPr>
+          <w:lang w:val="en_US" w:bidi="en_US"/>
+        </w:rPr>
+      </w:r>
+      <w:r>
+        <w:rPr>
+          <w:b/>
+          <w:lang w:val="en_US" w:bidi="en_US"/>
+        </w:rPr>
         <w:t>"he might sanctify her, having cleansed her"</w:t>
       </w:r>
     </w:p>
@@ -32562,6 +37272,21 @@
           <w:b/>
           <w:lang w:val="en_US" w:bidi="en_US"/>
         </w:rPr>
+        <w:t>καθαρίσας τῷ λουτρῷ τοῦ ὕδατος ἐν ῥήματι</w:t>
+      </w:r>
+    </w:p>
+    <w:p>
+      <w:pPr/>
+      <w:r>
+        <w:rPr>
+          <w:lang w:val="en_US" w:bidi="en_US"/>
+        </w:rPr>
+      </w:r>
+      <w:r>
+        <w:rPr>
+          <w:b/>
+          <w:lang w:val="en_US" w:bidi="en_US"/>
+        </w:rPr>
         <w:t>"having cleansed her by the washing of the water with the word"</w:t>
       </w:r>
     </w:p>
@@ -32684,6 +37409,21 @@
           <w:b/>
           <w:lang w:val="en_US" w:bidi="en_US"/>
         </w:rPr>
+        <w:t>ἵνα</w:t>
+      </w:r>
+    </w:p>
+    <w:p>
+      <w:pPr/>
+      <w:r>
+        <w:rPr>
+          <w:lang w:val="en_US" w:bidi="en_US"/>
+        </w:rPr>
+      </w:r>
+      <w:r>
+        <w:rPr>
+          <w:b/>
+          <w:lang w:val="en_US" w:bidi="en_US"/>
+        </w:rPr>
         <w:t>"so that"</w:t>
       </w:r>
     </w:p>
@@ -32780,6 +37520,21 @@
           <w:b/>
           <w:lang w:val="en_US" w:bidi="en_US"/>
         </w:rPr>
+        <w:t>μὴ ἔχουσαν σπίλον, ἢ ῥυτίδα</w:t>
+      </w:r>
+    </w:p>
+    <w:p>
+      <w:pPr/>
+      <w:r>
+        <w:rPr>
+          <w:lang w:val="en_US" w:bidi="en_US"/>
+        </w:rPr>
+      </w:r>
+      <w:r>
+        <w:rPr>
+          <w:b/>
+          <w:lang w:val="en_US" w:bidi="en_US"/>
+        </w:rPr>
         <w:t>"not having stain or wrinkle"</w:t>
       </w:r>
     </w:p>
@@ -32972,6 +37727,21 @@
           <w:b/>
           <w:lang w:val="en_US" w:bidi="en_US"/>
         </w:rPr>
+        <w:t>ἀλλ’</w:t>
+      </w:r>
+    </w:p>
+    <w:p>
+      <w:pPr/>
+      <w:r>
+        <w:rPr>
+          <w:lang w:val="en_US" w:bidi="en_US"/>
+        </w:rPr>
+      </w:r>
+      <w:r>
+        <w:rPr>
+          <w:b/>
+          <w:lang w:val="en_US" w:bidi="en_US"/>
+        </w:rPr>
         <w:t>"but"</w:t>
       </w:r>
     </w:p>
@@ -33068,6 +37838,21 @@
           <w:b/>
           <w:lang w:val="en_US" w:bidi="en_US"/>
         </w:rPr>
+        <w:t>ἵνα</w:t>
+      </w:r>
+    </w:p>
+    <w:p>
+      <w:pPr/>
+      <w:r>
+        <w:rPr>
+          <w:lang w:val="en_US" w:bidi="en_US"/>
+        </w:rPr>
+      </w:r>
+      <w:r>
+        <w:rPr>
+          <w:b/>
+          <w:lang w:val="en_US" w:bidi="en_US"/>
+        </w:rPr>
         <w:t>"so that"</w:t>
       </w:r>
     </w:p>
@@ -33164,6 +37949,21 @@
           <w:b/>
           <w:lang w:val="en_US" w:bidi="en_US"/>
         </w:rPr>
+        <w:t>ἁγία καὶ ἄμωμος</w:t>
+      </w:r>
+    </w:p>
+    <w:p>
+      <w:pPr/>
+      <w:r>
+        <w:rPr>
+          <w:lang w:val="en_US" w:bidi="en_US"/>
+        </w:rPr>
+      </w:r>
+      <w:r>
+        <w:rPr>
+          <w:b/>
+          <w:lang w:val="en_US" w:bidi="en_US"/>
+        </w:rPr>
         <w:t>"holy and blameless"</w:t>
       </w:r>
     </w:p>
@@ -33273,6 +38073,21 @@
           <w:b/>
           <w:lang w:val="en_US" w:bidi="en_US"/>
         </w:rPr>
+        <w:t>ὡς τὰ ἑαυτῶν σώματα</w:t>
+      </w:r>
+    </w:p>
+    <w:p>
+      <w:pPr/>
+      <w:r>
+        <w:rPr>
+          <w:lang w:val="en_US" w:bidi="en_US"/>
+        </w:rPr>
+      </w:r>
+      <w:r>
+        <w:rPr>
+          <w:b/>
+          <w:lang w:val="en_US" w:bidi="en_US"/>
+        </w:rPr>
         <w:t>"as their own bodies"</w:t>
       </w:r>
     </w:p>
@@ -33369,6 +38184,21 @@
           <w:b/>
           <w:lang w:val="en_US" w:bidi="en_US"/>
         </w:rPr>
+        <w:t>ἀλλὰ ἐκτρέφει</w:t>
+      </w:r>
+    </w:p>
+    <w:p>
+      <w:pPr/>
+      <w:r>
+        <w:rPr>
+          <w:lang w:val="en_US" w:bidi="en_US"/>
+        </w:rPr>
+      </w:r>
+      <w:r>
+        <w:rPr>
+          <w:b/>
+          <w:lang w:val="en_US" w:bidi="en_US"/>
+        </w:rPr>
         <w:t>"but he nourishes"</w:t>
       </w:r>
     </w:p>
@@ -33432,6 +38262,21 @@
           <w:b/>
           <w:lang w:val="en_US" w:bidi="en_US"/>
         </w:rPr>
+        <w:t>ἀλλὰ</w:t>
+      </w:r>
+    </w:p>
+    <w:p>
+      <w:pPr/>
+      <w:r>
+        <w:rPr>
+          <w:lang w:val="en_US" w:bidi="en_US"/>
+        </w:rPr>
+      </w:r>
+      <w:r>
+        <w:rPr>
+          <w:b/>
+          <w:lang w:val="en_US" w:bidi="en_US"/>
+        </w:rPr>
         <w:t>"but"</w:t>
       </w:r>
     </w:p>
@@ -33528,6 +38373,21 @@
           <w:b/>
           <w:lang w:val="en_US" w:bidi="en_US"/>
         </w:rPr>
+        <w:t>ὅτι</w:t>
+      </w:r>
+    </w:p>
+    <w:p>
+      <w:pPr/>
+      <w:r>
+        <w:rPr>
+          <w:lang w:val="en_US" w:bidi="en_US"/>
+        </w:rPr>
+      </w:r>
+      <w:r>
+        <w:rPr>
+          <w:b/>
+          <w:lang w:val="en_US" w:bidi="en_US"/>
+        </w:rPr>
         <w:t>"because"</w:t>
       </w:r>
     </w:p>
@@ -33624,6 +38484,21 @@
           <w:b/>
           <w:lang w:val="en_US" w:bidi="en_US"/>
         </w:rPr>
+        <w:t>μέλη ἐσμὲν τοῦ σώματος αὐτοῦ</w:t>
+      </w:r>
+    </w:p>
+    <w:p>
+      <w:pPr/>
+      <w:r>
+        <w:rPr>
+          <w:lang w:val="en_US" w:bidi="en_US"/>
+        </w:rPr>
+      </w:r>
+      <w:r>
+        <w:rPr>
+          <w:b/>
+          <w:lang w:val="en_US" w:bidi="en_US"/>
+        </w:rPr>
         <w:t>"we are members of his body"</w:t>
       </w:r>
     </w:p>
@@ -33859,6 +38734,21 @@
           <w:b/>
           <w:lang w:val="en_US" w:bidi="en_US"/>
         </w:rPr>
+        <w:t>ἀντὶ τούτου</w:t>
+      </w:r>
+    </w:p>
+    <w:p>
+      <w:pPr/>
+      <w:r>
+        <w:rPr>
+          <w:lang w:val="en_US" w:bidi="en_US"/>
+        </w:rPr>
+      </w:r>
+      <w:r>
+        <w:rPr>
+          <w:b/>
+          <w:lang w:val="en_US" w:bidi="en_US"/>
+        </w:rPr>
         <w:t>"Because of this"</w:t>
       </w:r>
     </w:p>
@@ -34081,6 +38971,21 @@
           <w:b/>
           <w:lang w:val="en_US" w:bidi="en_US"/>
         </w:rPr>
+        <w:t>γάρ</w:t>
+      </w:r>
+    </w:p>
+    <w:p>
+      <w:pPr/>
+      <w:r>
+        <w:rPr>
+          <w:lang w:val="en_US" w:bidi="en_US"/>
+        </w:rPr>
+      </w:r>
+      <w:r>
+        <w:rPr>
+          <w:b/>
+          <w:lang w:val="en_US" w:bidi="en_US"/>
+        </w:rPr>
         <w:t>"for"</w:t>
       </w:r>
     </w:p>
@@ -34286,6 +39191,21 @@
           <w:b/>
           <w:lang w:val="en_US" w:bidi="en_US"/>
         </w:rPr>
+        <w:t>ἵνα</w:t>
+      </w:r>
+    </w:p>
+    <w:p>
+      <w:pPr/>
+      <w:r>
+        <w:rPr>
+          <w:lang w:val="en_US" w:bidi="en_US"/>
+        </w:rPr>
+      </w:r>
+      <w:r>
+        <w:rPr>
+          <w:b/>
+          <w:lang w:val="en_US" w:bidi="en_US"/>
+        </w:rPr>
         <w:t>"so that"</w:t>
       </w:r>
     </w:p>
@@ -34382,6 +39302,21 @@
           <w:b/>
           <w:lang w:val="en_US" w:bidi="en_US"/>
         </w:rPr>
+        <w:t>μὴ παροργίζετε τὰ τέκνα ὑμῶν</w:t>
+      </w:r>
+    </w:p>
+    <w:p>
+      <w:pPr/>
+      <w:r>
+        <w:rPr>
+          <w:lang w:val="en_US" w:bidi="en_US"/>
+        </w:rPr>
+      </w:r>
+      <w:r>
+        <w:rPr>
+          <w:b/>
+          <w:lang w:val="en_US" w:bidi="en_US"/>
+        </w:rPr>
         <w:t>"do not provoke your children to anger"</w:t>
       </w:r>
     </w:p>
@@ -34445,6 +39380,21 @@
           <w:b/>
           <w:lang w:val="en_US" w:bidi="en_US"/>
         </w:rPr>
+        <w:t>ἀλλὰ</w:t>
+      </w:r>
+    </w:p>
+    <w:p>
+      <w:pPr/>
+      <w:r>
+        <w:rPr>
+          <w:lang w:val="en_US" w:bidi="en_US"/>
+        </w:rPr>
+      </w:r>
+      <w:r>
+        <w:rPr>
+          <w:b/>
+          <w:lang w:val="en_US" w:bidi="en_US"/>
+        </w:rPr>
         <w:t>"Instead"</w:t>
       </w:r>
     </w:p>
@@ -34541,6 +39491,21 @@
           <w:b/>
           <w:lang w:val="en_US" w:bidi="en_US"/>
         </w:rPr>
+        <w:t>ἐκτρέφετε αὐτὰ ἐν παιδείᾳ καὶ νουθεσίᾳ Κυρίου</w:t>
+      </w:r>
+    </w:p>
+    <w:p>
+      <w:pPr/>
+      <w:r>
+        <w:rPr>
+          <w:lang w:val="en_US" w:bidi="en_US"/>
+        </w:rPr>
+      </w:r>
+      <w:r>
+        <w:rPr>
+          <w:b/>
+          <w:lang w:val="en_US" w:bidi="en_US"/>
+        </w:rPr>
         <w:t>"raise them in the discipline and instruction of the Lord"</w:t>
       </w:r>
     </w:p>
@@ -34650,6 +39615,21 @@
           <w:b/>
           <w:lang w:val="en_US" w:bidi="en_US"/>
         </w:rPr>
+        <w:t>φόβου καὶ τρόμου</w:t>
+      </w:r>
+    </w:p>
+    <w:p>
+      <w:pPr/>
+      <w:r>
+        <w:rPr>
+          <w:lang w:val="en_US" w:bidi="en_US"/>
+        </w:rPr>
+      </w:r>
+      <w:r>
+        <w:rPr>
+          <w:b/>
+          <w:lang w:val="en_US" w:bidi="en_US"/>
+        </w:rPr>
         <w:t>"fear and trembling"</w:t>
       </w:r>
     </w:p>
@@ -34746,6 +39726,21 @@
           <w:b/>
           <w:lang w:val="en_US" w:bidi="en_US"/>
         </w:rPr>
+        <w:t>καὶ τρόμου</w:t>
+      </w:r>
+    </w:p>
+    <w:p>
+      <w:pPr/>
+      <w:r>
+        <w:rPr>
+          <w:lang w:val="en_US" w:bidi="en_US"/>
+        </w:rPr>
+      </w:r>
+      <w:r>
+        <w:rPr>
+          <w:b/>
+          <w:lang w:val="en_US" w:bidi="en_US"/>
+        </w:rPr>
         <w:t>"and trembling"</w:t>
       </w:r>
     </w:p>
@@ -34842,6 +39837,21 @@
           <w:b/>
           <w:lang w:val="en_US" w:bidi="en_US"/>
         </w:rPr>
+        <w:t>ἐν ἁπλότητι τῆς καρδίας ὑμῶν</w:t>
+      </w:r>
+    </w:p>
+    <w:p>
+      <w:pPr/>
+      <w:r>
+        <w:rPr>
+          <w:lang w:val="en_US" w:bidi="en_US"/>
+        </w:rPr>
+      </w:r>
+      <w:r>
+        <w:rPr>
+          <w:b/>
+          <w:lang w:val="en_US" w:bidi="en_US"/>
+        </w:rPr>
         <w:t>"in honesty of your heart"</w:t>
       </w:r>
     </w:p>
@@ -34938,6 +39948,21 @@
           <w:b/>
           <w:lang w:val="en_US" w:bidi="en_US"/>
         </w:rPr>
+        <w:t>ἐν ἁπλότητι</w:t>
+      </w:r>
+    </w:p>
+    <w:p>
+      <w:pPr/>
+      <w:r>
+        <w:rPr>
+          <w:lang w:val="en_US" w:bidi="en_US"/>
+        </w:rPr>
+      </w:r>
+      <w:r>
+        <w:rPr>
+          <w:b/>
+          <w:lang w:val="en_US" w:bidi="en_US"/>
+        </w:rPr>
         <w:t>"in honesty"</w:t>
       </w:r>
     </w:p>
@@ -35034,6 +40059,21 @@
           <w:b/>
           <w:lang w:val="en_US" w:bidi="en_US"/>
         </w:rPr>
+        <w:t>ὡς τῷ Χριστῷ</w:t>
+      </w:r>
+    </w:p>
+    <w:p>
+      <w:pPr/>
+      <w:r>
+        <w:rPr>
+          <w:lang w:val="en_US" w:bidi="en_US"/>
+        </w:rPr>
+      </w:r>
+      <w:r>
+        <w:rPr>
+          <w:b/>
+          <w:lang w:val="en_US" w:bidi="en_US"/>
+        </w:rPr>
         <w:t>"as to Christ"</w:t>
       </w:r>
     </w:p>
@@ -35117,6 +40157,21 @@
           <w:b/>
           <w:lang w:val="en_US" w:bidi="en_US"/>
         </w:rPr>
+        <w:t>ἀλλ’</w:t>
+      </w:r>
+    </w:p>
+    <w:p>
+      <w:pPr/>
+      <w:r>
+        <w:rPr>
+          <w:lang w:val="en_US" w:bidi="en_US"/>
+        </w:rPr>
+      </w:r>
+      <w:r>
+        <w:rPr>
+          <w:b/>
+          <w:lang w:val="en_US" w:bidi="en_US"/>
+        </w:rPr>
         <w:t>"but"</w:t>
       </w:r>
     </w:p>
@@ -35213,6 +40268,21 @@
           <w:b/>
           <w:lang w:val="en_US" w:bidi="en_US"/>
         </w:rPr>
+        <w:t>ὡς δοῦλοι Χριστοῦ</w:t>
+      </w:r>
+    </w:p>
+    <w:p>
+      <w:pPr/>
+      <w:r>
+        <w:rPr>
+          <w:lang w:val="en_US" w:bidi="en_US"/>
+        </w:rPr>
+      </w:r>
+      <w:r>
+        <w:rPr>
+          <w:b/>
+          <w:lang w:val="en_US" w:bidi="en_US"/>
+        </w:rPr>
         <w:t>"as slaves of Christ"</w:t>
       </w:r>
     </w:p>
@@ -35276,6 +40346,21 @@
           <w:b/>
           <w:lang w:val="en_US" w:bidi="en_US"/>
         </w:rPr>
+        <w:t>ἐκ ψυχῆς</w:t>
+      </w:r>
+    </w:p>
+    <w:p>
+      <w:pPr/>
+      <w:r>
+        <w:rPr>
+          <w:lang w:val="en_US" w:bidi="en_US"/>
+        </w:rPr>
+      </w:r>
+      <w:r>
+        <w:rPr>
+          <w:b/>
+          <w:lang w:val="en_US" w:bidi="en_US"/>
+        </w:rPr>
         <w:t>"from the soul"</w:t>
       </w:r>
     </w:p>
@@ -35358,6 +40443,21 @@
         <w:rPr>
           <w:lang w:val="en_US" w:bidi="en_US"/>
         </w:rPr>
+      </w:r>
+    </w:p>
+    <w:p>
+      <w:pPr/>
+      <w:r>
+        <w:rPr>
+          <w:lang w:val="en_US" w:bidi="en_US"/>
+        </w:rPr>
+      </w:r>
+      <w:r>
+        <w:rPr>
+          <w:b/>
+          <w:lang w:val="en_US" w:bidi="en_US"/>
+        </w:rPr>
+        <w:t>τὰ αὐτὰ ποιεῖτε πρὸς αὐτούς</w:t>
       </w:r>
     </w:p>
     <w:p>
@@ -35486,6 +40586,21 @@
           <w:b/>
           <w:lang w:val="en_US" w:bidi="en_US"/>
         </w:rPr>
+        <w:t>εἰδότες ὅτι καὶ αὐτῶν καὶ ὑμῶν ὁ Κύριός ἐστιν ἐν οὐρανοῖς</w:t>
+      </w:r>
+    </w:p>
+    <w:p>
+      <w:pPr/>
+      <w:r>
+        <w:rPr>
+          <w:lang w:val="en_US" w:bidi="en_US"/>
+        </w:rPr>
+      </w:r>
+      <w:r>
+        <w:rPr>
+          <w:b/>
+          <w:lang w:val="en_US" w:bidi="en_US"/>
+        </w:rPr>
         <w:t>"You know that the Master, both theirs and yours, is in heaven"</w:t>
       </w:r>
     </w:p>
@@ -35535,6 +40650,21 @@
         <w:rPr>
           <w:lang w:val="en_US" w:bidi="en_US"/>
         </w:rPr>
+      </w:r>
+    </w:p>
+    <w:p>
+      <w:pPr/>
+      <w:r>
+        <w:rPr>
+          <w:lang w:val="en_US" w:bidi="en_US"/>
+        </w:rPr>
+      </w:r>
+      <w:r>
+        <w:rPr>
+          <w:b/>
+          <w:lang w:val="en_US" w:bidi="en_US"/>
+        </w:rPr>
+        <w:t>προσωπολημψία οὐκ ἔστιν παρ’ αὐτῷ</w:t>
       </w:r>
     </w:p>
     <w:p>
@@ -35776,6 +40906,21 @@
           <w:b/>
           <w:lang w:val="en_US" w:bidi="en_US"/>
         </w:rPr>
+        <w:t>ἐνδύσασθε τὴν πανοπλίαν τοῦ Θεοῦ, πρὸς τὸ δύνασθαι ὑμᾶς στῆναι πρὸς τὰς μεθοδίας τοῦ διαβόλου</w:t>
+      </w:r>
+    </w:p>
+    <w:p>
+      <w:pPr/>
+      <w:r>
+        <w:rPr>
+          <w:lang w:val="en_US" w:bidi="en_US"/>
+        </w:rPr>
+      </w:r>
+      <w:r>
+        <w:rPr>
+          <w:b/>
+          <w:lang w:val="en_US" w:bidi="en_US"/>
+        </w:rPr>
         <w:t>"Put on the whole armor of God, to enable you to stand against the scheming of the devil"</w:t>
       </w:r>
     </w:p>
@@ -35885,6 +41030,21 @@
           <w:b/>
           <w:lang w:val="en_US" w:bidi="en_US"/>
         </w:rPr>
+        <w:t>τὰς μεθοδίας</w:t>
+      </w:r>
+    </w:p>
+    <w:p>
+      <w:pPr/>
+      <w:r>
+        <w:rPr>
+          <w:lang w:val="en_US" w:bidi="en_US"/>
+        </w:rPr>
+      </w:r>
+      <w:r>
+        <w:rPr>
+          <w:b/>
+          <w:lang w:val="en_US" w:bidi="en_US"/>
+        </w:rPr>
         <w:t>"the scheming"</w:t>
       </w:r>
     </w:p>
@@ -35948,6 +41108,21 @@
           <w:b/>
           <w:lang w:val="en_US" w:bidi="en_US"/>
         </w:rPr>
+        <w:t>ὅτι</w:t>
+      </w:r>
+    </w:p>
+    <w:p>
+      <w:pPr/>
+      <w:r>
+        <w:rPr>
+          <w:lang w:val="en_US" w:bidi="en_US"/>
+        </w:rPr>
+      </w:r>
+      <w:r>
+        <w:rPr>
+          <w:b/>
+          <w:lang w:val="en_US" w:bidi="en_US"/>
+        </w:rPr>
         <w:t>"For"</w:t>
       </w:r>
     </w:p>
@@ -36044,6 +41219,21 @@
           <w:b/>
           <w:lang w:val="en_US" w:bidi="en_US"/>
         </w:rPr>
+        <w:t>αἷμα καὶ σάρκα</w:t>
+      </w:r>
+    </w:p>
+    <w:p>
+      <w:pPr/>
+      <w:r>
+        <w:rPr>
+          <w:lang w:val="en_US" w:bidi="en_US"/>
+        </w:rPr>
+      </w:r>
+      <w:r>
+        <w:rPr>
+          <w:b/>
+          <w:lang w:val="en_US" w:bidi="en_US"/>
+        </w:rPr>
         <w:t>"blood and flesh"</w:t>
       </w:r>
     </w:p>
@@ -36127,6 +41317,21 @@
           <w:b/>
           <w:lang w:val="en_US" w:bidi="en_US"/>
         </w:rPr>
+        <w:t>ἀλλὰ</w:t>
+      </w:r>
+    </w:p>
+    <w:p>
+      <w:pPr/>
+      <w:r>
+        <w:rPr>
+          <w:lang w:val="en_US" w:bidi="en_US"/>
+        </w:rPr>
+      </w:r>
+      <w:r>
+        <w:rPr>
+          <w:b/>
+          <w:lang w:val="en_US" w:bidi="en_US"/>
+        </w:rPr>
         <w:t>"but"</w:t>
       </w:r>
     </w:p>
@@ -36319,6 +41524,21 @@
           <w:b/>
           <w:lang w:val="en_US" w:bidi="en_US"/>
         </w:rPr>
+        <w:t>τοῦ σκότους τούτου</w:t>
+      </w:r>
+    </w:p>
+    <w:p>
+      <w:pPr/>
+      <w:r>
+        <w:rPr>
+          <w:lang w:val="en_US" w:bidi="en_US"/>
+        </w:rPr>
+      </w:r>
+      <w:r>
+        <w:rPr>
+          <w:b/>
+          <w:lang w:val="en_US" w:bidi="en_US"/>
+        </w:rPr>
         <w:t>"of this darkness"</w:t>
       </w:r>
     </w:p>
@@ -36415,6 +41635,21 @@
           <w:b/>
           <w:lang w:val="en_US" w:bidi="en_US"/>
         </w:rPr>
+        <w:t>διὰ τοῦτο, ἀναλάβετε τὴν πανοπλίαν τοῦ Θεοῦ</w:t>
+      </w:r>
+    </w:p>
+    <w:p>
+      <w:pPr/>
+      <w:r>
+        <w:rPr>
+          <w:lang w:val="en_US" w:bidi="en_US"/>
+        </w:rPr>
+      </w:r>
+      <w:r>
+        <w:rPr>
+          <w:b/>
+          <w:lang w:val="en_US" w:bidi="en_US"/>
+        </w:rPr>
         <w:t>"Because of this, put on the whole armor of God"</w:t>
       </w:r>
     </w:p>
@@ -36524,6 +41759,21 @@
           <w:b/>
           <w:lang w:val="en_US" w:bidi="en_US"/>
         </w:rPr>
+        <w:t>διὰ τοῦτο</w:t>
+      </w:r>
+    </w:p>
+    <w:p>
+      <w:pPr/>
+      <w:r>
+        <w:rPr>
+          <w:lang w:val="en_US" w:bidi="en_US"/>
+        </w:rPr>
+      </w:r>
+      <w:r>
+        <w:rPr>
+          <w:b/>
+          <w:lang w:val="en_US" w:bidi="en_US"/>
+        </w:rPr>
         <w:t>"Because of this"</w:t>
       </w:r>
     </w:p>
@@ -36620,6 +41870,21 @@
           <w:b/>
           <w:lang w:val="en_US" w:bidi="en_US"/>
         </w:rPr>
+        <w:t>ἵνα δυνηθῆτε ἀντιστῆναι ἐν τῇ ἡμέρᾳ τῇ πονηρᾷ</w:t>
+      </w:r>
+    </w:p>
+    <w:p>
+      <w:pPr/>
+      <w:r>
+        <w:rPr>
+          <w:lang w:val="en_US" w:bidi="en_US"/>
+        </w:rPr>
+      </w:r>
+      <w:r>
+        <w:rPr>
+          <w:b/>
+          <w:lang w:val="en_US" w:bidi="en_US"/>
+        </w:rPr>
         <w:t>"so that you may be able to withstand in the evil day"</w:t>
       </w:r>
     </w:p>
@@ -36716,6 +41981,21 @@
           <w:b/>
           <w:lang w:val="en_US" w:bidi="en_US"/>
         </w:rPr>
+        <w:t>ἵνα δυνηθῆτε ἀντιστῆναι</w:t>
+      </w:r>
+    </w:p>
+    <w:p>
+      <w:pPr/>
+      <w:r>
+        <w:rPr>
+          <w:lang w:val="en_US" w:bidi="en_US"/>
+        </w:rPr>
+      </w:r>
+      <w:r>
+        <w:rPr>
+          <w:b/>
+          <w:lang w:val="en_US" w:bidi="en_US"/>
+        </w:rPr>
         <w:t>"so that you may be able to withstand"</w:t>
       </w:r>
     </w:p>
@@ -36812,6 +42092,21 @@
           <w:b/>
           <w:lang w:val="en_US" w:bidi="en_US"/>
         </w:rPr>
+        <w:t>ἵνα</w:t>
+      </w:r>
+    </w:p>
+    <w:p>
+      <w:pPr/>
+      <w:r>
+        <w:rPr>
+          <w:lang w:val="en_US" w:bidi="en_US"/>
+        </w:rPr>
+      </w:r>
+      <w:r>
+        <w:rPr>
+          <w:b/>
+          <w:lang w:val="en_US" w:bidi="en_US"/>
+        </w:rPr>
         <w:t>"so that"</w:t>
       </w:r>
     </w:p>
@@ -36894,6 +42189,21 @@
         <w:rPr>
           <w:lang w:val="en_US" w:bidi="en_US"/>
         </w:rPr>
+      </w:r>
+    </w:p>
+    <w:p>
+      <w:pPr/>
+      <w:r>
+        <w:rPr>
+          <w:lang w:val="en_US" w:bidi="en_US"/>
+        </w:rPr>
+      </w:r>
+      <w:r>
+        <w:rPr>
+          <w:b/>
+          <w:lang w:val="en_US" w:bidi="en_US"/>
+        </w:rPr>
+        <w:t>στῆτε οὖν</w:t>
       </w:r>
     </w:p>
     <w:p>
@@ -37022,6 +42332,21 @@
           <w:b/>
           <w:lang w:val="en_US" w:bidi="en_US"/>
         </w:rPr>
+        <w:t>οὖν</w:t>
+      </w:r>
+    </w:p>
+    <w:p>
+      <w:pPr/>
+      <w:r>
+        <w:rPr>
+          <w:lang w:val="en_US" w:bidi="en_US"/>
+        </w:rPr>
+      </w:r>
+      <w:r>
+        <w:rPr>
+          <w:b/>
+          <w:lang w:val="en_US" w:bidi="en_US"/>
+        </w:rPr>
         <w:t>"therefore"</w:t>
       </w:r>
     </w:p>
@@ -37214,6 +42539,21 @@
           <w:b/>
           <w:lang w:val="en_US" w:bidi="en_US"/>
         </w:rPr>
+        <w:t>ἀληθείᾳ</w:t>
+      </w:r>
+    </w:p>
+    <w:p>
+      <w:pPr/>
+      <w:r>
+        <w:rPr>
+          <w:lang w:val="en_US" w:bidi="en_US"/>
+        </w:rPr>
+      </w:r>
+      <w:r>
+        <w:rPr>
+          <w:b/>
+          <w:lang w:val="en_US" w:bidi="en_US"/>
+        </w:rPr>
         <w:t>"truth"</w:t>
       </w:r>
     </w:p>
@@ -37310,6 +42650,21 @@
           <w:b/>
           <w:lang w:val="en_US" w:bidi="en_US"/>
         </w:rPr>
+        <w:t>ἐνδυσάμενοι τὸν θώρακα τῆς δικαιοσύνης</w:t>
+      </w:r>
+    </w:p>
+    <w:p>
+      <w:pPr/>
+      <w:r>
+        <w:rPr>
+          <w:lang w:val="en_US" w:bidi="en_US"/>
+        </w:rPr>
+      </w:r>
+      <w:r>
+        <w:rPr>
+          <w:b/>
+          <w:lang w:val="en_US" w:bidi="en_US"/>
+        </w:rPr>
         <w:t>"having put on the breastplate of righteousness"</w:t>
       </w:r>
     </w:p>
@@ -37419,6 +42774,21 @@
           <w:b/>
           <w:lang w:val="en_US" w:bidi="en_US"/>
         </w:rPr>
+        <w:t>δικαιοσύνης</w:t>
+      </w:r>
+    </w:p>
+    <w:p>
+      <w:pPr/>
+      <w:r>
+        <w:rPr>
+          <w:lang w:val="en_US" w:bidi="en_US"/>
+        </w:rPr>
+      </w:r>
+      <w:r>
+        <w:rPr>
+          <w:b/>
+          <w:lang w:val="en_US" w:bidi="en_US"/>
+        </w:rPr>
         <w:t>"of righteousness"</w:t>
       </w:r>
     </w:p>
@@ -37515,6 +42885,21 @@
           <w:b/>
           <w:lang w:val="en_US" w:bidi="en_US"/>
         </w:rPr>
+        <w:t>ὑποδησάμενοι τοὺς πόδας ἐν ἑτοιμασίᾳ τοῦ εὐαγγελίου τῆς εἰρήνης</w:t>
+      </w:r>
+    </w:p>
+    <w:p>
+      <w:pPr/>
+      <w:r>
+        <w:rPr>
+          <w:lang w:val="en_US" w:bidi="en_US"/>
+        </w:rPr>
+      </w:r>
+      <w:r>
+        <w:rPr>
+          <w:b/>
+          <w:lang w:val="en_US" w:bidi="en_US"/>
+        </w:rPr>
         <w:t>"having shod your feet with readiness of the gospel of peace"</w:t>
       </w:r>
     </w:p>
@@ -37611,6 +42996,21 @@
           <w:b/>
           <w:lang w:val="en_US" w:bidi="en_US"/>
         </w:rPr>
+        <w:t>εἰρήνης</w:t>
+      </w:r>
+    </w:p>
+    <w:p>
+      <w:pPr/>
+      <w:r>
+        <w:rPr>
+          <w:lang w:val="en_US" w:bidi="en_US"/>
+        </w:rPr>
+      </w:r>
+      <w:r>
+        <w:rPr>
+          <w:b/>
+          <w:lang w:val="en_US" w:bidi="en_US"/>
+        </w:rPr>
         <w:t>"of peace"</w:t>
       </w:r>
     </w:p>
@@ -37707,6 +43107,21 @@
           <w:b/>
           <w:lang w:val="en_US" w:bidi="en_US"/>
         </w:rPr>
+        <w:t>ἐν πᾶσιν ἀναλαβόντες τὸν θυρεὸν τῆς πίστεως</w:t>
+      </w:r>
+    </w:p>
+    <w:p>
+      <w:pPr/>
+      <w:r>
+        <w:rPr>
+          <w:lang w:val="en_US" w:bidi="en_US"/>
+        </w:rPr>
+      </w:r>
+      <w:r>
+        <w:rPr>
+          <w:b/>
+          <w:lang w:val="en_US" w:bidi="en_US"/>
+        </w:rPr>
         <w:t>"In everything take up the shield of the faith"</w:t>
       </w:r>
     </w:p>
@@ -37816,6 +43231,21 @@
           <w:b/>
           <w:lang w:val="en_US" w:bidi="en_US"/>
         </w:rPr>
+        <w:t>τῆς πίστεως</w:t>
+      </w:r>
+    </w:p>
+    <w:p>
+      <w:pPr/>
+      <w:r>
+        <w:rPr>
+          <w:lang w:val="en_US" w:bidi="en_US"/>
+        </w:rPr>
+      </w:r>
+      <w:r>
+        <w:rPr>
+          <w:b/>
+          <w:lang w:val="en_US" w:bidi="en_US"/>
+        </w:rPr>
         <w:t>"of the faith"</w:t>
       </w:r>
     </w:p>
@@ -37912,6 +43342,21 @@
           <w:b/>
           <w:lang w:val="en_US" w:bidi="en_US"/>
         </w:rPr>
+        <w:t>τὰ βέλη τοῦ πονηροῦ πεπυρωμένα</w:t>
+      </w:r>
+    </w:p>
+    <w:p>
+      <w:pPr/>
+      <w:r>
+        <w:rPr>
+          <w:lang w:val="en_US" w:bidi="en_US"/>
+        </w:rPr>
+      </w:r>
+      <w:r>
+        <w:rPr>
+          <w:b/>
+          <w:lang w:val="en_US" w:bidi="en_US"/>
+        </w:rPr>
         <w:t>"the flaming arrows of the evil one"</w:t>
       </w:r>
     </w:p>
@@ -38008,6 +43453,21 @@
           <w:b/>
           <w:lang w:val="en_US" w:bidi="en_US"/>
         </w:rPr>
+        <w:t>τὴν περικεφαλαίαν τοῦ σωτηρίου δέξασθε</w:t>
+      </w:r>
+    </w:p>
+    <w:p>
+      <w:pPr/>
+      <w:r>
+        <w:rPr>
+          <w:lang w:val="en_US" w:bidi="en_US"/>
+        </w:rPr>
+      </w:r>
+      <w:r>
+        <w:rPr>
+          <w:b/>
+          <w:lang w:val="en_US" w:bidi="en_US"/>
+        </w:rPr>
         <w:t>"take the helmet of salvation"</w:t>
       </w:r>
     </w:p>
@@ -38117,6 +43577,21 @@
           <w:b/>
           <w:lang w:val="en_US" w:bidi="en_US"/>
         </w:rPr>
+        <w:t>τοῦ σωτηρίου</w:t>
+      </w:r>
+    </w:p>
+    <w:p>
+      <w:pPr/>
+      <w:r>
+        <w:rPr>
+          <w:lang w:val="en_US" w:bidi="en_US"/>
+        </w:rPr>
+      </w:r>
+      <w:r>
+        <w:rPr>
+          <w:b/>
+          <w:lang w:val="en_US" w:bidi="en_US"/>
+        </w:rPr>
         <w:t>"of salvation"</w:t>
       </w:r>
     </w:p>
@@ -38213,6 +43688,21 @@
           <w:b/>
           <w:lang w:val="en_US" w:bidi="en_US"/>
         </w:rPr>
+        <w:t>τὴν μάχαιραν τοῦ Πνεύματος, ὅ ἐστιν ῥῆμα Θεοῦ</w:t>
+      </w:r>
+    </w:p>
+    <w:p>
+      <w:pPr/>
+      <w:r>
+        <w:rPr>
+          <w:lang w:val="en_US" w:bidi="en_US"/>
+        </w:rPr>
+      </w:r>
+      <w:r>
+        <w:rPr>
+          <w:b/>
+          <w:lang w:val="en_US" w:bidi="en_US"/>
+        </w:rPr>
         <w:t>"the sword of the Spirit, which is the word of God"</w:t>
       </w:r>
     </w:p>
@@ -38309,6 +43799,21 @@
           <w:b/>
           <w:lang w:val="en_US" w:bidi="en_US"/>
         </w:rPr>
+        <w:t>διὰ πάσης προσευχῆς καὶ δεήσεως, προσευχόμενοι ἐν παντὶ καιρῷ ἐν Πνεύματι</w:t>
+      </w:r>
+    </w:p>
+    <w:p>
+      <w:pPr/>
+      <w:r>
+        <w:rPr>
+          <w:lang w:val="en_US" w:bidi="en_US"/>
+        </w:rPr>
+      </w:r>
+      <w:r>
+        <w:rPr>
+          <w:b/>
+          <w:lang w:val="en_US" w:bidi="en_US"/>
+        </w:rPr>
         <w:t>"With every prayer and request, pray at all times in the Spirit"</w:t>
       </w:r>
     </w:p>
@@ -38372,6 +43877,21 @@
           <w:b/>
           <w:lang w:val="en_US" w:bidi="en_US"/>
         </w:rPr>
+        <w:t>εἰς αὐτὸ</w:t>
+      </w:r>
+    </w:p>
+    <w:p>
+      <w:pPr/>
+      <w:r>
+        <w:rPr>
+          <w:lang w:val="en_US" w:bidi="en_US"/>
+        </w:rPr>
+      </w:r>
+      <w:r>
+        <w:rPr>
+          <w:b/>
+          <w:lang w:val="en_US" w:bidi="en_US"/>
+        </w:rPr>
         <w:t>"to this {end"</w:t>
       </w:r>
     </w:p>
@@ -38468,6 +43988,21 @@
           <w:b/>
           <w:lang w:val="en_US" w:bidi="en_US"/>
         </w:rPr>
+        <w:t>ἀγρυπνοῦντες ἐν πάσῃ προσκαρτερήσει καὶ δεήσει περὶ πάντων τῶν ἁγίων</w:t>
+      </w:r>
+    </w:p>
+    <w:p>
+      <w:pPr/>
+      <w:r>
+        <w:rPr>
+          <w:lang w:val="en_US" w:bidi="en_US"/>
+        </w:rPr>
+      </w:r>
+      <w:r>
+        <w:rPr>
+          <w:b/>
+          <w:lang w:val="en_US" w:bidi="en_US"/>
+        </w:rPr>
         <w:t>"be watchful with all perseverance and requests for all the saints"</w:t>
       </w:r>
     </w:p>
@@ -38627,6 +44162,21 @@
           <w:b/>
           <w:lang w:val="en_US" w:bidi="en_US"/>
         </w:rPr>
+        <w:t>ἵνα μοι δοθῇ λόγος</w:t>
+      </w:r>
+    </w:p>
+    <w:p>
+      <w:pPr/>
+      <w:r>
+        <w:rPr>
+          <w:lang w:val="en_US" w:bidi="en_US"/>
+        </w:rPr>
+      </w:r>
+      <w:r>
+        <w:rPr>
+          <w:b/>
+          <w:lang w:val="en_US" w:bidi="en_US"/>
+        </w:rPr>
         <w:t>"so that a message might be given to me"</w:t>
       </w:r>
     </w:p>
@@ -38710,6 +44260,21 @@
           <w:b/>
           <w:lang w:val="en_US" w:bidi="en_US"/>
         </w:rPr>
+        <w:t>ἵνα</w:t>
+      </w:r>
+    </w:p>
+    <w:p>
+      <w:pPr/>
+      <w:r>
+        <w:rPr>
+          <w:lang w:val="en_US" w:bidi="en_US"/>
+        </w:rPr>
+      </w:r>
+      <w:r>
+        <w:rPr>
+          <w:b/>
+          <w:lang w:val="en_US" w:bidi="en_US"/>
+        </w:rPr>
         <w:t>"so that"</w:t>
       </w:r>
     </w:p>
@@ -38889,6 +44454,21 @@
           <w:b/>
           <w:lang w:val="en_US" w:bidi="en_US"/>
         </w:rPr>
+        <w:t>ὑπὲρ οὗ πρεσβεύω ἐν ἁλύσει</w:t>
+      </w:r>
+    </w:p>
+    <w:p>
+      <w:pPr/>
+      <w:r>
+        <w:rPr>
+          <w:lang w:val="en_US" w:bidi="en_US"/>
+        </w:rPr>
+      </w:r>
+      <w:r>
+        <w:rPr>
+          <w:b/>
+          <w:lang w:val="en_US" w:bidi="en_US"/>
+        </w:rPr>
         <w:t>"for which I am an ambassador in chains"</w:t>
       </w:r>
     </w:p>
@@ -38985,6 +44565,21 @@
           <w:b/>
           <w:lang w:val="en_US" w:bidi="en_US"/>
         </w:rPr>
+        <w:t>ἵνα ἐν αὐτῷ παρρησιάσωμαι, ὡς δεῖ με λαλῆσαι</w:t>
+      </w:r>
+    </w:p>
+    <w:p>
+      <w:pPr/>
+      <w:r>
+        <w:rPr>
+          <w:lang w:val="en_US" w:bidi="en_US"/>
+        </w:rPr>
+      </w:r>
+      <w:r>
+        <w:rPr>
+          <w:b/>
+          <w:lang w:val="en_US" w:bidi="en_US"/>
+        </w:rPr>
         <w:t>"so that in it I may speak boldly, as it is necessary for me to speak"</w:t>
       </w:r>
     </w:p>
@@ -39068,6 +44663,21 @@
           <w:b/>
           <w:lang w:val="en_US" w:bidi="en_US"/>
         </w:rPr>
+        <w:t>ἵνα</w:t>
+      </w:r>
+    </w:p>
+    <w:p>
+      <w:pPr/>
+      <w:r>
+        <w:rPr>
+          <w:lang w:val="en_US" w:bidi="en_US"/>
+        </w:rPr>
+      </w:r>
+      <w:r>
+        <w:rPr>
+          <w:b/>
+          <w:lang w:val="en_US" w:bidi="en_US"/>
+        </w:rPr>
         <w:t>"so that"</w:t>
       </w:r>
     </w:p>
@@ -39164,6 +44774,21 @@
           <w:b/>
           <w:lang w:val="en_US" w:bidi="en_US"/>
         </w:rPr>
+        <w:t>ἐν αὐτῷ</w:t>
+      </w:r>
+    </w:p>
+    <w:p>
+      <w:pPr/>
+      <w:r>
+        <w:rPr>
+          <w:lang w:val="en_US" w:bidi="en_US"/>
+        </w:rPr>
+      </w:r>
+      <w:r>
+        <w:rPr>
+          <w:b/>
+          <w:lang w:val="en_US" w:bidi="en_US"/>
+        </w:rPr>
         <w:t>"in it"</w:t>
       </w:r>
     </w:p>
@@ -39260,6 +44885,21 @@
           <w:b/>
           <w:lang w:val="en_US" w:bidi="en_US"/>
         </w:rPr>
+        <w:t>ἵνα</w:t>
+      </w:r>
+    </w:p>
+    <w:p>
+      <w:pPr/>
+      <w:r>
+        <w:rPr>
+          <w:lang w:val="en_US" w:bidi="en_US"/>
+        </w:rPr>
+      </w:r>
+      <w:r>
+        <w:rPr>
+          <w:b/>
+          <w:lang w:val="en_US" w:bidi="en_US"/>
+        </w:rPr>
         <w:t>"so that"</w:t>
       </w:r>
     </w:p>
@@ -39356,6 +44996,21 @@
           <w:b/>
           <w:lang w:val="en_US" w:bidi="en_US"/>
         </w:rPr>
+        <w:t>ἀδελφὸς</w:t>
+      </w:r>
+    </w:p>
+    <w:p>
+      <w:pPr/>
+      <w:r>
+        <w:rPr>
+          <w:lang w:val="en_US" w:bidi="en_US"/>
+        </w:rPr>
+      </w:r>
+      <w:r>
+        <w:rPr>
+          <w:b/>
+          <w:lang w:val="en_US" w:bidi="en_US"/>
+        </w:rPr>
         <w:t>"brother"</w:t>
       </w:r>
     </w:p>
@@ -39452,6 +45107,21 @@
           <w:b/>
           <w:lang w:val="en_US" w:bidi="en_US"/>
         </w:rPr>
+        <w:t>παρακαλέσῃ τὰς καρδίας ὑμῶν</w:t>
+      </w:r>
+    </w:p>
+    <w:p>
+      <w:pPr/>
+      <w:r>
+        <w:rPr>
+          <w:lang w:val="en_US" w:bidi="en_US"/>
+        </w:rPr>
+      </w:r>
+      <w:r>
+        <w:rPr>
+          <w:b/>
+          <w:lang w:val="en_US" w:bidi="en_US"/>
+        </w:rPr>
         <w:t>"your hearts may be encouraged"</w:t>
       </w:r>
     </w:p>
@@ -39548,6 +45218,21 @@
           <w:b/>
           <w:lang w:val="en_US" w:bidi="en_US"/>
         </w:rPr>
+        <w:t>ἵνα</w:t>
+      </w:r>
+    </w:p>
+    <w:p>
+      <w:pPr/>
+      <w:r>
+        <w:rPr>
+          <w:lang w:val="en_US" w:bidi="en_US"/>
+        </w:rPr>
+      </w:r>
+      <w:r>
+        <w:rPr>
+          <w:b/>
+          <w:lang w:val="en_US" w:bidi="en_US"/>
+        </w:rPr>
         <w:t>"so that"</w:t>
       </w:r>
     </w:p>
@@ -39707,6 +45392,21 @@
           <w:b/>
           <w:lang w:val="en_US" w:bidi="en_US"/>
         </w:rPr>
+        <w:t>εἰρήνη τοῖς ἀδελφοῖς</w:t>
+      </w:r>
+    </w:p>
+    <w:p>
+      <w:pPr/>
+      <w:r>
+        <w:rPr>
+          <w:lang w:val="en_US" w:bidi="en_US"/>
+        </w:rPr>
+      </w:r>
+      <w:r>
+        <w:rPr>
+          <w:b/>
+          <w:lang w:val="en_US" w:bidi="en_US"/>
+        </w:rPr>
         <w:t>"Peace to the brothers"</w:t>
       </w:r>
     </w:p>
@@ -39803,6 +45503,21 @@
           <w:b/>
           <w:lang w:val="en_US" w:bidi="en_US"/>
         </w:rPr>
+        <w:t>τοῖς ἀδελφοῖς</w:t>
+      </w:r>
+    </w:p>
+    <w:p>
+      <w:pPr/>
+      <w:r>
+        <w:rPr>
+          <w:lang w:val="en_US" w:bidi="en_US"/>
+        </w:rPr>
+      </w:r>
+      <w:r>
+        <w:rPr>
+          <w:b/>
+          <w:lang w:val="en_US" w:bidi="en_US"/>
+        </w:rPr>
         <w:t>"to the brothers"</w:t>
       </w:r>
     </w:p>
@@ -39899,6 +45614,21 @@
           <w:b/>
           <w:lang w:val="en_US" w:bidi="en_US"/>
         </w:rPr>
+        <w:t>ἀγάπη</w:t>
+      </w:r>
+    </w:p>
+    <w:p>
+      <w:pPr/>
+      <w:r>
+        <w:rPr>
+          <w:lang w:val="en_US" w:bidi="en_US"/>
+        </w:rPr>
+      </w:r>
+      <w:r>
+        <w:rPr>
+          <w:b/>
+          <w:lang w:val="en_US" w:bidi="en_US"/>
+        </w:rPr>
         <w:t>"love"</w:t>
       </w:r>
     </w:p>
@@ -39995,6 +45725,21 @@
           <w:b/>
           <w:lang w:val="en_US" w:bidi="en_US"/>
         </w:rPr>
+        <w:t>μετὰ πίστεως</w:t>
+      </w:r>
+    </w:p>
+    <w:p>
+      <w:pPr/>
+      <w:r>
+        <w:rPr>
+          <w:lang w:val="en_US" w:bidi="en_US"/>
+        </w:rPr>
+      </w:r>
+      <w:r>
+        <w:rPr>
+          <w:b/>
+          <w:lang w:val="en_US" w:bidi="en_US"/>
+        </w:rPr>
         <w:t>"with faith"</w:t>
       </w:r>
     </w:p>
@@ -40091,6 +45836,21 @@
           <w:b/>
           <w:lang w:val="en_US" w:bidi="en_US"/>
         </w:rPr>
+        <w:t>ἡ χάρις μετὰ</w:t>
+      </w:r>
+    </w:p>
+    <w:p>
+      <w:pPr/>
+      <w:r>
+        <w:rPr>
+          <w:lang w:val="en_US" w:bidi="en_US"/>
+        </w:rPr>
+      </w:r>
+      <w:r>
+        <w:rPr>
+          <w:b/>
+          <w:lang w:val="en_US" w:bidi="en_US"/>
+        </w:rPr>
         <w:t>"Grace {be} with"</w:t>
       </w:r>
     </w:p>
@@ -40173,6 +45933,21 @@
         <w:rPr>
           <w:lang w:val="en_US" w:bidi="en_US"/>
         </w:rPr>
+      </w:r>
+    </w:p>
+    <w:p>
+      <w:pPr/>
+      <w:r>
+        <w:rPr>
+          <w:lang w:val="en_US" w:bidi="en_US"/>
+        </w:rPr>
+      </w:r>
+      <w:r>
+        <w:rPr>
+          <w:b/>
+          <w:lang w:val="en_US" w:bidi="en_US"/>
+        </w:rPr>
+        <w:t>ἐν ἀφθαρσίᾳ</w:t>
       </w:r>
     </w:p>
     <w:p>

--- a/eng/docx/49.content.docx
+++ b/eng/docx/49.content.docx
@@ -28,49 +28,15 @@
       </w:r>
     </w:p>
     <w:p>
-      <w:pPr>
-        <w:pStyle w:val="Heading2"/>
-      </w:pPr>
-      <w:r>
-        <w:rPr>
-          <w:lang w:val="en_US" w:bidi="en_US"/>
-        </w:rPr>
-        <w:t>License Information</w:t>
-      </w:r>
-      <w:r>
-        <w:rPr>
-          <w:lang w:val="en_US" w:bidi="en_US"/>
-        </w:rPr>
-      </w:r>
-    </w:p>
-    <w:p>
-      <w:pPr/>
-      <w:r>
-        <w:rPr>
-          <w:lang w:val="en_US" w:bidi="en_US"/>
-        </w:rPr>
-      </w:r>
-      <w:r>
-        <w:rPr>
-          <w:b/>
-          <w:lang w:val="en_US" w:bidi="en_US"/>
-        </w:rPr>
-        <w:t>Translation Notes (unfoldingWord)</w:t>
-      </w:r>
-      <w:r>
-        <w:rPr>
-          <w:lang w:val="en_US" w:bidi="en_US"/>
-        </w:rPr>
-        <w:t xml:space="preserve"> is based on</w:t>
-      </w:r>
-      <w:r>
-        <w:rPr>
-          <w:lang w:val="en_US" w:bidi="en_US"/>
-        </w:rPr>
-        <w:t xml:space="preserve">: </w:t>
-      </w:r>
-      <w:r>
-        <w:rPr>
+      <w:pPr/>
+      <w:r>
+        <w:rPr>
+          <w:lang w:val="en_US" w:bidi="en_US"/>
+        </w:rPr>
+      </w:r>
+      <w:r>
+        <w:rPr>
+          <w:b/>
           <w:lang w:val="en_US" w:bidi="en_US"/>
         </w:rPr>
         <w:t>unfoldingWord® Translation Notes</w:t>
@@ -79,62 +45,31 @@
         <w:rPr>
           <w:lang w:val="en_US" w:bidi="en_US"/>
         </w:rPr>
-        <w:t xml:space="preserve">, </w:t>
-      </w:r>
-      <w:hyperlink r:id="rId13">
-        <w:r>
-          <w:rPr>
-            <w:lang w:val="en_US" w:bidi="en_US"/>
-          </w:rPr>
-          <w:rPr>
-            <w:color w:val="0000EE"/>
-            <w:u w:val="single"/>
-          </w:rPr>
-          <w:t>unfoldingWord</w:t>
-        </w:r>
-      </w:hyperlink>
-      <w:r>
-        <w:rPr>
-          <w:lang w:val="en_US" w:bidi="en_US"/>
-        </w:rPr>
-        <w:t xml:space="preserve">, 2022, which is licensed under a </w:t>
-      </w:r>
-      <w:hyperlink r:id="rId14">
-        <w:r>
-          <w:rPr>
-            <w:lang w:val="en_US" w:bidi="en_US"/>
-          </w:rPr>
-          <w:rPr>
-            <w:color w:val="0000EE"/>
-            <w:u w:val="single"/>
-          </w:rPr>
-          <w:t>CC BY-SA 4.0 license</w:t>
-        </w:r>
-      </w:hyperlink>
-      <w:r>
-        <w:rPr>
-          <w:lang w:val="en_US" w:bidi="en_US"/>
-        </w:rPr>
-        <w:t>.</w:t>
-      </w:r>
-      <w:r>
-        <w:rPr>
-          <w:lang w:val="en_US" w:bidi="en_US"/>
-        </w:rPr>
-      </w:r>
-    </w:p>
-    <w:p>
-      <w:pPr/>
-      <w:r>
-        <w:rPr>
-          <w:lang w:val="en_US" w:bidi="en_US"/>
-        </w:rPr>
-      </w:r>
-      <w:r>
-        <w:rPr>
-          <w:lang w:val="en_US" w:bidi="en_US"/>
-        </w:rPr>
-        <w:t>This PDF version is provided under the same license.</w:t>
+        <w:t xml:space="preserve"> © 2022 unfoldingWord. Released under CC BY-SA 4.0 license. </w:t>
+      </w:r>
+      <w:r>
+        <w:rPr>
+          <w:lang w:val="en_US" w:bidi="en_US"/>
+        </w:rPr>
+        <w:t>unfoldingWord® Translation Notes</w:t>
+      </w:r>
+      <w:r>
+        <w:rPr>
+          <w:lang w:val="en_US" w:bidi="en_US"/>
+        </w:rPr>
+        <w:t xml:space="preserve"> has been adapted in the following languages: Tok Pisin, Arabic (عربي), French (Français), Hindi (हिंदी), Indonesian (Bahasa Indonesia), Portuguese (Português), Russian (Русский), Spanish (Español), Swahili (Kiswahili), and Simplified Chinese (简体中文) from </w:t>
+      </w:r>
+      <w:r>
+        <w:rPr>
+          <w:lang w:val="en_US" w:bidi="en_US"/>
+        </w:rPr>
+        <w:t>unfoldingWord® Translation Notes</w:t>
+      </w:r>
+      <w:r>
+        <w:rPr>
+          <w:lang w:val="en_US" w:bidi="en_US"/>
+        </w:rPr>
+        <w:t xml:space="preserve"> © 2022 unfoldingWord. Released under CC BY-SA 4.0 license by Mission Mutual</w:t>
       </w:r>
       <w:r>
         <w:rPr>
@@ -378,21 +313,6 @@
           <w:b/>
           <w:lang w:val="en_US" w:bidi="en_US"/>
         </w:rPr>
-        <w:t>Παῦλος, ἀπόστολος Χριστοῦ Ἰησοῦ &amp; τοῖς ἁγίοις τοῖς οὖσιν</w:t>
-      </w:r>
-    </w:p>
-    <w:p>
-      <w:pPr/>
-      <w:r>
-        <w:rPr>
-          <w:lang w:val="en_US" w:bidi="en_US"/>
-        </w:rPr>
-      </w:r>
-      <w:r>
-        <w:rPr>
-          <w:b/>
-          <w:lang w:val="en_US" w:bidi="en_US"/>
-        </w:rPr>
         <w:t>"Paul, an apostle of Christ Jesus"</w:t>
       </w:r>
       <w:r>
@@ -469,21 +389,6 @@
           <w:b/>
           <w:lang w:val="en_US" w:bidi="en_US"/>
         </w:rPr>
-        <w:t>ἐν Χριστῷ Ἰησοῦ</w:t>
-      </w:r>
-    </w:p>
-    <w:p>
-      <w:pPr/>
-      <w:r>
-        <w:rPr>
-          <w:lang w:val="en_US" w:bidi="en_US"/>
-        </w:rPr>
-      </w:r>
-      <w:r>
-        <w:rPr>
-          <w:b/>
-          <w:lang w:val="en_US" w:bidi="en_US"/>
-        </w:rPr>
         <w:t>"in Christ Jesus"</w:t>
       </w:r>
     </w:p>
@@ -580,21 +485,6 @@
           <w:b/>
           <w:lang w:val="en_US" w:bidi="en_US"/>
         </w:rPr>
-        <w:t>χάρις ὑμῖν καὶ εἰρήνη</w:t>
-      </w:r>
-    </w:p>
-    <w:p>
-      <w:pPr/>
-      <w:r>
-        <w:rPr>
-          <w:lang w:val="en_US" w:bidi="en_US"/>
-        </w:rPr>
-      </w:r>
-      <w:r>
-        <w:rPr>
-          <w:b/>
-          <w:lang w:val="en_US" w:bidi="en_US"/>
-        </w:rPr>
         <w:t>"Grace to you and peace"</w:t>
       </w:r>
     </w:p>
@@ -804,21 +694,6 @@
           <w:b/>
           <w:lang w:val="en_US" w:bidi="en_US"/>
         </w:rPr>
-        <w:t>εὐλογητὸς ὁ Θεὸς καὶ Πατὴρ τοῦ Κυρίου ἡμῶν, Ἰησοῦ Χριστοῦ</w:t>
-      </w:r>
-    </w:p>
-    <w:p>
-      <w:pPr/>
-      <w:r>
-        <w:rPr>
-          <w:lang w:val="en_US" w:bidi="en_US"/>
-        </w:rPr>
-      </w:r>
-      <w:r>
-        <w:rPr>
-          <w:b/>
-          <w:lang w:val="en_US" w:bidi="en_US"/>
-        </w:rPr>
         <w:t>"Blessed {be} the God and Father of our Lord Jesus Christ"</w:t>
       </w:r>
     </w:p>
@@ -902,21 +777,6 @@
           <w:b/>
           <w:lang w:val="en_US" w:bidi="en_US"/>
         </w:rPr>
-        <w:t>ὁ εὐλογήσας ἡμᾶς</w:t>
-      </w:r>
-    </w:p>
-    <w:p>
-      <w:pPr/>
-      <w:r>
-        <w:rPr>
-          <w:lang w:val="en_US" w:bidi="en_US"/>
-        </w:rPr>
-      </w:r>
-      <w:r>
-        <w:rPr>
-          <w:b/>
-          <w:lang w:val="en_US" w:bidi="en_US"/>
-        </w:rPr>
         <w:t>"the one having blessed us"</w:t>
       </w:r>
     </w:p>
@@ -980,21 +840,6 @@
           <w:b/>
           <w:lang w:val="en_US" w:bidi="en_US"/>
         </w:rPr>
-        <w:t>πάσῃ εὐλογίᾳ πνευματικῇ</w:t>
-      </w:r>
-    </w:p>
-    <w:p>
-      <w:pPr/>
-      <w:r>
-        <w:rPr>
-          <w:lang w:val="en_US" w:bidi="en_US"/>
-        </w:rPr>
-      </w:r>
-      <w:r>
-        <w:rPr>
-          <w:b/>
-          <w:lang w:val="en_US" w:bidi="en_US"/>
-        </w:rPr>
         <w:t>"every spiritual blessing"</w:t>
       </w:r>
     </w:p>
@@ -1134,21 +979,6 @@
           <w:b/>
           <w:lang w:val="en_US" w:bidi="en_US"/>
         </w:rPr>
-        <w:t>ἐν Χριστῷ</w:t>
-      </w:r>
-    </w:p>
-    <w:p>
-      <w:pPr/>
-      <w:r>
-        <w:rPr>
-          <w:lang w:val="en_US" w:bidi="en_US"/>
-        </w:rPr>
-      </w:r>
-      <w:r>
-        <w:rPr>
-          <w:b/>
-          <w:lang w:val="en_US" w:bidi="en_US"/>
-        </w:rPr>
         <w:t>"in Christ"</w:t>
       </w:r>
     </w:p>
@@ -1245,21 +1075,6 @@
           <w:b/>
           <w:lang w:val="en_US" w:bidi="en_US"/>
         </w:rPr>
-        <w:t>ἁγίους καὶ ἀμώμους</w:t>
-      </w:r>
-    </w:p>
-    <w:p>
-      <w:pPr/>
-      <w:r>
-        <w:rPr>
-          <w:lang w:val="en_US" w:bidi="en_US"/>
-        </w:rPr>
-      </w:r>
-      <w:r>
-        <w:rPr>
-          <w:b/>
-          <w:lang w:val="en_US" w:bidi="en_US"/>
-        </w:rPr>
         <w:t>"holy and blameless"</w:t>
       </w:r>
     </w:p>
@@ -1369,21 +1184,6 @@
           <w:b/>
           <w:lang w:val="en_US" w:bidi="en_US"/>
         </w:rPr>
-        <w:t>ἀμώμους</w:t>
-      </w:r>
-    </w:p>
-    <w:p>
-      <w:pPr/>
-      <w:r>
-        <w:rPr>
-          <w:lang w:val="en_US" w:bidi="en_US"/>
-        </w:rPr>
-      </w:r>
-      <w:r>
-        <w:rPr>
-          <w:b/>
-          <w:lang w:val="en_US" w:bidi="en_US"/>
-        </w:rPr>
         <w:t>"blameless"</w:t>
       </w:r>
     </w:p>
@@ -1480,21 +1280,6 @@
           <w:b/>
           <w:lang w:val="en_US" w:bidi="en_US"/>
         </w:rPr>
-        <w:t>προορίσας &amp; αὐτόν &amp; αὐτοῦ</w:t>
-      </w:r>
-    </w:p>
-    <w:p>
-      <w:pPr/>
-      <w:r>
-        <w:rPr>
-          <w:lang w:val="en_US" w:bidi="en_US"/>
-        </w:rPr>
-      </w:r>
-      <w:r>
-        <w:rPr>
-          <w:b/>
-          <w:lang w:val="en_US" w:bidi="en_US"/>
-        </w:rPr>
         <w:t>"he predestined"</w:t>
       </w:r>
       <w:r>
@@ -1584,21 +1369,6 @@
           <w:b/>
           <w:lang w:val="en_US" w:bidi="en_US"/>
         </w:rPr>
-        <w:t>προορίσας ἡμᾶς εἰς υἱοθεσίαν</w:t>
-      </w:r>
-    </w:p>
-    <w:p>
-      <w:pPr/>
-      <w:r>
-        <w:rPr>
-          <w:lang w:val="en_US" w:bidi="en_US"/>
-        </w:rPr>
-      </w:r>
-      <w:r>
-        <w:rPr>
-          <w:b/>
-          <w:lang w:val="en_US" w:bidi="en_US"/>
-        </w:rPr>
         <w:t>"he predestined us for adoption"</w:t>
       </w:r>
     </w:p>
@@ -1695,21 +1465,6 @@
           <w:b/>
           <w:lang w:val="en_US" w:bidi="en_US"/>
         </w:rPr>
-        <w:t>προορίσας ἡμᾶς</w:t>
-      </w:r>
-    </w:p>
-    <w:p>
-      <w:pPr/>
-      <w:r>
-        <w:rPr>
-          <w:lang w:val="en_US" w:bidi="en_US"/>
-        </w:rPr>
-      </w:r>
-      <w:r>
-        <w:rPr>
-          <w:b/>
-          <w:lang w:val="en_US" w:bidi="en_US"/>
-        </w:rPr>
         <w:t>"he predestined us"</w:t>
       </w:r>
     </w:p>
@@ -1773,21 +1528,6 @@
           <w:b/>
           <w:lang w:val="en_US" w:bidi="en_US"/>
         </w:rPr>
-        <w:t>εἰς υἱοθεσίαν</w:t>
-      </w:r>
-    </w:p>
-    <w:p>
-      <w:pPr/>
-      <w:r>
-        <w:rPr>
-          <w:lang w:val="en_US" w:bidi="en_US"/>
-        </w:rPr>
-      </w:r>
-      <w:r>
-        <w:rPr>
-          <w:b/>
-          <w:lang w:val="en_US" w:bidi="en_US"/>
-        </w:rPr>
         <w:t>"for adoption"</w:t>
       </w:r>
     </w:p>
@@ -1960,21 +1700,6 @@
           <w:b/>
           <w:lang w:val="en_US" w:bidi="en_US"/>
         </w:rPr>
-        <w:t>ἐχαρίτωσεν ἡμᾶς ἐν τῷ ἠγαπημένῳ</w:t>
-      </w:r>
-    </w:p>
-    <w:p>
-      <w:pPr/>
-      <w:r>
-        <w:rPr>
-          <w:lang w:val="en_US" w:bidi="en_US"/>
-        </w:rPr>
-      </w:r>
-      <w:r>
-        <w:rPr>
-          <w:b/>
-          <w:lang w:val="en_US" w:bidi="en_US"/>
-        </w:rPr>
         <w:t>"he has freely given us in the Beloved One"</w:t>
       </w:r>
     </w:p>
@@ -2038,21 +1763,6 @@
           <w:b/>
           <w:lang w:val="en_US" w:bidi="en_US"/>
         </w:rPr>
-        <w:t>τῷ ἠγαπημένῳ</w:t>
-      </w:r>
-    </w:p>
-    <w:p>
-      <w:pPr/>
-      <w:r>
-        <w:rPr>
-          <w:lang w:val="en_US" w:bidi="en_US"/>
-        </w:rPr>
-      </w:r>
-      <w:r>
-        <w:rPr>
-          <w:b/>
-          <w:lang w:val="en_US" w:bidi="en_US"/>
-        </w:rPr>
         <w:t>"the Beloved One"</w:t>
       </w:r>
     </w:p>
@@ -2116,21 +1826,6 @@
           <w:b/>
           <w:lang w:val="en_US" w:bidi="en_US"/>
         </w:rPr>
-        <w:t>διὰ τοῦ αἵματος αὐτοῦ</w:t>
-      </w:r>
-    </w:p>
-    <w:p>
-      <w:pPr/>
-      <w:r>
-        <w:rPr>
-          <w:lang w:val="en_US" w:bidi="en_US"/>
-        </w:rPr>
-      </w:r>
-      <w:r>
-        <w:rPr>
-          <w:b/>
-          <w:lang w:val="en_US" w:bidi="en_US"/>
-        </w:rPr>
         <w:t>"through his blood"</w:t>
       </w:r>
     </w:p>
@@ -2227,21 +1922,6 @@
           <w:b/>
           <w:lang w:val="en_US" w:bidi="en_US"/>
         </w:rPr>
-        <w:t>τὸ πλοῦτος τῆς χάριτος αὐτοῦ</w:t>
-      </w:r>
-    </w:p>
-    <w:p>
-      <w:pPr/>
-      <w:r>
-        <w:rPr>
-          <w:lang w:val="en_US" w:bidi="en_US"/>
-        </w:rPr>
-      </w:r>
-      <w:r>
-        <w:rPr>
-          <w:b/>
-          <w:lang w:val="en_US" w:bidi="en_US"/>
-        </w:rPr>
         <w:t>"the riches of his grace"</w:t>
       </w:r>
     </w:p>
@@ -2338,21 +2018,6 @@
           <w:b/>
           <w:lang w:val="en_US" w:bidi="en_US"/>
         </w:rPr>
-        <w:t>ἧς ἐπερίσσευσεν εἰς ἡμᾶς</w:t>
-      </w:r>
-    </w:p>
-    <w:p>
-      <w:pPr/>
-      <w:r>
-        <w:rPr>
-          <w:lang w:val="en_US" w:bidi="en_US"/>
-        </w:rPr>
-      </w:r>
-      <w:r>
-        <w:rPr>
-          <w:b/>
-          <w:lang w:val="en_US" w:bidi="en_US"/>
-        </w:rPr>
         <w:t>"which he caused to abound to us"</w:t>
       </w:r>
     </w:p>
@@ -2416,21 +2081,6 @@
           <w:b/>
           <w:lang w:val="en_US" w:bidi="en_US"/>
         </w:rPr>
-        <w:t>ἐν πάσῃ σοφίᾳ καὶ φρονήσει</w:t>
-      </w:r>
-    </w:p>
-    <w:p>
-      <w:pPr/>
-      <w:r>
-        <w:rPr>
-          <w:lang w:val="en_US" w:bidi="en_US"/>
-        </w:rPr>
-      </w:r>
-      <w:r>
-        <w:rPr>
-          <w:b/>
-          <w:lang w:val="en_US" w:bidi="en_US"/>
-        </w:rPr>
         <w:t>"in all wisdom and understanding"</w:t>
       </w:r>
     </w:p>
@@ -2494,21 +2144,6 @@
           <w:b/>
           <w:lang w:val="en_US" w:bidi="en_US"/>
         </w:rPr>
-        <w:t>σοφίᾳ καὶ φρονήσει</w:t>
-      </w:r>
-    </w:p>
-    <w:p>
-      <w:pPr/>
-      <w:r>
-        <w:rPr>
-          <w:lang w:val="en_US" w:bidi="en_US"/>
-        </w:rPr>
-      </w:r>
-      <w:r>
-        <w:rPr>
-          <w:b/>
-          <w:lang w:val="en_US" w:bidi="en_US"/>
-        </w:rPr>
         <w:t>"wisdom and understanding"</w:t>
       </w:r>
     </w:p>
@@ -2618,21 +2253,6 @@
           <w:b/>
           <w:lang w:val="en_US" w:bidi="en_US"/>
         </w:rPr>
-        <w:t>κατὰ τὴν εὐδοκίαν αὐτοῦ</w:t>
-      </w:r>
-    </w:p>
-    <w:p>
-      <w:pPr/>
-      <w:r>
-        <w:rPr>
-          <w:lang w:val="en_US" w:bidi="en_US"/>
-        </w:rPr>
-      </w:r>
-      <w:r>
-        <w:rPr>
-          <w:b/>
-          <w:lang w:val="en_US" w:bidi="en_US"/>
-        </w:rPr>
         <w:t>"according to his good pleasure"</w:t>
       </w:r>
     </w:p>
@@ -2696,21 +2316,6 @@
           <w:b/>
           <w:lang w:val="en_US" w:bidi="en_US"/>
         </w:rPr>
-        <w:t>ἣν προέθετο ἐν αὐτῷ</w:t>
-      </w:r>
-    </w:p>
-    <w:p>
-      <w:pPr/>
-      <w:r>
-        <w:rPr>
-          <w:lang w:val="en_US" w:bidi="en_US"/>
-        </w:rPr>
-      </w:r>
-      <w:r>
-        <w:rPr>
-          <w:b/>
-          <w:lang w:val="en_US" w:bidi="en_US"/>
-        </w:rPr>
         <w:t>"which he had planned in him"</w:t>
       </w:r>
     </w:p>
@@ -2774,21 +2379,6 @@
           <w:b/>
           <w:lang w:val="en_US" w:bidi="en_US"/>
         </w:rPr>
-        <w:t>ἐν αὐτῷ</w:t>
-      </w:r>
-    </w:p>
-    <w:p>
-      <w:pPr/>
-      <w:r>
-        <w:rPr>
-          <w:lang w:val="en_US" w:bidi="en_US"/>
-        </w:rPr>
-      </w:r>
-      <w:r>
-        <w:rPr>
-          <w:b/>
-          <w:lang w:val="en_US" w:bidi="en_US"/>
-        </w:rPr>
         <w:t>"in him"</w:t>
       </w:r>
     </w:p>
@@ -2852,21 +2442,6 @@
           <w:b/>
           <w:lang w:val="en_US" w:bidi="en_US"/>
         </w:rPr>
-        <w:t>εἰς οἰκονομίαν</w:t>
-      </w:r>
-    </w:p>
-    <w:p>
-      <w:pPr/>
-      <w:r>
-        <w:rPr>
-          <w:lang w:val="en_US" w:bidi="en_US"/>
-        </w:rPr>
-      </w:r>
-      <w:r>
-        <w:rPr>
-          <w:b/>
-          <w:lang w:val="en_US" w:bidi="en_US"/>
-        </w:rPr>
         <w:t>"with a view to an administration"</w:t>
       </w:r>
     </w:p>
@@ -2930,21 +2505,6 @@
           <w:b/>
           <w:lang w:val="en_US" w:bidi="en_US"/>
         </w:rPr>
-        <w:t>τοῦ πληρώματος τῶν καιρῶν</w:t>
-      </w:r>
-    </w:p>
-    <w:p>
-      <w:pPr/>
-      <w:r>
-        <w:rPr>
-          <w:lang w:val="en_US" w:bidi="en_US"/>
-        </w:rPr>
-      </w:r>
-      <w:r>
-        <w:rPr>
-          <w:b/>
-          <w:lang w:val="en_US" w:bidi="en_US"/>
-        </w:rPr>
         <w:t>"of the fullness of time"</w:t>
       </w:r>
     </w:p>
@@ -3008,21 +2568,6 @@
           <w:b/>
           <w:lang w:val="en_US" w:bidi="en_US"/>
         </w:rPr>
-        <w:t>ἐν αὐτῷ</w:t>
-      </w:r>
-    </w:p>
-    <w:p>
-      <w:pPr/>
-      <w:r>
-        <w:rPr>
-          <w:lang w:val="en_US" w:bidi="en_US"/>
-        </w:rPr>
-      </w:r>
-      <w:r>
-        <w:rPr>
-          <w:b/>
-          <w:lang w:val="en_US" w:bidi="en_US"/>
-        </w:rPr>
         <w:t>"in him"</w:t>
       </w:r>
     </w:p>
@@ -3086,21 +2631,6 @@
           <w:b/>
           <w:lang w:val="en_US" w:bidi="en_US"/>
         </w:rPr>
-        <w:t>καὶ ἐκληρώθημεν, προορισθέντες</w:t>
-      </w:r>
-    </w:p>
-    <w:p>
-      <w:pPr/>
-      <w:r>
-        <w:rPr>
-          <w:lang w:val="en_US" w:bidi="en_US"/>
-        </w:rPr>
-      </w:r>
-      <w:r>
-        <w:rPr>
-          <w:b/>
-          <w:lang w:val="en_US" w:bidi="en_US"/>
-        </w:rPr>
         <w:t>"we were also allotted as a possession. We were predestined"</w:t>
       </w:r>
     </w:p>
@@ -3210,21 +2740,6 @@
           <w:b/>
           <w:lang w:val="en_US" w:bidi="en_US"/>
         </w:rPr>
-        <w:t>καὶ ἐκληρώθημεν</w:t>
-      </w:r>
-    </w:p>
-    <w:p>
-      <w:pPr/>
-      <w:r>
-        <w:rPr>
-          <w:lang w:val="en_US" w:bidi="en_US"/>
-        </w:rPr>
-      </w:r>
-      <w:r>
-        <w:rPr>
-          <w:b/>
-          <w:lang w:val="en_US" w:bidi="en_US"/>
-        </w:rPr>
         <w:t>"we were also allotted as a possession"</w:t>
       </w:r>
     </w:p>
@@ -3308,21 +2823,6 @@
           <w:b/>
           <w:lang w:val="en_US" w:bidi="en_US"/>
         </w:rPr>
-        <w:t>προορισθέντες</w:t>
-      </w:r>
-    </w:p>
-    <w:p>
-      <w:pPr/>
-      <w:r>
-        <w:rPr>
-          <w:lang w:val="en_US" w:bidi="en_US"/>
-        </w:rPr>
-      </w:r>
-      <w:r>
-        <w:rPr>
-          <w:b/>
-          <w:lang w:val="en_US" w:bidi="en_US"/>
-        </w:rPr>
         <w:t>"We were predestined"</w:t>
       </w:r>
     </w:p>
@@ -3406,21 +2906,6 @@
           <w:b/>
           <w:lang w:val="en_US" w:bidi="en_US"/>
         </w:rPr>
-        <w:t>ἡμᾶς &amp; τοὺς προηλπικότας ἐν τῷ Χριστῷ</w:t>
-      </w:r>
-    </w:p>
-    <w:p>
-      <w:pPr/>
-      <w:r>
-        <w:rPr>
-          <w:lang w:val="en_US" w:bidi="en_US"/>
-        </w:rPr>
-      </w:r>
-      <w:r>
-        <w:rPr>
-          <w:b/>
-          <w:lang w:val="en_US" w:bidi="en_US"/>
-        </w:rPr>
         <w:t>"we, the ones having first hoped in Christ"</w:t>
       </w:r>
     </w:p>
@@ -3517,21 +3002,6 @@
           <w:b/>
           <w:lang w:val="en_US" w:bidi="en_US"/>
         </w:rPr>
-        <w:t>εἰς τὸ εἶναι ἡμᾶς, εἰς ἔπαινον δόξης αὐτοῦ</w:t>
-      </w:r>
-    </w:p>
-    <w:p>
-      <w:pPr/>
-      <w:r>
-        <w:rPr>
-          <w:lang w:val="en_US" w:bidi="en_US"/>
-        </w:rPr>
-      </w:r>
-      <w:r>
-        <w:rPr>
-          <w:b/>
-          <w:lang w:val="en_US" w:bidi="en_US"/>
-        </w:rPr>
         <w:t>"so that we,"</w:t>
       </w:r>
       <w:r>
@@ -3671,21 +3141,6 @@
           <w:b/>
           <w:lang w:val="en_US" w:bidi="en_US"/>
         </w:rPr>
-        <w:t>τὸν λόγον τῆς ἀληθείας</w:t>
-      </w:r>
-    </w:p>
-    <w:p>
-      <w:pPr/>
-      <w:r>
-        <w:rPr>
-          <w:lang w:val="en_US" w:bidi="en_US"/>
-        </w:rPr>
-      </w:r>
-      <w:r>
-        <w:rPr>
-          <w:b/>
-          <w:lang w:val="en_US" w:bidi="en_US"/>
-        </w:rPr>
         <w:t>"the word of truth"</w:t>
       </w:r>
     </w:p>
@@ -3749,21 +3204,6 @@
           <w:b/>
           <w:lang w:val="en_US" w:bidi="en_US"/>
         </w:rPr>
-        <w:t>ἐσφραγίσθητε τῷ Πνεύματι τῆς ἐπαγγελίας, τῷ Ἁγίῳ</w:t>
-      </w:r>
-    </w:p>
-    <w:p>
-      <w:pPr/>
-      <w:r>
-        <w:rPr>
-          <w:lang w:val="en_US" w:bidi="en_US"/>
-        </w:rPr>
-      </w:r>
-      <w:r>
-        <w:rPr>
-          <w:b/>
-          <w:lang w:val="en_US" w:bidi="en_US"/>
-        </w:rPr>
         <w:t>"were sealed with the promised Holy Spirit"</w:t>
       </w:r>
     </w:p>
@@ -3860,21 +3300,6 @@
           <w:b/>
           <w:lang w:val="en_US" w:bidi="en_US"/>
         </w:rPr>
-        <w:t>ἐσφραγίσθητε</w:t>
-      </w:r>
-    </w:p>
-    <w:p>
-      <w:pPr/>
-      <w:r>
-        <w:rPr>
-          <w:lang w:val="en_US" w:bidi="en_US"/>
-        </w:rPr>
-      </w:r>
-      <w:r>
-        <w:rPr>
-          <w:b/>
-          <w:lang w:val="en_US" w:bidi="en_US"/>
-        </w:rPr>
         <w:t>"were sealed"</w:t>
       </w:r>
     </w:p>
@@ -3958,21 +3383,6 @@
           <w:b/>
           <w:lang w:val="en_US" w:bidi="en_US"/>
         </w:rPr>
-        <w:t>ἀρραβὼν τῆς κληρονομίας ἡμῶν</w:t>
-      </w:r>
-    </w:p>
-    <w:p>
-      <w:pPr/>
-      <w:r>
-        <w:rPr>
-          <w:lang w:val="en_US" w:bidi="en_US"/>
-        </w:rPr>
-      </w:r>
-      <w:r>
-        <w:rPr>
-          <w:b/>
-          <w:lang w:val="en_US" w:bidi="en_US"/>
-        </w:rPr>
         <w:t>"a down payment of our inheritance"</w:t>
       </w:r>
     </w:p>
@@ -4119,21 +3529,6 @@
           <w:b/>
           <w:lang w:val="en_US" w:bidi="en_US"/>
         </w:rPr>
-        <w:t>διὰ τοῦτο</w:t>
-      </w:r>
-    </w:p>
-    <w:p>
-      <w:pPr/>
-      <w:r>
-        <w:rPr>
-          <w:lang w:val="en_US" w:bidi="en_US"/>
-        </w:rPr>
-      </w:r>
-      <w:r>
-        <w:rPr>
-          <w:b/>
-          <w:lang w:val="en_US" w:bidi="en_US"/>
-        </w:rPr>
         <w:t>"Because of this"</w:t>
       </w:r>
     </w:p>
@@ -4326,21 +3721,6 @@
           <w:b/>
           <w:lang w:val="en_US" w:bidi="en_US"/>
         </w:rPr>
-        <w:t>οὐ παύομαι εὐχαριστῶν</w:t>
-      </w:r>
-    </w:p>
-    <w:p>
-      <w:pPr/>
-      <w:r>
-        <w:rPr>
-          <w:lang w:val="en_US" w:bidi="en_US"/>
-        </w:rPr>
-      </w:r>
-      <w:r>
-        <w:rPr>
-          <w:b/>
-          <w:lang w:val="en_US" w:bidi="en_US"/>
-        </w:rPr>
         <w:t>"I have not stopped giving thanks"</w:t>
       </w:r>
     </w:p>
@@ -4424,21 +3804,6 @@
           <w:b/>
           <w:lang w:val="en_US" w:bidi="en_US"/>
         </w:rPr>
-        <w:t>ἵνα</w:t>
-      </w:r>
-    </w:p>
-    <w:p>
-      <w:pPr/>
-      <w:r>
-        <w:rPr>
-          <w:lang w:val="en_US" w:bidi="en_US"/>
-        </w:rPr>
-      </w:r>
-      <w:r>
-        <w:rPr>
-          <w:b/>
-          <w:lang w:val="en_US" w:bidi="en_US"/>
-        </w:rPr>
         <w:t>"so that"</w:t>
       </w:r>
     </w:p>
@@ -4535,21 +3900,6 @@
           <w:b/>
           <w:lang w:val="en_US" w:bidi="en_US"/>
         </w:rPr>
-        <w:t>πνεῦμα σοφίας καὶ ἀποκαλύψεως, ἐν ἐπιγνώσει αὐτοῦ</w:t>
-      </w:r>
-    </w:p>
-    <w:p>
-      <w:pPr/>
-      <w:r>
-        <w:rPr>
-          <w:lang w:val="en_US" w:bidi="en_US"/>
-        </w:rPr>
-      </w:r>
-      <w:r>
-        <w:rPr>
-          <w:b/>
-          <w:lang w:val="en_US" w:bidi="en_US"/>
-        </w:rPr>
         <w:t>"a spirit of wisdom and revelation in the knowledge of him"</w:t>
       </w:r>
     </w:p>
@@ -4613,21 +3963,6 @@
           <w:b/>
           <w:lang w:val="en_US" w:bidi="en_US"/>
         </w:rPr>
-        <w:t>πεφωτισμένους τοὺς ὀφθαλμοὺς τῆς καρδίας</w:t>
-      </w:r>
-    </w:p>
-    <w:p>
-      <w:pPr/>
-      <w:r>
-        <w:rPr>
-          <w:lang w:val="en_US" w:bidi="en_US"/>
-        </w:rPr>
-      </w:r>
-      <w:r>
-        <w:rPr>
-          <w:b/>
-          <w:lang w:val="en_US" w:bidi="en_US"/>
-        </w:rPr>
         <w:t>"the eyes of your heart having been enlightened"</w:t>
       </w:r>
     </w:p>
@@ -4724,21 +4059,6 @@
           <w:b/>
           <w:lang w:val="en_US" w:bidi="en_US"/>
         </w:rPr>
-        <w:t>πεφωτισμένους τοὺς ὀφθαλμοὺς τῆς καρδίας</w:t>
-      </w:r>
-    </w:p>
-    <w:p>
-      <w:pPr/>
-      <w:r>
-        <w:rPr>
-          <w:lang w:val="en_US" w:bidi="en_US"/>
-        </w:rPr>
-      </w:r>
-      <w:r>
-        <w:rPr>
-          <w:b/>
-          <w:lang w:val="en_US" w:bidi="en_US"/>
-        </w:rPr>
         <w:t>"the eyes of your heart having been enlightened"</w:t>
       </w:r>
     </w:p>
@@ -4822,21 +4142,6 @@
           <w:b/>
           <w:lang w:val="en_US" w:bidi="en_US"/>
         </w:rPr>
-        <w:t>τοὺς ὀφθαλμοὺς τῆς καρδίας</w:t>
-      </w:r>
-    </w:p>
-    <w:p>
-      <w:pPr/>
-      <w:r>
-        <w:rPr>
-          <w:lang w:val="en_US" w:bidi="en_US"/>
-        </w:rPr>
-      </w:r>
-      <w:r>
-        <w:rPr>
-          <w:b/>
-          <w:lang w:val="en_US" w:bidi="en_US"/>
-        </w:rPr>
         <w:t>"the eyes of your heart"</w:t>
       </w:r>
     </w:p>
@@ -4933,21 +4238,6 @@
           <w:b/>
           <w:lang w:val="en_US" w:bidi="en_US"/>
         </w:rPr>
-        <w:t>πεφωτισμένους</w:t>
-      </w:r>
-    </w:p>
-    <w:p>
-      <w:pPr/>
-      <w:r>
-        <w:rPr>
-          <w:lang w:val="en_US" w:bidi="en_US"/>
-        </w:rPr>
-      </w:r>
-      <w:r>
-        <w:rPr>
-          <w:b/>
-          <w:lang w:val="en_US" w:bidi="en_US"/>
-        </w:rPr>
         <w:t>"having been enlightened"</w:t>
       </w:r>
     </w:p>
@@ -5087,21 +4377,6 @@
           <w:b/>
           <w:lang w:val="en_US" w:bidi="en_US"/>
         </w:rPr>
-        <w:t>τῆς κληρονομίας αὐτοῦ</w:t>
-      </w:r>
-    </w:p>
-    <w:p>
-      <w:pPr/>
-      <w:r>
-        <w:rPr>
-          <w:lang w:val="en_US" w:bidi="en_US"/>
-        </w:rPr>
-      </w:r>
-      <w:r>
-        <w:rPr>
-          <w:b/>
-          <w:lang w:val="en_US" w:bidi="en_US"/>
-        </w:rPr>
         <w:t>"of his inheritance"</w:t>
       </w:r>
     </w:p>
@@ -5185,21 +4460,6 @@
           <w:b/>
           <w:lang w:val="en_US" w:bidi="en_US"/>
         </w:rPr>
-        <w:t>τοῖς ἁγίοις</w:t>
-      </w:r>
-    </w:p>
-    <w:p>
-      <w:pPr/>
-      <w:r>
-        <w:rPr>
-          <w:lang w:val="en_US" w:bidi="en_US"/>
-        </w:rPr>
-      </w:r>
-      <w:r>
-        <w:rPr>
-          <w:b/>
-          <w:lang w:val="en_US" w:bidi="en_US"/>
-        </w:rPr>
         <w:t>"the saints"</w:t>
       </w:r>
     </w:p>
@@ -5263,21 +4523,6 @@
           <w:b/>
           <w:lang w:val="en_US" w:bidi="en_US"/>
         </w:rPr>
-        <w:t>τὸ ὑπερβάλλον μέγεθος τῆς δυνάμεως αὐτοῦ</w:t>
-      </w:r>
-    </w:p>
-    <w:p>
-      <w:pPr/>
-      <w:r>
-        <w:rPr>
-          <w:lang w:val="en_US" w:bidi="en_US"/>
-        </w:rPr>
-      </w:r>
-      <w:r>
-        <w:rPr>
-          <w:b/>
-          <w:lang w:val="en_US" w:bidi="en_US"/>
-        </w:rPr>
         <w:t>"the incomparable greatness of his power"</w:t>
       </w:r>
     </w:p>
@@ -5341,21 +4586,6 @@
           <w:b/>
           <w:lang w:val="en_US" w:bidi="en_US"/>
         </w:rPr>
-        <w:t>εἰς ἡμᾶς, τοὺς πιστεύοντας</w:t>
-      </w:r>
-    </w:p>
-    <w:p>
-      <w:pPr/>
-      <w:r>
-        <w:rPr>
-          <w:lang w:val="en_US" w:bidi="en_US"/>
-        </w:rPr>
-      </w:r>
-      <w:r>
-        <w:rPr>
-          <w:b/>
-          <w:lang w:val="en_US" w:bidi="en_US"/>
-        </w:rPr>
         <w:t>"toward us, the ones believing"</w:t>
       </w:r>
     </w:p>
@@ -5419,21 +4649,6 @@
           <w:b/>
           <w:lang w:val="en_US" w:bidi="en_US"/>
         </w:rPr>
-        <w:t>τὴν ἐνέργειαν τοῦ κράτους τῆς ἰσχύος αὐτοῦ</w:t>
-      </w:r>
-    </w:p>
-    <w:p>
-      <w:pPr/>
-      <w:r>
-        <w:rPr>
-          <w:lang w:val="en_US" w:bidi="en_US"/>
-        </w:rPr>
-      </w:r>
-      <w:r>
-        <w:rPr>
-          <w:b/>
-          <w:lang w:val="en_US" w:bidi="en_US"/>
-        </w:rPr>
         <w:t>"the working of the force of his strength"</w:t>
       </w:r>
     </w:p>
@@ -5497,21 +4712,6 @@
           <w:b/>
           <w:lang w:val="en_US" w:bidi="en_US"/>
         </w:rPr>
-        <w:t>τοῦ κράτους τῆς ἰσχύος αὐτοῦ</w:t>
-      </w:r>
-    </w:p>
-    <w:p>
-      <w:pPr/>
-      <w:r>
-        <w:rPr>
-          <w:lang w:val="en_US" w:bidi="en_US"/>
-        </w:rPr>
-      </w:r>
-      <w:r>
-        <w:rPr>
-          <w:b/>
-          <w:lang w:val="en_US" w:bidi="en_US"/>
-        </w:rPr>
         <w:t>"of the force of his strength"</w:t>
       </w:r>
     </w:p>
@@ -5621,21 +4821,6 @@
           <w:b/>
           <w:lang w:val="en_US" w:bidi="en_US"/>
         </w:rPr>
-        <w:t>ἐγείρας αὐτὸν ἐκ νεκρῶν</w:t>
-      </w:r>
-    </w:p>
-    <w:p>
-      <w:pPr/>
-      <w:r>
-        <w:rPr>
-          <w:lang w:val="en_US" w:bidi="en_US"/>
-        </w:rPr>
-      </w:r>
-      <w:r>
-        <w:rPr>
-          <w:b/>
-          <w:lang w:val="en_US" w:bidi="en_US"/>
-        </w:rPr>
         <w:t>"having raised him from the dead"</w:t>
       </w:r>
     </w:p>
@@ -5699,21 +4884,6 @@
           <w:b/>
           <w:lang w:val="en_US" w:bidi="en_US"/>
         </w:rPr>
-        <w:t>ἐκ νεκρῶν</w:t>
-      </w:r>
-    </w:p>
-    <w:p>
-      <w:pPr/>
-      <w:r>
-        <w:rPr>
-          <w:lang w:val="en_US" w:bidi="en_US"/>
-        </w:rPr>
-      </w:r>
-      <w:r>
-        <w:rPr>
-          <w:b/>
-          <w:lang w:val="en_US" w:bidi="en_US"/>
-        </w:rPr>
         <w:t>"from the dead"</w:t>
       </w:r>
     </w:p>
@@ -5810,21 +4980,6 @@
           <w:b/>
           <w:lang w:val="en_US" w:bidi="en_US"/>
         </w:rPr>
-        <w:t>καθίσας ἐν δεξιᾷ αὐτοῦ, ἐν τοῖς ἐπουρανίοις</w:t>
-      </w:r>
-    </w:p>
-    <w:p>
-      <w:pPr/>
-      <w:r>
-        <w:rPr>
-          <w:lang w:val="en_US" w:bidi="en_US"/>
-        </w:rPr>
-      </w:r>
-      <w:r>
-        <w:rPr>
-          <w:b/>
-          <w:lang w:val="en_US" w:bidi="en_US"/>
-        </w:rPr>
         <w:t>"seated {him} at his right hand in the heavenly places"</w:t>
       </w:r>
     </w:p>
@@ -5921,21 +5076,6 @@
           <w:b/>
           <w:lang w:val="en_US" w:bidi="en_US"/>
         </w:rPr>
-        <w:t>καθίσας ἐν δεξιᾷ αὐτοῦ</w:t>
-      </w:r>
-    </w:p>
-    <w:p>
-      <w:pPr/>
-      <w:r>
-        <w:rPr>
-          <w:lang w:val="en_US" w:bidi="en_US"/>
-        </w:rPr>
-      </w:r>
-      <w:r>
-        <w:rPr>
-          <w:b/>
-          <w:lang w:val="en_US" w:bidi="en_US"/>
-        </w:rPr>
         <w:t>"seated {him} at his right hand"</w:t>
       </w:r>
     </w:p>
@@ -6032,21 +5172,6 @@
           <w:b/>
           <w:lang w:val="en_US" w:bidi="en_US"/>
         </w:rPr>
-        <w:t>ἐν τοῖς ἐπουρανίοις</w:t>
-      </w:r>
-    </w:p>
-    <w:p>
-      <w:pPr/>
-      <w:r>
-        <w:rPr>
-          <w:lang w:val="en_US" w:bidi="en_US"/>
-        </w:rPr>
-      </w:r>
-      <w:r>
-        <w:rPr>
-          <w:b/>
-          <w:lang w:val="en_US" w:bidi="en_US"/>
-        </w:rPr>
         <w:t>"in the heavenly places"</w:t>
       </w:r>
     </w:p>
@@ -6076,7 +5201,7 @@
         </w:rPr>
         <w:t xml:space="preserve"> refers to the place where God is. See how you translated this in </w:t>
       </w:r>
-      <w:hyperlink r:id="rId15">
+      <w:hyperlink r:id="rId13">
         <w:r>
           <w:rPr>
             <w:lang w:val="en_US" w:bidi="en_US"/>
@@ -6141,21 +5266,6 @@
           <w:b/>
           <w:lang w:val="en_US" w:bidi="en_US"/>
         </w:rPr>
-        <w:t>ὑπεράνω πάσης ἀρχῆς, καὶ ἐξουσίας, καὶ δυνάμεως, καὶ κυριότητος</w:t>
-      </w:r>
-    </w:p>
-    <w:p>
-      <w:pPr/>
-      <w:r>
-        <w:rPr>
-          <w:lang w:val="en_US" w:bidi="en_US"/>
-        </w:rPr>
-      </w:r>
-      <w:r>
-        <w:rPr>
-          <w:b/>
-          <w:lang w:val="en_US" w:bidi="en_US"/>
-        </w:rPr>
         <w:t>"far above all rule and authority and power and dominion"</w:t>
       </w:r>
     </w:p>
@@ -6239,21 +5349,6 @@
           <w:b/>
           <w:lang w:val="en_US" w:bidi="en_US"/>
         </w:rPr>
-        <w:t>παντὸς ὀνόματος ὀνομαζομένου</w:t>
-      </w:r>
-    </w:p>
-    <w:p>
-      <w:pPr/>
-      <w:r>
-        <w:rPr>
-          <w:lang w:val="en_US" w:bidi="en_US"/>
-        </w:rPr>
-      </w:r>
-      <w:r>
-        <w:rPr>
-          <w:b/>
-          <w:lang w:val="en_US" w:bidi="en_US"/>
-        </w:rPr>
         <w:t>"every name being named"</w:t>
       </w:r>
     </w:p>
@@ -6337,21 +5432,6 @@
           <w:b/>
           <w:lang w:val="en_US" w:bidi="en_US"/>
         </w:rPr>
-        <w:t>ὀνόματος</w:t>
-      </w:r>
-    </w:p>
-    <w:p>
-      <w:pPr/>
-      <w:r>
-        <w:rPr>
-          <w:lang w:val="en_US" w:bidi="en_US"/>
-        </w:rPr>
-      </w:r>
-      <w:r>
-        <w:rPr>
-          <w:b/>
-          <w:lang w:val="en_US" w:bidi="en_US"/>
-        </w:rPr>
         <w:t>"name"</w:t>
       </w:r>
     </w:p>
@@ -6428,21 +5508,6 @@
           <w:b/>
           <w:lang w:val="en_US" w:bidi="en_US"/>
         </w:rPr>
-        <w:t>ἐν τῷ αἰῶνι τούτῳ</w:t>
-      </w:r>
-    </w:p>
-    <w:p>
-      <w:pPr/>
-      <w:r>
-        <w:rPr>
-          <w:lang w:val="en_US" w:bidi="en_US"/>
-        </w:rPr>
-      </w:r>
-      <w:r>
-        <w:rPr>
-          <w:b/>
-          <w:lang w:val="en_US" w:bidi="en_US"/>
-        </w:rPr>
         <w:t>"in this age"</w:t>
       </w:r>
     </w:p>
@@ -6506,21 +5571,6 @@
           <w:b/>
           <w:lang w:val="en_US" w:bidi="en_US"/>
         </w:rPr>
-        <w:t>ἐν τῷ μέλλοντι</w:t>
-      </w:r>
-    </w:p>
-    <w:p>
-      <w:pPr/>
-      <w:r>
-        <w:rPr>
-          <w:lang w:val="en_US" w:bidi="en_US"/>
-        </w:rPr>
-      </w:r>
-      <w:r>
-        <w:rPr>
-          <w:b/>
-          <w:lang w:val="en_US" w:bidi="en_US"/>
-        </w:rPr>
         <w:t>"in the one coming"</w:t>
       </w:r>
     </w:p>
@@ -6584,21 +5634,6 @@
           <w:b/>
           <w:lang w:val="en_US" w:bidi="en_US"/>
         </w:rPr>
-        <w:t>ὑπὸ τοὺς πόδας αὐτοῦ</w:t>
-      </w:r>
-    </w:p>
-    <w:p>
-      <w:pPr/>
-      <w:r>
-        <w:rPr>
-          <w:lang w:val="en_US" w:bidi="en_US"/>
-        </w:rPr>
-      </w:r>
-      <w:r>
-        <w:rPr>
-          <w:b/>
-          <w:lang w:val="en_US" w:bidi="en_US"/>
-        </w:rPr>
         <w:t>"under his feet"</w:t>
       </w:r>
     </w:p>
@@ -6695,21 +5730,6 @@
           <w:b/>
           <w:lang w:val="en_US" w:bidi="en_US"/>
         </w:rPr>
-        <w:t>κεφαλὴν ὑπὲρ πάντα</w:t>
-      </w:r>
-    </w:p>
-    <w:p>
-      <w:pPr/>
-      <w:r>
-        <w:rPr>
-          <w:lang w:val="en_US" w:bidi="en_US"/>
-        </w:rPr>
-      </w:r>
-      <w:r>
-        <w:rPr>
-          <w:b/>
-          <w:lang w:val="en_US" w:bidi="en_US"/>
-        </w:rPr>
         <w:t>"head over all things"</w:t>
       </w:r>
     </w:p>
@@ -6806,21 +5826,6 @@
           <w:b/>
           <w:lang w:val="en_US" w:bidi="en_US"/>
         </w:rPr>
-        <w:t>τὸ σῶμα αὐτοῦ</w:t>
-      </w:r>
-    </w:p>
-    <w:p>
-      <w:pPr/>
-      <w:r>
-        <w:rPr>
-          <w:lang w:val="en_US" w:bidi="en_US"/>
-        </w:rPr>
-      </w:r>
-      <w:r>
-        <w:rPr>
-          <w:b/>
-          <w:lang w:val="en_US" w:bidi="en_US"/>
-        </w:rPr>
         <w:t>"his body"</w:t>
       </w:r>
     </w:p>
@@ -6917,21 +5922,6 @@
           <w:b/>
           <w:lang w:val="en_US" w:bidi="en_US"/>
         </w:rPr>
-        <w:t>τὸ πλήρωμα τοῦ τὰ πάντα ἐν πᾶσιν πληρουμένου</w:t>
-      </w:r>
-    </w:p>
-    <w:p>
-      <w:pPr/>
-      <w:r>
-        <w:rPr>
-          <w:lang w:val="en_US" w:bidi="en_US"/>
-        </w:rPr>
-      </w:r>
-      <w:r>
-        <w:rPr>
-          <w:b/>
-          <w:lang w:val="en_US" w:bidi="en_US"/>
-        </w:rPr>
         <w:t>"the fullness of the one filling all in all"</w:t>
       </w:r>
     </w:p>
@@ -6995,21 +5985,6 @@
           <w:b/>
           <w:lang w:val="en_US" w:bidi="en_US"/>
         </w:rPr>
-        <w:t>τὸ πλήρωμα</w:t>
-      </w:r>
-    </w:p>
-    <w:p>
-      <w:pPr/>
-      <w:r>
-        <w:rPr>
-          <w:lang w:val="en_US" w:bidi="en_US"/>
-        </w:rPr>
-      </w:r>
-      <w:r>
-        <w:rPr>
-          <w:b/>
-          <w:lang w:val="en_US" w:bidi="en_US"/>
-        </w:rPr>
         <w:t>"the fullness"</w:t>
       </w:r>
     </w:p>
@@ -7136,21 +6111,6 @@
           <w:b/>
           <w:lang w:val="en_US" w:bidi="en_US"/>
         </w:rPr>
-        <w:t>ὑμᾶς ὄντας νεκροὺς τοῖς παραπτώμασιν καὶ ταῖς ἁμαρτίαις ὑμῶν</w:t>
-      </w:r>
-    </w:p>
-    <w:p>
-      <w:pPr/>
-      <w:r>
-        <w:rPr>
-          <w:lang w:val="en_US" w:bidi="en_US"/>
-        </w:rPr>
-      </w:r>
-      <w:r>
-        <w:rPr>
-          <w:b/>
-          <w:lang w:val="en_US" w:bidi="en_US"/>
-        </w:rPr>
         <w:t>"you were dead in your trespasses and sins"</w:t>
       </w:r>
     </w:p>
@@ -7247,21 +6207,6 @@
           <w:b/>
           <w:lang w:val="en_US" w:bidi="en_US"/>
         </w:rPr>
-        <w:t>τοῖς παραπτώμασιν καὶ ταῖς ἁμαρτίαις ὑμῶν</w:t>
-      </w:r>
-    </w:p>
-    <w:p>
-      <w:pPr/>
-      <w:r>
-        <w:rPr>
-          <w:lang w:val="en_US" w:bidi="en_US"/>
-        </w:rPr>
-      </w:r>
-      <w:r>
-        <w:rPr>
-          <w:b/>
-          <w:lang w:val="en_US" w:bidi="en_US"/>
-        </w:rPr>
         <w:t>"in your trespasses and sins"</w:t>
       </w:r>
     </w:p>
@@ -7371,21 +6316,6 @@
           <w:b/>
           <w:lang w:val="en_US" w:bidi="en_US"/>
         </w:rPr>
-        <w:t>τοῖς παραπτώμασιν καὶ ταῖς ἁμαρτίαις ὑμῶν</w:t>
-      </w:r>
-    </w:p>
-    <w:p>
-      <w:pPr/>
-      <w:r>
-        <w:rPr>
-          <w:lang w:val="en_US" w:bidi="en_US"/>
-        </w:rPr>
-      </w:r>
-      <w:r>
-        <w:rPr>
-          <w:b/>
-          <w:lang w:val="en_US" w:bidi="en_US"/>
-        </w:rPr>
         <w:t>"in your trespasses and sins"</w:t>
       </w:r>
     </w:p>
@@ -7495,21 +6425,6 @@
           <w:b/>
           <w:lang w:val="en_US" w:bidi="en_US"/>
         </w:rPr>
-        <w:t>ἐν αἷς ποτε περιεπατήσατε</w:t>
-      </w:r>
-    </w:p>
-    <w:p>
-      <w:pPr/>
-      <w:r>
-        <w:rPr>
-          <w:lang w:val="en_US" w:bidi="en_US"/>
-        </w:rPr>
-      </w:r>
-      <w:r>
-        <w:rPr>
-          <w:b/>
-          <w:lang w:val="en_US" w:bidi="en_US"/>
-        </w:rPr>
         <w:t>"in which you once walked"</w:t>
       </w:r>
     </w:p>
@@ -7593,21 +6508,6 @@
           <w:b/>
           <w:lang w:val="en_US" w:bidi="en_US"/>
         </w:rPr>
-        <w:t>κατὰ τὸν αἰῶνα τοῦ κόσμου τούτου</w:t>
-      </w:r>
-    </w:p>
-    <w:p>
-      <w:pPr/>
-      <w:r>
-        <w:rPr>
-          <w:lang w:val="en_US" w:bidi="en_US"/>
-        </w:rPr>
-      </w:r>
-      <w:r>
-        <w:rPr>
-          <w:b/>
-          <w:lang w:val="en_US" w:bidi="en_US"/>
-        </w:rPr>
         <w:t>"according to the age of this world"</w:t>
       </w:r>
     </w:p>
@@ -7767,21 +6667,6 @@
           <w:b/>
           <w:lang w:val="en_US" w:bidi="en_US"/>
         </w:rPr>
-        <w:t>τοῦ πνεύματος τοῦ νῦν ἐνεργοῦντος</w:t>
-      </w:r>
-    </w:p>
-    <w:p>
-      <w:pPr/>
-      <w:r>
-        <w:rPr>
-          <w:lang w:val="en_US" w:bidi="en_US"/>
-        </w:rPr>
-      </w:r>
-      <w:r>
-        <w:rPr>
-          <w:b/>
-          <w:lang w:val="en_US" w:bidi="en_US"/>
-        </w:rPr>
         <w:t>"the spirit that is now working"</w:t>
       </w:r>
     </w:p>
@@ -7845,21 +6730,6 @@
           <w:b/>
           <w:lang w:val="en_US" w:bidi="en_US"/>
         </w:rPr>
-        <w:t>τοῖς υἱοῖς τῆς ἀπειθείας</w:t>
-      </w:r>
-    </w:p>
-    <w:p>
-      <w:pPr/>
-      <w:r>
-        <w:rPr>
-          <w:lang w:val="en_US" w:bidi="en_US"/>
-        </w:rPr>
-      </w:r>
-      <w:r>
-        <w:rPr>
-          <w:b/>
-          <w:lang w:val="en_US" w:bidi="en_US"/>
-        </w:rPr>
         <w:t>"the sons of disobedience"</w:t>
       </w:r>
     </w:p>
@@ -7943,21 +6813,6 @@
           <w:b/>
           <w:lang w:val="en_US" w:bidi="en_US"/>
         </w:rPr>
-        <w:t>τὰ θελήματα τῆς σαρκὸς καὶ τῶν διανοιῶν</w:t>
-      </w:r>
-    </w:p>
-    <w:p>
-      <w:pPr/>
-      <w:r>
-        <w:rPr>
-          <w:lang w:val="en_US" w:bidi="en_US"/>
-        </w:rPr>
-      </w:r>
-      <w:r>
-        <w:rPr>
-          <w:b/>
-          <w:lang w:val="en_US" w:bidi="en_US"/>
-        </w:rPr>
         <w:t>"the desires of the body and of the minds"</w:t>
       </w:r>
     </w:p>
@@ -8067,21 +6922,6 @@
           <w:b/>
           <w:lang w:val="en_US" w:bidi="en_US"/>
         </w:rPr>
-        <w:t>τέκνα &amp; ὀργῆς</w:t>
-      </w:r>
-    </w:p>
-    <w:p>
-      <w:pPr/>
-      <w:r>
-        <w:rPr>
-          <w:lang w:val="en_US" w:bidi="en_US"/>
-        </w:rPr>
-      </w:r>
-      <w:r>
-        <w:rPr>
-          <w:b/>
-          <w:lang w:val="en_US" w:bidi="en_US"/>
-        </w:rPr>
         <w:t>"children of wrath"</w:t>
       </w:r>
     </w:p>
@@ -8165,21 +7005,6 @@
           <w:b/>
           <w:lang w:val="en_US" w:bidi="en_US"/>
         </w:rPr>
-        <w:t>δὲ</w:t>
-      </w:r>
-    </w:p>
-    <w:p>
-      <w:pPr/>
-      <w:r>
-        <w:rPr>
-          <w:lang w:val="en_US" w:bidi="en_US"/>
-        </w:rPr>
-      </w:r>
-      <w:r>
-        <w:rPr>
-          <w:b/>
-          <w:lang w:val="en_US" w:bidi="en_US"/>
-        </w:rPr>
         <w:t>"But"</w:t>
       </w:r>
     </w:p>
@@ -8276,21 +7101,6 @@
           <w:b/>
           <w:lang w:val="en_US" w:bidi="en_US"/>
         </w:rPr>
-        <w:t>Θεὸς πλούσιος ὢν ἐν ἐλέει</w:t>
-      </w:r>
-    </w:p>
-    <w:p>
-      <w:pPr/>
-      <w:r>
-        <w:rPr>
-          <w:lang w:val="en_US" w:bidi="en_US"/>
-        </w:rPr>
-      </w:r>
-      <w:r>
-        <w:rPr>
-          <w:b/>
-          <w:lang w:val="en_US" w:bidi="en_US"/>
-        </w:rPr>
         <w:t>"God being rich in mercy"</w:t>
       </w:r>
     </w:p>
@@ -8387,21 +7197,6 @@
           <w:b/>
           <w:lang w:val="en_US" w:bidi="en_US"/>
         </w:rPr>
-        <w:t>διὰ τὴν πολλὴν ἀγάπην αὐτοῦ, ἣν ἠγάπησεν ἡμᾶς</w:t>
-      </w:r>
-    </w:p>
-    <w:p>
-      <w:pPr/>
-      <w:r>
-        <w:rPr>
-          <w:lang w:val="en_US" w:bidi="en_US"/>
-        </w:rPr>
-      </w:r>
-      <w:r>
-        <w:rPr>
-          <w:b/>
-          <w:lang w:val="en_US" w:bidi="en_US"/>
-        </w:rPr>
         <w:t>"because of his great love with which he loved us"</w:t>
       </w:r>
     </w:p>
@@ -8498,21 +7293,6 @@
           <w:b/>
           <w:lang w:val="en_US" w:bidi="en_US"/>
         </w:rPr>
-        <w:t>χάριτί ἐστε σεσῳσμένοι</w:t>
-      </w:r>
-    </w:p>
-    <w:p>
-      <w:pPr/>
-      <w:r>
-        <w:rPr>
-          <w:lang w:val="en_US" w:bidi="en_US"/>
-        </w:rPr>
-      </w:r>
-      <w:r>
-        <w:rPr>
-          <w:b/>
-          <w:lang w:val="en_US" w:bidi="en_US"/>
-        </w:rPr>
         <w:t>"by grace you have been saved"</w:t>
       </w:r>
     </w:p>
@@ -8596,21 +7376,6 @@
           <w:b/>
           <w:lang w:val="en_US" w:bidi="en_US"/>
         </w:rPr>
-        <w:t>χάριτί ἐστε σεσῳσμένοι</w:t>
-      </w:r>
-    </w:p>
-    <w:p>
-      <w:pPr/>
-      <w:r>
-        <w:rPr>
-          <w:lang w:val="en_US" w:bidi="en_US"/>
-        </w:rPr>
-      </w:r>
-      <w:r>
-        <w:rPr>
-          <w:b/>
-          <w:lang w:val="en_US" w:bidi="en_US"/>
-        </w:rPr>
         <w:t>"by grace you have been saved"</w:t>
       </w:r>
     </w:p>
@@ -8707,21 +7472,6 @@
           <w:b/>
           <w:lang w:val="en_US" w:bidi="en_US"/>
         </w:rPr>
-        <w:t>συνήγειρεν</w:t>
-      </w:r>
-    </w:p>
-    <w:p>
-      <w:pPr/>
-      <w:r>
-        <w:rPr>
-          <w:lang w:val="en_US" w:bidi="en_US"/>
-        </w:rPr>
-      </w:r>
-      <w:r>
-        <w:rPr>
-          <w:b/>
-          <w:lang w:val="en_US" w:bidi="en_US"/>
-        </w:rPr>
         <w:t>"raised us up with {him"</w:t>
       </w:r>
     </w:p>
@@ -8818,21 +7568,6 @@
           <w:b/>
           <w:lang w:val="en_US" w:bidi="en_US"/>
         </w:rPr>
-        <w:t>συνήγειρεν</w:t>
-      </w:r>
-    </w:p>
-    <w:p>
-      <w:pPr/>
-      <w:r>
-        <w:rPr>
-          <w:lang w:val="en_US" w:bidi="en_US"/>
-        </w:rPr>
-      </w:r>
-      <w:r>
-        <w:rPr>
-          <w:b/>
-          <w:lang w:val="en_US" w:bidi="en_US"/>
-        </w:rPr>
         <w:t>"raised us up with {him"</w:t>
       </w:r>
     </w:p>
@@ -8916,21 +7651,6 @@
           <w:b/>
           <w:lang w:val="en_US" w:bidi="en_US"/>
         </w:rPr>
-        <w:t>συνεκάθισεν</w:t>
-      </w:r>
-    </w:p>
-    <w:p>
-      <w:pPr/>
-      <w:r>
-        <w:rPr>
-          <w:lang w:val="en_US" w:bidi="en_US"/>
-        </w:rPr>
-      </w:r>
-      <w:r>
-        <w:rPr>
-          <w:b/>
-          <w:lang w:val="en_US" w:bidi="en_US"/>
-        </w:rPr>
         <w:t>"seated us with {him"</w:t>
       </w:r>
     </w:p>
@@ -9027,21 +7747,6 @@
           <w:b/>
           <w:lang w:val="en_US" w:bidi="en_US"/>
         </w:rPr>
-        <w:t>ἐν τοῖς ἐπουρανίοις</w:t>
-      </w:r>
-    </w:p>
-    <w:p>
-      <w:pPr/>
-      <w:r>
-        <w:rPr>
-          <w:lang w:val="en_US" w:bidi="en_US"/>
-        </w:rPr>
-      </w:r>
-      <w:r>
-        <w:rPr>
-          <w:b/>
-          <w:lang w:val="en_US" w:bidi="en_US"/>
-        </w:rPr>
         <w:t>"in the heavenly places"</w:t>
       </w:r>
     </w:p>
@@ -9071,7 +7776,7 @@
         </w:rPr>
         <w:t xml:space="preserve"> refers to the place where God is. See how this is translated in </w:t>
       </w:r>
-      <w:hyperlink r:id="rId15">
+      <w:hyperlink r:id="rId13">
         <w:r>
           <w:rPr>
             <w:lang w:val="en_US" w:bidi="en_US"/>
@@ -9136,21 +7841,6 @@
           <w:b/>
           <w:lang w:val="en_US" w:bidi="en_US"/>
         </w:rPr>
-        <w:t>ἐν Χριστῷ Ἰησοῦ</w:t>
-      </w:r>
-    </w:p>
-    <w:p>
-      <w:pPr/>
-      <w:r>
-        <w:rPr>
-          <w:lang w:val="en_US" w:bidi="en_US"/>
-        </w:rPr>
-      </w:r>
-      <w:r>
-        <w:rPr>
-          <w:b/>
-          <w:lang w:val="en_US" w:bidi="en_US"/>
-        </w:rPr>
         <w:t>"in Christ Jesus"</w:t>
       </w:r>
     </w:p>
@@ -9227,21 +7917,6 @@
           <w:b/>
           <w:lang w:val="en_US" w:bidi="en_US"/>
         </w:rPr>
-        <w:t>ἵνα</w:t>
-      </w:r>
-    </w:p>
-    <w:p>
-      <w:pPr/>
-      <w:r>
-        <w:rPr>
-          <w:lang w:val="en_US" w:bidi="en_US"/>
-        </w:rPr>
-      </w:r>
-      <w:r>
-        <w:rPr>
-          <w:b/>
-          <w:lang w:val="en_US" w:bidi="en_US"/>
-        </w:rPr>
         <w:t>"so that"</w:t>
       </w:r>
     </w:p>
@@ -9338,21 +8013,6 @@
           <w:b/>
           <w:lang w:val="en_US" w:bidi="en_US"/>
         </w:rPr>
-        <w:t>ἐν τοῖς αἰῶσιν, τοῖς ἐπερχομένοις</w:t>
-      </w:r>
-    </w:p>
-    <w:p>
-      <w:pPr/>
-      <w:r>
-        <w:rPr>
-          <w:lang w:val="en_US" w:bidi="en_US"/>
-        </w:rPr>
-      </w:r>
-      <w:r>
-        <w:rPr>
-          <w:b/>
-          <w:lang w:val="en_US" w:bidi="en_US"/>
-        </w:rPr>
         <w:t>"in the ages that are coming"</w:t>
       </w:r>
     </w:p>
@@ -9416,21 +8076,6 @@
           <w:b/>
           <w:lang w:val="en_US" w:bidi="en_US"/>
         </w:rPr>
-        <w:t>γὰρ</w:t>
-      </w:r>
-    </w:p>
-    <w:p>
-      <w:pPr/>
-      <w:r>
-        <w:rPr>
-          <w:lang w:val="en_US" w:bidi="en_US"/>
-        </w:rPr>
-      </w:r>
-      <w:r>
-        <w:rPr>
-          <w:b/>
-          <w:lang w:val="en_US" w:bidi="en_US"/>
-        </w:rPr>
         <w:t>"For"</w:t>
       </w:r>
     </w:p>
@@ -9527,21 +8172,6 @@
           <w:b/>
           <w:lang w:val="en_US" w:bidi="en_US"/>
         </w:rPr>
-        <w:t>τῇ γὰρ χάριτί ἐστε σεσῳσμένοι διὰ πίστεως</w:t>
-      </w:r>
-    </w:p>
-    <w:p>
-      <w:pPr/>
-      <w:r>
-        <w:rPr>
-          <w:lang w:val="en_US" w:bidi="en_US"/>
-        </w:rPr>
-      </w:r>
-      <w:r>
-        <w:rPr>
-          <w:b/>
-          <w:lang w:val="en_US" w:bidi="en_US"/>
-        </w:rPr>
         <w:t>"For by grace you have been saved through faith"</w:t>
       </w:r>
     </w:p>
@@ -9641,7 +8271,7 @@
         </w:rPr>
         <w:t xml:space="preserve">See how you translated this phrase in </w:t>
       </w:r>
-      <w:hyperlink r:id="rId16">
+      <w:hyperlink r:id="rId14">
         <w:r>
           <w:rPr>
             <w:lang w:val="en_US" w:bidi="en_US"/>
@@ -9726,21 +8356,6 @@
           <w:b/>
           <w:lang w:val="en_US" w:bidi="en_US"/>
         </w:rPr>
-        <w:t>τοῦτο</w:t>
-      </w:r>
-    </w:p>
-    <w:p>
-      <w:pPr/>
-      <w:r>
-        <w:rPr>
-          <w:lang w:val="en_US" w:bidi="en_US"/>
-        </w:rPr>
-      </w:r>
-      <w:r>
-        <w:rPr>
-          <w:b/>
-          <w:lang w:val="en_US" w:bidi="en_US"/>
-        </w:rPr>
         <w:t>"this {is"</w:t>
       </w:r>
     </w:p>
@@ -9989,21 +8604,6 @@
           <w:b/>
           <w:lang w:val="en_US" w:bidi="en_US"/>
         </w:rPr>
-        <w:t>γάρ</w:t>
-      </w:r>
-    </w:p>
-    <w:p>
-      <w:pPr/>
-      <w:r>
-        <w:rPr>
-          <w:lang w:val="en_US" w:bidi="en_US"/>
-        </w:rPr>
-      </w:r>
-      <w:r>
-        <w:rPr>
-          <w:b/>
-          <w:lang w:val="en_US" w:bidi="en_US"/>
-        </w:rPr>
         <w:t>"For"</w:t>
       </w:r>
     </w:p>
@@ -10100,21 +8700,6 @@
           <w:b/>
           <w:lang w:val="en_US" w:bidi="en_US"/>
         </w:rPr>
-        <w:t>ἐν Χριστῷ Ἰησοῦ</w:t>
-      </w:r>
-    </w:p>
-    <w:p>
-      <w:pPr/>
-      <w:r>
-        <w:rPr>
-          <w:lang w:val="en_US" w:bidi="en_US"/>
-        </w:rPr>
-      </w:r>
-      <w:r>
-        <w:rPr>
-          <w:b/>
-          <w:lang w:val="en_US" w:bidi="en_US"/>
-        </w:rPr>
         <w:t>"in Christ Jesus"</w:t>
       </w:r>
     </w:p>
@@ -10191,21 +8776,6 @@
           <w:b/>
           <w:lang w:val="en_US" w:bidi="en_US"/>
         </w:rPr>
-        <w:t>ἵνα</w:t>
-      </w:r>
-    </w:p>
-    <w:p>
-      <w:pPr/>
-      <w:r>
-        <w:rPr>
-          <w:lang w:val="en_US" w:bidi="en_US"/>
-        </w:rPr>
-      </w:r>
-      <w:r>
-        <w:rPr>
-          <w:b/>
-          <w:lang w:val="en_US" w:bidi="en_US"/>
-        </w:rPr>
         <w:t>"so that"</w:t>
       </w:r>
     </w:p>
@@ -10302,21 +8872,6 @@
           <w:b/>
           <w:lang w:val="en_US" w:bidi="en_US"/>
         </w:rPr>
-        <w:t>ἐν αὐτοῖς περιπατήσωμεν</w:t>
-      </w:r>
-    </w:p>
-    <w:p>
-      <w:pPr/>
-      <w:r>
-        <w:rPr>
-          <w:lang w:val="en_US" w:bidi="en_US"/>
-        </w:rPr>
-      </w:r>
-      <w:r>
-        <w:rPr>
-          <w:b/>
-          <w:lang w:val="en_US" w:bidi="en_US"/>
-        </w:rPr>
         <w:t>"we would walk in them"</w:t>
       </w:r>
     </w:p>
@@ -10426,21 +8981,6 @@
           <w:b/>
           <w:lang w:val="en_US" w:bidi="en_US"/>
         </w:rPr>
-        <w:t>διὸ</w:t>
-      </w:r>
-    </w:p>
-    <w:p>
-      <w:pPr/>
-      <w:r>
-        <w:rPr>
-          <w:lang w:val="en_US" w:bidi="en_US"/>
-        </w:rPr>
-      </w:r>
-      <w:r>
-        <w:rPr>
-          <w:b/>
-          <w:lang w:val="en_US" w:bidi="en_US"/>
-        </w:rPr>
         <w:t>"Therefore"</w:t>
       </w:r>
     </w:p>
@@ -10600,21 +9140,6 @@
           <w:b/>
           <w:lang w:val="en_US" w:bidi="en_US"/>
         </w:rPr>
-        <w:t>τὰ ἔθνη ἐν σαρκί</w:t>
-      </w:r>
-    </w:p>
-    <w:p>
-      <w:pPr/>
-      <w:r>
-        <w:rPr>
-          <w:lang w:val="en_US" w:bidi="en_US"/>
-        </w:rPr>
-      </w:r>
-      <w:r>
-        <w:rPr>
-          <w:b/>
-          <w:lang w:val="en_US" w:bidi="en_US"/>
-        </w:rPr>
         <w:t>"were} Gentiles in the flesh"</w:t>
       </w:r>
     </w:p>
@@ -10711,21 +9236,6 @@
           <w:b/>
           <w:lang w:val="en_US" w:bidi="en_US"/>
         </w:rPr>
-        <w:t>ἀκροβυστία</w:t>
-      </w:r>
-    </w:p>
-    <w:p>
-      <w:pPr/>
-      <w:r>
-        <w:rPr>
-          <w:lang w:val="en_US" w:bidi="en_US"/>
-        </w:rPr>
-      </w:r>
-      <w:r>
-        <w:rPr>
-          <w:b/>
-          <w:lang w:val="en_US" w:bidi="en_US"/>
-        </w:rPr>
         <w:t>"uncircumcised"</w:t>
       </w:r>
     </w:p>
@@ -10809,21 +9319,6 @@
           <w:b/>
           <w:lang w:val="en_US" w:bidi="en_US"/>
         </w:rPr>
-        <w:t>περιτομῆς</w:t>
-      </w:r>
-    </w:p>
-    <w:p>
-      <w:pPr/>
-      <w:r>
-        <w:rPr>
-          <w:lang w:val="en_US" w:bidi="en_US"/>
-        </w:rPr>
-      </w:r>
-      <w:r>
-        <w:rPr>
-          <w:b/>
-          <w:lang w:val="en_US" w:bidi="en_US"/>
-        </w:rPr>
         <w:t>"circumcised"</w:t>
       </w:r>
     </w:p>
@@ -10920,21 +9415,6 @@
           <w:b/>
           <w:lang w:val="en_US" w:bidi="en_US"/>
         </w:rPr>
-        <w:t>ὑπὸ τῆς λεγομένης</w:t>
-      </w:r>
-    </w:p>
-    <w:p>
-      <w:pPr/>
-      <w:r>
-        <w:rPr>
-          <w:lang w:val="en_US" w:bidi="en_US"/>
-        </w:rPr>
-      </w:r>
-      <w:r>
-        <w:rPr>
-          <w:b/>
-          <w:lang w:val="en_US" w:bidi="en_US"/>
-        </w:rPr>
         <w:t>"by the ones being called"</w:t>
       </w:r>
     </w:p>
@@ -11081,21 +9561,6 @@
           <w:b/>
           <w:lang w:val="en_US" w:bidi="en_US"/>
         </w:rPr>
-        <w:t>ὅτι</w:t>
-      </w:r>
-    </w:p>
-    <w:p>
-      <w:pPr/>
-      <w:r>
-        <w:rPr>
-          <w:lang w:val="en_US" w:bidi="en_US"/>
-        </w:rPr>
-      </w:r>
-      <w:r>
-        <w:rPr>
-          <w:b/>
-          <w:lang w:val="en_US" w:bidi="en_US"/>
-        </w:rPr>
         <w:t>"For"</w:t>
       </w:r>
     </w:p>
@@ -11192,21 +9657,6 @@
           <w:b/>
           <w:lang w:val="en_US" w:bidi="en_US"/>
         </w:rPr>
-        <w:t>χωρὶς Χριστοῦ</w:t>
-      </w:r>
-    </w:p>
-    <w:p>
-      <w:pPr/>
-      <w:r>
-        <w:rPr>
-          <w:lang w:val="en_US" w:bidi="en_US"/>
-        </w:rPr>
-      </w:r>
-      <w:r>
-        <w:rPr>
-          <w:b/>
-          <w:lang w:val="en_US" w:bidi="en_US"/>
-        </w:rPr>
         <w:t>"apart from Christ"</w:t>
       </w:r>
     </w:p>
@@ -11270,21 +9720,6 @@
           <w:b/>
           <w:lang w:val="en_US" w:bidi="en_US"/>
         </w:rPr>
-        <w:t>ξένοι τῶν διαθηκῶν τῆς ἐπαγγελίας</w:t>
-      </w:r>
-    </w:p>
-    <w:p>
-      <w:pPr/>
-      <w:r>
-        <w:rPr>
-          <w:lang w:val="en_US" w:bidi="en_US"/>
-        </w:rPr>
-      </w:r>
-      <w:r>
-        <w:rPr>
-          <w:b/>
-          <w:lang w:val="en_US" w:bidi="en_US"/>
-        </w:rPr>
         <w:t>"strangers to the covenants of the promise"</w:t>
       </w:r>
     </w:p>
@@ -11394,21 +9829,6 @@
           <w:b/>
           <w:lang w:val="en_US" w:bidi="en_US"/>
         </w:rPr>
-        <w:t>δὲ</w:t>
-      </w:r>
-    </w:p>
-    <w:p>
-      <w:pPr/>
-      <w:r>
-        <w:rPr>
-          <w:lang w:val="en_US" w:bidi="en_US"/>
-        </w:rPr>
-      </w:r>
-      <w:r>
-        <w:rPr>
-          <w:b/>
-          <w:lang w:val="en_US" w:bidi="en_US"/>
-        </w:rPr>
         <w:t>"But"</w:t>
       </w:r>
     </w:p>
@@ -11505,21 +9925,6 @@
           <w:b/>
           <w:lang w:val="en_US" w:bidi="en_US"/>
         </w:rPr>
-        <w:t>ὑμεῖς οἵ ποτε ὄντες μακρὰν, ἐγενήθητε ἐγγὺς ἐν τῷ αἵματι τοῦ Χριστοῦ</w:t>
-      </w:r>
-    </w:p>
-    <w:p>
-      <w:pPr/>
-      <w:r>
-        <w:rPr>
-          <w:lang w:val="en_US" w:bidi="en_US"/>
-        </w:rPr>
-      </w:r>
-      <w:r>
-        <w:rPr>
-          <w:b/>
-          <w:lang w:val="en_US" w:bidi="en_US"/>
-        </w:rPr>
         <w:t>"you, the ones once being far away have been brought near by the blood of Christ"</w:t>
       </w:r>
     </w:p>
@@ -11642,21 +10047,6 @@
           <w:b/>
           <w:lang w:val="en_US" w:bidi="en_US"/>
         </w:rPr>
-        <w:t>ἐν τῷ αἵματι τοῦ Χριστοῦ</w:t>
-      </w:r>
-    </w:p>
-    <w:p>
-      <w:pPr/>
-      <w:r>
-        <w:rPr>
-          <w:lang w:val="en_US" w:bidi="en_US"/>
-        </w:rPr>
-      </w:r>
-      <w:r>
-        <w:rPr>
-          <w:b/>
-          <w:lang w:val="en_US" w:bidi="en_US"/>
-        </w:rPr>
         <w:t>"by the blood of Christ"</w:t>
       </w:r>
     </w:p>
@@ -11753,21 +10143,6 @@
           <w:b/>
           <w:lang w:val="en_US" w:bidi="en_US"/>
         </w:rPr>
-        <w:t>γάρ</w:t>
-      </w:r>
-    </w:p>
-    <w:p>
-      <w:pPr/>
-      <w:r>
-        <w:rPr>
-          <w:lang w:val="en_US" w:bidi="en_US"/>
-        </w:rPr>
-      </w:r>
-      <w:r>
-        <w:rPr>
-          <w:b/>
-          <w:lang w:val="en_US" w:bidi="en_US"/>
-        </w:rPr>
         <w:t>"For"</w:t>
       </w:r>
     </w:p>
@@ -11864,21 +10239,6 @@
           <w:b/>
           <w:lang w:val="en_US" w:bidi="en_US"/>
         </w:rPr>
-        <w:t>αὐτὸς &amp; ἐστιν ἡ εἰρήνη ἡμῶν</w:t>
-      </w:r>
-    </w:p>
-    <w:p>
-      <w:pPr/>
-      <w:r>
-        <w:rPr>
-          <w:lang w:val="en_US" w:bidi="en_US"/>
-        </w:rPr>
-      </w:r>
-      <w:r>
-        <w:rPr>
-          <w:b/>
-          <w:lang w:val="en_US" w:bidi="en_US"/>
-        </w:rPr>
         <w:t>"he himself is our peace"</w:t>
       </w:r>
     </w:p>
@@ -11942,21 +10302,6 @@
           <w:b/>
           <w:lang w:val="en_US" w:bidi="en_US"/>
         </w:rPr>
-        <w:t>ἡ εἰρήνη ἡμῶν</w:t>
-      </w:r>
-    </w:p>
-    <w:p>
-      <w:pPr/>
-      <w:r>
-        <w:rPr>
-          <w:lang w:val="en_US" w:bidi="en_US"/>
-        </w:rPr>
-      </w:r>
-      <w:r>
-        <w:rPr>
-          <w:b/>
-          <w:lang w:val="en_US" w:bidi="en_US"/>
-        </w:rPr>
         <w:t>"our peace"</w:t>
       </w:r>
     </w:p>
@@ -12053,21 +10398,6 @@
           <w:b/>
           <w:lang w:val="en_US" w:bidi="en_US"/>
         </w:rPr>
-        <w:t>ὁ ποιήσας τὰ ἀμφότερα ἓν</w:t>
-      </w:r>
-    </w:p>
-    <w:p>
-      <w:pPr/>
-      <w:r>
-        <w:rPr>
-          <w:lang w:val="en_US" w:bidi="en_US"/>
-        </w:rPr>
-      </w:r>
-      <w:r>
-        <w:rPr>
-          <w:b/>
-          <w:lang w:val="en_US" w:bidi="en_US"/>
-        </w:rPr>
         <w:t>"the one having made the two one"</w:t>
       </w:r>
     </w:p>
@@ -12131,21 +10461,6 @@
           <w:b/>
           <w:lang w:val="en_US" w:bidi="en_US"/>
         </w:rPr>
-        <w:t>ἐν τῇ σαρκὶ αὐτοῦ</w:t>
-      </w:r>
-    </w:p>
-    <w:p>
-      <w:pPr/>
-      <w:r>
-        <w:rPr>
-          <w:lang w:val="en_US" w:bidi="en_US"/>
-        </w:rPr>
-      </w:r>
-      <w:r>
-        <w:rPr>
-          <w:b/>
-          <w:lang w:val="en_US" w:bidi="en_US"/>
-        </w:rPr>
         <w:t>"in his flesh"</w:t>
       </w:r>
     </w:p>
@@ -12242,21 +10557,6 @@
           <w:b/>
           <w:lang w:val="en_US" w:bidi="en_US"/>
         </w:rPr>
-        <w:t>τὸ μεσότοιχον τοῦ φραγμοῦ &amp; τὴν ἔχθραν</w:t>
-      </w:r>
-    </w:p>
-    <w:p>
-      <w:pPr/>
-      <w:r>
-        <w:rPr>
-          <w:lang w:val="en_US" w:bidi="en_US"/>
-        </w:rPr>
-      </w:r>
-      <w:r>
-        <w:rPr>
-          <w:b/>
-          <w:lang w:val="en_US" w:bidi="en_US"/>
-        </w:rPr>
         <w:t>"the middle wall of partition, the hostility"</w:t>
       </w:r>
     </w:p>
@@ -12429,21 +10729,6 @@
           <w:b/>
           <w:lang w:val="en_US" w:bidi="en_US"/>
         </w:rPr>
-        <w:t>ἵνα</w:t>
-      </w:r>
-    </w:p>
-    <w:p>
-      <w:pPr/>
-      <w:r>
-        <w:rPr>
-          <w:lang w:val="en_US" w:bidi="en_US"/>
-        </w:rPr>
-      </w:r>
-      <w:r>
-        <w:rPr>
-          <w:b/>
-          <w:lang w:val="en_US" w:bidi="en_US"/>
-        </w:rPr>
         <w:t>"so that"</w:t>
       </w:r>
     </w:p>
@@ -12540,21 +10825,6 @@
           <w:b/>
           <w:lang w:val="en_US" w:bidi="en_US"/>
         </w:rPr>
-        <w:t>ἕνα καινὸν ἄνθρωπον</w:t>
-      </w:r>
-    </w:p>
-    <w:p>
-      <w:pPr/>
-      <w:r>
-        <w:rPr>
-          <w:lang w:val="en_US" w:bidi="en_US"/>
-        </w:rPr>
-      </w:r>
-      <w:r>
-        <w:rPr>
-          <w:b/>
-          <w:lang w:val="en_US" w:bidi="en_US"/>
-        </w:rPr>
         <w:t>"one new man"</w:t>
       </w:r>
     </w:p>
@@ -12651,21 +10921,6 @@
           <w:b/>
           <w:lang w:val="en_US" w:bidi="en_US"/>
         </w:rPr>
-        <w:t>ἐν αὑτῷ</w:t>
-      </w:r>
-    </w:p>
-    <w:p>
-      <w:pPr/>
-      <w:r>
-        <w:rPr>
-          <w:lang w:val="en_US" w:bidi="en_US"/>
-        </w:rPr>
-      </w:r>
-      <w:r>
-        <w:rPr>
-          <w:b/>
-          <w:lang w:val="en_US" w:bidi="en_US"/>
-        </w:rPr>
         <w:t>"in himself"</w:t>
       </w:r>
     </w:p>
@@ -12749,21 +11004,6 @@
           <w:b/>
           <w:lang w:val="en_US" w:bidi="en_US"/>
         </w:rPr>
-        <w:t>ἀποκαταλλάξῃ τοὺς ἀμφοτέρους</w:t>
-      </w:r>
-    </w:p>
-    <w:p>
-      <w:pPr/>
-      <w:r>
-        <w:rPr>
-          <w:lang w:val="en_US" w:bidi="en_US"/>
-        </w:rPr>
-      </w:r>
-      <w:r>
-        <w:rPr>
-          <w:b/>
-          <w:lang w:val="en_US" w:bidi="en_US"/>
-        </w:rPr>
         <w:t>"so that he might reconcile both"</w:t>
       </w:r>
     </w:p>
@@ -12827,21 +11067,6 @@
           <w:b/>
           <w:lang w:val="en_US" w:bidi="en_US"/>
         </w:rPr>
-        <w:t>ἐν ἑνὶ σώματι</w:t>
-      </w:r>
-    </w:p>
-    <w:p>
-      <w:pPr/>
-      <w:r>
-        <w:rPr>
-          <w:lang w:val="en_US" w:bidi="en_US"/>
-        </w:rPr>
-      </w:r>
-      <w:r>
-        <w:rPr>
-          <w:b/>
-          <w:lang w:val="en_US" w:bidi="en_US"/>
-        </w:rPr>
         <w:t>"as one body"</w:t>
       </w:r>
     </w:p>
@@ -12938,21 +11163,6 @@
           <w:b/>
           <w:lang w:val="en_US" w:bidi="en_US"/>
         </w:rPr>
-        <w:t>διὰ τοῦ σταυροῦ</w:t>
-      </w:r>
-    </w:p>
-    <w:p>
-      <w:pPr/>
-      <w:r>
-        <w:rPr>
-          <w:lang w:val="en_US" w:bidi="en_US"/>
-        </w:rPr>
-      </w:r>
-      <w:r>
-        <w:rPr>
-          <w:b/>
-          <w:lang w:val="en_US" w:bidi="en_US"/>
-        </w:rPr>
         <w:t>"through the cross"</w:t>
       </w:r>
     </w:p>
@@ -13049,21 +11259,6 @@
           <w:b/>
           <w:lang w:val="en_US" w:bidi="en_US"/>
         </w:rPr>
-        <w:t>ἀποκτείνας τὴν ἔχθραν</w:t>
-      </w:r>
-    </w:p>
-    <w:p>
-      <w:pPr/>
-      <w:r>
-        <w:rPr>
-          <w:lang w:val="en_US" w:bidi="en_US"/>
-        </w:rPr>
-      </w:r>
-      <w:r>
-        <w:rPr>
-          <w:b/>
-          <w:lang w:val="en_US" w:bidi="en_US"/>
-        </w:rPr>
         <w:t>"putting to death the hostility"</w:t>
       </w:r>
     </w:p>
@@ -13286,21 +11481,6 @@
           <w:b/>
           <w:lang w:val="en_US" w:bidi="en_US"/>
         </w:rPr>
-        <w:t>ὑμῖν τοῖς μακρὰν</w:t>
-      </w:r>
-    </w:p>
-    <w:p>
-      <w:pPr/>
-      <w:r>
-        <w:rPr>
-          <w:lang w:val="en_US" w:bidi="en_US"/>
-        </w:rPr>
-      </w:r>
-      <w:r>
-        <w:rPr>
-          <w:b/>
-          <w:lang w:val="en_US" w:bidi="en_US"/>
-        </w:rPr>
         <w:t>"to you, the ones far away"</w:t>
       </w:r>
     </w:p>
@@ -13384,21 +11564,6 @@
           <w:b/>
           <w:lang w:val="en_US" w:bidi="en_US"/>
         </w:rPr>
-        <w:t>τοῖς ἐγγύς</w:t>
-      </w:r>
-    </w:p>
-    <w:p>
-      <w:pPr/>
-      <w:r>
-        <w:rPr>
-          <w:lang w:val="en_US" w:bidi="en_US"/>
-        </w:rPr>
-      </w:r>
-      <w:r>
-        <w:rPr>
-          <w:b/>
-          <w:lang w:val="en_US" w:bidi="en_US"/>
-        </w:rPr>
         <w:t>"to the ones near"</w:t>
       </w:r>
     </w:p>
@@ -13578,21 +11743,6 @@
           <w:b/>
           <w:lang w:val="en_US" w:bidi="en_US"/>
         </w:rPr>
-        <w:t>ὅτι</w:t>
-      </w:r>
-    </w:p>
-    <w:p>
-      <w:pPr/>
-      <w:r>
-        <w:rPr>
-          <w:lang w:val="en_US" w:bidi="en_US"/>
-        </w:rPr>
-      </w:r>
-      <w:r>
-        <w:rPr>
-          <w:b/>
-          <w:lang w:val="en_US" w:bidi="en_US"/>
-        </w:rPr>
         <w:t>"for"</w:t>
       </w:r>
     </w:p>
@@ -13765,21 +11915,6 @@
           <w:b/>
           <w:lang w:val="en_US" w:bidi="en_US"/>
         </w:rPr>
-        <w:t>ἄρα οὖν</w:t>
-      </w:r>
-    </w:p>
-    <w:p>
-      <w:pPr/>
-      <w:r>
-        <w:rPr>
-          <w:lang w:val="en_US" w:bidi="en_US"/>
-        </w:rPr>
-      </w:r>
-      <w:r>
-        <w:rPr>
-          <w:b/>
-          <w:lang w:val="en_US" w:bidi="en_US"/>
-        </w:rPr>
         <w:t>"So then"</w:t>
       </w:r>
     </w:p>
@@ -13876,21 +12011,6 @@
           <w:b/>
           <w:lang w:val="en_US" w:bidi="en_US"/>
         </w:rPr>
-        <w:t>ξένοι καὶ πάροικοι</w:t>
-      </w:r>
-    </w:p>
-    <w:p>
-      <w:pPr/>
-      <w:r>
-        <w:rPr>
-          <w:lang w:val="en_US" w:bidi="en_US"/>
-        </w:rPr>
-      </w:r>
-      <w:r>
-        <w:rPr>
-          <w:b/>
-          <w:lang w:val="en_US" w:bidi="en_US"/>
-        </w:rPr>
         <w:t>"strangers and foreigners"</w:t>
       </w:r>
     </w:p>
@@ -14000,21 +12120,6 @@
           <w:b/>
           <w:lang w:val="en_US" w:bidi="en_US"/>
         </w:rPr>
-        <w:t>ἀλλὰ</w:t>
-      </w:r>
-    </w:p>
-    <w:p>
-      <w:pPr/>
-      <w:r>
-        <w:rPr>
-          <w:lang w:val="en_US" w:bidi="en_US"/>
-        </w:rPr>
-      </w:r>
-      <w:r>
-        <w:rPr>
-          <w:b/>
-          <w:lang w:val="en_US" w:bidi="en_US"/>
-        </w:rPr>
         <w:t>"Instead"</w:t>
       </w:r>
     </w:p>
@@ -14111,21 +12216,6 @@
           <w:b/>
           <w:lang w:val="en_US" w:bidi="en_US"/>
         </w:rPr>
-        <w:t>ἐστὲ συνπολῖται τῶν ἁγίων καὶ οἰκεῖοι τοῦ Θεοῦ</w:t>
-      </w:r>
-    </w:p>
-    <w:p>
-      <w:pPr/>
-      <w:r>
-        <w:rPr>
-          <w:lang w:val="en_US" w:bidi="en_US"/>
-        </w:rPr>
-      </w:r>
-      <w:r>
-        <w:rPr>
-          <w:b/>
-          <w:lang w:val="en_US" w:bidi="en_US"/>
-        </w:rPr>
         <w:t>"you are fellow citizens with the saints and {members} of the household of God"</w:t>
       </w:r>
     </w:p>
@@ -14222,21 +12312,6 @@
           <w:b/>
           <w:lang w:val="en_US" w:bidi="en_US"/>
         </w:rPr>
-        <w:t>ἐποικοδομηθέντες ἐπὶ τῷ θεμελίῳ</w:t>
-      </w:r>
-    </w:p>
-    <w:p>
-      <w:pPr/>
-      <w:r>
-        <w:rPr>
-          <w:lang w:val="en_US" w:bidi="en_US"/>
-        </w:rPr>
-      </w:r>
-      <w:r>
-        <w:rPr>
-          <w:b/>
-          <w:lang w:val="en_US" w:bidi="en_US"/>
-        </w:rPr>
         <w:t>"been built on the foundation"</w:t>
       </w:r>
     </w:p>
@@ -14333,21 +12408,6 @@
           <w:b/>
           <w:lang w:val="en_US" w:bidi="en_US"/>
         </w:rPr>
-        <w:t>ἐποικοδομηθέντες</w:t>
-      </w:r>
-    </w:p>
-    <w:p>
-      <w:pPr/>
-      <w:r>
-        <w:rPr>
-          <w:lang w:val="en_US" w:bidi="en_US"/>
-        </w:rPr>
-      </w:r>
-      <w:r>
-        <w:rPr>
-          <w:b/>
-          <w:lang w:val="en_US" w:bidi="en_US"/>
-        </w:rPr>
         <w:t>"been built"</w:t>
       </w:r>
     </w:p>
@@ -14431,21 +12491,6 @@
           <w:b/>
           <w:lang w:val="en_US" w:bidi="en_US"/>
         </w:rPr>
-        <w:t>πᾶσα οἰκοδομὴ συναρμολογουμένη, αὔξει εἰς ναὸν ἅγιον</w:t>
-      </w:r>
-    </w:p>
-    <w:p>
-      <w:pPr/>
-      <w:r>
-        <w:rPr>
-          <w:lang w:val="en_US" w:bidi="en_US"/>
-        </w:rPr>
-      </w:r>
-      <w:r>
-        <w:rPr>
-          <w:b/>
-          <w:lang w:val="en_US" w:bidi="en_US"/>
-        </w:rPr>
         <w:t>"the whole building, being fit together, grows into a holy temple"</w:t>
       </w:r>
     </w:p>
@@ -14542,21 +12587,6 @@
           <w:b/>
           <w:lang w:val="en_US" w:bidi="en_US"/>
         </w:rPr>
-        <w:t>ἐν ᾧ &amp; ἐν Κυρίῳ</w:t>
-      </w:r>
-    </w:p>
-    <w:p>
-      <w:pPr/>
-      <w:r>
-        <w:rPr>
-          <w:lang w:val="en_US" w:bidi="en_US"/>
-        </w:rPr>
-      </w:r>
-      <w:r>
-        <w:rPr>
-          <w:b/>
-          <w:lang w:val="en_US" w:bidi="en_US"/>
-        </w:rPr>
         <w:t>"in whom"</w:t>
       </w:r>
       <w:r>
@@ -14653,21 +12683,6 @@
           <w:b/>
           <w:lang w:val="en_US" w:bidi="en_US"/>
         </w:rPr>
-        <w:t>ἐν ᾧ</w:t>
-      </w:r>
-    </w:p>
-    <w:p>
-      <w:pPr/>
-      <w:r>
-        <w:rPr>
-          <w:lang w:val="en_US" w:bidi="en_US"/>
-        </w:rPr>
-      </w:r>
-      <w:r>
-        <w:rPr>
-          <w:b/>
-          <w:lang w:val="en_US" w:bidi="en_US"/>
-        </w:rPr>
         <w:t>"in whom"</w:t>
       </w:r>
     </w:p>
@@ -14751,21 +12766,6 @@
           <w:b/>
           <w:lang w:val="en_US" w:bidi="en_US"/>
         </w:rPr>
-        <w:t>καὶ ὑμεῖς συνοικοδομεῖσθε, εἰς κατοικητήριον τοῦ Θεοῦ ἐν Πνεύματι</w:t>
-      </w:r>
-    </w:p>
-    <w:p>
-      <w:pPr/>
-      <w:r>
-        <w:rPr>
-          <w:lang w:val="en_US" w:bidi="en_US"/>
-        </w:rPr>
-      </w:r>
-      <w:r>
-        <w:rPr>
-          <w:b/>
-          <w:lang w:val="en_US" w:bidi="en_US"/>
-        </w:rPr>
         <w:t>"you also are being built together into a dwelling place for God in the Spirit"</w:t>
       </w:r>
     </w:p>
@@ -14888,21 +12888,6 @@
           <w:b/>
           <w:lang w:val="en_US" w:bidi="en_US"/>
         </w:rPr>
-        <w:t>καὶ ὑμεῖς συνοικοδομεῖσθε</w:t>
-      </w:r>
-    </w:p>
-    <w:p>
-      <w:pPr/>
-      <w:r>
-        <w:rPr>
-          <w:lang w:val="en_US" w:bidi="en_US"/>
-        </w:rPr>
-      </w:r>
-      <w:r>
-        <w:rPr>
-          <w:b/>
-          <w:lang w:val="en_US" w:bidi="en_US"/>
-        </w:rPr>
         <w:t>"you also are being built together"</w:t>
       </w:r>
     </w:p>
@@ -15145,21 +13130,6 @@
           <w:b/>
           <w:lang w:val="en_US" w:bidi="en_US"/>
         </w:rPr>
-        <w:t>τούτου χάριν</w:t>
-      </w:r>
-    </w:p>
-    <w:p>
-      <w:pPr/>
-      <w:r>
-        <w:rPr>
-          <w:lang w:val="en_US" w:bidi="en_US"/>
-        </w:rPr>
-      </w:r>
-      <w:r>
-        <w:rPr>
-          <w:b/>
-          <w:lang w:val="en_US" w:bidi="en_US"/>
-        </w:rPr>
         <w:t>"For this reason"</w:t>
       </w:r>
     </w:p>
@@ -15243,21 +13213,6 @@
           <w:b/>
           <w:lang w:val="en_US" w:bidi="en_US"/>
         </w:rPr>
-        <w:t>ὁ δέσμιος τοῦ Χριστοῦ Ἰησοῦ</w:t>
-      </w:r>
-    </w:p>
-    <w:p>
-      <w:pPr/>
-      <w:r>
-        <w:rPr>
-          <w:lang w:val="en_US" w:bidi="en_US"/>
-        </w:rPr>
-      </w:r>
-      <w:r>
-        <w:rPr>
-          <w:b/>
-          <w:lang w:val="en_US" w:bidi="en_US"/>
-        </w:rPr>
         <w:t>"the prisoner of Christ Jesus"</w:t>
       </w:r>
     </w:p>
@@ -15321,21 +13276,6 @@
           <w:b/>
           <w:lang w:val="en_US" w:bidi="en_US"/>
         </w:rPr>
-        <w:t>τὴν οἰκονομίαν τῆς χάριτος τοῦ Θεοῦ, τῆς δοθείσης μοι εἰς ὑμᾶς</w:t>
-      </w:r>
-    </w:p>
-    <w:p>
-      <w:pPr/>
-      <w:r>
-        <w:rPr>
-          <w:lang w:val="en_US" w:bidi="en_US"/>
-        </w:rPr>
-      </w:r>
-      <w:r>
-        <w:rPr>
-          <w:b/>
-          <w:lang w:val="en_US" w:bidi="en_US"/>
-        </w:rPr>
         <w:t>"the stewardship of the grace of God that was given to me for you"</w:t>
       </w:r>
     </w:p>
@@ -15412,21 +13352,6 @@
           <w:b/>
           <w:lang w:val="en_US" w:bidi="en_US"/>
         </w:rPr>
-        <w:t>κατὰ ἀποκάλυψιν ἐγνωρίσθη μοι</w:t>
-      </w:r>
-    </w:p>
-    <w:p>
-      <w:pPr/>
-      <w:r>
-        <w:rPr>
-          <w:lang w:val="en_US" w:bidi="en_US"/>
-        </w:rPr>
-      </w:r>
-      <w:r>
-        <w:rPr>
-          <w:b/>
-          <w:lang w:val="en_US" w:bidi="en_US"/>
-        </w:rPr>
         <w:t>"according to a revelation made known to me"</w:t>
       </w:r>
     </w:p>
@@ -15510,21 +13435,6 @@
           <w:b/>
           <w:lang w:val="en_US" w:bidi="en_US"/>
         </w:rPr>
-        <w:t>καθὼς προέγραψα ἐν ὀλίγῳ</w:t>
-      </w:r>
-    </w:p>
-    <w:p>
-      <w:pPr/>
-      <w:r>
-        <w:rPr>
-          <w:lang w:val="en_US" w:bidi="en_US"/>
-        </w:rPr>
-      </w:r>
-      <w:r>
-        <w:rPr>
-          <w:b/>
-          <w:lang w:val="en_US" w:bidi="en_US"/>
-        </w:rPr>
         <w:t>"about which I already wrote in brief"</w:t>
       </w:r>
     </w:p>
@@ -15588,21 +13498,6 @@
           <w:b/>
           <w:lang w:val="en_US" w:bidi="en_US"/>
         </w:rPr>
-        <w:t>ὃ ἑτέραις γενεαῖς οὐκ ἐγνωρίσθη τοῖς υἱοῖς τῶν ἀνθρώπων</w:t>
-      </w:r>
-    </w:p>
-    <w:p>
-      <w:pPr/>
-      <w:r>
-        <w:rPr>
-          <w:lang w:val="en_US" w:bidi="en_US"/>
-        </w:rPr>
-      </w:r>
-      <w:r>
-        <w:rPr>
-          <w:b/>
-          <w:lang w:val="en_US" w:bidi="en_US"/>
-        </w:rPr>
         <w:t>"which in other generations was not made known to the sons of men"</w:t>
       </w:r>
     </w:p>
@@ -15686,21 +13581,6 @@
           <w:b/>
           <w:lang w:val="en_US" w:bidi="en_US"/>
         </w:rPr>
-        <w:t>ὡς νῦν ἀπεκαλύφθη &amp; ἐν Πνεύματι</w:t>
-      </w:r>
-    </w:p>
-    <w:p>
-      <w:pPr/>
-      <w:r>
-        <w:rPr>
-          <w:lang w:val="en_US" w:bidi="en_US"/>
-        </w:rPr>
-      </w:r>
-      <w:r>
-        <w:rPr>
-          <w:b/>
-          <w:lang w:val="en_US" w:bidi="en_US"/>
-        </w:rPr>
         <w:t>"as it now has been revealed by the Spirit"</w:t>
       </w:r>
     </w:p>
@@ -15949,21 +13829,6 @@
           <w:b/>
           <w:lang w:val="en_US" w:bidi="en_US"/>
         </w:rPr>
-        <w:t>ἐν Χριστῷ Ἰησοῦ</w:t>
-      </w:r>
-    </w:p>
-    <w:p>
-      <w:pPr/>
-      <w:r>
-        <w:rPr>
-          <w:lang w:val="en_US" w:bidi="en_US"/>
-        </w:rPr>
-      </w:r>
-      <w:r>
-        <w:rPr>
-          <w:b/>
-          <w:lang w:val="en_US" w:bidi="en_US"/>
-        </w:rPr>
         <w:t>"in Christ Jesus"</w:t>
       </w:r>
     </w:p>
@@ -16040,21 +13905,6 @@
           <w:b/>
           <w:lang w:val="en_US" w:bidi="en_US"/>
         </w:rPr>
-        <w:t>διὰ τοῦ εὐαγγελίου</w:t>
-      </w:r>
-    </w:p>
-    <w:p>
-      <w:pPr/>
-      <w:r>
-        <w:rPr>
-          <w:lang w:val="en_US" w:bidi="en_US"/>
-        </w:rPr>
-      </w:r>
-      <w:r>
-        <w:rPr>
-          <w:b/>
-          <w:lang w:val="en_US" w:bidi="en_US"/>
-        </w:rPr>
         <w:t>"through the gospel"</w:t>
       </w:r>
     </w:p>
@@ -16144,21 +13994,6 @@
           <w:b/>
           <w:lang w:val="en_US" w:bidi="en_US"/>
         </w:rPr>
-        <w:t>ἀνεξιχνίαστον</w:t>
-      </w:r>
-    </w:p>
-    <w:p>
-      <w:pPr/>
-      <w:r>
-        <w:rPr>
-          <w:lang w:val="en_US" w:bidi="en_US"/>
-        </w:rPr>
-      </w:r>
-      <w:r>
-        <w:rPr>
-          <w:b/>
-          <w:lang w:val="en_US" w:bidi="en_US"/>
-        </w:rPr>
         <w:t>"unsearchable"</w:t>
       </w:r>
     </w:p>
@@ -16242,21 +14077,6 @@
           <w:b/>
           <w:lang w:val="en_US" w:bidi="en_US"/>
         </w:rPr>
-        <w:t>πλοῦτος τοῦ Χριστοῦ</w:t>
-      </w:r>
-    </w:p>
-    <w:p>
-      <w:pPr/>
-      <w:r>
-        <w:rPr>
-          <w:lang w:val="en_US" w:bidi="en_US"/>
-        </w:rPr>
-      </w:r>
-      <w:r>
-        <w:rPr>
-          <w:b/>
-          <w:lang w:val="en_US" w:bidi="en_US"/>
-        </w:rPr>
         <w:t>"riches of Christ"</w:t>
       </w:r>
     </w:p>
@@ -16353,21 +14173,6 @@
           <w:b/>
           <w:lang w:val="en_US" w:bidi="en_US"/>
         </w:rPr>
-        <w:t>τοῦ μυστηρίου, τοῦ ἀποκεκρυμμένου ἀπὸ τῶν αἰώνων ἐν τῷ Θεῷ, τῷ τὰ πάντα κτίσαντι</w:t>
-      </w:r>
-    </w:p>
-    <w:p>
-      <w:pPr/>
-      <w:r>
-        <w:rPr>
-          <w:lang w:val="en_US" w:bidi="en_US"/>
-        </w:rPr>
-      </w:r>
-      <w:r>
-        <w:rPr>
-          <w:b/>
-          <w:lang w:val="en_US" w:bidi="en_US"/>
-        </w:rPr>
         <w:t>"of the mystery that was hidden from the ages in God, the one having created all things"</w:t>
       </w:r>
     </w:p>
@@ -16451,21 +14256,6 @@
           <w:b/>
           <w:lang w:val="en_US" w:bidi="en_US"/>
         </w:rPr>
-        <w:t>ἵνα</w:t>
-      </w:r>
-    </w:p>
-    <w:p>
-      <w:pPr/>
-      <w:r>
-        <w:rPr>
-          <w:lang w:val="en_US" w:bidi="en_US"/>
-        </w:rPr>
-      </w:r>
-      <w:r>
-        <w:rPr>
-          <w:b/>
-          <w:lang w:val="en_US" w:bidi="en_US"/>
-        </w:rPr>
         <w:t>"so that"</w:t>
       </w:r>
     </w:p>
@@ -16562,21 +14352,6 @@
           <w:b/>
           <w:lang w:val="en_US" w:bidi="en_US"/>
         </w:rPr>
-        <w:t>γνωρισθῇ &amp; ταῖς ἀρχαῖς καὶ ταῖς ἐξουσίαις ἐν τοῖς ἐπουρανίοις &amp; ἡ πολυποίκιλος σοφία τοῦ Θεοῦ</w:t>
-      </w:r>
-    </w:p>
-    <w:p>
-      <w:pPr/>
-      <w:r>
-        <w:rPr>
-          <w:lang w:val="en_US" w:bidi="en_US"/>
-        </w:rPr>
-      </w:r>
-      <w:r>
-        <w:rPr>
-          <w:b/>
-          <w:lang w:val="en_US" w:bidi="en_US"/>
-        </w:rPr>
         <w:t>"the multifaceted wisdom of God might be made known to the rulers and to the authorities in the heavenly places"</w:t>
       </w:r>
     </w:p>
@@ -16769,21 +14544,6 @@
           <w:b/>
           <w:lang w:val="en_US" w:bidi="en_US"/>
         </w:rPr>
-        <w:t>ἐν τοῖς ἐπουρανίοις</w:t>
-      </w:r>
-    </w:p>
-    <w:p>
-      <w:pPr/>
-      <w:r>
-        <w:rPr>
-          <w:lang w:val="en_US" w:bidi="en_US"/>
-        </w:rPr>
-      </w:r>
-      <w:r>
-        <w:rPr>
-          <w:b/>
-          <w:lang w:val="en_US" w:bidi="en_US"/>
-        </w:rPr>
         <w:t>"in the heavenly places"</w:t>
       </w:r>
     </w:p>
@@ -16813,7 +14573,7 @@
         </w:rPr>
         <w:t xml:space="preserve"> refers to the place where God is. See how this is translated in </w:t>
       </w:r>
-      <w:hyperlink r:id="rId15">
+      <w:hyperlink r:id="rId13">
         <w:r>
           <w:rPr>
             <w:lang w:val="en_US" w:bidi="en_US"/>
@@ -16878,21 +14638,6 @@
           <w:b/>
           <w:lang w:val="en_US" w:bidi="en_US"/>
         </w:rPr>
-        <w:t>ἡ πολυποίκιλος σοφία τοῦ Θεοῦ</w:t>
-      </w:r>
-    </w:p>
-    <w:p>
-      <w:pPr/>
-      <w:r>
-        <w:rPr>
-          <w:lang w:val="en_US" w:bidi="en_US"/>
-        </w:rPr>
-      </w:r>
-      <w:r>
-        <w:rPr>
-          <w:b/>
-          <w:lang w:val="en_US" w:bidi="en_US"/>
-        </w:rPr>
         <w:t>"the multifaceted wisdom of God"</w:t>
       </w:r>
     </w:p>
@@ -16989,21 +14734,6 @@
           <w:b/>
           <w:lang w:val="en_US" w:bidi="en_US"/>
         </w:rPr>
-        <w:t>κατὰ πρόθεσιν τῶν αἰώνων</w:t>
-      </w:r>
-    </w:p>
-    <w:p>
-      <w:pPr/>
-      <w:r>
-        <w:rPr>
-          <w:lang w:val="en_US" w:bidi="en_US"/>
-        </w:rPr>
-      </w:r>
-      <w:r>
-        <w:rPr>
-          <w:b/>
-          <w:lang w:val="en_US" w:bidi="en_US"/>
-        </w:rPr>
         <w:t>"according to the eternal purpose"</w:t>
       </w:r>
     </w:p>
@@ -17302,21 +15032,6 @@
           <w:b/>
           <w:lang w:val="en_US" w:bidi="en_US"/>
         </w:rPr>
-        <w:t>προσαγωγὴν ἐν πεποιθήσει</w:t>
-      </w:r>
-    </w:p>
-    <w:p>
-      <w:pPr/>
-      <w:r>
-        <w:rPr>
-          <w:lang w:val="en_US" w:bidi="en_US"/>
-        </w:rPr>
-      </w:r>
-      <w:r>
-        <w:rPr>
-          <w:b/>
-          <w:lang w:val="en_US" w:bidi="en_US"/>
-        </w:rPr>
         <w:t>"access with confidence"</w:t>
       </w:r>
     </w:p>
@@ -17413,21 +15128,6 @@
           <w:b/>
           <w:lang w:val="en_US" w:bidi="en_US"/>
         </w:rPr>
-        <w:t>πεποιθήσει</w:t>
-      </w:r>
-    </w:p>
-    <w:p>
-      <w:pPr/>
-      <w:r>
-        <w:rPr>
-          <w:lang w:val="en_US" w:bidi="en_US"/>
-        </w:rPr>
-      </w:r>
-      <w:r>
-        <w:rPr>
-          <w:b/>
-          <w:lang w:val="en_US" w:bidi="en_US"/>
-        </w:rPr>
         <w:t>"confidence"</w:t>
       </w:r>
     </w:p>
@@ -17491,21 +15191,6 @@
           <w:b/>
           <w:lang w:val="en_US" w:bidi="en_US"/>
         </w:rPr>
-        <w:t>διὸ</w:t>
-      </w:r>
-    </w:p>
-    <w:p>
-      <w:pPr/>
-      <w:r>
-        <w:rPr>
-          <w:lang w:val="en_US" w:bidi="en_US"/>
-        </w:rPr>
-      </w:r>
-      <w:r>
-        <w:rPr>
-          <w:b/>
-          <w:lang w:val="en_US" w:bidi="en_US"/>
-        </w:rPr>
         <w:t>"Therefore"</w:t>
       </w:r>
     </w:p>
@@ -17602,21 +15287,6 @@
           <w:b/>
           <w:lang w:val="en_US" w:bidi="en_US"/>
         </w:rPr>
-        <w:t>ὑπὲρ ὑμῶν, ἥτις ἐστὶν δόξα ὑμῶν</w:t>
-      </w:r>
-    </w:p>
-    <w:p>
-      <w:pPr/>
-      <w:r>
-        <w:rPr>
-          <w:lang w:val="en_US" w:bidi="en_US"/>
-        </w:rPr>
-      </w:r>
-      <w:r>
-        <w:rPr>
-          <w:b/>
-          <w:lang w:val="en_US" w:bidi="en_US"/>
-        </w:rPr>
         <w:t>"for you, which is your glory"</w:t>
       </w:r>
     </w:p>
@@ -17713,21 +15383,6 @@
           <w:b/>
           <w:lang w:val="en_US" w:bidi="en_US"/>
         </w:rPr>
-        <w:t>τούτου χάριν</w:t>
-      </w:r>
-    </w:p>
-    <w:p>
-      <w:pPr/>
-      <w:r>
-        <w:rPr>
-          <w:lang w:val="en_US" w:bidi="en_US"/>
-        </w:rPr>
-      </w:r>
-      <w:r>
-        <w:rPr>
-          <w:b/>
-          <w:lang w:val="en_US" w:bidi="en_US"/>
-        </w:rPr>
         <w:t>"For this reason"</w:t>
       </w:r>
     </w:p>
@@ -17824,21 +15479,6 @@
           <w:b/>
           <w:lang w:val="en_US" w:bidi="en_US"/>
         </w:rPr>
-        <w:t>τούτου χάριν</w:t>
-      </w:r>
-    </w:p>
-    <w:p>
-      <w:pPr/>
-      <w:r>
-        <w:rPr>
-          <w:lang w:val="en_US" w:bidi="en_US"/>
-        </w:rPr>
-      </w:r>
-      <w:r>
-        <w:rPr>
-          <w:b/>
-          <w:lang w:val="en_US" w:bidi="en_US"/>
-        </w:rPr>
         <w:t>"For this reason"</w:t>
       </w:r>
     </w:p>
@@ -17922,21 +15562,6 @@
           <w:b/>
           <w:lang w:val="en_US" w:bidi="en_US"/>
         </w:rPr>
-        <w:t>κάμπτω τὰ γόνατά μου πρὸς τὸν Πατέρα</w:t>
-      </w:r>
-    </w:p>
-    <w:p>
-      <w:pPr/>
-      <w:r>
-        <w:rPr>
-          <w:lang w:val="en_US" w:bidi="en_US"/>
-        </w:rPr>
-      </w:r>
-      <w:r>
-        <w:rPr>
-          <w:b/>
-          <w:lang w:val="en_US" w:bidi="en_US"/>
-        </w:rPr>
         <w:t>"I bend my knees to the Father"</w:t>
       </w:r>
     </w:p>
@@ -18033,21 +15658,6 @@
           <w:b/>
           <w:lang w:val="en_US" w:bidi="en_US"/>
         </w:rPr>
-        <w:t>ἐξ οὗ πᾶσα πατριὰ ἐν οὐρανοῖς καὶ ἐπὶ γῆς ὀνομάζεται</w:t>
-      </w:r>
-    </w:p>
-    <w:p>
-      <w:pPr/>
-      <w:r>
-        <w:rPr>
-          <w:lang w:val="en_US" w:bidi="en_US"/>
-        </w:rPr>
-      </w:r>
-      <w:r>
-        <w:rPr>
-          <w:b/>
-          <w:lang w:val="en_US" w:bidi="en_US"/>
-        </w:rPr>
         <w:t>"from whom every family in heaven and on earth is named"</w:t>
       </w:r>
     </w:p>
@@ -18131,21 +15741,6 @@
           <w:b/>
           <w:lang w:val="en_US" w:bidi="en_US"/>
         </w:rPr>
-        <w:t>ἵνα</w:t>
-      </w:r>
-    </w:p>
-    <w:p>
-      <w:pPr/>
-      <w:r>
-        <w:rPr>
-          <w:lang w:val="en_US" w:bidi="en_US"/>
-        </w:rPr>
-      </w:r>
-      <w:r>
-        <w:rPr>
-          <w:b/>
-          <w:lang w:val="en_US" w:bidi="en_US"/>
-        </w:rPr>
         <w:t>"so that"</w:t>
       </w:r>
     </w:p>
@@ -18242,21 +15837,6 @@
           <w:b/>
           <w:lang w:val="en_US" w:bidi="en_US"/>
         </w:rPr>
-        <w:t>δῷ ὑμῖν κατὰ τὸ πλοῦτος τῆς δόξης αὐτοῦ, δυνάμει κραταιωθῆναι</w:t>
-      </w:r>
-    </w:p>
-    <w:p>
-      <w:pPr/>
-      <w:r>
-        <w:rPr>
-          <w:lang w:val="en_US" w:bidi="en_US"/>
-        </w:rPr>
-      </w:r>
-      <w:r>
-        <w:rPr>
-          <w:b/>
-          <w:lang w:val="en_US" w:bidi="en_US"/>
-        </w:rPr>
         <w:t>"he would grant you, according to the riches of his glory, to be strengthened with power"</w:t>
       </w:r>
     </w:p>
@@ -18320,21 +15900,6 @@
           <w:b/>
           <w:lang w:val="en_US" w:bidi="en_US"/>
         </w:rPr>
-        <w:t>δῷ</w:t>
-      </w:r>
-    </w:p>
-    <w:p>
-      <w:pPr/>
-      <w:r>
-        <w:rPr>
-          <w:lang w:val="en_US" w:bidi="en_US"/>
-        </w:rPr>
-      </w:r>
-      <w:r>
-        <w:rPr>
-          <w:b/>
-          <w:lang w:val="en_US" w:bidi="en_US"/>
-        </w:rPr>
         <w:t>"he would grant"</w:t>
       </w:r>
     </w:p>
@@ -18414,7 +15979,7 @@
         </w:rPr>
         <w:t xml:space="preserve">Connecting Statement:\n\nPaul continues the prayer he began in </w:t>
       </w:r>
-      <w:hyperlink r:id="rId17">
+      <w:hyperlink r:id="rId15">
         <w:r>
           <w:rPr>
             <w:lang w:val="en_US" w:bidi="en_US"/>
@@ -18495,7 +16060,7 @@
         </w:rPr>
         <w:t>This is the second item for which Paul prays that God will “grant” the Ephesians “according to the riches of his glory.” The first is that they would “be strengthened” (</w:t>
       </w:r>
-      <w:hyperlink r:id="rId18">
+      <w:hyperlink r:id="rId16">
         <w:r>
           <w:rPr>
             <w:lang w:val="en_US" w:bidi="en_US"/>
@@ -18560,21 +16125,6 @@
           <w:b/>
           <w:lang w:val="en_US" w:bidi="en_US"/>
         </w:rPr>
-        <w:t>κατοικῆσαι τὸν Χριστὸν διὰ τῆς πίστεως ἐν ταῖς καρδίαις ὑμῶν</w:t>
-      </w:r>
-    </w:p>
-    <w:p>
-      <w:pPr/>
-      <w:r>
-        <w:rPr>
-          <w:lang w:val="en_US" w:bidi="en_US"/>
-        </w:rPr>
-      </w:r>
-      <w:r>
-        <w:rPr>
-          <w:b/>
-          <w:lang w:val="en_US" w:bidi="en_US"/>
-        </w:rPr>
         <w:t>"that Christ may live in your hearts through faith"</w:t>
       </w:r>
     </w:p>
@@ -18684,21 +16234,6 @@
           <w:b/>
           <w:lang w:val="en_US" w:bidi="en_US"/>
         </w:rPr>
-        <w:t>ἐν ἀγάπῃ, ἐρριζωμένοι καὶ τεθεμελιωμένοι</w:t>
-      </w:r>
-    </w:p>
-    <w:p>
-      <w:pPr/>
-      <w:r>
-        <w:rPr>
-          <w:lang w:val="en_US" w:bidi="en_US"/>
-        </w:rPr>
-      </w:r>
-      <w:r>
-        <w:rPr>
-          <w:b/>
-          <w:lang w:val="en_US" w:bidi="en_US"/>
-        </w:rPr>
         <w:t>"being rooted and grounded in love"</w:t>
       </w:r>
     </w:p>
@@ -18782,21 +16317,6 @@
           <w:b/>
           <w:lang w:val="en_US" w:bidi="en_US"/>
         </w:rPr>
-        <w:t>ἵνα</w:t>
-      </w:r>
-    </w:p>
-    <w:p>
-      <w:pPr/>
-      <w:r>
-        <w:rPr>
-          <w:lang w:val="en_US" w:bidi="en_US"/>
-        </w:rPr>
-      </w:r>
-      <w:r>
-        <w:rPr>
-          <w:b/>
-          <w:lang w:val="en_US" w:bidi="en_US"/>
-        </w:rPr>
         <w:t>"so that"</w:t>
       </w:r>
     </w:p>
@@ -18909,7 +16429,7 @@
         </w:rPr>
         <w:t>This is the third item for which Paul bends his knees and prays; the first is that God will grant that they be strengthened (</w:t>
       </w:r>
-      <w:hyperlink r:id="rId18">
+      <w:hyperlink r:id="rId16">
         <w:r>
           <w:rPr>
             <w:lang w:val="en_US" w:bidi="en_US"/>
@@ -18927,7 +16447,7 @@
         </w:rPr>
         <w:t>) and the second is that Christ may live in their hearts through faith (</w:t>
       </w:r>
-      <w:hyperlink r:id="rId19">
+      <w:hyperlink r:id="rId17">
         <w:r>
           <w:rPr>
             <w:lang w:val="en_US" w:bidi="en_US"/>
@@ -18992,21 +16512,6 @@
           <w:b/>
           <w:lang w:val="en_US" w:bidi="en_US"/>
         </w:rPr>
-        <w:t>πᾶσιν τοῖς ἁγίοις</w:t>
-      </w:r>
-    </w:p>
-    <w:p>
-      <w:pPr/>
-      <w:r>
-        <w:rPr>
-          <w:lang w:val="en_US" w:bidi="en_US"/>
-        </w:rPr>
-      </w:r>
-      <w:r>
-        <w:rPr>
-          <w:b/>
-          <w:lang w:val="en_US" w:bidi="en_US"/>
-        </w:rPr>
         <w:t>"all the saints"</w:t>
       </w:r>
     </w:p>
@@ -19070,21 +16575,6 @@
           <w:b/>
           <w:lang w:val="en_US" w:bidi="en_US"/>
         </w:rPr>
-        <w:t>τὸ πλάτος, καὶ μῆκος, καὶ ὕψος, καὶ βάθος</w:t>
-      </w:r>
-    </w:p>
-    <w:p>
-      <w:pPr/>
-      <w:r>
-        <w:rPr>
-          <w:lang w:val="en_US" w:bidi="en_US"/>
-        </w:rPr>
-      </w:r>
-      <w:r>
-        <w:rPr>
-          <w:b/>
-          <w:lang w:val="en_US" w:bidi="en_US"/>
-        </w:rPr>
         <w:t>"the width and length and height and depth"</w:t>
       </w:r>
     </w:p>
@@ -19168,21 +16658,6 @@
           <w:b/>
           <w:lang w:val="en_US" w:bidi="en_US"/>
         </w:rPr>
-        <w:t>τὸ πλάτος, καὶ μῆκος, καὶ ὕψος, καὶ βάθος</w:t>
-      </w:r>
-    </w:p>
-    <w:p>
-      <w:pPr/>
-      <w:r>
-        <w:rPr>
-          <w:lang w:val="en_US" w:bidi="en_US"/>
-        </w:rPr>
-      </w:r>
-      <w:r>
-        <w:rPr>
-          <w:b/>
-          <w:lang w:val="en_US" w:bidi="en_US"/>
-        </w:rPr>
         <w:t>"the width and length and height and depth"</w:t>
       </w:r>
     </w:p>
@@ -19266,21 +16741,6 @@
           <w:b/>
           <w:lang w:val="en_US" w:bidi="en_US"/>
         </w:rPr>
-        <w:t>γνῶναί τε τὴν &amp; ἀγάπην τοῦ Χριστοῦ</w:t>
-      </w:r>
-    </w:p>
-    <w:p>
-      <w:pPr/>
-      <w:r>
-        <w:rPr>
-          <w:lang w:val="en_US" w:bidi="en_US"/>
-        </w:rPr>
-      </w:r>
-      <w:r>
-        <w:rPr>
-          <w:b/>
-          <w:lang w:val="en_US" w:bidi="en_US"/>
-        </w:rPr>
         <w:t>"and to know the love of Christ"</w:t>
       </w:r>
     </w:p>
@@ -19360,7 +16820,7 @@
         </w:rPr>
         <w:t>This is the fourth item for which Paul bends his knees and prays (</w:t>
       </w:r>
-      <w:hyperlink r:id="rId17">
+      <w:hyperlink r:id="rId15">
         <w:r>
           <w:rPr>
             <w:lang w:val="en_US" w:bidi="en_US"/>
@@ -19378,7 +16838,7 @@
         </w:rPr>
         <w:t>). The first is that they would “be strengthened” (</w:t>
       </w:r>
-      <w:hyperlink r:id="rId18">
+      <w:hyperlink r:id="rId16">
         <w:r>
           <w:rPr>
             <w:lang w:val="en_US" w:bidi="en_US"/>
@@ -19396,7 +16856,7 @@
         </w:rPr>
         <w:t>), the second is that “Christ would live in their hearts through faith” (</w:t>
       </w:r>
-      <w:hyperlink r:id="rId19">
+      <w:hyperlink r:id="rId17">
         <w:r>
           <w:rPr>
             <w:lang w:val="en_US" w:bidi="en_US"/>
@@ -19414,7 +16874,7 @@
         </w:rPr>
         <w:t>), and the third is that they “could comprehend Christ’s love” (</w:t>
       </w:r>
-      <w:hyperlink r:id="rId20">
+      <w:hyperlink r:id="rId18">
         <w:r>
           <w:rPr>
             <w:lang w:val="en_US" w:bidi="en_US"/>
@@ -19479,21 +16939,6 @@
           <w:b/>
           <w:lang w:val="en_US" w:bidi="en_US"/>
         </w:rPr>
-        <w:t>ἵνα πληρωθῆτε εἰς πᾶν τὸ πλήρωμα τοῦ Θεοῦ</w:t>
-      </w:r>
-    </w:p>
-    <w:p>
-      <w:pPr/>
-      <w:r>
-        <w:rPr>
-          <w:lang w:val="en_US" w:bidi="en_US"/>
-        </w:rPr>
-      </w:r>
-      <w:r>
-        <w:rPr>
-          <w:b/>
-          <w:lang w:val="en_US" w:bidi="en_US"/>
-        </w:rPr>
         <w:t>"so that you may be filled with all the fullness of God"</w:t>
       </w:r>
     </w:p>
@@ -19590,21 +17035,6 @@
           <w:b/>
           <w:lang w:val="en_US" w:bidi="en_US"/>
         </w:rPr>
-        <w:t>ἵνα πληρωθῆτε</w:t>
-      </w:r>
-    </w:p>
-    <w:p>
-      <w:pPr/>
-      <w:r>
-        <w:rPr>
-          <w:lang w:val="en_US" w:bidi="en_US"/>
-        </w:rPr>
-      </w:r>
-      <w:r>
-        <w:rPr>
-          <w:b/>
-          <w:lang w:val="en_US" w:bidi="en_US"/>
-        </w:rPr>
         <w:t>"so that you may be filled"</w:t>
       </w:r>
     </w:p>
@@ -19688,21 +17118,6 @@
           <w:b/>
           <w:lang w:val="en_US" w:bidi="en_US"/>
         </w:rPr>
-        <w:t>εἰς πᾶν τὸ πλήρωμα τοῦ Θεοῦ</w:t>
-      </w:r>
-    </w:p>
-    <w:p>
-      <w:pPr/>
-      <w:r>
-        <w:rPr>
-          <w:lang w:val="en_US" w:bidi="en_US"/>
-        </w:rPr>
-      </w:r>
-      <w:r>
-        <w:rPr>
-          <w:b/>
-          <w:lang w:val="en_US" w:bidi="en_US"/>
-        </w:rPr>
         <w:t>"with all the fullness of God"</w:t>
       </w:r>
     </w:p>
@@ -19799,21 +17214,6 @@
           <w:b/>
           <w:lang w:val="en_US" w:bidi="en_US"/>
         </w:rPr>
-        <w:t>ἵνα</w:t>
-      </w:r>
-    </w:p>
-    <w:p>
-      <w:pPr/>
-      <w:r>
-        <w:rPr>
-          <w:lang w:val="en_US" w:bidi="en_US"/>
-        </w:rPr>
-      </w:r>
-      <w:r>
-        <w:rPr>
-          <w:b/>
-          <w:lang w:val="en_US" w:bidi="en_US"/>
-        </w:rPr>
         <w:t>"so that"</w:t>
       </w:r>
     </w:p>
@@ -20119,21 +17519,6 @@
           <w:b/>
           <w:lang w:val="en_US" w:bidi="en_US"/>
         </w:rPr>
-        <w:t>ὑπὲρ πάντα, ποιῆσαι ὑπέρἐκπερισσοῦ ὧν αἰτούμεθα ἢ νοοῦμεν</w:t>
-      </w:r>
-    </w:p>
-    <w:p>
-      <w:pPr/>
-      <w:r>
-        <w:rPr>
-          <w:lang w:val="en_US" w:bidi="en_US"/>
-        </w:rPr>
-      </w:r>
-      <w:r>
-        <w:rPr>
-          <w:b/>
-          <w:lang w:val="en_US" w:bidi="en_US"/>
-        </w:rPr>
         <w:t>"to do exceedingly abundantly above all that we ask or think"</w:t>
       </w:r>
     </w:p>
@@ -20197,21 +17582,6 @@
           <w:b/>
           <w:lang w:val="en_US" w:bidi="en_US"/>
         </w:rPr>
-        <w:t>αὐτῷ ἡ δόξα ἐν τῇ ἐκκλησίᾳ</w:t>
-      </w:r>
-    </w:p>
-    <w:p>
-      <w:pPr/>
-      <w:r>
-        <w:rPr>
-          <w:lang w:val="en_US" w:bidi="en_US"/>
-        </w:rPr>
-      </w:r>
-      <w:r>
-        <w:rPr>
-          <w:b/>
-          <w:lang w:val="en_US" w:bidi="en_US"/>
-        </w:rPr>
         <w:t>"to him {be} the glory in the church"</w:t>
       </w:r>
     </w:p>
@@ -20371,21 +17741,6 @@
           <w:b/>
           <w:lang w:val="en_US" w:bidi="en_US"/>
         </w:rPr>
-        <w:t>οὖν</w:t>
-      </w:r>
-    </w:p>
-    <w:p>
-      <w:pPr/>
-      <w:r>
-        <w:rPr>
-          <w:lang w:val="en_US" w:bidi="en_US"/>
-        </w:rPr>
-      </w:r>
-      <w:r>
-        <w:rPr>
-          <w:b/>
-          <w:lang w:val="en_US" w:bidi="en_US"/>
-        </w:rPr>
         <w:t>"Therefore"</w:t>
       </w:r>
     </w:p>
@@ -20482,21 +17837,6 @@
           <w:b/>
           <w:lang w:val="en_US" w:bidi="en_US"/>
         </w:rPr>
-        <w:t>ὁ δέσμιος ἐν Κυρίῳ</w:t>
-      </w:r>
-    </w:p>
-    <w:p>
-      <w:pPr/>
-      <w:r>
-        <w:rPr>
-          <w:lang w:val="en_US" w:bidi="en_US"/>
-        </w:rPr>
-      </w:r>
-      <w:r>
-        <w:rPr>
-          <w:b/>
-          <w:lang w:val="en_US" w:bidi="en_US"/>
-        </w:rPr>
         <w:t>"the prisoner for the Lord"</w:t>
       </w:r>
     </w:p>
@@ -20656,21 +17996,6 @@
           <w:b/>
           <w:lang w:val="en_US" w:bidi="en_US"/>
         </w:rPr>
-        <w:t>τῆς κλήσεως ἧς ἐκλήθητε</w:t>
-      </w:r>
-    </w:p>
-    <w:p>
-      <w:pPr/>
-      <w:r>
-        <w:rPr>
-          <w:lang w:val="en_US" w:bidi="en_US"/>
-        </w:rPr>
-      </w:r>
-      <w:r>
-        <w:rPr>
-          <w:b/>
-          <w:lang w:val="en_US" w:bidi="en_US"/>
-        </w:rPr>
         <w:t>"of the calling by which you were called"</w:t>
       </w:r>
     </w:p>
@@ -20747,21 +18072,6 @@
           <w:b/>
           <w:lang w:val="en_US" w:bidi="en_US"/>
         </w:rPr>
-        <w:t>μετὰ πάσης ταπεινοφροσύνης καὶ πραΰτητος</w:t>
-      </w:r>
-    </w:p>
-    <w:p>
-      <w:pPr/>
-      <w:r>
-        <w:rPr>
-          <w:lang w:val="en_US" w:bidi="en_US"/>
-        </w:rPr>
-      </w:r>
-      <w:r>
-        <w:rPr>
-          <w:b/>
-          <w:lang w:val="en_US" w:bidi="en_US"/>
-        </w:rPr>
         <w:t>"with all humility and gentleness"</w:t>
       </w:r>
     </w:p>
@@ -20884,21 +18194,6 @@
           <w:b/>
           <w:lang w:val="en_US" w:bidi="en_US"/>
         </w:rPr>
-        <w:t>τηρεῖν τὴν ἑνότητα τοῦ Πνεύματος ἐν τῷ συνδέσμῳ τῆς εἰρήνης</w:t>
-      </w:r>
-    </w:p>
-    <w:p>
-      <w:pPr/>
-      <w:r>
-        <w:rPr>
-          <w:lang w:val="en_US" w:bidi="en_US"/>
-        </w:rPr>
-      </w:r>
-      <w:r>
-        <w:rPr>
-          <w:b/>
-          <w:lang w:val="en_US" w:bidi="en_US"/>
-        </w:rPr>
         <w:t>"to keep the unity of the Spirit in the bond of peace"</w:t>
       </w:r>
     </w:p>
@@ -21008,21 +18303,6 @@
           <w:b/>
           <w:lang w:val="en_US" w:bidi="en_US"/>
         </w:rPr>
-        <w:t>τηρεῖν τὴν ἑνότητα τοῦ Πνεύματος ἐν τῷ συνδέσμῳ τῆς εἰρήνης</w:t>
-      </w:r>
-    </w:p>
-    <w:p>
-      <w:pPr/>
-      <w:r>
-        <w:rPr>
-          <w:lang w:val="en_US" w:bidi="en_US"/>
-        </w:rPr>
-      </w:r>
-      <w:r>
-        <w:rPr>
-          <w:b/>
-          <w:lang w:val="en_US" w:bidi="en_US"/>
-        </w:rPr>
         <w:t>"to keep the unity of the Spirit in the bond of peace"</w:t>
       </w:r>
     </w:p>
@@ -21132,21 +18412,6 @@
           <w:b/>
           <w:lang w:val="en_US" w:bidi="en_US"/>
         </w:rPr>
-        <w:t>ἓν σῶμα</w:t>
-      </w:r>
-    </w:p>
-    <w:p>
-      <w:pPr/>
-      <w:r>
-        <w:rPr>
-          <w:lang w:val="en_US" w:bidi="en_US"/>
-        </w:rPr>
-      </w:r>
-      <w:r>
-        <w:rPr>
-          <w:b/>
-          <w:lang w:val="en_US" w:bidi="en_US"/>
-        </w:rPr>
         <w:t>"There is} one body"</w:t>
       </w:r>
     </w:p>
@@ -21223,21 +18488,6 @@
           <w:b/>
           <w:lang w:val="en_US" w:bidi="en_US"/>
         </w:rPr>
-        <w:t>ἓν Πνεῦμα</w:t>
-      </w:r>
-    </w:p>
-    <w:p>
-      <w:pPr/>
-      <w:r>
-        <w:rPr>
-          <w:lang w:val="en_US" w:bidi="en_US"/>
-        </w:rPr>
-      </w:r>
-      <w:r>
-        <w:rPr>
-          <w:b/>
-          <w:lang w:val="en_US" w:bidi="en_US"/>
-        </w:rPr>
         <w:t>"one Spirit"</w:t>
       </w:r>
     </w:p>
@@ -21301,21 +18551,6 @@
           <w:b/>
           <w:lang w:val="en_US" w:bidi="en_US"/>
         </w:rPr>
-        <w:t>ἐκλήθητε ἐν μιᾷ ἐλπίδι τῆς κλήσεως ὑμῶν</w:t>
-      </w:r>
-    </w:p>
-    <w:p>
-      <w:pPr/>
-      <w:r>
-        <w:rPr>
-          <w:lang w:val="en_US" w:bidi="en_US"/>
-        </w:rPr>
-      </w:r>
-      <w:r>
-        <w:rPr>
-          <w:b/>
-          <w:lang w:val="en_US" w:bidi="en_US"/>
-        </w:rPr>
         <w:t>"you were called in one hope of your calling"</w:t>
       </w:r>
     </w:p>
@@ -21640,21 +18875,6 @@
           <w:b/>
           <w:lang w:val="en_US" w:bidi="en_US"/>
         </w:rPr>
-        <w:t>ἑνὶ &amp; ἑκάστῳ ἡμῶν ἐδόθη ἡ χάρις</w:t>
-      </w:r>
-    </w:p>
-    <w:p>
-      <w:pPr/>
-      <w:r>
-        <w:rPr>
-          <w:lang w:val="en_US" w:bidi="en_US"/>
-        </w:rPr>
-      </w:r>
-      <w:r>
-        <w:rPr>
-          <w:b/>
-          <w:lang w:val="en_US" w:bidi="en_US"/>
-        </w:rPr>
         <w:t>"to each one of us this grace has been given"</w:t>
       </w:r>
     </w:p>
@@ -21738,21 +18958,6 @@
           <w:b/>
           <w:lang w:val="en_US" w:bidi="en_US"/>
         </w:rPr>
-        <w:t>ἑνὶ &amp; ἑκάστῳ ἡμῶν ἐδόθη ἡ χάρις</w:t>
-      </w:r>
-    </w:p>
-    <w:p>
-      <w:pPr/>
-      <w:r>
-        <w:rPr>
-          <w:lang w:val="en_US" w:bidi="en_US"/>
-        </w:rPr>
-      </w:r>
-      <w:r>
-        <w:rPr>
-          <w:b/>
-          <w:lang w:val="en_US" w:bidi="en_US"/>
-        </w:rPr>
         <w:t>"to each one of us this grace has been given"</w:t>
       </w:r>
     </w:p>
@@ -21849,21 +19054,6 @@
           <w:b/>
           <w:lang w:val="en_US" w:bidi="en_US"/>
         </w:rPr>
-        <w:t>διὸ</w:t>
-      </w:r>
-    </w:p>
-    <w:p>
-      <w:pPr/>
-      <w:r>
-        <w:rPr>
-          <w:lang w:val="en_US" w:bidi="en_US"/>
-        </w:rPr>
-      </w:r>
-      <w:r>
-        <w:rPr>
-          <w:b/>
-          <w:lang w:val="en_US" w:bidi="en_US"/>
-        </w:rPr>
         <w:t>"Therefore"</w:t>
       </w:r>
     </w:p>
@@ -21960,21 +19150,6 @@
           <w:b/>
           <w:lang w:val="en_US" w:bidi="en_US"/>
         </w:rPr>
-        <w:t>ἀναβὰς εἰς ὕψος</w:t>
-      </w:r>
-    </w:p>
-    <w:p>
-      <w:pPr/>
-      <w:r>
-        <w:rPr>
-          <w:lang w:val="en_US" w:bidi="en_US"/>
-        </w:rPr>
-      </w:r>
-      <w:r>
-        <w:rPr>
-          <w:b/>
-          <w:lang w:val="en_US" w:bidi="en_US"/>
-        </w:rPr>
         <w:t>"Having ascended to the heights"</w:t>
       </w:r>
     </w:p>
@@ -22038,21 +19213,6 @@
           <w:b/>
           <w:lang w:val="en_US" w:bidi="en_US"/>
         </w:rPr>
-        <w:t>ἀνέβη</w:t>
-      </w:r>
-    </w:p>
-    <w:p>
-      <w:pPr/>
-      <w:r>
-        <w:rPr>
-          <w:lang w:val="en_US" w:bidi="en_US"/>
-        </w:rPr>
-      </w:r>
-      <w:r>
-        <w:rPr>
-          <w:b/>
-          <w:lang w:val="en_US" w:bidi="en_US"/>
-        </w:rPr>
         <w:t>"He ascended"</w:t>
       </w:r>
     </w:p>
@@ -22116,21 +19276,6 @@
           <w:b/>
           <w:lang w:val="en_US" w:bidi="en_US"/>
         </w:rPr>
-        <w:t>καὶ κατέβη</w:t>
-      </w:r>
-    </w:p>
-    <w:p>
-      <w:pPr/>
-      <w:r>
-        <w:rPr>
-          <w:lang w:val="en_US" w:bidi="en_US"/>
-        </w:rPr>
-      </w:r>
-      <w:r>
-        <w:rPr>
-          <w:b/>
-          <w:lang w:val="en_US" w:bidi="en_US"/>
-        </w:rPr>
         <w:t>"he also descended"</w:t>
       </w:r>
     </w:p>
@@ -22194,21 +19339,6 @@
           <w:b/>
           <w:lang w:val="en_US" w:bidi="en_US"/>
         </w:rPr>
-        <w:t>εἰς τὰ κατώτερα μέρη τῆς γῆς</w:t>
-      </w:r>
-    </w:p>
-    <w:p>
-      <w:pPr/>
-      <w:r>
-        <w:rPr>
-          <w:lang w:val="en_US" w:bidi="en_US"/>
-        </w:rPr>
-      </w:r>
-      <w:r>
-        <w:rPr>
-          <w:b/>
-          <w:lang w:val="en_US" w:bidi="en_US"/>
-        </w:rPr>
         <w:t>"into the lower regions of the earth"</w:t>
       </w:r>
     </w:p>
@@ -22324,21 +19454,6 @@
           <w:b/>
           <w:lang w:val="en_US" w:bidi="en_US"/>
         </w:rPr>
-        <w:t>ἵνα πληρώσῃ τὰ πάντα</w:t>
-      </w:r>
-    </w:p>
-    <w:p>
-      <w:pPr/>
-      <w:r>
-        <w:rPr>
-          <w:lang w:val="en_US" w:bidi="en_US"/>
-        </w:rPr>
-      </w:r>
-      <w:r>
-        <w:rPr>
-          <w:b/>
-          <w:lang w:val="en_US" w:bidi="en_US"/>
-        </w:rPr>
         <w:t>"so that he might fill all things"</w:t>
       </w:r>
     </w:p>
@@ -22402,21 +19517,6 @@
           <w:b/>
           <w:lang w:val="en_US" w:bidi="en_US"/>
         </w:rPr>
-        <w:t>πληρώσῃ</w:t>
-      </w:r>
-    </w:p>
-    <w:p>
-      <w:pPr/>
-      <w:r>
-        <w:rPr>
-          <w:lang w:val="en_US" w:bidi="en_US"/>
-        </w:rPr>
-      </w:r>
-      <w:r>
-        <w:rPr>
-          <w:b/>
-          <w:lang w:val="en_US" w:bidi="en_US"/>
-        </w:rPr>
         <w:t>"he might fill"</w:t>
       </w:r>
     </w:p>
@@ -22480,21 +19580,6 @@
           <w:b/>
           <w:lang w:val="en_US" w:bidi="en_US"/>
         </w:rPr>
-        <w:t>ποιμένας</w:t>
-      </w:r>
-    </w:p>
-    <w:p>
-      <w:pPr/>
-      <w:r>
-        <w:rPr>
-          <w:lang w:val="en_US" w:bidi="en_US"/>
-        </w:rPr>
-      </w:r>
-      <w:r>
-        <w:rPr>
-          <w:b/>
-          <w:lang w:val="en_US" w:bidi="en_US"/>
-        </w:rPr>
         <w:t>"pastors"</w:t>
       </w:r>
     </w:p>
@@ -22591,21 +19676,6 @@
           <w:b/>
           <w:lang w:val="en_US" w:bidi="en_US"/>
         </w:rPr>
-        <w:t>πρὸς τὸν καταρτισμὸν τῶν ἁγίων</w:t>
-      </w:r>
-    </w:p>
-    <w:p>
-      <w:pPr/>
-      <w:r>
-        <w:rPr>
-          <w:lang w:val="en_US" w:bidi="en_US"/>
-        </w:rPr>
-      </w:r>
-      <w:r>
-        <w:rPr>
-          <w:b/>
-          <w:lang w:val="en_US" w:bidi="en_US"/>
-        </w:rPr>
         <w:t>"for the equipping of the saints"</w:t>
       </w:r>
     </w:p>
@@ -22669,21 +19739,6 @@
           <w:b/>
           <w:lang w:val="en_US" w:bidi="en_US"/>
         </w:rPr>
-        <w:t>εἰς ἔργον διακονίας</w:t>
-      </w:r>
-    </w:p>
-    <w:p>
-      <w:pPr/>
-      <w:r>
-        <w:rPr>
-          <w:lang w:val="en_US" w:bidi="en_US"/>
-        </w:rPr>
-      </w:r>
-      <w:r>
-        <w:rPr>
-          <w:b/>
-          <w:lang w:val="en_US" w:bidi="en_US"/>
-        </w:rPr>
         <w:t>"for the work of serving"</w:t>
       </w:r>
     </w:p>
@@ -22747,21 +19802,6 @@
           <w:b/>
           <w:lang w:val="en_US" w:bidi="en_US"/>
         </w:rPr>
-        <w:t>εἰς οἰκοδομὴν τοῦ σώματος τοῦ Χριστοῦ</w:t>
-      </w:r>
-    </w:p>
-    <w:p>
-      <w:pPr/>
-      <w:r>
-        <w:rPr>
-          <w:lang w:val="en_US" w:bidi="en_US"/>
-        </w:rPr>
-      </w:r>
-      <w:r>
-        <w:rPr>
-          <w:b/>
-          <w:lang w:val="en_US" w:bidi="en_US"/>
-        </w:rPr>
         <w:t>"for building up of the body of Christ"</w:t>
       </w:r>
     </w:p>
@@ -22845,21 +19885,6 @@
           <w:b/>
           <w:lang w:val="en_US" w:bidi="en_US"/>
         </w:rPr>
-        <w:t>οἰκοδομὴν</w:t>
-      </w:r>
-    </w:p>
-    <w:p>
-      <w:pPr/>
-      <w:r>
-        <w:rPr>
-          <w:lang w:val="en_US" w:bidi="en_US"/>
-        </w:rPr>
-      </w:r>
-      <w:r>
-        <w:rPr>
-          <w:b/>
-          <w:lang w:val="en_US" w:bidi="en_US"/>
-        </w:rPr>
         <w:t>"building up"</w:t>
       </w:r>
     </w:p>
@@ -23088,21 +20113,6 @@
           <w:b/>
           <w:lang w:val="en_US" w:bidi="en_US"/>
         </w:rPr>
-        <w:t>καταντήσωμεν οἱ πάντες εἰς τὴν ἑνότητα τῆς πίστεως</w:t>
-      </w:r>
-    </w:p>
-    <w:p>
-      <w:pPr/>
-      <w:r>
-        <w:rPr>
-          <w:lang w:val="en_US" w:bidi="en_US"/>
-        </w:rPr>
-      </w:r>
-      <w:r>
-        <w:rPr>
-          <w:b/>
-          <w:lang w:val="en_US" w:bidi="en_US"/>
-        </w:rPr>
         <w:t>"we all reach to the unity of the faith"</w:t>
       </w:r>
     </w:p>
@@ -23199,21 +20209,6 @@
           <w:b/>
           <w:lang w:val="en_US" w:bidi="en_US"/>
         </w:rPr>
-        <w:t>καταντήσωμεν οἱ πάντες εἰς τὴν ἑνότητα τῆς πίστεως</w:t>
-      </w:r>
-    </w:p>
-    <w:p>
-      <w:pPr/>
-      <w:r>
-        <w:rPr>
-          <w:lang w:val="en_US" w:bidi="en_US"/>
-        </w:rPr>
-      </w:r>
-      <w:r>
-        <w:rPr>
-          <w:b/>
-          <w:lang w:val="en_US" w:bidi="en_US"/>
-        </w:rPr>
         <w:t>"we all reach to the unity of the faith"</w:t>
       </w:r>
     </w:p>
@@ -23310,21 +20305,6 @@
           <w:b/>
           <w:lang w:val="en_US" w:bidi="en_US"/>
         </w:rPr>
-        <w:t>τῆς ἐπιγνώσεως τοῦ Υἱοῦ τοῦ Θεοῦ</w:t>
-      </w:r>
-    </w:p>
-    <w:p>
-      <w:pPr/>
-      <w:r>
-        <w:rPr>
-          <w:lang w:val="en_US" w:bidi="en_US"/>
-        </w:rPr>
-      </w:r>
-      <w:r>
-        <w:rPr>
-          <w:b/>
-          <w:lang w:val="en_US" w:bidi="en_US"/>
-        </w:rPr>
         <w:t>"the knowledge of the Son of God"</w:t>
       </w:r>
     </w:p>
@@ -23421,21 +20401,6 @@
           <w:b/>
           <w:lang w:val="en_US" w:bidi="en_US"/>
         </w:rPr>
-        <w:t>τοῦ Υἱοῦ τοῦ Θεοῦ</w:t>
-      </w:r>
-    </w:p>
-    <w:p>
-      <w:pPr/>
-      <w:r>
-        <w:rPr>
-          <w:lang w:val="en_US" w:bidi="en_US"/>
-        </w:rPr>
-      </w:r>
-      <w:r>
-        <w:rPr>
-          <w:b/>
-          <w:lang w:val="en_US" w:bidi="en_US"/>
-        </w:rPr>
         <w:t>"of the Son of God"</w:t>
       </w:r>
     </w:p>
@@ -23526,21 +20491,6 @@
           <w:b/>
           <w:lang w:val="en_US" w:bidi="en_US"/>
         </w:rPr>
-        <w:t>εἰς ἄνδρα τέλειον</w:t>
-      </w:r>
-    </w:p>
-    <w:p>
-      <w:pPr/>
-      <w:r>
-        <w:rPr>
-          <w:lang w:val="en_US" w:bidi="en_US"/>
-        </w:rPr>
-      </w:r>
-      <w:r>
-        <w:rPr>
-          <w:b/>
-          <w:lang w:val="en_US" w:bidi="en_US"/>
-        </w:rPr>
         <w:t>"to a mature man"</w:t>
       </w:r>
     </w:p>
@@ -23604,21 +20554,6 @@
           <w:b/>
           <w:lang w:val="en_US" w:bidi="en_US"/>
         </w:rPr>
-        <w:t>τέλειον</w:t>
-      </w:r>
-    </w:p>
-    <w:p>
-      <w:pPr/>
-      <w:r>
-        <w:rPr>
-          <w:lang w:val="en_US" w:bidi="en_US"/>
-        </w:rPr>
-      </w:r>
-      <w:r>
-        <w:rPr>
-          <w:b/>
-          <w:lang w:val="en_US" w:bidi="en_US"/>
-        </w:rPr>
         <w:t>"mature"</w:t>
       </w:r>
     </w:p>
@@ -23682,21 +20617,6 @@
           <w:b/>
           <w:lang w:val="en_US" w:bidi="en_US"/>
         </w:rPr>
-        <w:t>ἵνα</w:t>
-      </w:r>
-    </w:p>
-    <w:p>
-      <w:pPr/>
-      <w:r>
-        <w:rPr>
-          <w:lang w:val="en_US" w:bidi="en_US"/>
-        </w:rPr>
-      </w:r>
-      <w:r>
-        <w:rPr>
-          <w:b/>
-          <w:lang w:val="en_US" w:bidi="en_US"/>
-        </w:rPr>
         <w:t>"so that"</w:t>
       </w:r>
     </w:p>
@@ -23793,21 +20713,6 @@
           <w:b/>
           <w:lang w:val="en_US" w:bidi="en_US"/>
         </w:rPr>
-        <w:t>μηκέτι ὦμεν νήπιοι</w:t>
-      </w:r>
-    </w:p>
-    <w:p>
-      <w:pPr/>
-      <w:r>
-        <w:rPr>
-          <w:lang w:val="en_US" w:bidi="en_US"/>
-        </w:rPr>
-      </w:r>
-      <w:r>
-        <w:rPr>
-          <w:b/>
-          <w:lang w:val="en_US" w:bidi="en_US"/>
-        </w:rPr>
         <w:t>"we may no longer be children"</w:t>
       </w:r>
     </w:p>
@@ -23904,21 +20809,6 @@
           <w:b/>
           <w:lang w:val="en_US" w:bidi="en_US"/>
         </w:rPr>
-        <w:t>κλυδωνιζόμενοι καὶ περιφερόμενοι παντὶ ἀνέμῳ τῆς διδασκαλίας</w:t>
-      </w:r>
-    </w:p>
-    <w:p>
-      <w:pPr/>
-      <w:r>
-        <w:rPr>
-          <w:lang w:val="en_US" w:bidi="en_US"/>
-        </w:rPr>
-      </w:r>
-      <w:r>
-        <w:rPr>
-          <w:b/>
-          <w:lang w:val="en_US" w:bidi="en_US"/>
-        </w:rPr>
         <w:t>"tossed back and forth by the waves and carried away by every wind of teaching"</w:t>
       </w:r>
     </w:p>
@@ -24028,21 +20918,6 @@
           <w:b/>
           <w:lang w:val="en_US" w:bidi="en_US"/>
         </w:rPr>
-        <w:t>ἐν τῇ κυβίᾳ τῶν ἀνθρώπων, ἐν πανουργίᾳ πρὸς τὴν μεθοδίαν τῆς πλάνης</w:t>
-      </w:r>
-    </w:p>
-    <w:p>
-      <w:pPr/>
-      <w:r>
-        <w:rPr>
-          <w:lang w:val="en_US" w:bidi="en_US"/>
-        </w:rPr>
-      </w:r>
-      <w:r>
-        <w:rPr>
-          <w:b/>
-          <w:lang w:val="en_US" w:bidi="en_US"/>
-        </w:rPr>
         <w:t>"through the trickery of men in cleverness for deceitful scheming"</w:t>
       </w:r>
     </w:p>
@@ -24165,21 +21040,6 @@
           <w:b/>
           <w:lang w:val="en_US" w:bidi="en_US"/>
         </w:rPr>
-        <w:t>δὲ</w:t>
-      </w:r>
-    </w:p>
-    <w:p>
-      <w:pPr/>
-      <w:r>
-        <w:rPr>
-          <w:lang w:val="en_US" w:bidi="en_US"/>
-        </w:rPr>
-      </w:r>
-      <w:r>
-        <w:rPr>
-          <w:b/>
-          <w:lang w:val="en_US" w:bidi="en_US"/>
-        </w:rPr>
         <w:t>"Instead"</w:t>
       </w:r>
     </w:p>
@@ -24276,21 +21136,6 @@
           <w:b/>
           <w:lang w:val="en_US" w:bidi="en_US"/>
         </w:rPr>
-        <w:t>ἀληθεύοντες</w:t>
-      </w:r>
-    </w:p>
-    <w:p>
-      <w:pPr/>
-      <w:r>
-        <w:rPr>
-          <w:lang w:val="en_US" w:bidi="en_US"/>
-        </w:rPr>
-      </w:r>
-      <w:r>
-        <w:rPr>
-          <w:b/>
-          <w:lang w:val="en_US" w:bidi="en_US"/>
-        </w:rPr>
         <w:t>"speaking truth"</w:t>
       </w:r>
     </w:p>
@@ -24387,21 +21232,6 @@
           <w:b/>
           <w:lang w:val="en_US" w:bidi="en_US"/>
         </w:rPr>
-        <w:t>ἐν ἀγάπῃ</w:t>
-      </w:r>
-    </w:p>
-    <w:p>
-      <w:pPr/>
-      <w:r>
-        <w:rPr>
-          <w:lang w:val="en_US" w:bidi="en_US"/>
-        </w:rPr>
-      </w:r>
-      <w:r>
-        <w:rPr>
-          <w:b/>
-          <w:lang w:val="en_US" w:bidi="en_US"/>
-        </w:rPr>
         <w:t>"in love"</w:t>
       </w:r>
     </w:p>
@@ -24498,21 +21328,6 @@
           <w:b/>
           <w:lang w:val="en_US" w:bidi="en_US"/>
         </w:rPr>
-        <w:t>εἰς αὐτὸν &amp; ὅς ἐστιν ἡ κεφαλή</w:t>
-      </w:r>
-    </w:p>
-    <w:p>
-      <w:pPr/>
-      <w:r>
-        <w:rPr>
-          <w:lang w:val="en_US" w:bidi="en_US"/>
-        </w:rPr>
-      </w:r>
-      <w:r>
-        <w:rPr>
-          <w:b/>
-          <w:lang w:val="en_US" w:bidi="en_US"/>
-        </w:rPr>
         <w:t>"into him who is the head"</w:t>
       </w:r>
     </w:p>
@@ -24609,21 +21424,6 @@
           <w:b/>
           <w:lang w:val="en_US" w:bidi="en_US"/>
         </w:rPr>
-        <w:t>ἐξ οὗ πᾶν τὸ σῶμα &amp; τὴν αὔξησιν τοῦ σώματος ποιεῖται</w:t>
-      </w:r>
-    </w:p>
-    <w:p>
-      <w:pPr/>
-      <w:r>
-        <w:rPr>
-          <w:lang w:val="en_US" w:bidi="en_US"/>
-        </w:rPr>
-      </w:r>
-      <w:r>
-        <w:rPr>
-          <w:b/>
-          <w:lang w:val="en_US" w:bidi="en_US"/>
-        </w:rPr>
         <w:t>"from whom the whole body,"</w:t>
       </w:r>
       <w:r>
@@ -24733,21 +21533,6 @@
           <w:b/>
           <w:lang w:val="en_US" w:bidi="en_US"/>
         </w:rPr>
-        <w:t>εἰς οἰκοδομὴν ἑαυτοῦ ἐν ἀγάπῃ</w:t>
-      </w:r>
-    </w:p>
-    <w:p>
-      <w:pPr/>
-      <w:r>
-        <w:rPr>
-          <w:lang w:val="en_US" w:bidi="en_US"/>
-        </w:rPr>
-      </w:r>
-      <w:r>
-        <w:rPr>
-          <w:b/>
-          <w:lang w:val="en_US" w:bidi="en_US"/>
-        </w:rPr>
         <w:t>"for building up itself in love"</w:t>
       </w:r>
     </w:p>
@@ -24844,21 +21629,6 @@
           <w:b/>
           <w:lang w:val="en_US" w:bidi="en_US"/>
         </w:rPr>
-        <w:t>ἐν ἀγάπῃ</w:t>
-      </w:r>
-    </w:p>
-    <w:p>
-      <w:pPr/>
-      <w:r>
-        <w:rPr>
-          <w:lang w:val="en_US" w:bidi="en_US"/>
-        </w:rPr>
-      </w:r>
-      <w:r>
-        <w:rPr>
-          <w:b/>
-          <w:lang w:val="en_US" w:bidi="en_US"/>
-        </w:rPr>
         <w:t>"in love"</w:t>
       </w:r>
     </w:p>
@@ -24955,21 +21725,6 @@
           <w:b/>
           <w:lang w:val="en_US" w:bidi="en_US"/>
         </w:rPr>
-        <w:t>διὰ πάσης ἁφῆς τῆς ἐπιχορηγίας</w:t>
-      </w:r>
-    </w:p>
-    <w:p>
-      <w:pPr/>
-      <w:r>
-        <w:rPr>
-          <w:lang w:val="en_US" w:bidi="en_US"/>
-        </w:rPr>
-      </w:r>
-      <w:r>
-        <w:rPr>
-          <w:b/>
-          <w:lang w:val="en_US" w:bidi="en_US"/>
-        </w:rPr>
         <w:t>"by every supporting ligament"</w:t>
       </w:r>
     </w:p>
@@ -25225,21 +21980,6 @@
           <w:b/>
           <w:lang w:val="en_US" w:bidi="en_US"/>
         </w:rPr>
-        <w:t>τοῦτο οὖν λέγω καὶ μαρτύρομαι</w:t>
-      </w:r>
-    </w:p>
-    <w:p>
-      <w:pPr/>
-      <w:r>
-        <w:rPr>
-          <w:lang w:val="en_US" w:bidi="en_US"/>
-        </w:rPr>
-      </w:r>
-      <w:r>
-        <w:rPr>
-          <w:b/>
-          <w:lang w:val="en_US" w:bidi="en_US"/>
-        </w:rPr>
         <w:t>"Therefore, I say this and strongly urge"</w:t>
       </w:r>
     </w:p>
@@ -25303,21 +22043,6 @@
           <w:b/>
           <w:lang w:val="en_US" w:bidi="en_US"/>
         </w:rPr>
-        <w:t>ἐν Κυρίῳ</w:t>
-      </w:r>
-    </w:p>
-    <w:p>
-      <w:pPr/>
-      <w:r>
-        <w:rPr>
-          <w:lang w:val="en_US" w:bidi="en_US"/>
-        </w:rPr>
-      </w:r>
-      <w:r>
-        <w:rPr>
-          <w:b/>
-          <w:lang w:val="en_US" w:bidi="en_US"/>
-        </w:rPr>
         <w:t>"in the Lord"</w:t>
       </w:r>
     </w:p>
@@ -25381,21 +22106,6 @@
           <w:b/>
           <w:lang w:val="en_US" w:bidi="en_US"/>
         </w:rPr>
-        <w:t>μηκέτι ὑμᾶς περιπατεῖν, καθὼς καὶ τὰ ἔθνη περιπατεῖ ἐν ματαιότητι τοῦ νοὸς αὐτῶν</w:t>
-      </w:r>
-    </w:p>
-    <w:p>
-      <w:pPr/>
-      <w:r>
-        <w:rPr>
-          <w:lang w:val="en_US" w:bidi="en_US"/>
-        </w:rPr>
-      </w:r>
-      <w:r>
-        <w:rPr>
-          <w:b/>
-          <w:lang w:val="en_US" w:bidi="en_US"/>
-        </w:rPr>
         <w:t>"you"</w:t>
       </w:r>
       <w:r>
@@ -25492,21 +22202,6 @@
           <w:b/>
           <w:lang w:val="en_US" w:bidi="en_US"/>
         </w:rPr>
-        <w:t>ἐσκοτωμένοι τῇ διανοίᾳ</w:t>
-      </w:r>
-    </w:p>
-    <w:p>
-      <w:pPr/>
-      <w:r>
-        <w:rPr>
-          <w:lang w:val="en_US" w:bidi="en_US"/>
-        </w:rPr>
-      </w:r>
-      <w:r>
-        <w:rPr>
-          <w:b/>
-          <w:lang w:val="en_US" w:bidi="en_US"/>
-        </w:rPr>
         <w:t>"They have been darkened in their understanding"</w:t>
       </w:r>
     </w:p>
@@ -25590,21 +22285,6 @@
           <w:b/>
           <w:lang w:val="en_US" w:bidi="en_US"/>
         </w:rPr>
-        <w:t>ἐσκοτωμένοι τῇ διανοίᾳ</w:t>
-      </w:r>
-    </w:p>
-    <w:p>
-      <w:pPr/>
-      <w:r>
-        <w:rPr>
-          <w:lang w:val="en_US" w:bidi="en_US"/>
-        </w:rPr>
-      </w:r>
-      <w:r>
-        <w:rPr>
-          <w:b/>
-          <w:lang w:val="en_US" w:bidi="en_US"/>
-        </w:rPr>
         <w:t>"They have been darkened in their understanding"</w:t>
       </w:r>
     </w:p>
@@ -25688,21 +22368,6 @@
           <w:b/>
           <w:lang w:val="en_US" w:bidi="en_US"/>
         </w:rPr>
-        <w:t>ἀπηλλοτριωμένοι τῆς ζωῆς τοῦ Θεοῦ, διὰ τὴν ἄγνοιαν τὴν οὖσαν ἐν αὐτοῖς</w:t>
-      </w:r>
-    </w:p>
-    <w:p>
-      <w:pPr/>
-      <w:r>
-        <w:rPr>
-          <w:lang w:val="en_US" w:bidi="en_US"/>
-        </w:rPr>
-      </w:r>
-      <w:r>
-        <w:rPr>
-          <w:b/>
-          <w:lang w:val="en_US" w:bidi="en_US"/>
-        </w:rPr>
         <w:t>"alienated from the life of God because of the ignorance that is in them"</w:t>
       </w:r>
     </w:p>
@@ -25786,21 +22451,6 @@
           <w:b/>
           <w:lang w:val="en_US" w:bidi="en_US"/>
         </w:rPr>
-        <w:t>ἀπηλλοτριωμένοι</w:t>
-      </w:r>
-    </w:p>
-    <w:p>
-      <w:pPr/>
-      <w:r>
-        <w:rPr>
-          <w:lang w:val="en_US" w:bidi="en_US"/>
-        </w:rPr>
-      </w:r>
-      <w:r>
-        <w:rPr>
-          <w:b/>
-          <w:lang w:val="en_US" w:bidi="en_US"/>
-        </w:rPr>
         <w:t>"alienated"</w:t>
       </w:r>
     </w:p>
@@ -25864,21 +22514,6 @@
           <w:b/>
           <w:lang w:val="en_US" w:bidi="en_US"/>
         </w:rPr>
-        <w:t>ἄγνοιαν</w:t>
-      </w:r>
-    </w:p>
-    <w:p>
-      <w:pPr/>
-      <w:r>
-        <w:rPr>
-          <w:lang w:val="en_US" w:bidi="en_US"/>
-        </w:rPr>
-      </w:r>
-      <w:r>
-        <w:rPr>
-          <w:b/>
-          <w:lang w:val="en_US" w:bidi="en_US"/>
-        </w:rPr>
         <w:t>"ignorance"</w:t>
       </w:r>
     </w:p>
@@ -25942,21 +22577,6 @@
           <w:b/>
           <w:lang w:val="en_US" w:bidi="en_US"/>
         </w:rPr>
-        <w:t>διὰ τὴν πώρωσιν τῆς καρδίας αὐτῶν</w:t>
-      </w:r>
-    </w:p>
-    <w:p>
-      <w:pPr/>
-      <w:r>
-        <w:rPr>
-          <w:lang w:val="en_US" w:bidi="en_US"/>
-        </w:rPr>
-      </w:r>
-      <w:r>
-        <w:rPr>
-          <w:b/>
-          <w:lang w:val="en_US" w:bidi="en_US"/>
-        </w:rPr>
         <w:t>"because of the hardness of their hearts"</w:t>
       </w:r>
     </w:p>
@@ -26053,21 +22673,6 @@
           <w:b/>
           <w:lang w:val="en_US" w:bidi="en_US"/>
         </w:rPr>
-        <w:t>διὰ</w:t>
-      </w:r>
-    </w:p>
-    <w:p>
-      <w:pPr/>
-      <w:r>
-        <w:rPr>
-          <w:lang w:val="en_US" w:bidi="en_US"/>
-        </w:rPr>
-      </w:r>
-      <w:r>
-        <w:rPr>
-          <w:b/>
-          <w:lang w:val="en_US" w:bidi="en_US"/>
-        </w:rPr>
         <w:t>"because of"</w:t>
       </w:r>
     </w:p>
@@ -26164,21 +22769,6 @@
           <w:b/>
           <w:lang w:val="en_US" w:bidi="en_US"/>
         </w:rPr>
-        <w:t>διὰ</w:t>
-      </w:r>
-    </w:p>
-    <w:p>
-      <w:pPr/>
-      <w:r>
-        <w:rPr>
-          <w:lang w:val="en_US" w:bidi="en_US"/>
-        </w:rPr>
-      </w:r>
-      <w:r>
-        <w:rPr>
-          <w:b/>
-          <w:lang w:val="en_US" w:bidi="en_US"/>
-        </w:rPr>
         <w:t>"because of"</w:t>
       </w:r>
     </w:p>
@@ -26275,21 +22865,6 @@
           <w:b/>
           <w:lang w:val="en_US" w:bidi="en_US"/>
         </w:rPr>
-        <w:t>ἑαυτοὺς παρέδωκαν τῇ ἀσελγείᾳ</w:t>
-      </w:r>
-    </w:p>
-    <w:p>
-      <w:pPr/>
-      <w:r>
-        <w:rPr>
-          <w:lang w:val="en_US" w:bidi="en_US"/>
-        </w:rPr>
-      </w:r>
-      <w:r>
-        <w:rPr>
-          <w:b/>
-          <w:lang w:val="en_US" w:bidi="en_US"/>
-        </w:rPr>
         <w:t>"handed themselves over to sensuality"</w:t>
       </w:r>
     </w:p>
@@ -26402,7 +22977,7 @@
         </w:rPr>
         <w:t xml:space="preserve"> refers to the way that the Gentiles live, as described in </w:t>
       </w:r>
-      <w:hyperlink r:id="rId21">
+      <w:hyperlink r:id="rId19">
         <w:r>
           <w:rPr>
             <w:lang w:val="en_US" w:bidi="en_US"/>
@@ -26467,21 +23042,6 @@
           <w:b/>
           <w:lang w:val="en_US" w:bidi="en_US"/>
         </w:rPr>
-        <w:t>δὲ</w:t>
-      </w:r>
-    </w:p>
-    <w:p>
-      <w:pPr/>
-      <w:r>
-        <w:rPr>
-          <w:lang w:val="en_US" w:bidi="en_US"/>
-        </w:rPr>
-      </w:r>
-      <w:r>
-        <w:rPr>
-          <w:b/>
-          <w:lang w:val="en_US" w:bidi="en_US"/>
-        </w:rPr>
         <w:t>"But"</w:t>
       </w:r>
     </w:p>
@@ -26578,21 +23138,6 @@
           <w:b/>
           <w:lang w:val="en_US" w:bidi="en_US"/>
         </w:rPr>
-        <w:t>εἴ γε αὐτὸν ἠκούσατε καὶ ἐν αὐτῷ ἐδιδάχθητε</w:t>
-      </w:r>
-    </w:p>
-    <w:p>
-      <w:pPr/>
-      <w:r>
-        <w:rPr>
-          <w:lang w:val="en_US" w:bidi="en_US"/>
-        </w:rPr>
-      </w:r>
-      <w:r>
-        <w:rPr>
-          <w:b/>
-          <w:lang w:val="en_US" w:bidi="en_US"/>
-        </w:rPr>
         <w:t>"if indeed you have heard about him and were taught in him"</w:t>
       </w:r>
     </w:p>
@@ -26702,21 +23247,6 @@
           <w:b/>
           <w:lang w:val="en_US" w:bidi="en_US"/>
         </w:rPr>
-        <w:t>ἐν αὐτῷ ἐδιδάχθητε</w:t>
-      </w:r>
-    </w:p>
-    <w:p>
-      <w:pPr/>
-      <w:r>
-        <w:rPr>
-          <w:lang w:val="en_US" w:bidi="en_US"/>
-        </w:rPr>
-      </w:r>
-      <w:r>
-        <w:rPr>
-          <w:b/>
-          <w:lang w:val="en_US" w:bidi="en_US"/>
-        </w:rPr>
         <w:t>"were taught in him"</w:t>
       </w:r>
     </w:p>
@@ -26800,21 +23330,6 @@
           <w:b/>
           <w:lang w:val="en_US" w:bidi="en_US"/>
         </w:rPr>
-        <w:t>καθώς ἐστιν ἀλήθεια ἐν τῷ Ἰησοῦ</w:t>
-      </w:r>
-    </w:p>
-    <w:p>
-      <w:pPr/>
-      <w:r>
-        <w:rPr>
-          <w:lang w:val="en_US" w:bidi="en_US"/>
-        </w:rPr>
-      </w:r>
-      <w:r>
-        <w:rPr>
-          <w:b/>
-          <w:lang w:val="en_US" w:bidi="en_US"/>
-        </w:rPr>
         <w:t>"as the truth is in Jesus"</w:t>
       </w:r>
     </w:p>
@@ -26878,21 +23393,6 @@
           <w:b/>
           <w:lang w:val="en_US" w:bidi="en_US"/>
         </w:rPr>
-        <w:t>ἀποθέσθαι ὑμᾶς κατὰ τὴν προτέραν ἀναστροφὴν</w:t>
-      </w:r>
-    </w:p>
-    <w:p>
-      <w:pPr/>
-      <w:r>
-        <w:rPr>
-          <w:lang w:val="en_US" w:bidi="en_US"/>
-        </w:rPr>
-      </w:r>
-      <w:r>
-        <w:rPr>
-          <w:b/>
-          <w:lang w:val="en_US" w:bidi="en_US"/>
-        </w:rPr>
         <w:t>"You are to put aside {what} belongs to your former manner of life"</w:t>
       </w:r>
     </w:p>
@@ -26976,21 +23476,6 @@
           <w:b/>
           <w:lang w:val="en_US" w:bidi="en_US"/>
         </w:rPr>
-        <w:t>ἀποθέσθαι ὑμᾶς κατὰ τὴν προτέραν ἀναστροφὴν τὸν παλαιὸν ἄνθρωπον</w:t>
-      </w:r>
-    </w:p>
-    <w:p>
-      <w:pPr/>
-      <w:r>
-        <w:rPr>
-          <w:lang w:val="en_US" w:bidi="en_US"/>
-        </w:rPr>
-      </w:r>
-      <w:r>
-        <w:rPr>
-          <w:b/>
-          <w:lang w:val="en_US" w:bidi="en_US"/>
-        </w:rPr>
         <w:t>"You are to put aside {what} belongs to your former manner of life, the old man"</w:t>
       </w:r>
     </w:p>
@@ -27074,21 +23559,6 @@
           <w:b/>
           <w:lang w:val="en_US" w:bidi="en_US"/>
         </w:rPr>
-        <w:t>τὸν παλαιὸν ἄνθρωπον</w:t>
-      </w:r>
-    </w:p>
-    <w:p>
-      <w:pPr/>
-      <w:r>
-        <w:rPr>
-          <w:lang w:val="en_US" w:bidi="en_US"/>
-        </w:rPr>
-      </w:r>
-      <w:r>
-        <w:rPr>
-          <w:b/>
-          <w:lang w:val="en_US" w:bidi="en_US"/>
-        </w:rPr>
         <w:t>"the old man"</w:t>
       </w:r>
     </w:p>
@@ -27268,21 +23738,6 @@
           <w:b/>
           <w:lang w:val="en_US" w:bidi="en_US"/>
         </w:rPr>
-        <w:t>ἀνανεοῦσθαι &amp; τῷ πνεύματι τοῦ νοὸς ὑμῶν</w:t>
-      </w:r>
-    </w:p>
-    <w:p>
-      <w:pPr/>
-      <w:r>
-        <w:rPr>
-          <w:lang w:val="en_US" w:bidi="en_US"/>
-        </w:rPr>
-      </w:r>
-      <w:r>
-        <w:rPr>
-          <w:b/>
-          <w:lang w:val="en_US" w:bidi="en_US"/>
-        </w:rPr>
         <w:t>"to be renewed in the spirit of your minds"</w:t>
       </w:r>
     </w:p>
@@ -27366,21 +23821,6 @@
           <w:b/>
           <w:lang w:val="en_US" w:bidi="en_US"/>
         </w:rPr>
-        <w:t>ἐν δικαιοσύνῃ καὶ ὁσιότητι τῆς ἀληθείας</w:t>
-      </w:r>
-    </w:p>
-    <w:p>
-      <w:pPr/>
-      <w:r>
-        <w:rPr>
-          <w:lang w:val="en_US" w:bidi="en_US"/>
-        </w:rPr>
-      </w:r>
-      <w:r>
-        <w:rPr>
-          <w:b/>
-          <w:lang w:val="en_US" w:bidi="en_US"/>
-        </w:rPr>
         <w:t>"in righteousness and holiness of the truth"</w:t>
       </w:r>
     </w:p>
@@ -27503,21 +23943,6 @@
           <w:b/>
           <w:lang w:val="en_US" w:bidi="en_US"/>
         </w:rPr>
-        <w:t>ἐνδύσασθαι τὸν καινὸν ἄνθρωπον</w:t>
-      </w:r>
-    </w:p>
-    <w:p>
-      <w:pPr/>
-      <w:r>
-        <w:rPr>
-          <w:lang w:val="en_US" w:bidi="en_US"/>
-        </w:rPr>
-      </w:r>
-      <w:r>
-        <w:rPr>
-          <w:b/>
-          <w:lang w:val="en_US" w:bidi="en_US"/>
-        </w:rPr>
         <w:t>"to put on the new man"</w:t>
       </w:r>
     </w:p>
@@ -27627,21 +24052,6 @@
           <w:b/>
           <w:lang w:val="en_US" w:bidi="en_US"/>
         </w:rPr>
-        <w:t>διὸ</w:t>
-      </w:r>
-    </w:p>
-    <w:p>
-      <w:pPr/>
-      <w:r>
-        <w:rPr>
-          <w:lang w:val="en_US" w:bidi="en_US"/>
-        </w:rPr>
-      </w:r>
-      <w:r>
-        <w:rPr>
-          <w:b/>
-          <w:lang w:val="en_US" w:bidi="en_US"/>
-        </w:rPr>
         <w:t>"Therefore"</w:t>
       </w:r>
     </w:p>
@@ -27738,21 +24148,6 @@
           <w:b/>
           <w:lang w:val="en_US" w:bidi="en_US"/>
         </w:rPr>
-        <w:t>ἀποθέμενοι τὸ ψεῦδος</w:t>
-      </w:r>
-    </w:p>
-    <w:p>
-      <w:pPr/>
-      <w:r>
-        <w:rPr>
-          <w:lang w:val="en_US" w:bidi="en_US"/>
-        </w:rPr>
-      </w:r>
-      <w:r>
-        <w:rPr>
-          <w:b/>
-          <w:lang w:val="en_US" w:bidi="en_US"/>
-        </w:rPr>
         <w:t>"putting aside the lying"</w:t>
       </w:r>
     </w:p>
@@ -27836,21 +24231,6 @@
           <w:b/>
           <w:lang w:val="en_US" w:bidi="en_US"/>
         </w:rPr>
-        <w:t>λαλεῖτε ἀλήθειαν ἕκαστος</w:t>
-      </w:r>
-    </w:p>
-    <w:p>
-      <w:pPr/>
-      <w:r>
-        <w:rPr>
-          <w:lang w:val="en_US" w:bidi="en_US"/>
-        </w:rPr>
-      </w:r>
-      <w:r>
-        <w:rPr>
-          <w:b/>
-          <w:lang w:val="en_US" w:bidi="en_US"/>
-        </w:rPr>
         <w:t>"let each of you speak truth"</w:t>
       </w:r>
     </w:p>
@@ -27947,21 +24327,6 @@
           <w:b/>
           <w:lang w:val="en_US" w:bidi="en_US"/>
         </w:rPr>
-        <w:t>ὅτι</w:t>
-      </w:r>
-    </w:p>
-    <w:p>
-      <w:pPr/>
-      <w:r>
-        <w:rPr>
-          <w:lang w:val="en_US" w:bidi="en_US"/>
-        </w:rPr>
-      </w:r>
-      <w:r>
-        <w:rPr>
-          <w:b/>
-          <w:lang w:val="en_US" w:bidi="en_US"/>
-        </w:rPr>
         <w:t>"because"</w:t>
       </w:r>
     </w:p>
@@ -28058,21 +24423,6 @@
           <w:b/>
           <w:lang w:val="en_US" w:bidi="en_US"/>
         </w:rPr>
-        <w:t>ἐσμὲν ἀλλήλων μέλη</w:t>
-      </w:r>
-    </w:p>
-    <w:p>
-      <w:pPr/>
-      <w:r>
-        <w:rPr>
-          <w:lang w:val="en_US" w:bidi="en_US"/>
-        </w:rPr>
-      </w:r>
-      <w:r>
-        <w:rPr>
-          <w:b/>
-          <w:lang w:val="en_US" w:bidi="en_US"/>
-        </w:rPr>
         <w:t>"we are members of one another"</w:t>
       </w:r>
     </w:p>
@@ -28156,21 +24506,6 @@
           <w:b/>
           <w:lang w:val="en_US" w:bidi="en_US"/>
         </w:rPr>
-        <w:t>ὀργίζεσθε, καὶ μὴ ἁμαρτάνετε</w:t>
-      </w:r>
-    </w:p>
-    <w:p>
-      <w:pPr/>
-      <w:r>
-        <w:rPr>
-          <w:lang w:val="en_US" w:bidi="en_US"/>
-        </w:rPr>
-      </w:r>
-      <w:r>
-        <w:rPr>
-          <w:b/>
-          <w:lang w:val="en_US" w:bidi="en_US"/>
-        </w:rPr>
         <w:t>"Be angry and do not sin"</w:t>
       </w:r>
     </w:p>
@@ -28234,21 +24569,6 @@
           <w:b/>
           <w:lang w:val="en_US" w:bidi="en_US"/>
         </w:rPr>
-        <w:t>ὁ ἥλιος μὴ ἐπιδυέτω ἐπὶ παροργισμῷ ὑμῶν</w:t>
-      </w:r>
-    </w:p>
-    <w:p>
-      <w:pPr/>
-      <w:r>
-        <w:rPr>
-          <w:lang w:val="en_US" w:bidi="en_US"/>
-        </w:rPr>
-      </w:r>
-      <w:r>
-        <w:rPr>
-          <w:b/>
-          <w:lang w:val="en_US" w:bidi="en_US"/>
-        </w:rPr>
         <w:t>"Do not let the sun go down on your indignation"</w:t>
       </w:r>
     </w:p>
@@ -28358,21 +24678,6 @@
           <w:b/>
           <w:lang w:val="en_US" w:bidi="en_US"/>
         </w:rPr>
-        <w:t>μηδὲ δίδοτε τόπον τῷ διαβόλῳ</w:t>
-      </w:r>
-    </w:p>
-    <w:p>
-      <w:pPr/>
-      <w:r>
-        <w:rPr>
-          <w:lang w:val="en_US" w:bidi="en_US"/>
-        </w:rPr>
-      </w:r>
-      <w:r>
-        <w:rPr>
-          <w:b/>
-          <w:lang w:val="en_US" w:bidi="en_US"/>
-        </w:rPr>
         <w:t>"nor give an opportunity to the devil"</w:t>
       </w:r>
     </w:p>
@@ -28436,21 +24741,6 @@
           <w:b/>
           <w:lang w:val="en_US" w:bidi="en_US"/>
         </w:rPr>
-        <w:t>μᾶλλον δὲ</w:t>
-      </w:r>
-    </w:p>
-    <w:p>
-      <w:pPr/>
-      <w:r>
-        <w:rPr>
-          <w:lang w:val="en_US" w:bidi="en_US"/>
-        </w:rPr>
-      </w:r>
-      <w:r>
-        <w:rPr>
-          <w:b/>
-          <w:lang w:val="en_US" w:bidi="en_US"/>
-        </w:rPr>
         <w:t>"But rather"</w:t>
       </w:r>
     </w:p>
@@ -28547,21 +24837,6 @@
           <w:b/>
           <w:lang w:val="en_US" w:bidi="en_US"/>
         </w:rPr>
-        <w:t>ἵνα</w:t>
-      </w:r>
-    </w:p>
-    <w:p>
-      <w:pPr/>
-      <w:r>
-        <w:rPr>
-          <w:lang w:val="en_US" w:bidi="en_US"/>
-        </w:rPr>
-      </w:r>
-      <w:r>
-        <w:rPr>
-          <w:b/>
-          <w:lang w:val="en_US" w:bidi="en_US"/>
-        </w:rPr>
         <w:t>"so that"</w:t>
       </w:r>
     </w:p>
@@ -28721,21 +24996,6 @@
           <w:b/>
           <w:lang w:val="en_US" w:bidi="en_US"/>
         </w:rPr>
-        <w:t>ἀλλ’</w:t>
-      </w:r>
-    </w:p>
-    <w:p>
-      <w:pPr/>
-      <w:r>
-        <w:rPr>
-          <w:lang w:val="en_US" w:bidi="en_US"/>
-        </w:rPr>
-      </w:r>
-      <w:r>
-        <w:rPr>
-          <w:b/>
-          <w:lang w:val="en_US" w:bidi="en_US"/>
-        </w:rPr>
         <w:t>"but"</w:t>
       </w:r>
     </w:p>
@@ -28832,21 +25092,6 @@
           <w:b/>
           <w:lang w:val="en_US" w:bidi="en_US"/>
         </w:rPr>
-        <w:t>πρὸς οἰκοδομὴν</w:t>
-      </w:r>
-    </w:p>
-    <w:p>
-      <w:pPr/>
-      <w:r>
-        <w:rPr>
-          <w:lang w:val="en_US" w:bidi="en_US"/>
-        </w:rPr>
-      </w:r>
-      <w:r>
-        <w:rPr>
-          <w:b/>
-          <w:lang w:val="en_US" w:bidi="en_US"/>
-        </w:rPr>
         <w:t>"for building up"</w:t>
       </w:r>
     </w:p>
@@ -28910,21 +25155,6 @@
           <w:b/>
           <w:lang w:val="en_US" w:bidi="en_US"/>
         </w:rPr>
-        <w:t>ἵνα</w:t>
-      </w:r>
-    </w:p>
-    <w:p>
-      <w:pPr/>
-      <w:r>
-        <w:rPr>
-          <w:lang w:val="en_US" w:bidi="en_US"/>
-        </w:rPr>
-      </w:r>
-      <w:r>
-        <w:rPr>
-          <w:b/>
-          <w:lang w:val="en_US" w:bidi="en_US"/>
-        </w:rPr>
         <w:t>"so that"</w:t>
       </w:r>
     </w:p>
@@ -29021,21 +25251,6 @@
           <w:b/>
           <w:lang w:val="en_US" w:bidi="en_US"/>
         </w:rPr>
-        <w:t>τῆς χρείας, ἵνα δῷ χάριν τοῖς ἀκούουσιν</w:t>
-      </w:r>
-    </w:p>
-    <w:p>
-      <w:pPr/>
-      <w:r>
-        <w:rPr>
-          <w:lang w:val="en_US" w:bidi="en_US"/>
-        </w:rPr>
-      </w:r>
-      <w:r>
-        <w:rPr>
-          <w:b/>
-          <w:lang w:val="en_US" w:bidi="en_US"/>
-        </w:rPr>
         <w:t>"of the {one in} need, so that it might give grace to the hearers"</w:t>
       </w:r>
     </w:p>
@@ -29099,21 +25314,6 @@
           <w:b/>
           <w:lang w:val="en_US" w:bidi="en_US"/>
         </w:rPr>
-        <w:t>ἵνα δῷ χάριν τοῖς ἀκούουσιν</w:t>
-      </w:r>
-    </w:p>
-    <w:p>
-      <w:pPr/>
-      <w:r>
-        <w:rPr>
-          <w:lang w:val="en_US" w:bidi="en_US"/>
-        </w:rPr>
-      </w:r>
-      <w:r>
-        <w:rPr>
-          <w:b/>
-          <w:lang w:val="en_US" w:bidi="en_US"/>
-        </w:rPr>
         <w:t>"so that it might give grace to the hearers"</w:t>
       </w:r>
     </w:p>
@@ -29210,21 +25410,6 @@
           <w:b/>
           <w:lang w:val="en_US" w:bidi="en_US"/>
         </w:rPr>
-        <w:t>μὴ λυπεῖτε</w:t>
-      </w:r>
-    </w:p>
-    <w:p>
-      <w:pPr/>
-      <w:r>
-        <w:rPr>
-          <w:lang w:val="en_US" w:bidi="en_US"/>
-        </w:rPr>
-      </w:r>
-      <w:r>
-        <w:rPr>
-          <w:b/>
-          <w:lang w:val="en_US" w:bidi="en_US"/>
-        </w:rPr>
         <w:t>"do not grieve"</w:t>
       </w:r>
     </w:p>
@@ -29288,21 +25473,6 @@
           <w:b/>
           <w:lang w:val="en_US" w:bidi="en_US"/>
         </w:rPr>
-        <w:t>ἐν ᾧ ἐσφραγίσθητε εἰς ἡμέραν ἀπολυτρώσεως</w:t>
-      </w:r>
-    </w:p>
-    <w:p>
-      <w:pPr/>
-      <w:r>
-        <w:rPr>
-          <w:lang w:val="en_US" w:bidi="en_US"/>
-        </w:rPr>
-      </w:r>
-      <w:r>
-        <w:rPr>
-          <w:b/>
-          <w:lang w:val="en_US" w:bidi="en_US"/>
-        </w:rPr>
         <w:t>"by whom you were sealed for the day of redemption"</w:t>
       </w:r>
     </w:p>
@@ -29386,21 +25556,6 @@
           <w:b/>
           <w:lang w:val="en_US" w:bidi="en_US"/>
         </w:rPr>
-        <w:t>ἐν ᾧ ἐσφραγίσθητε εἰς ἡμέραν ἀπολυτρώσεως</w:t>
-      </w:r>
-    </w:p>
-    <w:p>
-      <w:pPr/>
-      <w:r>
-        <w:rPr>
-          <w:lang w:val="en_US" w:bidi="en_US"/>
-        </w:rPr>
-      </w:r>
-      <w:r>
-        <w:rPr>
-          <w:b/>
-          <w:lang w:val="en_US" w:bidi="en_US"/>
-        </w:rPr>
         <w:t>"by whom you were sealed for the day of redemption"</w:t>
       </w:r>
     </w:p>
@@ -29643,21 +25798,6 @@
           <w:b/>
           <w:lang w:val="en_US" w:bidi="en_US"/>
         </w:rPr>
-        <w:t>πικρία, καὶ θυμὸς, καὶ ὀργὴ</w:t>
-      </w:r>
-    </w:p>
-    <w:p>
-      <w:pPr/>
-      <w:r>
-        <w:rPr>
-          <w:lang w:val="en_US" w:bidi="en_US"/>
-        </w:rPr>
-      </w:r>
-      <w:r>
-        <w:rPr>
-          <w:b/>
-          <w:lang w:val="en_US" w:bidi="en_US"/>
-        </w:rPr>
         <w:t>"bitterness, and rage, and anger"</w:t>
       </w:r>
     </w:p>
@@ -29780,21 +25920,6 @@
           <w:b/>
           <w:lang w:val="en_US" w:bidi="en_US"/>
         </w:rPr>
-        <w:t>κακίᾳ</w:t>
-      </w:r>
-    </w:p>
-    <w:p>
-      <w:pPr/>
-      <w:r>
-        <w:rPr>
-          <w:lang w:val="en_US" w:bidi="en_US"/>
-        </w:rPr>
-      </w:r>
-      <w:r>
-        <w:rPr>
-          <w:b/>
-          <w:lang w:val="en_US" w:bidi="en_US"/>
-        </w:rPr>
         <w:t>"malice"</w:t>
       </w:r>
     </w:p>
@@ -29891,21 +26016,6 @@
           <w:b/>
           <w:lang w:val="en_US" w:bidi="en_US"/>
         </w:rPr>
-        <w:t>δὲ</w:t>
-      </w:r>
-    </w:p>
-    <w:p>
-      <w:pPr/>
-      <w:r>
-        <w:rPr>
-          <w:lang w:val="en_US" w:bidi="en_US"/>
-        </w:rPr>
-      </w:r>
-      <w:r>
-        <w:rPr>
-          <w:b/>
-          <w:lang w:val="en_US" w:bidi="en_US"/>
-        </w:rPr>
         <w:t>"Instead"</w:t>
       </w:r>
     </w:p>
@@ -30002,21 +26112,6 @@
           <w:b/>
           <w:lang w:val="en_US" w:bidi="en_US"/>
         </w:rPr>
-        <w:t>εὔσπλαγχνοι</w:t>
-      </w:r>
-    </w:p>
-    <w:p>
-      <w:pPr/>
-      <w:r>
-        <w:rPr>
-          <w:lang w:val="en_US" w:bidi="en_US"/>
-        </w:rPr>
-      </w:r>
-      <w:r>
-        <w:rPr>
-          <w:b/>
-          <w:lang w:val="en_US" w:bidi="en_US"/>
-        </w:rPr>
         <w:t>"tenderhearted"</w:t>
       </w:r>
     </w:p>
@@ -30248,7 +26343,7 @@
         </w:rPr>
         <w:t xml:space="preserve"> introduces a reason-result relationship. The reason (stated in </w:t>
       </w:r>
-      <w:hyperlink r:id="rId22">
+      <w:hyperlink r:id="rId20">
         <w:r>
           <w:rPr>
             <w:lang w:val="en_US" w:bidi="en_US"/>
@@ -30333,21 +26428,6 @@
           <w:b/>
           <w:lang w:val="en_US" w:bidi="en_US"/>
         </w:rPr>
-        <w:t>ὡς τέκνα ἀγαπητά</w:t>
-      </w:r>
-    </w:p>
-    <w:p>
-      <w:pPr/>
-      <w:r>
-        <w:rPr>
-          <w:lang w:val="en_US" w:bidi="en_US"/>
-        </w:rPr>
-      </w:r>
-      <w:r>
-        <w:rPr>
-          <w:b/>
-          <w:lang w:val="en_US" w:bidi="en_US"/>
-        </w:rPr>
         <w:t>"as beloved children"</w:t>
       </w:r>
     </w:p>
@@ -30444,21 +26524,6 @@
           <w:b/>
           <w:lang w:val="en_US" w:bidi="en_US"/>
         </w:rPr>
-        <w:t>περιπατεῖτε ἐν ἀγάπῃ</w:t>
-      </w:r>
-    </w:p>
-    <w:p>
-      <w:pPr/>
-      <w:r>
-        <w:rPr>
-          <w:lang w:val="en_US" w:bidi="en_US"/>
-        </w:rPr>
-      </w:r>
-      <w:r>
-        <w:rPr>
-          <w:b/>
-          <w:lang w:val="en_US" w:bidi="en_US"/>
-        </w:rPr>
         <w:t>"walk in love"</w:t>
       </w:r>
     </w:p>
@@ -30555,21 +26620,6 @@
           <w:b/>
           <w:lang w:val="en_US" w:bidi="en_US"/>
         </w:rPr>
-        <w:t>προσφορὰν καὶ θυσίαν τῷ Θεῷ εἰς ὀσμὴν εὐωδίας</w:t>
-      </w:r>
-    </w:p>
-    <w:p>
-      <w:pPr/>
-      <w:r>
-        <w:rPr>
-          <w:lang w:val="en_US" w:bidi="en_US"/>
-        </w:rPr>
-      </w:r>
-      <w:r>
-        <w:rPr>
-          <w:b/>
-          <w:lang w:val="en_US" w:bidi="en_US"/>
-        </w:rPr>
         <w:t>"an offering and sacrifice to God for a fragrant aroma"</w:t>
       </w:r>
     </w:p>
@@ -30666,21 +26716,6 @@
           <w:b/>
           <w:lang w:val="en_US" w:bidi="en_US"/>
         </w:rPr>
-        <w:t>πορνεία δὲ, καὶ ἀκαθαρσία πᾶσα, ἢ πλεονεξία, μηδὲ ὀνομαζέσθω ἐν ὑμῖν</w:t>
-      </w:r>
-    </w:p>
-    <w:p>
-      <w:pPr/>
-      <w:r>
-        <w:rPr>
-          <w:lang w:val="en_US" w:bidi="en_US"/>
-        </w:rPr>
-      </w:r>
-      <w:r>
-        <w:rPr>
-          <w:b/>
-          <w:lang w:val="en_US" w:bidi="en_US"/>
-        </w:rPr>
         <w:t>"But sexual immorality and every impurity or greed must not even be named among you"</w:t>
       </w:r>
     </w:p>
@@ -30764,21 +26799,6 @@
           <w:b/>
           <w:lang w:val="en_US" w:bidi="en_US"/>
         </w:rPr>
-        <w:t>δὲ</w:t>
-      </w:r>
-    </w:p>
-    <w:p>
-      <w:pPr/>
-      <w:r>
-        <w:rPr>
-          <w:lang w:val="en_US" w:bidi="en_US"/>
-        </w:rPr>
-      </w:r>
-      <w:r>
-        <w:rPr>
-          <w:b/>
-          <w:lang w:val="en_US" w:bidi="en_US"/>
-        </w:rPr>
         <w:t>"But"</w:t>
       </w:r>
     </w:p>
@@ -30875,21 +26895,6 @@
           <w:b/>
           <w:lang w:val="en_US" w:bidi="en_US"/>
         </w:rPr>
-        <w:t>ἀκαθαρσία πᾶσα</w:t>
-      </w:r>
-    </w:p>
-    <w:p>
-      <w:pPr/>
-      <w:r>
-        <w:rPr>
-          <w:lang w:val="en_US" w:bidi="en_US"/>
-        </w:rPr>
-      </w:r>
-      <w:r>
-        <w:rPr>
-          <w:b/>
-          <w:lang w:val="en_US" w:bidi="en_US"/>
-        </w:rPr>
         <w:t>"every impurity"</w:t>
       </w:r>
     </w:p>
@@ -31029,21 +27034,6 @@
           <w:b/>
           <w:lang w:val="en_US" w:bidi="en_US"/>
         </w:rPr>
-        <w:t>ἀλλὰ μᾶλλον</w:t>
-      </w:r>
-    </w:p>
-    <w:p>
-      <w:pPr/>
-      <w:r>
-        <w:rPr>
-          <w:lang w:val="en_US" w:bidi="en_US"/>
-        </w:rPr>
-      </w:r>
-      <w:r>
-        <w:rPr>
-          <w:b/>
-          <w:lang w:val="en_US" w:bidi="en_US"/>
-        </w:rPr>
         <w:t>"but instead"</w:t>
       </w:r>
     </w:p>
@@ -31140,21 +27130,6 @@
           <w:b/>
           <w:lang w:val="en_US" w:bidi="en_US"/>
         </w:rPr>
-        <w:t>ἀκάθαρτος</w:t>
-      </w:r>
-    </w:p>
-    <w:p>
-      <w:pPr/>
-      <w:r>
-        <w:rPr>
-          <w:lang w:val="en_US" w:bidi="en_US"/>
-        </w:rPr>
-      </w:r>
-      <w:r>
-        <w:rPr>
-          <w:b/>
-          <w:lang w:val="en_US" w:bidi="en_US"/>
-        </w:rPr>
         <w:t>"unclean"</w:t>
       </w:r>
     </w:p>
@@ -31251,21 +27226,6 @@
           <w:b/>
           <w:lang w:val="en_US" w:bidi="en_US"/>
         </w:rPr>
-        <w:t>οὐκ ἔχει κληρονομίαν</w:t>
-      </w:r>
-    </w:p>
-    <w:p>
-      <w:pPr/>
-      <w:r>
-        <w:rPr>
-          <w:lang w:val="en_US" w:bidi="en_US"/>
-        </w:rPr>
-      </w:r>
-      <w:r>
-        <w:rPr>
-          <w:b/>
-          <w:lang w:val="en_US" w:bidi="en_US"/>
-        </w:rPr>
         <w:t>"has no inheritance"</w:t>
       </w:r>
     </w:p>
@@ -31349,21 +27309,6 @@
           <w:b/>
           <w:lang w:val="en_US" w:bidi="en_US"/>
         </w:rPr>
-        <w:t>κενοῖς λόγοις</w:t>
-      </w:r>
-    </w:p>
-    <w:p>
-      <w:pPr/>
-      <w:r>
-        <w:rPr>
-          <w:lang w:val="en_US" w:bidi="en_US"/>
-        </w:rPr>
-      </w:r>
-      <w:r>
-        <w:rPr>
-          <w:b/>
-          <w:lang w:val="en_US" w:bidi="en_US"/>
-        </w:rPr>
         <w:t>"with empty words"</w:t>
       </w:r>
     </w:p>
@@ -31427,21 +27372,6 @@
           <w:b/>
           <w:lang w:val="en_US" w:bidi="en_US"/>
         </w:rPr>
-        <w:t>γὰρ</w:t>
-      </w:r>
-    </w:p>
-    <w:p>
-      <w:pPr/>
-      <w:r>
-        <w:rPr>
-          <w:lang w:val="en_US" w:bidi="en_US"/>
-        </w:rPr>
-      </w:r>
-      <w:r>
-        <w:rPr>
-          <w:b/>
-          <w:lang w:val="en_US" w:bidi="en_US"/>
-        </w:rPr>
         <w:t>"for"</w:t>
       </w:r>
     </w:p>
@@ -31538,21 +27468,6 @@
           <w:b/>
           <w:lang w:val="en_US" w:bidi="en_US"/>
         </w:rPr>
-        <w:t>ἔρχεται ἡ ὀργὴ τοῦ Θεοῦ ἐπὶ</w:t>
-      </w:r>
-    </w:p>
-    <w:p>
-      <w:pPr/>
-      <w:r>
-        <w:rPr>
-          <w:lang w:val="en_US" w:bidi="en_US"/>
-        </w:rPr>
-      </w:r>
-      <w:r>
-        <w:rPr>
-          <w:b/>
-          <w:lang w:val="en_US" w:bidi="en_US"/>
-        </w:rPr>
         <w:t>"the wrath of God is coming upon"</w:t>
       </w:r>
     </w:p>
@@ -31649,21 +27564,6 @@
           <w:b/>
           <w:lang w:val="en_US" w:bidi="en_US"/>
         </w:rPr>
-        <w:t>τοὺς υἱοὺς τῆς ἀπειθείας</w:t>
-      </w:r>
-    </w:p>
-    <w:p>
-      <w:pPr/>
-      <w:r>
-        <w:rPr>
-          <w:lang w:val="en_US" w:bidi="en_US"/>
-        </w:rPr>
-      </w:r>
-      <w:r>
-        <w:rPr>
-          <w:b/>
-          <w:lang w:val="en_US" w:bidi="en_US"/>
-        </w:rPr>
         <w:t>"the sons of disobedience"</w:t>
       </w:r>
     </w:p>
@@ -31747,21 +27647,6 @@
           <w:b/>
           <w:lang w:val="en_US" w:bidi="en_US"/>
         </w:rPr>
-        <w:t>οὖν</w:t>
-      </w:r>
-    </w:p>
-    <w:p>
-      <w:pPr/>
-      <w:r>
-        <w:rPr>
-          <w:lang w:val="en_US" w:bidi="en_US"/>
-        </w:rPr>
-      </w:r>
-      <w:r>
-        <w:rPr>
-          <w:b/>
-          <w:lang w:val="en_US" w:bidi="en_US"/>
-        </w:rPr>
         <w:t>"Therefore"</w:t>
       </w:r>
     </w:p>
@@ -31858,21 +27743,6 @@
           <w:b/>
           <w:lang w:val="en_US" w:bidi="en_US"/>
         </w:rPr>
-        <w:t>ἦτε γάρ ποτε σκότος</w:t>
-      </w:r>
-    </w:p>
-    <w:p>
-      <w:pPr/>
-      <w:r>
-        <w:rPr>
-          <w:lang w:val="en_US" w:bidi="en_US"/>
-        </w:rPr>
-      </w:r>
-      <w:r>
-        <w:rPr>
-          <w:b/>
-          <w:lang w:val="en_US" w:bidi="en_US"/>
-        </w:rPr>
         <w:t>"because formerly you were darkness"</w:t>
       </w:r>
     </w:p>
@@ -31956,21 +27826,6 @@
           <w:b/>
           <w:lang w:val="en_US" w:bidi="en_US"/>
         </w:rPr>
-        <w:t>γάρ</w:t>
-      </w:r>
-    </w:p>
-    <w:p>
-      <w:pPr/>
-      <w:r>
-        <w:rPr>
-          <w:lang w:val="en_US" w:bidi="en_US"/>
-        </w:rPr>
-      </w:r>
-      <w:r>
-        <w:rPr>
-          <w:b/>
-          <w:lang w:val="en_US" w:bidi="en_US"/>
-        </w:rPr>
         <w:t>"because"</w:t>
       </w:r>
     </w:p>
@@ -32067,21 +27922,6 @@
           <w:b/>
           <w:lang w:val="en_US" w:bidi="en_US"/>
         </w:rPr>
-        <w:t>νῦν δὲ φῶς ἐν Κυρίῳ</w:t>
-      </w:r>
-    </w:p>
-    <w:p>
-      <w:pPr/>
-      <w:r>
-        <w:rPr>
-          <w:lang w:val="en_US" w:bidi="en_US"/>
-        </w:rPr>
-      </w:r>
-      <w:r>
-        <w:rPr>
-          <w:b/>
-          <w:lang w:val="en_US" w:bidi="en_US"/>
-        </w:rPr>
         <w:t>"but now {are} light in the Lord"</w:t>
       </w:r>
     </w:p>
@@ -32178,21 +28018,6 @@
           <w:b/>
           <w:lang w:val="en_US" w:bidi="en_US"/>
         </w:rPr>
-        <w:t>δὲ</w:t>
-      </w:r>
-    </w:p>
-    <w:p>
-      <w:pPr/>
-      <w:r>
-        <w:rPr>
-          <w:lang w:val="en_US" w:bidi="en_US"/>
-        </w:rPr>
-      </w:r>
-      <w:r>
-        <w:rPr>
-          <w:b/>
-          <w:lang w:val="en_US" w:bidi="en_US"/>
-        </w:rPr>
         <w:t>"but"</w:t>
       </w:r>
     </w:p>
@@ -32289,21 +28114,6 @@
           <w:b/>
           <w:lang w:val="en_US" w:bidi="en_US"/>
         </w:rPr>
-        <w:t>ὡς τέκνα φωτὸς περιπατεῖτε</w:t>
-      </w:r>
-    </w:p>
-    <w:p>
-      <w:pPr/>
-      <w:r>
-        <w:rPr>
-          <w:lang w:val="en_US" w:bidi="en_US"/>
-        </w:rPr>
-      </w:r>
-      <w:r>
-        <w:rPr>
-          <w:b/>
-          <w:lang w:val="en_US" w:bidi="en_US"/>
-        </w:rPr>
         <w:t>"Walk as children of light"</w:t>
       </w:r>
     </w:p>
@@ -32400,21 +28210,6 @@
           <w:b/>
           <w:lang w:val="en_US" w:bidi="en_US"/>
         </w:rPr>
-        <w:t>ὡς τέκνα φωτὸς</w:t>
-      </w:r>
-    </w:p>
-    <w:p>
-      <w:pPr/>
-      <w:r>
-        <w:rPr>
-          <w:lang w:val="en_US" w:bidi="en_US"/>
-        </w:rPr>
-      </w:r>
-      <w:r>
-        <w:rPr>
-          <w:b/>
-          <w:lang w:val="en_US" w:bidi="en_US"/>
-        </w:rPr>
         <w:t>"as children of light"</w:t>
       </w:r>
     </w:p>
@@ -32511,21 +28306,6 @@
           <w:b/>
           <w:lang w:val="en_US" w:bidi="en_US"/>
         </w:rPr>
-        <w:t>ὁ &amp; καρπὸς τοῦ φωτὸς ἐν πάσῃ ἀγαθωσύνῃ, καὶ δικαιοσύνῃ, καὶ ἀληθείᾳ</w:t>
-      </w:r>
-    </w:p>
-    <w:p>
-      <w:pPr/>
-      <w:r>
-        <w:rPr>
-          <w:lang w:val="en_US" w:bidi="en_US"/>
-        </w:rPr>
-      </w:r>
-      <w:r>
-        <w:rPr>
-          <w:b/>
-          <w:lang w:val="en_US" w:bidi="en_US"/>
-        </w:rPr>
         <w:t>"the fruit of the light consists in all goodness and righteousness and truth"</w:t>
       </w:r>
     </w:p>
@@ -32622,21 +28402,6 @@
           <w:b/>
           <w:lang w:val="en_US" w:bidi="en_US"/>
         </w:rPr>
-        <w:t>γὰρ</w:t>
-      </w:r>
-    </w:p>
-    <w:p>
-      <w:pPr/>
-      <w:r>
-        <w:rPr>
-          <w:lang w:val="en_US" w:bidi="en_US"/>
-        </w:rPr>
-      </w:r>
-      <w:r>
-        <w:rPr>
-          <w:b/>
-          <w:lang w:val="en_US" w:bidi="en_US"/>
-        </w:rPr>
         <w:t>"for"</w:t>
       </w:r>
     </w:p>
@@ -32733,21 +28498,6 @@
           <w:b/>
           <w:lang w:val="en_US" w:bidi="en_US"/>
         </w:rPr>
-        <w:t>μὴ συνκοινωνεῖτε τοῖς ἔργοις τοῖς ἀκάρποις τοῦ σκότους</w:t>
-      </w:r>
-    </w:p>
-    <w:p>
-      <w:pPr/>
-      <w:r>
-        <w:rPr>
-          <w:lang w:val="en_US" w:bidi="en_US"/>
-        </w:rPr>
-      </w:r>
-      <w:r>
-        <w:rPr>
-          <w:b/>
-          <w:lang w:val="en_US" w:bidi="en_US"/>
-        </w:rPr>
         <w:t>"do not take part in the unfruitful works of darkness"</w:t>
       </w:r>
     </w:p>
@@ -32831,21 +28581,6 @@
           <w:b/>
           <w:lang w:val="en_US" w:bidi="en_US"/>
         </w:rPr>
-        <w:t>τοῖς ἔργοις τοῖς ἀκάρποις τοῦ σκότους</w:t>
-      </w:r>
-    </w:p>
-    <w:p>
-      <w:pPr/>
-      <w:r>
-        <w:rPr>
-          <w:lang w:val="en_US" w:bidi="en_US"/>
-        </w:rPr>
-      </w:r>
-      <w:r>
-        <w:rPr>
-          <w:b/>
-          <w:lang w:val="en_US" w:bidi="en_US"/>
-        </w:rPr>
         <w:t>"in the unfruitful works of darkness"</w:t>
       </w:r>
     </w:p>
@@ -32929,21 +28664,6 @@
           <w:b/>
           <w:lang w:val="en_US" w:bidi="en_US"/>
         </w:rPr>
-        <w:t>τοῖς ἔργοις τοῖς ἀκάρποις τοῦ σκότους</w:t>
-      </w:r>
-    </w:p>
-    <w:p>
-      <w:pPr/>
-      <w:r>
-        <w:rPr>
-          <w:lang w:val="en_US" w:bidi="en_US"/>
-        </w:rPr>
-      </w:r>
-      <w:r>
-        <w:rPr>
-          <w:b/>
-          <w:lang w:val="en_US" w:bidi="en_US"/>
-        </w:rPr>
         <w:t>"in the unfruitful works of darkness"</w:t>
       </w:r>
     </w:p>
@@ -33040,21 +28760,6 @@
           <w:b/>
           <w:lang w:val="en_US" w:bidi="en_US"/>
         </w:rPr>
-        <w:t>μᾶλλον δὲ</w:t>
-      </w:r>
-    </w:p>
-    <w:p>
-      <w:pPr/>
-      <w:r>
-        <w:rPr>
-          <w:lang w:val="en_US" w:bidi="en_US"/>
-        </w:rPr>
-      </w:r>
-      <w:r>
-        <w:rPr>
-          <w:b/>
-          <w:lang w:val="en_US" w:bidi="en_US"/>
-        </w:rPr>
         <w:t>"but rather"</w:t>
       </w:r>
     </w:p>
@@ -33151,21 +28856,6 @@
           <w:b/>
           <w:lang w:val="en_US" w:bidi="en_US"/>
         </w:rPr>
-        <w:t>ἐλέγχετε</w:t>
-      </w:r>
-    </w:p>
-    <w:p>
-      <w:pPr/>
-      <w:r>
-        <w:rPr>
-          <w:lang w:val="en_US" w:bidi="en_US"/>
-        </w:rPr>
-      </w:r>
-      <w:r>
-        <w:rPr>
-          <w:b/>
-          <w:lang w:val="en_US" w:bidi="en_US"/>
-        </w:rPr>
         <w:t>"expose {them"</w:t>
       </w:r>
     </w:p>
@@ -33249,21 +28939,6 @@
           <w:b/>
           <w:lang w:val="en_US" w:bidi="en_US"/>
         </w:rPr>
-        <w:t>αὐτῶν</w:t>
-      </w:r>
-    </w:p>
-    <w:p>
-      <w:pPr/>
-      <w:r>
-        <w:rPr>
-          <w:lang w:val="en_US" w:bidi="en_US"/>
-        </w:rPr>
-      </w:r>
-      <w:r>
-        <w:rPr>
-          <w:b/>
-          <w:lang w:val="en_US" w:bidi="en_US"/>
-        </w:rPr>
         <w:t>"them"</w:t>
       </w:r>
     </w:p>
@@ -33423,21 +29098,6 @@
           <w:b/>
           <w:lang w:val="en_US" w:bidi="en_US"/>
         </w:rPr>
-        <w:t>δὲ</w:t>
-      </w:r>
-    </w:p>
-    <w:p>
-      <w:pPr/>
-      <w:r>
-        <w:rPr>
-          <w:lang w:val="en_US" w:bidi="en_US"/>
-        </w:rPr>
-      </w:r>
-      <w:r>
-        <w:rPr>
-          <w:b/>
-          <w:lang w:val="en_US" w:bidi="en_US"/>
-        </w:rPr>
         <w:t>"But"</w:t>
       </w:r>
     </w:p>
@@ -33534,21 +29194,6 @@
           <w:b/>
           <w:lang w:val="en_US" w:bidi="en_US"/>
         </w:rPr>
-        <w:t>πᾶν &amp; τὸ φανερούμενον φῶς ἐστιν</w:t>
-      </w:r>
-    </w:p>
-    <w:p>
-      <w:pPr/>
-      <w:r>
-        <w:rPr>
-          <w:lang w:val="en_US" w:bidi="en_US"/>
-        </w:rPr>
-      </w:r>
-      <w:r>
-        <w:rPr>
-          <w:b/>
-          <w:lang w:val="en_US" w:bidi="en_US"/>
-        </w:rPr>
         <w:t>"everything that is revealed is light"</w:t>
       </w:r>
     </w:p>
@@ -33741,21 +29386,6 @@
           <w:b/>
           <w:lang w:val="en_US" w:bidi="en_US"/>
         </w:rPr>
-        <w:t>ἔγειρε, ὁ καθεύδων, καὶ ἀνάστα ἐκ τῶν νεκρῶν</w:t>
-      </w:r>
-    </w:p>
-    <w:p>
-      <w:pPr/>
-      <w:r>
-        <w:rPr>
-          <w:lang w:val="en_US" w:bidi="en_US"/>
-        </w:rPr>
-      </w:r>
-      <w:r>
-        <w:rPr>
-          <w:b/>
-          <w:lang w:val="en_US" w:bidi="en_US"/>
-        </w:rPr>
         <w:t>""Awake, O sleeper,"</w:t>
       </w:r>
     </w:p>
@@ -33839,21 +29469,6 @@
           <w:b/>
           <w:lang w:val="en_US" w:bidi="en_US"/>
         </w:rPr>
-        <w:t>ὁ καθεύδων</w:t>
-      </w:r>
-    </w:p>
-    <w:p>
-      <w:pPr/>
-      <w:r>
-        <w:rPr>
-          <w:lang w:val="en_US" w:bidi="en_US"/>
-        </w:rPr>
-      </w:r>
-      <w:r>
-        <w:rPr>
-          <w:b/>
-          <w:lang w:val="en_US" w:bidi="en_US"/>
-        </w:rPr>
         <w:t>"O sleeper"</w:t>
       </w:r>
     </w:p>
@@ -33937,21 +29552,6 @@
           <w:b/>
           <w:lang w:val="en_US" w:bidi="en_US"/>
         </w:rPr>
-        <w:t>ἐκ τῶν νεκρῶν</w:t>
-      </w:r>
-    </w:p>
-    <w:p>
-      <w:pPr/>
-      <w:r>
-        <w:rPr>
-          <w:lang w:val="en_US" w:bidi="en_US"/>
-        </w:rPr>
-      </w:r>
-      <w:r>
-        <w:rPr>
-          <w:b/>
-          <w:lang w:val="en_US" w:bidi="en_US"/>
-        </w:rPr>
         <w:t>"from the dead"</w:t>
       </w:r>
     </w:p>
@@ -34048,21 +29648,6 @@
           <w:b/>
           <w:lang w:val="en_US" w:bidi="en_US"/>
         </w:rPr>
-        <w:t>ἐπιφαύσει σοι</w:t>
-      </w:r>
-    </w:p>
-    <w:p>
-      <w:pPr/>
-      <w:r>
-        <w:rPr>
-          <w:lang w:val="en_US" w:bidi="en_US"/>
-        </w:rPr>
-      </w:r>
-      <w:r>
-        <w:rPr>
-          <w:b/>
-          <w:lang w:val="en_US" w:bidi="en_US"/>
-        </w:rPr>
         <w:t>"will shine on you"</w:t>
       </w:r>
     </w:p>
@@ -34159,21 +29744,6 @@
           <w:b/>
           <w:lang w:val="en_US" w:bidi="en_US"/>
         </w:rPr>
-        <w:t>ἐπιφαύσει σοι ὁ Χριστός</w:t>
-      </w:r>
-    </w:p>
-    <w:p>
-      <w:pPr/>
-      <w:r>
-        <w:rPr>
-          <w:lang w:val="en_US" w:bidi="en_US"/>
-        </w:rPr>
-      </w:r>
-      <w:r>
-        <w:rPr>
-          <w:b/>
-          <w:lang w:val="en_US" w:bidi="en_US"/>
-        </w:rPr>
         <w:t>"Christ will shine on you"</w:t>
       </w:r>
     </w:p>
@@ -34340,21 +29910,6 @@
           <w:b/>
           <w:lang w:val="en_US" w:bidi="en_US"/>
         </w:rPr>
-        <w:t>οὖν</w:t>
-      </w:r>
-    </w:p>
-    <w:p>
-      <w:pPr/>
-      <w:r>
-        <w:rPr>
-          <w:lang w:val="en_US" w:bidi="en_US"/>
-        </w:rPr>
-      </w:r>
-      <w:r>
-        <w:rPr>
-          <w:b/>
-          <w:lang w:val="en_US" w:bidi="en_US"/>
-        </w:rPr>
         <w:t>"therefore"</w:t>
       </w:r>
     </w:p>
@@ -34451,21 +30006,6 @@
           <w:b/>
           <w:lang w:val="en_US" w:bidi="en_US"/>
         </w:rPr>
-        <w:t>ἀλλ’</w:t>
-      </w:r>
-    </w:p>
-    <w:p>
-      <w:pPr/>
-      <w:r>
-        <w:rPr>
-          <w:lang w:val="en_US" w:bidi="en_US"/>
-        </w:rPr>
-      </w:r>
-      <w:r>
-        <w:rPr>
-          <w:b/>
-          <w:lang w:val="en_US" w:bidi="en_US"/>
-        </w:rPr>
         <w:t>"but"</w:t>
       </w:r>
     </w:p>
@@ -34645,21 +30185,6 @@
           <w:b/>
           <w:lang w:val="en_US" w:bidi="en_US"/>
         </w:rPr>
-        <w:t>ἐξαγοραζόμενοι τὸν καιρόν</w:t>
-      </w:r>
-    </w:p>
-    <w:p>
-      <w:pPr/>
-      <w:r>
-        <w:rPr>
-          <w:lang w:val="en_US" w:bidi="en_US"/>
-        </w:rPr>
-      </w:r>
-      <w:r>
-        <w:rPr>
-          <w:b/>
-          <w:lang w:val="en_US" w:bidi="en_US"/>
-        </w:rPr>
         <w:t>"redeeming the time"</w:t>
       </w:r>
     </w:p>
@@ -34756,21 +30281,6 @@
           <w:b/>
           <w:lang w:val="en_US" w:bidi="en_US"/>
         </w:rPr>
-        <w:t>ὅτι αἱ ἡμέραι πονηραί εἰσιν</w:t>
-      </w:r>
-    </w:p>
-    <w:p>
-      <w:pPr/>
-      <w:r>
-        <w:rPr>
-          <w:lang w:val="en_US" w:bidi="en_US"/>
-        </w:rPr>
-      </w:r>
-      <w:r>
-        <w:rPr>
-          <w:b/>
-          <w:lang w:val="en_US" w:bidi="en_US"/>
-        </w:rPr>
         <w:t>"because the days are evil"</w:t>
       </w:r>
     </w:p>
@@ -34867,21 +30377,6 @@
           <w:b/>
           <w:lang w:val="en_US" w:bidi="en_US"/>
         </w:rPr>
-        <w:t>ὅτι</w:t>
-      </w:r>
-    </w:p>
-    <w:p>
-      <w:pPr/>
-      <w:r>
-        <w:rPr>
-          <w:lang w:val="en_US" w:bidi="en_US"/>
-        </w:rPr>
-      </w:r>
-      <w:r>
-        <w:rPr>
-          <w:b/>
-          <w:lang w:val="en_US" w:bidi="en_US"/>
-        </w:rPr>
         <w:t>"because"</w:t>
       </w:r>
     </w:p>
@@ -34978,21 +30473,6 @@
           <w:b/>
           <w:lang w:val="en_US" w:bidi="en_US"/>
         </w:rPr>
-        <w:t>διὰ τοῦτο</w:t>
-      </w:r>
-    </w:p>
-    <w:p>
-      <w:pPr/>
-      <w:r>
-        <w:rPr>
-          <w:lang w:val="en_US" w:bidi="en_US"/>
-        </w:rPr>
-      </w:r>
-      <w:r>
-        <w:rPr>
-          <w:b/>
-          <w:lang w:val="en_US" w:bidi="en_US"/>
-        </w:rPr>
         <w:t>"Because of this"</w:t>
       </w:r>
     </w:p>
@@ -35089,21 +30569,6 @@
           <w:b/>
           <w:lang w:val="en_US" w:bidi="en_US"/>
         </w:rPr>
-        <w:t>ἀλλὰ</w:t>
-      </w:r>
-    </w:p>
-    <w:p>
-      <w:pPr/>
-      <w:r>
-        <w:rPr>
-          <w:lang w:val="en_US" w:bidi="en_US"/>
-        </w:rPr>
-      </w:r>
-      <w:r>
-        <w:rPr>
-          <w:b/>
-          <w:lang w:val="en_US" w:bidi="en_US"/>
-        </w:rPr>
         <w:t>"but"</w:t>
       </w:r>
     </w:p>
@@ -35326,21 +30791,6 @@
           <w:b/>
           <w:lang w:val="en_US" w:bidi="en_US"/>
         </w:rPr>
-        <w:t>ἐν ᾧ ἐστιν ἀσωτία</w:t>
-      </w:r>
-    </w:p>
-    <w:p>
-      <w:pPr/>
-      <w:r>
-        <w:rPr>
-          <w:lang w:val="en_US" w:bidi="en_US"/>
-        </w:rPr>
-      </w:r>
-      <w:r>
-        <w:rPr>
-          <w:b/>
-          <w:lang w:val="en_US" w:bidi="en_US"/>
-        </w:rPr>
         <w:t>"in which is recklessness"</w:t>
       </w:r>
     </w:p>
@@ -35437,21 +30887,6 @@
           <w:b/>
           <w:lang w:val="en_US" w:bidi="en_US"/>
         </w:rPr>
-        <w:t>ἀλλὰ πληροῦσθε ἐν Πνεύματι</w:t>
-      </w:r>
-    </w:p>
-    <w:p>
-      <w:pPr/>
-      <w:r>
-        <w:rPr>
-          <w:lang w:val="en_US" w:bidi="en_US"/>
-        </w:rPr>
-      </w:r>
-      <w:r>
-        <w:rPr>
-          <w:b/>
-          <w:lang w:val="en_US" w:bidi="en_US"/>
-        </w:rPr>
         <w:t>"Instead, be filled with the Spirit"</w:t>
       </w:r>
     </w:p>
@@ -35515,21 +30950,6 @@
           <w:b/>
           <w:lang w:val="en_US" w:bidi="en_US"/>
         </w:rPr>
-        <w:t>ἀλλὰ</w:t>
-      </w:r>
-    </w:p>
-    <w:p>
-      <w:pPr/>
-      <w:r>
-        <w:rPr>
-          <w:lang w:val="en_US" w:bidi="en_US"/>
-        </w:rPr>
-      </w:r>
-      <w:r>
-        <w:rPr>
-          <w:b/>
-          <w:lang w:val="en_US" w:bidi="en_US"/>
-        </w:rPr>
         <w:t>"Instead"</w:t>
       </w:r>
     </w:p>
@@ -35626,21 +31046,6 @@
           <w:b/>
           <w:lang w:val="en_US" w:bidi="en_US"/>
         </w:rPr>
-        <w:t>ψαλμοῖς, καὶ ὕμνοις, καὶ ᾠδαῖς πνευματικαῖς</w:t>
-      </w:r>
-    </w:p>
-    <w:p>
-      <w:pPr/>
-      <w:r>
-        <w:rPr>
-          <w:lang w:val="en_US" w:bidi="en_US"/>
-        </w:rPr>
-      </w:r>
-      <w:r>
-        <w:rPr>
-          <w:b/>
-          <w:lang w:val="en_US" w:bidi="en_US"/>
-        </w:rPr>
         <w:t>"psalms and hymns and spiritual songs"</w:t>
       </w:r>
     </w:p>
@@ -35800,21 +31205,6 @@
           <w:b/>
           <w:lang w:val="en_US" w:bidi="en_US"/>
         </w:rPr>
-        <w:t>ὕμνοις</w:t>
-      </w:r>
-    </w:p>
-    <w:p>
-      <w:pPr/>
-      <w:r>
-        <w:rPr>
-          <w:lang w:val="en_US" w:bidi="en_US"/>
-        </w:rPr>
-      </w:r>
-      <w:r>
-        <w:rPr>
-          <w:b/>
-          <w:lang w:val="en_US" w:bidi="en_US"/>
-        </w:rPr>
         <w:t>"hymns"</w:t>
       </w:r>
     </w:p>
@@ -35891,21 +31281,6 @@
           <w:b/>
           <w:lang w:val="en_US" w:bidi="en_US"/>
         </w:rPr>
-        <w:t>ᾠδαῖς πνευματικαῖς</w:t>
-      </w:r>
-    </w:p>
-    <w:p>
-      <w:pPr/>
-      <w:r>
-        <w:rPr>
-          <w:lang w:val="en_US" w:bidi="en_US"/>
-        </w:rPr>
-      </w:r>
-      <w:r>
-        <w:rPr>
-          <w:b/>
-          <w:lang w:val="en_US" w:bidi="en_US"/>
-        </w:rPr>
         <w:t>"spiritual songs"</w:t>
       </w:r>
     </w:p>
@@ -36002,21 +31377,6 @@
           <w:b/>
           <w:lang w:val="en_US" w:bidi="en_US"/>
         </w:rPr>
-        <w:t>τῇ καρδίᾳ ὑμῶν</w:t>
-      </w:r>
-    </w:p>
-    <w:p>
-      <w:pPr/>
-      <w:r>
-        <w:rPr>
-          <w:lang w:val="en_US" w:bidi="en_US"/>
-        </w:rPr>
-      </w:r>
-      <w:r>
-        <w:rPr>
-          <w:b/>
-          <w:lang w:val="en_US" w:bidi="en_US"/>
-        </w:rPr>
         <w:t>"in your heart"</w:t>
       </w:r>
     </w:p>
@@ -36113,21 +31473,6 @@
           <w:b/>
           <w:lang w:val="en_US" w:bidi="en_US"/>
         </w:rPr>
-        <w:t>ἐν ὀνόματι τοῦ Κυρίου ἡμῶν, Ἰησοῦ Χριστοῦ</w:t>
-      </w:r>
-    </w:p>
-    <w:p>
-      <w:pPr/>
-      <w:r>
-        <w:rPr>
-          <w:lang w:val="en_US" w:bidi="en_US"/>
-        </w:rPr>
-      </w:r>
-      <w:r>
-        <w:rPr>
-          <w:b/>
-          <w:lang w:val="en_US" w:bidi="en_US"/>
-        </w:rPr>
         <w:t>"in the name of our Lord Jesus Christ"</w:t>
       </w:r>
     </w:p>
@@ -36224,21 +31569,6 @@
           <w:b/>
           <w:lang w:val="en_US" w:bidi="en_US"/>
         </w:rPr>
-        <w:t>τῷ Θεῷ καὶ Πατρί</w:t>
-      </w:r>
-    </w:p>
-    <w:p>
-      <w:pPr/>
-      <w:r>
-        <w:rPr>
-          <w:lang w:val="en_US" w:bidi="en_US"/>
-        </w:rPr>
-      </w:r>
-      <w:r>
-        <w:rPr>
-          <w:b/>
-          <w:lang w:val="en_US" w:bidi="en_US"/>
-        </w:rPr>
         <w:t>"to God, even the Father"</w:t>
       </w:r>
     </w:p>
@@ -36318,7 +31648,7 @@
         </w:rPr>
         <w:t>Connecting Statement:\n\nPaul begins to explain how Christians are to submit themselves to one another (</w:t>
       </w:r>
-      <w:hyperlink r:id="rId23">
+      <w:hyperlink r:id="rId21">
         <w:r>
           <w:rPr>
             <w:lang w:val="en_US" w:bidi="en_US"/>
@@ -36383,21 +31713,6 @@
           <w:b/>
           <w:lang w:val="en_US" w:bidi="en_US"/>
         </w:rPr>
-        <w:t>ὅτι</w:t>
-      </w:r>
-    </w:p>
-    <w:p>
-      <w:pPr/>
-      <w:r>
-        <w:rPr>
-          <w:lang w:val="en_US" w:bidi="en_US"/>
-        </w:rPr>
-      </w:r>
-      <w:r>
-        <w:rPr>
-          <w:b/>
-          <w:lang w:val="en_US" w:bidi="en_US"/>
-        </w:rPr>
         <w:t>"For"</w:t>
       </w:r>
     </w:p>
@@ -36494,21 +31809,6 @@
           <w:b/>
           <w:lang w:val="en_US" w:bidi="en_US"/>
         </w:rPr>
-        <w:t>κεφαλὴ τῆς γυναικὸς &amp; κεφαλὴ τῆς ἐκκλησίας</w:t>
-      </w:r>
-    </w:p>
-    <w:p>
-      <w:pPr/>
-      <w:r>
-        <w:rPr>
-          <w:lang w:val="en_US" w:bidi="en_US"/>
-        </w:rPr>
-      </w:r>
-      <w:r>
-        <w:rPr>
-          <w:b/>
-          <w:lang w:val="en_US" w:bidi="en_US"/>
-        </w:rPr>
         <w:t>"the head of the wife"</w:t>
       </w:r>
       <w:r>
@@ -36618,21 +31918,6 @@
           <w:b/>
           <w:lang w:val="en_US" w:bidi="en_US"/>
         </w:rPr>
-        <w:t>τοῦ σώματος</w:t>
-      </w:r>
-    </w:p>
-    <w:p>
-      <w:pPr/>
-      <w:r>
-        <w:rPr>
-          <w:lang w:val="en_US" w:bidi="en_US"/>
-        </w:rPr>
-      </w:r>
-      <w:r>
-        <w:rPr>
-          <w:b/>
-          <w:lang w:val="en_US" w:bidi="en_US"/>
-        </w:rPr>
         <w:t>"of the body"</w:t>
       </w:r>
     </w:p>
@@ -36887,21 +32172,6 @@
           <w:b/>
           <w:lang w:val="en_US" w:bidi="en_US"/>
         </w:rPr>
-        <w:t>ἑαυτὸν παρέδωκεν</w:t>
-      </w:r>
-    </w:p>
-    <w:p>
-      <w:pPr/>
-      <w:r>
-        <w:rPr>
-          <w:lang w:val="en_US" w:bidi="en_US"/>
-        </w:rPr>
-      </w:r>
-      <w:r>
-        <w:rPr>
-          <w:b/>
-          <w:lang w:val="en_US" w:bidi="en_US"/>
-        </w:rPr>
         <w:t>"gave himself up"</w:t>
       </w:r>
     </w:p>
@@ -36965,21 +32235,6 @@
           <w:b/>
           <w:lang w:val="en_US" w:bidi="en_US"/>
         </w:rPr>
-        <w:t>ὑπὲρ αὐτῆς</w:t>
-      </w:r>
-    </w:p>
-    <w:p>
-      <w:pPr/>
-      <w:r>
-        <w:rPr>
-          <w:lang w:val="en_US" w:bidi="en_US"/>
-        </w:rPr>
-      </w:r>
-      <w:r>
-        <w:rPr>
-          <w:b/>
-          <w:lang w:val="en_US" w:bidi="en_US"/>
-        </w:rPr>
         <w:t>"for her"</w:t>
       </w:r>
     </w:p>
@@ -37063,21 +32318,6 @@
           <w:b/>
           <w:lang w:val="en_US" w:bidi="en_US"/>
         </w:rPr>
-        <w:t>ἵνα</w:t>
-      </w:r>
-    </w:p>
-    <w:p>
-      <w:pPr/>
-      <w:r>
-        <w:rPr>
-          <w:lang w:val="en_US" w:bidi="en_US"/>
-        </w:rPr>
-      </w:r>
-      <w:r>
-        <w:rPr>
-          <w:b/>
-          <w:lang w:val="en_US" w:bidi="en_US"/>
-        </w:rPr>
         <w:t>"so that"</w:t>
       </w:r>
     </w:p>
@@ -37174,21 +32414,6 @@
           <w:b/>
           <w:lang w:val="en_US" w:bidi="en_US"/>
         </w:rPr>
-        <w:t>αὐτὴν ἁγιάσῃ, καθαρίσας</w:t>
-      </w:r>
-    </w:p>
-    <w:p>
-      <w:pPr/>
-      <w:r>
-        <w:rPr>
-          <w:lang w:val="en_US" w:bidi="en_US"/>
-        </w:rPr>
-      </w:r>
-      <w:r>
-        <w:rPr>
-          <w:b/>
-          <w:lang w:val="en_US" w:bidi="en_US"/>
-        </w:rPr>
         <w:t>"he might sanctify her, having cleansed her"</w:t>
       </w:r>
     </w:p>
@@ -37272,21 +32497,6 @@
           <w:b/>
           <w:lang w:val="en_US" w:bidi="en_US"/>
         </w:rPr>
-        <w:t>καθαρίσας τῷ λουτρῷ τοῦ ὕδατος ἐν ῥήματι</w:t>
-      </w:r>
-    </w:p>
-    <w:p>
-      <w:pPr/>
-      <w:r>
-        <w:rPr>
-          <w:lang w:val="en_US" w:bidi="en_US"/>
-        </w:rPr>
-      </w:r>
-      <w:r>
-        <w:rPr>
-          <w:b/>
-          <w:lang w:val="en_US" w:bidi="en_US"/>
-        </w:rPr>
         <w:t>"having cleansed her by the washing of the water with the word"</w:t>
       </w:r>
     </w:p>
@@ -37409,21 +32619,6 @@
           <w:b/>
           <w:lang w:val="en_US" w:bidi="en_US"/>
         </w:rPr>
-        <w:t>ἵνα</w:t>
-      </w:r>
-    </w:p>
-    <w:p>
-      <w:pPr/>
-      <w:r>
-        <w:rPr>
-          <w:lang w:val="en_US" w:bidi="en_US"/>
-        </w:rPr>
-      </w:r>
-      <w:r>
-        <w:rPr>
-          <w:b/>
-          <w:lang w:val="en_US" w:bidi="en_US"/>
-        </w:rPr>
         <w:t>"so that"</w:t>
       </w:r>
     </w:p>
@@ -37520,21 +32715,6 @@
           <w:b/>
           <w:lang w:val="en_US" w:bidi="en_US"/>
         </w:rPr>
-        <w:t>μὴ ἔχουσαν σπίλον, ἢ ῥυτίδα</w:t>
-      </w:r>
-    </w:p>
-    <w:p>
-      <w:pPr/>
-      <w:r>
-        <w:rPr>
-          <w:lang w:val="en_US" w:bidi="en_US"/>
-        </w:rPr>
-      </w:r>
-      <w:r>
-        <w:rPr>
-          <w:b/>
-          <w:lang w:val="en_US" w:bidi="en_US"/>
-        </w:rPr>
         <w:t>"not having stain or wrinkle"</w:t>
       </w:r>
     </w:p>
@@ -37727,21 +32907,6 @@
           <w:b/>
           <w:lang w:val="en_US" w:bidi="en_US"/>
         </w:rPr>
-        <w:t>ἀλλ’</w:t>
-      </w:r>
-    </w:p>
-    <w:p>
-      <w:pPr/>
-      <w:r>
-        <w:rPr>
-          <w:lang w:val="en_US" w:bidi="en_US"/>
-        </w:rPr>
-      </w:r>
-      <w:r>
-        <w:rPr>
-          <w:b/>
-          <w:lang w:val="en_US" w:bidi="en_US"/>
-        </w:rPr>
         <w:t>"but"</w:t>
       </w:r>
     </w:p>
@@ -37838,21 +33003,6 @@
           <w:b/>
           <w:lang w:val="en_US" w:bidi="en_US"/>
         </w:rPr>
-        <w:t>ἵνα</w:t>
-      </w:r>
-    </w:p>
-    <w:p>
-      <w:pPr/>
-      <w:r>
-        <w:rPr>
-          <w:lang w:val="en_US" w:bidi="en_US"/>
-        </w:rPr>
-      </w:r>
-      <w:r>
-        <w:rPr>
-          <w:b/>
-          <w:lang w:val="en_US" w:bidi="en_US"/>
-        </w:rPr>
         <w:t>"so that"</w:t>
       </w:r>
     </w:p>
@@ -37949,21 +33099,6 @@
           <w:b/>
           <w:lang w:val="en_US" w:bidi="en_US"/>
         </w:rPr>
-        <w:t>ἁγία καὶ ἄμωμος</w:t>
-      </w:r>
-    </w:p>
-    <w:p>
-      <w:pPr/>
-      <w:r>
-        <w:rPr>
-          <w:lang w:val="en_US" w:bidi="en_US"/>
-        </w:rPr>
-      </w:r>
-      <w:r>
-        <w:rPr>
-          <w:b/>
-          <w:lang w:val="en_US" w:bidi="en_US"/>
-        </w:rPr>
         <w:t>"holy and blameless"</w:t>
       </w:r>
     </w:p>
@@ -38073,21 +33208,6 @@
           <w:b/>
           <w:lang w:val="en_US" w:bidi="en_US"/>
         </w:rPr>
-        <w:t>ὡς τὰ ἑαυτῶν σώματα</w:t>
-      </w:r>
-    </w:p>
-    <w:p>
-      <w:pPr/>
-      <w:r>
-        <w:rPr>
-          <w:lang w:val="en_US" w:bidi="en_US"/>
-        </w:rPr>
-      </w:r>
-      <w:r>
-        <w:rPr>
-          <w:b/>
-          <w:lang w:val="en_US" w:bidi="en_US"/>
-        </w:rPr>
         <w:t>"as their own bodies"</w:t>
       </w:r>
     </w:p>
@@ -38184,21 +33304,6 @@
           <w:b/>
           <w:lang w:val="en_US" w:bidi="en_US"/>
         </w:rPr>
-        <w:t>ἀλλὰ ἐκτρέφει</w:t>
-      </w:r>
-    </w:p>
-    <w:p>
-      <w:pPr/>
-      <w:r>
-        <w:rPr>
-          <w:lang w:val="en_US" w:bidi="en_US"/>
-        </w:rPr>
-      </w:r>
-      <w:r>
-        <w:rPr>
-          <w:b/>
-          <w:lang w:val="en_US" w:bidi="en_US"/>
-        </w:rPr>
         <w:t>"but he nourishes"</w:t>
       </w:r>
     </w:p>
@@ -38262,21 +33367,6 @@
           <w:b/>
           <w:lang w:val="en_US" w:bidi="en_US"/>
         </w:rPr>
-        <w:t>ἀλλὰ</w:t>
-      </w:r>
-    </w:p>
-    <w:p>
-      <w:pPr/>
-      <w:r>
-        <w:rPr>
-          <w:lang w:val="en_US" w:bidi="en_US"/>
-        </w:rPr>
-      </w:r>
-      <w:r>
-        <w:rPr>
-          <w:b/>
-          <w:lang w:val="en_US" w:bidi="en_US"/>
-        </w:rPr>
         <w:t>"but"</w:t>
       </w:r>
     </w:p>
@@ -38373,21 +33463,6 @@
           <w:b/>
           <w:lang w:val="en_US" w:bidi="en_US"/>
         </w:rPr>
-        <w:t>ὅτι</w:t>
-      </w:r>
-    </w:p>
-    <w:p>
-      <w:pPr/>
-      <w:r>
-        <w:rPr>
-          <w:lang w:val="en_US" w:bidi="en_US"/>
-        </w:rPr>
-      </w:r>
-      <w:r>
-        <w:rPr>
-          <w:b/>
-          <w:lang w:val="en_US" w:bidi="en_US"/>
-        </w:rPr>
         <w:t>"because"</w:t>
       </w:r>
     </w:p>
@@ -38484,21 +33559,6 @@
           <w:b/>
           <w:lang w:val="en_US" w:bidi="en_US"/>
         </w:rPr>
-        <w:t>μέλη ἐσμὲν τοῦ σώματος αὐτοῦ</w:t>
-      </w:r>
-    </w:p>
-    <w:p>
-      <w:pPr/>
-      <w:r>
-        <w:rPr>
-          <w:lang w:val="en_US" w:bidi="en_US"/>
-        </w:rPr>
-      </w:r>
-      <w:r>
-        <w:rPr>
-          <w:b/>
-          <w:lang w:val="en_US" w:bidi="en_US"/>
-        </w:rPr>
         <w:t>"we are members of his body"</w:t>
       </w:r>
     </w:p>
@@ -38734,21 +33794,6 @@
           <w:b/>
           <w:lang w:val="en_US" w:bidi="en_US"/>
         </w:rPr>
-        <w:t>ἀντὶ τούτου</w:t>
-      </w:r>
-    </w:p>
-    <w:p>
-      <w:pPr/>
-      <w:r>
-        <w:rPr>
-          <w:lang w:val="en_US" w:bidi="en_US"/>
-        </w:rPr>
-      </w:r>
-      <w:r>
-        <w:rPr>
-          <w:b/>
-          <w:lang w:val="en_US" w:bidi="en_US"/>
-        </w:rPr>
         <w:t>"Because of this"</w:t>
       </w:r>
     </w:p>
@@ -38971,21 +34016,6 @@
           <w:b/>
           <w:lang w:val="en_US" w:bidi="en_US"/>
         </w:rPr>
-        <w:t>γάρ</w:t>
-      </w:r>
-    </w:p>
-    <w:p>
-      <w:pPr/>
-      <w:r>
-        <w:rPr>
-          <w:lang w:val="en_US" w:bidi="en_US"/>
-        </w:rPr>
-      </w:r>
-      <w:r>
-        <w:rPr>
-          <w:b/>
-          <w:lang w:val="en_US" w:bidi="en_US"/>
-        </w:rPr>
         <w:t>"for"</w:t>
       </w:r>
     </w:p>
@@ -39191,21 +34221,6 @@
           <w:b/>
           <w:lang w:val="en_US" w:bidi="en_US"/>
         </w:rPr>
-        <w:t>ἵνα</w:t>
-      </w:r>
-    </w:p>
-    <w:p>
-      <w:pPr/>
-      <w:r>
-        <w:rPr>
-          <w:lang w:val="en_US" w:bidi="en_US"/>
-        </w:rPr>
-      </w:r>
-      <w:r>
-        <w:rPr>
-          <w:b/>
-          <w:lang w:val="en_US" w:bidi="en_US"/>
-        </w:rPr>
         <w:t>"so that"</w:t>
       </w:r>
     </w:p>
@@ -39302,21 +34317,6 @@
           <w:b/>
           <w:lang w:val="en_US" w:bidi="en_US"/>
         </w:rPr>
-        <w:t>μὴ παροργίζετε τὰ τέκνα ὑμῶν</w:t>
-      </w:r>
-    </w:p>
-    <w:p>
-      <w:pPr/>
-      <w:r>
-        <w:rPr>
-          <w:lang w:val="en_US" w:bidi="en_US"/>
-        </w:rPr>
-      </w:r>
-      <w:r>
-        <w:rPr>
-          <w:b/>
-          <w:lang w:val="en_US" w:bidi="en_US"/>
-        </w:rPr>
         <w:t>"do not provoke your children to anger"</w:t>
       </w:r>
     </w:p>
@@ -39380,21 +34380,6 @@
           <w:b/>
           <w:lang w:val="en_US" w:bidi="en_US"/>
         </w:rPr>
-        <w:t>ἀλλὰ</w:t>
-      </w:r>
-    </w:p>
-    <w:p>
-      <w:pPr/>
-      <w:r>
-        <w:rPr>
-          <w:lang w:val="en_US" w:bidi="en_US"/>
-        </w:rPr>
-      </w:r>
-      <w:r>
-        <w:rPr>
-          <w:b/>
-          <w:lang w:val="en_US" w:bidi="en_US"/>
-        </w:rPr>
         <w:t>"Instead"</w:t>
       </w:r>
     </w:p>
@@ -39491,21 +34476,6 @@
           <w:b/>
           <w:lang w:val="en_US" w:bidi="en_US"/>
         </w:rPr>
-        <w:t>ἐκτρέφετε αὐτὰ ἐν παιδείᾳ καὶ νουθεσίᾳ Κυρίου</w:t>
-      </w:r>
-    </w:p>
-    <w:p>
-      <w:pPr/>
-      <w:r>
-        <w:rPr>
-          <w:lang w:val="en_US" w:bidi="en_US"/>
-        </w:rPr>
-      </w:r>
-      <w:r>
-        <w:rPr>
-          <w:b/>
-          <w:lang w:val="en_US" w:bidi="en_US"/>
-        </w:rPr>
         <w:t>"raise them in the discipline and instruction of the Lord"</w:t>
       </w:r>
     </w:p>
@@ -39615,21 +34585,6 @@
           <w:b/>
           <w:lang w:val="en_US" w:bidi="en_US"/>
         </w:rPr>
-        <w:t>φόβου καὶ τρόμου</w:t>
-      </w:r>
-    </w:p>
-    <w:p>
-      <w:pPr/>
-      <w:r>
-        <w:rPr>
-          <w:lang w:val="en_US" w:bidi="en_US"/>
-        </w:rPr>
-      </w:r>
-      <w:r>
-        <w:rPr>
-          <w:b/>
-          <w:lang w:val="en_US" w:bidi="en_US"/>
-        </w:rPr>
         <w:t>"fear and trembling"</w:t>
       </w:r>
     </w:p>
@@ -39726,21 +34681,6 @@
           <w:b/>
           <w:lang w:val="en_US" w:bidi="en_US"/>
         </w:rPr>
-        <w:t>καὶ τρόμου</w:t>
-      </w:r>
-    </w:p>
-    <w:p>
-      <w:pPr/>
-      <w:r>
-        <w:rPr>
-          <w:lang w:val="en_US" w:bidi="en_US"/>
-        </w:rPr>
-      </w:r>
-      <w:r>
-        <w:rPr>
-          <w:b/>
-          <w:lang w:val="en_US" w:bidi="en_US"/>
-        </w:rPr>
         <w:t>"and trembling"</w:t>
       </w:r>
     </w:p>
@@ -39837,21 +34777,6 @@
           <w:b/>
           <w:lang w:val="en_US" w:bidi="en_US"/>
         </w:rPr>
-        <w:t>ἐν ἁπλότητι τῆς καρδίας ὑμῶν</w:t>
-      </w:r>
-    </w:p>
-    <w:p>
-      <w:pPr/>
-      <w:r>
-        <w:rPr>
-          <w:lang w:val="en_US" w:bidi="en_US"/>
-        </w:rPr>
-      </w:r>
-      <w:r>
-        <w:rPr>
-          <w:b/>
-          <w:lang w:val="en_US" w:bidi="en_US"/>
-        </w:rPr>
         <w:t>"in honesty of your heart"</w:t>
       </w:r>
     </w:p>
@@ -39948,21 +34873,6 @@
           <w:b/>
           <w:lang w:val="en_US" w:bidi="en_US"/>
         </w:rPr>
-        <w:t>ἐν ἁπλότητι</w:t>
-      </w:r>
-    </w:p>
-    <w:p>
-      <w:pPr/>
-      <w:r>
-        <w:rPr>
-          <w:lang w:val="en_US" w:bidi="en_US"/>
-        </w:rPr>
-      </w:r>
-      <w:r>
-        <w:rPr>
-          <w:b/>
-          <w:lang w:val="en_US" w:bidi="en_US"/>
-        </w:rPr>
         <w:t>"in honesty"</w:t>
       </w:r>
     </w:p>
@@ -40059,21 +34969,6 @@
           <w:b/>
           <w:lang w:val="en_US" w:bidi="en_US"/>
         </w:rPr>
-        <w:t>ὡς τῷ Χριστῷ</w:t>
-      </w:r>
-    </w:p>
-    <w:p>
-      <w:pPr/>
-      <w:r>
-        <w:rPr>
-          <w:lang w:val="en_US" w:bidi="en_US"/>
-        </w:rPr>
-      </w:r>
-      <w:r>
-        <w:rPr>
-          <w:b/>
-          <w:lang w:val="en_US" w:bidi="en_US"/>
-        </w:rPr>
         <w:t>"as to Christ"</w:t>
       </w:r>
     </w:p>
@@ -40157,21 +35052,6 @@
           <w:b/>
           <w:lang w:val="en_US" w:bidi="en_US"/>
         </w:rPr>
-        <w:t>ἀλλ’</w:t>
-      </w:r>
-    </w:p>
-    <w:p>
-      <w:pPr/>
-      <w:r>
-        <w:rPr>
-          <w:lang w:val="en_US" w:bidi="en_US"/>
-        </w:rPr>
-      </w:r>
-      <w:r>
-        <w:rPr>
-          <w:b/>
-          <w:lang w:val="en_US" w:bidi="en_US"/>
-        </w:rPr>
         <w:t>"but"</w:t>
       </w:r>
     </w:p>
@@ -40268,21 +35148,6 @@
           <w:b/>
           <w:lang w:val="en_US" w:bidi="en_US"/>
         </w:rPr>
-        <w:t>ὡς δοῦλοι Χριστοῦ</w:t>
-      </w:r>
-    </w:p>
-    <w:p>
-      <w:pPr/>
-      <w:r>
-        <w:rPr>
-          <w:lang w:val="en_US" w:bidi="en_US"/>
-        </w:rPr>
-      </w:r>
-      <w:r>
-        <w:rPr>
-          <w:b/>
-          <w:lang w:val="en_US" w:bidi="en_US"/>
-        </w:rPr>
         <w:t>"as slaves of Christ"</w:t>
       </w:r>
     </w:p>
@@ -40346,21 +35211,6 @@
           <w:b/>
           <w:lang w:val="en_US" w:bidi="en_US"/>
         </w:rPr>
-        <w:t>ἐκ ψυχῆς</w:t>
-      </w:r>
-    </w:p>
-    <w:p>
-      <w:pPr/>
-      <w:r>
-        <w:rPr>
-          <w:lang w:val="en_US" w:bidi="en_US"/>
-        </w:rPr>
-      </w:r>
-      <w:r>
-        <w:rPr>
-          <w:b/>
-          <w:lang w:val="en_US" w:bidi="en_US"/>
-        </w:rPr>
         <w:t>"from the soul"</w:t>
       </w:r>
     </w:p>
@@ -40457,21 +35307,6 @@
           <w:b/>
           <w:lang w:val="en_US" w:bidi="en_US"/>
         </w:rPr>
-        <w:t>τὰ αὐτὰ ποιεῖτε πρὸς αὐτούς</w:t>
-      </w:r>
-    </w:p>
-    <w:p>
-      <w:pPr/>
-      <w:r>
-        <w:rPr>
-          <w:lang w:val="en_US" w:bidi="en_US"/>
-        </w:rPr>
-      </w:r>
-      <w:r>
-        <w:rPr>
-          <w:b/>
-          <w:lang w:val="en_US" w:bidi="en_US"/>
-        </w:rPr>
         <w:t>"do the same to them"</w:t>
       </w:r>
     </w:p>
@@ -40501,7 +35336,7 @@
         </w:rPr>
         <w:t xml:space="preserve"> refers back to “if he does something good” from (</w:t>
       </w:r>
-      <w:hyperlink r:id="rId24">
+      <w:hyperlink r:id="rId22">
         <w:r>
           <w:rPr>
             <w:lang w:val="en_US" w:bidi="en_US"/>
@@ -40586,21 +35421,6 @@
           <w:b/>
           <w:lang w:val="en_US" w:bidi="en_US"/>
         </w:rPr>
-        <w:t>εἰδότες ὅτι καὶ αὐτῶν καὶ ὑμῶν ὁ Κύριός ἐστιν ἐν οὐρανοῖς</w:t>
-      </w:r>
-    </w:p>
-    <w:p>
-      <w:pPr/>
-      <w:r>
-        <w:rPr>
-          <w:lang w:val="en_US" w:bidi="en_US"/>
-        </w:rPr>
-      </w:r>
-      <w:r>
-        <w:rPr>
-          <w:b/>
-          <w:lang w:val="en_US" w:bidi="en_US"/>
-        </w:rPr>
         <w:t>"You know that the Master, both theirs and yours, is in heaven"</w:t>
       </w:r>
     </w:p>
@@ -40664,21 +35484,6 @@
           <w:b/>
           <w:lang w:val="en_US" w:bidi="en_US"/>
         </w:rPr>
-        <w:t>προσωπολημψία οὐκ ἔστιν παρ’ αὐτῷ</w:t>
-      </w:r>
-    </w:p>
-    <w:p>
-      <w:pPr/>
-      <w:r>
-        <w:rPr>
-          <w:lang w:val="en_US" w:bidi="en_US"/>
-        </w:rPr>
-      </w:r>
-      <w:r>
-        <w:rPr>
-          <w:b/>
-          <w:lang w:val="en_US" w:bidi="en_US"/>
-        </w:rPr>
         <w:t>"there is no favoritism with him"</w:t>
       </w:r>
     </w:p>
@@ -40821,7 +35626,7 @@
         </w:rPr>
         <w:t xml:space="preserve">These two words are very similar in meaning. Together, they reinforce each other. See how you translated this phrase near the end of </w:t>
       </w:r>
-      <w:hyperlink r:id="rId25">
+      <w:hyperlink r:id="rId23">
         <w:r>
           <w:rPr>
             <w:lang w:val="en_US" w:bidi="en_US"/>
@@ -40906,21 +35711,6 @@
           <w:b/>
           <w:lang w:val="en_US" w:bidi="en_US"/>
         </w:rPr>
-        <w:t>ἐνδύσασθε τὴν πανοπλίαν τοῦ Θεοῦ, πρὸς τὸ δύνασθαι ὑμᾶς στῆναι πρὸς τὰς μεθοδίας τοῦ διαβόλου</w:t>
-      </w:r>
-    </w:p>
-    <w:p>
-      <w:pPr/>
-      <w:r>
-        <w:rPr>
-          <w:lang w:val="en_US" w:bidi="en_US"/>
-        </w:rPr>
-      </w:r>
-      <w:r>
-        <w:rPr>
-          <w:b/>
-          <w:lang w:val="en_US" w:bidi="en_US"/>
-        </w:rPr>
         <w:t>"Put on the whole armor of God, to enable you to stand against the scheming of the devil"</w:t>
       </w:r>
     </w:p>
@@ -41030,21 +35820,6 @@
           <w:b/>
           <w:lang w:val="en_US" w:bidi="en_US"/>
         </w:rPr>
-        <w:t>τὰς μεθοδίας</w:t>
-      </w:r>
-    </w:p>
-    <w:p>
-      <w:pPr/>
-      <w:r>
-        <w:rPr>
-          <w:lang w:val="en_US" w:bidi="en_US"/>
-        </w:rPr>
-      </w:r>
-      <w:r>
-        <w:rPr>
-          <w:b/>
-          <w:lang w:val="en_US" w:bidi="en_US"/>
-        </w:rPr>
         <w:t>"the scheming"</w:t>
       </w:r>
     </w:p>
@@ -41108,21 +35883,6 @@
           <w:b/>
           <w:lang w:val="en_US" w:bidi="en_US"/>
         </w:rPr>
-        <w:t>ὅτι</w:t>
-      </w:r>
-    </w:p>
-    <w:p>
-      <w:pPr/>
-      <w:r>
-        <w:rPr>
-          <w:lang w:val="en_US" w:bidi="en_US"/>
-        </w:rPr>
-      </w:r>
-      <w:r>
-        <w:rPr>
-          <w:b/>
-          <w:lang w:val="en_US" w:bidi="en_US"/>
-        </w:rPr>
         <w:t>"For"</w:t>
       </w:r>
     </w:p>
@@ -41219,21 +35979,6 @@
           <w:b/>
           <w:lang w:val="en_US" w:bidi="en_US"/>
         </w:rPr>
-        <w:t>αἷμα καὶ σάρκα</w:t>
-      </w:r>
-    </w:p>
-    <w:p>
-      <w:pPr/>
-      <w:r>
-        <w:rPr>
-          <w:lang w:val="en_US" w:bidi="en_US"/>
-        </w:rPr>
-      </w:r>
-      <w:r>
-        <w:rPr>
-          <w:b/>
-          <w:lang w:val="en_US" w:bidi="en_US"/>
-        </w:rPr>
         <w:t>"blood and flesh"</w:t>
       </w:r>
     </w:p>
@@ -41317,21 +36062,6 @@
           <w:b/>
           <w:lang w:val="en_US" w:bidi="en_US"/>
         </w:rPr>
-        <w:t>ἀλλὰ</w:t>
-      </w:r>
-    </w:p>
-    <w:p>
-      <w:pPr/>
-      <w:r>
-        <w:rPr>
-          <w:lang w:val="en_US" w:bidi="en_US"/>
-        </w:rPr>
-      </w:r>
-      <w:r>
-        <w:rPr>
-          <w:b/>
-          <w:lang w:val="en_US" w:bidi="en_US"/>
-        </w:rPr>
         <w:t>"but"</w:t>
       </w:r>
     </w:p>
@@ -41524,21 +36254,6 @@
           <w:b/>
           <w:lang w:val="en_US" w:bidi="en_US"/>
         </w:rPr>
-        <w:t>τοῦ σκότους τούτου</w:t>
-      </w:r>
-    </w:p>
-    <w:p>
-      <w:pPr/>
-      <w:r>
-        <w:rPr>
-          <w:lang w:val="en_US" w:bidi="en_US"/>
-        </w:rPr>
-      </w:r>
-      <w:r>
-        <w:rPr>
-          <w:b/>
-          <w:lang w:val="en_US" w:bidi="en_US"/>
-        </w:rPr>
         <w:t>"of this darkness"</w:t>
       </w:r>
     </w:p>
@@ -41635,21 +36350,6 @@
           <w:b/>
           <w:lang w:val="en_US" w:bidi="en_US"/>
         </w:rPr>
-        <w:t>διὰ τοῦτο, ἀναλάβετε τὴν πανοπλίαν τοῦ Θεοῦ</w:t>
-      </w:r>
-    </w:p>
-    <w:p>
-      <w:pPr/>
-      <w:r>
-        <w:rPr>
-          <w:lang w:val="en_US" w:bidi="en_US"/>
-        </w:rPr>
-      </w:r>
-      <w:r>
-        <w:rPr>
-          <w:b/>
-          <w:lang w:val="en_US" w:bidi="en_US"/>
-        </w:rPr>
         <w:t>"Because of this, put on the whole armor of God"</w:t>
       </w:r>
     </w:p>
@@ -41759,21 +36459,6 @@
           <w:b/>
           <w:lang w:val="en_US" w:bidi="en_US"/>
         </w:rPr>
-        <w:t>διὰ τοῦτο</w:t>
-      </w:r>
-    </w:p>
-    <w:p>
-      <w:pPr/>
-      <w:r>
-        <w:rPr>
-          <w:lang w:val="en_US" w:bidi="en_US"/>
-        </w:rPr>
-      </w:r>
-      <w:r>
-        <w:rPr>
-          <w:b/>
-          <w:lang w:val="en_US" w:bidi="en_US"/>
-        </w:rPr>
         <w:t>"Because of this"</w:t>
       </w:r>
     </w:p>
@@ -41870,21 +36555,6 @@
           <w:b/>
           <w:lang w:val="en_US" w:bidi="en_US"/>
         </w:rPr>
-        <w:t>ἵνα δυνηθῆτε ἀντιστῆναι ἐν τῇ ἡμέρᾳ τῇ πονηρᾷ</w:t>
-      </w:r>
-    </w:p>
-    <w:p>
-      <w:pPr/>
-      <w:r>
-        <w:rPr>
-          <w:lang w:val="en_US" w:bidi="en_US"/>
-        </w:rPr>
-      </w:r>
-      <w:r>
-        <w:rPr>
-          <w:b/>
-          <w:lang w:val="en_US" w:bidi="en_US"/>
-        </w:rPr>
         <w:t>"so that you may be able to withstand in the evil day"</w:t>
       </w:r>
     </w:p>
@@ -41981,21 +36651,6 @@
           <w:b/>
           <w:lang w:val="en_US" w:bidi="en_US"/>
         </w:rPr>
-        <w:t>ἵνα δυνηθῆτε ἀντιστῆναι</w:t>
-      </w:r>
-    </w:p>
-    <w:p>
-      <w:pPr/>
-      <w:r>
-        <w:rPr>
-          <w:lang w:val="en_US" w:bidi="en_US"/>
-        </w:rPr>
-      </w:r>
-      <w:r>
-        <w:rPr>
-          <w:b/>
-          <w:lang w:val="en_US" w:bidi="en_US"/>
-        </w:rPr>
         <w:t>"so that you may be able to withstand"</w:t>
       </w:r>
     </w:p>
@@ -42092,21 +36747,6 @@
           <w:b/>
           <w:lang w:val="en_US" w:bidi="en_US"/>
         </w:rPr>
-        <w:t>ἵνα</w:t>
-      </w:r>
-    </w:p>
-    <w:p>
-      <w:pPr/>
-      <w:r>
-        <w:rPr>
-          <w:lang w:val="en_US" w:bidi="en_US"/>
-        </w:rPr>
-      </w:r>
-      <w:r>
-        <w:rPr>
-          <w:b/>
-          <w:lang w:val="en_US" w:bidi="en_US"/>
-        </w:rPr>
         <w:t>"so that"</w:t>
       </w:r>
     </w:p>
@@ -42203,21 +36843,6 @@
           <w:b/>
           <w:lang w:val="en_US" w:bidi="en_US"/>
         </w:rPr>
-        <w:t>στῆτε οὖν</w:t>
-      </w:r>
-    </w:p>
-    <w:p>
-      <w:pPr/>
-      <w:r>
-        <w:rPr>
-          <w:lang w:val="en_US" w:bidi="en_US"/>
-        </w:rPr>
-      </w:r>
-      <w:r>
-        <w:rPr>
-          <w:b/>
-          <w:lang w:val="en_US" w:bidi="en_US"/>
-        </w:rPr>
         <w:t>"Stand, therefore"</w:t>
       </w:r>
     </w:p>
@@ -42247,7 +36872,7 @@
         </w:rPr>
         <w:t xml:space="preserve"> represents taking a position on what is right and true and successfully resisting forces that try to make the believer compromise that position. See how you translated “stand firm” in </w:t>
       </w:r>
-      <w:hyperlink r:id="rId26">
+      <w:hyperlink r:id="rId24">
         <w:r>
           <w:rPr>
             <w:lang w:val="en_US" w:bidi="en_US"/>
@@ -42332,21 +36957,6 @@
           <w:b/>
           <w:lang w:val="en_US" w:bidi="en_US"/>
         </w:rPr>
-        <w:t>οὖν</w:t>
-      </w:r>
-    </w:p>
-    <w:p>
-      <w:pPr/>
-      <w:r>
-        <w:rPr>
-          <w:lang w:val="en_US" w:bidi="en_US"/>
-        </w:rPr>
-      </w:r>
-      <w:r>
-        <w:rPr>
-          <w:b/>
-          <w:lang w:val="en_US" w:bidi="en_US"/>
-        </w:rPr>
         <w:t>"therefore"</w:t>
       </w:r>
     </w:p>
@@ -42539,21 +37149,6 @@
           <w:b/>
           <w:lang w:val="en_US" w:bidi="en_US"/>
         </w:rPr>
-        <w:t>ἀληθείᾳ</w:t>
-      </w:r>
-    </w:p>
-    <w:p>
-      <w:pPr/>
-      <w:r>
-        <w:rPr>
-          <w:lang w:val="en_US" w:bidi="en_US"/>
-        </w:rPr>
-      </w:r>
-      <w:r>
-        <w:rPr>
-          <w:b/>
-          <w:lang w:val="en_US" w:bidi="en_US"/>
-        </w:rPr>
         <w:t>"truth"</w:t>
       </w:r>
     </w:p>
@@ -42650,21 +37245,6 @@
           <w:b/>
           <w:lang w:val="en_US" w:bidi="en_US"/>
         </w:rPr>
-        <w:t>ἐνδυσάμενοι τὸν θώρακα τῆς δικαιοσύνης</w:t>
-      </w:r>
-    </w:p>
-    <w:p>
-      <w:pPr/>
-      <w:r>
-        <w:rPr>
-          <w:lang w:val="en_US" w:bidi="en_US"/>
-        </w:rPr>
-      </w:r>
-      <w:r>
-        <w:rPr>
-          <w:b/>
-          <w:lang w:val="en_US" w:bidi="en_US"/>
-        </w:rPr>
         <w:t>"having put on the breastplate of righteousness"</w:t>
       </w:r>
     </w:p>
@@ -42774,21 +37354,6 @@
           <w:b/>
           <w:lang w:val="en_US" w:bidi="en_US"/>
         </w:rPr>
-        <w:t>δικαιοσύνης</w:t>
-      </w:r>
-    </w:p>
-    <w:p>
-      <w:pPr/>
-      <w:r>
-        <w:rPr>
-          <w:lang w:val="en_US" w:bidi="en_US"/>
-        </w:rPr>
-      </w:r>
-      <w:r>
-        <w:rPr>
-          <w:b/>
-          <w:lang w:val="en_US" w:bidi="en_US"/>
-        </w:rPr>
         <w:t>"of righteousness"</w:t>
       </w:r>
     </w:p>
@@ -42885,21 +37450,6 @@
           <w:b/>
           <w:lang w:val="en_US" w:bidi="en_US"/>
         </w:rPr>
-        <w:t>ὑποδησάμενοι τοὺς πόδας ἐν ἑτοιμασίᾳ τοῦ εὐαγγελίου τῆς εἰρήνης</w:t>
-      </w:r>
-    </w:p>
-    <w:p>
-      <w:pPr/>
-      <w:r>
-        <w:rPr>
-          <w:lang w:val="en_US" w:bidi="en_US"/>
-        </w:rPr>
-      </w:r>
-      <w:r>
-        <w:rPr>
-          <w:b/>
-          <w:lang w:val="en_US" w:bidi="en_US"/>
-        </w:rPr>
         <w:t>"having shod your feet with readiness of the gospel of peace"</w:t>
       </w:r>
     </w:p>
@@ -42996,21 +37546,6 @@
           <w:b/>
           <w:lang w:val="en_US" w:bidi="en_US"/>
         </w:rPr>
-        <w:t>εἰρήνης</w:t>
-      </w:r>
-    </w:p>
-    <w:p>
-      <w:pPr/>
-      <w:r>
-        <w:rPr>
-          <w:lang w:val="en_US" w:bidi="en_US"/>
-        </w:rPr>
-      </w:r>
-      <w:r>
-        <w:rPr>
-          <w:b/>
-          <w:lang w:val="en_US" w:bidi="en_US"/>
-        </w:rPr>
         <w:t>"of peace"</w:t>
       </w:r>
     </w:p>
@@ -43107,21 +37642,6 @@
           <w:b/>
           <w:lang w:val="en_US" w:bidi="en_US"/>
         </w:rPr>
-        <w:t>ἐν πᾶσιν ἀναλαβόντες τὸν θυρεὸν τῆς πίστεως</w:t>
-      </w:r>
-    </w:p>
-    <w:p>
-      <w:pPr/>
-      <w:r>
-        <w:rPr>
-          <w:lang w:val="en_US" w:bidi="en_US"/>
-        </w:rPr>
-      </w:r>
-      <w:r>
-        <w:rPr>
-          <w:b/>
-          <w:lang w:val="en_US" w:bidi="en_US"/>
-        </w:rPr>
         <w:t>"In everything take up the shield of the faith"</w:t>
       </w:r>
     </w:p>
@@ -43231,21 +37751,6 @@
           <w:b/>
           <w:lang w:val="en_US" w:bidi="en_US"/>
         </w:rPr>
-        <w:t>τῆς πίστεως</w:t>
-      </w:r>
-    </w:p>
-    <w:p>
-      <w:pPr/>
-      <w:r>
-        <w:rPr>
-          <w:lang w:val="en_US" w:bidi="en_US"/>
-        </w:rPr>
-      </w:r>
-      <w:r>
-        <w:rPr>
-          <w:b/>
-          <w:lang w:val="en_US" w:bidi="en_US"/>
-        </w:rPr>
         <w:t>"of the faith"</w:t>
       </w:r>
     </w:p>
@@ -43342,21 +37847,6 @@
           <w:b/>
           <w:lang w:val="en_US" w:bidi="en_US"/>
         </w:rPr>
-        <w:t>τὰ βέλη τοῦ πονηροῦ πεπυρωμένα</w:t>
-      </w:r>
-    </w:p>
-    <w:p>
-      <w:pPr/>
-      <w:r>
-        <w:rPr>
-          <w:lang w:val="en_US" w:bidi="en_US"/>
-        </w:rPr>
-      </w:r>
-      <w:r>
-        <w:rPr>
-          <w:b/>
-          <w:lang w:val="en_US" w:bidi="en_US"/>
-        </w:rPr>
         <w:t>"the flaming arrows of the evil one"</w:t>
       </w:r>
     </w:p>
@@ -43453,21 +37943,6 @@
           <w:b/>
           <w:lang w:val="en_US" w:bidi="en_US"/>
         </w:rPr>
-        <w:t>τὴν περικεφαλαίαν τοῦ σωτηρίου δέξασθε</w:t>
-      </w:r>
-    </w:p>
-    <w:p>
-      <w:pPr/>
-      <w:r>
-        <w:rPr>
-          <w:lang w:val="en_US" w:bidi="en_US"/>
-        </w:rPr>
-      </w:r>
-      <w:r>
-        <w:rPr>
-          <w:b/>
-          <w:lang w:val="en_US" w:bidi="en_US"/>
-        </w:rPr>
         <w:t>"take the helmet of salvation"</w:t>
       </w:r>
     </w:p>
@@ -43577,21 +38052,6 @@
           <w:b/>
           <w:lang w:val="en_US" w:bidi="en_US"/>
         </w:rPr>
-        <w:t>τοῦ σωτηρίου</w:t>
-      </w:r>
-    </w:p>
-    <w:p>
-      <w:pPr/>
-      <w:r>
-        <w:rPr>
-          <w:lang w:val="en_US" w:bidi="en_US"/>
-        </w:rPr>
-      </w:r>
-      <w:r>
-        <w:rPr>
-          <w:b/>
-          <w:lang w:val="en_US" w:bidi="en_US"/>
-        </w:rPr>
         <w:t>"of salvation"</w:t>
       </w:r>
     </w:p>
@@ -43688,21 +38148,6 @@
           <w:b/>
           <w:lang w:val="en_US" w:bidi="en_US"/>
         </w:rPr>
-        <w:t>τὴν μάχαιραν τοῦ Πνεύματος, ὅ ἐστιν ῥῆμα Θεοῦ</w:t>
-      </w:r>
-    </w:p>
-    <w:p>
-      <w:pPr/>
-      <w:r>
-        <w:rPr>
-          <w:lang w:val="en_US" w:bidi="en_US"/>
-        </w:rPr>
-      </w:r>
-      <w:r>
-        <w:rPr>
-          <w:b/>
-          <w:lang w:val="en_US" w:bidi="en_US"/>
-        </w:rPr>
         <w:t>"the sword of the Spirit, which is the word of God"</w:t>
       </w:r>
     </w:p>
@@ -43799,21 +38244,6 @@
           <w:b/>
           <w:lang w:val="en_US" w:bidi="en_US"/>
         </w:rPr>
-        <w:t>διὰ πάσης προσευχῆς καὶ δεήσεως, προσευχόμενοι ἐν παντὶ καιρῷ ἐν Πνεύματι</w:t>
-      </w:r>
-    </w:p>
-    <w:p>
-      <w:pPr/>
-      <w:r>
-        <w:rPr>
-          <w:lang w:val="en_US" w:bidi="en_US"/>
-        </w:rPr>
-      </w:r>
-      <w:r>
-        <w:rPr>
-          <w:b/>
-          <w:lang w:val="en_US" w:bidi="en_US"/>
-        </w:rPr>
         <w:t>"With every prayer and request, pray at all times in the Spirit"</w:t>
       </w:r>
     </w:p>
@@ -43877,21 +38307,6 @@
           <w:b/>
           <w:lang w:val="en_US" w:bidi="en_US"/>
         </w:rPr>
-        <w:t>εἰς αὐτὸ</w:t>
-      </w:r>
-    </w:p>
-    <w:p>
-      <w:pPr/>
-      <w:r>
-        <w:rPr>
-          <w:lang w:val="en_US" w:bidi="en_US"/>
-        </w:rPr>
-      </w:r>
-      <w:r>
-        <w:rPr>
-          <w:b/>
-          <w:lang w:val="en_US" w:bidi="en_US"/>
-        </w:rPr>
         <w:t>"to this {end"</w:t>
       </w:r>
     </w:p>
@@ -43988,21 +38403,6 @@
           <w:b/>
           <w:lang w:val="en_US" w:bidi="en_US"/>
         </w:rPr>
-        <w:t>ἀγρυπνοῦντες ἐν πάσῃ προσκαρτερήσει καὶ δεήσει περὶ πάντων τῶν ἁγίων</w:t>
-      </w:r>
-    </w:p>
-    <w:p>
-      <w:pPr/>
-      <w:r>
-        <w:rPr>
-          <w:lang w:val="en_US" w:bidi="en_US"/>
-        </w:rPr>
-      </w:r>
-      <w:r>
-        <w:rPr>
-          <w:b/>
-          <w:lang w:val="en_US" w:bidi="en_US"/>
-        </w:rPr>
         <w:t>"be watchful with all perseverance and requests for all the saints"</w:t>
       </w:r>
     </w:p>
@@ -44162,21 +38562,6 @@
           <w:b/>
           <w:lang w:val="en_US" w:bidi="en_US"/>
         </w:rPr>
-        <w:t>ἵνα μοι δοθῇ λόγος</w:t>
-      </w:r>
-    </w:p>
-    <w:p>
-      <w:pPr/>
-      <w:r>
-        <w:rPr>
-          <w:lang w:val="en_US" w:bidi="en_US"/>
-        </w:rPr>
-      </w:r>
-      <w:r>
-        <w:rPr>
-          <w:b/>
-          <w:lang w:val="en_US" w:bidi="en_US"/>
-        </w:rPr>
         <w:t>"so that a message might be given to me"</w:t>
       </w:r>
     </w:p>
@@ -44260,21 +38645,6 @@
           <w:b/>
           <w:lang w:val="en_US" w:bidi="en_US"/>
         </w:rPr>
-        <w:t>ἵνα</w:t>
-      </w:r>
-    </w:p>
-    <w:p>
-      <w:pPr/>
-      <w:r>
-        <w:rPr>
-          <w:lang w:val="en_US" w:bidi="en_US"/>
-        </w:rPr>
-      </w:r>
-      <w:r>
-        <w:rPr>
-          <w:b/>
-          <w:lang w:val="en_US" w:bidi="en_US"/>
-        </w:rPr>
         <w:t>"so that"</w:t>
       </w:r>
     </w:p>
@@ -44454,21 +38824,6 @@
           <w:b/>
           <w:lang w:val="en_US" w:bidi="en_US"/>
         </w:rPr>
-        <w:t>ὑπὲρ οὗ πρεσβεύω ἐν ἁλύσει</w:t>
-      </w:r>
-    </w:p>
-    <w:p>
-      <w:pPr/>
-      <w:r>
-        <w:rPr>
-          <w:lang w:val="en_US" w:bidi="en_US"/>
-        </w:rPr>
-      </w:r>
-      <w:r>
-        <w:rPr>
-          <w:b/>
-          <w:lang w:val="en_US" w:bidi="en_US"/>
-        </w:rPr>
         <w:t>"for which I am an ambassador in chains"</w:t>
       </w:r>
     </w:p>
@@ -44565,21 +38920,6 @@
           <w:b/>
           <w:lang w:val="en_US" w:bidi="en_US"/>
         </w:rPr>
-        <w:t>ἵνα ἐν αὐτῷ παρρησιάσωμαι, ὡς δεῖ με λαλῆσαι</w:t>
-      </w:r>
-    </w:p>
-    <w:p>
-      <w:pPr/>
-      <w:r>
-        <w:rPr>
-          <w:lang w:val="en_US" w:bidi="en_US"/>
-        </w:rPr>
-      </w:r>
-      <w:r>
-        <w:rPr>
-          <w:b/>
-          <w:lang w:val="en_US" w:bidi="en_US"/>
-        </w:rPr>
         <w:t>"so that in it I may speak boldly, as it is necessary for me to speak"</w:t>
       </w:r>
     </w:p>
@@ -44663,21 +39003,6 @@
           <w:b/>
           <w:lang w:val="en_US" w:bidi="en_US"/>
         </w:rPr>
-        <w:t>ἵνα</w:t>
-      </w:r>
-    </w:p>
-    <w:p>
-      <w:pPr/>
-      <w:r>
-        <w:rPr>
-          <w:lang w:val="en_US" w:bidi="en_US"/>
-        </w:rPr>
-      </w:r>
-      <w:r>
-        <w:rPr>
-          <w:b/>
-          <w:lang w:val="en_US" w:bidi="en_US"/>
-        </w:rPr>
         <w:t>"so that"</w:t>
       </w:r>
     </w:p>
@@ -44774,21 +39099,6 @@
           <w:b/>
           <w:lang w:val="en_US" w:bidi="en_US"/>
         </w:rPr>
-        <w:t>ἐν αὐτῷ</w:t>
-      </w:r>
-    </w:p>
-    <w:p>
-      <w:pPr/>
-      <w:r>
-        <w:rPr>
-          <w:lang w:val="en_US" w:bidi="en_US"/>
-        </w:rPr>
-      </w:r>
-      <w:r>
-        <w:rPr>
-          <w:b/>
-          <w:lang w:val="en_US" w:bidi="en_US"/>
-        </w:rPr>
         <w:t>"in it"</w:t>
       </w:r>
     </w:p>
@@ -44885,21 +39195,6 @@
           <w:b/>
           <w:lang w:val="en_US" w:bidi="en_US"/>
         </w:rPr>
-        <w:t>ἵνα</w:t>
-      </w:r>
-    </w:p>
-    <w:p>
-      <w:pPr/>
-      <w:r>
-        <w:rPr>
-          <w:lang w:val="en_US" w:bidi="en_US"/>
-        </w:rPr>
-      </w:r>
-      <w:r>
-        <w:rPr>
-          <w:b/>
-          <w:lang w:val="en_US" w:bidi="en_US"/>
-        </w:rPr>
         <w:t>"so that"</w:t>
       </w:r>
     </w:p>
@@ -44996,21 +39291,6 @@
           <w:b/>
           <w:lang w:val="en_US" w:bidi="en_US"/>
         </w:rPr>
-        <w:t>ἀδελφὸς</w:t>
-      </w:r>
-    </w:p>
-    <w:p>
-      <w:pPr/>
-      <w:r>
-        <w:rPr>
-          <w:lang w:val="en_US" w:bidi="en_US"/>
-        </w:rPr>
-      </w:r>
-      <w:r>
-        <w:rPr>
-          <w:b/>
-          <w:lang w:val="en_US" w:bidi="en_US"/>
-        </w:rPr>
         <w:t>"brother"</w:t>
       </w:r>
     </w:p>
@@ -45107,21 +39387,6 @@
           <w:b/>
           <w:lang w:val="en_US" w:bidi="en_US"/>
         </w:rPr>
-        <w:t>παρακαλέσῃ τὰς καρδίας ὑμῶν</w:t>
-      </w:r>
-    </w:p>
-    <w:p>
-      <w:pPr/>
-      <w:r>
-        <w:rPr>
-          <w:lang w:val="en_US" w:bidi="en_US"/>
-        </w:rPr>
-      </w:r>
-      <w:r>
-        <w:rPr>
-          <w:b/>
-          <w:lang w:val="en_US" w:bidi="en_US"/>
-        </w:rPr>
         <w:t>"your hearts may be encouraged"</w:t>
       </w:r>
     </w:p>
@@ -45218,21 +39483,6 @@
           <w:b/>
           <w:lang w:val="en_US" w:bidi="en_US"/>
         </w:rPr>
-        <w:t>ἵνα</w:t>
-      </w:r>
-    </w:p>
-    <w:p>
-      <w:pPr/>
-      <w:r>
-        <w:rPr>
-          <w:lang w:val="en_US" w:bidi="en_US"/>
-        </w:rPr>
-      </w:r>
-      <w:r>
-        <w:rPr>
-          <w:b/>
-          <w:lang w:val="en_US" w:bidi="en_US"/>
-        </w:rPr>
         <w:t>"so that"</w:t>
       </w:r>
     </w:p>
@@ -45392,21 +39642,6 @@
           <w:b/>
           <w:lang w:val="en_US" w:bidi="en_US"/>
         </w:rPr>
-        <w:t>εἰρήνη τοῖς ἀδελφοῖς</w:t>
-      </w:r>
-    </w:p>
-    <w:p>
-      <w:pPr/>
-      <w:r>
-        <w:rPr>
-          <w:lang w:val="en_US" w:bidi="en_US"/>
-        </w:rPr>
-      </w:r>
-      <w:r>
-        <w:rPr>
-          <w:b/>
-          <w:lang w:val="en_US" w:bidi="en_US"/>
-        </w:rPr>
         <w:t>"Peace to the brothers"</w:t>
       </w:r>
     </w:p>
@@ -45503,21 +39738,6 @@
           <w:b/>
           <w:lang w:val="en_US" w:bidi="en_US"/>
         </w:rPr>
-        <w:t>τοῖς ἀδελφοῖς</w:t>
-      </w:r>
-    </w:p>
-    <w:p>
-      <w:pPr/>
-      <w:r>
-        <w:rPr>
-          <w:lang w:val="en_US" w:bidi="en_US"/>
-        </w:rPr>
-      </w:r>
-      <w:r>
-        <w:rPr>
-          <w:b/>
-          <w:lang w:val="en_US" w:bidi="en_US"/>
-        </w:rPr>
         <w:t>"to the brothers"</w:t>
       </w:r>
     </w:p>
@@ -45614,21 +39834,6 @@
           <w:b/>
           <w:lang w:val="en_US" w:bidi="en_US"/>
         </w:rPr>
-        <w:t>ἀγάπη</w:t>
-      </w:r>
-    </w:p>
-    <w:p>
-      <w:pPr/>
-      <w:r>
-        <w:rPr>
-          <w:lang w:val="en_US" w:bidi="en_US"/>
-        </w:rPr>
-      </w:r>
-      <w:r>
-        <w:rPr>
-          <w:b/>
-          <w:lang w:val="en_US" w:bidi="en_US"/>
-        </w:rPr>
         <w:t>"love"</w:t>
       </w:r>
     </w:p>
@@ -45725,21 +39930,6 @@
           <w:b/>
           <w:lang w:val="en_US" w:bidi="en_US"/>
         </w:rPr>
-        <w:t>μετὰ πίστεως</w:t>
-      </w:r>
-    </w:p>
-    <w:p>
-      <w:pPr/>
-      <w:r>
-        <w:rPr>
-          <w:lang w:val="en_US" w:bidi="en_US"/>
-        </w:rPr>
-      </w:r>
-      <w:r>
-        <w:rPr>
-          <w:b/>
-          <w:lang w:val="en_US" w:bidi="en_US"/>
-        </w:rPr>
         <w:t>"with faith"</w:t>
       </w:r>
     </w:p>
@@ -45836,21 +40026,6 @@
           <w:b/>
           <w:lang w:val="en_US" w:bidi="en_US"/>
         </w:rPr>
-        <w:t>ἡ χάρις μετὰ</w:t>
-      </w:r>
-    </w:p>
-    <w:p>
-      <w:pPr/>
-      <w:r>
-        <w:rPr>
-          <w:lang w:val="en_US" w:bidi="en_US"/>
-        </w:rPr>
-      </w:r>
-      <w:r>
-        <w:rPr>
-          <w:b/>
-          <w:lang w:val="en_US" w:bidi="en_US"/>
-        </w:rPr>
         <w:t>"Grace {be} with"</w:t>
       </w:r>
     </w:p>
@@ -45933,21 +40108,6 @@
         <w:rPr>
           <w:lang w:val="en_US" w:bidi="en_US"/>
         </w:rPr>
-      </w:r>
-    </w:p>
-    <w:p>
-      <w:pPr/>
-      <w:r>
-        <w:rPr>
-          <w:lang w:val="en_US" w:bidi="en_US"/>
-        </w:rPr>
-      </w:r>
-      <w:r>
-        <w:rPr>
-          <w:b/>
-          <w:lang w:val="en_US" w:bidi="en_US"/>
-        </w:rPr>
-        <w:t>ἐν ἀφθαρσίᾳ</w:t>
       </w:r>
     </w:p>
     <w:p>

--- a/eng/docx/49.content.docx
+++ b/eng/docx/49.content.docx
@@ -28,15 +28,49 @@
       </w:r>
     </w:p>
     <w:p>
-      <w:pPr/>
-      <w:r>
-        <w:rPr>
-          <w:lang w:val="en_US" w:bidi="en_US"/>
-        </w:rPr>
-      </w:r>
-      <w:r>
-        <w:rPr>
-          <w:b/>
+      <w:pPr>
+        <w:pStyle w:val="Heading2"/>
+      </w:pPr>
+      <w:r>
+        <w:rPr>
+          <w:lang w:val="en_US" w:bidi="en_US"/>
+        </w:rPr>
+        <w:t>License Information</w:t>
+      </w:r>
+      <w:r>
+        <w:rPr>
+          <w:lang w:val="en_US" w:bidi="en_US"/>
+        </w:rPr>
+      </w:r>
+    </w:p>
+    <w:p>
+      <w:pPr/>
+      <w:r>
+        <w:rPr>
+          <w:lang w:val="en_US" w:bidi="en_US"/>
+        </w:rPr>
+      </w:r>
+      <w:r>
+        <w:rPr>
+          <w:b/>
+          <w:lang w:val="en_US" w:bidi="en_US"/>
+        </w:rPr>
+        <w:t>Translation Notes (unfoldingWord)</w:t>
+      </w:r>
+      <w:r>
+        <w:rPr>
+          <w:lang w:val="en_US" w:bidi="en_US"/>
+        </w:rPr>
+        <w:t xml:space="preserve"> is based on</w:t>
+      </w:r>
+      <w:r>
+        <w:rPr>
+          <w:lang w:val="en_US" w:bidi="en_US"/>
+        </w:rPr>
+        <w:t xml:space="preserve">: </w:t>
+      </w:r>
+      <w:r>
+        <w:rPr>
           <w:lang w:val="en_US" w:bidi="en_US"/>
         </w:rPr>
         <w:t>unfoldingWord® Translation Notes</w:t>
@@ -45,31 +79,62 @@
         <w:rPr>
           <w:lang w:val="en_US" w:bidi="en_US"/>
         </w:rPr>
-        <w:t xml:space="preserve"> © 2022 unfoldingWord. Released under CC BY-SA 4.0 license. </w:t>
-      </w:r>
-      <w:r>
-        <w:rPr>
-          <w:lang w:val="en_US" w:bidi="en_US"/>
-        </w:rPr>
-        <w:t>unfoldingWord® Translation Notes</w:t>
-      </w:r>
-      <w:r>
-        <w:rPr>
-          <w:lang w:val="en_US" w:bidi="en_US"/>
-        </w:rPr>
-        <w:t xml:space="preserve"> has been adapted in the following languages: Tok Pisin, Arabic (عربي), French (Français), Hindi (हिंदी), Indonesian (Bahasa Indonesia), Portuguese (Português), Russian (Русский), Spanish (Español), Swahili (Kiswahili), and Simplified Chinese (简体中文) from </w:t>
-      </w:r>
-      <w:r>
-        <w:rPr>
-          <w:lang w:val="en_US" w:bidi="en_US"/>
-        </w:rPr>
-        <w:t>unfoldingWord® Translation Notes</w:t>
-      </w:r>
-      <w:r>
-        <w:rPr>
-          <w:lang w:val="en_US" w:bidi="en_US"/>
-        </w:rPr>
-        <w:t xml:space="preserve"> © 2022 unfoldingWord. Released under CC BY-SA 4.0 license by Mission Mutual</w:t>
+        <w:t xml:space="preserve">, </w:t>
+      </w:r>
+      <w:hyperlink r:id="rId13">
+        <w:r>
+          <w:rPr>
+            <w:lang w:val="en_US" w:bidi="en_US"/>
+          </w:rPr>
+          <w:rPr>
+            <w:color w:val="0000EE"/>
+            <w:u w:val="single"/>
+          </w:rPr>
+          <w:t>unfoldingWord</w:t>
+        </w:r>
+      </w:hyperlink>
+      <w:r>
+        <w:rPr>
+          <w:lang w:val="en_US" w:bidi="en_US"/>
+        </w:rPr>
+        <w:t xml:space="preserve">, 2022, which is licensed under a </w:t>
+      </w:r>
+      <w:hyperlink r:id="rId14">
+        <w:r>
+          <w:rPr>
+            <w:lang w:val="en_US" w:bidi="en_US"/>
+          </w:rPr>
+          <w:rPr>
+            <w:color w:val="0000EE"/>
+            <w:u w:val="single"/>
+          </w:rPr>
+          <w:t>CC BY-SA 4.0 license</w:t>
+        </w:r>
+      </w:hyperlink>
+      <w:r>
+        <w:rPr>
+          <w:lang w:val="en_US" w:bidi="en_US"/>
+        </w:rPr>
+        <w:t>.</w:t>
+      </w:r>
+      <w:r>
+        <w:rPr>
+          <w:lang w:val="en_US" w:bidi="en_US"/>
+        </w:rPr>
+      </w:r>
+    </w:p>
+    <w:p>
+      <w:pPr/>
+      <w:r>
+        <w:rPr>
+          <w:lang w:val="en_US" w:bidi="en_US"/>
+        </w:rPr>
+      </w:r>
+      <w:r>
+        <w:rPr>
+          <w:lang w:val="en_US" w:bidi="en_US"/>
+        </w:rPr>
+        <w:t>This PDF version is provided under the same license.</w:t>
       </w:r>
       <w:r>
         <w:rPr>
@@ -313,6 +378,21 @@
           <w:b/>
           <w:lang w:val="en_US" w:bidi="en_US"/>
         </w:rPr>
+        <w:t>Παῦλος, ἀπόστολος Χριστοῦ Ἰησοῦ &amp; τοῖς ἁγίοις τοῖς οὖσιν</w:t>
+      </w:r>
+    </w:p>
+    <w:p>
+      <w:pPr/>
+      <w:r>
+        <w:rPr>
+          <w:lang w:val="en_US" w:bidi="en_US"/>
+        </w:rPr>
+      </w:r>
+      <w:r>
+        <w:rPr>
+          <w:b/>
+          <w:lang w:val="en_US" w:bidi="en_US"/>
+        </w:rPr>
         <w:t>"Paul, an apostle of Christ Jesus"</w:t>
       </w:r>
       <w:r>
@@ -389,6 +469,21 @@
           <w:b/>
           <w:lang w:val="en_US" w:bidi="en_US"/>
         </w:rPr>
+        <w:t>ἐν Χριστῷ Ἰησοῦ</w:t>
+      </w:r>
+    </w:p>
+    <w:p>
+      <w:pPr/>
+      <w:r>
+        <w:rPr>
+          <w:lang w:val="en_US" w:bidi="en_US"/>
+        </w:rPr>
+      </w:r>
+      <w:r>
+        <w:rPr>
+          <w:b/>
+          <w:lang w:val="en_US" w:bidi="en_US"/>
+        </w:rPr>
         <w:t>"in Christ Jesus"</w:t>
       </w:r>
     </w:p>
@@ -485,6 +580,21 @@
           <w:b/>
           <w:lang w:val="en_US" w:bidi="en_US"/>
         </w:rPr>
+        <w:t>χάρις ὑμῖν καὶ εἰρήνη</w:t>
+      </w:r>
+    </w:p>
+    <w:p>
+      <w:pPr/>
+      <w:r>
+        <w:rPr>
+          <w:lang w:val="en_US" w:bidi="en_US"/>
+        </w:rPr>
+      </w:r>
+      <w:r>
+        <w:rPr>
+          <w:b/>
+          <w:lang w:val="en_US" w:bidi="en_US"/>
+        </w:rPr>
         <w:t>"Grace to you and peace"</w:t>
       </w:r>
     </w:p>
@@ -694,6 +804,21 @@
           <w:b/>
           <w:lang w:val="en_US" w:bidi="en_US"/>
         </w:rPr>
+        <w:t>εὐλογητὸς ὁ Θεὸς καὶ Πατὴρ τοῦ Κυρίου ἡμῶν, Ἰησοῦ Χριστοῦ</w:t>
+      </w:r>
+    </w:p>
+    <w:p>
+      <w:pPr/>
+      <w:r>
+        <w:rPr>
+          <w:lang w:val="en_US" w:bidi="en_US"/>
+        </w:rPr>
+      </w:r>
+      <w:r>
+        <w:rPr>
+          <w:b/>
+          <w:lang w:val="en_US" w:bidi="en_US"/>
+        </w:rPr>
         <w:t>"Blessed {be} the God and Father of our Lord Jesus Christ"</w:t>
       </w:r>
     </w:p>
@@ -777,6 +902,21 @@
           <w:b/>
           <w:lang w:val="en_US" w:bidi="en_US"/>
         </w:rPr>
+        <w:t>ὁ εὐλογήσας ἡμᾶς</w:t>
+      </w:r>
+    </w:p>
+    <w:p>
+      <w:pPr/>
+      <w:r>
+        <w:rPr>
+          <w:lang w:val="en_US" w:bidi="en_US"/>
+        </w:rPr>
+      </w:r>
+      <w:r>
+        <w:rPr>
+          <w:b/>
+          <w:lang w:val="en_US" w:bidi="en_US"/>
+        </w:rPr>
         <w:t>"the one having blessed us"</w:t>
       </w:r>
     </w:p>
@@ -840,6 +980,21 @@
           <w:b/>
           <w:lang w:val="en_US" w:bidi="en_US"/>
         </w:rPr>
+        <w:t>πάσῃ εὐλογίᾳ πνευματικῇ</w:t>
+      </w:r>
+    </w:p>
+    <w:p>
+      <w:pPr/>
+      <w:r>
+        <w:rPr>
+          <w:lang w:val="en_US" w:bidi="en_US"/>
+        </w:rPr>
+      </w:r>
+      <w:r>
+        <w:rPr>
+          <w:b/>
+          <w:lang w:val="en_US" w:bidi="en_US"/>
+        </w:rPr>
         <w:t>"every spiritual blessing"</w:t>
       </w:r>
     </w:p>
@@ -979,6 +1134,21 @@
           <w:b/>
           <w:lang w:val="en_US" w:bidi="en_US"/>
         </w:rPr>
+        <w:t>ἐν Χριστῷ</w:t>
+      </w:r>
+    </w:p>
+    <w:p>
+      <w:pPr/>
+      <w:r>
+        <w:rPr>
+          <w:lang w:val="en_US" w:bidi="en_US"/>
+        </w:rPr>
+      </w:r>
+      <w:r>
+        <w:rPr>
+          <w:b/>
+          <w:lang w:val="en_US" w:bidi="en_US"/>
+        </w:rPr>
         <w:t>"in Christ"</w:t>
       </w:r>
     </w:p>
@@ -1075,6 +1245,21 @@
           <w:b/>
           <w:lang w:val="en_US" w:bidi="en_US"/>
         </w:rPr>
+        <w:t>ἁγίους καὶ ἀμώμους</w:t>
+      </w:r>
+    </w:p>
+    <w:p>
+      <w:pPr/>
+      <w:r>
+        <w:rPr>
+          <w:lang w:val="en_US" w:bidi="en_US"/>
+        </w:rPr>
+      </w:r>
+      <w:r>
+        <w:rPr>
+          <w:b/>
+          <w:lang w:val="en_US" w:bidi="en_US"/>
+        </w:rPr>
         <w:t>"holy and blameless"</w:t>
       </w:r>
     </w:p>
@@ -1184,6 +1369,21 @@
           <w:b/>
           <w:lang w:val="en_US" w:bidi="en_US"/>
         </w:rPr>
+        <w:t>ἀμώμους</w:t>
+      </w:r>
+    </w:p>
+    <w:p>
+      <w:pPr/>
+      <w:r>
+        <w:rPr>
+          <w:lang w:val="en_US" w:bidi="en_US"/>
+        </w:rPr>
+      </w:r>
+      <w:r>
+        <w:rPr>
+          <w:b/>
+          <w:lang w:val="en_US" w:bidi="en_US"/>
+        </w:rPr>
         <w:t>"blameless"</w:t>
       </w:r>
     </w:p>
@@ -1280,6 +1480,21 @@
           <w:b/>
           <w:lang w:val="en_US" w:bidi="en_US"/>
         </w:rPr>
+        <w:t>προορίσας &amp; αὐτόν &amp; αὐτοῦ</w:t>
+      </w:r>
+    </w:p>
+    <w:p>
+      <w:pPr/>
+      <w:r>
+        <w:rPr>
+          <w:lang w:val="en_US" w:bidi="en_US"/>
+        </w:rPr>
+      </w:r>
+      <w:r>
+        <w:rPr>
+          <w:b/>
+          <w:lang w:val="en_US" w:bidi="en_US"/>
+        </w:rPr>
         <w:t>"he predestined"</w:t>
       </w:r>
       <w:r>
@@ -1369,6 +1584,21 @@
           <w:b/>
           <w:lang w:val="en_US" w:bidi="en_US"/>
         </w:rPr>
+        <w:t>προορίσας ἡμᾶς εἰς υἱοθεσίαν</w:t>
+      </w:r>
+    </w:p>
+    <w:p>
+      <w:pPr/>
+      <w:r>
+        <w:rPr>
+          <w:lang w:val="en_US" w:bidi="en_US"/>
+        </w:rPr>
+      </w:r>
+      <w:r>
+        <w:rPr>
+          <w:b/>
+          <w:lang w:val="en_US" w:bidi="en_US"/>
+        </w:rPr>
         <w:t>"he predestined us for adoption"</w:t>
       </w:r>
     </w:p>
@@ -1465,6 +1695,21 @@
           <w:b/>
           <w:lang w:val="en_US" w:bidi="en_US"/>
         </w:rPr>
+        <w:t>προορίσας ἡμᾶς</w:t>
+      </w:r>
+    </w:p>
+    <w:p>
+      <w:pPr/>
+      <w:r>
+        <w:rPr>
+          <w:lang w:val="en_US" w:bidi="en_US"/>
+        </w:rPr>
+      </w:r>
+      <w:r>
+        <w:rPr>
+          <w:b/>
+          <w:lang w:val="en_US" w:bidi="en_US"/>
+        </w:rPr>
         <w:t>"he predestined us"</w:t>
       </w:r>
     </w:p>
@@ -1528,6 +1773,21 @@
           <w:b/>
           <w:lang w:val="en_US" w:bidi="en_US"/>
         </w:rPr>
+        <w:t>εἰς υἱοθεσίαν</w:t>
+      </w:r>
+    </w:p>
+    <w:p>
+      <w:pPr/>
+      <w:r>
+        <w:rPr>
+          <w:lang w:val="en_US" w:bidi="en_US"/>
+        </w:rPr>
+      </w:r>
+      <w:r>
+        <w:rPr>
+          <w:b/>
+          <w:lang w:val="en_US" w:bidi="en_US"/>
+        </w:rPr>
         <w:t>"for adoption"</w:t>
       </w:r>
     </w:p>
@@ -1700,6 +1960,21 @@
           <w:b/>
           <w:lang w:val="en_US" w:bidi="en_US"/>
         </w:rPr>
+        <w:t>ἐχαρίτωσεν ἡμᾶς ἐν τῷ ἠγαπημένῳ</w:t>
+      </w:r>
+    </w:p>
+    <w:p>
+      <w:pPr/>
+      <w:r>
+        <w:rPr>
+          <w:lang w:val="en_US" w:bidi="en_US"/>
+        </w:rPr>
+      </w:r>
+      <w:r>
+        <w:rPr>
+          <w:b/>
+          <w:lang w:val="en_US" w:bidi="en_US"/>
+        </w:rPr>
         <w:t>"he has freely given us in the Beloved One"</w:t>
       </w:r>
     </w:p>
@@ -1763,6 +2038,21 @@
           <w:b/>
           <w:lang w:val="en_US" w:bidi="en_US"/>
         </w:rPr>
+        <w:t>τῷ ἠγαπημένῳ</w:t>
+      </w:r>
+    </w:p>
+    <w:p>
+      <w:pPr/>
+      <w:r>
+        <w:rPr>
+          <w:lang w:val="en_US" w:bidi="en_US"/>
+        </w:rPr>
+      </w:r>
+      <w:r>
+        <w:rPr>
+          <w:b/>
+          <w:lang w:val="en_US" w:bidi="en_US"/>
+        </w:rPr>
         <w:t>"the Beloved One"</w:t>
       </w:r>
     </w:p>
@@ -1826,6 +2116,21 @@
           <w:b/>
           <w:lang w:val="en_US" w:bidi="en_US"/>
         </w:rPr>
+        <w:t>διὰ τοῦ αἵματος αὐτοῦ</w:t>
+      </w:r>
+    </w:p>
+    <w:p>
+      <w:pPr/>
+      <w:r>
+        <w:rPr>
+          <w:lang w:val="en_US" w:bidi="en_US"/>
+        </w:rPr>
+      </w:r>
+      <w:r>
+        <w:rPr>
+          <w:b/>
+          <w:lang w:val="en_US" w:bidi="en_US"/>
+        </w:rPr>
         <w:t>"through his blood"</w:t>
       </w:r>
     </w:p>
@@ -1922,6 +2227,21 @@
           <w:b/>
           <w:lang w:val="en_US" w:bidi="en_US"/>
         </w:rPr>
+        <w:t>τὸ πλοῦτος τῆς χάριτος αὐτοῦ</w:t>
+      </w:r>
+    </w:p>
+    <w:p>
+      <w:pPr/>
+      <w:r>
+        <w:rPr>
+          <w:lang w:val="en_US" w:bidi="en_US"/>
+        </w:rPr>
+      </w:r>
+      <w:r>
+        <w:rPr>
+          <w:b/>
+          <w:lang w:val="en_US" w:bidi="en_US"/>
+        </w:rPr>
         <w:t>"the riches of his grace"</w:t>
       </w:r>
     </w:p>
@@ -2018,6 +2338,21 @@
           <w:b/>
           <w:lang w:val="en_US" w:bidi="en_US"/>
         </w:rPr>
+        <w:t>ἧς ἐπερίσσευσεν εἰς ἡμᾶς</w:t>
+      </w:r>
+    </w:p>
+    <w:p>
+      <w:pPr/>
+      <w:r>
+        <w:rPr>
+          <w:lang w:val="en_US" w:bidi="en_US"/>
+        </w:rPr>
+      </w:r>
+      <w:r>
+        <w:rPr>
+          <w:b/>
+          <w:lang w:val="en_US" w:bidi="en_US"/>
+        </w:rPr>
         <w:t>"which he caused to abound to us"</w:t>
       </w:r>
     </w:p>
@@ -2081,6 +2416,21 @@
           <w:b/>
           <w:lang w:val="en_US" w:bidi="en_US"/>
         </w:rPr>
+        <w:t>ἐν πάσῃ σοφίᾳ καὶ φρονήσει</w:t>
+      </w:r>
+    </w:p>
+    <w:p>
+      <w:pPr/>
+      <w:r>
+        <w:rPr>
+          <w:lang w:val="en_US" w:bidi="en_US"/>
+        </w:rPr>
+      </w:r>
+      <w:r>
+        <w:rPr>
+          <w:b/>
+          <w:lang w:val="en_US" w:bidi="en_US"/>
+        </w:rPr>
         <w:t>"in all wisdom and understanding"</w:t>
       </w:r>
     </w:p>
@@ -2144,6 +2494,21 @@
           <w:b/>
           <w:lang w:val="en_US" w:bidi="en_US"/>
         </w:rPr>
+        <w:t>σοφίᾳ καὶ φρονήσει</w:t>
+      </w:r>
+    </w:p>
+    <w:p>
+      <w:pPr/>
+      <w:r>
+        <w:rPr>
+          <w:lang w:val="en_US" w:bidi="en_US"/>
+        </w:rPr>
+      </w:r>
+      <w:r>
+        <w:rPr>
+          <w:b/>
+          <w:lang w:val="en_US" w:bidi="en_US"/>
+        </w:rPr>
         <w:t>"wisdom and understanding"</w:t>
       </w:r>
     </w:p>
@@ -2253,6 +2618,21 @@
           <w:b/>
           <w:lang w:val="en_US" w:bidi="en_US"/>
         </w:rPr>
+        <w:t>κατὰ τὴν εὐδοκίαν αὐτοῦ</w:t>
+      </w:r>
+    </w:p>
+    <w:p>
+      <w:pPr/>
+      <w:r>
+        <w:rPr>
+          <w:lang w:val="en_US" w:bidi="en_US"/>
+        </w:rPr>
+      </w:r>
+      <w:r>
+        <w:rPr>
+          <w:b/>
+          <w:lang w:val="en_US" w:bidi="en_US"/>
+        </w:rPr>
         <w:t>"according to his good pleasure"</w:t>
       </w:r>
     </w:p>
@@ -2316,6 +2696,21 @@
           <w:b/>
           <w:lang w:val="en_US" w:bidi="en_US"/>
         </w:rPr>
+        <w:t>ἣν προέθετο ἐν αὐτῷ</w:t>
+      </w:r>
+    </w:p>
+    <w:p>
+      <w:pPr/>
+      <w:r>
+        <w:rPr>
+          <w:lang w:val="en_US" w:bidi="en_US"/>
+        </w:rPr>
+      </w:r>
+      <w:r>
+        <w:rPr>
+          <w:b/>
+          <w:lang w:val="en_US" w:bidi="en_US"/>
+        </w:rPr>
         <w:t>"which he had planned in him"</w:t>
       </w:r>
     </w:p>
@@ -2379,6 +2774,21 @@
           <w:b/>
           <w:lang w:val="en_US" w:bidi="en_US"/>
         </w:rPr>
+        <w:t>ἐν αὐτῷ</w:t>
+      </w:r>
+    </w:p>
+    <w:p>
+      <w:pPr/>
+      <w:r>
+        <w:rPr>
+          <w:lang w:val="en_US" w:bidi="en_US"/>
+        </w:rPr>
+      </w:r>
+      <w:r>
+        <w:rPr>
+          <w:b/>
+          <w:lang w:val="en_US" w:bidi="en_US"/>
+        </w:rPr>
         <w:t>"in him"</w:t>
       </w:r>
     </w:p>
@@ -2442,6 +2852,21 @@
           <w:b/>
           <w:lang w:val="en_US" w:bidi="en_US"/>
         </w:rPr>
+        <w:t>εἰς οἰκονομίαν</w:t>
+      </w:r>
+    </w:p>
+    <w:p>
+      <w:pPr/>
+      <w:r>
+        <w:rPr>
+          <w:lang w:val="en_US" w:bidi="en_US"/>
+        </w:rPr>
+      </w:r>
+      <w:r>
+        <w:rPr>
+          <w:b/>
+          <w:lang w:val="en_US" w:bidi="en_US"/>
+        </w:rPr>
         <w:t>"with a view to an administration"</w:t>
       </w:r>
     </w:p>
@@ -2505,6 +2930,21 @@
           <w:b/>
           <w:lang w:val="en_US" w:bidi="en_US"/>
         </w:rPr>
+        <w:t>τοῦ πληρώματος τῶν καιρῶν</w:t>
+      </w:r>
+    </w:p>
+    <w:p>
+      <w:pPr/>
+      <w:r>
+        <w:rPr>
+          <w:lang w:val="en_US" w:bidi="en_US"/>
+        </w:rPr>
+      </w:r>
+      <w:r>
+        <w:rPr>
+          <w:b/>
+          <w:lang w:val="en_US" w:bidi="en_US"/>
+        </w:rPr>
         <w:t>"of the fullness of time"</w:t>
       </w:r>
     </w:p>
@@ -2568,6 +3008,21 @@
           <w:b/>
           <w:lang w:val="en_US" w:bidi="en_US"/>
         </w:rPr>
+        <w:t>ἐν αὐτῷ</w:t>
+      </w:r>
+    </w:p>
+    <w:p>
+      <w:pPr/>
+      <w:r>
+        <w:rPr>
+          <w:lang w:val="en_US" w:bidi="en_US"/>
+        </w:rPr>
+      </w:r>
+      <w:r>
+        <w:rPr>
+          <w:b/>
+          <w:lang w:val="en_US" w:bidi="en_US"/>
+        </w:rPr>
         <w:t>"in him"</w:t>
       </w:r>
     </w:p>
@@ -2631,6 +3086,21 @@
           <w:b/>
           <w:lang w:val="en_US" w:bidi="en_US"/>
         </w:rPr>
+        <w:t>καὶ ἐκληρώθημεν, προορισθέντες</w:t>
+      </w:r>
+    </w:p>
+    <w:p>
+      <w:pPr/>
+      <w:r>
+        <w:rPr>
+          <w:lang w:val="en_US" w:bidi="en_US"/>
+        </w:rPr>
+      </w:r>
+      <w:r>
+        <w:rPr>
+          <w:b/>
+          <w:lang w:val="en_US" w:bidi="en_US"/>
+        </w:rPr>
         <w:t>"we were also allotted as a possession. We were predestined"</w:t>
       </w:r>
     </w:p>
@@ -2740,6 +3210,21 @@
           <w:b/>
           <w:lang w:val="en_US" w:bidi="en_US"/>
         </w:rPr>
+        <w:t>καὶ ἐκληρώθημεν</w:t>
+      </w:r>
+    </w:p>
+    <w:p>
+      <w:pPr/>
+      <w:r>
+        <w:rPr>
+          <w:lang w:val="en_US" w:bidi="en_US"/>
+        </w:rPr>
+      </w:r>
+      <w:r>
+        <w:rPr>
+          <w:b/>
+          <w:lang w:val="en_US" w:bidi="en_US"/>
+        </w:rPr>
         <w:t>"we were also allotted as a possession"</w:t>
       </w:r>
     </w:p>
@@ -2823,6 +3308,21 @@
           <w:b/>
           <w:lang w:val="en_US" w:bidi="en_US"/>
         </w:rPr>
+        <w:t>προορισθέντες</w:t>
+      </w:r>
+    </w:p>
+    <w:p>
+      <w:pPr/>
+      <w:r>
+        <w:rPr>
+          <w:lang w:val="en_US" w:bidi="en_US"/>
+        </w:rPr>
+      </w:r>
+      <w:r>
+        <w:rPr>
+          <w:b/>
+          <w:lang w:val="en_US" w:bidi="en_US"/>
+        </w:rPr>
         <w:t>"We were predestined"</w:t>
       </w:r>
     </w:p>
@@ -2906,6 +3406,21 @@
           <w:b/>
           <w:lang w:val="en_US" w:bidi="en_US"/>
         </w:rPr>
+        <w:t>ἡμᾶς &amp; τοὺς προηλπικότας ἐν τῷ Χριστῷ</w:t>
+      </w:r>
+    </w:p>
+    <w:p>
+      <w:pPr/>
+      <w:r>
+        <w:rPr>
+          <w:lang w:val="en_US" w:bidi="en_US"/>
+        </w:rPr>
+      </w:r>
+      <w:r>
+        <w:rPr>
+          <w:b/>
+          <w:lang w:val="en_US" w:bidi="en_US"/>
+        </w:rPr>
         <w:t>"we, the ones having first hoped in Christ"</w:t>
       </w:r>
     </w:p>
@@ -3002,6 +3517,21 @@
           <w:b/>
           <w:lang w:val="en_US" w:bidi="en_US"/>
         </w:rPr>
+        <w:t>εἰς τὸ εἶναι ἡμᾶς, εἰς ἔπαινον δόξης αὐτοῦ</w:t>
+      </w:r>
+    </w:p>
+    <w:p>
+      <w:pPr/>
+      <w:r>
+        <w:rPr>
+          <w:lang w:val="en_US" w:bidi="en_US"/>
+        </w:rPr>
+      </w:r>
+      <w:r>
+        <w:rPr>
+          <w:b/>
+          <w:lang w:val="en_US" w:bidi="en_US"/>
+        </w:rPr>
         <w:t>"so that we,"</w:t>
       </w:r>
       <w:r>
@@ -3141,6 +3671,21 @@
           <w:b/>
           <w:lang w:val="en_US" w:bidi="en_US"/>
         </w:rPr>
+        <w:t>τὸν λόγον τῆς ἀληθείας</w:t>
+      </w:r>
+    </w:p>
+    <w:p>
+      <w:pPr/>
+      <w:r>
+        <w:rPr>
+          <w:lang w:val="en_US" w:bidi="en_US"/>
+        </w:rPr>
+      </w:r>
+      <w:r>
+        <w:rPr>
+          <w:b/>
+          <w:lang w:val="en_US" w:bidi="en_US"/>
+        </w:rPr>
         <w:t>"the word of truth"</w:t>
       </w:r>
     </w:p>
@@ -3204,6 +3749,21 @@
           <w:b/>
           <w:lang w:val="en_US" w:bidi="en_US"/>
         </w:rPr>
+        <w:t>ἐσφραγίσθητε τῷ Πνεύματι τῆς ἐπαγγελίας, τῷ Ἁγίῳ</w:t>
+      </w:r>
+    </w:p>
+    <w:p>
+      <w:pPr/>
+      <w:r>
+        <w:rPr>
+          <w:lang w:val="en_US" w:bidi="en_US"/>
+        </w:rPr>
+      </w:r>
+      <w:r>
+        <w:rPr>
+          <w:b/>
+          <w:lang w:val="en_US" w:bidi="en_US"/>
+        </w:rPr>
         <w:t>"were sealed with the promised Holy Spirit"</w:t>
       </w:r>
     </w:p>
@@ -3300,6 +3860,21 @@
           <w:b/>
           <w:lang w:val="en_US" w:bidi="en_US"/>
         </w:rPr>
+        <w:t>ἐσφραγίσθητε</w:t>
+      </w:r>
+    </w:p>
+    <w:p>
+      <w:pPr/>
+      <w:r>
+        <w:rPr>
+          <w:lang w:val="en_US" w:bidi="en_US"/>
+        </w:rPr>
+      </w:r>
+      <w:r>
+        <w:rPr>
+          <w:b/>
+          <w:lang w:val="en_US" w:bidi="en_US"/>
+        </w:rPr>
         <w:t>"were sealed"</w:t>
       </w:r>
     </w:p>
@@ -3383,6 +3958,21 @@
           <w:b/>
           <w:lang w:val="en_US" w:bidi="en_US"/>
         </w:rPr>
+        <w:t>ἀρραβὼν τῆς κληρονομίας ἡμῶν</w:t>
+      </w:r>
+    </w:p>
+    <w:p>
+      <w:pPr/>
+      <w:r>
+        <w:rPr>
+          <w:lang w:val="en_US" w:bidi="en_US"/>
+        </w:rPr>
+      </w:r>
+      <w:r>
+        <w:rPr>
+          <w:b/>
+          <w:lang w:val="en_US" w:bidi="en_US"/>
+        </w:rPr>
         <w:t>"a down payment of our inheritance"</w:t>
       </w:r>
     </w:p>
@@ -3529,6 +4119,21 @@
           <w:b/>
           <w:lang w:val="en_US" w:bidi="en_US"/>
         </w:rPr>
+        <w:t>διὰ τοῦτο</w:t>
+      </w:r>
+    </w:p>
+    <w:p>
+      <w:pPr/>
+      <w:r>
+        <w:rPr>
+          <w:lang w:val="en_US" w:bidi="en_US"/>
+        </w:rPr>
+      </w:r>
+      <w:r>
+        <w:rPr>
+          <w:b/>
+          <w:lang w:val="en_US" w:bidi="en_US"/>
+        </w:rPr>
         <w:t>"Because of this"</w:t>
       </w:r>
     </w:p>
@@ -3721,6 +4326,21 @@
           <w:b/>
           <w:lang w:val="en_US" w:bidi="en_US"/>
         </w:rPr>
+        <w:t>οὐ παύομαι εὐχαριστῶν</w:t>
+      </w:r>
+    </w:p>
+    <w:p>
+      <w:pPr/>
+      <w:r>
+        <w:rPr>
+          <w:lang w:val="en_US" w:bidi="en_US"/>
+        </w:rPr>
+      </w:r>
+      <w:r>
+        <w:rPr>
+          <w:b/>
+          <w:lang w:val="en_US" w:bidi="en_US"/>
+        </w:rPr>
         <w:t>"I have not stopped giving thanks"</w:t>
       </w:r>
     </w:p>
@@ -3804,6 +4424,21 @@
           <w:b/>
           <w:lang w:val="en_US" w:bidi="en_US"/>
         </w:rPr>
+        <w:t>ἵνα</w:t>
+      </w:r>
+    </w:p>
+    <w:p>
+      <w:pPr/>
+      <w:r>
+        <w:rPr>
+          <w:lang w:val="en_US" w:bidi="en_US"/>
+        </w:rPr>
+      </w:r>
+      <w:r>
+        <w:rPr>
+          <w:b/>
+          <w:lang w:val="en_US" w:bidi="en_US"/>
+        </w:rPr>
         <w:t>"so that"</w:t>
       </w:r>
     </w:p>
@@ -3900,6 +4535,21 @@
           <w:b/>
           <w:lang w:val="en_US" w:bidi="en_US"/>
         </w:rPr>
+        <w:t>πνεῦμα σοφίας καὶ ἀποκαλύψεως, ἐν ἐπιγνώσει αὐτοῦ</w:t>
+      </w:r>
+    </w:p>
+    <w:p>
+      <w:pPr/>
+      <w:r>
+        <w:rPr>
+          <w:lang w:val="en_US" w:bidi="en_US"/>
+        </w:rPr>
+      </w:r>
+      <w:r>
+        <w:rPr>
+          <w:b/>
+          <w:lang w:val="en_US" w:bidi="en_US"/>
+        </w:rPr>
         <w:t>"a spirit of wisdom and revelation in the knowledge of him"</w:t>
       </w:r>
     </w:p>
@@ -3963,6 +4613,21 @@
           <w:b/>
           <w:lang w:val="en_US" w:bidi="en_US"/>
         </w:rPr>
+        <w:t>πεφωτισμένους τοὺς ὀφθαλμοὺς τῆς καρδίας</w:t>
+      </w:r>
+    </w:p>
+    <w:p>
+      <w:pPr/>
+      <w:r>
+        <w:rPr>
+          <w:lang w:val="en_US" w:bidi="en_US"/>
+        </w:rPr>
+      </w:r>
+      <w:r>
+        <w:rPr>
+          <w:b/>
+          <w:lang w:val="en_US" w:bidi="en_US"/>
+        </w:rPr>
         <w:t>"the eyes of your heart having been enlightened"</w:t>
       </w:r>
     </w:p>
@@ -4059,6 +4724,21 @@
           <w:b/>
           <w:lang w:val="en_US" w:bidi="en_US"/>
         </w:rPr>
+        <w:t>πεφωτισμένους τοὺς ὀφθαλμοὺς τῆς καρδίας</w:t>
+      </w:r>
+    </w:p>
+    <w:p>
+      <w:pPr/>
+      <w:r>
+        <w:rPr>
+          <w:lang w:val="en_US" w:bidi="en_US"/>
+        </w:rPr>
+      </w:r>
+      <w:r>
+        <w:rPr>
+          <w:b/>
+          <w:lang w:val="en_US" w:bidi="en_US"/>
+        </w:rPr>
         <w:t>"the eyes of your heart having been enlightened"</w:t>
       </w:r>
     </w:p>
@@ -4142,6 +4822,21 @@
           <w:b/>
           <w:lang w:val="en_US" w:bidi="en_US"/>
         </w:rPr>
+        <w:t>τοὺς ὀφθαλμοὺς τῆς καρδίας</w:t>
+      </w:r>
+    </w:p>
+    <w:p>
+      <w:pPr/>
+      <w:r>
+        <w:rPr>
+          <w:lang w:val="en_US" w:bidi="en_US"/>
+        </w:rPr>
+      </w:r>
+      <w:r>
+        <w:rPr>
+          <w:b/>
+          <w:lang w:val="en_US" w:bidi="en_US"/>
+        </w:rPr>
         <w:t>"the eyes of your heart"</w:t>
       </w:r>
     </w:p>
@@ -4238,6 +4933,21 @@
           <w:b/>
           <w:lang w:val="en_US" w:bidi="en_US"/>
         </w:rPr>
+        <w:t>πεφωτισμένους</w:t>
+      </w:r>
+    </w:p>
+    <w:p>
+      <w:pPr/>
+      <w:r>
+        <w:rPr>
+          <w:lang w:val="en_US" w:bidi="en_US"/>
+        </w:rPr>
+      </w:r>
+      <w:r>
+        <w:rPr>
+          <w:b/>
+          <w:lang w:val="en_US" w:bidi="en_US"/>
+        </w:rPr>
         <w:t>"having been enlightened"</w:t>
       </w:r>
     </w:p>
@@ -4377,6 +5087,21 @@
           <w:b/>
           <w:lang w:val="en_US" w:bidi="en_US"/>
         </w:rPr>
+        <w:t>τῆς κληρονομίας αὐτοῦ</w:t>
+      </w:r>
+    </w:p>
+    <w:p>
+      <w:pPr/>
+      <w:r>
+        <w:rPr>
+          <w:lang w:val="en_US" w:bidi="en_US"/>
+        </w:rPr>
+      </w:r>
+      <w:r>
+        <w:rPr>
+          <w:b/>
+          <w:lang w:val="en_US" w:bidi="en_US"/>
+        </w:rPr>
         <w:t>"of his inheritance"</w:t>
       </w:r>
     </w:p>
@@ -4460,6 +5185,21 @@
           <w:b/>
           <w:lang w:val="en_US" w:bidi="en_US"/>
         </w:rPr>
+        <w:t>τοῖς ἁγίοις</w:t>
+      </w:r>
+    </w:p>
+    <w:p>
+      <w:pPr/>
+      <w:r>
+        <w:rPr>
+          <w:lang w:val="en_US" w:bidi="en_US"/>
+        </w:rPr>
+      </w:r>
+      <w:r>
+        <w:rPr>
+          <w:b/>
+          <w:lang w:val="en_US" w:bidi="en_US"/>
+        </w:rPr>
         <w:t>"the saints"</w:t>
       </w:r>
     </w:p>
@@ -4523,6 +5263,21 @@
           <w:b/>
           <w:lang w:val="en_US" w:bidi="en_US"/>
         </w:rPr>
+        <w:t>τὸ ὑπερβάλλον μέγεθος τῆς δυνάμεως αὐτοῦ</w:t>
+      </w:r>
+    </w:p>
+    <w:p>
+      <w:pPr/>
+      <w:r>
+        <w:rPr>
+          <w:lang w:val="en_US" w:bidi="en_US"/>
+        </w:rPr>
+      </w:r>
+      <w:r>
+        <w:rPr>
+          <w:b/>
+          <w:lang w:val="en_US" w:bidi="en_US"/>
+        </w:rPr>
         <w:t>"the incomparable greatness of his power"</w:t>
       </w:r>
     </w:p>
@@ -4586,6 +5341,21 @@
           <w:b/>
           <w:lang w:val="en_US" w:bidi="en_US"/>
         </w:rPr>
+        <w:t>εἰς ἡμᾶς, τοὺς πιστεύοντας</w:t>
+      </w:r>
+    </w:p>
+    <w:p>
+      <w:pPr/>
+      <w:r>
+        <w:rPr>
+          <w:lang w:val="en_US" w:bidi="en_US"/>
+        </w:rPr>
+      </w:r>
+      <w:r>
+        <w:rPr>
+          <w:b/>
+          <w:lang w:val="en_US" w:bidi="en_US"/>
+        </w:rPr>
         <w:t>"toward us, the ones believing"</w:t>
       </w:r>
     </w:p>
@@ -4649,6 +5419,21 @@
           <w:b/>
           <w:lang w:val="en_US" w:bidi="en_US"/>
         </w:rPr>
+        <w:t>τὴν ἐνέργειαν τοῦ κράτους τῆς ἰσχύος αὐτοῦ</w:t>
+      </w:r>
+    </w:p>
+    <w:p>
+      <w:pPr/>
+      <w:r>
+        <w:rPr>
+          <w:lang w:val="en_US" w:bidi="en_US"/>
+        </w:rPr>
+      </w:r>
+      <w:r>
+        <w:rPr>
+          <w:b/>
+          <w:lang w:val="en_US" w:bidi="en_US"/>
+        </w:rPr>
         <w:t>"the working of the force of his strength"</w:t>
       </w:r>
     </w:p>
@@ -4712,6 +5497,21 @@
           <w:b/>
           <w:lang w:val="en_US" w:bidi="en_US"/>
         </w:rPr>
+        <w:t>τοῦ κράτους τῆς ἰσχύος αὐτοῦ</w:t>
+      </w:r>
+    </w:p>
+    <w:p>
+      <w:pPr/>
+      <w:r>
+        <w:rPr>
+          <w:lang w:val="en_US" w:bidi="en_US"/>
+        </w:rPr>
+      </w:r>
+      <w:r>
+        <w:rPr>
+          <w:b/>
+          <w:lang w:val="en_US" w:bidi="en_US"/>
+        </w:rPr>
         <w:t>"of the force of his strength"</w:t>
       </w:r>
     </w:p>
@@ -4821,6 +5621,21 @@
           <w:b/>
           <w:lang w:val="en_US" w:bidi="en_US"/>
         </w:rPr>
+        <w:t>ἐγείρας αὐτὸν ἐκ νεκρῶν</w:t>
+      </w:r>
+    </w:p>
+    <w:p>
+      <w:pPr/>
+      <w:r>
+        <w:rPr>
+          <w:lang w:val="en_US" w:bidi="en_US"/>
+        </w:rPr>
+      </w:r>
+      <w:r>
+        <w:rPr>
+          <w:b/>
+          <w:lang w:val="en_US" w:bidi="en_US"/>
+        </w:rPr>
         <w:t>"having raised him from the dead"</w:t>
       </w:r>
     </w:p>
@@ -4884,6 +5699,21 @@
           <w:b/>
           <w:lang w:val="en_US" w:bidi="en_US"/>
         </w:rPr>
+        <w:t>ἐκ νεκρῶν</w:t>
+      </w:r>
+    </w:p>
+    <w:p>
+      <w:pPr/>
+      <w:r>
+        <w:rPr>
+          <w:lang w:val="en_US" w:bidi="en_US"/>
+        </w:rPr>
+      </w:r>
+      <w:r>
+        <w:rPr>
+          <w:b/>
+          <w:lang w:val="en_US" w:bidi="en_US"/>
+        </w:rPr>
         <w:t>"from the dead"</w:t>
       </w:r>
     </w:p>
@@ -4980,6 +5810,21 @@
           <w:b/>
           <w:lang w:val="en_US" w:bidi="en_US"/>
         </w:rPr>
+        <w:t>καθίσας ἐν δεξιᾷ αὐτοῦ, ἐν τοῖς ἐπουρανίοις</w:t>
+      </w:r>
+    </w:p>
+    <w:p>
+      <w:pPr/>
+      <w:r>
+        <w:rPr>
+          <w:lang w:val="en_US" w:bidi="en_US"/>
+        </w:rPr>
+      </w:r>
+      <w:r>
+        <w:rPr>
+          <w:b/>
+          <w:lang w:val="en_US" w:bidi="en_US"/>
+        </w:rPr>
         <w:t>"seated {him} at his right hand in the heavenly places"</w:t>
       </w:r>
     </w:p>
@@ -5076,6 +5921,21 @@
           <w:b/>
           <w:lang w:val="en_US" w:bidi="en_US"/>
         </w:rPr>
+        <w:t>καθίσας ἐν δεξιᾷ αὐτοῦ</w:t>
+      </w:r>
+    </w:p>
+    <w:p>
+      <w:pPr/>
+      <w:r>
+        <w:rPr>
+          <w:lang w:val="en_US" w:bidi="en_US"/>
+        </w:rPr>
+      </w:r>
+      <w:r>
+        <w:rPr>
+          <w:b/>
+          <w:lang w:val="en_US" w:bidi="en_US"/>
+        </w:rPr>
         <w:t>"seated {him} at his right hand"</w:t>
       </w:r>
     </w:p>
@@ -5172,6 +6032,21 @@
           <w:b/>
           <w:lang w:val="en_US" w:bidi="en_US"/>
         </w:rPr>
+        <w:t>ἐν τοῖς ἐπουρανίοις</w:t>
+      </w:r>
+    </w:p>
+    <w:p>
+      <w:pPr/>
+      <w:r>
+        <w:rPr>
+          <w:lang w:val="en_US" w:bidi="en_US"/>
+        </w:rPr>
+      </w:r>
+      <w:r>
+        <w:rPr>
+          <w:b/>
+          <w:lang w:val="en_US" w:bidi="en_US"/>
+        </w:rPr>
         <w:t>"in the heavenly places"</w:t>
       </w:r>
     </w:p>
@@ -5201,7 +6076,7 @@
         </w:rPr>
         <w:t xml:space="preserve"> refers to the place where God is. See how you translated this in </w:t>
       </w:r>
-      <w:hyperlink r:id="rId13">
+      <w:hyperlink r:id="rId15">
         <w:r>
           <w:rPr>
             <w:lang w:val="en_US" w:bidi="en_US"/>
@@ -5266,6 +6141,21 @@
           <w:b/>
           <w:lang w:val="en_US" w:bidi="en_US"/>
         </w:rPr>
+        <w:t>ὑπεράνω πάσης ἀρχῆς, καὶ ἐξουσίας, καὶ δυνάμεως, καὶ κυριότητος</w:t>
+      </w:r>
+    </w:p>
+    <w:p>
+      <w:pPr/>
+      <w:r>
+        <w:rPr>
+          <w:lang w:val="en_US" w:bidi="en_US"/>
+        </w:rPr>
+      </w:r>
+      <w:r>
+        <w:rPr>
+          <w:b/>
+          <w:lang w:val="en_US" w:bidi="en_US"/>
+        </w:rPr>
         <w:t>"far above all rule and authority and power and dominion"</w:t>
       </w:r>
     </w:p>
@@ -5349,6 +6239,21 @@
           <w:b/>
           <w:lang w:val="en_US" w:bidi="en_US"/>
         </w:rPr>
+        <w:t>παντὸς ὀνόματος ὀνομαζομένου</w:t>
+      </w:r>
+    </w:p>
+    <w:p>
+      <w:pPr/>
+      <w:r>
+        <w:rPr>
+          <w:lang w:val="en_US" w:bidi="en_US"/>
+        </w:rPr>
+      </w:r>
+      <w:r>
+        <w:rPr>
+          <w:b/>
+          <w:lang w:val="en_US" w:bidi="en_US"/>
+        </w:rPr>
         <w:t>"every name being named"</w:t>
       </w:r>
     </w:p>
@@ -5432,6 +6337,21 @@
           <w:b/>
           <w:lang w:val="en_US" w:bidi="en_US"/>
         </w:rPr>
+        <w:t>ὀνόματος</w:t>
+      </w:r>
+    </w:p>
+    <w:p>
+      <w:pPr/>
+      <w:r>
+        <w:rPr>
+          <w:lang w:val="en_US" w:bidi="en_US"/>
+        </w:rPr>
+      </w:r>
+      <w:r>
+        <w:rPr>
+          <w:b/>
+          <w:lang w:val="en_US" w:bidi="en_US"/>
+        </w:rPr>
         <w:t>"name"</w:t>
       </w:r>
     </w:p>
@@ -5508,6 +6428,21 @@
           <w:b/>
           <w:lang w:val="en_US" w:bidi="en_US"/>
         </w:rPr>
+        <w:t>ἐν τῷ αἰῶνι τούτῳ</w:t>
+      </w:r>
+    </w:p>
+    <w:p>
+      <w:pPr/>
+      <w:r>
+        <w:rPr>
+          <w:lang w:val="en_US" w:bidi="en_US"/>
+        </w:rPr>
+      </w:r>
+      <w:r>
+        <w:rPr>
+          <w:b/>
+          <w:lang w:val="en_US" w:bidi="en_US"/>
+        </w:rPr>
         <w:t>"in this age"</w:t>
       </w:r>
     </w:p>
@@ -5571,6 +6506,21 @@
           <w:b/>
           <w:lang w:val="en_US" w:bidi="en_US"/>
         </w:rPr>
+        <w:t>ἐν τῷ μέλλοντι</w:t>
+      </w:r>
+    </w:p>
+    <w:p>
+      <w:pPr/>
+      <w:r>
+        <w:rPr>
+          <w:lang w:val="en_US" w:bidi="en_US"/>
+        </w:rPr>
+      </w:r>
+      <w:r>
+        <w:rPr>
+          <w:b/>
+          <w:lang w:val="en_US" w:bidi="en_US"/>
+        </w:rPr>
         <w:t>"in the one coming"</w:t>
       </w:r>
     </w:p>
@@ -5634,6 +6584,21 @@
           <w:b/>
           <w:lang w:val="en_US" w:bidi="en_US"/>
         </w:rPr>
+        <w:t>ὑπὸ τοὺς πόδας αὐτοῦ</w:t>
+      </w:r>
+    </w:p>
+    <w:p>
+      <w:pPr/>
+      <w:r>
+        <w:rPr>
+          <w:lang w:val="en_US" w:bidi="en_US"/>
+        </w:rPr>
+      </w:r>
+      <w:r>
+        <w:rPr>
+          <w:b/>
+          <w:lang w:val="en_US" w:bidi="en_US"/>
+        </w:rPr>
         <w:t>"under his feet"</w:t>
       </w:r>
     </w:p>
@@ -5730,6 +6695,21 @@
           <w:b/>
           <w:lang w:val="en_US" w:bidi="en_US"/>
         </w:rPr>
+        <w:t>κεφαλὴν ὑπὲρ πάντα</w:t>
+      </w:r>
+    </w:p>
+    <w:p>
+      <w:pPr/>
+      <w:r>
+        <w:rPr>
+          <w:lang w:val="en_US" w:bidi="en_US"/>
+        </w:rPr>
+      </w:r>
+      <w:r>
+        <w:rPr>
+          <w:b/>
+          <w:lang w:val="en_US" w:bidi="en_US"/>
+        </w:rPr>
         <w:t>"head over all things"</w:t>
       </w:r>
     </w:p>
@@ -5826,6 +6806,21 @@
           <w:b/>
           <w:lang w:val="en_US" w:bidi="en_US"/>
         </w:rPr>
+        <w:t>τὸ σῶμα αὐτοῦ</w:t>
+      </w:r>
+    </w:p>
+    <w:p>
+      <w:pPr/>
+      <w:r>
+        <w:rPr>
+          <w:lang w:val="en_US" w:bidi="en_US"/>
+        </w:rPr>
+      </w:r>
+      <w:r>
+        <w:rPr>
+          <w:b/>
+          <w:lang w:val="en_US" w:bidi="en_US"/>
+        </w:rPr>
         <w:t>"his body"</w:t>
       </w:r>
     </w:p>
@@ -5922,6 +6917,21 @@
           <w:b/>
           <w:lang w:val="en_US" w:bidi="en_US"/>
         </w:rPr>
+        <w:t>τὸ πλήρωμα τοῦ τὰ πάντα ἐν πᾶσιν πληρουμένου</w:t>
+      </w:r>
+    </w:p>
+    <w:p>
+      <w:pPr/>
+      <w:r>
+        <w:rPr>
+          <w:lang w:val="en_US" w:bidi="en_US"/>
+        </w:rPr>
+      </w:r>
+      <w:r>
+        <w:rPr>
+          <w:b/>
+          <w:lang w:val="en_US" w:bidi="en_US"/>
+        </w:rPr>
         <w:t>"the fullness of the one filling all in all"</w:t>
       </w:r>
     </w:p>
@@ -5985,6 +6995,21 @@
           <w:b/>
           <w:lang w:val="en_US" w:bidi="en_US"/>
         </w:rPr>
+        <w:t>τὸ πλήρωμα</w:t>
+      </w:r>
+    </w:p>
+    <w:p>
+      <w:pPr/>
+      <w:r>
+        <w:rPr>
+          <w:lang w:val="en_US" w:bidi="en_US"/>
+        </w:rPr>
+      </w:r>
+      <w:r>
+        <w:rPr>
+          <w:b/>
+          <w:lang w:val="en_US" w:bidi="en_US"/>
+        </w:rPr>
         <w:t>"the fullness"</w:t>
       </w:r>
     </w:p>
@@ -6111,6 +7136,21 @@
           <w:b/>
           <w:lang w:val="en_US" w:bidi="en_US"/>
         </w:rPr>
+        <w:t>ὑμᾶς ὄντας νεκροὺς τοῖς παραπτώμασιν καὶ ταῖς ἁμαρτίαις ὑμῶν</w:t>
+      </w:r>
+    </w:p>
+    <w:p>
+      <w:pPr/>
+      <w:r>
+        <w:rPr>
+          <w:lang w:val="en_US" w:bidi="en_US"/>
+        </w:rPr>
+      </w:r>
+      <w:r>
+        <w:rPr>
+          <w:b/>
+          <w:lang w:val="en_US" w:bidi="en_US"/>
+        </w:rPr>
         <w:t>"you were dead in your trespasses and sins"</w:t>
       </w:r>
     </w:p>
@@ -6207,6 +7247,21 @@
           <w:b/>
           <w:lang w:val="en_US" w:bidi="en_US"/>
         </w:rPr>
+        <w:t>τοῖς παραπτώμασιν καὶ ταῖς ἁμαρτίαις ὑμῶν</w:t>
+      </w:r>
+    </w:p>
+    <w:p>
+      <w:pPr/>
+      <w:r>
+        <w:rPr>
+          <w:lang w:val="en_US" w:bidi="en_US"/>
+        </w:rPr>
+      </w:r>
+      <w:r>
+        <w:rPr>
+          <w:b/>
+          <w:lang w:val="en_US" w:bidi="en_US"/>
+        </w:rPr>
         <w:t>"in your trespasses and sins"</w:t>
       </w:r>
     </w:p>
@@ -6316,6 +7371,21 @@
           <w:b/>
           <w:lang w:val="en_US" w:bidi="en_US"/>
         </w:rPr>
+        <w:t>τοῖς παραπτώμασιν καὶ ταῖς ἁμαρτίαις ὑμῶν</w:t>
+      </w:r>
+    </w:p>
+    <w:p>
+      <w:pPr/>
+      <w:r>
+        <w:rPr>
+          <w:lang w:val="en_US" w:bidi="en_US"/>
+        </w:rPr>
+      </w:r>
+      <w:r>
+        <w:rPr>
+          <w:b/>
+          <w:lang w:val="en_US" w:bidi="en_US"/>
+        </w:rPr>
         <w:t>"in your trespasses and sins"</w:t>
       </w:r>
     </w:p>
@@ -6425,6 +7495,21 @@
           <w:b/>
           <w:lang w:val="en_US" w:bidi="en_US"/>
         </w:rPr>
+        <w:t>ἐν αἷς ποτε περιεπατήσατε</w:t>
+      </w:r>
+    </w:p>
+    <w:p>
+      <w:pPr/>
+      <w:r>
+        <w:rPr>
+          <w:lang w:val="en_US" w:bidi="en_US"/>
+        </w:rPr>
+      </w:r>
+      <w:r>
+        <w:rPr>
+          <w:b/>
+          <w:lang w:val="en_US" w:bidi="en_US"/>
+        </w:rPr>
         <w:t>"in which you once walked"</w:t>
       </w:r>
     </w:p>
@@ -6508,6 +7593,21 @@
           <w:b/>
           <w:lang w:val="en_US" w:bidi="en_US"/>
         </w:rPr>
+        <w:t>κατὰ τὸν αἰῶνα τοῦ κόσμου τούτου</w:t>
+      </w:r>
+    </w:p>
+    <w:p>
+      <w:pPr/>
+      <w:r>
+        <w:rPr>
+          <w:lang w:val="en_US" w:bidi="en_US"/>
+        </w:rPr>
+      </w:r>
+      <w:r>
+        <w:rPr>
+          <w:b/>
+          <w:lang w:val="en_US" w:bidi="en_US"/>
+        </w:rPr>
         <w:t>"according to the age of this world"</w:t>
       </w:r>
     </w:p>
@@ -6667,6 +7767,21 @@
           <w:b/>
           <w:lang w:val="en_US" w:bidi="en_US"/>
         </w:rPr>
+        <w:t>τοῦ πνεύματος τοῦ νῦν ἐνεργοῦντος</w:t>
+      </w:r>
+    </w:p>
+    <w:p>
+      <w:pPr/>
+      <w:r>
+        <w:rPr>
+          <w:lang w:val="en_US" w:bidi="en_US"/>
+        </w:rPr>
+      </w:r>
+      <w:r>
+        <w:rPr>
+          <w:b/>
+          <w:lang w:val="en_US" w:bidi="en_US"/>
+        </w:rPr>
         <w:t>"the spirit that is now working"</w:t>
       </w:r>
     </w:p>
@@ -6730,6 +7845,21 @@
           <w:b/>
           <w:lang w:val="en_US" w:bidi="en_US"/>
         </w:rPr>
+        <w:t>τοῖς υἱοῖς τῆς ἀπειθείας</w:t>
+      </w:r>
+    </w:p>
+    <w:p>
+      <w:pPr/>
+      <w:r>
+        <w:rPr>
+          <w:lang w:val="en_US" w:bidi="en_US"/>
+        </w:rPr>
+      </w:r>
+      <w:r>
+        <w:rPr>
+          <w:b/>
+          <w:lang w:val="en_US" w:bidi="en_US"/>
+        </w:rPr>
         <w:t>"the sons of disobedience"</w:t>
       </w:r>
     </w:p>
@@ -6813,6 +7943,21 @@
           <w:b/>
           <w:lang w:val="en_US" w:bidi="en_US"/>
         </w:rPr>
+        <w:t>τὰ θελήματα τῆς σαρκὸς καὶ τῶν διανοιῶν</w:t>
+      </w:r>
+    </w:p>
+    <w:p>
+      <w:pPr/>
+      <w:r>
+        <w:rPr>
+          <w:lang w:val="en_US" w:bidi="en_US"/>
+        </w:rPr>
+      </w:r>
+      <w:r>
+        <w:rPr>
+          <w:b/>
+          <w:lang w:val="en_US" w:bidi="en_US"/>
+        </w:rPr>
         <w:t>"the desires of the body and of the minds"</w:t>
       </w:r>
     </w:p>
@@ -6922,6 +8067,21 @@
           <w:b/>
           <w:lang w:val="en_US" w:bidi="en_US"/>
         </w:rPr>
+        <w:t>τέκνα &amp; ὀργῆς</w:t>
+      </w:r>
+    </w:p>
+    <w:p>
+      <w:pPr/>
+      <w:r>
+        <w:rPr>
+          <w:lang w:val="en_US" w:bidi="en_US"/>
+        </w:rPr>
+      </w:r>
+      <w:r>
+        <w:rPr>
+          <w:b/>
+          <w:lang w:val="en_US" w:bidi="en_US"/>
+        </w:rPr>
         <w:t>"children of wrath"</w:t>
       </w:r>
     </w:p>
@@ -7005,6 +8165,21 @@
           <w:b/>
           <w:lang w:val="en_US" w:bidi="en_US"/>
         </w:rPr>
+        <w:t>δὲ</w:t>
+      </w:r>
+    </w:p>
+    <w:p>
+      <w:pPr/>
+      <w:r>
+        <w:rPr>
+          <w:lang w:val="en_US" w:bidi="en_US"/>
+        </w:rPr>
+      </w:r>
+      <w:r>
+        <w:rPr>
+          <w:b/>
+          <w:lang w:val="en_US" w:bidi="en_US"/>
+        </w:rPr>
         <w:t>"But"</w:t>
       </w:r>
     </w:p>
@@ -7101,6 +8276,21 @@
           <w:b/>
           <w:lang w:val="en_US" w:bidi="en_US"/>
         </w:rPr>
+        <w:t>Θεὸς πλούσιος ὢν ἐν ἐλέει</w:t>
+      </w:r>
+    </w:p>
+    <w:p>
+      <w:pPr/>
+      <w:r>
+        <w:rPr>
+          <w:lang w:val="en_US" w:bidi="en_US"/>
+        </w:rPr>
+      </w:r>
+      <w:r>
+        <w:rPr>
+          <w:b/>
+          <w:lang w:val="en_US" w:bidi="en_US"/>
+        </w:rPr>
         <w:t>"God being rich in mercy"</w:t>
       </w:r>
     </w:p>
@@ -7197,6 +8387,21 @@
           <w:b/>
           <w:lang w:val="en_US" w:bidi="en_US"/>
         </w:rPr>
+        <w:t>διὰ τὴν πολλὴν ἀγάπην αὐτοῦ, ἣν ἠγάπησεν ἡμᾶς</w:t>
+      </w:r>
+    </w:p>
+    <w:p>
+      <w:pPr/>
+      <w:r>
+        <w:rPr>
+          <w:lang w:val="en_US" w:bidi="en_US"/>
+        </w:rPr>
+      </w:r>
+      <w:r>
+        <w:rPr>
+          <w:b/>
+          <w:lang w:val="en_US" w:bidi="en_US"/>
+        </w:rPr>
         <w:t>"because of his great love with which he loved us"</w:t>
       </w:r>
     </w:p>
@@ -7293,6 +8498,21 @@
           <w:b/>
           <w:lang w:val="en_US" w:bidi="en_US"/>
         </w:rPr>
+        <w:t>χάριτί ἐστε σεσῳσμένοι</w:t>
+      </w:r>
+    </w:p>
+    <w:p>
+      <w:pPr/>
+      <w:r>
+        <w:rPr>
+          <w:lang w:val="en_US" w:bidi="en_US"/>
+        </w:rPr>
+      </w:r>
+      <w:r>
+        <w:rPr>
+          <w:b/>
+          <w:lang w:val="en_US" w:bidi="en_US"/>
+        </w:rPr>
         <w:t>"by grace you have been saved"</w:t>
       </w:r>
     </w:p>
@@ -7376,6 +8596,21 @@
           <w:b/>
           <w:lang w:val="en_US" w:bidi="en_US"/>
         </w:rPr>
+        <w:t>χάριτί ἐστε σεσῳσμένοι</w:t>
+      </w:r>
+    </w:p>
+    <w:p>
+      <w:pPr/>
+      <w:r>
+        <w:rPr>
+          <w:lang w:val="en_US" w:bidi="en_US"/>
+        </w:rPr>
+      </w:r>
+      <w:r>
+        <w:rPr>
+          <w:b/>
+          <w:lang w:val="en_US" w:bidi="en_US"/>
+        </w:rPr>
         <w:t>"by grace you have been saved"</w:t>
       </w:r>
     </w:p>
@@ -7472,6 +8707,21 @@
           <w:b/>
           <w:lang w:val="en_US" w:bidi="en_US"/>
         </w:rPr>
+        <w:t>συνήγειρεν</w:t>
+      </w:r>
+    </w:p>
+    <w:p>
+      <w:pPr/>
+      <w:r>
+        <w:rPr>
+          <w:lang w:val="en_US" w:bidi="en_US"/>
+        </w:rPr>
+      </w:r>
+      <w:r>
+        <w:rPr>
+          <w:b/>
+          <w:lang w:val="en_US" w:bidi="en_US"/>
+        </w:rPr>
         <w:t>"raised us up with {him"</w:t>
       </w:r>
     </w:p>
@@ -7568,6 +8818,21 @@
           <w:b/>
           <w:lang w:val="en_US" w:bidi="en_US"/>
         </w:rPr>
+        <w:t>συνήγειρεν</w:t>
+      </w:r>
+    </w:p>
+    <w:p>
+      <w:pPr/>
+      <w:r>
+        <w:rPr>
+          <w:lang w:val="en_US" w:bidi="en_US"/>
+        </w:rPr>
+      </w:r>
+      <w:r>
+        <w:rPr>
+          <w:b/>
+          <w:lang w:val="en_US" w:bidi="en_US"/>
+        </w:rPr>
         <w:t>"raised us up with {him"</w:t>
       </w:r>
     </w:p>
@@ -7651,6 +8916,21 @@
           <w:b/>
           <w:lang w:val="en_US" w:bidi="en_US"/>
         </w:rPr>
+        <w:t>συνεκάθισεν</w:t>
+      </w:r>
+    </w:p>
+    <w:p>
+      <w:pPr/>
+      <w:r>
+        <w:rPr>
+          <w:lang w:val="en_US" w:bidi="en_US"/>
+        </w:rPr>
+      </w:r>
+      <w:r>
+        <w:rPr>
+          <w:b/>
+          <w:lang w:val="en_US" w:bidi="en_US"/>
+        </w:rPr>
         <w:t>"seated us with {him"</w:t>
       </w:r>
     </w:p>
@@ -7747,6 +9027,21 @@
           <w:b/>
           <w:lang w:val="en_US" w:bidi="en_US"/>
         </w:rPr>
+        <w:t>ἐν τοῖς ἐπουρανίοις</w:t>
+      </w:r>
+    </w:p>
+    <w:p>
+      <w:pPr/>
+      <w:r>
+        <w:rPr>
+          <w:lang w:val="en_US" w:bidi="en_US"/>
+        </w:rPr>
+      </w:r>
+      <w:r>
+        <w:rPr>
+          <w:b/>
+          <w:lang w:val="en_US" w:bidi="en_US"/>
+        </w:rPr>
         <w:t>"in the heavenly places"</w:t>
       </w:r>
     </w:p>
@@ -7776,7 +9071,7 @@
         </w:rPr>
         <w:t xml:space="preserve"> refers to the place where God is. See how this is translated in </w:t>
       </w:r>
-      <w:hyperlink r:id="rId13">
+      <w:hyperlink r:id="rId15">
         <w:r>
           <w:rPr>
             <w:lang w:val="en_US" w:bidi="en_US"/>
@@ -7841,6 +9136,21 @@
           <w:b/>
           <w:lang w:val="en_US" w:bidi="en_US"/>
         </w:rPr>
+        <w:t>ἐν Χριστῷ Ἰησοῦ</w:t>
+      </w:r>
+    </w:p>
+    <w:p>
+      <w:pPr/>
+      <w:r>
+        <w:rPr>
+          <w:lang w:val="en_US" w:bidi="en_US"/>
+        </w:rPr>
+      </w:r>
+      <w:r>
+        <w:rPr>
+          <w:b/>
+          <w:lang w:val="en_US" w:bidi="en_US"/>
+        </w:rPr>
         <w:t>"in Christ Jesus"</w:t>
       </w:r>
     </w:p>
@@ -7917,6 +9227,21 @@
           <w:b/>
           <w:lang w:val="en_US" w:bidi="en_US"/>
         </w:rPr>
+        <w:t>ἵνα</w:t>
+      </w:r>
+    </w:p>
+    <w:p>
+      <w:pPr/>
+      <w:r>
+        <w:rPr>
+          <w:lang w:val="en_US" w:bidi="en_US"/>
+        </w:rPr>
+      </w:r>
+      <w:r>
+        <w:rPr>
+          <w:b/>
+          <w:lang w:val="en_US" w:bidi="en_US"/>
+        </w:rPr>
         <w:t>"so that"</w:t>
       </w:r>
     </w:p>
@@ -8013,6 +9338,21 @@
           <w:b/>
           <w:lang w:val="en_US" w:bidi="en_US"/>
         </w:rPr>
+        <w:t>ἐν τοῖς αἰῶσιν, τοῖς ἐπερχομένοις</w:t>
+      </w:r>
+    </w:p>
+    <w:p>
+      <w:pPr/>
+      <w:r>
+        <w:rPr>
+          <w:lang w:val="en_US" w:bidi="en_US"/>
+        </w:rPr>
+      </w:r>
+      <w:r>
+        <w:rPr>
+          <w:b/>
+          <w:lang w:val="en_US" w:bidi="en_US"/>
+        </w:rPr>
         <w:t>"in the ages that are coming"</w:t>
       </w:r>
     </w:p>
@@ -8076,6 +9416,21 @@
           <w:b/>
           <w:lang w:val="en_US" w:bidi="en_US"/>
         </w:rPr>
+        <w:t>γὰρ</w:t>
+      </w:r>
+    </w:p>
+    <w:p>
+      <w:pPr/>
+      <w:r>
+        <w:rPr>
+          <w:lang w:val="en_US" w:bidi="en_US"/>
+        </w:rPr>
+      </w:r>
+      <w:r>
+        <w:rPr>
+          <w:b/>
+          <w:lang w:val="en_US" w:bidi="en_US"/>
+        </w:rPr>
         <w:t>"For"</w:t>
       </w:r>
     </w:p>
@@ -8172,6 +9527,21 @@
           <w:b/>
           <w:lang w:val="en_US" w:bidi="en_US"/>
         </w:rPr>
+        <w:t>τῇ γὰρ χάριτί ἐστε σεσῳσμένοι διὰ πίστεως</w:t>
+      </w:r>
+    </w:p>
+    <w:p>
+      <w:pPr/>
+      <w:r>
+        <w:rPr>
+          <w:lang w:val="en_US" w:bidi="en_US"/>
+        </w:rPr>
+      </w:r>
+      <w:r>
+        <w:rPr>
+          <w:b/>
+          <w:lang w:val="en_US" w:bidi="en_US"/>
+        </w:rPr>
         <w:t>"For by grace you have been saved through faith"</w:t>
       </w:r>
     </w:p>
@@ -8271,7 +9641,7 @@
         </w:rPr>
         <w:t xml:space="preserve">See how you translated this phrase in </w:t>
       </w:r>
-      <w:hyperlink r:id="rId14">
+      <w:hyperlink r:id="rId16">
         <w:r>
           <w:rPr>
             <w:lang w:val="en_US" w:bidi="en_US"/>
@@ -8356,6 +9726,21 @@
           <w:b/>
           <w:lang w:val="en_US" w:bidi="en_US"/>
         </w:rPr>
+        <w:t>τοῦτο</w:t>
+      </w:r>
+    </w:p>
+    <w:p>
+      <w:pPr/>
+      <w:r>
+        <w:rPr>
+          <w:lang w:val="en_US" w:bidi="en_US"/>
+        </w:rPr>
+      </w:r>
+      <w:r>
+        <w:rPr>
+          <w:b/>
+          <w:lang w:val="en_US" w:bidi="en_US"/>
+        </w:rPr>
         <w:t>"this {is"</w:t>
       </w:r>
     </w:p>
@@ -8604,6 +9989,21 @@
           <w:b/>
           <w:lang w:val="en_US" w:bidi="en_US"/>
         </w:rPr>
+        <w:t>γάρ</w:t>
+      </w:r>
+    </w:p>
+    <w:p>
+      <w:pPr/>
+      <w:r>
+        <w:rPr>
+          <w:lang w:val="en_US" w:bidi="en_US"/>
+        </w:rPr>
+      </w:r>
+      <w:r>
+        <w:rPr>
+          <w:b/>
+          <w:lang w:val="en_US" w:bidi="en_US"/>
+        </w:rPr>
         <w:t>"For"</w:t>
       </w:r>
     </w:p>
@@ -8700,6 +10100,21 @@
           <w:b/>
           <w:lang w:val="en_US" w:bidi="en_US"/>
         </w:rPr>
+        <w:t>ἐν Χριστῷ Ἰησοῦ</w:t>
+      </w:r>
+    </w:p>
+    <w:p>
+      <w:pPr/>
+      <w:r>
+        <w:rPr>
+          <w:lang w:val="en_US" w:bidi="en_US"/>
+        </w:rPr>
+      </w:r>
+      <w:r>
+        <w:rPr>
+          <w:b/>
+          <w:lang w:val="en_US" w:bidi="en_US"/>
+        </w:rPr>
         <w:t>"in Christ Jesus"</w:t>
       </w:r>
     </w:p>
@@ -8776,6 +10191,21 @@
           <w:b/>
           <w:lang w:val="en_US" w:bidi="en_US"/>
         </w:rPr>
+        <w:t>ἵνα</w:t>
+      </w:r>
+    </w:p>
+    <w:p>
+      <w:pPr/>
+      <w:r>
+        <w:rPr>
+          <w:lang w:val="en_US" w:bidi="en_US"/>
+        </w:rPr>
+      </w:r>
+      <w:r>
+        <w:rPr>
+          <w:b/>
+          <w:lang w:val="en_US" w:bidi="en_US"/>
+        </w:rPr>
         <w:t>"so that"</w:t>
       </w:r>
     </w:p>
@@ -8872,6 +10302,21 @@
           <w:b/>
           <w:lang w:val="en_US" w:bidi="en_US"/>
         </w:rPr>
+        <w:t>ἐν αὐτοῖς περιπατήσωμεν</w:t>
+      </w:r>
+    </w:p>
+    <w:p>
+      <w:pPr/>
+      <w:r>
+        <w:rPr>
+          <w:lang w:val="en_US" w:bidi="en_US"/>
+        </w:rPr>
+      </w:r>
+      <w:r>
+        <w:rPr>
+          <w:b/>
+          <w:lang w:val="en_US" w:bidi="en_US"/>
+        </w:rPr>
         <w:t>"we would walk in them"</w:t>
       </w:r>
     </w:p>
@@ -8981,6 +10426,21 @@
           <w:b/>
           <w:lang w:val="en_US" w:bidi="en_US"/>
         </w:rPr>
+        <w:t>διὸ</w:t>
+      </w:r>
+    </w:p>
+    <w:p>
+      <w:pPr/>
+      <w:r>
+        <w:rPr>
+          <w:lang w:val="en_US" w:bidi="en_US"/>
+        </w:rPr>
+      </w:r>
+      <w:r>
+        <w:rPr>
+          <w:b/>
+          <w:lang w:val="en_US" w:bidi="en_US"/>
+        </w:rPr>
         <w:t>"Therefore"</w:t>
       </w:r>
     </w:p>
@@ -9140,6 +10600,21 @@
           <w:b/>
           <w:lang w:val="en_US" w:bidi="en_US"/>
         </w:rPr>
+        <w:t>τὰ ἔθνη ἐν σαρκί</w:t>
+      </w:r>
+    </w:p>
+    <w:p>
+      <w:pPr/>
+      <w:r>
+        <w:rPr>
+          <w:lang w:val="en_US" w:bidi="en_US"/>
+        </w:rPr>
+      </w:r>
+      <w:r>
+        <w:rPr>
+          <w:b/>
+          <w:lang w:val="en_US" w:bidi="en_US"/>
+        </w:rPr>
         <w:t>"were} Gentiles in the flesh"</w:t>
       </w:r>
     </w:p>
@@ -9236,6 +10711,21 @@
           <w:b/>
           <w:lang w:val="en_US" w:bidi="en_US"/>
         </w:rPr>
+        <w:t>ἀκροβυστία</w:t>
+      </w:r>
+    </w:p>
+    <w:p>
+      <w:pPr/>
+      <w:r>
+        <w:rPr>
+          <w:lang w:val="en_US" w:bidi="en_US"/>
+        </w:rPr>
+      </w:r>
+      <w:r>
+        <w:rPr>
+          <w:b/>
+          <w:lang w:val="en_US" w:bidi="en_US"/>
+        </w:rPr>
         <w:t>"uncircumcised"</w:t>
       </w:r>
     </w:p>
@@ -9319,6 +10809,21 @@
           <w:b/>
           <w:lang w:val="en_US" w:bidi="en_US"/>
         </w:rPr>
+        <w:t>περιτομῆς</w:t>
+      </w:r>
+    </w:p>
+    <w:p>
+      <w:pPr/>
+      <w:r>
+        <w:rPr>
+          <w:lang w:val="en_US" w:bidi="en_US"/>
+        </w:rPr>
+      </w:r>
+      <w:r>
+        <w:rPr>
+          <w:b/>
+          <w:lang w:val="en_US" w:bidi="en_US"/>
+        </w:rPr>
         <w:t>"circumcised"</w:t>
       </w:r>
     </w:p>
@@ -9415,6 +10920,21 @@
           <w:b/>
           <w:lang w:val="en_US" w:bidi="en_US"/>
         </w:rPr>
+        <w:t>ὑπὸ τῆς λεγομένης</w:t>
+      </w:r>
+    </w:p>
+    <w:p>
+      <w:pPr/>
+      <w:r>
+        <w:rPr>
+          <w:lang w:val="en_US" w:bidi="en_US"/>
+        </w:rPr>
+      </w:r>
+      <w:r>
+        <w:rPr>
+          <w:b/>
+          <w:lang w:val="en_US" w:bidi="en_US"/>
+        </w:rPr>
         <w:t>"by the ones being called"</w:t>
       </w:r>
     </w:p>
@@ -9561,6 +11081,21 @@
           <w:b/>
           <w:lang w:val="en_US" w:bidi="en_US"/>
         </w:rPr>
+        <w:t>ὅτι</w:t>
+      </w:r>
+    </w:p>
+    <w:p>
+      <w:pPr/>
+      <w:r>
+        <w:rPr>
+          <w:lang w:val="en_US" w:bidi="en_US"/>
+        </w:rPr>
+      </w:r>
+      <w:r>
+        <w:rPr>
+          <w:b/>
+          <w:lang w:val="en_US" w:bidi="en_US"/>
+        </w:rPr>
         <w:t>"For"</w:t>
       </w:r>
     </w:p>
@@ -9657,6 +11192,21 @@
           <w:b/>
           <w:lang w:val="en_US" w:bidi="en_US"/>
         </w:rPr>
+        <w:t>χωρὶς Χριστοῦ</w:t>
+      </w:r>
+    </w:p>
+    <w:p>
+      <w:pPr/>
+      <w:r>
+        <w:rPr>
+          <w:lang w:val="en_US" w:bidi="en_US"/>
+        </w:rPr>
+      </w:r>
+      <w:r>
+        <w:rPr>
+          <w:b/>
+          <w:lang w:val="en_US" w:bidi="en_US"/>
+        </w:rPr>
         <w:t>"apart from Christ"</w:t>
       </w:r>
     </w:p>
@@ -9720,6 +11270,21 @@
           <w:b/>
           <w:lang w:val="en_US" w:bidi="en_US"/>
         </w:rPr>
+        <w:t>ξένοι τῶν διαθηκῶν τῆς ἐπαγγελίας</w:t>
+      </w:r>
+    </w:p>
+    <w:p>
+      <w:pPr/>
+      <w:r>
+        <w:rPr>
+          <w:lang w:val="en_US" w:bidi="en_US"/>
+        </w:rPr>
+      </w:r>
+      <w:r>
+        <w:rPr>
+          <w:b/>
+          <w:lang w:val="en_US" w:bidi="en_US"/>
+        </w:rPr>
         <w:t>"strangers to the covenants of the promise"</w:t>
       </w:r>
     </w:p>
@@ -9829,6 +11394,21 @@
           <w:b/>
           <w:lang w:val="en_US" w:bidi="en_US"/>
         </w:rPr>
+        <w:t>δὲ</w:t>
+      </w:r>
+    </w:p>
+    <w:p>
+      <w:pPr/>
+      <w:r>
+        <w:rPr>
+          <w:lang w:val="en_US" w:bidi="en_US"/>
+        </w:rPr>
+      </w:r>
+      <w:r>
+        <w:rPr>
+          <w:b/>
+          <w:lang w:val="en_US" w:bidi="en_US"/>
+        </w:rPr>
         <w:t>"But"</w:t>
       </w:r>
     </w:p>
@@ -9925,6 +11505,21 @@
           <w:b/>
           <w:lang w:val="en_US" w:bidi="en_US"/>
         </w:rPr>
+        <w:t>ὑμεῖς οἵ ποτε ὄντες μακρὰν, ἐγενήθητε ἐγγὺς ἐν τῷ αἵματι τοῦ Χριστοῦ</w:t>
+      </w:r>
+    </w:p>
+    <w:p>
+      <w:pPr/>
+      <w:r>
+        <w:rPr>
+          <w:lang w:val="en_US" w:bidi="en_US"/>
+        </w:rPr>
+      </w:r>
+      <w:r>
+        <w:rPr>
+          <w:b/>
+          <w:lang w:val="en_US" w:bidi="en_US"/>
+        </w:rPr>
         <w:t>"you, the ones once being far away have been brought near by the blood of Christ"</w:t>
       </w:r>
     </w:p>
@@ -10047,6 +11642,21 @@
           <w:b/>
           <w:lang w:val="en_US" w:bidi="en_US"/>
         </w:rPr>
+        <w:t>ἐν τῷ αἵματι τοῦ Χριστοῦ</w:t>
+      </w:r>
+    </w:p>
+    <w:p>
+      <w:pPr/>
+      <w:r>
+        <w:rPr>
+          <w:lang w:val="en_US" w:bidi="en_US"/>
+        </w:rPr>
+      </w:r>
+      <w:r>
+        <w:rPr>
+          <w:b/>
+          <w:lang w:val="en_US" w:bidi="en_US"/>
+        </w:rPr>
         <w:t>"by the blood of Christ"</w:t>
       </w:r>
     </w:p>
@@ -10143,6 +11753,21 @@
           <w:b/>
           <w:lang w:val="en_US" w:bidi="en_US"/>
         </w:rPr>
+        <w:t>γάρ</w:t>
+      </w:r>
+    </w:p>
+    <w:p>
+      <w:pPr/>
+      <w:r>
+        <w:rPr>
+          <w:lang w:val="en_US" w:bidi="en_US"/>
+        </w:rPr>
+      </w:r>
+      <w:r>
+        <w:rPr>
+          <w:b/>
+          <w:lang w:val="en_US" w:bidi="en_US"/>
+        </w:rPr>
         <w:t>"For"</w:t>
       </w:r>
     </w:p>
@@ -10239,6 +11864,21 @@
           <w:b/>
           <w:lang w:val="en_US" w:bidi="en_US"/>
         </w:rPr>
+        <w:t>αὐτὸς &amp; ἐστιν ἡ εἰρήνη ἡμῶν</w:t>
+      </w:r>
+    </w:p>
+    <w:p>
+      <w:pPr/>
+      <w:r>
+        <w:rPr>
+          <w:lang w:val="en_US" w:bidi="en_US"/>
+        </w:rPr>
+      </w:r>
+      <w:r>
+        <w:rPr>
+          <w:b/>
+          <w:lang w:val="en_US" w:bidi="en_US"/>
+        </w:rPr>
         <w:t>"he himself is our peace"</w:t>
       </w:r>
     </w:p>
@@ -10302,6 +11942,21 @@
           <w:b/>
           <w:lang w:val="en_US" w:bidi="en_US"/>
         </w:rPr>
+        <w:t>ἡ εἰρήνη ἡμῶν</w:t>
+      </w:r>
+    </w:p>
+    <w:p>
+      <w:pPr/>
+      <w:r>
+        <w:rPr>
+          <w:lang w:val="en_US" w:bidi="en_US"/>
+        </w:rPr>
+      </w:r>
+      <w:r>
+        <w:rPr>
+          <w:b/>
+          <w:lang w:val="en_US" w:bidi="en_US"/>
+        </w:rPr>
         <w:t>"our peace"</w:t>
       </w:r>
     </w:p>
@@ -10398,6 +12053,21 @@
           <w:b/>
           <w:lang w:val="en_US" w:bidi="en_US"/>
         </w:rPr>
+        <w:t>ὁ ποιήσας τὰ ἀμφότερα ἓν</w:t>
+      </w:r>
+    </w:p>
+    <w:p>
+      <w:pPr/>
+      <w:r>
+        <w:rPr>
+          <w:lang w:val="en_US" w:bidi="en_US"/>
+        </w:rPr>
+      </w:r>
+      <w:r>
+        <w:rPr>
+          <w:b/>
+          <w:lang w:val="en_US" w:bidi="en_US"/>
+        </w:rPr>
         <w:t>"the one having made the two one"</w:t>
       </w:r>
     </w:p>
@@ -10461,6 +12131,21 @@
           <w:b/>
           <w:lang w:val="en_US" w:bidi="en_US"/>
         </w:rPr>
+        <w:t>ἐν τῇ σαρκὶ αὐτοῦ</w:t>
+      </w:r>
+    </w:p>
+    <w:p>
+      <w:pPr/>
+      <w:r>
+        <w:rPr>
+          <w:lang w:val="en_US" w:bidi="en_US"/>
+        </w:rPr>
+      </w:r>
+      <w:r>
+        <w:rPr>
+          <w:b/>
+          <w:lang w:val="en_US" w:bidi="en_US"/>
+        </w:rPr>
         <w:t>"in his flesh"</w:t>
       </w:r>
     </w:p>
@@ -10557,6 +12242,21 @@
           <w:b/>
           <w:lang w:val="en_US" w:bidi="en_US"/>
         </w:rPr>
+        <w:t>τὸ μεσότοιχον τοῦ φραγμοῦ &amp; τὴν ἔχθραν</w:t>
+      </w:r>
+    </w:p>
+    <w:p>
+      <w:pPr/>
+      <w:r>
+        <w:rPr>
+          <w:lang w:val="en_US" w:bidi="en_US"/>
+        </w:rPr>
+      </w:r>
+      <w:r>
+        <w:rPr>
+          <w:b/>
+          <w:lang w:val="en_US" w:bidi="en_US"/>
+        </w:rPr>
         <w:t>"the middle wall of partition, the hostility"</w:t>
       </w:r>
     </w:p>
@@ -10729,6 +12429,21 @@
           <w:b/>
           <w:lang w:val="en_US" w:bidi="en_US"/>
         </w:rPr>
+        <w:t>ἵνα</w:t>
+      </w:r>
+    </w:p>
+    <w:p>
+      <w:pPr/>
+      <w:r>
+        <w:rPr>
+          <w:lang w:val="en_US" w:bidi="en_US"/>
+        </w:rPr>
+      </w:r>
+      <w:r>
+        <w:rPr>
+          <w:b/>
+          <w:lang w:val="en_US" w:bidi="en_US"/>
+        </w:rPr>
         <w:t>"so that"</w:t>
       </w:r>
     </w:p>
@@ -10825,6 +12540,21 @@
           <w:b/>
           <w:lang w:val="en_US" w:bidi="en_US"/>
         </w:rPr>
+        <w:t>ἕνα καινὸν ἄνθρωπον</w:t>
+      </w:r>
+    </w:p>
+    <w:p>
+      <w:pPr/>
+      <w:r>
+        <w:rPr>
+          <w:lang w:val="en_US" w:bidi="en_US"/>
+        </w:rPr>
+      </w:r>
+      <w:r>
+        <w:rPr>
+          <w:b/>
+          <w:lang w:val="en_US" w:bidi="en_US"/>
+        </w:rPr>
         <w:t>"one new man"</w:t>
       </w:r>
     </w:p>
@@ -10921,6 +12651,21 @@
           <w:b/>
           <w:lang w:val="en_US" w:bidi="en_US"/>
         </w:rPr>
+        <w:t>ἐν αὑτῷ</w:t>
+      </w:r>
+    </w:p>
+    <w:p>
+      <w:pPr/>
+      <w:r>
+        <w:rPr>
+          <w:lang w:val="en_US" w:bidi="en_US"/>
+        </w:rPr>
+      </w:r>
+      <w:r>
+        <w:rPr>
+          <w:b/>
+          <w:lang w:val="en_US" w:bidi="en_US"/>
+        </w:rPr>
         <w:t>"in himself"</w:t>
       </w:r>
     </w:p>
@@ -11004,6 +12749,21 @@
           <w:b/>
           <w:lang w:val="en_US" w:bidi="en_US"/>
         </w:rPr>
+        <w:t>ἀποκαταλλάξῃ τοὺς ἀμφοτέρους</w:t>
+      </w:r>
+    </w:p>
+    <w:p>
+      <w:pPr/>
+      <w:r>
+        <w:rPr>
+          <w:lang w:val="en_US" w:bidi="en_US"/>
+        </w:rPr>
+      </w:r>
+      <w:r>
+        <w:rPr>
+          <w:b/>
+          <w:lang w:val="en_US" w:bidi="en_US"/>
+        </w:rPr>
         <w:t>"so that he might reconcile both"</w:t>
       </w:r>
     </w:p>
@@ -11067,6 +12827,21 @@
           <w:b/>
           <w:lang w:val="en_US" w:bidi="en_US"/>
         </w:rPr>
+        <w:t>ἐν ἑνὶ σώματι</w:t>
+      </w:r>
+    </w:p>
+    <w:p>
+      <w:pPr/>
+      <w:r>
+        <w:rPr>
+          <w:lang w:val="en_US" w:bidi="en_US"/>
+        </w:rPr>
+      </w:r>
+      <w:r>
+        <w:rPr>
+          <w:b/>
+          <w:lang w:val="en_US" w:bidi="en_US"/>
+        </w:rPr>
         <w:t>"as one body"</w:t>
       </w:r>
     </w:p>
@@ -11163,6 +12938,21 @@
           <w:b/>
           <w:lang w:val="en_US" w:bidi="en_US"/>
         </w:rPr>
+        <w:t>διὰ τοῦ σταυροῦ</w:t>
+      </w:r>
+    </w:p>
+    <w:p>
+      <w:pPr/>
+      <w:r>
+        <w:rPr>
+          <w:lang w:val="en_US" w:bidi="en_US"/>
+        </w:rPr>
+      </w:r>
+      <w:r>
+        <w:rPr>
+          <w:b/>
+          <w:lang w:val="en_US" w:bidi="en_US"/>
+        </w:rPr>
         <w:t>"through the cross"</w:t>
       </w:r>
     </w:p>
@@ -11259,6 +13049,21 @@
           <w:b/>
           <w:lang w:val="en_US" w:bidi="en_US"/>
         </w:rPr>
+        <w:t>ἀποκτείνας τὴν ἔχθραν</w:t>
+      </w:r>
+    </w:p>
+    <w:p>
+      <w:pPr/>
+      <w:r>
+        <w:rPr>
+          <w:lang w:val="en_US" w:bidi="en_US"/>
+        </w:rPr>
+      </w:r>
+      <w:r>
+        <w:rPr>
+          <w:b/>
+          <w:lang w:val="en_US" w:bidi="en_US"/>
+        </w:rPr>
         <w:t>"putting to death the hostility"</w:t>
       </w:r>
     </w:p>
@@ -11481,6 +13286,21 @@
           <w:b/>
           <w:lang w:val="en_US" w:bidi="en_US"/>
         </w:rPr>
+        <w:t>ὑμῖν τοῖς μακρὰν</w:t>
+      </w:r>
+    </w:p>
+    <w:p>
+      <w:pPr/>
+      <w:r>
+        <w:rPr>
+          <w:lang w:val="en_US" w:bidi="en_US"/>
+        </w:rPr>
+      </w:r>
+      <w:r>
+        <w:rPr>
+          <w:b/>
+          <w:lang w:val="en_US" w:bidi="en_US"/>
+        </w:rPr>
         <w:t>"to you, the ones far away"</w:t>
       </w:r>
     </w:p>
@@ -11564,6 +13384,21 @@
           <w:b/>
           <w:lang w:val="en_US" w:bidi="en_US"/>
         </w:rPr>
+        <w:t>τοῖς ἐγγύς</w:t>
+      </w:r>
+    </w:p>
+    <w:p>
+      <w:pPr/>
+      <w:r>
+        <w:rPr>
+          <w:lang w:val="en_US" w:bidi="en_US"/>
+        </w:rPr>
+      </w:r>
+      <w:r>
+        <w:rPr>
+          <w:b/>
+          <w:lang w:val="en_US" w:bidi="en_US"/>
+        </w:rPr>
         <w:t>"to the ones near"</w:t>
       </w:r>
     </w:p>
@@ -11743,6 +13578,21 @@
           <w:b/>
           <w:lang w:val="en_US" w:bidi="en_US"/>
         </w:rPr>
+        <w:t>ὅτι</w:t>
+      </w:r>
+    </w:p>
+    <w:p>
+      <w:pPr/>
+      <w:r>
+        <w:rPr>
+          <w:lang w:val="en_US" w:bidi="en_US"/>
+        </w:rPr>
+      </w:r>
+      <w:r>
+        <w:rPr>
+          <w:b/>
+          <w:lang w:val="en_US" w:bidi="en_US"/>
+        </w:rPr>
         <w:t>"for"</w:t>
       </w:r>
     </w:p>
@@ -11915,6 +13765,21 @@
           <w:b/>
           <w:lang w:val="en_US" w:bidi="en_US"/>
         </w:rPr>
+        <w:t>ἄρα οὖν</w:t>
+      </w:r>
+    </w:p>
+    <w:p>
+      <w:pPr/>
+      <w:r>
+        <w:rPr>
+          <w:lang w:val="en_US" w:bidi="en_US"/>
+        </w:rPr>
+      </w:r>
+      <w:r>
+        <w:rPr>
+          <w:b/>
+          <w:lang w:val="en_US" w:bidi="en_US"/>
+        </w:rPr>
         <w:t>"So then"</w:t>
       </w:r>
     </w:p>
@@ -12011,6 +13876,21 @@
           <w:b/>
           <w:lang w:val="en_US" w:bidi="en_US"/>
         </w:rPr>
+        <w:t>ξένοι καὶ πάροικοι</w:t>
+      </w:r>
+    </w:p>
+    <w:p>
+      <w:pPr/>
+      <w:r>
+        <w:rPr>
+          <w:lang w:val="en_US" w:bidi="en_US"/>
+        </w:rPr>
+      </w:r>
+      <w:r>
+        <w:rPr>
+          <w:b/>
+          <w:lang w:val="en_US" w:bidi="en_US"/>
+        </w:rPr>
         <w:t>"strangers and foreigners"</w:t>
       </w:r>
     </w:p>
@@ -12120,6 +14000,21 @@
           <w:b/>
           <w:lang w:val="en_US" w:bidi="en_US"/>
         </w:rPr>
+        <w:t>ἀλλὰ</w:t>
+      </w:r>
+    </w:p>
+    <w:p>
+      <w:pPr/>
+      <w:r>
+        <w:rPr>
+          <w:lang w:val="en_US" w:bidi="en_US"/>
+        </w:rPr>
+      </w:r>
+      <w:r>
+        <w:rPr>
+          <w:b/>
+          <w:lang w:val="en_US" w:bidi="en_US"/>
+        </w:rPr>
         <w:t>"Instead"</w:t>
       </w:r>
     </w:p>
@@ -12216,6 +14111,21 @@
           <w:b/>
           <w:lang w:val="en_US" w:bidi="en_US"/>
         </w:rPr>
+        <w:t>ἐστὲ συνπολῖται τῶν ἁγίων καὶ οἰκεῖοι τοῦ Θεοῦ</w:t>
+      </w:r>
+    </w:p>
+    <w:p>
+      <w:pPr/>
+      <w:r>
+        <w:rPr>
+          <w:lang w:val="en_US" w:bidi="en_US"/>
+        </w:rPr>
+      </w:r>
+      <w:r>
+        <w:rPr>
+          <w:b/>
+          <w:lang w:val="en_US" w:bidi="en_US"/>
+        </w:rPr>
         <w:t>"you are fellow citizens with the saints and {members} of the household of God"</w:t>
       </w:r>
     </w:p>
@@ -12312,6 +14222,21 @@
           <w:b/>
           <w:lang w:val="en_US" w:bidi="en_US"/>
         </w:rPr>
+        <w:t>ἐποικοδομηθέντες ἐπὶ τῷ θεμελίῳ</w:t>
+      </w:r>
+    </w:p>
+    <w:p>
+      <w:pPr/>
+      <w:r>
+        <w:rPr>
+          <w:lang w:val="en_US" w:bidi="en_US"/>
+        </w:rPr>
+      </w:r>
+      <w:r>
+        <w:rPr>
+          <w:b/>
+          <w:lang w:val="en_US" w:bidi="en_US"/>
+        </w:rPr>
         <w:t>"been built on the foundation"</w:t>
       </w:r>
     </w:p>
@@ -12408,6 +14333,21 @@
           <w:b/>
           <w:lang w:val="en_US" w:bidi="en_US"/>
         </w:rPr>
+        <w:t>ἐποικοδομηθέντες</w:t>
+      </w:r>
+    </w:p>
+    <w:p>
+      <w:pPr/>
+      <w:r>
+        <w:rPr>
+          <w:lang w:val="en_US" w:bidi="en_US"/>
+        </w:rPr>
+      </w:r>
+      <w:r>
+        <w:rPr>
+          <w:b/>
+          <w:lang w:val="en_US" w:bidi="en_US"/>
+        </w:rPr>
         <w:t>"been built"</w:t>
       </w:r>
     </w:p>
@@ -12491,6 +14431,21 @@
           <w:b/>
           <w:lang w:val="en_US" w:bidi="en_US"/>
         </w:rPr>
+        <w:t>πᾶσα οἰκοδομὴ συναρμολογουμένη, αὔξει εἰς ναὸν ἅγιον</w:t>
+      </w:r>
+    </w:p>
+    <w:p>
+      <w:pPr/>
+      <w:r>
+        <w:rPr>
+          <w:lang w:val="en_US" w:bidi="en_US"/>
+        </w:rPr>
+      </w:r>
+      <w:r>
+        <w:rPr>
+          <w:b/>
+          <w:lang w:val="en_US" w:bidi="en_US"/>
+        </w:rPr>
         <w:t>"the whole building, being fit together, grows into a holy temple"</w:t>
       </w:r>
     </w:p>
@@ -12587,6 +14542,21 @@
           <w:b/>
           <w:lang w:val="en_US" w:bidi="en_US"/>
         </w:rPr>
+        <w:t>ἐν ᾧ &amp; ἐν Κυρίῳ</w:t>
+      </w:r>
+    </w:p>
+    <w:p>
+      <w:pPr/>
+      <w:r>
+        <w:rPr>
+          <w:lang w:val="en_US" w:bidi="en_US"/>
+        </w:rPr>
+      </w:r>
+      <w:r>
+        <w:rPr>
+          <w:b/>
+          <w:lang w:val="en_US" w:bidi="en_US"/>
+        </w:rPr>
         <w:t>"in whom"</w:t>
       </w:r>
       <w:r>
@@ -12683,6 +14653,21 @@
           <w:b/>
           <w:lang w:val="en_US" w:bidi="en_US"/>
         </w:rPr>
+        <w:t>ἐν ᾧ</w:t>
+      </w:r>
+    </w:p>
+    <w:p>
+      <w:pPr/>
+      <w:r>
+        <w:rPr>
+          <w:lang w:val="en_US" w:bidi="en_US"/>
+        </w:rPr>
+      </w:r>
+      <w:r>
+        <w:rPr>
+          <w:b/>
+          <w:lang w:val="en_US" w:bidi="en_US"/>
+        </w:rPr>
         <w:t>"in whom"</w:t>
       </w:r>
     </w:p>
@@ -12766,6 +14751,21 @@
           <w:b/>
           <w:lang w:val="en_US" w:bidi="en_US"/>
         </w:rPr>
+        <w:t>καὶ ὑμεῖς συνοικοδομεῖσθε, εἰς κατοικητήριον τοῦ Θεοῦ ἐν Πνεύματι</w:t>
+      </w:r>
+    </w:p>
+    <w:p>
+      <w:pPr/>
+      <w:r>
+        <w:rPr>
+          <w:lang w:val="en_US" w:bidi="en_US"/>
+        </w:rPr>
+      </w:r>
+      <w:r>
+        <w:rPr>
+          <w:b/>
+          <w:lang w:val="en_US" w:bidi="en_US"/>
+        </w:rPr>
         <w:t>"you also are being built together into a dwelling place for God in the Spirit"</w:t>
       </w:r>
     </w:p>
@@ -12888,6 +14888,21 @@
           <w:b/>
           <w:lang w:val="en_US" w:bidi="en_US"/>
         </w:rPr>
+        <w:t>καὶ ὑμεῖς συνοικοδομεῖσθε</w:t>
+      </w:r>
+    </w:p>
+    <w:p>
+      <w:pPr/>
+      <w:r>
+        <w:rPr>
+          <w:lang w:val="en_US" w:bidi="en_US"/>
+        </w:rPr>
+      </w:r>
+      <w:r>
+        <w:rPr>
+          <w:b/>
+          <w:lang w:val="en_US" w:bidi="en_US"/>
+        </w:rPr>
         <w:t>"you also are being built together"</w:t>
       </w:r>
     </w:p>
@@ -13130,6 +15145,21 @@
           <w:b/>
           <w:lang w:val="en_US" w:bidi="en_US"/>
         </w:rPr>
+        <w:t>τούτου χάριν</w:t>
+      </w:r>
+    </w:p>
+    <w:p>
+      <w:pPr/>
+      <w:r>
+        <w:rPr>
+          <w:lang w:val="en_US" w:bidi="en_US"/>
+        </w:rPr>
+      </w:r>
+      <w:r>
+        <w:rPr>
+          <w:b/>
+          <w:lang w:val="en_US" w:bidi="en_US"/>
+        </w:rPr>
         <w:t>"For this reason"</w:t>
       </w:r>
     </w:p>
@@ -13213,6 +15243,21 @@
           <w:b/>
           <w:lang w:val="en_US" w:bidi="en_US"/>
         </w:rPr>
+        <w:t>ὁ δέσμιος τοῦ Χριστοῦ Ἰησοῦ</w:t>
+      </w:r>
+    </w:p>
+    <w:p>
+      <w:pPr/>
+      <w:r>
+        <w:rPr>
+          <w:lang w:val="en_US" w:bidi="en_US"/>
+        </w:rPr>
+      </w:r>
+      <w:r>
+        <w:rPr>
+          <w:b/>
+          <w:lang w:val="en_US" w:bidi="en_US"/>
+        </w:rPr>
         <w:t>"the prisoner of Christ Jesus"</w:t>
       </w:r>
     </w:p>
@@ -13276,6 +15321,21 @@
           <w:b/>
           <w:lang w:val="en_US" w:bidi="en_US"/>
         </w:rPr>
+        <w:t>τὴν οἰκονομίαν τῆς χάριτος τοῦ Θεοῦ, τῆς δοθείσης μοι εἰς ὑμᾶς</w:t>
+      </w:r>
+    </w:p>
+    <w:p>
+      <w:pPr/>
+      <w:r>
+        <w:rPr>
+          <w:lang w:val="en_US" w:bidi="en_US"/>
+        </w:rPr>
+      </w:r>
+      <w:r>
+        <w:rPr>
+          <w:b/>
+          <w:lang w:val="en_US" w:bidi="en_US"/>
+        </w:rPr>
         <w:t>"the stewardship of the grace of God that was given to me for you"</w:t>
       </w:r>
     </w:p>
@@ -13352,6 +15412,21 @@
           <w:b/>
           <w:lang w:val="en_US" w:bidi="en_US"/>
         </w:rPr>
+        <w:t>κατὰ ἀποκάλυψιν ἐγνωρίσθη μοι</w:t>
+      </w:r>
+    </w:p>
+    <w:p>
+      <w:pPr/>
+      <w:r>
+        <w:rPr>
+          <w:lang w:val="en_US" w:bidi="en_US"/>
+        </w:rPr>
+      </w:r>
+      <w:r>
+        <w:rPr>
+          <w:b/>
+          <w:lang w:val="en_US" w:bidi="en_US"/>
+        </w:rPr>
         <w:t>"according to a revelation made known to me"</w:t>
       </w:r>
     </w:p>
@@ -13435,6 +15510,21 @@
           <w:b/>
           <w:lang w:val="en_US" w:bidi="en_US"/>
         </w:rPr>
+        <w:t>καθὼς προέγραψα ἐν ὀλίγῳ</w:t>
+      </w:r>
+    </w:p>
+    <w:p>
+      <w:pPr/>
+      <w:r>
+        <w:rPr>
+          <w:lang w:val="en_US" w:bidi="en_US"/>
+        </w:rPr>
+      </w:r>
+      <w:r>
+        <w:rPr>
+          <w:b/>
+          <w:lang w:val="en_US" w:bidi="en_US"/>
+        </w:rPr>
         <w:t>"about which I already wrote in brief"</w:t>
       </w:r>
     </w:p>
@@ -13498,6 +15588,21 @@
           <w:b/>
           <w:lang w:val="en_US" w:bidi="en_US"/>
         </w:rPr>
+        <w:t>ὃ ἑτέραις γενεαῖς οὐκ ἐγνωρίσθη τοῖς υἱοῖς τῶν ἀνθρώπων</w:t>
+      </w:r>
+    </w:p>
+    <w:p>
+      <w:pPr/>
+      <w:r>
+        <w:rPr>
+          <w:lang w:val="en_US" w:bidi="en_US"/>
+        </w:rPr>
+      </w:r>
+      <w:r>
+        <w:rPr>
+          <w:b/>
+          <w:lang w:val="en_US" w:bidi="en_US"/>
+        </w:rPr>
         <w:t>"which in other generations was not made known to the sons of men"</w:t>
       </w:r>
     </w:p>
@@ -13581,6 +15686,21 @@
           <w:b/>
           <w:lang w:val="en_US" w:bidi="en_US"/>
         </w:rPr>
+        <w:t>ὡς νῦν ἀπεκαλύφθη &amp; ἐν Πνεύματι</w:t>
+      </w:r>
+    </w:p>
+    <w:p>
+      <w:pPr/>
+      <w:r>
+        <w:rPr>
+          <w:lang w:val="en_US" w:bidi="en_US"/>
+        </w:rPr>
+      </w:r>
+      <w:r>
+        <w:rPr>
+          <w:b/>
+          <w:lang w:val="en_US" w:bidi="en_US"/>
+        </w:rPr>
         <w:t>"as it now has been revealed by the Spirit"</w:t>
       </w:r>
     </w:p>
@@ -13829,6 +15949,21 @@
           <w:b/>
           <w:lang w:val="en_US" w:bidi="en_US"/>
         </w:rPr>
+        <w:t>ἐν Χριστῷ Ἰησοῦ</w:t>
+      </w:r>
+    </w:p>
+    <w:p>
+      <w:pPr/>
+      <w:r>
+        <w:rPr>
+          <w:lang w:val="en_US" w:bidi="en_US"/>
+        </w:rPr>
+      </w:r>
+      <w:r>
+        <w:rPr>
+          <w:b/>
+          <w:lang w:val="en_US" w:bidi="en_US"/>
+        </w:rPr>
         <w:t>"in Christ Jesus"</w:t>
       </w:r>
     </w:p>
@@ -13905,6 +16040,21 @@
           <w:b/>
           <w:lang w:val="en_US" w:bidi="en_US"/>
         </w:rPr>
+        <w:t>διὰ τοῦ εὐαγγελίου</w:t>
+      </w:r>
+    </w:p>
+    <w:p>
+      <w:pPr/>
+      <w:r>
+        <w:rPr>
+          <w:lang w:val="en_US" w:bidi="en_US"/>
+        </w:rPr>
+      </w:r>
+      <w:r>
+        <w:rPr>
+          <w:b/>
+          <w:lang w:val="en_US" w:bidi="en_US"/>
+        </w:rPr>
         <w:t>"through the gospel"</w:t>
       </w:r>
     </w:p>
@@ -13994,6 +16144,21 @@
           <w:b/>
           <w:lang w:val="en_US" w:bidi="en_US"/>
         </w:rPr>
+        <w:t>ἀνεξιχνίαστον</w:t>
+      </w:r>
+    </w:p>
+    <w:p>
+      <w:pPr/>
+      <w:r>
+        <w:rPr>
+          <w:lang w:val="en_US" w:bidi="en_US"/>
+        </w:rPr>
+      </w:r>
+      <w:r>
+        <w:rPr>
+          <w:b/>
+          <w:lang w:val="en_US" w:bidi="en_US"/>
+        </w:rPr>
         <w:t>"unsearchable"</w:t>
       </w:r>
     </w:p>
@@ -14077,6 +16242,21 @@
           <w:b/>
           <w:lang w:val="en_US" w:bidi="en_US"/>
         </w:rPr>
+        <w:t>πλοῦτος τοῦ Χριστοῦ</w:t>
+      </w:r>
+    </w:p>
+    <w:p>
+      <w:pPr/>
+      <w:r>
+        <w:rPr>
+          <w:lang w:val="en_US" w:bidi="en_US"/>
+        </w:rPr>
+      </w:r>
+      <w:r>
+        <w:rPr>
+          <w:b/>
+          <w:lang w:val="en_US" w:bidi="en_US"/>
+        </w:rPr>
         <w:t>"riches of Christ"</w:t>
       </w:r>
     </w:p>
@@ -14173,6 +16353,21 @@
           <w:b/>
           <w:lang w:val="en_US" w:bidi="en_US"/>
         </w:rPr>
+        <w:t>τοῦ μυστηρίου, τοῦ ἀποκεκρυμμένου ἀπὸ τῶν αἰώνων ἐν τῷ Θεῷ, τῷ τὰ πάντα κτίσαντι</w:t>
+      </w:r>
+    </w:p>
+    <w:p>
+      <w:pPr/>
+      <w:r>
+        <w:rPr>
+          <w:lang w:val="en_US" w:bidi="en_US"/>
+        </w:rPr>
+      </w:r>
+      <w:r>
+        <w:rPr>
+          <w:b/>
+          <w:lang w:val="en_US" w:bidi="en_US"/>
+        </w:rPr>
         <w:t>"of the mystery that was hidden from the ages in God, the one having created all things"</w:t>
       </w:r>
     </w:p>
@@ -14256,6 +16451,21 @@
           <w:b/>
           <w:lang w:val="en_US" w:bidi="en_US"/>
         </w:rPr>
+        <w:t>ἵνα</w:t>
+      </w:r>
+    </w:p>
+    <w:p>
+      <w:pPr/>
+      <w:r>
+        <w:rPr>
+          <w:lang w:val="en_US" w:bidi="en_US"/>
+        </w:rPr>
+      </w:r>
+      <w:r>
+        <w:rPr>
+          <w:b/>
+          <w:lang w:val="en_US" w:bidi="en_US"/>
+        </w:rPr>
         <w:t>"so that"</w:t>
       </w:r>
     </w:p>
@@ -14352,6 +16562,21 @@
           <w:b/>
           <w:lang w:val="en_US" w:bidi="en_US"/>
         </w:rPr>
+        <w:t>γνωρισθῇ &amp; ταῖς ἀρχαῖς καὶ ταῖς ἐξουσίαις ἐν τοῖς ἐπουρανίοις &amp; ἡ πολυποίκιλος σοφία τοῦ Θεοῦ</w:t>
+      </w:r>
+    </w:p>
+    <w:p>
+      <w:pPr/>
+      <w:r>
+        <w:rPr>
+          <w:lang w:val="en_US" w:bidi="en_US"/>
+        </w:rPr>
+      </w:r>
+      <w:r>
+        <w:rPr>
+          <w:b/>
+          <w:lang w:val="en_US" w:bidi="en_US"/>
+        </w:rPr>
         <w:t>"the multifaceted wisdom of God might be made known to the rulers and to the authorities in the heavenly places"</w:t>
       </w:r>
     </w:p>
@@ -14544,6 +16769,21 @@
           <w:b/>
           <w:lang w:val="en_US" w:bidi="en_US"/>
         </w:rPr>
+        <w:t>ἐν τοῖς ἐπουρανίοις</w:t>
+      </w:r>
+    </w:p>
+    <w:p>
+      <w:pPr/>
+      <w:r>
+        <w:rPr>
+          <w:lang w:val="en_US" w:bidi="en_US"/>
+        </w:rPr>
+      </w:r>
+      <w:r>
+        <w:rPr>
+          <w:b/>
+          <w:lang w:val="en_US" w:bidi="en_US"/>
+        </w:rPr>
         <w:t>"in the heavenly places"</w:t>
       </w:r>
     </w:p>
@@ -14573,7 +16813,7 @@
         </w:rPr>
         <w:t xml:space="preserve"> refers to the place where God is. See how this is translated in </w:t>
       </w:r>
-      <w:hyperlink r:id="rId13">
+      <w:hyperlink r:id="rId15">
         <w:r>
           <w:rPr>
             <w:lang w:val="en_US" w:bidi="en_US"/>
@@ -14638,6 +16878,21 @@
           <w:b/>
           <w:lang w:val="en_US" w:bidi="en_US"/>
         </w:rPr>
+        <w:t>ἡ πολυποίκιλος σοφία τοῦ Θεοῦ</w:t>
+      </w:r>
+    </w:p>
+    <w:p>
+      <w:pPr/>
+      <w:r>
+        <w:rPr>
+          <w:lang w:val="en_US" w:bidi="en_US"/>
+        </w:rPr>
+      </w:r>
+      <w:r>
+        <w:rPr>
+          <w:b/>
+          <w:lang w:val="en_US" w:bidi="en_US"/>
+        </w:rPr>
         <w:t>"the multifaceted wisdom of God"</w:t>
       </w:r>
     </w:p>
@@ -14734,6 +16989,21 @@
           <w:b/>
           <w:lang w:val="en_US" w:bidi="en_US"/>
         </w:rPr>
+        <w:t>κατὰ πρόθεσιν τῶν αἰώνων</w:t>
+      </w:r>
+    </w:p>
+    <w:p>
+      <w:pPr/>
+      <w:r>
+        <w:rPr>
+          <w:lang w:val="en_US" w:bidi="en_US"/>
+        </w:rPr>
+      </w:r>
+      <w:r>
+        <w:rPr>
+          <w:b/>
+          <w:lang w:val="en_US" w:bidi="en_US"/>
+        </w:rPr>
         <w:t>"according to the eternal purpose"</w:t>
       </w:r>
     </w:p>
@@ -15032,6 +17302,21 @@
           <w:b/>
           <w:lang w:val="en_US" w:bidi="en_US"/>
         </w:rPr>
+        <w:t>προσαγωγὴν ἐν πεποιθήσει</w:t>
+      </w:r>
+    </w:p>
+    <w:p>
+      <w:pPr/>
+      <w:r>
+        <w:rPr>
+          <w:lang w:val="en_US" w:bidi="en_US"/>
+        </w:rPr>
+      </w:r>
+      <w:r>
+        <w:rPr>
+          <w:b/>
+          <w:lang w:val="en_US" w:bidi="en_US"/>
+        </w:rPr>
         <w:t>"access with confidence"</w:t>
       </w:r>
     </w:p>
@@ -15128,6 +17413,21 @@
           <w:b/>
           <w:lang w:val="en_US" w:bidi="en_US"/>
         </w:rPr>
+        <w:t>πεποιθήσει</w:t>
+      </w:r>
+    </w:p>
+    <w:p>
+      <w:pPr/>
+      <w:r>
+        <w:rPr>
+          <w:lang w:val="en_US" w:bidi="en_US"/>
+        </w:rPr>
+      </w:r>
+      <w:r>
+        <w:rPr>
+          <w:b/>
+          <w:lang w:val="en_US" w:bidi="en_US"/>
+        </w:rPr>
         <w:t>"confidence"</w:t>
       </w:r>
     </w:p>
@@ -15191,6 +17491,21 @@
           <w:b/>
           <w:lang w:val="en_US" w:bidi="en_US"/>
         </w:rPr>
+        <w:t>διὸ</w:t>
+      </w:r>
+    </w:p>
+    <w:p>
+      <w:pPr/>
+      <w:r>
+        <w:rPr>
+          <w:lang w:val="en_US" w:bidi="en_US"/>
+        </w:rPr>
+      </w:r>
+      <w:r>
+        <w:rPr>
+          <w:b/>
+          <w:lang w:val="en_US" w:bidi="en_US"/>
+        </w:rPr>
         <w:t>"Therefore"</w:t>
       </w:r>
     </w:p>
@@ -15287,6 +17602,21 @@
           <w:b/>
           <w:lang w:val="en_US" w:bidi="en_US"/>
         </w:rPr>
+        <w:t>ὑπὲρ ὑμῶν, ἥτις ἐστὶν δόξα ὑμῶν</w:t>
+      </w:r>
+    </w:p>
+    <w:p>
+      <w:pPr/>
+      <w:r>
+        <w:rPr>
+          <w:lang w:val="en_US" w:bidi="en_US"/>
+        </w:rPr>
+      </w:r>
+      <w:r>
+        <w:rPr>
+          <w:b/>
+          <w:lang w:val="en_US" w:bidi="en_US"/>
+        </w:rPr>
         <w:t>"for you, which is your glory"</w:t>
       </w:r>
     </w:p>
@@ -15383,6 +17713,21 @@
           <w:b/>
           <w:lang w:val="en_US" w:bidi="en_US"/>
         </w:rPr>
+        <w:t>τούτου χάριν</w:t>
+      </w:r>
+    </w:p>
+    <w:p>
+      <w:pPr/>
+      <w:r>
+        <w:rPr>
+          <w:lang w:val="en_US" w:bidi="en_US"/>
+        </w:rPr>
+      </w:r>
+      <w:r>
+        <w:rPr>
+          <w:b/>
+          <w:lang w:val="en_US" w:bidi="en_US"/>
+        </w:rPr>
         <w:t>"For this reason"</w:t>
       </w:r>
     </w:p>
@@ -15479,6 +17824,21 @@
           <w:b/>
           <w:lang w:val="en_US" w:bidi="en_US"/>
         </w:rPr>
+        <w:t>τούτου χάριν</w:t>
+      </w:r>
+    </w:p>
+    <w:p>
+      <w:pPr/>
+      <w:r>
+        <w:rPr>
+          <w:lang w:val="en_US" w:bidi="en_US"/>
+        </w:rPr>
+      </w:r>
+      <w:r>
+        <w:rPr>
+          <w:b/>
+          <w:lang w:val="en_US" w:bidi="en_US"/>
+        </w:rPr>
         <w:t>"For this reason"</w:t>
       </w:r>
     </w:p>
@@ -15562,6 +17922,21 @@
           <w:b/>
           <w:lang w:val="en_US" w:bidi="en_US"/>
         </w:rPr>
+        <w:t>κάμπτω τὰ γόνατά μου πρὸς τὸν Πατέρα</w:t>
+      </w:r>
+    </w:p>
+    <w:p>
+      <w:pPr/>
+      <w:r>
+        <w:rPr>
+          <w:lang w:val="en_US" w:bidi="en_US"/>
+        </w:rPr>
+      </w:r>
+      <w:r>
+        <w:rPr>
+          <w:b/>
+          <w:lang w:val="en_US" w:bidi="en_US"/>
+        </w:rPr>
         <w:t>"I bend my knees to the Father"</w:t>
       </w:r>
     </w:p>
@@ -15658,6 +18033,21 @@
           <w:b/>
           <w:lang w:val="en_US" w:bidi="en_US"/>
         </w:rPr>
+        <w:t>ἐξ οὗ πᾶσα πατριὰ ἐν οὐρανοῖς καὶ ἐπὶ γῆς ὀνομάζεται</w:t>
+      </w:r>
+    </w:p>
+    <w:p>
+      <w:pPr/>
+      <w:r>
+        <w:rPr>
+          <w:lang w:val="en_US" w:bidi="en_US"/>
+        </w:rPr>
+      </w:r>
+      <w:r>
+        <w:rPr>
+          <w:b/>
+          <w:lang w:val="en_US" w:bidi="en_US"/>
+        </w:rPr>
         <w:t>"from whom every family in heaven and on earth is named"</w:t>
       </w:r>
     </w:p>
@@ -15741,6 +18131,21 @@
           <w:b/>
           <w:lang w:val="en_US" w:bidi="en_US"/>
         </w:rPr>
+        <w:t>ἵνα</w:t>
+      </w:r>
+    </w:p>
+    <w:p>
+      <w:pPr/>
+      <w:r>
+        <w:rPr>
+          <w:lang w:val="en_US" w:bidi="en_US"/>
+        </w:rPr>
+      </w:r>
+      <w:r>
+        <w:rPr>
+          <w:b/>
+          <w:lang w:val="en_US" w:bidi="en_US"/>
+        </w:rPr>
         <w:t>"so that"</w:t>
       </w:r>
     </w:p>
@@ -15837,6 +18242,21 @@
           <w:b/>
           <w:lang w:val="en_US" w:bidi="en_US"/>
         </w:rPr>
+        <w:t>δῷ ὑμῖν κατὰ τὸ πλοῦτος τῆς δόξης αὐτοῦ, δυνάμει κραταιωθῆναι</w:t>
+      </w:r>
+    </w:p>
+    <w:p>
+      <w:pPr/>
+      <w:r>
+        <w:rPr>
+          <w:lang w:val="en_US" w:bidi="en_US"/>
+        </w:rPr>
+      </w:r>
+      <w:r>
+        <w:rPr>
+          <w:b/>
+          <w:lang w:val="en_US" w:bidi="en_US"/>
+        </w:rPr>
         <w:t>"he would grant you, according to the riches of his glory, to be strengthened with power"</w:t>
       </w:r>
     </w:p>
@@ -15900,6 +18320,21 @@
           <w:b/>
           <w:lang w:val="en_US" w:bidi="en_US"/>
         </w:rPr>
+        <w:t>δῷ</w:t>
+      </w:r>
+    </w:p>
+    <w:p>
+      <w:pPr/>
+      <w:r>
+        <w:rPr>
+          <w:lang w:val="en_US" w:bidi="en_US"/>
+        </w:rPr>
+      </w:r>
+      <w:r>
+        <w:rPr>
+          <w:b/>
+          <w:lang w:val="en_US" w:bidi="en_US"/>
+        </w:rPr>
         <w:t>"he would grant"</w:t>
       </w:r>
     </w:p>
@@ -15979,7 +18414,7 @@
         </w:rPr>
         <w:t xml:space="preserve">Connecting Statement:\n\nPaul continues the prayer he began in </w:t>
       </w:r>
-      <w:hyperlink r:id="rId15">
+      <w:hyperlink r:id="rId17">
         <w:r>
           <w:rPr>
             <w:lang w:val="en_US" w:bidi="en_US"/>
@@ -16060,7 +18495,7 @@
         </w:rPr>
         <w:t>This is the second item for which Paul prays that God will “grant” the Ephesians “according to the riches of his glory.” The first is that they would “be strengthened” (</w:t>
       </w:r>
-      <w:hyperlink r:id="rId16">
+      <w:hyperlink r:id="rId18">
         <w:r>
           <w:rPr>
             <w:lang w:val="en_US" w:bidi="en_US"/>
@@ -16125,6 +18560,21 @@
           <w:b/>
           <w:lang w:val="en_US" w:bidi="en_US"/>
         </w:rPr>
+        <w:t>κατοικῆσαι τὸν Χριστὸν διὰ τῆς πίστεως ἐν ταῖς καρδίαις ὑμῶν</w:t>
+      </w:r>
+    </w:p>
+    <w:p>
+      <w:pPr/>
+      <w:r>
+        <w:rPr>
+          <w:lang w:val="en_US" w:bidi="en_US"/>
+        </w:rPr>
+      </w:r>
+      <w:r>
+        <w:rPr>
+          <w:b/>
+          <w:lang w:val="en_US" w:bidi="en_US"/>
+        </w:rPr>
         <w:t>"that Christ may live in your hearts through faith"</w:t>
       </w:r>
     </w:p>
@@ -16234,6 +18684,21 @@
           <w:b/>
           <w:lang w:val="en_US" w:bidi="en_US"/>
         </w:rPr>
+        <w:t>ἐν ἀγάπῃ, ἐρριζωμένοι καὶ τεθεμελιωμένοι</w:t>
+      </w:r>
+    </w:p>
+    <w:p>
+      <w:pPr/>
+      <w:r>
+        <w:rPr>
+          <w:lang w:val="en_US" w:bidi="en_US"/>
+        </w:rPr>
+      </w:r>
+      <w:r>
+        <w:rPr>
+          <w:b/>
+          <w:lang w:val="en_US" w:bidi="en_US"/>
+        </w:rPr>
         <w:t>"being rooted and grounded in love"</w:t>
       </w:r>
     </w:p>
@@ -16317,6 +18782,21 @@
           <w:b/>
           <w:lang w:val="en_US" w:bidi="en_US"/>
         </w:rPr>
+        <w:t>ἵνα</w:t>
+      </w:r>
+    </w:p>
+    <w:p>
+      <w:pPr/>
+      <w:r>
+        <w:rPr>
+          <w:lang w:val="en_US" w:bidi="en_US"/>
+        </w:rPr>
+      </w:r>
+      <w:r>
+        <w:rPr>
+          <w:b/>
+          <w:lang w:val="en_US" w:bidi="en_US"/>
+        </w:rPr>
         <w:t>"so that"</w:t>
       </w:r>
     </w:p>
@@ -16429,7 +18909,7 @@
         </w:rPr>
         <w:t>This is the third item for which Paul bends his knees and prays; the first is that God will grant that they be strengthened (</w:t>
       </w:r>
-      <w:hyperlink r:id="rId16">
+      <w:hyperlink r:id="rId18">
         <w:r>
           <w:rPr>
             <w:lang w:val="en_US" w:bidi="en_US"/>
@@ -16447,7 +18927,7 @@
         </w:rPr>
         <w:t>) and the second is that Christ may live in their hearts through faith (</w:t>
       </w:r>
-      <w:hyperlink r:id="rId17">
+      <w:hyperlink r:id="rId19">
         <w:r>
           <w:rPr>
             <w:lang w:val="en_US" w:bidi="en_US"/>
@@ -16512,6 +18992,21 @@
           <w:b/>
           <w:lang w:val="en_US" w:bidi="en_US"/>
         </w:rPr>
+        <w:t>πᾶσιν τοῖς ἁγίοις</w:t>
+      </w:r>
+    </w:p>
+    <w:p>
+      <w:pPr/>
+      <w:r>
+        <w:rPr>
+          <w:lang w:val="en_US" w:bidi="en_US"/>
+        </w:rPr>
+      </w:r>
+      <w:r>
+        <w:rPr>
+          <w:b/>
+          <w:lang w:val="en_US" w:bidi="en_US"/>
+        </w:rPr>
         <w:t>"all the saints"</w:t>
       </w:r>
     </w:p>
@@ -16575,6 +19070,21 @@
           <w:b/>
           <w:lang w:val="en_US" w:bidi="en_US"/>
         </w:rPr>
+        <w:t>τὸ πλάτος, καὶ μῆκος, καὶ ὕψος, καὶ βάθος</w:t>
+      </w:r>
+    </w:p>
+    <w:p>
+      <w:pPr/>
+      <w:r>
+        <w:rPr>
+          <w:lang w:val="en_US" w:bidi="en_US"/>
+        </w:rPr>
+      </w:r>
+      <w:r>
+        <w:rPr>
+          <w:b/>
+          <w:lang w:val="en_US" w:bidi="en_US"/>
+        </w:rPr>
         <w:t>"the width and length and height and depth"</w:t>
       </w:r>
     </w:p>
@@ -16658,6 +19168,21 @@
           <w:b/>
           <w:lang w:val="en_US" w:bidi="en_US"/>
         </w:rPr>
+        <w:t>τὸ πλάτος, καὶ μῆκος, καὶ ὕψος, καὶ βάθος</w:t>
+      </w:r>
+    </w:p>
+    <w:p>
+      <w:pPr/>
+      <w:r>
+        <w:rPr>
+          <w:lang w:val="en_US" w:bidi="en_US"/>
+        </w:rPr>
+      </w:r>
+      <w:r>
+        <w:rPr>
+          <w:b/>
+          <w:lang w:val="en_US" w:bidi="en_US"/>
+        </w:rPr>
         <w:t>"the width and length and height and depth"</w:t>
       </w:r>
     </w:p>
@@ -16741,6 +19266,21 @@
           <w:b/>
           <w:lang w:val="en_US" w:bidi="en_US"/>
         </w:rPr>
+        <w:t>γνῶναί τε τὴν &amp; ἀγάπην τοῦ Χριστοῦ</w:t>
+      </w:r>
+    </w:p>
+    <w:p>
+      <w:pPr/>
+      <w:r>
+        <w:rPr>
+          <w:lang w:val="en_US" w:bidi="en_US"/>
+        </w:rPr>
+      </w:r>
+      <w:r>
+        <w:rPr>
+          <w:b/>
+          <w:lang w:val="en_US" w:bidi="en_US"/>
+        </w:rPr>
         <w:t>"and to know the love of Christ"</w:t>
       </w:r>
     </w:p>
@@ -16820,7 +19360,7 @@
         </w:rPr>
         <w:t>This is the fourth item for which Paul bends his knees and prays (</w:t>
       </w:r>
-      <w:hyperlink r:id="rId15">
+      <w:hyperlink r:id="rId17">
         <w:r>
           <w:rPr>
             <w:lang w:val="en_US" w:bidi="en_US"/>
@@ -16838,7 +19378,7 @@
         </w:rPr>
         <w:t>). The first is that they would “be strengthened” (</w:t>
       </w:r>
-      <w:hyperlink r:id="rId16">
+      <w:hyperlink r:id="rId18">
         <w:r>
           <w:rPr>
             <w:lang w:val="en_US" w:bidi="en_US"/>
@@ -16856,7 +19396,7 @@
         </w:rPr>
         <w:t>), the second is that “Christ would live in their hearts through faith” (</w:t>
       </w:r>
-      <w:hyperlink r:id="rId17">
+      <w:hyperlink r:id="rId19">
         <w:r>
           <w:rPr>
             <w:lang w:val="en_US" w:bidi="en_US"/>
@@ -16874,7 +19414,7 @@
         </w:rPr>
         <w:t>), and the third is that they “could comprehend Christ’s love” (</w:t>
       </w:r>
-      <w:hyperlink r:id="rId18">
+      <w:hyperlink r:id="rId20">
         <w:r>
           <w:rPr>
             <w:lang w:val="en_US" w:bidi="en_US"/>
@@ -16939,6 +19479,21 @@
           <w:b/>
           <w:lang w:val="en_US" w:bidi="en_US"/>
         </w:rPr>
+        <w:t>ἵνα πληρωθῆτε εἰς πᾶν τὸ πλήρωμα τοῦ Θεοῦ</w:t>
+      </w:r>
+    </w:p>
+    <w:p>
+      <w:pPr/>
+      <w:r>
+        <w:rPr>
+          <w:lang w:val="en_US" w:bidi="en_US"/>
+        </w:rPr>
+      </w:r>
+      <w:r>
+        <w:rPr>
+          <w:b/>
+          <w:lang w:val="en_US" w:bidi="en_US"/>
+        </w:rPr>
         <w:t>"so that you may be filled with all the fullness of God"</w:t>
       </w:r>
     </w:p>
@@ -17035,6 +19590,21 @@
           <w:b/>
           <w:lang w:val="en_US" w:bidi="en_US"/>
         </w:rPr>
+        <w:t>ἵνα πληρωθῆτε</w:t>
+      </w:r>
+    </w:p>
+    <w:p>
+      <w:pPr/>
+      <w:r>
+        <w:rPr>
+          <w:lang w:val="en_US" w:bidi="en_US"/>
+        </w:rPr>
+      </w:r>
+      <w:r>
+        <w:rPr>
+          <w:b/>
+          <w:lang w:val="en_US" w:bidi="en_US"/>
+        </w:rPr>
         <w:t>"so that you may be filled"</w:t>
       </w:r>
     </w:p>
@@ -17118,6 +19688,21 @@
           <w:b/>
           <w:lang w:val="en_US" w:bidi="en_US"/>
         </w:rPr>
+        <w:t>εἰς πᾶν τὸ πλήρωμα τοῦ Θεοῦ</w:t>
+      </w:r>
+    </w:p>
+    <w:p>
+      <w:pPr/>
+      <w:r>
+        <w:rPr>
+          <w:lang w:val="en_US" w:bidi="en_US"/>
+        </w:rPr>
+      </w:r>
+      <w:r>
+        <w:rPr>
+          <w:b/>
+          <w:lang w:val="en_US" w:bidi="en_US"/>
+        </w:rPr>
         <w:t>"with all the fullness of God"</w:t>
       </w:r>
     </w:p>
@@ -17214,6 +19799,21 @@
           <w:b/>
           <w:lang w:val="en_US" w:bidi="en_US"/>
         </w:rPr>
+        <w:t>ἵνα</w:t>
+      </w:r>
+    </w:p>
+    <w:p>
+      <w:pPr/>
+      <w:r>
+        <w:rPr>
+          <w:lang w:val="en_US" w:bidi="en_US"/>
+        </w:rPr>
+      </w:r>
+      <w:r>
+        <w:rPr>
+          <w:b/>
+          <w:lang w:val="en_US" w:bidi="en_US"/>
+        </w:rPr>
         <w:t>"so that"</w:t>
       </w:r>
     </w:p>
@@ -17519,6 +20119,21 @@
           <w:b/>
           <w:lang w:val="en_US" w:bidi="en_US"/>
         </w:rPr>
+        <w:t>ὑπὲρ πάντα, ποιῆσαι ὑπέρἐκπερισσοῦ ὧν αἰτούμεθα ἢ νοοῦμεν</w:t>
+      </w:r>
+    </w:p>
+    <w:p>
+      <w:pPr/>
+      <w:r>
+        <w:rPr>
+          <w:lang w:val="en_US" w:bidi="en_US"/>
+        </w:rPr>
+      </w:r>
+      <w:r>
+        <w:rPr>
+          <w:b/>
+          <w:lang w:val="en_US" w:bidi="en_US"/>
+        </w:rPr>
         <w:t>"to do exceedingly abundantly above all that we ask or think"</w:t>
       </w:r>
     </w:p>
@@ -17582,6 +20197,21 @@
           <w:b/>
           <w:lang w:val="en_US" w:bidi="en_US"/>
         </w:rPr>
+        <w:t>αὐτῷ ἡ δόξα ἐν τῇ ἐκκλησίᾳ</w:t>
+      </w:r>
+    </w:p>
+    <w:p>
+      <w:pPr/>
+      <w:r>
+        <w:rPr>
+          <w:lang w:val="en_US" w:bidi="en_US"/>
+        </w:rPr>
+      </w:r>
+      <w:r>
+        <w:rPr>
+          <w:b/>
+          <w:lang w:val="en_US" w:bidi="en_US"/>
+        </w:rPr>
         <w:t>"to him {be} the glory in the church"</w:t>
       </w:r>
     </w:p>
@@ -17741,6 +20371,21 @@
           <w:b/>
           <w:lang w:val="en_US" w:bidi="en_US"/>
         </w:rPr>
+        <w:t>οὖν</w:t>
+      </w:r>
+    </w:p>
+    <w:p>
+      <w:pPr/>
+      <w:r>
+        <w:rPr>
+          <w:lang w:val="en_US" w:bidi="en_US"/>
+        </w:rPr>
+      </w:r>
+      <w:r>
+        <w:rPr>
+          <w:b/>
+          <w:lang w:val="en_US" w:bidi="en_US"/>
+        </w:rPr>
         <w:t>"Therefore"</w:t>
       </w:r>
     </w:p>
@@ -17837,6 +20482,21 @@
           <w:b/>
           <w:lang w:val="en_US" w:bidi="en_US"/>
         </w:rPr>
+        <w:t>ὁ δέσμιος ἐν Κυρίῳ</w:t>
+      </w:r>
+    </w:p>
+    <w:p>
+      <w:pPr/>
+      <w:r>
+        <w:rPr>
+          <w:lang w:val="en_US" w:bidi="en_US"/>
+        </w:rPr>
+      </w:r>
+      <w:r>
+        <w:rPr>
+          <w:b/>
+          <w:lang w:val="en_US" w:bidi="en_US"/>
+        </w:rPr>
         <w:t>"the prisoner for the Lord"</w:t>
       </w:r>
     </w:p>
@@ -17996,6 +20656,21 @@
           <w:b/>
           <w:lang w:val="en_US" w:bidi="en_US"/>
         </w:rPr>
+        <w:t>τῆς κλήσεως ἧς ἐκλήθητε</w:t>
+      </w:r>
+    </w:p>
+    <w:p>
+      <w:pPr/>
+      <w:r>
+        <w:rPr>
+          <w:lang w:val="en_US" w:bidi="en_US"/>
+        </w:rPr>
+      </w:r>
+      <w:r>
+        <w:rPr>
+          <w:b/>
+          <w:lang w:val="en_US" w:bidi="en_US"/>
+        </w:rPr>
         <w:t>"of the calling by which you were called"</w:t>
       </w:r>
     </w:p>
@@ -18072,6 +20747,21 @@
           <w:b/>
           <w:lang w:val="en_US" w:bidi="en_US"/>
         </w:rPr>
+        <w:t>μετὰ πάσης ταπεινοφροσύνης καὶ πραΰτητος</w:t>
+      </w:r>
+    </w:p>
+    <w:p>
+      <w:pPr/>
+      <w:r>
+        <w:rPr>
+          <w:lang w:val="en_US" w:bidi="en_US"/>
+        </w:rPr>
+      </w:r>
+      <w:r>
+        <w:rPr>
+          <w:b/>
+          <w:lang w:val="en_US" w:bidi="en_US"/>
+        </w:rPr>
         <w:t>"with all humility and gentleness"</w:t>
       </w:r>
     </w:p>
@@ -18194,6 +20884,21 @@
           <w:b/>
           <w:lang w:val="en_US" w:bidi="en_US"/>
         </w:rPr>
+        <w:t>τηρεῖν τὴν ἑνότητα τοῦ Πνεύματος ἐν τῷ συνδέσμῳ τῆς εἰρήνης</w:t>
+      </w:r>
+    </w:p>
+    <w:p>
+      <w:pPr/>
+      <w:r>
+        <w:rPr>
+          <w:lang w:val="en_US" w:bidi="en_US"/>
+        </w:rPr>
+      </w:r>
+      <w:r>
+        <w:rPr>
+          <w:b/>
+          <w:lang w:val="en_US" w:bidi="en_US"/>
+        </w:rPr>
         <w:t>"to keep the unity of the Spirit in the bond of peace"</w:t>
       </w:r>
     </w:p>
@@ -18303,6 +21008,21 @@
           <w:b/>
           <w:lang w:val="en_US" w:bidi="en_US"/>
         </w:rPr>
+        <w:t>τηρεῖν τὴν ἑνότητα τοῦ Πνεύματος ἐν τῷ συνδέσμῳ τῆς εἰρήνης</w:t>
+      </w:r>
+    </w:p>
+    <w:p>
+      <w:pPr/>
+      <w:r>
+        <w:rPr>
+          <w:lang w:val="en_US" w:bidi="en_US"/>
+        </w:rPr>
+      </w:r>
+      <w:r>
+        <w:rPr>
+          <w:b/>
+          <w:lang w:val="en_US" w:bidi="en_US"/>
+        </w:rPr>
         <w:t>"to keep the unity of the Spirit in the bond of peace"</w:t>
       </w:r>
     </w:p>
@@ -18412,6 +21132,21 @@
           <w:b/>
           <w:lang w:val="en_US" w:bidi="en_US"/>
         </w:rPr>
+        <w:t>ἓν σῶμα</w:t>
+      </w:r>
+    </w:p>
+    <w:p>
+      <w:pPr/>
+      <w:r>
+        <w:rPr>
+          <w:lang w:val="en_US" w:bidi="en_US"/>
+        </w:rPr>
+      </w:r>
+      <w:r>
+        <w:rPr>
+          <w:b/>
+          <w:lang w:val="en_US" w:bidi="en_US"/>
+        </w:rPr>
         <w:t>"There is} one body"</w:t>
       </w:r>
     </w:p>
@@ -18488,6 +21223,21 @@
           <w:b/>
           <w:lang w:val="en_US" w:bidi="en_US"/>
         </w:rPr>
+        <w:t>ἓν Πνεῦμα</w:t>
+      </w:r>
+    </w:p>
+    <w:p>
+      <w:pPr/>
+      <w:r>
+        <w:rPr>
+          <w:lang w:val="en_US" w:bidi="en_US"/>
+        </w:rPr>
+      </w:r>
+      <w:r>
+        <w:rPr>
+          <w:b/>
+          <w:lang w:val="en_US" w:bidi="en_US"/>
+        </w:rPr>
         <w:t>"one Spirit"</w:t>
       </w:r>
     </w:p>
@@ -18551,6 +21301,21 @@
           <w:b/>
           <w:lang w:val="en_US" w:bidi="en_US"/>
         </w:rPr>
+        <w:t>ἐκλήθητε ἐν μιᾷ ἐλπίδι τῆς κλήσεως ὑμῶν</w:t>
+      </w:r>
+    </w:p>
+    <w:p>
+      <w:pPr/>
+      <w:r>
+        <w:rPr>
+          <w:lang w:val="en_US" w:bidi="en_US"/>
+        </w:rPr>
+      </w:r>
+      <w:r>
+        <w:rPr>
+          <w:b/>
+          <w:lang w:val="en_US" w:bidi="en_US"/>
+        </w:rPr>
         <w:t>"you were called in one hope of your calling"</w:t>
       </w:r>
     </w:p>
@@ -18875,6 +21640,21 @@
           <w:b/>
           <w:lang w:val="en_US" w:bidi="en_US"/>
         </w:rPr>
+        <w:t>ἑνὶ &amp; ἑκάστῳ ἡμῶν ἐδόθη ἡ χάρις</w:t>
+      </w:r>
+    </w:p>
+    <w:p>
+      <w:pPr/>
+      <w:r>
+        <w:rPr>
+          <w:lang w:val="en_US" w:bidi="en_US"/>
+        </w:rPr>
+      </w:r>
+      <w:r>
+        <w:rPr>
+          <w:b/>
+          <w:lang w:val="en_US" w:bidi="en_US"/>
+        </w:rPr>
         <w:t>"to each one of us this grace has been given"</w:t>
       </w:r>
     </w:p>
@@ -18958,6 +21738,21 @@
           <w:b/>
           <w:lang w:val="en_US" w:bidi="en_US"/>
         </w:rPr>
+        <w:t>ἑνὶ &amp; ἑκάστῳ ἡμῶν ἐδόθη ἡ χάρις</w:t>
+      </w:r>
+    </w:p>
+    <w:p>
+      <w:pPr/>
+      <w:r>
+        <w:rPr>
+          <w:lang w:val="en_US" w:bidi="en_US"/>
+        </w:rPr>
+      </w:r>
+      <w:r>
+        <w:rPr>
+          <w:b/>
+          <w:lang w:val="en_US" w:bidi="en_US"/>
+        </w:rPr>
         <w:t>"to each one of us this grace has been given"</w:t>
       </w:r>
     </w:p>
@@ -19054,6 +21849,21 @@
           <w:b/>
           <w:lang w:val="en_US" w:bidi="en_US"/>
         </w:rPr>
+        <w:t>διὸ</w:t>
+      </w:r>
+    </w:p>
+    <w:p>
+      <w:pPr/>
+      <w:r>
+        <w:rPr>
+          <w:lang w:val="en_US" w:bidi="en_US"/>
+        </w:rPr>
+      </w:r>
+      <w:r>
+        <w:rPr>
+          <w:b/>
+          <w:lang w:val="en_US" w:bidi="en_US"/>
+        </w:rPr>
         <w:t>"Therefore"</w:t>
       </w:r>
     </w:p>
@@ -19150,6 +21960,21 @@
           <w:b/>
           <w:lang w:val="en_US" w:bidi="en_US"/>
         </w:rPr>
+        <w:t>ἀναβὰς εἰς ὕψος</w:t>
+      </w:r>
+    </w:p>
+    <w:p>
+      <w:pPr/>
+      <w:r>
+        <w:rPr>
+          <w:lang w:val="en_US" w:bidi="en_US"/>
+        </w:rPr>
+      </w:r>
+      <w:r>
+        <w:rPr>
+          <w:b/>
+          <w:lang w:val="en_US" w:bidi="en_US"/>
+        </w:rPr>
         <w:t>"Having ascended to the heights"</w:t>
       </w:r>
     </w:p>
@@ -19213,6 +22038,21 @@
           <w:b/>
           <w:lang w:val="en_US" w:bidi="en_US"/>
         </w:rPr>
+        <w:t>ἀνέβη</w:t>
+      </w:r>
+    </w:p>
+    <w:p>
+      <w:pPr/>
+      <w:r>
+        <w:rPr>
+          <w:lang w:val="en_US" w:bidi="en_US"/>
+        </w:rPr>
+      </w:r>
+      <w:r>
+        <w:rPr>
+          <w:b/>
+          <w:lang w:val="en_US" w:bidi="en_US"/>
+        </w:rPr>
         <w:t>"He ascended"</w:t>
       </w:r>
     </w:p>
@@ -19276,6 +22116,21 @@
           <w:b/>
           <w:lang w:val="en_US" w:bidi="en_US"/>
         </w:rPr>
+        <w:t>καὶ κατέβη</w:t>
+      </w:r>
+    </w:p>
+    <w:p>
+      <w:pPr/>
+      <w:r>
+        <w:rPr>
+          <w:lang w:val="en_US" w:bidi="en_US"/>
+        </w:rPr>
+      </w:r>
+      <w:r>
+        <w:rPr>
+          <w:b/>
+          <w:lang w:val="en_US" w:bidi="en_US"/>
+        </w:rPr>
         <w:t>"he also descended"</w:t>
       </w:r>
     </w:p>
@@ -19339,6 +22194,21 @@
           <w:b/>
           <w:lang w:val="en_US" w:bidi="en_US"/>
         </w:rPr>
+        <w:t>εἰς τὰ κατώτερα μέρη τῆς γῆς</w:t>
+      </w:r>
+    </w:p>
+    <w:p>
+      <w:pPr/>
+      <w:r>
+        <w:rPr>
+          <w:lang w:val="en_US" w:bidi="en_US"/>
+        </w:rPr>
+      </w:r>
+      <w:r>
+        <w:rPr>
+          <w:b/>
+          <w:lang w:val="en_US" w:bidi="en_US"/>
+        </w:rPr>
         <w:t>"into the lower regions of the earth"</w:t>
       </w:r>
     </w:p>
@@ -19454,6 +22324,21 @@
           <w:b/>
           <w:lang w:val="en_US" w:bidi="en_US"/>
         </w:rPr>
+        <w:t>ἵνα πληρώσῃ τὰ πάντα</w:t>
+      </w:r>
+    </w:p>
+    <w:p>
+      <w:pPr/>
+      <w:r>
+        <w:rPr>
+          <w:lang w:val="en_US" w:bidi="en_US"/>
+        </w:rPr>
+      </w:r>
+      <w:r>
+        <w:rPr>
+          <w:b/>
+          <w:lang w:val="en_US" w:bidi="en_US"/>
+        </w:rPr>
         <w:t>"so that he might fill all things"</w:t>
       </w:r>
     </w:p>
@@ -19517,6 +22402,21 @@
           <w:b/>
           <w:lang w:val="en_US" w:bidi="en_US"/>
         </w:rPr>
+        <w:t>πληρώσῃ</w:t>
+      </w:r>
+    </w:p>
+    <w:p>
+      <w:pPr/>
+      <w:r>
+        <w:rPr>
+          <w:lang w:val="en_US" w:bidi="en_US"/>
+        </w:rPr>
+      </w:r>
+      <w:r>
+        <w:rPr>
+          <w:b/>
+          <w:lang w:val="en_US" w:bidi="en_US"/>
+        </w:rPr>
         <w:t>"he might fill"</w:t>
       </w:r>
     </w:p>
@@ -19580,6 +22480,21 @@
           <w:b/>
           <w:lang w:val="en_US" w:bidi="en_US"/>
         </w:rPr>
+        <w:t>ποιμένας</w:t>
+      </w:r>
+    </w:p>
+    <w:p>
+      <w:pPr/>
+      <w:r>
+        <w:rPr>
+          <w:lang w:val="en_US" w:bidi="en_US"/>
+        </w:rPr>
+      </w:r>
+      <w:r>
+        <w:rPr>
+          <w:b/>
+          <w:lang w:val="en_US" w:bidi="en_US"/>
+        </w:rPr>
         <w:t>"pastors"</w:t>
       </w:r>
     </w:p>
@@ -19676,6 +22591,21 @@
           <w:b/>
           <w:lang w:val="en_US" w:bidi="en_US"/>
         </w:rPr>
+        <w:t>πρὸς τὸν καταρτισμὸν τῶν ἁγίων</w:t>
+      </w:r>
+    </w:p>
+    <w:p>
+      <w:pPr/>
+      <w:r>
+        <w:rPr>
+          <w:lang w:val="en_US" w:bidi="en_US"/>
+        </w:rPr>
+      </w:r>
+      <w:r>
+        <w:rPr>
+          <w:b/>
+          <w:lang w:val="en_US" w:bidi="en_US"/>
+        </w:rPr>
         <w:t>"for the equipping of the saints"</w:t>
       </w:r>
     </w:p>
@@ -19739,6 +22669,21 @@
           <w:b/>
           <w:lang w:val="en_US" w:bidi="en_US"/>
         </w:rPr>
+        <w:t>εἰς ἔργον διακονίας</w:t>
+      </w:r>
+    </w:p>
+    <w:p>
+      <w:pPr/>
+      <w:r>
+        <w:rPr>
+          <w:lang w:val="en_US" w:bidi="en_US"/>
+        </w:rPr>
+      </w:r>
+      <w:r>
+        <w:rPr>
+          <w:b/>
+          <w:lang w:val="en_US" w:bidi="en_US"/>
+        </w:rPr>
         <w:t>"for the work of serving"</w:t>
       </w:r>
     </w:p>
@@ -19802,6 +22747,21 @@
           <w:b/>
           <w:lang w:val="en_US" w:bidi="en_US"/>
         </w:rPr>
+        <w:t>εἰς οἰκοδομὴν τοῦ σώματος τοῦ Χριστοῦ</w:t>
+      </w:r>
+    </w:p>
+    <w:p>
+      <w:pPr/>
+      <w:r>
+        <w:rPr>
+          <w:lang w:val="en_US" w:bidi="en_US"/>
+        </w:rPr>
+      </w:r>
+      <w:r>
+        <w:rPr>
+          <w:b/>
+          <w:lang w:val="en_US" w:bidi="en_US"/>
+        </w:rPr>
         <w:t>"for building up of the body of Christ"</w:t>
       </w:r>
     </w:p>
@@ -19885,6 +22845,21 @@
           <w:b/>
           <w:lang w:val="en_US" w:bidi="en_US"/>
         </w:rPr>
+        <w:t>οἰκοδομὴν</w:t>
+      </w:r>
+    </w:p>
+    <w:p>
+      <w:pPr/>
+      <w:r>
+        <w:rPr>
+          <w:lang w:val="en_US" w:bidi="en_US"/>
+        </w:rPr>
+      </w:r>
+      <w:r>
+        <w:rPr>
+          <w:b/>
+          <w:lang w:val="en_US" w:bidi="en_US"/>
+        </w:rPr>
         <w:t>"building up"</w:t>
       </w:r>
     </w:p>
@@ -20113,6 +23088,21 @@
           <w:b/>
           <w:lang w:val="en_US" w:bidi="en_US"/>
         </w:rPr>
+        <w:t>καταντήσωμεν οἱ πάντες εἰς τὴν ἑνότητα τῆς πίστεως</w:t>
+      </w:r>
+    </w:p>
+    <w:p>
+      <w:pPr/>
+      <w:r>
+        <w:rPr>
+          <w:lang w:val="en_US" w:bidi="en_US"/>
+        </w:rPr>
+      </w:r>
+      <w:r>
+        <w:rPr>
+          <w:b/>
+          <w:lang w:val="en_US" w:bidi="en_US"/>
+        </w:rPr>
         <w:t>"we all reach to the unity of the faith"</w:t>
       </w:r>
     </w:p>
@@ -20209,6 +23199,21 @@
           <w:b/>
           <w:lang w:val="en_US" w:bidi="en_US"/>
         </w:rPr>
+        <w:t>καταντήσωμεν οἱ πάντες εἰς τὴν ἑνότητα τῆς πίστεως</w:t>
+      </w:r>
+    </w:p>
+    <w:p>
+      <w:pPr/>
+      <w:r>
+        <w:rPr>
+          <w:lang w:val="en_US" w:bidi="en_US"/>
+        </w:rPr>
+      </w:r>
+      <w:r>
+        <w:rPr>
+          <w:b/>
+          <w:lang w:val="en_US" w:bidi="en_US"/>
+        </w:rPr>
         <w:t>"we all reach to the unity of the faith"</w:t>
       </w:r>
     </w:p>
@@ -20305,6 +23310,21 @@
           <w:b/>
           <w:lang w:val="en_US" w:bidi="en_US"/>
         </w:rPr>
+        <w:t>τῆς ἐπιγνώσεως τοῦ Υἱοῦ τοῦ Θεοῦ</w:t>
+      </w:r>
+    </w:p>
+    <w:p>
+      <w:pPr/>
+      <w:r>
+        <w:rPr>
+          <w:lang w:val="en_US" w:bidi="en_US"/>
+        </w:rPr>
+      </w:r>
+      <w:r>
+        <w:rPr>
+          <w:b/>
+          <w:lang w:val="en_US" w:bidi="en_US"/>
+        </w:rPr>
         <w:t>"the knowledge of the Son of God"</w:t>
       </w:r>
     </w:p>
@@ -20401,6 +23421,21 @@
           <w:b/>
           <w:lang w:val="en_US" w:bidi="en_US"/>
         </w:rPr>
+        <w:t>τοῦ Υἱοῦ τοῦ Θεοῦ</w:t>
+      </w:r>
+    </w:p>
+    <w:p>
+      <w:pPr/>
+      <w:r>
+        <w:rPr>
+          <w:lang w:val="en_US" w:bidi="en_US"/>
+        </w:rPr>
+      </w:r>
+      <w:r>
+        <w:rPr>
+          <w:b/>
+          <w:lang w:val="en_US" w:bidi="en_US"/>
+        </w:rPr>
         <w:t>"of the Son of God"</w:t>
       </w:r>
     </w:p>
@@ -20491,6 +23526,21 @@
           <w:b/>
           <w:lang w:val="en_US" w:bidi="en_US"/>
         </w:rPr>
+        <w:t>εἰς ἄνδρα τέλειον</w:t>
+      </w:r>
+    </w:p>
+    <w:p>
+      <w:pPr/>
+      <w:r>
+        <w:rPr>
+          <w:lang w:val="en_US" w:bidi="en_US"/>
+        </w:rPr>
+      </w:r>
+      <w:r>
+        <w:rPr>
+          <w:b/>
+          <w:lang w:val="en_US" w:bidi="en_US"/>
+        </w:rPr>
         <w:t>"to a mature man"</w:t>
       </w:r>
     </w:p>
@@ -20554,6 +23604,21 @@
           <w:b/>
           <w:lang w:val="en_US" w:bidi="en_US"/>
         </w:rPr>
+        <w:t>τέλειον</w:t>
+      </w:r>
+    </w:p>
+    <w:p>
+      <w:pPr/>
+      <w:r>
+        <w:rPr>
+          <w:lang w:val="en_US" w:bidi="en_US"/>
+        </w:rPr>
+      </w:r>
+      <w:r>
+        <w:rPr>
+          <w:b/>
+          <w:lang w:val="en_US" w:bidi="en_US"/>
+        </w:rPr>
         <w:t>"mature"</w:t>
       </w:r>
     </w:p>
@@ -20617,6 +23682,21 @@
           <w:b/>
           <w:lang w:val="en_US" w:bidi="en_US"/>
         </w:rPr>
+        <w:t>ἵνα</w:t>
+      </w:r>
+    </w:p>
+    <w:p>
+      <w:pPr/>
+      <w:r>
+        <w:rPr>
+          <w:lang w:val="en_US" w:bidi="en_US"/>
+        </w:rPr>
+      </w:r>
+      <w:r>
+        <w:rPr>
+          <w:b/>
+          <w:lang w:val="en_US" w:bidi="en_US"/>
+        </w:rPr>
         <w:t>"so that"</w:t>
       </w:r>
     </w:p>
@@ -20713,6 +23793,21 @@
           <w:b/>
           <w:lang w:val="en_US" w:bidi="en_US"/>
         </w:rPr>
+        <w:t>μηκέτι ὦμεν νήπιοι</w:t>
+      </w:r>
+    </w:p>
+    <w:p>
+      <w:pPr/>
+      <w:r>
+        <w:rPr>
+          <w:lang w:val="en_US" w:bidi="en_US"/>
+        </w:rPr>
+      </w:r>
+      <w:r>
+        <w:rPr>
+          <w:b/>
+          <w:lang w:val="en_US" w:bidi="en_US"/>
+        </w:rPr>
         <w:t>"we may no longer be children"</w:t>
       </w:r>
     </w:p>
@@ -20809,6 +23904,21 @@
           <w:b/>
           <w:lang w:val="en_US" w:bidi="en_US"/>
         </w:rPr>
+        <w:t>κλυδωνιζόμενοι καὶ περιφερόμενοι παντὶ ἀνέμῳ τῆς διδασκαλίας</w:t>
+      </w:r>
+    </w:p>
+    <w:p>
+      <w:pPr/>
+      <w:r>
+        <w:rPr>
+          <w:lang w:val="en_US" w:bidi="en_US"/>
+        </w:rPr>
+      </w:r>
+      <w:r>
+        <w:rPr>
+          <w:b/>
+          <w:lang w:val="en_US" w:bidi="en_US"/>
+        </w:rPr>
         <w:t>"tossed back and forth by the waves and carried away by every wind of teaching"</w:t>
       </w:r>
     </w:p>
@@ -20918,6 +24028,21 @@
           <w:b/>
           <w:lang w:val="en_US" w:bidi="en_US"/>
         </w:rPr>
+        <w:t>ἐν τῇ κυβίᾳ τῶν ἀνθρώπων, ἐν πανουργίᾳ πρὸς τὴν μεθοδίαν τῆς πλάνης</w:t>
+      </w:r>
+    </w:p>
+    <w:p>
+      <w:pPr/>
+      <w:r>
+        <w:rPr>
+          <w:lang w:val="en_US" w:bidi="en_US"/>
+        </w:rPr>
+      </w:r>
+      <w:r>
+        <w:rPr>
+          <w:b/>
+          <w:lang w:val="en_US" w:bidi="en_US"/>
+        </w:rPr>
         <w:t>"through the trickery of men in cleverness for deceitful scheming"</w:t>
       </w:r>
     </w:p>
@@ -21040,6 +24165,21 @@
           <w:b/>
           <w:lang w:val="en_US" w:bidi="en_US"/>
         </w:rPr>
+        <w:t>δὲ</w:t>
+      </w:r>
+    </w:p>
+    <w:p>
+      <w:pPr/>
+      <w:r>
+        <w:rPr>
+          <w:lang w:val="en_US" w:bidi="en_US"/>
+        </w:rPr>
+      </w:r>
+      <w:r>
+        <w:rPr>
+          <w:b/>
+          <w:lang w:val="en_US" w:bidi="en_US"/>
+        </w:rPr>
         <w:t>"Instead"</w:t>
       </w:r>
     </w:p>
@@ -21136,6 +24276,21 @@
           <w:b/>
           <w:lang w:val="en_US" w:bidi="en_US"/>
         </w:rPr>
+        <w:t>ἀληθεύοντες</w:t>
+      </w:r>
+    </w:p>
+    <w:p>
+      <w:pPr/>
+      <w:r>
+        <w:rPr>
+          <w:lang w:val="en_US" w:bidi="en_US"/>
+        </w:rPr>
+      </w:r>
+      <w:r>
+        <w:rPr>
+          <w:b/>
+          <w:lang w:val="en_US" w:bidi="en_US"/>
+        </w:rPr>
         <w:t>"speaking truth"</w:t>
       </w:r>
     </w:p>
@@ -21232,6 +24387,21 @@
           <w:b/>
           <w:lang w:val="en_US" w:bidi="en_US"/>
         </w:rPr>
+        <w:t>ἐν ἀγάπῃ</w:t>
+      </w:r>
+    </w:p>
+    <w:p>
+      <w:pPr/>
+      <w:r>
+        <w:rPr>
+          <w:lang w:val="en_US" w:bidi="en_US"/>
+        </w:rPr>
+      </w:r>
+      <w:r>
+        <w:rPr>
+          <w:b/>
+          <w:lang w:val="en_US" w:bidi="en_US"/>
+        </w:rPr>
         <w:t>"in love"</w:t>
       </w:r>
     </w:p>
@@ -21328,6 +24498,21 @@
           <w:b/>
           <w:lang w:val="en_US" w:bidi="en_US"/>
         </w:rPr>
+        <w:t>εἰς αὐτὸν &amp; ὅς ἐστιν ἡ κεφαλή</w:t>
+      </w:r>
+    </w:p>
+    <w:p>
+      <w:pPr/>
+      <w:r>
+        <w:rPr>
+          <w:lang w:val="en_US" w:bidi="en_US"/>
+        </w:rPr>
+      </w:r>
+      <w:r>
+        <w:rPr>
+          <w:b/>
+          <w:lang w:val="en_US" w:bidi="en_US"/>
+        </w:rPr>
         <w:t>"into him who is the head"</w:t>
       </w:r>
     </w:p>
@@ -21424,6 +24609,21 @@
           <w:b/>
           <w:lang w:val="en_US" w:bidi="en_US"/>
         </w:rPr>
+        <w:t>ἐξ οὗ πᾶν τὸ σῶμα &amp; τὴν αὔξησιν τοῦ σώματος ποιεῖται</w:t>
+      </w:r>
+    </w:p>
+    <w:p>
+      <w:pPr/>
+      <w:r>
+        <w:rPr>
+          <w:lang w:val="en_US" w:bidi="en_US"/>
+        </w:rPr>
+      </w:r>
+      <w:r>
+        <w:rPr>
+          <w:b/>
+          <w:lang w:val="en_US" w:bidi="en_US"/>
+        </w:rPr>
         <w:t>"from whom the whole body,"</w:t>
       </w:r>
       <w:r>
@@ -21533,6 +24733,21 @@
           <w:b/>
           <w:lang w:val="en_US" w:bidi="en_US"/>
         </w:rPr>
+        <w:t>εἰς οἰκοδομὴν ἑαυτοῦ ἐν ἀγάπῃ</w:t>
+      </w:r>
+    </w:p>
+    <w:p>
+      <w:pPr/>
+      <w:r>
+        <w:rPr>
+          <w:lang w:val="en_US" w:bidi="en_US"/>
+        </w:rPr>
+      </w:r>
+      <w:r>
+        <w:rPr>
+          <w:b/>
+          <w:lang w:val="en_US" w:bidi="en_US"/>
+        </w:rPr>
         <w:t>"for building up itself in love"</w:t>
       </w:r>
     </w:p>
@@ -21629,6 +24844,21 @@
           <w:b/>
           <w:lang w:val="en_US" w:bidi="en_US"/>
         </w:rPr>
+        <w:t>ἐν ἀγάπῃ</w:t>
+      </w:r>
+    </w:p>
+    <w:p>
+      <w:pPr/>
+      <w:r>
+        <w:rPr>
+          <w:lang w:val="en_US" w:bidi="en_US"/>
+        </w:rPr>
+      </w:r>
+      <w:r>
+        <w:rPr>
+          <w:b/>
+          <w:lang w:val="en_US" w:bidi="en_US"/>
+        </w:rPr>
         <w:t>"in love"</w:t>
       </w:r>
     </w:p>
@@ -21725,6 +24955,21 @@
           <w:b/>
           <w:lang w:val="en_US" w:bidi="en_US"/>
         </w:rPr>
+        <w:t>διὰ πάσης ἁφῆς τῆς ἐπιχορηγίας</w:t>
+      </w:r>
+    </w:p>
+    <w:p>
+      <w:pPr/>
+      <w:r>
+        <w:rPr>
+          <w:lang w:val="en_US" w:bidi="en_US"/>
+        </w:rPr>
+      </w:r>
+      <w:r>
+        <w:rPr>
+          <w:b/>
+          <w:lang w:val="en_US" w:bidi="en_US"/>
+        </w:rPr>
         <w:t>"by every supporting ligament"</w:t>
       </w:r>
     </w:p>
@@ -21980,6 +25225,21 @@
           <w:b/>
           <w:lang w:val="en_US" w:bidi="en_US"/>
         </w:rPr>
+        <w:t>τοῦτο οὖν λέγω καὶ μαρτύρομαι</w:t>
+      </w:r>
+    </w:p>
+    <w:p>
+      <w:pPr/>
+      <w:r>
+        <w:rPr>
+          <w:lang w:val="en_US" w:bidi="en_US"/>
+        </w:rPr>
+      </w:r>
+      <w:r>
+        <w:rPr>
+          <w:b/>
+          <w:lang w:val="en_US" w:bidi="en_US"/>
+        </w:rPr>
         <w:t>"Therefore, I say this and strongly urge"</w:t>
       </w:r>
     </w:p>
@@ -22043,6 +25303,21 @@
           <w:b/>
           <w:lang w:val="en_US" w:bidi="en_US"/>
         </w:rPr>
+        <w:t>ἐν Κυρίῳ</w:t>
+      </w:r>
+    </w:p>
+    <w:p>
+      <w:pPr/>
+      <w:r>
+        <w:rPr>
+          <w:lang w:val="en_US" w:bidi="en_US"/>
+        </w:rPr>
+      </w:r>
+      <w:r>
+        <w:rPr>
+          <w:b/>
+          <w:lang w:val="en_US" w:bidi="en_US"/>
+        </w:rPr>
         <w:t>"in the Lord"</w:t>
       </w:r>
     </w:p>
@@ -22106,6 +25381,21 @@
           <w:b/>
           <w:lang w:val="en_US" w:bidi="en_US"/>
         </w:rPr>
+        <w:t>μηκέτι ὑμᾶς περιπατεῖν, καθὼς καὶ τὰ ἔθνη περιπατεῖ ἐν ματαιότητι τοῦ νοὸς αὐτῶν</w:t>
+      </w:r>
+    </w:p>
+    <w:p>
+      <w:pPr/>
+      <w:r>
+        <w:rPr>
+          <w:lang w:val="en_US" w:bidi="en_US"/>
+        </w:rPr>
+      </w:r>
+      <w:r>
+        <w:rPr>
+          <w:b/>
+          <w:lang w:val="en_US" w:bidi="en_US"/>
+        </w:rPr>
         <w:t>"you"</w:t>
       </w:r>
       <w:r>
@@ -22202,6 +25492,21 @@
           <w:b/>
           <w:lang w:val="en_US" w:bidi="en_US"/>
         </w:rPr>
+        <w:t>ἐσκοτωμένοι τῇ διανοίᾳ</w:t>
+      </w:r>
+    </w:p>
+    <w:p>
+      <w:pPr/>
+      <w:r>
+        <w:rPr>
+          <w:lang w:val="en_US" w:bidi="en_US"/>
+        </w:rPr>
+      </w:r>
+      <w:r>
+        <w:rPr>
+          <w:b/>
+          <w:lang w:val="en_US" w:bidi="en_US"/>
+        </w:rPr>
         <w:t>"They have been darkened in their understanding"</w:t>
       </w:r>
     </w:p>
@@ -22285,6 +25590,21 @@
           <w:b/>
           <w:lang w:val="en_US" w:bidi="en_US"/>
         </w:rPr>
+        <w:t>ἐσκοτωμένοι τῇ διανοίᾳ</w:t>
+      </w:r>
+    </w:p>
+    <w:p>
+      <w:pPr/>
+      <w:r>
+        <w:rPr>
+          <w:lang w:val="en_US" w:bidi="en_US"/>
+        </w:rPr>
+      </w:r>
+      <w:r>
+        <w:rPr>
+          <w:b/>
+          <w:lang w:val="en_US" w:bidi="en_US"/>
+        </w:rPr>
         <w:t>"They have been darkened in their understanding"</w:t>
       </w:r>
     </w:p>
@@ -22368,6 +25688,21 @@
           <w:b/>
           <w:lang w:val="en_US" w:bidi="en_US"/>
         </w:rPr>
+        <w:t>ἀπηλλοτριωμένοι τῆς ζωῆς τοῦ Θεοῦ, διὰ τὴν ἄγνοιαν τὴν οὖσαν ἐν αὐτοῖς</w:t>
+      </w:r>
+    </w:p>
+    <w:p>
+      <w:pPr/>
+      <w:r>
+        <w:rPr>
+          <w:lang w:val="en_US" w:bidi="en_US"/>
+        </w:rPr>
+      </w:r>
+      <w:r>
+        <w:rPr>
+          <w:b/>
+          <w:lang w:val="en_US" w:bidi="en_US"/>
+        </w:rPr>
         <w:t>"alienated from the life of God because of the ignorance that is in them"</w:t>
       </w:r>
     </w:p>
@@ -22451,6 +25786,21 @@
           <w:b/>
           <w:lang w:val="en_US" w:bidi="en_US"/>
         </w:rPr>
+        <w:t>ἀπηλλοτριωμένοι</w:t>
+      </w:r>
+    </w:p>
+    <w:p>
+      <w:pPr/>
+      <w:r>
+        <w:rPr>
+          <w:lang w:val="en_US" w:bidi="en_US"/>
+        </w:rPr>
+      </w:r>
+      <w:r>
+        <w:rPr>
+          <w:b/>
+          <w:lang w:val="en_US" w:bidi="en_US"/>
+        </w:rPr>
         <w:t>"alienated"</w:t>
       </w:r>
     </w:p>
@@ -22514,6 +25864,21 @@
           <w:b/>
           <w:lang w:val="en_US" w:bidi="en_US"/>
         </w:rPr>
+        <w:t>ἄγνοιαν</w:t>
+      </w:r>
+    </w:p>
+    <w:p>
+      <w:pPr/>
+      <w:r>
+        <w:rPr>
+          <w:lang w:val="en_US" w:bidi="en_US"/>
+        </w:rPr>
+      </w:r>
+      <w:r>
+        <w:rPr>
+          <w:b/>
+          <w:lang w:val="en_US" w:bidi="en_US"/>
+        </w:rPr>
         <w:t>"ignorance"</w:t>
       </w:r>
     </w:p>
@@ -22577,6 +25942,21 @@
           <w:b/>
           <w:lang w:val="en_US" w:bidi="en_US"/>
         </w:rPr>
+        <w:t>διὰ τὴν πώρωσιν τῆς καρδίας αὐτῶν</w:t>
+      </w:r>
+    </w:p>
+    <w:p>
+      <w:pPr/>
+      <w:r>
+        <w:rPr>
+          <w:lang w:val="en_US" w:bidi="en_US"/>
+        </w:rPr>
+      </w:r>
+      <w:r>
+        <w:rPr>
+          <w:b/>
+          <w:lang w:val="en_US" w:bidi="en_US"/>
+        </w:rPr>
         <w:t>"because of the hardness of their hearts"</w:t>
       </w:r>
     </w:p>
@@ -22673,6 +26053,21 @@
           <w:b/>
           <w:lang w:val="en_US" w:bidi="en_US"/>
         </w:rPr>
+        <w:t>διὰ</w:t>
+      </w:r>
+    </w:p>
+    <w:p>
+      <w:pPr/>
+      <w:r>
+        <w:rPr>
+          <w:lang w:val="en_US" w:bidi="en_US"/>
+        </w:rPr>
+      </w:r>
+      <w:r>
+        <w:rPr>
+          <w:b/>
+          <w:lang w:val="en_US" w:bidi="en_US"/>
+        </w:rPr>
         <w:t>"because of"</w:t>
       </w:r>
     </w:p>
@@ -22769,6 +26164,21 @@
           <w:b/>
           <w:lang w:val="en_US" w:bidi="en_US"/>
         </w:rPr>
+        <w:t>διὰ</w:t>
+      </w:r>
+    </w:p>
+    <w:p>
+      <w:pPr/>
+      <w:r>
+        <w:rPr>
+          <w:lang w:val="en_US" w:bidi="en_US"/>
+        </w:rPr>
+      </w:r>
+      <w:r>
+        <w:rPr>
+          <w:b/>
+          <w:lang w:val="en_US" w:bidi="en_US"/>
+        </w:rPr>
         <w:t>"because of"</w:t>
       </w:r>
     </w:p>
@@ -22865,6 +26275,21 @@
           <w:b/>
           <w:lang w:val="en_US" w:bidi="en_US"/>
         </w:rPr>
+        <w:t>ἑαυτοὺς παρέδωκαν τῇ ἀσελγείᾳ</w:t>
+      </w:r>
+    </w:p>
+    <w:p>
+      <w:pPr/>
+      <w:r>
+        <w:rPr>
+          <w:lang w:val="en_US" w:bidi="en_US"/>
+        </w:rPr>
+      </w:r>
+      <w:r>
+        <w:rPr>
+          <w:b/>
+          <w:lang w:val="en_US" w:bidi="en_US"/>
+        </w:rPr>
         <w:t>"handed themselves over to sensuality"</w:t>
       </w:r>
     </w:p>
@@ -22977,7 +26402,7 @@
         </w:rPr>
         <w:t xml:space="preserve"> refers to the way that the Gentiles live, as described in </w:t>
       </w:r>
-      <w:hyperlink r:id="rId19">
+      <w:hyperlink r:id="rId21">
         <w:r>
           <w:rPr>
             <w:lang w:val="en_US" w:bidi="en_US"/>
@@ -23042,6 +26467,21 @@
           <w:b/>
           <w:lang w:val="en_US" w:bidi="en_US"/>
         </w:rPr>
+        <w:t>δὲ</w:t>
+      </w:r>
+    </w:p>
+    <w:p>
+      <w:pPr/>
+      <w:r>
+        <w:rPr>
+          <w:lang w:val="en_US" w:bidi="en_US"/>
+        </w:rPr>
+      </w:r>
+      <w:r>
+        <w:rPr>
+          <w:b/>
+          <w:lang w:val="en_US" w:bidi="en_US"/>
+        </w:rPr>
         <w:t>"But"</w:t>
       </w:r>
     </w:p>
@@ -23138,6 +26578,21 @@
           <w:b/>
           <w:lang w:val="en_US" w:bidi="en_US"/>
         </w:rPr>
+        <w:t>εἴ γε αὐτὸν ἠκούσατε καὶ ἐν αὐτῷ ἐδιδάχθητε</w:t>
+      </w:r>
+    </w:p>
+    <w:p>
+      <w:pPr/>
+      <w:r>
+        <w:rPr>
+          <w:lang w:val="en_US" w:bidi="en_US"/>
+        </w:rPr>
+      </w:r>
+      <w:r>
+        <w:rPr>
+          <w:b/>
+          <w:lang w:val="en_US" w:bidi="en_US"/>
+        </w:rPr>
         <w:t>"if indeed you have heard about him and were taught in him"</w:t>
       </w:r>
     </w:p>
@@ -23247,6 +26702,21 @@
           <w:b/>
           <w:lang w:val="en_US" w:bidi="en_US"/>
         </w:rPr>
+        <w:t>ἐν αὐτῷ ἐδιδάχθητε</w:t>
+      </w:r>
+    </w:p>
+    <w:p>
+      <w:pPr/>
+      <w:r>
+        <w:rPr>
+          <w:lang w:val="en_US" w:bidi="en_US"/>
+        </w:rPr>
+      </w:r>
+      <w:r>
+        <w:rPr>
+          <w:b/>
+          <w:lang w:val="en_US" w:bidi="en_US"/>
+        </w:rPr>
         <w:t>"were taught in him"</w:t>
       </w:r>
     </w:p>
@@ -23330,6 +26800,21 @@
           <w:b/>
           <w:lang w:val="en_US" w:bidi="en_US"/>
         </w:rPr>
+        <w:t>καθώς ἐστιν ἀλήθεια ἐν τῷ Ἰησοῦ</w:t>
+      </w:r>
+    </w:p>
+    <w:p>
+      <w:pPr/>
+      <w:r>
+        <w:rPr>
+          <w:lang w:val="en_US" w:bidi="en_US"/>
+        </w:rPr>
+      </w:r>
+      <w:r>
+        <w:rPr>
+          <w:b/>
+          <w:lang w:val="en_US" w:bidi="en_US"/>
+        </w:rPr>
         <w:t>"as the truth is in Jesus"</w:t>
       </w:r>
     </w:p>
@@ -23393,6 +26878,21 @@
           <w:b/>
           <w:lang w:val="en_US" w:bidi="en_US"/>
         </w:rPr>
+        <w:t>ἀποθέσθαι ὑμᾶς κατὰ τὴν προτέραν ἀναστροφὴν</w:t>
+      </w:r>
+    </w:p>
+    <w:p>
+      <w:pPr/>
+      <w:r>
+        <w:rPr>
+          <w:lang w:val="en_US" w:bidi="en_US"/>
+        </w:rPr>
+      </w:r>
+      <w:r>
+        <w:rPr>
+          <w:b/>
+          <w:lang w:val="en_US" w:bidi="en_US"/>
+        </w:rPr>
         <w:t>"You are to put aside {what} belongs to your former manner of life"</w:t>
       </w:r>
     </w:p>
@@ -23476,6 +26976,21 @@
           <w:b/>
           <w:lang w:val="en_US" w:bidi="en_US"/>
         </w:rPr>
+        <w:t>ἀποθέσθαι ὑμᾶς κατὰ τὴν προτέραν ἀναστροφὴν τὸν παλαιὸν ἄνθρωπον</w:t>
+      </w:r>
+    </w:p>
+    <w:p>
+      <w:pPr/>
+      <w:r>
+        <w:rPr>
+          <w:lang w:val="en_US" w:bidi="en_US"/>
+        </w:rPr>
+      </w:r>
+      <w:r>
+        <w:rPr>
+          <w:b/>
+          <w:lang w:val="en_US" w:bidi="en_US"/>
+        </w:rPr>
         <w:t>"You are to put aside {what} belongs to your former manner of life, the old man"</w:t>
       </w:r>
     </w:p>
@@ -23559,6 +27074,21 @@
           <w:b/>
           <w:lang w:val="en_US" w:bidi="en_US"/>
         </w:rPr>
+        <w:t>τὸν παλαιὸν ἄνθρωπον</w:t>
+      </w:r>
+    </w:p>
+    <w:p>
+      <w:pPr/>
+      <w:r>
+        <w:rPr>
+          <w:lang w:val="en_US" w:bidi="en_US"/>
+        </w:rPr>
+      </w:r>
+      <w:r>
+        <w:rPr>
+          <w:b/>
+          <w:lang w:val="en_US" w:bidi="en_US"/>
+        </w:rPr>
         <w:t>"the old man"</w:t>
       </w:r>
     </w:p>
@@ -23738,6 +27268,21 @@
           <w:b/>
           <w:lang w:val="en_US" w:bidi="en_US"/>
         </w:rPr>
+        <w:t>ἀνανεοῦσθαι &amp; τῷ πνεύματι τοῦ νοὸς ὑμῶν</w:t>
+      </w:r>
+    </w:p>
+    <w:p>
+      <w:pPr/>
+      <w:r>
+        <w:rPr>
+          <w:lang w:val="en_US" w:bidi="en_US"/>
+        </w:rPr>
+      </w:r>
+      <w:r>
+        <w:rPr>
+          <w:b/>
+          <w:lang w:val="en_US" w:bidi="en_US"/>
+        </w:rPr>
         <w:t>"to be renewed in the spirit of your minds"</w:t>
       </w:r>
     </w:p>
@@ -23821,6 +27366,21 @@
           <w:b/>
           <w:lang w:val="en_US" w:bidi="en_US"/>
         </w:rPr>
+        <w:t>ἐν δικαιοσύνῃ καὶ ὁσιότητι τῆς ἀληθείας</w:t>
+      </w:r>
+    </w:p>
+    <w:p>
+      <w:pPr/>
+      <w:r>
+        <w:rPr>
+          <w:lang w:val="en_US" w:bidi="en_US"/>
+        </w:rPr>
+      </w:r>
+      <w:r>
+        <w:rPr>
+          <w:b/>
+          <w:lang w:val="en_US" w:bidi="en_US"/>
+        </w:rPr>
         <w:t>"in righteousness and holiness of the truth"</w:t>
       </w:r>
     </w:p>
@@ -23943,6 +27503,21 @@
           <w:b/>
           <w:lang w:val="en_US" w:bidi="en_US"/>
         </w:rPr>
+        <w:t>ἐνδύσασθαι τὸν καινὸν ἄνθρωπον</w:t>
+      </w:r>
+    </w:p>
+    <w:p>
+      <w:pPr/>
+      <w:r>
+        <w:rPr>
+          <w:lang w:val="en_US" w:bidi="en_US"/>
+        </w:rPr>
+      </w:r>
+      <w:r>
+        <w:rPr>
+          <w:b/>
+          <w:lang w:val="en_US" w:bidi="en_US"/>
+        </w:rPr>
         <w:t>"to put on the new man"</w:t>
       </w:r>
     </w:p>
@@ -24052,6 +27627,21 @@
           <w:b/>
           <w:lang w:val="en_US" w:bidi="en_US"/>
         </w:rPr>
+        <w:t>διὸ</w:t>
+      </w:r>
+    </w:p>
+    <w:p>
+      <w:pPr/>
+      <w:r>
+        <w:rPr>
+          <w:lang w:val="en_US" w:bidi="en_US"/>
+        </w:rPr>
+      </w:r>
+      <w:r>
+        <w:rPr>
+          <w:b/>
+          <w:lang w:val="en_US" w:bidi="en_US"/>
+        </w:rPr>
         <w:t>"Therefore"</w:t>
       </w:r>
     </w:p>
@@ -24148,6 +27738,21 @@
           <w:b/>
           <w:lang w:val="en_US" w:bidi="en_US"/>
         </w:rPr>
+        <w:t>ἀποθέμενοι τὸ ψεῦδος</w:t>
+      </w:r>
+    </w:p>
+    <w:p>
+      <w:pPr/>
+      <w:r>
+        <w:rPr>
+          <w:lang w:val="en_US" w:bidi="en_US"/>
+        </w:rPr>
+      </w:r>
+      <w:r>
+        <w:rPr>
+          <w:b/>
+          <w:lang w:val="en_US" w:bidi="en_US"/>
+        </w:rPr>
         <w:t>"putting aside the lying"</w:t>
       </w:r>
     </w:p>
@@ -24231,6 +27836,21 @@
           <w:b/>
           <w:lang w:val="en_US" w:bidi="en_US"/>
         </w:rPr>
+        <w:t>λαλεῖτε ἀλήθειαν ἕκαστος</w:t>
+      </w:r>
+    </w:p>
+    <w:p>
+      <w:pPr/>
+      <w:r>
+        <w:rPr>
+          <w:lang w:val="en_US" w:bidi="en_US"/>
+        </w:rPr>
+      </w:r>
+      <w:r>
+        <w:rPr>
+          <w:b/>
+          <w:lang w:val="en_US" w:bidi="en_US"/>
+        </w:rPr>
         <w:t>"let each of you speak truth"</w:t>
       </w:r>
     </w:p>
@@ -24327,6 +27947,21 @@
           <w:b/>
           <w:lang w:val="en_US" w:bidi="en_US"/>
         </w:rPr>
+        <w:t>ὅτι</w:t>
+      </w:r>
+    </w:p>
+    <w:p>
+      <w:pPr/>
+      <w:r>
+        <w:rPr>
+          <w:lang w:val="en_US" w:bidi="en_US"/>
+        </w:rPr>
+      </w:r>
+      <w:r>
+        <w:rPr>
+          <w:b/>
+          <w:lang w:val="en_US" w:bidi="en_US"/>
+        </w:rPr>
         <w:t>"because"</w:t>
       </w:r>
     </w:p>
@@ -24423,6 +28058,21 @@
           <w:b/>
           <w:lang w:val="en_US" w:bidi="en_US"/>
         </w:rPr>
+        <w:t>ἐσμὲν ἀλλήλων μέλη</w:t>
+      </w:r>
+    </w:p>
+    <w:p>
+      <w:pPr/>
+      <w:r>
+        <w:rPr>
+          <w:lang w:val="en_US" w:bidi="en_US"/>
+        </w:rPr>
+      </w:r>
+      <w:r>
+        <w:rPr>
+          <w:b/>
+          <w:lang w:val="en_US" w:bidi="en_US"/>
+        </w:rPr>
         <w:t>"we are members of one another"</w:t>
       </w:r>
     </w:p>
@@ -24506,6 +28156,21 @@
           <w:b/>
           <w:lang w:val="en_US" w:bidi="en_US"/>
         </w:rPr>
+        <w:t>ὀργίζεσθε, καὶ μὴ ἁμαρτάνετε</w:t>
+      </w:r>
+    </w:p>
+    <w:p>
+      <w:pPr/>
+      <w:r>
+        <w:rPr>
+          <w:lang w:val="en_US" w:bidi="en_US"/>
+        </w:rPr>
+      </w:r>
+      <w:r>
+        <w:rPr>
+          <w:b/>
+          <w:lang w:val="en_US" w:bidi="en_US"/>
+        </w:rPr>
         <w:t>"Be angry and do not sin"</w:t>
       </w:r>
     </w:p>
@@ -24569,6 +28234,21 @@
           <w:b/>
           <w:lang w:val="en_US" w:bidi="en_US"/>
         </w:rPr>
+        <w:t>ὁ ἥλιος μὴ ἐπιδυέτω ἐπὶ παροργισμῷ ὑμῶν</w:t>
+      </w:r>
+    </w:p>
+    <w:p>
+      <w:pPr/>
+      <w:r>
+        <w:rPr>
+          <w:lang w:val="en_US" w:bidi="en_US"/>
+        </w:rPr>
+      </w:r>
+      <w:r>
+        <w:rPr>
+          <w:b/>
+          <w:lang w:val="en_US" w:bidi="en_US"/>
+        </w:rPr>
         <w:t>"Do not let the sun go down on your indignation"</w:t>
       </w:r>
     </w:p>
@@ -24678,6 +28358,21 @@
           <w:b/>
           <w:lang w:val="en_US" w:bidi="en_US"/>
         </w:rPr>
+        <w:t>μηδὲ δίδοτε τόπον τῷ διαβόλῳ</w:t>
+      </w:r>
+    </w:p>
+    <w:p>
+      <w:pPr/>
+      <w:r>
+        <w:rPr>
+          <w:lang w:val="en_US" w:bidi="en_US"/>
+        </w:rPr>
+      </w:r>
+      <w:r>
+        <w:rPr>
+          <w:b/>
+          <w:lang w:val="en_US" w:bidi="en_US"/>
+        </w:rPr>
         <w:t>"nor give an opportunity to the devil"</w:t>
       </w:r>
     </w:p>
@@ -24741,6 +28436,21 @@
           <w:b/>
           <w:lang w:val="en_US" w:bidi="en_US"/>
         </w:rPr>
+        <w:t>μᾶλλον δὲ</w:t>
+      </w:r>
+    </w:p>
+    <w:p>
+      <w:pPr/>
+      <w:r>
+        <w:rPr>
+          <w:lang w:val="en_US" w:bidi="en_US"/>
+        </w:rPr>
+      </w:r>
+      <w:r>
+        <w:rPr>
+          <w:b/>
+          <w:lang w:val="en_US" w:bidi="en_US"/>
+        </w:rPr>
         <w:t>"But rather"</w:t>
       </w:r>
     </w:p>
@@ -24837,6 +28547,21 @@
           <w:b/>
           <w:lang w:val="en_US" w:bidi="en_US"/>
         </w:rPr>
+        <w:t>ἵνα</w:t>
+      </w:r>
+    </w:p>
+    <w:p>
+      <w:pPr/>
+      <w:r>
+        <w:rPr>
+          <w:lang w:val="en_US" w:bidi="en_US"/>
+        </w:rPr>
+      </w:r>
+      <w:r>
+        <w:rPr>
+          <w:b/>
+          <w:lang w:val="en_US" w:bidi="en_US"/>
+        </w:rPr>
         <w:t>"so that"</w:t>
       </w:r>
     </w:p>
@@ -24996,6 +28721,21 @@
           <w:b/>
           <w:lang w:val="en_US" w:bidi="en_US"/>
         </w:rPr>
+        <w:t>ἀλλ’</w:t>
+      </w:r>
+    </w:p>
+    <w:p>
+      <w:pPr/>
+      <w:r>
+        <w:rPr>
+          <w:lang w:val="en_US" w:bidi="en_US"/>
+        </w:rPr>
+      </w:r>
+      <w:r>
+        <w:rPr>
+          <w:b/>
+          <w:lang w:val="en_US" w:bidi="en_US"/>
+        </w:rPr>
         <w:t>"but"</w:t>
       </w:r>
     </w:p>
@@ -25092,6 +28832,21 @@
           <w:b/>
           <w:lang w:val="en_US" w:bidi="en_US"/>
         </w:rPr>
+        <w:t>πρὸς οἰκοδομὴν</w:t>
+      </w:r>
+    </w:p>
+    <w:p>
+      <w:pPr/>
+      <w:r>
+        <w:rPr>
+          <w:lang w:val="en_US" w:bidi="en_US"/>
+        </w:rPr>
+      </w:r>
+      <w:r>
+        <w:rPr>
+          <w:b/>
+          <w:lang w:val="en_US" w:bidi="en_US"/>
+        </w:rPr>
         <w:t>"for building up"</w:t>
       </w:r>
     </w:p>
@@ -25155,6 +28910,21 @@
           <w:b/>
           <w:lang w:val="en_US" w:bidi="en_US"/>
         </w:rPr>
+        <w:t>ἵνα</w:t>
+      </w:r>
+    </w:p>
+    <w:p>
+      <w:pPr/>
+      <w:r>
+        <w:rPr>
+          <w:lang w:val="en_US" w:bidi="en_US"/>
+        </w:rPr>
+      </w:r>
+      <w:r>
+        <w:rPr>
+          <w:b/>
+          <w:lang w:val="en_US" w:bidi="en_US"/>
+        </w:rPr>
         <w:t>"so that"</w:t>
       </w:r>
     </w:p>
@@ -25251,6 +29021,21 @@
           <w:b/>
           <w:lang w:val="en_US" w:bidi="en_US"/>
         </w:rPr>
+        <w:t>τῆς χρείας, ἵνα δῷ χάριν τοῖς ἀκούουσιν</w:t>
+      </w:r>
+    </w:p>
+    <w:p>
+      <w:pPr/>
+      <w:r>
+        <w:rPr>
+          <w:lang w:val="en_US" w:bidi="en_US"/>
+        </w:rPr>
+      </w:r>
+      <w:r>
+        <w:rPr>
+          <w:b/>
+          <w:lang w:val="en_US" w:bidi="en_US"/>
+        </w:rPr>
         <w:t>"of the {one in} need, so that it might give grace to the hearers"</w:t>
       </w:r>
     </w:p>
@@ -25314,6 +29099,21 @@
           <w:b/>
           <w:lang w:val="en_US" w:bidi="en_US"/>
         </w:rPr>
+        <w:t>ἵνα δῷ χάριν τοῖς ἀκούουσιν</w:t>
+      </w:r>
+    </w:p>
+    <w:p>
+      <w:pPr/>
+      <w:r>
+        <w:rPr>
+          <w:lang w:val="en_US" w:bidi="en_US"/>
+        </w:rPr>
+      </w:r>
+      <w:r>
+        <w:rPr>
+          <w:b/>
+          <w:lang w:val="en_US" w:bidi="en_US"/>
+        </w:rPr>
         <w:t>"so that it might give grace to the hearers"</w:t>
       </w:r>
     </w:p>
@@ -25410,6 +29210,21 @@
           <w:b/>
           <w:lang w:val="en_US" w:bidi="en_US"/>
         </w:rPr>
+        <w:t>μὴ λυπεῖτε</w:t>
+      </w:r>
+    </w:p>
+    <w:p>
+      <w:pPr/>
+      <w:r>
+        <w:rPr>
+          <w:lang w:val="en_US" w:bidi="en_US"/>
+        </w:rPr>
+      </w:r>
+      <w:r>
+        <w:rPr>
+          <w:b/>
+          <w:lang w:val="en_US" w:bidi="en_US"/>
+        </w:rPr>
         <w:t>"do not grieve"</w:t>
       </w:r>
     </w:p>
@@ -25473,6 +29288,21 @@
           <w:b/>
           <w:lang w:val="en_US" w:bidi="en_US"/>
         </w:rPr>
+        <w:t>ἐν ᾧ ἐσφραγίσθητε εἰς ἡμέραν ἀπολυτρώσεως</w:t>
+      </w:r>
+    </w:p>
+    <w:p>
+      <w:pPr/>
+      <w:r>
+        <w:rPr>
+          <w:lang w:val="en_US" w:bidi="en_US"/>
+        </w:rPr>
+      </w:r>
+      <w:r>
+        <w:rPr>
+          <w:b/>
+          <w:lang w:val="en_US" w:bidi="en_US"/>
+        </w:rPr>
         <w:t>"by whom you were sealed for the day of redemption"</w:t>
       </w:r>
     </w:p>
@@ -25556,6 +29386,21 @@
           <w:b/>
           <w:lang w:val="en_US" w:bidi="en_US"/>
         </w:rPr>
+        <w:t>ἐν ᾧ ἐσφραγίσθητε εἰς ἡμέραν ἀπολυτρώσεως</w:t>
+      </w:r>
+    </w:p>
+    <w:p>
+      <w:pPr/>
+      <w:r>
+        <w:rPr>
+          <w:lang w:val="en_US" w:bidi="en_US"/>
+        </w:rPr>
+      </w:r>
+      <w:r>
+        <w:rPr>
+          <w:b/>
+          <w:lang w:val="en_US" w:bidi="en_US"/>
+        </w:rPr>
         <w:t>"by whom you were sealed for the day of redemption"</w:t>
       </w:r>
     </w:p>
@@ -25798,6 +29643,21 @@
           <w:b/>
           <w:lang w:val="en_US" w:bidi="en_US"/>
         </w:rPr>
+        <w:t>πικρία, καὶ θυμὸς, καὶ ὀργὴ</w:t>
+      </w:r>
+    </w:p>
+    <w:p>
+      <w:pPr/>
+      <w:r>
+        <w:rPr>
+          <w:lang w:val="en_US" w:bidi="en_US"/>
+        </w:rPr>
+      </w:r>
+      <w:r>
+        <w:rPr>
+          <w:b/>
+          <w:lang w:val="en_US" w:bidi="en_US"/>
+        </w:rPr>
         <w:t>"bitterness, and rage, and anger"</w:t>
       </w:r>
     </w:p>
@@ -25920,6 +29780,21 @@
           <w:b/>
           <w:lang w:val="en_US" w:bidi="en_US"/>
         </w:rPr>
+        <w:t>κακίᾳ</w:t>
+      </w:r>
+    </w:p>
+    <w:p>
+      <w:pPr/>
+      <w:r>
+        <w:rPr>
+          <w:lang w:val="en_US" w:bidi="en_US"/>
+        </w:rPr>
+      </w:r>
+      <w:r>
+        <w:rPr>
+          <w:b/>
+          <w:lang w:val="en_US" w:bidi="en_US"/>
+        </w:rPr>
         <w:t>"malice"</w:t>
       </w:r>
     </w:p>
@@ -26016,6 +29891,21 @@
           <w:b/>
           <w:lang w:val="en_US" w:bidi="en_US"/>
         </w:rPr>
+        <w:t>δὲ</w:t>
+      </w:r>
+    </w:p>
+    <w:p>
+      <w:pPr/>
+      <w:r>
+        <w:rPr>
+          <w:lang w:val="en_US" w:bidi="en_US"/>
+        </w:rPr>
+      </w:r>
+      <w:r>
+        <w:rPr>
+          <w:b/>
+          <w:lang w:val="en_US" w:bidi="en_US"/>
+        </w:rPr>
         <w:t>"Instead"</w:t>
       </w:r>
     </w:p>
@@ -26112,6 +30002,21 @@
           <w:b/>
           <w:lang w:val="en_US" w:bidi="en_US"/>
         </w:rPr>
+        <w:t>εὔσπλαγχνοι</w:t>
+      </w:r>
+    </w:p>
+    <w:p>
+      <w:pPr/>
+      <w:r>
+        <w:rPr>
+          <w:lang w:val="en_US" w:bidi="en_US"/>
+        </w:rPr>
+      </w:r>
+      <w:r>
+        <w:rPr>
+          <w:b/>
+          <w:lang w:val="en_US" w:bidi="en_US"/>
+        </w:rPr>
         <w:t>"tenderhearted"</w:t>
       </w:r>
     </w:p>
@@ -26343,7 +30248,7 @@
         </w:rPr>
         <w:t xml:space="preserve"> introduces a reason-result relationship. The reason (stated in </w:t>
       </w:r>
-      <w:hyperlink r:id="rId20">
+      <w:hyperlink r:id="rId22">
         <w:r>
           <w:rPr>
             <w:lang w:val="en_US" w:bidi="en_US"/>
@@ -26428,6 +30333,21 @@
           <w:b/>
           <w:lang w:val="en_US" w:bidi="en_US"/>
         </w:rPr>
+        <w:t>ὡς τέκνα ἀγαπητά</w:t>
+      </w:r>
+    </w:p>
+    <w:p>
+      <w:pPr/>
+      <w:r>
+        <w:rPr>
+          <w:lang w:val="en_US" w:bidi="en_US"/>
+        </w:rPr>
+      </w:r>
+      <w:r>
+        <w:rPr>
+          <w:b/>
+          <w:lang w:val="en_US" w:bidi="en_US"/>
+        </w:rPr>
         <w:t>"as beloved children"</w:t>
       </w:r>
     </w:p>
@@ -26524,6 +30444,21 @@
           <w:b/>
           <w:lang w:val="en_US" w:bidi="en_US"/>
         </w:rPr>
+        <w:t>περιπατεῖτε ἐν ἀγάπῃ</w:t>
+      </w:r>
+    </w:p>
+    <w:p>
+      <w:pPr/>
+      <w:r>
+        <w:rPr>
+          <w:lang w:val="en_US" w:bidi="en_US"/>
+        </w:rPr>
+      </w:r>
+      <w:r>
+        <w:rPr>
+          <w:b/>
+          <w:lang w:val="en_US" w:bidi="en_US"/>
+        </w:rPr>
         <w:t>"walk in love"</w:t>
       </w:r>
     </w:p>
@@ -26620,6 +30555,21 @@
           <w:b/>
           <w:lang w:val="en_US" w:bidi="en_US"/>
         </w:rPr>
+        <w:t>προσφορὰν καὶ θυσίαν τῷ Θεῷ εἰς ὀσμὴν εὐωδίας</w:t>
+      </w:r>
+    </w:p>
+    <w:p>
+      <w:pPr/>
+      <w:r>
+        <w:rPr>
+          <w:lang w:val="en_US" w:bidi="en_US"/>
+        </w:rPr>
+      </w:r>
+      <w:r>
+        <w:rPr>
+          <w:b/>
+          <w:lang w:val="en_US" w:bidi="en_US"/>
+        </w:rPr>
         <w:t>"an offering and sacrifice to God for a fragrant aroma"</w:t>
       </w:r>
     </w:p>
@@ -26716,6 +30666,21 @@
           <w:b/>
           <w:lang w:val="en_US" w:bidi="en_US"/>
         </w:rPr>
+        <w:t>πορνεία δὲ, καὶ ἀκαθαρσία πᾶσα, ἢ πλεονεξία, μηδὲ ὀνομαζέσθω ἐν ὑμῖν</w:t>
+      </w:r>
+    </w:p>
+    <w:p>
+      <w:pPr/>
+      <w:r>
+        <w:rPr>
+          <w:lang w:val="en_US" w:bidi="en_US"/>
+        </w:rPr>
+      </w:r>
+      <w:r>
+        <w:rPr>
+          <w:b/>
+          <w:lang w:val="en_US" w:bidi="en_US"/>
+        </w:rPr>
         <w:t>"But sexual immorality and every impurity or greed must not even be named among you"</w:t>
       </w:r>
     </w:p>
@@ -26799,6 +30764,21 @@
           <w:b/>
           <w:lang w:val="en_US" w:bidi="en_US"/>
         </w:rPr>
+        <w:t>δὲ</w:t>
+      </w:r>
+    </w:p>
+    <w:p>
+      <w:pPr/>
+      <w:r>
+        <w:rPr>
+          <w:lang w:val="en_US" w:bidi="en_US"/>
+        </w:rPr>
+      </w:r>
+      <w:r>
+        <w:rPr>
+          <w:b/>
+          <w:lang w:val="en_US" w:bidi="en_US"/>
+        </w:rPr>
         <w:t>"But"</w:t>
       </w:r>
     </w:p>
@@ -26895,6 +30875,21 @@
           <w:b/>
           <w:lang w:val="en_US" w:bidi="en_US"/>
         </w:rPr>
+        <w:t>ἀκαθαρσία πᾶσα</w:t>
+      </w:r>
+    </w:p>
+    <w:p>
+      <w:pPr/>
+      <w:r>
+        <w:rPr>
+          <w:lang w:val="en_US" w:bidi="en_US"/>
+        </w:rPr>
+      </w:r>
+      <w:r>
+        <w:rPr>
+          <w:b/>
+          <w:lang w:val="en_US" w:bidi="en_US"/>
+        </w:rPr>
         <w:t>"every impurity"</w:t>
       </w:r>
     </w:p>
@@ -27034,6 +31029,21 @@
           <w:b/>
           <w:lang w:val="en_US" w:bidi="en_US"/>
         </w:rPr>
+        <w:t>ἀλλὰ μᾶλλον</w:t>
+      </w:r>
+    </w:p>
+    <w:p>
+      <w:pPr/>
+      <w:r>
+        <w:rPr>
+          <w:lang w:val="en_US" w:bidi="en_US"/>
+        </w:rPr>
+      </w:r>
+      <w:r>
+        <w:rPr>
+          <w:b/>
+          <w:lang w:val="en_US" w:bidi="en_US"/>
+        </w:rPr>
         <w:t>"but instead"</w:t>
       </w:r>
     </w:p>
@@ -27130,6 +31140,21 @@
           <w:b/>
           <w:lang w:val="en_US" w:bidi="en_US"/>
         </w:rPr>
+        <w:t>ἀκάθαρτος</w:t>
+      </w:r>
+    </w:p>
+    <w:p>
+      <w:pPr/>
+      <w:r>
+        <w:rPr>
+          <w:lang w:val="en_US" w:bidi="en_US"/>
+        </w:rPr>
+      </w:r>
+      <w:r>
+        <w:rPr>
+          <w:b/>
+          <w:lang w:val="en_US" w:bidi="en_US"/>
+        </w:rPr>
         <w:t>"unclean"</w:t>
       </w:r>
     </w:p>
@@ -27226,6 +31251,21 @@
           <w:b/>
           <w:lang w:val="en_US" w:bidi="en_US"/>
         </w:rPr>
+        <w:t>οὐκ ἔχει κληρονομίαν</w:t>
+      </w:r>
+    </w:p>
+    <w:p>
+      <w:pPr/>
+      <w:r>
+        <w:rPr>
+          <w:lang w:val="en_US" w:bidi="en_US"/>
+        </w:rPr>
+      </w:r>
+      <w:r>
+        <w:rPr>
+          <w:b/>
+          <w:lang w:val="en_US" w:bidi="en_US"/>
+        </w:rPr>
         <w:t>"has no inheritance"</w:t>
       </w:r>
     </w:p>
@@ -27309,6 +31349,21 @@
           <w:b/>
           <w:lang w:val="en_US" w:bidi="en_US"/>
         </w:rPr>
+        <w:t>κενοῖς λόγοις</w:t>
+      </w:r>
+    </w:p>
+    <w:p>
+      <w:pPr/>
+      <w:r>
+        <w:rPr>
+          <w:lang w:val="en_US" w:bidi="en_US"/>
+        </w:rPr>
+      </w:r>
+      <w:r>
+        <w:rPr>
+          <w:b/>
+          <w:lang w:val="en_US" w:bidi="en_US"/>
+        </w:rPr>
         <w:t>"with empty words"</w:t>
       </w:r>
     </w:p>
@@ -27372,6 +31427,21 @@
           <w:b/>
           <w:lang w:val="en_US" w:bidi="en_US"/>
         </w:rPr>
+        <w:t>γὰρ</w:t>
+      </w:r>
+    </w:p>
+    <w:p>
+      <w:pPr/>
+      <w:r>
+        <w:rPr>
+          <w:lang w:val="en_US" w:bidi="en_US"/>
+        </w:rPr>
+      </w:r>
+      <w:r>
+        <w:rPr>
+          <w:b/>
+          <w:lang w:val="en_US" w:bidi="en_US"/>
+        </w:rPr>
         <w:t>"for"</w:t>
       </w:r>
     </w:p>
@@ -27468,6 +31538,21 @@
           <w:b/>
           <w:lang w:val="en_US" w:bidi="en_US"/>
         </w:rPr>
+        <w:t>ἔρχεται ἡ ὀργὴ τοῦ Θεοῦ ἐπὶ</w:t>
+      </w:r>
+    </w:p>
+    <w:p>
+      <w:pPr/>
+      <w:r>
+        <w:rPr>
+          <w:lang w:val="en_US" w:bidi="en_US"/>
+        </w:rPr>
+      </w:r>
+      <w:r>
+        <w:rPr>
+          <w:b/>
+          <w:lang w:val="en_US" w:bidi="en_US"/>
+        </w:rPr>
         <w:t>"the wrath of God is coming upon"</w:t>
       </w:r>
     </w:p>
@@ -27564,6 +31649,21 @@
           <w:b/>
           <w:lang w:val="en_US" w:bidi="en_US"/>
         </w:rPr>
+        <w:t>τοὺς υἱοὺς τῆς ἀπειθείας</w:t>
+      </w:r>
+    </w:p>
+    <w:p>
+      <w:pPr/>
+      <w:r>
+        <w:rPr>
+          <w:lang w:val="en_US" w:bidi="en_US"/>
+        </w:rPr>
+      </w:r>
+      <w:r>
+        <w:rPr>
+          <w:b/>
+          <w:lang w:val="en_US" w:bidi="en_US"/>
+        </w:rPr>
         <w:t>"the sons of disobedience"</w:t>
       </w:r>
     </w:p>
@@ -27647,6 +31747,21 @@
           <w:b/>
           <w:lang w:val="en_US" w:bidi="en_US"/>
         </w:rPr>
+        <w:t>οὖν</w:t>
+      </w:r>
+    </w:p>
+    <w:p>
+      <w:pPr/>
+      <w:r>
+        <w:rPr>
+          <w:lang w:val="en_US" w:bidi="en_US"/>
+        </w:rPr>
+      </w:r>
+      <w:r>
+        <w:rPr>
+          <w:b/>
+          <w:lang w:val="en_US" w:bidi="en_US"/>
+        </w:rPr>
         <w:t>"Therefore"</w:t>
       </w:r>
     </w:p>
@@ -27743,6 +31858,21 @@
           <w:b/>
           <w:lang w:val="en_US" w:bidi="en_US"/>
         </w:rPr>
+        <w:t>ἦτε γάρ ποτε σκότος</w:t>
+      </w:r>
+    </w:p>
+    <w:p>
+      <w:pPr/>
+      <w:r>
+        <w:rPr>
+          <w:lang w:val="en_US" w:bidi="en_US"/>
+        </w:rPr>
+      </w:r>
+      <w:r>
+        <w:rPr>
+          <w:b/>
+          <w:lang w:val="en_US" w:bidi="en_US"/>
+        </w:rPr>
         <w:t>"because formerly you were darkness"</w:t>
       </w:r>
     </w:p>
@@ -27826,6 +31956,21 @@
           <w:b/>
           <w:lang w:val="en_US" w:bidi="en_US"/>
         </w:rPr>
+        <w:t>γάρ</w:t>
+      </w:r>
+    </w:p>
+    <w:p>
+      <w:pPr/>
+      <w:r>
+        <w:rPr>
+          <w:lang w:val="en_US" w:bidi="en_US"/>
+        </w:rPr>
+      </w:r>
+      <w:r>
+        <w:rPr>
+          <w:b/>
+          <w:lang w:val="en_US" w:bidi="en_US"/>
+        </w:rPr>
         <w:t>"because"</w:t>
       </w:r>
     </w:p>
@@ -27922,6 +32067,21 @@
           <w:b/>
           <w:lang w:val="en_US" w:bidi="en_US"/>
         </w:rPr>
+        <w:t>νῦν δὲ φῶς ἐν Κυρίῳ</w:t>
+      </w:r>
+    </w:p>
+    <w:p>
+      <w:pPr/>
+      <w:r>
+        <w:rPr>
+          <w:lang w:val="en_US" w:bidi="en_US"/>
+        </w:rPr>
+      </w:r>
+      <w:r>
+        <w:rPr>
+          <w:b/>
+          <w:lang w:val="en_US" w:bidi="en_US"/>
+        </w:rPr>
         <w:t>"but now {are} light in the Lord"</w:t>
       </w:r>
     </w:p>
@@ -28018,6 +32178,21 @@
           <w:b/>
           <w:lang w:val="en_US" w:bidi="en_US"/>
         </w:rPr>
+        <w:t>δὲ</w:t>
+      </w:r>
+    </w:p>
+    <w:p>
+      <w:pPr/>
+      <w:r>
+        <w:rPr>
+          <w:lang w:val="en_US" w:bidi="en_US"/>
+        </w:rPr>
+      </w:r>
+      <w:r>
+        <w:rPr>
+          <w:b/>
+          <w:lang w:val="en_US" w:bidi="en_US"/>
+        </w:rPr>
         <w:t>"but"</w:t>
       </w:r>
     </w:p>
@@ -28114,6 +32289,21 @@
           <w:b/>
           <w:lang w:val="en_US" w:bidi="en_US"/>
         </w:rPr>
+        <w:t>ὡς τέκνα φωτὸς περιπατεῖτε</w:t>
+      </w:r>
+    </w:p>
+    <w:p>
+      <w:pPr/>
+      <w:r>
+        <w:rPr>
+          <w:lang w:val="en_US" w:bidi="en_US"/>
+        </w:rPr>
+      </w:r>
+      <w:r>
+        <w:rPr>
+          <w:b/>
+          <w:lang w:val="en_US" w:bidi="en_US"/>
+        </w:rPr>
         <w:t>"Walk as children of light"</w:t>
       </w:r>
     </w:p>
@@ -28210,6 +32400,21 @@
           <w:b/>
           <w:lang w:val="en_US" w:bidi="en_US"/>
         </w:rPr>
+        <w:t>ὡς τέκνα φωτὸς</w:t>
+      </w:r>
+    </w:p>
+    <w:p>
+      <w:pPr/>
+      <w:r>
+        <w:rPr>
+          <w:lang w:val="en_US" w:bidi="en_US"/>
+        </w:rPr>
+      </w:r>
+      <w:r>
+        <w:rPr>
+          <w:b/>
+          <w:lang w:val="en_US" w:bidi="en_US"/>
+        </w:rPr>
         <w:t>"as children of light"</w:t>
       </w:r>
     </w:p>
@@ -28306,6 +32511,21 @@
           <w:b/>
           <w:lang w:val="en_US" w:bidi="en_US"/>
         </w:rPr>
+        <w:t>ὁ &amp; καρπὸς τοῦ φωτὸς ἐν πάσῃ ἀγαθωσύνῃ, καὶ δικαιοσύνῃ, καὶ ἀληθείᾳ</w:t>
+      </w:r>
+    </w:p>
+    <w:p>
+      <w:pPr/>
+      <w:r>
+        <w:rPr>
+          <w:lang w:val="en_US" w:bidi="en_US"/>
+        </w:rPr>
+      </w:r>
+      <w:r>
+        <w:rPr>
+          <w:b/>
+          <w:lang w:val="en_US" w:bidi="en_US"/>
+        </w:rPr>
         <w:t>"the fruit of the light consists in all goodness and righteousness and truth"</w:t>
       </w:r>
     </w:p>
@@ -28402,6 +32622,21 @@
           <w:b/>
           <w:lang w:val="en_US" w:bidi="en_US"/>
         </w:rPr>
+        <w:t>γὰρ</w:t>
+      </w:r>
+    </w:p>
+    <w:p>
+      <w:pPr/>
+      <w:r>
+        <w:rPr>
+          <w:lang w:val="en_US" w:bidi="en_US"/>
+        </w:rPr>
+      </w:r>
+      <w:r>
+        <w:rPr>
+          <w:b/>
+          <w:lang w:val="en_US" w:bidi="en_US"/>
+        </w:rPr>
         <w:t>"for"</w:t>
       </w:r>
     </w:p>
@@ -28498,6 +32733,21 @@
           <w:b/>
           <w:lang w:val="en_US" w:bidi="en_US"/>
         </w:rPr>
+        <w:t>μὴ συνκοινωνεῖτε τοῖς ἔργοις τοῖς ἀκάρποις τοῦ σκότους</w:t>
+      </w:r>
+    </w:p>
+    <w:p>
+      <w:pPr/>
+      <w:r>
+        <w:rPr>
+          <w:lang w:val="en_US" w:bidi="en_US"/>
+        </w:rPr>
+      </w:r>
+      <w:r>
+        <w:rPr>
+          <w:b/>
+          <w:lang w:val="en_US" w:bidi="en_US"/>
+        </w:rPr>
         <w:t>"do not take part in the unfruitful works of darkness"</w:t>
       </w:r>
     </w:p>
@@ -28581,6 +32831,21 @@
           <w:b/>
           <w:lang w:val="en_US" w:bidi="en_US"/>
         </w:rPr>
+        <w:t>τοῖς ἔργοις τοῖς ἀκάρποις τοῦ σκότους</w:t>
+      </w:r>
+    </w:p>
+    <w:p>
+      <w:pPr/>
+      <w:r>
+        <w:rPr>
+          <w:lang w:val="en_US" w:bidi="en_US"/>
+        </w:rPr>
+      </w:r>
+      <w:r>
+        <w:rPr>
+          <w:b/>
+          <w:lang w:val="en_US" w:bidi="en_US"/>
+        </w:rPr>
         <w:t>"in the unfruitful works of darkness"</w:t>
       </w:r>
     </w:p>
@@ -28664,6 +32929,21 @@
           <w:b/>
           <w:lang w:val="en_US" w:bidi="en_US"/>
         </w:rPr>
+        <w:t>τοῖς ἔργοις τοῖς ἀκάρποις τοῦ σκότους</w:t>
+      </w:r>
+    </w:p>
+    <w:p>
+      <w:pPr/>
+      <w:r>
+        <w:rPr>
+          <w:lang w:val="en_US" w:bidi="en_US"/>
+        </w:rPr>
+      </w:r>
+      <w:r>
+        <w:rPr>
+          <w:b/>
+          <w:lang w:val="en_US" w:bidi="en_US"/>
+        </w:rPr>
         <w:t>"in the unfruitful works of darkness"</w:t>
       </w:r>
     </w:p>
@@ -28760,6 +33040,21 @@
           <w:b/>
           <w:lang w:val="en_US" w:bidi="en_US"/>
         </w:rPr>
+        <w:t>μᾶλλον δὲ</w:t>
+      </w:r>
+    </w:p>
+    <w:p>
+      <w:pPr/>
+      <w:r>
+        <w:rPr>
+          <w:lang w:val="en_US" w:bidi="en_US"/>
+        </w:rPr>
+      </w:r>
+      <w:r>
+        <w:rPr>
+          <w:b/>
+          <w:lang w:val="en_US" w:bidi="en_US"/>
+        </w:rPr>
         <w:t>"but rather"</w:t>
       </w:r>
     </w:p>
@@ -28856,6 +33151,21 @@
           <w:b/>
           <w:lang w:val="en_US" w:bidi="en_US"/>
         </w:rPr>
+        <w:t>ἐλέγχετε</w:t>
+      </w:r>
+    </w:p>
+    <w:p>
+      <w:pPr/>
+      <w:r>
+        <w:rPr>
+          <w:lang w:val="en_US" w:bidi="en_US"/>
+        </w:rPr>
+      </w:r>
+      <w:r>
+        <w:rPr>
+          <w:b/>
+          <w:lang w:val="en_US" w:bidi="en_US"/>
+        </w:rPr>
         <w:t>"expose {them"</w:t>
       </w:r>
     </w:p>
@@ -28939,6 +33249,21 @@
           <w:b/>
           <w:lang w:val="en_US" w:bidi="en_US"/>
         </w:rPr>
+        <w:t>αὐτῶν</w:t>
+      </w:r>
+    </w:p>
+    <w:p>
+      <w:pPr/>
+      <w:r>
+        <w:rPr>
+          <w:lang w:val="en_US" w:bidi="en_US"/>
+        </w:rPr>
+      </w:r>
+      <w:r>
+        <w:rPr>
+          <w:b/>
+          <w:lang w:val="en_US" w:bidi="en_US"/>
+        </w:rPr>
         <w:t>"them"</w:t>
       </w:r>
     </w:p>
@@ -29098,6 +33423,21 @@
           <w:b/>
           <w:lang w:val="en_US" w:bidi="en_US"/>
         </w:rPr>
+        <w:t>δὲ</w:t>
+      </w:r>
+    </w:p>
+    <w:p>
+      <w:pPr/>
+      <w:r>
+        <w:rPr>
+          <w:lang w:val="en_US" w:bidi="en_US"/>
+        </w:rPr>
+      </w:r>
+      <w:r>
+        <w:rPr>
+          <w:b/>
+          <w:lang w:val="en_US" w:bidi="en_US"/>
+        </w:rPr>
         <w:t>"But"</w:t>
       </w:r>
     </w:p>
@@ -29194,6 +33534,21 @@
           <w:b/>
           <w:lang w:val="en_US" w:bidi="en_US"/>
         </w:rPr>
+        <w:t>πᾶν &amp; τὸ φανερούμενον φῶς ἐστιν</w:t>
+      </w:r>
+    </w:p>
+    <w:p>
+      <w:pPr/>
+      <w:r>
+        <w:rPr>
+          <w:lang w:val="en_US" w:bidi="en_US"/>
+        </w:rPr>
+      </w:r>
+      <w:r>
+        <w:rPr>
+          <w:b/>
+          <w:lang w:val="en_US" w:bidi="en_US"/>
+        </w:rPr>
         <w:t>"everything that is revealed is light"</w:t>
       </w:r>
     </w:p>
@@ -29386,6 +33741,21 @@
           <w:b/>
           <w:lang w:val="en_US" w:bidi="en_US"/>
         </w:rPr>
+        <w:t>ἔγειρε, ὁ καθεύδων, καὶ ἀνάστα ἐκ τῶν νεκρῶν</w:t>
+      </w:r>
+    </w:p>
+    <w:p>
+      <w:pPr/>
+      <w:r>
+        <w:rPr>
+          <w:lang w:val="en_US" w:bidi="en_US"/>
+        </w:rPr>
+      </w:r>
+      <w:r>
+        <w:rPr>
+          <w:b/>
+          <w:lang w:val="en_US" w:bidi="en_US"/>
+        </w:rPr>
         <w:t>""Awake, O sleeper,"</w:t>
       </w:r>
     </w:p>
@@ -29469,6 +33839,21 @@
           <w:b/>
           <w:lang w:val="en_US" w:bidi="en_US"/>
         </w:rPr>
+        <w:t>ὁ καθεύδων</w:t>
+      </w:r>
+    </w:p>
+    <w:p>
+      <w:pPr/>
+      <w:r>
+        <w:rPr>
+          <w:lang w:val="en_US" w:bidi="en_US"/>
+        </w:rPr>
+      </w:r>
+      <w:r>
+        <w:rPr>
+          <w:b/>
+          <w:lang w:val="en_US" w:bidi="en_US"/>
+        </w:rPr>
         <w:t>"O sleeper"</w:t>
       </w:r>
     </w:p>
@@ -29552,6 +33937,21 @@
           <w:b/>
           <w:lang w:val="en_US" w:bidi="en_US"/>
         </w:rPr>
+        <w:t>ἐκ τῶν νεκρῶν</w:t>
+      </w:r>
+    </w:p>
+    <w:p>
+      <w:pPr/>
+      <w:r>
+        <w:rPr>
+          <w:lang w:val="en_US" w:bidi="en_US"/>
+        </w:rPr>
+      </w:r>
+      <w:r>
+        <w:rPr>
+          <w:b/>
+          <w:lang w:val="en_US" w:bidi="en_US"/>
+        </w:rPr>
         <w:t>"from the dead"</w:t>
       </w:r>
     </w:p>
@@ -29648,6 +34048,21 @@
           <w:b/>
           <w:lang w:val="en_US" w:bidi="en_US"/>
         </w:rPr>
+        <w:t>ἐπιφαύσει σοι</w:t>
+      </w:r>
+    </w:p>
+    <w:p>
+      <w:pPr/>
+      <w:r>
+        <w:rPr>
+          <w:lang w:val="en_US" w:bidi="en_US"/>
+        </w:rPr>
+      </w:r>
+      <w:r>
+        <w:rPr>
+          <w:b/>
+          <w:lang w:val="en_US" w:bidi="en_US"/>
+        </w:rPr>
         <w:t>"will shine on you"</w:t>
       </w:r>
     </w:p>
@@ -29744,6 +34159,21 @@
           <w:b/>
           <w:lang w:val="en_US" w:bidi="en_US"/>
         </w:rPr>
+        <w:t>ἐπιφαύσει σοι ὁ Χριστός</w:t>
+      </w:r>
+    </w:p>
+    <w:p>
+      <w:pPr/>
+      <w:r>
+        <w:rPr>
+          <w:lang w:val="en_US" w:bidi="en_US"/>
+        </w:rPr>
+      </w:r>
+      <w:r>
+        <w:rPr>
+          <w:b/>
+          <w:lang w:val="en_US" w:bidi="en_US"/>
+        </w:rPr>
         <w:t>"Christ will shine on you"</w:t>
       </w:r>
     </w:p>
@@ -29910,6 +34340,21 @@
           <w:b/>
           <w:lang w:val="en_US" w:bidi="en_US"/>
         </w:rPr>
+        <w:t>οὖν</w:t>
+      </w:r>
+    </w:p>
+    <w:p>
+      <w:pPr/>
+      <w:r>
+        <w:rPr>
+          <w:lang w:val="en_US" w:bidi="en_US"/>
+        </w:rPr>
+      </w:r>
+      <w:r>
+        <w:rPr>
+          <w:b/>
+          <w:lang w:val="en_US" w:bidi="en_US"/>
+        </w:rPr>
         <w:t>"therefore"</w:t>
       </w:r>
     </w:p>
@@ -30006,6 +34451,21 @@
           <w:b/>
           <w:lang w:val="en_US" w:bidi="en_US"/>
         </w:rPr>
+        <w:t>ἀλλ’</w:t>
+      </w:r>
+    </w:p>
+    <w:p>
+      <w:pPr/>
+      <w:r>
+        <w:rPr>
+          <w:lang w:val="en_US" w:bidi="en_US"/>
+        </w:rPr>
+      </w:r>
+      <w:r>
+        <w:rPr>
+          <w:b/>
+          <w:lang w:val="en_US" w:bidi="en_US"/>
+        </w:rPr>
         <w:t>"but"</w:t>
       </w:r>
     </w:p>
@@ -30185,6 +34645,21 @@
           <w:b/>
           <w:lang w:val="en_US" w:bidi="en_US"/>
         </w:rPr>
+        <w:t>ἐξαγοραζόμενοι τὸν καιρόν</w:t>
+      </w:r>
+    </w:p>
+    <w:p>
+      <w:pPr/>
+      <w:r>
+        <w:rPr>
+          <w:lang w:val="en_US" w:bidi="en_US"/>
+        </w:rPr>
+      </w:r>
+      <w:r>
+        <w:rPr>
+          <w:b/>
+          <w:lang w:val="en_US" w:bidi="en_US"/>
+        </w:rPr>
         <w:t>"redeeming the time"</w:t>
       </w:r>
     </w:p>
@@ -30281,6 +34756,21 @@
           <w:b/>
           <w:lang w:val="en_US" w:bidi="en_US"/>
         </w:rPr>
+        <w:t>ὅτι αἱ ἡμέραι πονηραί εἰσιν</w:t>
+      </w:r>
+    </w:p>
+    <w:p>
+      <w:pPr/>
+      <w:r>
+        <w:rPr>
+          <w:lang w:val="en_US" w:bidi="en_US"/>
+        </w:rPr>
+      </w:r>
+      <w:r>
+        <w:rPr>
+          <w:b/>
+          <w:lang w:val="en_US" w:bidi="en_US"/>
+        </w:rPr>
         <w:t>"because the days are evil"</w:t>
       </w:r>
     </w:p>
@@ -30377,6 +34867,21 @@
           <w:b/>
           <w:lang w:val="en_US" w:bidi="en_US"/>
         </w:rPr>
+        <w:t>ὅτι</w:t>
+      </w:r>
+    </w:p>
+    <w:p>
+      <w:pPr/>
+      <w:r>
+        <w:rPr>
+          <w:lang w:val="en_US" w:bidi="en_US"/>
+        </w:rPr>
+      </w:r>
+      <w:r>
+        <w:rPr>
+          <w:b/>
+          <w:lang w:val="en_US" w:bidi="en_US"/>
+        </w:rPr>
         <w:t>"because"</w:t>
       </w:r>
     </w:p>
@@ -30473,6 +34978,21 @@
           <w:b/>
           <w:lang w:val="en_US" w:bidi="en_US"/>
         </w:rPr>
+        <w:t>διὰ τοῦτο</w:t>
+      </w:r>
+    </w:p>
+    <w:p>
+      <w:pPr/>
+      <w:r>
+        <w:rPr>
+          <w:lang w:val="en_US" w:bidi="en_US"/>
+        </w:rPr>
+      </w:r>
+      <w:r>
+        <w:rPr>
+          <w:b/>
+          <w:lang w:val="en_US" w:bidi="en_US"/>
+        </w:rPr>
         <w:t>"Because of this"</w:t>
       </w:r>
     </w:p>
@@ -30569,6 +35089,21 @@
           <w:b/>
           <w:lang w:val="en_US" w:bidi="en_US"/>
         </w:rPr>
+        <w:t>ἀλλὰ</w:t>
+      </w:r>
+    </w:p>
+    <w:p>
+      <w:pPr/>
+      <w:r>
+        <w:rPr>
+          <w:lang w:val="en_US" w:bidi="en_US"/>
+        </w:rPr>
+      </w:r>
+      <w:r>
+        <w:rPr>
+          <w:b/>
+          <w:lang w:val="en_US" w:bidi="en_US"/>
+        </w:rPr>
         <w:t>"but"</w:t>
       </w:r>
     </w:p>
@@ -30791,6 +35326,21 @@
           <w:b/>
           <w:lang w:val="en_US" w:bidi="en_US"/>
         </w:rPr>
+        <w:t>ἐν ᾧ ἐστιν ἀσωτία</w:t>
+      </w:r>
+    </w:p>
+    <w:p>
+      <w:pPr/>
+      <w:r>
+        <w:rPr>
+          <w:lang w:val="en_US" w:bidi="en_US"/>
+        </w:rPr>
+      </w:r>
+      <w:r>
+        <w:rPr>
+          <w:b/>
+          <w:lang w:val="en_US" w:bidi="en_US"/>
+        </w:rPr>
         <w:t>"in which is recklessness"</w:t>
       </w:r>
     </w:p>
@@ -30887,6 +35437,21 @@
           <w:b/>
           <w:lang w:val="en_US" w:bidi="en_US"/>
         </w:rPr>
+        <w:t>ἀλλὰ πληροῦσθε ἐν Πνεύματι</w:t>
+      </w:r>
+    </w:p>
+    <w:p>
+      <w:pPr/>
+      <w:r>
+        <w:rPr>
+          <w:lang w:val="en_US" w:bidi="en_US"/>
+        </w:rPr>
+      </w:r>
+      <w:r>
+        <w:rPr>
+          <w:b/>
+          <w:lang w:val="en_US" w:bidi="en_US"/>
+        </w:rPr>
         <w:t>"Instead, be filled with the Spirit"</w:t>
       </w:r>
     </w:p>
@@ -30950,6 +35515,21 @@
           <w:b/>
           <w:lang w:val="en_US" w:bidi="en_US"/>
         </w:rPr>
+        <w:t>ἀλλὰ</w:t>
+      </w:r>
+    </w:p>
+    <w:p>
+      <w:pPr/>
+      <w:r>
+        <w:rPr>
+          <w:lang w:val="en_US" w:bidi="en_US"/>
+        </w:rPr>
+      </w:r>
+      <w:r>
+        <w:rPr>
+          <w:b/>
+          <w:lang w:val="en_US" w:bidi="en_US"/>
+        </w:rPr>
         <w:t>"Instead"</w:t>
       </w:r>
     </w:p>
@@ -31046,6 +35626,21 @@
           <w:b/>
           <w:lang w:val="en_US" w:bidi="en_US"/>
         </w:rPr>
+        <w:t>ψαλμοῖς, καὶ ὕμνοις, καὶ ᾠδαῖς πνευματικαῖς</w:t>
+      </w:r>
+    </w:p>
+    <w:p>
+      <w:pPr/>
+      <w:r>
+        <w:rPr>
+          <w:lang w:val="en_US" w:bidi="en_US"/>
+        </w:rPr>
+      </w:r>
+      <w:r>
+        <w:rPr>
+          <w:b/>
+          <w:lang w:val="en_US" w:bidi="en_US"/>
+        </w:rPr>
         <w:t>"psalms and hymns and spiritual songs"</w:t>
       </w:r>
     </w:p>
@@ -31205,6 +35800,21 @@
           <w:b/>
           <w:lang w:val="en_US" w:bidi="en_US"/>
         </w:rPr>
+        <w:t>ὕμνοις</w:t>
+      </w:r>
+    </w:p>
+    <w:p>
+      <w:pPr/>
+      <w:r>
+        <w:rPr>
+          <w:lang w:val="en_US" w:bidi="en_US"/>
+        </w:rPr>
+      </w:r>
+      <w:r>
+        <w:rPr>
+          <w:b/>
+          <w:lang w:val="en_US" w:bidi="en_US"/>
+        </w:rPr>
         <w:t>"hymns"</w:t>
       </w:r>
     </w:p>
@@ -31281,6 +35891,21 @@
           <w:b/>
           <w:lang w:val="en_US" w:bidi="en_US"/>
         </w:rPr>
+        <w:t>ᾠδαῖς πνευματικαῖς</w:t>
+      </w:r>
+    </w:p>
+    <w:p>
+      <w:pPr/>
+      <w:r>
+        <w:rPr>
+          <w:lang w:val="en_US" w:bidi="en_US"/>
+        </w:rPr>
+      </w:r>
+      <w:r>
+        <w:rPr>
+          <w:b/>
+          <w:lang w:val="en_US" w:bidi="en_US"/>
+        </w:rPr>
         <w:t>"spiritual songs"</w:t>
       </w:r>
     </w:p>
@@ -31377,6 +36002,21 @@
           <w:b/>
           <w:lang w:val="en_US" w:bidi="en_US"/>
         </w:rPr>
+        <w:t>τῇ καρδίᾳ ὑμῶν</w:t>
+      </w:r>
+    </w:p>
+    <w:p>
+      <w:pPr/>
+      <w:r>
+        <w:rPr>
+          <w:lang w:val="en_US" w:bidi="en_US"/>
+        </w:rPr>
+      </w:r>
+      <w:r>
+        <w:rPr>
+          <w:b/>
+          <w:lang w:val="en_US" w:bidi="en_US"/>
+        </w:rPr>
         <w:t>"in your heart"</w:t>
       </w:r>
     </w:p>
@@ -31473,6 +36113,21 @@
           <w:b/>
           <w:lang w:val="en_US" w:bidi="en_US"/>
         </w:rPr>
+        <w:t>ἐν ὀνόματι τοῦ Κυρίου ἡμῶν, Ἰησοῦ Χριστοῦ</w:t>
+      </w:r>
+    </w:p>
+    <w:p>
+      <w:pPr/>
+      <w:r>
+        <w:rPr>
+          <w:lang w:val="en_US" w:bidi="en_US"/>
+        </w:rPr>
+      </w:r>
+      <w:r>
+        <w:rPr>
+          <w:b/>
+          <w:lang w:val="en_US" w:bidi="en_US"/>
+        </w:rPr>
         <w:t>"in the name of our Lord Jesus Christ"</w:t>
       </w:r>
     </w:p>
@@ -31569,6 +36224,21 @@
           <w:b/>
           <w:lang w:val="en_US" w:bidi="en_US"/>
         </w:rPr>
+        <w:t>τῷ Θεῷ καὶ Πατρί</w:t>
+      </w:r>
+    </w:p>
+    <w:p>
+      <w:pPr/>
+      <w:r>
+        <w:rPr>
+          <w:lang w:val="en_US" w:bidi="en_US"/>
+        </w:rPr>
+      </w:r>
+      <w:r>
+        <w:rPr>
+          <w:b/>
+          <w:lang w:val="en_US" w:bidi="en_US"/>
+        </w:rPr>
         <w:t>"to God, even the Father"</w:t>
       </w:r>
     </w:p>
@@ -31648,7 +36318,7 @@
         </w:rPr>
         <w:t>Connecting Statement:\n\nPaul begins to explain how Christians are to submit themselves to one another (</w:t>
       </w:r>
-      <w:hyperlink r:id="rId21">
+      <w:hyperlink r:id="rId23">
         <w:r>
           <w:rPr>
             <w:lang w:val="en_US" w:bidi="en_US"/>
@@ -31713,6 +36383,21 @@
           <w:b/>
           <w:lang w:val="en_US" w:bidi="en_US"/>
         </w:rPr>
+        <w:t>ὅτι</w:t>
+      </w:r>
+    </w:p>
+    <w:p>
+      <w:pPr/>
+      <w:r>
+        <w:rPr>
+          <w:lang w:val="en_US" w:bidi="en_US"/>
+        </w:rPr>
+      </w:r>
+      <w:r>
+        <w:rPr>
+          <w:b/>
+          <w:lang w:val="en_US" w:bidi="en_US"/>
+        </w:rPr>
         <w:t>"For"</w:t>
       </w:r>
     </w:p>
@@ -31809,6 +36494,21 @@
           <w:b/>
           <w:lang w:val="en_US" w:bidi="en_US"/>
         </w:rPr>
+        <w:t>κεφαλὴ τῆς γυναικὸς &amp; κεφαλὴ τῆς ἐκκλησίας</w:t>
+      </w:r>
+    </w:p>
+    <w:p>
+      <w:pPr/>
+      <w:r>
+        <w:rPr>
+          <w:lang w:val="en_US" w:bidi="en_US"/>
+        </w:rPr>
+      </w:r>
+      <w:r>
+        <w:rPr>
+          <w:b/>
+          <w:lang w:val="en_US" w:bidi="en_US"/>
+        </w:rPr>
         <w:t>"the head of the wife"</w:t>
       </w:r>
       <w:r>
@@ -31918,6 +36618,21 @@
           <w:b/>
           <w:lang w:val="en_US" w:bidi="en_US"/>
         </w:rPr>
+        <w:t>τοῦ σώματος</w:t>
+      </w:r>
+    </w:p>
+    <w:p>
+      <w:pPr/>
+      <w:r>
+        <w:rPr>
+          <w:lang w:val="en_US" w:bidi="en_US"/>
+        </w:rPr>
+      </w:r>
+      <w:r>
+        <w:rPr>
+          <w:b/>
+          <w:lang w:val="en_US" w:bidi="en_US"/>
+        </w:rPr>
         <w:t>"of the body"</w:t>
       </w:r>
     </w:p>
@@ -32172,6 +36887,21 @@
           <w:b/>
           <w:lang w:val="en_US" w:bidi="en_US"/>
         </w:rPr>
+        <w:t>ἑαυτὸν παρέδωκεν</w:t>
+      </w:r>
+    </w:p>
+    <w:p>
+      <w:pPr/>
+      <w:r>
+        <w:rPr>
+          <w:lang w:val="en_US" w:bidi="en_US"/>
+        </w:rPr>
+      </w:r>
+      <w:r>
+        <w:rPr>
+          <w:b/>
+          <w:lang w:val="en_US" w:bidi="en_US"/>
+        </w:rPr>
         <w:t>"gave himself up"</w:t>
       </w:r>
     </w:p>
@@ -32235,6 +36965,21 @@
           <w:b/>
           <w:lang w:val="en_US" w:bidi="en_US"/>
         </w:rPr>
+        <w:t>ὑπὲρ αὐτῆς</w:t>
+      </w:r>
+    </w:p>
+    <w:p>
+      <w:pPr/>
+      <w:r>
+        <w:rPr>
+          <w:lang w:val="en_US" w:bidi="en_US"/>
+        </w:rPr>
+      </w:r>
+      <w:r>
+        <w:rPr>
+          <w:b/>
+          <w:lang w:val="en_US" w:bidi="en_US"/>
+        </w:rPr>
         <w:t>"for her"</w:t>
       </w:r>
     </w:p>
@@ -32318,6 +37063,21 @@
           <w:b/>
           <w:lang w:val="en_US" w:bidi="en_US"/>
         </w:rPr>
+        <w:t>ἵνα</w:t>
+      </w:r>
+    </w:p>
+    <w:p>
+      <w:pPr/>
+      <w:r>
+        <w:rPr>
+          <w:lang w:val="en_US" w:bidi="en_US"/>
+        </w:rPr>
+      </w:r>
+      <w:r>
+        <w:rPr>
+          <w:b/>
+          <w:lang w:val="en_US" w:bidi="en_US"/>
+        </w:rPr>
         <w:t>"so that"</w:t>
       </w:r>
     </w:p>
@@ -32414,6 +37174,21 @@
           <w:b/>
           <w:lang w:val="en_US" w:bidi="en_US"/>
         </w:rPr>
+        <w:t>αὐτὴν ἁγιάσῃ, καθαρίσας</w:t>
+      </w:r>
+    </w:p>
+    <w:p>
+      <w:pPr/>
+      <w:r>
+        <w:rPr>
+          <w:lang w:val="en_US" w:bidi="en_US"/>
+        </w:rPr>
+      </w:r>
+      <w:r>
+        <w:rPr>
+          <w:b/>
+          <w:lang w:val="en_US" w:bidi="en_US"/>
+        </w:rPr>
         <w:t>"he might sanctify her, having cleansed her"</w:t>
       </w:r>
     </w:p>
@@ -32497,6 +37272,21 @@
           <w:b/>
           <w:lang w:val="en_US" w:bidi="en_US"/>
         </w:rPr>
+        <w:t>καθαρίσας τῷ λουτρῷ τοῦ ὕδατος ἐν ῥήματι</w:t>
+      </w:r>
+    </w:p>
+    <w:p>
+      <w:pPr/>
+      <w:r>
+        <w:rPr>
+          <w:lang w:val="en_US" w:bidi="en_US"/>
+        </w:rPr>
+      </w:r>
+      <w:r>
+        <w:rPr>
+          <w:b/>
+          <w:lang w:val="en_US" w:bidi="en_US"/>
+        </w:rPr>
         <w:t>"having cleansed her by the washing of the water with the word"</w:t>
       </w:r>
     </w:p>
@@ -32619,6 +37409,21 @@
           <w:b/>
           <w:lang w:val="en_US" w:bidi="en_US"/>
         </w:rPr>
+        <w:t>ἵνα</w:t>
+      </w:r>
+    </w:p>
+    <w:p>
+      <w:pPr/>
+      <w:r>
+        <w:rPr>
+          <w:lang w:val="en_US" w:bidi="en_US"/>
+        </w:rPr>
+      </w:r>
+      <w:r>
+        <w:rPr>
+          <w:b/>
+          <w:lang w:val="en_US" w:bidi="en_US"/>
+        </w:rPr>
         <w:t>"so that"</w:t>
       </w:r>
     </w:p>
@@ -32715,6 +37520,21 @@
           <w:b/>
           <w:lang w:val="en_US" w:bidi="en_US"/>
         </w:rPr>
+        <w:t>μὴ ἔχουσαν σπίλον, ἢ ῥυτίδα</w:t>
+      </w:r>
+    </w:p>
+    <w:p>
+      <w:pPr/>
+      <w:r>
+        <w:rPr>
+          <w:lang w:val="en_US" w:bidi="en_US"/>
+        </w:rPr>
+      </w:r>
+      <w:r>
+        <w:rPr>
+          <w:b/>
+          <w:lang w:val="en_US" w:bidi="en_US"/>
+        </w:rPr>
         <w:t>"not having stain or wrinkle"</w:t>
       </w:r>
     </w:p>
@@ -32907,6 +37727,21 @@
           <w:b/>
           <w:lang w:val="en_US" w:bidi="en_US"/>
         </w:rPr>
+        <w:t>ἀλλ’</w:t>
+      </w:r>
+    </w:p>
+    <w:p>
+      <w:pPr/>
+      <w:r>
+        <w:rPr>
+          <w:lang w:val="en_US" w:bidi="en_US"/>
+        </w:rPr>
+      </w:r>
+      <w:r>
+        <w:rPr>
+          <w:b/>
+          <w:lang w:val="en_US" w:bidi="en_US"/>
+        </w:rPr>
         <w:t>"but"</w:t>
       </w:r>
     </w:p>
@@ -33003,6 +37838,21 @@
           <w:b/>
           <w:lang w:val="en_US" w:bidi="en_US"/>
         </w:rPr>
+        <w:t>ἵνα</w:t>
+      </w:r>
+    </w:p>
+    <w:p>
+      <w:pPr/>
+      <w:r>
+        <w:rPr>
+          <w:lang w:val="en_US" w:bidi="en_US"/>
+        </w:rPr>
+      </w:r>
+      <w:r>
+        <w:rPr>
+          <w:b/>
+          <w:lang w:val="en_US" w:bidi="en_US"/>
+        </w:rPr>
         <w:t>"so that"</w:t>
       </w:r>
     </w:p>
@@ -33099,6 +37949,21 @@
           <w:b/>
           <w:lang w:val="en_US" w:bidi="en_US"/>
         </w:rPr>
+        <w:t>ἁγία καὶ ἄμωμος</w:t>
+      </w:r>
+    </w:p>
+    <w:p>
+      <w:pPr/>
+      <w:r>
+        <w:rPr>
+          <w:lang w:val="en_US" w:bidi="en_US"/>
+        </w:rPr>
+      </w:r>
+      <w:r>
+        <w:rPr>
+          <w:b/>
+          <w:lang w:val="en_US" w:bidi="en_US"/>
+        </w:rPr>
         <w:t>"holy and blameless"</w:t>
       </w:r>
     </w:p>
@@ -33208,6 +38073,21 @@
           <w:b/>
           <w:lang w:val="en_US" w:bidi="en_US"/>
         </w:rPr>
+        <w:t>ὡς τὰ ἑαυτῶν σώματα</w:t>
+      </w:r>
+    </w:p>
+    <w:p>
+      <w:pPr/>
+      <w:r>
+        <w:rPr>
+          <w:lang w:val="en_US" w:bidi="en_US"/>
+        </w:rPr>
+      </w:r>
+      <w:r>
+        <w:rPr>
+          <w:b/>
+          <w:lang w:val="en_US" w:bidi="en_US"/>
+        </w:rPr>
         <w:t>"as their own bodies"</w:t>
       </w:r>
     </w:p>
@@ -33304,6 +38184,21 @@
           <w:b/>
           <w:lang w:val="en_US" w:bidi="en_US"/>
         </w:rPr>
+        <w:t>ἀλλὰ ἐκτρέφει</w:t>
+      </w:r>
+    </w:p>
+    <w:p>
+      <w:pPr/>
+      <w:r>
+        <w:rPr>
+          <w:lang w:val="en_US" w:bidi="en_US"/>
+        </w:rPr>
+      </w:r>
+      <w:r>
+        <w:rPr>
+          <w:b/>
+          <w:lang w:val="en_US" w:bidi="en_US"/>
+        </w:rPr>
         <w:t>"but he nourishes"</w:t>
       </w:r>
     </w:p>
@@ -33367,6 +38262,21 @@
           <w:b/>
           <w:lang w:val="en_US" w:bidi="en_US"/>
         </w:rPr>
+        <w:t>ἀλλὰ</w:t>
+      </w:r>
+    </w:p>
+    <w:p>
+      <w:pPr/>
+      <w:r>
+        <w:rPr>
+          <w:lang w:val="en_US" w:bidi="en_US"/>
+        </w:rPr>
+      </w:r>
+      <w:r>
+        <w:rPr>
+          <w:b/>
+          <w:lang w:val="en_US" w:bidi="en_US"/>
+        </w:rPr>
         <w:t>"but"</w:t>
       </w:r>
     </w:p>
@@ -33463,6 +38373,21 @@
           <w:b/>
           <w:lang w:val="en_US" w:bidi="en_US"/>
         </w:rPr>
+        <w:t>ὅτι</w:t>
+      </w:r>
+    </w:p>
+    <w:p>
+      <w:pPr/>
+      <w:r>
+        <w:rPr>
+          <w:lang w:val="en_US" w:bidi="en_US"/>
+        </w:rPr>
+      </w:r>
+      <w:r>
+        <w:rPr>
+          <w:b/>
+          <w:lang w:val="en_US" w:bidi="en_US"/>
+        </w:rPr>
         <w:t>"because"</w:t>
       </w:r>
     </w:p>
@@ -33559,6 +38484,21 @@
           <w:b/>
           <w:lang w:val="en_US" w:bidi="en_US"/>
         </w:rPr>
+        <w:t>μέλη ἐσμὲν τοῦ σώματος αὐτοῦ</w:t>
+      </w:r>
+    </w:p>
+    <w:p>
+      <w:pPr/>
+      <w:r>
+        <w:rPr>
+          <w:lang w:val="en_US" w:bidi="en_US"/>
+        </w:rPr>
+      </w:r>
+      <w:r>
+        <w:rPr>
+          <w:b/>
+          <w:lang w:val="en_US" w:bidi="en_US"/>
+        </w:rPr>
         <w:t>"we are members of his body"</w:t>
       </w:r>
     </w:p>
@@ -33794,6 +38734,21 @@
           <w:b/>
           <w:lang w:val="en_US" w:bidi="en_US"/>
         </w:rPr>
+        <w:t>ἀντὶ τούτου</w:t>
+      </w:r>
+    </w:p>
+    <w:p>
+      <w:pPr/>
+      <w:r>
+        <w:rPr>
+          <w:lang w:val="en_US" w:bidi="en_US"/>
+        </w:rPr>
+      </w:r>
+      <w:r>
+        <w:rPr>
+          <w:b/>
+          <w:lang w:val="en_US" w:bidi="en_US"/>
+        </w:rPr>
         <w:t>"Because of this"</w:t>
       </w:r>
     </w:p>
@@ -34016,6 +38971,21 @@
           <w:b/>
           <w:lang w:val="en_US" w:bidi="en_US"/>
         </w:rPr>
+        <w:t>γάρ</w:t>
+      </w:r>
+    </w:p>
+    <w:p>
+      <w:pPr/>
+      <w:r>
+        <w:rPr>
+          <w:lang w:val="en_US" w:bidi="en_US"/>
+        </w:rPr>
+      </w:r>
+      <w:r>
+        <w:rPr>
+          <w:b/>
+          <w:lang w:val="en_US" w:bidi="en_US"/>
+        </w:rPr>
         <w:t>"for"</w:t>
       </w:r>
     </w:p>
@@ -34221,6 +39191,21 @@
           <w:b/>
           <w:lang w:val="en_US" w:bidi="en_US"/>
         </w:rPr>
+        <w:t>ἵνα</w:t>
+      </w:r>
+    </w:p>
+    <w:p>
+      <w:pPr/>
+      <w:r>
+        <w:rPr>
+          <w:lang w:val="en_US" w:bidi="en_US"/>
+        </w:rPr>
+      </w:r>
+      <w:r>
+        <w:rPr>
+          <w:b/>
+          <w:lang w:val="en_US" w:bidi="en_US"/>
+        </w:rPr>
         <w:t>"so that"</w:t>
       </w:r>
     </w:p>
@@ -34317,6 +39302,21 @@
           <w:b/>
           <w:lang w:val="en_US" w:bidi="en_US"/>
         </w:rPr>
+        <w:t>μὴ παροργίζετε τὰ τέκνα ὑμῶν</w:t>
+      </w:r>
+    </w:p>
+    <w:p>
+      <w:pPr/>
+      <w:r>
+        <w:rPr>
+          <w:lang w:val="en_US" w:bidi="en_US"/>
+        </w:rPr>
+      </w:r>
+      <w:r>
+        <w:rPr>
+          <w:b/>
+          <w:lang w:val="en_US" w:bidi="en_US"/>
+        </w:rPr>
         <w:t>"do not provoke your children to anger"</w:t>
       </w:r>
     </w:p>
@@ -34380,6 +39380,21 @@
           <w:b/>
           <w:lang w:val="en_US" w:bidi="en_US"/>
         </w:rPr>
+        <w:t>ἀλλὰ</w:t>
+      </w:r>
+    </w:p>
+    <w:p>
+      <w:pPr/>
+      <w:r>
+        <w:rPr>
+          <w:lang w:val="en_US" w:bidi="en_US"/>
+        </w:rPr>
+      </w:r>
+      <w:r>
+        <w:rPr>
+          <w:b/>
+          <w:lang w:val="en_US" w:bidi="en_US"/>
+        </w:rPr>
         <w:t>"Instead"</w:t>
       </w:r>
     </w:p>
@@ -34476,6 +39491,21 @@
           <w:b/>
           <w:lang w:val="en_US" w:bidi="en_US"/>
         </w:rPr>
+        <w:t>ἐκτρέφετε αὐτὰ ἐν παιδείᾳ καὶ νουθεσίᾳ Κυρίου</w:t>
+      </w:r>
+    </w:p>
+    <w:p>
+      <w:pPr/>
+      <w:r>
+        <w:rPr>
+          <w:lang w:val="en_US" w:bidi="en_US"/>
+        </w:rPr>
+      </w:r>
+      <w:r>
+        <w:rPr>
+          <w:b/>
+          <w:lang w:val="en_US" w:bidi="en_US"/>
+        </w:rPr>
         <w:t>"raise them in the discipline and instruction of the Lord"</w:t>
       </w:r>
     </w:p>
@@ -34585,6 +39615,21 @@
           <w:b/>
           <w:lang w:val="en_US" w:bidi="en_US"/>
         </w:rPr>
+        <w:t>φόβου καὶ τρόμου</w:t>
+      </w:r>
+    </w:p>
+    <w:p>
+      <w:pPr/>
+      <w:r>
+        <w:rPr>
+          <w:lang w:val="en_US" w:bidi="en_US"/>
+        </w:rPr>
+      </w:r>
+      <w:r>
+        <w:rPr>
+          <w:b/>
+          <w:lang w:val="en_US" w:bidi="en_US"/>
+        </w:rPr>
         <w:t>"fear and trembling"</w:t>
       </w:r>
     </w:p>
@@ -34681,6 +39726,21 @@
           <w:b/>
           <w:lang w:val="en_US" w:bidi="en_US"/>
         </w:rPr>
+        <w:t>καὶ τρόμου</w:t>
+      </w:r>
+    </w:p>
+    <w:p>
+      <w:pPr/>
+      <w:r>
+        <w:rPr>
+          <w:lang w:val="en_US" w:bidi="en_US"/>
+        </w:rPr>
+      </w:r>
+      <w:r>
+        <w:rPr>
+          <w:b/>
+          <w:lang w:val="en_US" w:bidi="en_US"/>
+        </w:rPr>
         <w:t>"and trembling"</w:t>
       </w:r>
     </w:p>
@@ -34777,6 +39837,21 @@
           <w:b/>
           <w:lang w:val="en_US" w:bidi="en_US"/>
         </w:rPr>
+        <w:t>ἐν ἁπλότητι τῆς καρδίας ὑμῶν</w:t>
+      </w:r>
+    </w:p>
+    <w:p>
+      <w:pPr/>
+      <w:r>
+        <w:rPr>
+          <w:lang w:val="en_US" w:bidi="en_US"/>
+        </w:rPr>
+      </w:r>
+      <w:r>
+        <w:rPr>
+          <w:b/>
+          <w:lang w:val="en_US" w:bidi="en_US"/>
+        </w:rPr>
         <w:t>"in honesty of your heart"</w:t>
       </w:r>
     </w:p>
@@ -34873,6 +39948,21 @@
           <w:b/>
           <w:lang w:val="en_US" w:bidi="en_US"/>
         </w:rPr>
+        <w:t>ἐν ἁπλότητι</w:t>
+      </w:r>
+    </w:p>
+    <w:p>
+      <w:pPr/>
+      <w:r>
+        <w:rPr>
+          <w:lang w:val="en_US" w:bidi="en_US"/>
+        </w:rPr>
+      </w:r>
+      <w:r>
+        <w:rPr>
+          <w:b/>
+          <w:lang w:val="en_US" w:bidi="en_US"/>
+        </w:rPr>
         <w:t>"in honesty"</w:t>
       </w:r>
     </w:p>
@@ -34969,6 +40059,21 @@
           <w:b/>
           <w:lang w:val="en_US" w:bidi="en_US"/>
         </w:rPr>
+        <w:t>ὡς τῷ Χριστῷ</w:t>
+      </w:r>
+    </w:p>
+    <w:p>
+      <w:pPr/>
+      <w:r>
+        <w:rPr>
+          <w:lang w:val="en_US" w:bidi="en_US"/>
+        </w:rPr>
+      </w:r>
+      <w:r>
+        <w:rPr>
+          <w:b/>
+          <w:lang w:val="en_US" w:bidi="en_US"/>
+        </w:rPr>
         <w:t>"as to Christ"</w:t>
       </w:r>
     </w:p>
@@ -35052,6 +40157,21 @@
           <w:b/>
           <w:lang w:val="en_US" w:bidi="en_US"/>
         </w:rPr>
+        <w:t>ἀλλ’</w:t>
+      </w:r>
+    </w:p>
+    <w:p>
+      <w:pPr/>
+      <w:r>
+        <w:rPr>
+          <w:lang w:val="en_US" w:bidi="en_US"/>
+        </w:rPr>
+      </w:r>
+      <w:r>
+        <w:rPr>
+          <w:b/>
+          <w:lang w:val="en_US" w:bidi="en_US"/>
+        </w:rPr>
         <w:t>"but"</w:t>
       </w:r>
     </w:p>
@@ -35148,6 +40268,21 @@
           <w:b/>
           <w:lang w:val="en_US" w:bidi="en_US"/>
         </w:rPr>
+        <w:t>ὡς δοῦλοι Χριστοῦ</w:t>
+      </w:r>
+    </w:p>
+    <w:p>
+      <w:pPr/>
+      <w:r>
+        <w:rPr>
+          <w:lang w:val="en_US" w:bidi="en_US"/>
+        </w:rPr>
+      </w:r>
+      <w:r>
+        <w:rPr>
+          <w:b/>
+          <w:lang w:val="en_US" w:bidi="en_US"/>
+        </w:rPr>
         <w:t>"as slaves of Christ"</w:t>
       </w:r>
     </w:p>
@@ -35211,6 +40346,21 @@
           <w:b/>
           <w:lang w:val="en_US" w:bidi="en_US"/>
         </w:rPr>
+        <w:t>ἐκ ψυχῆς</w:t>
+      </w:r>
+    </w:p>
+    <w:p>
+      <w:pPr/>
+      <w:r>
+        <w:rPr>
+          <w:lang w:val="en_US" w:bidi="en_US"/>
+        </w:rPr>
+      </w:r>
+      <w:r>
+        <w:rPr>
+          <w:b/>
+          <w:lang w:val="en_US" w:bidi="en_US"/>
+        </w:rPr>
         <w:t>"from the soul"</w:t>
       </w:r>
     </w:p>
@@ -35307,6 +40457,21 @@
           <w:b/>
           <w:lang w:val="en_US" w:bidi="en_US"/>
         </w:rPr>
+        <w:t>τὰ αὐτὰ ποιεῖτε πρὸς αὐτούς</w:t>
+      </w:r>
+    </w:p>
+    <w:p>
+      <w:pPr/>
+      <w:r>
+        <w:rPr>
+          <w:lang w:val="en_US" w:bidi="en_US"/>
+        </w:rPr>
+      </w:r>
+      <w:r>
+        <w:rPr>
+          <w:b/>
+          <w:lang w:val="en_US" w:bidi="en_US"/>
+        </w:rPr>
         <w:t>"do the same to them"</w:t>
       </w:r>
     </w:p>
@@ -35336,7 +40501,7 @@
         </w:rPr>
         <w:t xml:space="preserve"> refers back to “if he does something good” from (</w:t>
       </w:r>
-      <w:hyperlink r:id="rId22">
+      <w:hyperlink r:id="rId24">
         <w:r>
           <w:rPr>
             <w:lang w:val="en_US" w:bidi="en_US"/>
@@ -35421,6 +40586,21 @@
           <w:b/>
           <w:lang w:val="en_US" w:bidi="en_US"/>
         </w:rPr>
+        <w:t>εἰδότες ὅτι καὶ αὐτῶν καὶ ὑμῶν ὁ Κύριός ἐστιν ἐν οὐρανοῖς</w:t>
+      </w:r>
+    </w:p>
+    <w:p>
+      <w:pPr/>
+      <w:r>
+        <w:rPr>
+          <w:lang w:val="en_US" w:bidi="en_US"/>
+        </w:rPr>
+      </w:r>
+      <w:r>
+        <w:rPr>
+          <w:b/>
+          <w:lang w:val="en_US" w:bidi="en_US"/>
+        </w:rPr>
         <w:t>"You know that the Master, both theirs and yours, is in heaven"</w:t>
       </w:r>
     </w:p>
@@ -35484,6 +40664,21 @@
           <w:b/>
           <w:lang w:val="en_US" w:bidi="en_US"/>
         </w:rPr>
+        <w:t>προσωπολημψία οὐκ ἔστιν παρ’ αὐτῷ</w:t>
+      </w:r>
+    </w:p>
+    <w:p>
+      <w:pPr/>
+      <w:r>
+        <w:rPr>
+          <w:lang w:val="en_US" w:bidi="en_US"/>
+        </w:rPr>
+      </w:r>
+      <w:r>
+        <w:rPr>
+          <w:b/>
+          <w:lang w:val="en_US" w:bidi="en_US"/>
+        </w:rPr>
         <w:t>"there is no favoritism with him"</w:t>
       </w:r>
     </w:p>
@@ -35626,7 +40821,7 @@
         </w:rPr>
         <w:t xml:space="preserve">These two words are very similar in meaning. Together, they reinforce each other. See how you translated this phrase near the end of </w:t>
       </w:r>
-      <w:hyperlink r:id="rId23">
+      <w:hyperlink r:id="rId25">
         <w:r>
           <w:rPr>
             <w:lang w:val="en_US" w:bidi="en_US"/>
@@ -35711,6 +40906,21 @@
           <w:b/>
           <w:lang w:val="en_US" w:bidi="en_US"/>
         </w:rPr>
+        <w:t>ἐνδύσασθε τὴν πανοπλίαν τοῦ Θεοῦ, πρὸς τὸ δύνασθαι ὑμᾶς στῆναι πρὸς τὰς μεθοδίας τοῦ διαβόλου</w:t>
+      </w:r>
+    </w:p>
+    <w:p>
+      <w:pPr/>
+      <w:r>
+        <w:rPr>
+          <w:lang w:val="en_US" w:bidi="en_US"/>
+        </w:rPr>
+      </w:r>
+      <w:r>
+        <w:rPr>
+          <w:b/>
+          <w:lang w:val="en_US" w:bidi="en_US"/>
+        </w:rPr>
         <w:t>"Put on the whole armor of God, to enable you to stand against the scheming of the devil"</w:t>
       </w:r>
     </w:p>
@@ -35820,6 +41030,21 @@
           <w:b/>
           <w:lang w:val="en_US" w:bidi="en_US"/>
         </w:rPr>
+        <w:t>τὰς μεθοδίας</w:t>
+      </w:r>
+    </w:p>
+    <w:p>
+      <w:pPr/>
+      <w:r>
+        <w:rPr>
+          <w:lang w:val="en_US" w:bidi="en_US"/>
+        </w:rPr>
+      </w:r>
+      <w:r>
+        <w:rPr>
+          <w:b/>
+          <w:lang w:val="en_US" w:bidi="en_US"/>
+        </w:rPr>
         <w:t>"the scheming"</w:t>
       </w:r>
     </w:p>
@@ -35883,6 +41108,21 @@
           <w:b/>
           <w:lang w:val="en_US" w:bidi="en_US"/>
         </w:rPr>
+        <w:t>ὅτι</w:t>
+      </w:r>
+    </w:p>
+    <w:p>
+      <w:pPr/>
+      <w:r>
+        <w:rPr>
+          <w:lang w:val="en_US" w:bidi="en_US"/>
+        </w:rPr>
+      </w:r>
+      <w:r>
+        <w:rPr>
+          <w:b/>
+          <w:lang w:val="en_US" w:bidi="en_US"/>
+        </w:rPr>
         <w:t>"For"</w:t>
       </w:r>
     </w:p>
@@ -35979,6 +41219,21 @@
           <w:b/>
           <w:lang w:val="en_US" w:bidi="en_US"/>
         </w:rPr>
+        <w:t>αἷμα καὶ σάρκα</w:t>
+      </w:r>
+    </w:p>
+    <w:p>
+      <w:pPr/>
+      <w:r>
+        <w:rPr>
+          <w:lang w:val="en_US" w:bidi="en_US"/>
+        </w:rPr>
+      </w:r>
+      <w:r>
+        <w:rPr>
+          <w:b/>
+          <w:lang w:val="en_US" w:bidi="en_US"/>
+        </w:rPr>
         <w:t>"blood and flesh"</w:t>
       </w:r>
     </w:p>
@@ -36062,6 +41317,21 @@
           <w:b/>
           <w:lang w:val="en_US" w:bidi="en_US"/>
         </w:rPr>
+        <w:t>ἀλλὰ</w:t>
+      </w:r>
+    </w:p>
+    <w:p>
+      <w:pPr/>
+      <w:r>
+        <w:rPr>
+          <w:lang w:val="en_US" w:bidi="en_US"/>
+        </w:rPr>
+      </w:r>
+      <w:r>
+        <w:rPr>
+          <w:b/>
+          <w:lang w:val="en_US" w:bidi="en_US"/>
+        </w:rPr>
         <w:t>"but"</w:t>
       </w:r>
     </w:p>
@@ -36254,6 +41524,21 @@
           <w:b/>
           <w:lang w:val="en_US" w:bidi="en_US"/>
         </w:rPr>
+        <w:t>τοῦ σκότους τούτου</w:t>
+      </w:r>
+    </w:p>
+    <w:p>
+      <w:pPr/>
+      <w:r>
+        <w:rPr>
+          <w:lang w:val="en_US" w:bidi="en_US"/>
+        </w:rPr>
+      </w:r>
+      <w:r>
+        <w:rPr>
+          <w:b/>
+          <w:lang w:val="en_US" w:bidi="en_US"/>
+        </w:rPr>
         <w:t>"of this darkness"</w:t>
       </w:r>
     </w:p>
@@ -36350,6 +41635,21 @@
           <w:b/>
           <w:lang w:val="en_US" w:bidi="en_US"/>
         </w:rPr>
+        <w:t>διὰ τοῦτο, ἀναλάβετε τὴν πανοπλίαν τοῦ Θεοῦ</w:t>
+      </w:r>
+    </w:p>
+    <w:p>
+      <w:pPr/>
+      <w:r>
+        <w:rPr>
+          <w:lang w:val="en_US" w:bidi="en_US"/>
+        </w:rPr>
+      </w:r>
+      <w:r>
+        <w:rPr>
+          <w:b/>
+          <w:lang w:val="en_US" w:bidi="en_US"/>
+        </w:rPr>
         <w:t>"Because of this, put on the whole armor of God"</w:t>
       </w:r>
     </w:p>
@@ -36459,6 +41759,21 @@
           <w:b/>
           <w:lang w:val="en_US" w:bidi="en_US"/>
         </w:rPr>
+        <w:t>διὰ τοῦτο</w:t>
+      </w:r>
+    </w:p>
+    <w:p>
+      <w:pPr/>
+      <w:r>
+        <w:rPr>
+          <w:lang w:val="en_US" w:bidi="en_US"/>
+        </w:rPr>
+      </w:r>
+      <w:r>
+        <w:rPr>
+          <w:b/>
+          <w:lang w:val="en_US" w:bidi="en_US"/>
+        </w:rPr>
         <w:t>"Because of this"</w:t>
       </w:r>
     </w:p>
@@ -36555,6 +41870,21 @@
           <w:b/>
           <w:lang w:val="en_US" w:bidi="en_US"/>
         </w:rPr>
+        <w:t>ἵνα δυνηθῆτε ἀντιστῆναι ἐν τῇ ἡμέρᾳ τῇ πονηρᾷ</w:t>
+      </w:r>
+    </w:p>
+    <w:p>
+      <w:pPr/>
+      <w:r>
+        <w:rPr>
+          <w:lang w:val="en_US" w:bidi="en_US"/>
+        </w:rPr>
+      </w:r>
+      <w:r>
+        <w:rPr>
+          <w:b/>
+          <w:lang w:val="en_US" w:bidi="en_US"/>
+        </w:rPr>
         <w:t>"so that you may be able to withstand in the evil day"</w:t>
       </w:r>
     </w:p>
@@ -36651,6 +41981,21 @@
           <w:b/>
           <w:lang w:val="en_US" w:bidi="en_US"/>
         </w:rPr>
+        <w:t>ἵνα δυνηθῆτε ἀντιστῆναι</w:t>
+      </w:r>
+    </w:p>
+    <w:p>
+      <w:pPr/>
+      <w:r>
+        <w:rPr>
+          <w:lang w:val="en_US" w:bidi="en_US"/>
+        </w:rPr>
+      </w:r>
+      <w:r>
+        <w:rPr>
+          <w:b/>
+          <w:lang w:val="en_US" w:bidi="en_US"/>
+        </w:rPr>
         <w:t>"so that you may be able to withstand"</w:t>
       </w:r>
     </w:p>
@@ -36747,6 +42092,21 @@
           <w:b/>
           <w:lang w:val="en_US" w:bidi="en_US"/>
         </w:rPr>
+        <w:t>ἵνα</w:t>
+      </w:r>
+    </w:p>
+    <w:p>
+      <w:pPr/>
+      <w:r>
+        <w:rPr>
+          <w:lang w:val="en_US" w:bidi="en_US"/>
+        </w:rPr>
+      </w:r>
+      <w:r>
+        <w:rPr>
+          <w:b/>
+          <w:lang w:val="en_US" w:bidi="en_US"/>
+        </w:rPr>
         <w:t>"so that"</w:t>
       </w:r>
     </w:p>
@@ -36843,6 +42203,21 @@
           <w:b/>
           <w:lang w:val="en_US" w:bidi="en_US"/>
         </w:rPr>
+        <w:t>στῆτε οὖν</w:t>
+      </w:r>
+    </w:p>
+    <w:p>
+      <w:pPr/>
+      <w:r>
+        <w:rPr>
+          <w:lang w:val="en_US" w:bidi="en_US"/>
+        </w:rPr>
+      </w:r>
+      <w:r>
+        <w:rPr>
+          <w:b/>
+          <w:lang w:val="en_US" w:bidi="en_US"/>
+        </w:rPr>
         <w:t>"Stand, therefore"</w:t>
       </w:r>
     </w:p>
@@ -36872,7 +42247,7 @@
         </w:rPr>
         <w:t xml:space="preserve"> represents taking a position on what is right and true and successfully resisting forces that try to make the believer compromise that position. See how you translated “stand firm” in </w:t>
       </w:r>
-      <w:hyperlink r:id="rId24">
+      <w:hyperlink r:id="rId26">
         <w:r>
           <w:rPr>
             <w:lang w:val="en_US" w:bidi="en_US"/>
@@ -36957,6 +42332,21 @@
           <w:b/>
           <w:lang w:val="en_US" w:bidi="en_US"/>
         </w:rPr>
+        <w:t>οὖν</w:t>
+      </w:r>
+    </w:p>
+    <w:p>
+      <w:pPr/>
+      <w:r>
+        <w:rPr>
+          <w:lang w:val="en_US" w:bidi="en_US"/>
+        </w:rPr>
+      </w:r>
+      <w:r>
+        <w:rPr>
+          <w:b/>
+          <w:lang w:val="en_US" w:bidi="en_US"/>
+        </w:rPr>
         <w:t>"therefore"</w:t>
       </w:r>
     </w:p>
@@ -37149,6 +42539,21 @@
           <w:b/>
           <w:lang w:val="en_US" w:bidi="en_US"/>
         </w:rPr>
+        <w:t>ἀληθείᾳ</w:t>
+      </w:r>
+    </w:p>
+    <w:p>
+      <w:pPr/>
+      <w:r>
+        <w:rPr>
+          <w:lang w:val="en_US" w:bidi="en_US"/>
+        </w:rPr>
+      </w:r>
+      <w:r>
+        <w:rPr>
+          <w:b/>
+          <w:lang w:val="en_US" w:bidi="en_US"/>
+        </w:rPr>
         <w:t>"truth"</w:t>
       </w:r>
     </w:p>
@@ -37245,6 +42650,21 @@
           <w:b/>
           <w:lang w:val="en_US" w:bidi="en_US"/>
         </w:rPr>
+        <w:t>ἐνδυσάμενοι τὸν θώρακα τῆς δικαιοσύνης</w:t>
+      </w:r>
+    </w:p>
+    <w:p>
+      <w:pPr/>
+      <w:r>
+        <w:rPr>
+          <w:lang w:val="en_US" w:bidi="en_US"/>
+        </w:rPr>
+      </w:r>
+      <w:r>
+        <w:rPr>
+          <w:b/>
+          <w:lang w:val="en_US" w:bidi="en_US"/>
+        </w:rPr>
         <w:t>"having put on the breastplate of righteousness"</w:t>
       </w:r>
     </w:p>
@@ -37354,6 +42774,21 @@
           <w:b/>
           <w:lang w:val="en_US" w:bidi="en_US"/>
         </w:rPr>
+        <w:t>δικαιοσύνης</w:t>
+      </w:r>
+    </w:p>
+    <w:p>
+      <w:pPr/>
+      <w:r>
+        <w:rPr>
+          <w:lang w:val="en_US" w:bidi="en_US"/>
+        </w:rPr>
+      </w:r>
+      <w:r>
+        <w:rPr>
+          <w:b/>
+          <w:lang w:val="en_US" w:bidi="en_US"/>
+        </w:rPr>
         <w:t>"of righteousness"</w:t>
       </w:r>
     </w:p>
@@ -37450,6 +42885,21 @@
           <w:b/>
           <w:lang w:val="en_US" w:bidi="en_US"/>
         </w:rPr>
+        <w:t>ὑποδησάμενοι τοὺς πόδας ἐν ἑτοιμασίᾳ τοῦ εὐαγγελίου τῆς εἰρήνης</w:t>
+      </w:r>
+    </w:p>
+    <w:p>
+      <w:pPr/>
+      <w:r>
+        <w:rPr>
+          <w:lang w:val="en_US" w:bidi="en_US"/>
+        </w:rPr>
+      </w:r>
+      <w:r>
+        <w:rPr>
+          <w:b/>
+          <w:lang w:val="en_US" w:bidi="en_US"/>
+        </w:rPr>
         <w:t>"having shod your feet with readiness of the gospel of peace"</w:t>
       </w:r>
     </w:p>
@@ -37546,6 +42996,21 @@
           <w:b/>
           <w:lang w:val="en_US" w:bidi="en_US"/>
         </w:rPr>
+        <w:t>εἰρήνης</w:t>
+      </w:r>
+    </w:p>
+    <w:p>
+      <w:pPr/>
+      <w:r>
+        <w:rPr>
+          <w:lang w:val="en_US" w:bidi="en_US"/>
+        </w:rPr>
+      </w:r>
+      <w:r>
+        <w:rPr>
+          <w:b/>
+          <w:lang w:val="en_US" w:bidi="en_US"/>
+        </w:rPr>
         <w:t>"of peace"</w:t>
       </w:r>
     </w:p>
@@ -37642,6 +43107,21 @@
           <w:b/>
           <w:lang w:val="en_US" w:bidi="en_US"/>
         </w:rPr>
+        <w:t>ἐν πᾶσιν ἀναλαβόντες τὸν θυρεὸν τῆς πίστεως</w:t>
+      </w:r>
+    </w:p>
+    <w:p>
+      <w:pPr/>
+      <w:r>
+        <w:rPr>
+          <w:lang w:val="en_US" w:bidi="en_US"/>
+        </w:rPr>
+      </w:r>
+      <w:r>
+        <w:rPr>
+          <w:b/>
+          <w:lang w:val="en_US" w:bidi="en_US"/>
+        </w:rPr>
         <w:t>"In everything take up the shield of the faith"</w:t>
       </w:r>
     </w:p>
@@ -37751,6 +43231,21 @@
           <w:b/>
           <w:lang w:val="en_US" w:bidi="en_US"/>
         </w:rPr>
+        <w:t>τῆς πίστεως</w:t>
+      </w:r>
+    </w:p>
+    <w:p>
+      <w:pPr/>
+      <w:r>
+        <w:rPr>
+          <w:lang w:val="en_US" w:bidi="en_US"/>
+        </w:rPr>
+      </w:r>
+      <w:r>
+        <w:rPr>
+          <w:b/>
+          <w:lang w:val="en_US" w:bidi="en_US"/>
+        </w:rPr>
         <w:t>"of the faith"</w:t>
       </w:r>
     </w:p>
@@ -37847,6 +43342,21 @@
           <w:b/>
           <w:lang w:val="en_US" w:bidi="en_US"/>
         </w:rPr>
+        <w:t>τὰ βέλη τοῦ πονηροῦ πεπυρωμένα</w:t>
+      </w:r>
+    </w:p>
+    <w:p>
+      <w:pPr/>
+      <w:r>
+        <w:rPr>
+          <w:lang w:val="en_US" w:bidi="en_US"/>
+        </w:rPr>
+      </w:r>
+      <w:r>
+        <w:rPr>
+          <w:b/>
+          <w:lang w:val="en_US" w:bidi="en_US"/>
+        </w:rPr>
         <w:t>"the flaming arrows of the evil one"</w:t>
       </w:r>
     </w:p>
@@ -37943,6 +43453,21 @@
           <w:b/>
           <w:lang w:val="en_US" w:bidi="en_US"/>
         </w:rPr>
+        <w:t>τὴν περικεφαλαίαν τοῦ σωτηρίου δέξασθε</w:t>
+      </w:r>
+    </w:p>
+    <w:p>
+      <w:pPr/>
+      <w:r>
+        <w:rPr>
+          <w:lang w:val="en_US" w:bidi="en_US"/>
+        </w:rPr>
+      </w:r>
+      <w:r>
+        <w:rPr>
+          <w:b/>
+          <w:lang w:val="en_US" w:bidi="en_US"/>
+        </w:rPr>
         <w:t>"take the helmet of salvation"</w:t>
       </w:r>
     </w:p>
@@ -38052,6 +43577,21 @@
           <w:b/>
           <w:lang w:val="en_US" w:bidi="en_US"/>
         </w:rPr>
+        <w:t>τοῦ σωτηρίου</w:t>
+      </w:r>
+    </w:p>
+    <w:p>
+      <w:pPr/>
+      <w:r>
+        <w:rPr>
+          <w:lang w:val="en_US" w:bidi="en_US"/>
+        </w:rPr>
+      </w:r>
+      <w:r>
+        <w:rPr>
+          <w:b/>
+          <w:lang w:val="en_US" w:bidi="en_US"/>
+        </w:rPr>
         <w:t>"of salvation"</w:t>
       </w:r>
     </w:p>
@@ -38148,6 +43688,21 @@
           <w:b/>
           <w:lang w:val="en_US" w:bidi="en_US"/>
         </w:rPr>
+        <w:t>τὴν μάχαιραν τοῦ Πνεύματος, ὅ ἐστιν ῥῆμα Θεοῦ</w:t>
+      </w:r>
+    </w:p>
+    <w:p>
+      <w:pPr/>
+      <w:r>
+        <w:rPr>
+          <w:lang w:val="en_US" w:bidi="en_US"/>
+        </w:rPr>
+      </w:r>
+      <w:r>
+        <w:rPr>
+          <w:b/>
+          <w:lang w:val="en_US" w:bidi="en_US"/>
+        </w:rPr>
         <w:t>"the sword of the Spirit, which is the word of God"</w:t>
       </w:r>
     </w:p>
@@ -38244,6 +43799,21 @@
           <w:b/>
           <w:lang w:val="en_US" w:bidi="en_US"/>
         </w:rPr>
+        <w:t>διὰ πάσης προσευχῆς καὶ δεήσεως, προσευχόμενοι ἐν παντὶ καιρῷ ἐν Πνεύματι</w:t>
+      </w:r>
+    </w:p>
+    <w:p>
+      <w:pPr/>
+      <w:r>
+        <w:rPr>
+          <w:lang w:val="en_US" w:bidi="en_US"/>
+        </w:rPr>
+      </w:r>
+      <w:r>
+        <w:rPr>
+          <w:b/>
+          <w:lang w:val="en_US" w:bidi="en_US"/>
+        </w:rPr>
         <w:t>"With every prayer and request, pray at all times in the Spirit"</w:t>
       </w:r>
     </w:p>
@@ -38307,6 +43877,21 @@
           <w:b/>
           <w:lang w:val="en_US" w:bidi="en_US"/>
         </w:rPr>
+        <w:t>εἰς αὐτὸ</w:t>
+      </w:r>
+    </w:p>
+    <w:p>
+      <w:pPr/>
+      <w:r>
+        <w:rPr>
+          <w:lang w:val="en_US" w:bidi="en_US"/>
+        </w:rPr>
+      </w:r>
+      <w:r>
+        <w:rPr>
+          <w:b/>
+          <w:lang w:val="en_US" w:bidi="en_US"/>
+        </w:rPr>
         <w:t>"to this {end"</w:t>
       </w:r>
     </w:p>
@@ -38403,6 +43988,21 @@
           <w:b/>
           <w:lang w:val="en_US" w:bidi="en_US"/>
         </w:rPr>
+        <w:t>ἀγρυπνοῦντες ἐν πάσῃ προσκαρτερήσει καὶ δεήσει περὶ πάντων τῶν ἁγίων</w:t>
+      </w:r>
+    </w:p>
+    <w:p>
+      <w:pPr/>
+      <w:r>
+        <w:rPr>
+          <w:lang w:val="en_US" w:bidi="en_US"/>
+        </w:rPr>
+      </w:r>
+      <w:r>
+        <w:rPr>
+          <w:b/>
+          <w:lang w:val="en_US" w:bidi="en_US"/>
+        </w:rPr>
         <w:t>"be watchful with all perseverance and requests for all the saints"</w:t>
       </w:r>
     </w:p>
@@ -38562,6 +44162,21 @@
           <w:b/>
           <w:lang w:val="en_US" w:bidi="en_US"/>
         </w:rPr>
+        <w:t>ἵνα μοι δοθῇ λόγος</w:t>
+      </w:r>
+    </w:p>
+    <w:p>
+      <w:pPr/>
+      <w:r>
+        <w:rPr>
+          <w:lang w:val="en_US" w:bidi="en_US"/>
+        </w:rPr>
+      </w:r>
+      <w:r>
+        <w:rPr>
+          <w:b/>
+          <w:lang w:val="en_US" w:bidi="en_US"/>
+        </w:rPr>
         <w:t>"so that a message might be given to me"</w:t>
       </w:r>
     </w:p>
@@ -38645,6 +44260,21 @@
           <w:b/>
           <w:lang w:val="en_US" w:bidi="en_US"/>
         </w:rPr>
+        <w:t>ἵνα</w:t>
+      </w:r>
+    </w:p>
+    <w:p>
+      <w:pPr/>
+      <w:r>
+        <w:rPr>
+          <w:lang w:val="en_US" w:bidi="en_US"/>
+        </w:rPr>
+      </w:r>
+      <w:r>
+        <w:rPr>
+          <w:b/>
+          <w:lang w:val="en_US" w:bidi="en_US"/>
+        </w:rPr>
         <w:t>"so that"</w:t>
       </w:r>
     </w:p>
@@ -38824,6 +44454,21 @@
           <w:b/>
           <w:lang w:val="en_US" w:bidi="en_US"/>
         </w:rPr>
+        <w:t>ὑπὲρ οὗ πρεσβεύω ἐν ἁλύσει</w:t>
+      </w:r>
+    </w:p>
+    <w:p>
+      <w:pPr/>
+      <w:r>
+        <w:rPr>
+          <w:lang w:val="en_US" w:bidi="en_US"/>
+        </w:rPr>
+      </w:r>
+      <w:r>
+        <w:rPr>
+          <w:b/>
+          <w:lang w:val="en_US" w:bidi="en_US"/>
+        </w:rPr>
         <w:t>"for which I am an ambassador in chains"</w:t>
       </w:r>
     </w:p>
@@ -38920,6 +44565,21 @@
           <w:b/>
           <w:lang w:val="en_US" w:bidi="en_US"/>
         </w:rPr>
+        <w:t>ἵνα ἐν αὐτῷ παρρησιάσωμαι, ὡς δεῖ με λαλῆσαι</w:t>
+      </w:r>
+    </w:p>
+    <w:p>
+      <w:pPr/>
+      <w:r>
+        <w:rPr>
+          <w:lang w:val="en_US" w:bidi="en_US"/>
+        </w:rPr>
+      </w:r>
+      <w:r>
+        <w:rPr>
+          <w:b/>
+          <w:lang w:val="en_US" w:bidi="en_US"/>
+        </w:rPr>
         <w:t>"so that in it I may speak boldly, as it is necessary for me to speak"</w:t>
       </w:r>
     </w:p>
@@ -39003,6 +44663,21 @@
           <w:b/>
           <w:lang w:val="en_US" w:bidi="en_US"/>
         </w:rPr>
+        <w:t>ἵνα</w:t>
+      </w:r>
+    </w:p>
+    <w:p>
+      <w:pPr/>
+      <w:r>
+        <w:rPr>
+          <w:lang w:val="en_US" w:bidi="en_US"/>
+        </w:rPr>
+      </w:r>
+      <w:r>
+        <w:rPr>
+          <w:b/>
+          <w:lang w:val="en_US" w:bidi="en_US"/>
+        </w:rPr>
         <w:t>"so that"</w:t>
       </w:r>
     </w:p>
@@ -39099,6 +44774,21 @@
           <w:b/>
           <w:lang w:val="en_US" w:bidi="en_US"/>
         </w:rPr>
+        <w:t>ἐν αὐτῷ</w:t>
+      </w:r>
+    </w:p>
+    <w:p>
+      <w:pPr/>
+      <w:r>
+        <w:rPr>
+          <w:lang w:val="en_US" w:bidi="en_US"/>
+        </w:rPr>
+      </w:r>
+      <w:r>
+        <w:rPr>
+          <w:b/>
+          <w:lang w:val="en_US" w:bidi="en_US"/>
+        </w:rPr>
         <w:t>"in it"</w:t>
       </w:r>
     </w:p>
@@ -39195,6 +44885,21 @@
           <w:b/>
           <w:lang w:val="en_US" w:bidi="en_US"/>
         </w:rPr>
+        <w:t>ἵνα</w:t>
+      </w:r>
+    </w:p>
+    <w:p>
+      <w:pPr/>
+      <w:r>
+        <w:rPr>
+          <w:lang w:val="en_US" w:bidi="en_US"/>
+        </w:rPr>
+      </w:r>
+      <w:r>
+        <w:rPr>
+          <w:b/>
+          <w:lang w:val="en_US" w:bidi="en_US"/>
+        </w:rPr>
         <w:t>"so that"</w:t>
       </w:r>
     </w:p>
@@ -39291,6 +44996,21 @@
           <w:b/>
           <w:lang w:val="en_US" w:bidi="en_US"/>
         </w:rPr>
+        <w:t>ἀδελφὸς</w:t>
+      </w:r>
+    </w:p>
+    <w:p>
+      <w:pPr/>
+      <w:r>
+        <w:rPr>
+          <w:lang w:val="en_US" w:bidi="en_US"/>
+        </w:rPr>
+      </w:r>
+      <w:r>
+        <w:rPr>
+          <w:b/>
+          <w:lang w:val="en_US" w:bidi="en_US"/>
+        </w:rPr>
         <w:t>"brother"</w:t>
       </w:r>
     </w:p>
@@ -39387,6 +45107,21 @@
           <w:b/>
           <w:lang w:val="en_US" w:bidi="en_US"/>
         </w:rPr>
+        <w:t>παρακαλέσῃ τὰς καρδίας ὑμῶν</w:t>
+      </w:r>
+    </w:p>
+    <w:p>
+      <w:pPr/>
+      <w:r>
+        <w:rPr>
+          <w:lang w:val="en_US" w:bidi="en_US"/>
+        </w:rPr>
+      </w:r>
+      <w:r>
+        <w:rPr>
+          <w:b/>
+          <w:lang w:val="en_US" w:bidi="en_US"/>
+        </w:rPr>
         <w:t>"your hearts may be encouraged"</w:t>
       </w:r>
     </w:p>
@@ -39483,6 +45218,21 @@
           <w:b/>
           <w:lang w:val="en_US" w:bidi="en_US"/>
         </w:rPr>
+        <w:t>ἵνα</w:t>
+      </w:r>
+    </w:p>
+    <w:p>
+      <w:pPr/>
+      <w:r>
+        <w:rPr>
+          <w:lang w:val="en_US" w:bidi="en_US"/>
+        </w:rPr>
+      </w:r>
+      <w:r>
+        <w:rPr>
+          <w:b/>
+          <w:lang w:val="en_US" w:bidi="en_US"/>
+        </w:rPr>
         <w:t>"so that"</w:t>
       </w:r>
     </w:p>
@@ -39642,6 +45392,21 @@
           <w:b/>
           <w:lang w:val="en_US" w:bidi="en_US"/>
         </w:rPr>
+        <w:t>εἰρήνη τοῖς ἀδελφοῖς</w:t>
+      </w:r>
+    </w:p>
+    <w:p>
+      <w:pPr/>
+      <w:r>
+        <w:rPr>
+          <w:lang w:val="en_US" w:bidi="en_US"/>
+        </w:rPr>
+      </w:r>
+      <w:r>
+        <w:rPr>
+          <w:b/>
+          <w:lang w:val="en_US" w:bidi="en_US"/>
+        </w:rPr>
         <w:t>"Peace to the brothers"</w:t>
       </w:r>
     </w:p>
@@ -39738,6 +45503,21 @@
           <w:b/>
           <w:lang w:val="en_US" w:bidi="en_US"/>
         </w:rPr>
+        <w:t>τοῖς ἀδελφοῖς</w:t>
+      </w:r>
+    </w:p>
+    <w:p>
+      <w:pPr/>
+      <w:r>
+        <w:rPr>
+          <w:lang w:val="en_US" w:bidi="en_US"/>
+        </w:rPr>
+      </w:r>
+      <w:r>
+        <w:rPr>
+          <w:b/>
+          <w:lang w:val="en_US" w:bidi="en_US"/>
+        </w:rPr>
         <w:t>"to the brothers"</w:t>
       </w:r>
     </w:p>
@@ -39834,6 +45614,21 @@
           <w:b/>
           <w:lang w:val="en_US" w:bidi="en_US"/>
         </w:rPr>
+        <w:t>ἀγάπη</w:t>
+      </w:r>
+    </w:p>
+    <w:p>
+      <w:pPr/>
+      <w:r>
+        <w:rPr>
+          <w:lang w:val="en_US" w:bidi="en_US"/>
+        </w:rPr>
+      </w:r>
+      <w:r>
+        <w:rPr>
+          <w:b/>
+          <w:lang w:val="en_US" w:bidi="en_US"/>
+        </w:rPr>
         <w:t>"love"</w:t>
       </w:r>
     </w:p>
@@ -39930,6 +45725,21 @@
           <w:b/>
           <w:lang w:val="en_US" w:bidi="en_US"/>
         </w:rPr>
+        <w:t>μετὰ πίστεως</w:t>
+      </w:r>
+    </w:p>
+    <w:p>
+      <w:pPr/>
+      <w:r>
+        <w:rPr>
+          <w:lang w:val="en_US" w:bidi="en_US"/>
+        </w:rPr>
+      </w:r>
+      <w:r>
+        <w:rPr>
+          <w:b/>
+          <w:lang w:val="en_US" w:bidi="en_US"/>
+        </w:rPr>
         <w:t>"with faith"</w:t>
       </w:r>
     </w:p>
@@ -40026,6 +45836,21 @@
           <w:b/>
           <w:lang w:val="en_US" w:bidi="en_US"/>
         </w:rPr>
+        <w:t>ἡ χάρις μετὰ</w:t>
+      </w:r>
+    </w:p>
+    <w:p>
+      <w:pPr/>
+      <w:r>
+        <w:rPr>
+          <w:lang w:val="en_US" w:bidi="en_US"/>
+        </w:rPr>
+      </w:r>
+      <w:r>
+        <w:rPr>
+          <w:b/>
+          <w:lang w:val="en_US" w:bidi="en_US"/>
+        </w:rPr>
         <w:t>"Grace {be} with"</w:t>
       </w:r>
     </w:p>
@@ -40108,6 +45933,21 @@
         <w:rPr>
           <w:lang w:val="en_US" w:bidi="en_US"/>
         </w:rPr>
+      </w:r>
+    </w:p>
+    <w:p>
+      <w:pPr/>
+      <w:r>
+        <w:rPr>
+          <w:lang w:val="en_US" w:bidi="en_US"/>
+        </w:rPr>
+      </w:r>
+      <w:r>
+        <w:rPr>
+          <w:b/>
+          <w:lang w:val="en_US" w:bidi="en_US"/>
+        </w:rPr>
+        <w:t>ἐν ἀφθαρσίᾳ</w:t>
       </w:r>
     </w:p>
     <w:p>

--- a/eng/docx/49.content.docx
+++ b/eng/docx/49.content.docx
@@ -313,6 +313,21 @@
           <w:b/>
           <w:lang w:val="en_US" w:bidi="en_US"/>
         </w:rPr>
+        <w:t>Παῦλος, ἀπόστολος Χριστοῦ Ἰησοῦ &amp; τοῖς ἁγίοις τοῖς οὖσιν</w:t>
+      </w:r>
+    </w:p>
+    <w:p>
+      <w:pPr/>
+      <w:r>
+        <w:rPr>
+          <w:lang w:val="en_US" w:bidi="en_US"/>
+        </w:rPr>
+      </w:r>
+      <w:r>
+        <w:rPr>
+          <w:b/>
+          <w:lang w:val="en_US" w:bidi="en_US"/>
+        </w:rPr>
         <w:t>"Paul, an apostle of Christ Jesus"</w:t>
       </w:r>
       <w:r>
@@ -389,6 +404,21 @@
           <w:b/>
           <w:lang w:val="en_US" w:bidi="en_US"/>
         </w:rPr>
+        <w:t>ἐν Χριστῷ Ἰησοῦ</w:t>
+      </w:r>
+    </w:p>
+    <w:p>
+      <w:pPr/>
+      <w:r>
+        <w:rPr>
+          <w:lang w:val="en_US" w:bidi="en_US"/>
+        </w:rPr>
+      </w:r>
+      <w:r>
+        <w:rPr>
+          <w:b/>
+          <w:lang w:val="en_US" w:bidi="en_US"/>
+        </w:rPr>
         <w:t>"in Christ Jesus"</w:t>
       </w:r>
     </w:p>
@@ -485,6 +515,21 @@
           <w:b/>
           <w:lang w:val="en_US" w:bidi="en_US"/>
         </w:rPr>
+        <w:t>χάρις ὑμῖν καὶ εἰρήνη</w:t>
+      </w:r>
+    </w:p>
+    <w:p>
+      <w:pPr/>
+      <w:r>
+        <w:rPr>
+          <w:lang w:val="en_US" w:bidi="en_US"/>
+        </w:rPr>
+      </w:r>
+      <w:r>
+        <w:rPr>
+          <w:b/>
+          <w:lang w:val="en_US" w:bidi="en_US"/>
+        </w:rPr>
         <w:t>"Grace to you and peace"</w:t>
       </w:r>
     </w:p>
@@ -694,6 +739,21 @@
           <w:b/>
           <w:lang w:val="en_US" w:bidi="en_US"/>
         </w:rPr>
+        <w:t>εὐλογητὸς ὁ Θεὸς καὶ Πατὴρ τοῦ Κυρίου ἡμῶν, Ἰησοῦ Χριστοῦ</w:t>
+      </w:r>
+    </w:p>
+    <w:p>
+      <w:pPr/>
+      <w:r>
+        <w:rPr>
+          <w:lang w:val="en_US" w:bidi="en_US"/>
+        </w:rPr>
+      </w:r>
+      <w:r>
+        <w:rPr>
+          <w:b/>
+          <w:lang w:val="en_US" w:bidi="en_US"/>
+        </w:rPr>
         <w:t>"Blessed {be} the God and Father of our Lord Jesus Christ"</w:t>
       </w:r>
     </w:p>
@@ -777,6 +837,21 @@
           <w:b/>
           <w:lang w:val="en_US" w:bidi="en_US"/>
         </w:rPr>
+        <w:t>ὁ εὐλογήσας ἡμᾶς</w:t>
+      </w:r>
+    </w:p>
+    <w:p>
+      <w:pPr/>
+      <w:r>
+        <w:rPr>
+          <w:lang w:val="en_US" w:bidi="en_US"/>
+        </w:rPr>
+      </w:r>
+      <w:r>
+        <w:rPr>
+          <w:b/>
+          <w:lang w:val="en_US" w:bidi="en_US"/>
+        </w:rPr>
         <w:t>"the one having blessed us"</w:t>
       </w:r>
     </w:p>
@@ -840,6 +915,21 @@
           <w:b/>
           <w:lang w:val="en_US" w:bidi="en_US"/>
         </w:rPr>
+        <w:t>πάσῃ εὐλογίᾳ πνευματικῇ</w:t>
+      </w:r>
+    </w:p>
+    <w:p>
+      <w:pPr/>
+      <w:r>
+        <w:rPr>
+          <w:lang w:val="en_US" w:bidi="en_US"/>
+        </w:rPr>
+      </w:r>
+      <w:r>
+        <w:rPr>
+          <w:b/>
+          <w:lang w:val="en_US" w:bidi="en_US"/>
+        </w:rPr>
         <w:t>"every spiritual blessing"</w:t>
       </w:r>
     </w:p>
@@ -979,6 +1069,21 @@
           <w:b/>
           <w:lang w:val="en_US" w:bidi="en_US"/>
         </w:rPr>
+        <w:t>ἐν Χριστῷ</w:t>
+      </w:r>
+    </w:p>
+    <w:p>
+      <w:pPr/>
+      <w:r>
+        <w:rPr>
+          <w:lang w:val="en_US" w:bidi="en_US"/>
+        </w:rPr>
+      </w:r>
+      <w:r>
+        <w:rPr>
+          <w:b/>
+          <w:lang w:val="en_US" w:bidi="en_US"/>
+        </w:rPr>
         <w:t>"in Christ"</w:t>
       </w:r>
     </w:p>
@@ -1075,6 +1180,21 @@
           <w:b/>
           <w:lang w:val="en_US" w:bidi="en_US"/>
         </w:rPr>
+        <w:t>ἁγίους καὶ ἀμώμους</w:t>
+      </w:r>
+    </w:p>
+    <w:p>
+      <w:pPr/>
+      <w:r>
+        <w:rPr>
+          <w:lang w:val="en_US" w:bidi="en_US"/>
+        </w:rPr>
+      </w:r>
+      <w:r>
+        <w:rPr>
+          <w:b/>
+          <w:lang w:val="en_US" w:bidi="en_US"/>
+        </w:rPr>
         <w:t>"holy and blameless"</w:t>
       </w:r>
     </w:p>
@@ -1184,6 +1304,21 @@
           <w:b/>
           <w:lang w:val="en_US" w:bidi="en_US"/>
         </w:rPr>
+        <w:t>ἀμώμους</w:t>
+      </w:r>
+    </w:p>
+    <w:p>
+      <w:pPr/>
+      <w:r>
+        <w:rPr>
+          <w:lang w:val="en_US" w:bidi="en_US"/>
+        </w:rPr>
+      </w:r>
+      <w:r>
+        <w:rPr>
+          <w:b/>
+          <w:lang w:val="en_US" w:bidi="en_US"/>
+        </w:rPr>
         <w:t>"blameless"</w:t>
       </w:r>
     </w:p>
@@ -1280,6 +1415,21 @@
           <w:b/>
           <w:lang w:val="en_US" w:bidi="en_US"/>
         </w:rPr>
+        <w:t>προορίσας &amp; αὐτόν &amp; αὐτοῦ</w:t>
+      </w:r>
+    </w:p>
+    <w:p>
+      <w:pPr/>
+      <w:r>
+        <w:rPr>
+          <w:lang w:val="en_US" w:bidi="en_US"/>
+        </w:rPr>
+      </w:r>
+      <w:r>
+        <w:rPr>
+          <w:b/>
+          <w:lang w:val="en_US" w:bidi="en_US"/>
+        </w:rPr>
         <w:t>"he predestined"</w:t>
       </w:r>
       <w:r>
@@ -1369,6 +1519,21 @@
           <w:b/>
           <w:lang w:val="en_US" w:bidi="en_US"/>
         </w:rPr>
+        <w:t>προορίσας ἡμᾶς εἰς υἱοθεσίαν</w:t>
+      </w:r>
+    </w:p>
+    <w:p>
+      <w:pPr/>
+      <w:r>
+        <w:rPr>
+          <w:lang w:val="en_US" w:bidi="en_US"/>
+        </w:rPr>
+      </w:r>
+      <w:r>
+        <w:rPr>
+          <w:b/>
+          <w:lang w:val="en_US" w:bidi="en_US"/>
+        </w:rPr>
         <w:t>"he predestined us for adoption"</w:t>
       </w:r>
     </w:p>
@@ -1465,6 +1630,21 @@
           <w:b/>
           <w:lang w:val="en_US" w:bidi="en_US"/>
         </w:rPr>
+        <w:t>προορίσας ἡμᾶς</w:t>
+      </w:r>
+    </w:p>
+    <w:p>
+      <w:pPr/>
+      <w:r>
+        <w:rPr>
+          <w:lang w:val="en_US" w:bidi="en_US"/>
+        </w:rPr>
+      </w:r>
+      <w:r>
+        <w:rPr>
+          <w:b/>
+          <w:lang w:val="en_US" w:bidi="en_US"/>
+        </w:rPr>
         <w:t>"he predestined us"</w:t>
       </w:r>
     </w:p>
@@ -1528,6 +1708,21 @@
           <w:b/>
           <w:lang w:val="en_US" w:bidi="en_US"/>
         </w:rPr>
+        <w:t>εἰς υἱοθεσίαν</w:t>
+      </w:r>
+    </w:p>
+    <w:p>
+      <w:pPr/>
+      <w:r>
+        <w:rPr>
+          <w:lang w:val="en_US" w:bidi="en_US"/>
+        </w:rPr>
+      </w:r>
+      <w:r>
+        <w:rPr>
+          <w:b/>
+          <w:lang w:val="en_US" w:bidi="en_US"/>
+        </w:rPr>
         <w:t>"for adoption"</w:t>
       </w:r>
     </w:p>
@@ -1700,6 +1895,21 @@
           <w:b/>
           <w:lang w:val="en_US" w:bidi="en_US"/>
         </w:rPr>
+        <w:t>ἐχαρίτωσεν ἡμᾶς ἐν τῷ ἠγαπημένῳ</w:t>
+      </w:r>
+    </w:p>
+    <w:p>
+      <w:pPr/>
+      <w:r>
+        <w:rPr>
+          <w:lang w:val="en_US" w:bidi="en_US"/>
+        </w:rPr>
+      </w:r>
+      <w:r>
+        <w:rPr>
+          <w:b/>
+          <w:lang w:val="en_US" w:bidi="en_US"/>
+        </w:rPr>
         <w:t>"he has freely given us in the Beloved One"</w:t>
       </w:r>
     </w:p>
@@ -1763,6 +1973,21 @@
           <w:b/>
           <w:lang w:val="en_US" w:bidi="en_US"/>
         </w:rPr>
+        <w:t>τῷ ἠγαπημένῳ</w:t>
+      </w:r>
+    </w:p>
+    <w:p>
+      <w:pPr/>
+      <w:r>
+        <w:rPr>
+          <w:lang w:val="en_US" w:bidi="en_US"/>
+        </w:rPr>
+      </w:r>
+      <w:r>
+        <w:rPr>
+          <w:b/>
+          <w:lang w:val="en_US" w:bidi="en_US"/>
+        </w:rPr>
         <w:t>"the Beloved One"</w:t>
       </w:r>
     </w:p>
@@ -1826,6 +2051,21 @@
           <w:b/>
           <w:lang w:val="en_US" w:bidi="en_US"/>
         </w:rPr>
+        <w:t>διὰ τοῦ αἵματος αὐτοῦ</w:t>
+      </w:r>
+    </w:p>
+    <w:p>
+      <w:pPr/>
+      <w:r>
+        <w:rPr>
+          <w:lang w:val="en_US" w:bidi="en_US"/>
+        </w:rPr>
+      </w:r>
+      <w:r>
+        <w:rPr>
+          <w:b/>
+          <w:lang w:val="en_US" w:bidi="en_US"/>
+        </w:rPr>
         <w:t>"through his blood"</w:t>
       </w:r>
     </w:p>
@@ -1922,6 +2162,21 @@
           <w:b/>
           <w:lang w:val="en_US" w:bidi="en_US"/>
         </w:rPr>
+        <w:t>τὸ πλοῦτος τῆς χάριτος αὐτοῦ</w:t>
+      </w:r>
+    </w:p>
+    <w:p>
+      <w:pPr/>
+      <w:r>
+        <w:rPr>
+          <w:lang w:val="en_US" w:bidi="en_US"/>
+        </w:rPr>
+      </w:r>
+      <w:r>
+        <w:rPr>
+          <w:b/>
+          <w:lang w:val="en_US" w:bidi="en_US"/>
+        </w:rPr>
         <w:t>"the riches of his grace"</w:t>
       </w:r>
     </w:p>
@@ -2018,6 +2273,21 @@
           <w:b/>
           <w:lang w:val="en_US" w:bidi="en_US"/>
         </w:rPr>
+        <w:t>ἧς ἐπερίσσευσεν εἰς ἡμᾶς</w:t>
+      </w:r>
+    </w:p>
+    <w:p>
+      <w:pPr/>
+      <w:r>
+        <w:rPr>
+          <w:lang w:val="en_US" w:bidi="en_US"/>
+        </w:rPr>
+      </w:r>
+      <w:r>
+        <w:rPr>
+          <w:b/>
+          <w:lang w:val="en_US" w:bidi="en_US"/>
+        </w:rPr>
         <w:t>"which he caused to abound to us"</w:t>
       </w:r>
     </w:p>
@@ -2081,6 +2351,21 @@
           <w:b/>
           <w:lang w:val="en_US" w:bidi="en_US"/>
         </w:rPr>
+        <w:t>ἐν πάσῃ σοφίᾳ καὶ φρονήσει</w:t>
+      </w:r>
+    </w:p>
+    <w:p>
+      <w:pPr/>
+      <w:r>
+        <w:rPr>
+          <w:lang w:val="en_US" w:bidi="en_US"/>
+        </w:rPr>
+      </w:r>
+      <w:r>
+        <w:rPr>
+          <w:b/>
+          <w:lang w:val="en_US" w:bidi="en_US"/>
+        </w:rPr>
         <w:t>"in all wisdom and understanding"</w:t>
       </w:r>
     </w:p>
@@ -2144,6 +2429,21 @@
           <w:b/>
           <w:lang w:val="en_US" w:bidi="en_US"/>
         </w:rPr>
+        <w:t>σοφίᾳ καὶ φρονήσει</w:t>
+      </w:r>
+    </w:p>
+    <w:p>
+      <w:pPr/>
+      <w:r>
+        <w:rPr>
+          <w:lang w:val="en_US" w:bidi="en_US"/>
+        </w:rPr>
+      </w:r>
+      <w:r>
+        <w:rPr>
+          <w:b/>
+          <w:lang w:val="en_US" w:bidi="en_US"/>
+        </w:rPr>
         <w:t>"wisdom and understanding"</w:t>
       </w:r>
     </w:p>
@@ -2253,6 +2553,21 @@
           <w:b/>
           <w:lang w:val="en_US" w:bidi="en_US"/>
         </w:rPr>
+        <w:t>κατὰ τὴν εὐδοκίαν αὐτοῦ</w:t>
+      </w:r>
+    </w:p>
+    <w:p>
+      <w:pPr/>
+      <w:r>
+        <w:rPr>
+          <w:lang w:val="en_US" w:bidi="en_US"/>
+        </w:rPr>
+      </w:r>
+      <w:r>
+        <w:rPr>
+          <w:b/>
+          <w:lang w:val="en_US" w:bidi="en_US"/>
+        </w:rPr>
         <w:t>"according to his good pleasure"</w:t>
       </w:r>
     </w:p>
@@ -2316,6 +2631,21 @@
           <w:b/>
           <w:lang w:val="en_US" w:bidi="en_US"/>
         </w:rPr>
+        <w:t>ἣν προέθετο ἐν αὐτῷ</w:t>
+      </w:r>
+    </w:p>
+    <w:p>
+      <w:pPr/>
+      <w:r>
+        <w:rPr>
+          <w:lang w:val="en_US" w:bidi="en_US"/>
+        </w:rPr>
+      </w:r>
+      <w:r>
+        <w:rPr>
+          <w:b/>
+          <w:lang w:val="en_US" w:bidi="en_US"/>
+        </w:rPr>
         <w:t>"which he had planned in him"</w:t>
       </w:r>
     </w:p>
@@ -2379,6 +2709,21 @@
           <w:b/>
           <w:lang w:val="en_US" w:bidi="en_US"/>
         </w:rPr>
+        <w:t>ἐν αὐτῷ</w:t>
+      </w:r>
+    </w:p>
+    <w:p>
+      <w:pPr/>
+      <w:r>
+        <w:rPr>
+          <w:lang w:val="en_US" w:bidi="en_US"/>
+        </w:rPr>
+      </w:r>
+      <w:r>
+        <w:rPr>
+          <w:b/>
+          <w:lang w:val="en_US" w:bidi="en_US"/>
+        </w:rPr>
         <w:t>"in him"</w:t>
       </w:r>
     </w:p>
@@ -2442,6 +2787,21 @@
           <w:b/>
           <w:lang w:val="en_US" w:bidi="en_US"/>
         </w:rPr>
+        <w:t>εἰς οἰκονομίαν</w:t>
+      </w:r>
+    </w:p>
+    <w:p>
+      <w:pPr/>
+      <w:r>
+        <w:rPr>
+          <w:lang w:val="en_US" w:bidi="en_US"/>
+        </w:rPr>
+      </w:r>
+      <w:r>
+        <w:rPr>
+          <w:b/>
+          <w:lang w:val="en_US" w:bidi="en_US"/>
+        </w:rPr>
         <w:t>"with a view to an administration"</w:t>
       </w:r>
     </w:p>
@@ -2505,6 +2865,21 @@
           <w:b/>
           <w:lang w:val="en_US" w:bidi="en_US"/>
         </w:rPr>
+        <w:t>τοῦ πληρώματος τῶν καιρῶν</w:t>
+      </w:r>
+    </w:p>
+    <w:p>
+      <w:pPr/>
+      <w:r>
+        <w:rPr>
+          <w:lang w:val="en_US" w:bidi="en_US"/>
+        </w:rPr>
+      </w:r>
+      <w:r>
+        <w:rPr>
+          <w:b/>
+          <w:lang w:val="en_US" w:bidi="en_US"/>
+        </w:rPr>
         <w:t>"of the fullness of time"</w:t>
       </w:r>
     </w:p>
@@ -2568,6 +2943,21 @@
           <w:b/>
           <w:lang w:val="en_US" w:bidi="en_US"/>
         </w:rPr>
+        <w:t>ἐν αὐτῷ</w:t>
+      </w:r>
+    </w:p>
+    <w:p>
+      <w:pPr/>
+      <w:r>
+        <w:rPr>
+          <w:lang w:val="en_US" w:bidi="en_US"/>
+        </w:rPr>
+      </w:r>
+      <w:r>
+        <w:rPr>
+          <w:b/>
+          <w:lang w:val="en_US" w:bidi="en_US"/>
+        </w:rPr>
         <w:t>"in him"</w:t>
       </w:r>
     </w:p>
@@ -2631,6 +3021,21 @@
           <w:b/>
           <w:lang w:val="en_US" w:bidi="en_US"/>
         </w:rPr>
+        <w:t>καὶ ἐκληρώθημεν, προορισθέντες</w:t>
+      </w:r>
+    </w:p>
+    <w:p>
+      <w:pPr/>
+      <w:r>
+        <w:rPr>
+          <w:lang w:val="en_US" w:bidi="en_US"/>
+        </w:rPr>
+      </w:r>
+      <w:r>
+        <w:rPr>
+          <w:b/>
+          <w:lang w:val="en_US" w:bidi="en_US"/>
+        </w:rPr>
         <w:t>"we were also allotted as a possession. We were predestined"</w:t>
       </w:r>
     </w:p>
@@ -2740,6 +3145,21 @@
           <w:b/>
           <w:lang w:val="en_US" w:bidi="en_US"/>
         </w:rPr>
+        <w:t>καὶ ἐκληρώθημεν</w:t>
+      </w:r>
+    </w:p>
+    <w:p>
+      <w:pPr/>
+      <w:r>
+        <w:rPr>
+          <w:lang w:val="en_US" w:bidi="en_US"/>
+        </w:rPr>
+      </w:r>
+      <w:r>
+        <w:rPr>
+          <w:b/>
+          <w:lang w:val="en_US" w:bidi="en_US"/>
+        </w:rPr>
         <w:t>"we were also allotted as a possession"</w:t>
       </w:r>
     </w:p>
@@ -2823,6 +3243,21 @@
           <w:b/>
           <w:lang w:val="en_US" w:bidi="en_US"/>
         </w:rPr>
+        <w:t>προορισθέντες</w:t>
+      </w:r>
+    </w:p>
+    <w:p>
+      <w:pPr/>
+      <w:r>
+        <w:rPr>
+          <w:lang w:val="en_US" w:bidi="en_US"/>
+        </w:rPr>
+      </w:r>
+      <w:r>
+        <w:rPr>
+          <w:b/>
+          <w:lang w:val="en_US" w:bidi="en_US"/>
+        </w:rPr>
         <w:t>"We were predestined"</w:t>
       </w:r>
     </w:p>
@@ -2906,6 +3341,21 @@
           <w:b/>
           <w:lang w:val="en_US" w:bidi="en_US"/>
         </w:rPr>
+        <w:t>ἡμᾶς &amp; τοὺς προηλπικότας ἐν τῷ Χριστῷ</w:t>
+      </w:r>
+    </w:p>
+    <w:p>
+      <w:pPr/>
+      <w:r>
+        <w:rPr>
+          <w:lang w:val="en_US" w:bidi="en_US"/>
+        </w:rPr>
+      </w:r>
+      <w:r>
+        <w:rPr>
+          <w:b/>
+          <w:lang w:val="en_US" w:bidi="en_US"/>
+        </w:rPr>
         <w:t>"we, the ones having first hoped in Christ"</w:t>
       </w:r>
     </w:p>
@@ -3002,6 +3452,21 @@
           <w:b/>
           <w:lang w:val="en_US" w:bidi="en_US"/>
         </w:rPr>
+        <w:t>εἰς τὸ εἶναι ἡμᾶς, εἰς ἔπαινον δόξης αὐτοῦ</w:t>
+      </w:r>
+    </w:p>
+    <w:p>
+      <w:pPr/>
+      <w:r>
+        <w:rPr>
+          <w:lang w:val="en_US" w:bidi="en_US"/>
+        </w:rPr>
+      </w:r>
+      <w:r>
+        <w:rPr>
+          <w:b/>
+          <w:lang w:val="en_US" w:bidi="en_US"/>
+        </w:rPr>
         <w:t>"so that we,"</w:t>
       </w:r>
       <w:r>
@@ -3141,6 +3606,21 @@
           <w:b/>
           <w:lang w:val="en_US" w:bidi="en_US"/>
         </w:rPr>
+        <w:t>τὸν λόγον τῆς ἀληθείας</w:t>
+      </w:r>
+    </w:p>
+    <w:p>
+      <w:pPr/>
+      <w:r>
+        <w:rPr>
+          <w:lang w:val="en_US" w:bidi="en_US"/>
+        </w:rPr>
+      </w:r>
+      <w:r>
+        <w:rPr>
+          <w:b/>
+          <w:lang w:val="en_US" w:bidi="en_US"/>
+        </w:rPr>
         <w:t>"the word of truth"</w:t>
       </w:r>
     </w:p>
@@ -3204,6 +3684,21 @@
           <w:b/>
           <w:lang w:val="en_US" w:bidi="en_US"/>
         </w:rPr>
+        <w:t>ἐσφραγίσθητε τῷ Πνεύματι τῆς ἐπαγγελίας, τῷ Ἁγίῳ</w:t>
+      </w:r>
+    </w:p>
+    <w:p>
+      <w:pPr/>
+      <w:r>
+        <w:rPr>
+          <w:lang w:val="en_US" w:bidi="en_US"/>
+        </w:rPr>
+      </w:r>
+      <w:r>
+        <w:rPr>
+          <w:b/>
+          <w:lang w:val="en_US" w:bidi="en_US"/>
+        </w:rPr>
         <w:t>"were sealed with the promised Holy Spirit"</w:t>
       </w:r>
     </w:p>
@@ -3300,6 +3795,21 @@
           <w:b/>
           <w:lang w:val="en_US" w:bidi="en_US"/>
         </w:rPr>
+        <w:t>ἐσφραγίσθητε</w:t>
+      </w:r>
+    </w:p>
+    <w:p>
+      <w:pPr/>
+      <w:r>
+        <w:rPr>
+          <w:lang w:val="en_US" w:bidi="en_US"/>
+        </w:rPr>
+      </w:r>
+      <w:r>
+        <w:rPr>
+          <w:b/>
+          <w:lang w:val="en_US" w:bidi="en_US"/>
+        </w:rPr>
         <w:t>"were sealed"</w:t>
       </w:r>
     </w:p>
@@ -3383,6 +3893,21 @@
           <w:b/>
           <w:lang w:val="en_US" w:bidi="en_US"/>
         </w:rPr>
+        <w:t>ἀρραβὼν τῆς κληρονομίας ἡμῶν</w:t>
+      </w:r>
+    </w:p>
+    <w:p>
+      <w:pPr/>
+      <w:r>
+        <w:rPr>
+          <w:lang w:val="en_US" w:bidi="en_US"/>
+        </w:rPr>
+      </w:r>
+      <w:r>
+        <w:rPr>
+          <w:b/>
+          <w:lang w:val="en_US" w:bidi="en_US"/>
+        </w:rPr>
         <w:t>"a down payment of our inheritance"</w:t>
       </w:r>
     </w:p>
@@ -3529,6 +4054,21 @@
           <w:b/>
           <w:lang w:val="en_US" w:bidi="en_US"/>
         </w:rPr>
+        <w:t>διὰ τοῦτο</w:t>
+      </w:r>
+    </w:p>
+    <w:p>
+      <w:pPr/>
+      <w:r>
+        <w:rPr>
+          <w:lang w:val="en_US" w:bidi="en_US"/>
+        </w:rPr>
+      </w:r>
+      <w:r>
+        <w:rPr>
+          <w:b/>
+          <w:lang w:val="en_US" w:bidi="en_US"/>
+        </w:rPr>
         <w:t>"Because of this"</w:t>
       </w:r>
     </w:p>
@@ -3721,6 +4261,21 @@
           <w:b/>
           <w:lang w:val="en_US" w:bidi="en_US"/>
         </w:rPr>
+        <w:t>οὐ παύομαι εὐχαριστῶν</w:t>
+      </w:r>
+    </w:p>
+    <w:p>
+      <w:pPr/>
+      <w:r>
+        <w:rPr>
+          <w:lang w:val="en_US" w:bidi="en_US"/>
+        </w:rPr>
+      </w:r>
+      <w:r>
+        <w:rPr>
+          <w:b/>
+          <w:lang w:val="en_US" w:bidi="en_US"/>
+        </w:rPr>
         <w:t>"I have not stopped giving thanks"</w:t>
       </w:r>
     </w:p>
@@ -3804,6 +4359,21 @@
           <w:b/>
           <w:lang w:val="en_US" w:bidi="en_US"/>
         </w:rPr>
+        <w:t>ἵνα</w:t>
+      </w:r>
+    </w:p>
+    <w:p>
+      <w:pPr/>
+      <w:r>
+        <w:rPr>
+          <w:lang w:val="en_US" w:bidi="en_US"/>
+        </w:rPr>
+      </w:r>
+      <w:r>
+        <w:rPr>
+          <w:b/>
+          <w:lang w:val="en_US" w:bidi="en_US"/>
+        </w:rPr>
         <w:t>"so that"</w:t>
       </w:r>
     </w:p>
@@ -3900,6 +4470,21 @@
           <w:b/>
           <w:lang w:val="en_US" w:bidi="en_US"/>
         </w:rPr>
+        <w:t>πνεῦμα σοφίας καὶ ἀποκαλύψεως, ἐν ἐπιγνώσει αὐτοῦ</w:t>
+      </w:r>
+    </w:p>
+    <w:p>
+      <w:pPr/>
+      <w:r>
+        <w:rPr>
+          <w:lang w:val="en_US" w:bidi="en_US"/>
+        </w:rPr>
+      </w:r>
+      <w:r>
+        <w:rPr>
+          <w:b/>
+          <w:lang w:val="en_US" w:bidi="en_US"/>
+        </w:rPr>
         <w:t>"a spirit of wisdom and revelation in the knowledge of him"</w:t>
       </w:r>
     </w:p>
@@ -3963,6 +4548,21 @@
           <w:b/>
           <w:lang w:val="en_US" w:bidi="en_US"/>
         </w:rPr>
+        <w:t>πεφωτισμένους τοὺς ὀφθαλμοὺς τῆς καρδίας</w:t>
+      </w:r>
+    </w:p>
+    <w:p>
+      <w:pPr/>
+      <w:r>
+        <w:rPr>
+          <w:lang w:val="en_US" w:bidi="en_US"/>
+        </w:rPr>
+      </w:r>
+      <w:r>
+        <w:rPr>
+          <w:b/>
+          <w:lang w:val="en_US" w:bidi="en_US"/>
+        </w:rPr>
         <w:t>"the eyes of your heart having been enlightened"</w:t>
       </w:r>
     </w:p>
@@ -4059,6 +4659,21 @@
           <w:b/>
           <w:lang w:val="en_US" w:bidi="en_US"/>
         </w:rPr>
+        <w:t>πεφωτισμένους τοὺς ὀφθαλμοὺς τῆς καρδίας</w:t>
+      </w:r>
+    </w:p>
+    <w:p>
+      <w:pPr/>
+      <w:r>
+        <w:rPr>
+          <w:lang w:val="en_US" w:bidi="en_US"/>
+        </w:rPr>
+      </w:r>
+      <w:r>
+        <w:rPr>
+          <w:b/>
+          <w:lang w:val="en_US" w:bidi="en_US"/>
+        </w:rPr>
         <w:t>"the eyes of your heart having been enlightened"</w:t>
       </w:r>
     </w:p>
@@ -4142,6 +4757,21 @@
           <w:b/>
           <w:lang w:val="en_US" w:bidi="en_US"/>
         </w:rPr>
+        <w:t>τοὺς ὀφθαλμοὺς τῆς καρδίας</w:t>
+      </w:r>
+    </w:p>
+    <w:p>
+      <w:pPr/>
+      <w:r>
+        <w:rPr>
+          <w:lang w:val="en_US" w:bidi="en_US"/>
+        </w:rPr>
+      </w:r>
+      <w:r>
+        <w:rPr>
+          <w:b/>
+          <w:lang w:val="en_US" w:bidi="en_US"/>
+        </w:rPr>
         <w:t>"the eyes of your heart"</w:t>
       </w:r>
     </w:p>
@@ -4238,6 +4868,21 @@
           <w:b/>
           <w:lang w:val="en_US" w:bidi="en_US"/>
         </w:rPr>
+        <w:t>πεφωτισμένους</w:t>
+      </w:r>
+    </w:p>
+    <w:p>
+      <w:pPr/>
+      <w:r>
+        <w:rPr>
+          <w:lang w:val="en_US" w:bidi="en_US"/>
+        </w:rPr>
+      </w:r>
+      <w:r>
+        <w:rPr>
+          <w:b/>
+          <w:lang w:val="en_US" w:bidi="en_US"/>
+        </w:rPr>
         <w:t>"having been enlightened"</w:t>
       </w:r>
     </w:p>
@@ -4377,6 +5022,21 @@
           <w:b/>
           <w:lang w:val="en_US" w:bidi="en_US"/>
         </w:rPr>
+        <w:t>τῆς κληρονομίας αὐτοῦ</w:t>
+      </w:r>
+    </w:p>
+    <w:p>
+      <w:pPr/>
+      <w:r>
+        <w:rPr>
+          <w:lang w:val="en_US" w:bidi="en_US"/>
+        </w:rPr>
+      </w:r>
+      <w:r>
+        <w:rPr>
+          <w:b/>
+          <w:lang w:val="en_US" w:bidi="en_US"/>
+        </w:rPr>
         <w:t>"of his inheritance"</w:t>
       </w:r>
     </w:p>
@@ -4460,6 +5120,21 @@
           <w:b/>
           <w:lang w:val="en_US" w:bidi="en_US"/>
         </w:rPr>
+        <w:t>τοῖς ἁγίοις</w:t>
+      </w:r>
+    </w:p>
+    <w:p>
+      <w:pPr/>
+      <w:r>
+        <w:rPr>
+          <w:lang w:val="en_US" w:bidi="en_US"/>
+        </w:rPr>
+      </w:r>
+      <w:r>
+        <w:rPr>
+          <w:b/>
+          <w:lang w:val="en_US" w:bidi="en_US"/>
+        </w:rPr>
         <w:t>"the saints"</w:t>
       </w:r>
     </w:p>
@@ -4523,6 +5198,21 @@
           <w:b/>
           <w:lang w:val="en_US" w:bidi="en_US"/>
         </w:rPr>
+        <w:t>τὸ ὑπερβάλλον μέγεθος τῆς δυνάμεως αὐτοῦ</w:t>
+      </w:r>
+    </w:p>
+    <w:p>
+      <w:pPr/>
+      <w:r>
+        <w:rPr>
+          <w:lang w:val="en_US" w:bidi="en_US"/>
+        </w:rPr>
+      </w:r>
+      <w:r>
+        <w:rPr>
+          <w:b/>
+          <w:lang w:val="en_US" w:bidi="en_US"/>
+        </w:rPr>
         <w:t>"the incomparable greatness of his power"</w:t>
       </w:r>
     </w:p>
@@ -4586,6 +5276,21 @@
           <w:b/>
           <w:lang w:val="en_US" w:bidi="en_US"/>
         </w:rPr>
+        <w:t>εἰς ἡμᾶς, τοὺς πιστεύοντας</w:t>
+      </w:r>
+    </w:p>
+    <w:p>
+      <w:pPr/>
+      <w:r>
+        <w:rPr>
+          <w:lang w:val="en_US" w:bidi="en_US"/>
+        </w:rPr>
+      </w:r>
+      <w:r>
+        <w:rPr>
+          <w:b/>
+          <w:lang w:val="en_US" w:bidi="en_US"/>
+        </w:rPr>
         <w:t>"toward us, the ones believing"</w:t>
       </w:r>
     </w:p>
@@ -4649,6 +5354,21 @@
           <w:b/>
           <w:lang w:val="en_US" w:bidi="en_US"/>
         </w:rPr>
+        <w:t>τὴν ἐνέργειαν τοῦ κράτους τῆς ἰσχύος αὐτοῦ</w:t>
+      </w:r>
+    </w:p>
+    <w:p>
+      <w:pPr/>
+      <w:r>
+        <w:rPr>
+          <w:lang w:val="en_US" w:bidi="en_US"/>
+        </w:rPr>
+      </w:r>
+      <w:r>
+        <w:rPr>
+          <w:b/>
+          <w:lang w:val="en_US" w:bidi="en_US"/>
+        </w:rPr>
         <w:t>"the working of the force of his strength"</w:t>
       </w:r>
     </w:p>
@@ -4712,6 +5432,21 @@
           <w:b/>
           <w:lang w:val="en_US" w:bidi="en_US"/>
         </w:rPr>
+        <w:t>τοῦ κράτους τῆς ἰσχύος αὐτοῦ</w:t>
+      </w:r>
+    </w:p>
+    <w:p>
+      <w:pPr/>
+      <w:r>
+        <w:rPr>
+          <w:lang w:val="en_US" w:bidi="en_US"/>
+        </w:rPr>
+      </w:r>
+      <w:r>
+        <w:rPr>
+          <w:b/>
+          <w:lang w:val="en_US" w:bidi="en_US"/>
+        </w:rPr>
         <w:t>"of the force of his strength"</w:t>
       </w:r>
     </w:p>
@@ -4821,6 +5556,21 @@
           <w:b/>
           <w:lang w:val="en_US" w:bidi="en_US"/>
         </w:rPr>
+        <w:t>ἐγείρας αὐτὸν ἐκ νεκρῶν</w:t>
+      </w:r>
+    </w:p>
+    <w:p>
+      <w:pPr/>
+      <w:r>
+        <w:rPr>
+          <w:lang w:val="en_US" w:bidi="en_US"/>
+        </w:rPr>
+      </w:r>
+      <w:r>
+        <w:rPr>
+          <w:b/>
+          <w:lang w:val="en_US" w:bidi="en_US"/>
+        </w:rPr>
         <w:t>"having raised him from the dead"</w:t>
       </w:r>
     </w:p>
@@ -4884,6 +5634,21 @@
           <w:b/>
           <w:lang w:val="en_US" w:bidi="en_US"/>
         </w:rPr>
+        <w:t>ἐκ νεκρῶν</w:t>
+      </w:r>
+    </w:p>
+    <w:p>
+      <w:pPr/>
+      <w:r>
+        <w:rPr>
+          <w:lang w:val="en_US" w:bidi="en_US"/>
+        </w:rPr>
+      </w:r>
+      <w:r>
+        <w:rPr>
+          <w:b/>
+          <w:lang w:val="en_US" w:bidi="en_US"/>
+        </w:rPr>
         <w:t>"from the dead"</w:t>
       </w:r>
     </w:p>
@@ -4980,6 +5745,21 @@
           <w:b/>
           <w:lang w:val="en_US" w:bidi="en_US"/>
         </w:rPr>
+        <w:t>καθίσας ἐν δεξιᾷ αὐτοῦ, ἐν τοῖς ἐπουρανίοις</w:t>
+      </w:r>
+    </w:p>
+    <w:p>
+      <w:pPr/>
+      <w:r>
+        <w:rPr>
+          <w:lang w:val="en_US" w:bidi="en_US"/>
+        </w:rPr>
+      </w:r>
+      <w:r>
+        <w:rPr>
+          <w:b/>
+          <w:lang w:val="en_US" w:bidi="en_US"/>
+        </w:rPr>
         <w:t>"seated {him} at his right hand in the heavenly places"</w:t>
       </w:r>
     </w:p>
@@ -5076,6 +5856,21 @@
           <w:b/>
           <w:lang w:val="en_US" w:bidi="en_US"/>
         </w:rPr>
+        <w:t>καθίσας ἐν δεξιᾷ αὐτοῦ</w:t>
+      </w:r>
+    </w:p>
+    <w:p>
+      <w:pPr/>
+      <w:r>
+        <w:rPr>
+          <w:lang w:val="en_US" w:bidi="en_US"/>
+        </w:rPr>
+      </w:r>
+      <w:r>
+        <w:rPr>
+          <w:b/>
+          <w:lang w:val="en_US" w:bidi="en_US"/>
+        </w:rPr>
         <w:t>"seated {him} at his right hand"</w:t>
       </w:r>
     </w:p>
@@ -5158,6 +5953,21 @@
         <w:rPr>
           <w:lang w:val="en_US" w:bidi="en_US"/>
         </w:rPr>
+      </w:r>
+    </w:p>
+    <w:p>
+      <w:pPr/>
+      <w:r>
+        <w:rPr>
+          <w:lang w:val="en_US" w:bidi="en_US"/>
+        </w:rPr>
+      </w:r>
+      <w:r>
+        <w:rPr>
+          <w:b/>
+          <w:lang w:val="en_US" w:bidi="en_US"/>
+        </w:rPr>
+        <w:t>ἐν τοῖς ἐπουρανίοις</w:t>
       </w:r>
     </w:p>
     <w:p>
@@ -5266,6 +6076,21 @@
           <w:b/>
           <w:lang w:val="en_US" w:bidi="en_US"/>
         </w:rPr>
+        <w:t>ὑπεράνω πάσης ἀρχῆς, καὶ ἐξουσίας, καὶ δυνάμεως, καὶ κυριότητος</w:t>
+      </w:r>
+    </w:p>
+    <w:p>
+      <w:pPr/>
+      <w:r>
+        <w:rPr>
+          <w:lang w:val="en_US" w:bidi="en_US"/>
+        </w:rPr>
+      </w:r>
+      <w:r>
+        <w:rPr>
+          <w:b/>
+          <w:lang w:val="en_US" w:bidi="en_US"/>
+        </w:rPr>
         <w:t>"far above all rule and authority and power and dominion"</w:t>
       </w:r>
     </w:p>
@@ -5349,6 +6174,21 @@
           <w:b/>
           <w:lang w:val="en_US" w:bidi="en_US"/>
         </w:rPr>
+        <w:t>παντὸς ὀνόματος ὀνομαζομένου</w:t>
+      </w:r>
+    </w:p>
+    <w:p>
+      <w:pPr/>
+      <w:r>
+        <w:rPr>
+          <w:lang w:val="en_US" w:bidi="en_US"/>
+        </w:rPr>
+      </w:r>
+      <w:r>
+        <w:rPr>
+          <w:b/>
+          <w:lang w:val="en_US" w:bidi="en_US"/>
+        </w:rPr>
         <w:t>"every name being named"</w:t>
       </w:r>
     </w:p>
@@ -5432,6 +6272,21 @@
           <w:b/>
           <w:lang w:val="en_US" w:bidi="en_US"/>
         </w:rPr>
+        <w:t>ὀνόματος</w:t>
+      </w:r>
+    </w:p>
+    <w:p>
+      <w:pPr/>
+      <w:r>
+        <w:rPr>
+          <w:lang w:val="en_US" w:bidi="en_US"/>
+        </w:rPr>
+      </w:r>
+      <w:r>
+        <w:rPr>
+          <w:b/>
+          <w:lang w:val="en_US" w:bidi="en_US"/>
+        </w:rPr>
         <w:t>"name"</w:t>
       </w:r>
     </w:p>
@@ -5508,6 +6363,21 @@
           <w:b/>
           <w:lang w:val="en_US" w:bidi="en_US"/>
         </w:rPr>
+        <w:t>ἐν τῷ αἰῶνι τούτῳ</w:t>
+      </w:r>
+    </w:p>
+    <w:p>
+      <w:pPr/>
+      <w:r>
+        <w:rPr>
+          <w:lang w:val="en_US" w:bidi="en_US"/>
+        </w:rPr>
+      </w:r>
+      <w:r>
+        <w:rPr>
+          <w:b/>
+          <w:lang w:val="en_US" w:bidi="en_US"/>
+        </w:rPr>
         <w:t>"in this age"</w:t>
       </w:r>
     </w:p>
@@ -5571,6 +6441,21 @@
           <w:b/>
           <w:lang w:val="en_US" w:bidi="en_US"/>
         </w:rPr>
+        <w:t>ἐν τῷ μέλλοντι</w:t>
+      </w:r>
+    </w:p>
+    <w:p>
+      <w:pPr/>
+      <w:r>
+        <w:rPr>
+          <w:lang w:val="en_US" w:bidi="en_US"/>
+        </w:rPr>
+      </w:r>
+      <w:r>
+        <w:rPr>
+          <w:b/>
+          <w:lang w:val="en_US" w:bidi="en_US"/>
+        </w:rPr>
         <w:t>"in the one coming"</w:t>
       </w:r>
     </w:p>
@@ -5634,6 +6519,21 @@
           <w:b/>
           <w:lang w:val="en_US" w:bidi="en_US"/>
         </w:rPr>
+        <w:t>ὑπὸ τοὺς πόδας αὐτοῦ</w:t>
+      </w:r>
+    </w:p>
+    <w:p>
+      <w:pPr/>
+      <w:r>
+        <w:rPr>
+          <w:lang w:val="en_US" w:bidi="en_US"/>
+        </w:rPr>
+      </w:r>
+      <w:r>
+        <w:rPr>
+          <w:b/>
+          <w:lang w:val="en_US" w:bidi="en_US"/>
+        </w:rPr>
         <w:t>"under his feet"</w:t>
       </w:r>
     </w:p>
@@ -5730,6 +6630,21 @@
           <w:b/>
           <w:lang w:val="en_US" w:bidi="en_US"/>
         </w:rPr>
+        <w:t>κεφαλὴν ὑπὲρ πάντα</w:t>
+      </w:r>
+    </w:p>
+    <w:p>
+      <w:pPr/>
+      <w:r>
+        <w:rPr>
+          <w:lang w:val="en_US" w:bidi="en_US"/>
+        </w:rPr>
+      </w:r>
+      <w:r>
+        <w:rPr>
+          <w:b/>
+          <w:lang w:val="en_US" w:bidi="en_US"/>
+        </w:rPr>
         <w:t>"head over all things"</w:t>
       </w:r>
     </w:p>
@@ -5826,6 +6741,21 @@
           <w:b/>
           <w:lang w:val="en_US" w:bidi="en_US"/>
         </w:rPr>
+        <w:t>τὸ σῶμα αὐτοῦ</w:t>
+      </w:r>
+    </w:p>
+    <w:p>
+      <w:pPr/>
+      <w:r>
+        <w:rPr>
+          <w:lang w:val="en_US" w:bidi="en_US"/>
+        </w:rPr>
+      </w:r>
+      <w:r>
+        <w:rPr>
+          <w:b/>
+          <w:lang w:val="en_US" w:bidi="en_US"/>
+        </w:rPr>
         <w:t>"his body"</w:t>
       </w:r>
     </w:p>
@@ -5922,6 +6852,21 @@
           <w:b/>
           <w:lang w:val="en_US" w:bidi="en_US"/>
         </w:rPr>
+        <w:t>τὸ πλήρωμα τοῦ τὰ πάντα ἐν πᾶσιν πληρουμένου</w:t>
+      </w:r>
+    </w:p>
+    <w:p>
+      <w:pPr/>
+      <w:r>
+        <w:rPr>
+          <w:lang w:val="en_US" w:bidi="en_US"/>
+        </w:rPr>
+      </w:r>
+      <w:r>
+        <w:rPr>
+          <w:b/>
+          <w:lang w:val="en_US" w:bidi="en_US"/>
+        </w:rPr>
         <w:t>"the fullness of the one filling all in all"</w:t>
       </w:r>
     </w:p>
@@ -5985,6 +6930,21 @@
           <w:b/>
           <w:lang w:val="en_US" w:bidi="en_US"/>
         </w:rPr>
+        <w:t>τὸ πλήρωμα</w:t>
+      </w:r>
+    </w:p>
+    <w:p>
+      <w:pPr/>
+      <w:r>
+        <w:rPr>
+          <w:lang w:val="en_US" w:bidi="en_US"/>
+        </w:rPr>
+      </w:r>
+      <w:r>
+        <w:rPr>
+          <w:b/>
+          <w:lang w:val="en_US" w:bidi="en_US"/>
+        </w:rPr>
         <w:t>"the fullness"</w:t>
       </w:r>
     </w:p>
@@ -6111,6 +7071,21 @@
           <w:b/>
           <w:lang w:val="en_US" w:bidi="en_US"/>
         </w:rPr>
+        <w:t>ὑμᾶς ὄντας νεκροὺς τοῖς παραπτώμασιν καὶ ταῖς ἁμαρτίαις ὑμῶν</w:t>
+      </w:r>
+    </w:p>
+    <w:p>
+      <w:pPr/>
+      <w:r>
+        <w:rPr>
+          <w:lang w:val="en_US" w:bidi="en_US"/>
+        </w:rPr>
+      </w:r>
+      <w:r>
+        <w:rPr>
+          <w:b/>
+          <w:lang w:val="en_US" w:bidi="en_US"/>
+        </w:rPr>
         <w:t>"you were dead in your trespasses and sins"</w:t>
       </w:r>
     </w:p>
@@ -6207,6 +7182,21 @@
           <w:b/>
           <w:lang w:val="en_US" w:bidi="en_US"/>
         </w:rPr>
+        <w:t>τοῖς παραπτώμασιν καὶ ταῖς ἁμαρτίαις ὑμῶν</w:t>
+      </w:r>
+    </w:p>
+    <w:p>
+      <w:pPr/>
+      <w:r>
+        <w:rPr>
+          <w:lang w:val="en_US" w:bidi="en_US"/>
+        </w:rPr>
+      </w:r>
+      <w:r>
+        <w:rPr>
+          <w:b/>
+          <w:lang w:val="en_US" w:bidi="en_US"/>
+        </w:rPr>
         <w:t>"in your trespasses and sins"</w:t>
       </w:r>
     </w:p>
@@ -6316,6 +7306,21 @@
           <w:b/>
           <w:lang w:val="en_US" w:bidi="en_US"/>
         </w:rPr>
+        <w:t>τοῖς παραπτώμασιν καὶ ταῖς ἁμαρτίαις ὑμῶν</w:t>
+      </w:r>
+    </w:p>
+    <w:p>
+      <w:pPr/>
+      <w:r>
+        <w:rPr>
+          <w:lang w:val="en_US" w:bidi="en_US"/>
+        </w:rPr>
+      </w:r>
+      <w:r>
+        <w:rPr>
+          <w:b/>
+          <w:lang w:val="en_US" w:bidi="en_US"/>
+        </w:rPr>
         <w:t>"in your trespasses and sins"</w:t>
       </w:r>
     </w:p>
@@ -6425,6 +7430,21 @@
           <w:b/>
           <w:lang w:val="en_US" w:bidi="en_US"/>
         </w:rPr>
+        <w:t>ἐν αἷς ποτε περιεπατήσατε</w:t>
+      </w:r>
+    </w:p>
+    <w:p>
+      <w:pPr/>
+      <w:r>
+        <w:rPr>
+          <w:lang w:val="en_US" w:bidi="en_US"/>
+        </w:rPr>
+      </w:r>
+      <w:r>
+        <w:rPr>
+          <w:b/>
+          <w:lang w:val="en_US" w:bidi="en_US"/>
+        </w:rPr>
         <w:t>"in which you once walked"</w:t>
       </w:r>
     </w:p>
@@ -6508,6 +7528,21 @@
           <w:b/>
           <w:lang w:val="en_US" w:bidi="en_US"/>
         </w:rPr>
+        <w:t>κατὰ τὸν αἰῶνα τοῦ κόσμου τούτου</w:t>
+      </w:r>
+    </w:p>
+    <w:p>
+      <w:pPr/>
+      <w:r>
+        <w:rPr>
+          <w:lang w:val="en_US" w:bidi="en_US"/>
+        </w:rPr>
+      </w:r>
+      <w:r>
+        <w:rPr>
+          <w:b/>
+          <w:lang w:val="en_US" w:bidi="en_US"/>
+        </w:rPr>
         <w:t>"according to the age of this world"</w:t>
       </w:r>
     </w:p>
@@ -6667,6 +7702,21 @@
           <w:b/>
           <w:lang w:val="en_US" w:bidi="en_US"/>
         </w:rPr>
+        <w:t>τοῦ πνεύματος τοῦ νῦν ἐνεργοῦντος</w:t>
+      </w:r>
+    </w:p>
+    <w:p>
+      <w:pPr/>
+      <w:r>
+        <w:rPr>
+          <w:lang w:val="en_US" w:bidi="en_US"/>
+        </w:rPr>
+      </w:r>
+      <w:r>
+        <w:rPr>
+          <w:b/>
+          <w:lang w:val="en_US" w:bidi="en_US"/>
+        </w:rPr>
         <w:t>"the spirit that is now working"</w:t>
       </w:r>
     </w:p>
@@ -6730,6 +7780,21 @@
           <w:b/>
           <w:lang w:val="en_US" w:bidi="en_US"/>
         </w:rPr>
+        <w:t>τοῖς υἱοῖς τῆς ἀπειθείας</w:t>
+      </w:r>
+    </w:p>
+    <w:p>
+      <w:pPr/>
+      <w:r>
+        <w:rPr>
+          <w:lang w:val="en_US" w:bidi="en_US"/>
+        </w:rPr>
+      </w:r>
+      <w:r>
+        <w:rPr>
+          <w:b/>
+          <w:lang w:val="en_US" w:bidi="en_US"/>
+        </w:rPr>
         <w:t>"the sons of disobedience"</w:t>
       </w:r>
     </w:p>
@@ -6813,6 +7878,21 @@
           <w:b/>
           <w:lang w:val="en_US" w:bidi="en_US"/>
         </w:rPr>
+        <w:t>τὰ θελήματα τῆς σαρκὸς καὶ τῶν διανοιῶν</w:t>
+      </w:r>
+    </w:p>
+    <w:p>
+      <w:pPr/>
+      <w:r>
+        <w:rPr>
+          <w:lang w:val="en_US" w:bidi="en_US"/>
+        </w:rPr>
+      </w:r>
+      <w:r>
+        <w:rPr>
+          <w:b/>
+          <w:lang w:val="en_US" w:bidi="en_US"/>
+        </w:rPr>
         <w:t>"the desires of the body and of the minds"</w:t>
       </w:r>
     </w:p>
@@ -6922,6 +8002,21 @@
           <w:b/>
           <w:lang w:val="en_US" w:bidi="en_US"/>
         </w:rPr>
+        <w:t>τέκνα &amp; ὀργῆς</w:t>
+      </w:r>
+    </w:p>
+    <w:p>
+      <w:pPr/>
+      <w:r>
+        <w:rPr>
+          <w:lang w:val="en_US" w:bidi="en_US"/>
+        </w:rPr>
+      </w:r>
+      <w:r>
+        <w:rPr>
+          <w:b/>
+          <w:lang w:val="en_US" w:bidi="en_US"/>
+        </w:rPr>
         <w:t>"children of wrath"</w:t>
       </w:r>
     </w:p>
@@ -7005,6 +8100,21 @@
           <w:b/>
           <w:lang w:val="en_US" w:bidi="en_US"/>
         </w:rPr>
+        <w:t>δὲ</w:t>
+      </w:r>
+    </w:p>
+    <w:p>
+      <w:pPr/>
+      <w:r>
+        <w:rPr>
+          <w:lang w:val="en_US" w:bidi="en_US"/>
+        </w:rPr>
+      </w:r>
+      <w:r>
+        <w:rPr>
+          <w:b/>
+          <w:lang w:val="en_US" w:bidi="en_US"/>
+        </w:rPr>
         <w:t>"But"</w:t>
       </w:r>
     </w:p>
@@ -7101,6 +8211,21 @@
           <w:b/>
           <w:lang w:val="en_US" w:bidi="en_US"/>
         </w:rPr>
+        <w:t>Θεὸς πλούσιος ὢν ἐν ἐλέει</w:t>
+      </w:r>
+    </w:p>
+    <w:p>
+      <w:pPr/>
+      <w:r>
+        <w:rPr>
+          <w:lang w:val="en_US" w:bidi="en_US"/>
+        </w:rPr>
+      </w:r>
+      <w:r>
+        <w:rPr>
+          <w:b/>
+          <w:lang w:val="en_US" w:bidi="en_US"/>
+        </w:rPr>
         <w:t>"God being rich in mercy"</w:t>
       </w:r>
     </w:p>
@@ -7197,6 +8322,21 @@
           <w:b/>
           <w:lang w:val="en_US" w:bidi="en_US"/>
         </w:rPr>
+        <w:t>διὰ τὴν πολλὴν ἀγάπην αὐτοῦ, ἣν ἠγάπησεν ἡμᾶς</w:t>
+      </w:r>
+    </w:p>
+    <w:p>
+      <w:pPr/>
+      <w:r>
+        <w:rPr>
+          <w:lang w:val="en_US" w:bidi="en_US"/>
+        </w:rPr>
+      </w:r>
+      <w:r>
+        <w:rPr>
+          <w:b/>
+          <w:lang w:val="en_US" w:bidi="en_US"/>
+        </w:rPr>
         <w:t>"because of his great love with which he loved us"</w:t>
       </w:r>
     </w:p>
@@ -7293,6 +8433,21 @@
           <w:b/>
           <w:lang w:val="en_US" w:bidi="en_US"/>
         </w:rPr>
+        <w:t>χάριτί ἐστε σεσῳσμένοι</w:t>
+      </w:r>
+    </w:p>
+    <w:p>
+      <w:pPr/>
+      <w:r>
+        <w:rPr>
+          <w:lang w:val="en_US" w:bidi="en_US"/>
+        </w:rPr>
+      </w:r>
+      <w:r>
+        <w:rPr>
+          <w:b/>
+          <w:lang w:val="en_US" w:bidi="en_US"/>
+        </w:rPr>
         <w:t>"by grace you have been saved"</w:t>
       </w:r>
     </w:p>
@@ -7376,6 +8531,21 @@
           <w:b/>
           <w:lang w:val="en_US" w:bidi="en_US"/>
         </w:rPr>
+        <w:t>χάριτί ἐστε σεσῳσμένοι</w:t>
+      </w:r>
+    </w:p>
+    <w:p>
+      <w:pPr/>
+      <w:r>
+        <w:rPr>
+          <w:lang w:val="en_US" w:bidi="en_US"/>
+        </w:rPr>
+      </w:r>
+      <w:r>
+        <w:rPr>
+          <w:b/>
+          <w:lang w:val="en_US" w:bidi="en_US"/>
+        </w:rPr>
         <w:t>"by grace you have been saved"</w:t>
       </w:r>
     </w:p>
@@ -7472,6 +8642,21 @@
           <w:b/>
           <w:lang w:val="en_US" w:bidi="en_US"/>
         </w:rPr>
+        <w:t>συνήγειρεν</w:t>
+      </w:r>
+    </w:p>
+    <w:p>
+      <w:pPr/>
+      <w:r>
+        <w:rPr>
+          <w:lang w:val="en_US" w:bidi="en_US"/>
+        </w:rPr>
+      </w:r>
+      <w:r>
+        <w:rPr>
+          <w:b/>
+          <w:lang w:val="en_US" w:bidi="en_US"/>
+        </w:rPr>
         <w:t>"raised us up with {him"</w:t>
       </w:r>
     </w:p>
@@ -7568,6 +8753,21 @@
           <w:b/>
           <w:lang w:val="en_US" w:bidi="en_US"/>
         </w:rPr>
+        <w:t>συνήγειρεν</w:t>
+      </w:r>
+    </w:p>
+    <w:p>
+      <w:pPr/>
+      <w:r>
+        <w:rPr>
+          <w:lang w:val="en_US" w:bidi="en_US"/>
+        </w:rPr>
+      </w:r>
+      <w:r>
+        <w:rPr>
+          <w:b/>
+          <w:lang w:val="en_US" w:bidi="en_US"/>
+        </w:rPr>
         <w:t>"raised us up with {him"</w:t>
       </w:r>
     </w:p>
@@ -7651,6 +8851,21 @@
           <w:b/>
           <w:lang w:val="en_US" w:bidi="en_US"/>
         </w:rPr>
+        <w:t>συνεκάθισεν</w:t>
+      </w:r>
+    </w:p>
+    <w:p>
+      <w:pPr/>
+      <w:r>
+        <w:rPr>
+          <w:lang w:val="en_US" w:bidi="en_US"/>
+        </w:rPr>
+      </w:r>
+      <w:r>
+        <w:rPr>
+          <w:b/>
+          <w:lang w:val="en_US" w:bidi="en_US"/>
+        </w:rPr>
         <w:t>"seated us with {him"</w:t>
       </w:r>
     </w:p>
@@ -7733,6 +8948,21 @@
         <w:rPr>
           <w:lang w:val="en_US" w:bidi="en_US"/>
         </w:rPr>
+      </w:r>
+    </w:p>
+    <w:p>
+      <w:pPr/>
+      <w:r>
+        <w:rPr>
+          <w:lang w:val="en_US" w:bidi="en_US"/>
+        </w:rPr>
+      </w:r>
+      <w:r>
+        <w:rPr>
+          <w:b/>
+          <w:lang w:val="en_US" w:bidi="en_US"/>
+        </w:rPr>
+        <w:t>ἐν τοῖς ἐπουρανίοις</w:t>
       </w:r>
     </w:p>
     <w:p>
@@ -7841,6 +9071,21 @@
           <w:b/>
           <w:lang w:val="en_US" w:bidi="en_US"/>
         </w:rPr>
+        <w:t>ἐν Χριστῷ Ἰησοῦ</w:t>
+      </w:r>
+    </w:p>
+    <w:p>
+      <w:pPr/>
+      <w:r>
+        <w:rPr>
+          <w:lang w:val="en_US" w:bidi="en_US"/>
+        </w:rPr>
+      </w:r>
+      <w:r>
+        <w:rPr>
+          <w:b/>
+          <w:lang w:val="en_US" w:bidi="en_US"/>
+        </w:rPr>
         <w:t>"in Christ Jesus"</w:t>
       </w:r>
     </w:p>
@@ -7917,6 +9162,21 @@
           <w:b/>
           <w:lang w:val="en_US" w:bidi="en_US"/>
         </w:rPr>
+        <w:t>ἵνα</w:t>
+      </w:r>
+    </w:p>
+    <w:p>
+      <w:pPr/>
+      <w:r>
+        <w:rPr>
+          <w:lang w:val="en_US" w:bidi="en_US"/>
+        </w:rPr>
+      </w:r>
+      <w:r>
+        <w:rPr>
+          <w:b/>
+          <w:lang w:val="en_US" w:bidi="en_US"/>
+        </w:rPr>
         <w:t>"so that"</w:t>
       </w:r>
     </w:p>
@@ -8013,6 +9273,21 @@
           <w:b/>
           <w:lang w:val="en_US" w:bidi="en_US"/>
         </w:rPr>
+        <w:t>ἐν τοῖς αἰῶσιν, τοῖς ἐπερχομένοις</w:t>
+      </w:r>
+    </w:p>
+    <w:p>
+      <w:pPr/>
+      <w:r>
+        <w:rPr>
+          <w:lang w:val="en_US" w:bidi="en_US"/>
+        </w:rPr>
+      </w:r>
+      <w:r>
+        <w:rPr>
+          <w:b/>
+          <w:lang w:val="en_US" w:bidi="en_US"/>
+        </w:rPr>
         <w:t>"in the ages that are coming"</w:t>
       </w:r>
     </w:p>
@@ -8076,6 +9351,21 @@
           <w:b/>
           <w:lang w:val="en_US" w:bidi="en_US"/>
         </w:rPr>
+        <w:t>γὰρ</w:t>
+      </w:r>
+    </w:p>
+    <w:p>
+      <w:pPr/>
+      <w:r>
+        <w:rPr>
+          <w:lang w:val="en_US" w:bidi="en_US"/>
+        </w:rPr>
+      </w:r>
+      <w:r>
+        <w:rPr>
+          <w:b/>
+          <w:lang w:val="en_US" w:bidi="en_US"/>
+        </w:rPr>
         <w:t>"For"</w:t>
       </w:r>
     </w:p>
@@ -8158,6 +9448,21 @@
         <w:rPr>
           <w:lang w:val="en_US" w:bidi="en_US"/>
         </w:rPr>
+      </w:r>
+    </w:p>
+    <w:p>
+      <w:pPr/>
+      <w:r>
+        <w:rPr>
+          <w:lang w:val="en_US" w:bidi="en_US"/>
+        </w:rPr>
+      </w:r>
+      <w:r>
+        <w:rPr>
+          <w:b/>
+          <w:lang w:val="en_US" w:bidi="en_US"/>
+        </w:rPr>
+        <w:t>τῇ γὰρ χάριτί ἐστε σεσῳσμένοι διὰ πίστεως</w:t>
       </w:r>
     </w:p>
     <w:p>
@@ -8356,6 +9661,21 @@
           <w:b/>
           <w:lang w:val="en_US" w:bidi="en_US"/>
         </w:rPr>
+        <w:t>τοῦτο</w:t>
+      </w:r>
+    </w:p>
+    <w:p>
+      <w:pPr/>
+      <w:r>
+        <w:rPr>
+          <w:lang w:val="en_US" w:bidi="en_US"/>
+        </w:rPr>
+      </w:r>
+      <w:r>
+        <w:rPr>
+          <w:b/>
+          <w:lang w:val="en_US" w:bidi="en_US"/>
+        </w:rPr>
         <w:t>"this {is"</w:t>
       </w:r>
     </w:p>
@@ -8604,6 +9924,21 @@
           <w:b/>
           <w:lang w:val="en_US" w:bidi="en_US"/>
         </w:rPr>
+        <w:t>γάρ</w:t>
+      </w:r>
+    </w:p>
+    <w:p>
+      <w:pPr/>
+      <w:r>
+        <w:rPr>
+          <w:lang w:val="en_US" w:bidi="en_US"/>
+        </w:rPr>
+      </w:r>
+      <w:r>
+        <w:rPr>
+          <w:b/>
+          <w:lang w:val="en_US" w:bidi="en_US"/>
+        </w:rPr>
         <w:t>"For"</w:t>
       </w:r>
     </w:p>
@@ -8700,6 +10035,21 @@
           <w:b/>
           <w:lang w:val="en_US" w:bidi="en_US"/>
         </w:rPr>
+        <w:t>ἐν Χριστῷ Ἰησοῦ</w:t>
+      </w:r>
+    </w:p>
+    <w:p>
+      <w:pPr/>
+      <w:r>
+        <w:rPr>
+          <w:lang w:val="en_US" w:bidi="en_US"/>
+        </w:rPr>
+      </w:r>
+      <w:r>
+        <w:rPr>
+          <w:b/>
+          <w:lang w:val="en_US" w:bidi="en_US"/>
+        </w:rPr>
         <w:t>"in Christ Jesus"</w:t>
       </w:r>
     </w:p>
@@ -8776,6 +10126,21 @@
           <w:b/>
           <w:lang w:val="en_US" w:bidi="en_US"/>
         </w:rPr>
+        <w:t>ἵνα</w:t>
+      </w:r>
+    </w:p>
+    <w:p>
+      <w:pPr/>
+      <w:r>
+        <w:rPr>
+          <w:lang w:val="en_US" w:bidi="en_US"/>
+        </w:rPr>
+      </w:r>
+      <w:r>
+        <w:rPr>
+          <w:b/>
+          <w:lang w:val="en_US" w:bidi="en_US"/>
+        </w:rPr>
         <w:t>"so that"</w:t>
       </w:r>
     </w:p>
@@ -8872,6 +10237,21 @@
           <w:b/>
           <w:lang w:val="en_US" w:bidi="en_US"/>
         </w:rPr>
+        <w:t>ἐν αὐτοῖς περιπατήσωμεν</w:t>
+      </w:r>
+    </w:p>
+    <w:p>
+      <w:pPr/>
+      <w:r>
+        <w:rPr>
+          <w:lang w:val="en_US" w:bidi="en_US"/>
+        </w:rPr>
+      </w:r>
+      <w:r>
+        <w:rPr>
+          <w:b/>
+          <w:lang w:val="en_US" w:bidi="en_US"/>
+        </w:rPr>
         <w:t>"we would walk in them"</w:t>
       </w:r>
     </w:p>
@@ -8981,6 +10361,21 @@
           <w:b/>
           <w:lang w:val="en_US" w:bidi="en_US"/>
         </w:rPr>
+        <w:t>διὸ</w:t>
+      </w:r>
+    </w:p>
+    <w:p>
+      <w:pPr/>
+      <w:r>
+        <w:rPr>
+          <w:lang w:val="en_US" w:bidi="en_US"/>
+        </w:rPr>
+      </w:r>
+      <w:r>
+        <w:rPr>
+          <w:b/>
+          <w:lang w:val="en_US" w:bidi="en_US"/>
+        </w:rPr>
         <w:t>"Therefore"</w:t>
       </w:r>
     </w:p>
@@ -9140,6 +10535,21 @@
           <w:b/>
           <w:lang w:val="en_US" w:bidi="en_US"/>
         </w:rPr>
+        <w:t>τὰ ἔθνη ἐν σαρκί</w:t>
+      </w:r>
+    </w:p>
+    <w:p>
+      <w:pPr/>
+      <w:r>
+        <w:rPr>
+          <w:lang w:val="en_US" w:bidi="en_US"/>
+        </w:rPr>
+      </w:r>
+      <w:r>
+        <w:rPr>
+          <w:b/>
+          <w:lang w:val="en_US" w:bidi="en_US"/>
+        </w:rPr>
         <w:t>"were} Gentiles in the flesh"</w:t>
       </w:r>
     </w:p>
@@ -9236,6 +10646,21 @@
           <w:b/>
           <w:lang w:val="en_US" w:bidi="en_US"/>
         </w:rPr>
+        <w:t>ἀκροβυστία</w:t>
+      </w:r>
+    </w:p>
+    <w:p>
+      <w:pPr/>
+      <w:r>
+        <w:rPr>
+          <w:lang w:val="en_US" w:bidi="en_US"/>
+        </w:rPr>
+      </w:r>
+      <w:r>
+        <w:rPr>
+          <w:b/>
+          <w:lang w:val="en_US" w:bidi="en_US"/>
+        </w:rPr>
         <w:t>"uncircumcised"</w:t>
       </w:r>
     </w:p>
@@ -9319,6 +10744,21 @@
           <w:b/>
           <w:lang w:val="en_US" w:bidi="en_US"/>
         </w:rPr>
+        <w:t>περιτομῆς</w:t>
+      </w:r>
+    </w:p>
+    <w:p>
+      <w:pPr/>
+      <w:r>
+        <w:rPr>
+          <w:lang w:val="en_US" w:bidi="en_US"/>
+        </w:rPr>
+      </w:r>
+      <w:r>
+        <w:rPr>
+          <w:b/>
+          <w:lang w:val="en_US" w:bidi="en_US"/>
+        </w:rPr>
         <w:t>"circumcised"</w:t>
       </w:r>
     </w:p>
@@ -9415,6 +10855,21 @@
           <w:b/>
           <w:lang w:val="en_US" w:bidi="en_US"/>
         </w:rPr>
+        <w:t>ὑπὸ τῆς λεγομένης</w:t>
+      </w:r>
+    </w:p>
+    <w:p>
+      <w:pPr/>
+      <w:r>
+        <w:rPr>
+          <w:lang w:val="en_US" w:bidi="en_US"/>
+        </w:rPr>
+      </w:r>
+      <w:r>
+        <w:rPr>
+          <w:b/>
+          <w:lang w:val="en_US" w:bidi="en_US"/>
+        </w:rPr>
         <w:t>"by the ones being called"</w:t>
       </w:r>
     </w:p>
@@ -9561,6 +11016,21 @@
           <w:b/>
           <w:lang w:val="en_US" w:bidi="en_US"/>
         </w:rPr>
+        <w:t>ὅτι</w:t>
+      </w:r>
+    </w:p>
+    <w:p>
+      <w:pPr/>
+      <w:r>
+        <w:rPr>
+          <w:lang w:val="en_US" w:bidi="en_US"/>
+        </w:rPr>
+      </w:r>
+      <w:r>
+        <w:rPr>
+          <w:b/>
+          <w:lang w:val="en_US" w:bidi="en_US"/>
+        </w:rPr>
         <w:t>"For"</w:t>
       </w:r>
     </w:p>
@@ -9657,6 +11127,21 @@
           <w:b/>
           <w:lang w:val="en_US" w:bidi="en_US"/>
         </w:rPr>
+        <w:t>χωρὶς Χριστοῦ</w:t>
+      </w:r>
+    </w:p>
+    <w:p>
+      <w:pPr/>
+      <w:r>
+        <w:rPr>
+          <w:lang w:val="en_US" w:bidi="en_US"/>
+        </w:rPr>
+      </w:r>
+      <w:r>
+        <w:rPr>
+          <w:b/>
+          <w:lang w:val="en_US" w:bidi="en_US"/>
+        </w:rPr>
         <w:t>"apart from Christ"</w:t>
       </w:r>
     </w:p>
@@ -9720,6 +11205,21 @@
           <w:b/>
           <w:lang w:val="en_US" w:bidi="en_US"/>
         </w:rPr>
+        <w:t>ξένοι τῶν διαθηκῶν τῆς ἐπαγγελίας</w:t>
+      </w:r>
+    </w:p>
+    <w:p>
+      <w:pPr/>
+      <w:r>
+        <w:rPr>
+          <w:lang w:val="en_US" w:bidi="en_US"/>
+        </w:rPr>
+      </w:r>
+      <w:r>
+        <w:rPr>
+          <w:b/>
+          <w:lang w:val="en_US" w:bidi="en_US"/>
+        </w:rPr>
         <w:t>"strangers to the covenants of the promise"</w:t>
       </w:r>
     </w:p>
@@ -9829,6 +11329,21 @@
           <w:b/>
           <w:lang w:val="en_US" w:bidi="en_US"/>
         </w:rPr>
+        <w:t>δὲ</w:t>
+      </w:r>
+    </w:p>
+    <w:p>
+      <w:pPr/>
+      <w:r>
+        <w:rPr>
+          <w:lang w:val="en_US" w:bidi="en_US"/>
+        </w:rPr>
+      </w:r>
+      <w:r>
+        <w:rPr>
+          <w:b/>
+          <w:lang w:val="en_US" w:bidi="en_US"/>
+        </w:rPr>
         <w:t>"But"</w:t>
       </w:r>
     </w:p>
@@ -9925,6 +11440,21 @@
           <w:b/>
           <w:lang w:val="en_US" w:bidi="en_US"/>
         </w:rPr>
+        <w:t>ὑμεῖς οἵ ποτε ὄντες μακρὰν, ἐγενήθητε ἐγγὺς ἐν τῷ αἵματι τοῦ Χριστοῦ</w:t>
+      </w:r>
+    </w:p>
+    <w:p>
+      <w:pPr/>
+      <w:r>
+        <w:rPr>
+          <w:lang w:val="en_US" w:bidi="en_US"/>
+        </w:rPr>
+      </w:r>
+      <w:r>
+        <w:rPr>
+          <w:b/>
+          <w:lang w:val="en_US" w:bidi="en_US"/>
+        </w:rPr>
         <w:t>"you, the ones once being far away have been brought near by the blood of Christ"</w:t>
       </w:r>
     </w:p>
@@ -10047,6 +11577,21 @@
           <w:b/>
           <w:lang w:val="en_US" w:bidi="en_US"/>
         </w:rPr>
+        <w:t>ἐν τῷ αἵματι τοῦ Χριστοῦ</w:t>
+      </w:r>
+    </w:p>
+    <w:p>
+      <w:pPr/>
+      <w:r>
+        <w:rPr>
+          <w:lang w:val="en_US" w:bidi="en_US"/>
+        </w:rPr>
+      </w:r>
+      <w:r>
+        <w:rPr>
+          <w:b/>
+          <w:lang w:val="en_US" w:bidi="en_US"/>
+        </w:rPr>
         <w:t>"by the blood of Christ"</w:t>
       </w:r>
     </w:p>
@@ -10143,6 +11688,21 @@
           <w:b/>
           <w:lang w:val="en_US" w:bidi="en_US"/>
         </w:rPr>
+        <w:t>γάρ</w:t>
+      </w:r>
+    </w:p>
+    <w:p>
+      <w:pPr/>
+      <w:r>
+        <w:rPr>
+          <w:lang w:val="en_US" w:bidi="en_US"/>
+        </w:rPr>
+      </w:r>
+      <w:r>
+        <w:rPr>
+          <w:b/>
+          <w:lang w:val="en_US" w:bidi="en_US"/>
+        </w:rPr>
         <w:t>"For"</w:t>
       </w:r>
     </w:p>
@@ -10239,6 +11799,21 @@
           <w:b/>
           <w:lang w:val="en_US" w:bidi="en_US"/>
         </w:rPr>
+        <w:t>αὐτὸς &amp; ἐστιν ἡ εἰρήνη ἡμῶν</w:t>
+      </w:r>
+    </w:p>
+    <w:p>
+      <w:pPr/>
+      <w:r>
+        <w:rPr>
+          <w:lang w:val="en_US" w:bidi="en_US"/>
+        </w:rPr>
+      </w:r>
+      <w:r>
+        <w:rPr>
+          <w:b/>
+          <w:lang w:val="en_US" w:bidi="en_US"/>
+        </w:rPr>
         <w:t>"he himself is our peace"</w:t>
       </w:r>
     </w:p>
@@ -10302,6 +11877,21 @@
           <w:b/>
           <w:lang w:val="en_US" w:bidi="en_US"/>
         </w:rPr>
+        <w:t>ἡ εἰρήνη ἡμῶν</w:t>
+      </w:r>
+    </w:p>
+    <w:p>
+      <w:pPr/>
+      <w:r>
+        <w:rPr>
+          <w:lang w:val="en_US" w:bidi="en_US"/>
+        </w:rPr>
+      </w:r>
+      <w:r>
+        <w:rPr>
+          <w:b/>
+          <w:lang w:val="en_US" w:bidi="en_US"/>
+        </w:rPr>
         <w:t>"our peace"</w:t>
       </w:r>
     </w:p>
@@ -10398,6 +11988,21 @@
           <w:b/>
           <w:lang w:val="en_US" w:bidi="en_US"/>
         </w:rPr>
+        <w:t>ὁ ποιήσας τὰ ἀμφότερα ἓν</w:t>
+      </w:r>
+    </w:p>
+    <w:p>
+      <w:pPr/>
+      <w:r>
+        <w:rPr>
+          <w:lang w:val="en_US" w:bidi="en_US"/>
+        </w:rPr>
+      </w:r>
+      <w:r>
+        <w:rPr>
+          <w:b/>
+          <w:lang w:val="en_US" w:bidi="en_US"/>
+        </w:rPr>
         <w:t>"the one having made the two one"</w:t>
       </w:r>
     </w:p>
@@ -10461,6 +12066,21 @@
           <w:b/>
           <w:lang w:val="en_US" w:bidi="en_US"/>
         </w:rPr>
+        <w:t>ἐν τῇ σαρκὶ αὐτοῦ</w:t>
+      </w:r>
+    </w:p>
+    <w:p>
+      <w:pPr/>
+      <w:r>
+        <w:rPr>
+          <w:lang w:val="en_US" w:bidi="en_US"/>
+        </w:rPr>
+      </w:r>
+      <w:r>
+        <w:rPr>
+          <w:b/>
+          <w:lang w:val="en_US" w:bidi="en_US"/>
+        </w:rPr>
         <w:t>"in his flesh"</w:t>
       </w:r>
     </w:p>
@@ -10557,6 +12177,21 @@
           <w:b/>
           <w:lang w:val="en_US" w:bidi="en_US"/>
         </w:rPr>
+        <w:t>τὸ μεσότοιχον τοῦ φραγμοῦ &amp; τὴν ἔχθραν</w:t>
+      </w:r>
+    </w:p>
+    <w:p>
+      <w:pPr/>
+      <w:r>
+        <w:rPr>
+          <w:lang w:val="en_US" w:bidi="en_US"/>
+        </w:rPr>
+      </w:r>
+      <w:r>
+        <w:rPr>
+          <w:b/>
+          <w:lang w:val="en_US" w:bidi="en_US"/>
+        </w:rPr>
         <w:t>"the middle wall of partition, the hostility"</w:t>
       </w:r>
     </w:p>
@@ -10729,6 +12364,21 @@
           <w:b/>
           <w:lang w:val="en_US" w:bidi="en_US"/>
         </w:rPr>
+        <w:t>ἵνα</w:t>
+      </w:r>
+    </w:p>
+    <w:p>
+      <w:pPr/>
+      <w:r>
+        <w:rPr>
+          <w:lang w:val="en_US" w:bidi="en_US"/>
+        </w:rPr>
+      </w:r>
+      <w:r>
+        <w:rPr>
+          <w:b/>
+          <w:lang w:val="en_US" w:bidi="en_US"/>
+        </w:rPr>
         <w:t>"so that"</w:t>
       </w:r>
     </w:p>
@@ -10825,6 +12475,21 @@
           <w:b/>
           <w:lang w:val="en_US" w:bidi="en_US"/>
         </w:rPr>
+        <w:t>ἕνα καινὸν ἄνθρωπον</w:t>
+      </w:r>
+    </w:p>
+    <w:p>
+      <w:pPr/>
+      <w:r>
+        <w:rPr>
+          <w:lang w:val="en_US" w:bidi="en_US"/>
+        </w:rPr>
+      </w:r>
+      <w:r>
+        <w:rPr>
+          <w:b/>
+          <w:lang w:val="en_US" w:bidi="en_US"/>
+        </w:rPr>
         <w:t>"one new man"</w:t>
       </w:r>
     </w:p>
@@ -10921,6 +12586,21 @@
           <w:b/>
           <w:lang w:val="en_US" w:bidi="en_US"/>
         </w:rPr>
+        <w:t>ἐν αὑτῷ</w:t>
+      </w:r>
+    </w:p>
+    <w:p>
+      <w:pPr/>
+      <w:r>
+        <w:rPr>
+          <w:lang w:val="en_US" w:bidi="en_US"/>
+        </w:rPr>
+      </w:r>
+      <w:r>
+        <w:rPr>
+          <w:b/>
+          <w:lang w:val="en_US" w:bidi="en_US"/>
+        </w:rPr>
         <w:t>"in himself"</w:t>
       </w:r>
     </w:p>
@@ -11004,6 +12684,21 @@
           <w:b/>
           <w:lang w:val="en_US" w:bidi="en_US"/>
         </w:rPr>
+        <w:t>ἀποκαταλλάξῃ τοὺς ἀμφοτέρους</w:t>
+      </w:r>
+    </w:p>
+    <w:p>
+      <w:pPr/>
+      <w:r>
+        <w:rPr>
+          <w:lang w:val="en_US" w:bidi="en_US"/>
+        </w:rPr>
+      </w:r>
+      <w:r>
+        <w:rPr>
+          <w:b/>
+          <w:lang w:val="en_US" w:bidi="en_US"/>
+        </w:rPr>
         <w:t>"so that he might reconcile both"</w:t>
       </w:r>
     </w:p>
@@ -11067,6 +12762,21 @@
           <w:b/>
           <w:lang w:val="en_US" w:bidi="en_US"/>
         </w:rPr>
+        <w:t>ἐν ἑνὶ σώματι</w:t>
+      </w:r>
+    </w:p>
+    <w:p>
+      <w:pPr/>
+      <w:r>
+        <w:rPr>
+          <w:lang w:val="en_US" w:bidi="en_US"/>
+        </w:rPr>
+      </w:r>
+      <w:r>
+        <w:rPr>
+          <w:b/>
+          <w:lang w:val="en_US" w:bidi="en_US"/>
+        </w:rPr>
         <w:t>"as one body"</w:t>
       </w:r>
     </w:p>
@@ -11163,6 +12873,21 @@
           <w:b/>
           <w:lang w:val="en_US" w:bidi="en_US"/>
         </w:rPr>
+        <w:t>διὰ τοῦ σταυροῦ</w:t>
+      </w:r>
+    </w:p>
+    <w:p>
+      <w:pPr/>
+      <w:r>
+        <w:rPr>
+          <w:lang w:val="en_US" w:bidi="en_US"/>
+        </w:rPr>
+      </w:r>
+      <w:r>
+        <w:rPr>
+          <w:b/>
+          <w:lang w:val="en_US" w:bidi="en_US"/>
+        </w:rPr>
         <w:t>"through the cross"</w:t>
       </w:r>
     </w:p>
@@ -11259,6 +12984,21 @@
           <w:b/>
           <w:lang w:val="en_US" w:bidi="en_US"/>
         </w:rPr>
+        <w:t>ἀποκτείνας τὴν ἔχθραν</w:t>
+      </w:r>
+    </w:p>
+    <w:p>
+      <w:pPr/>
+      <w:r>
+        <w:rPr>
+          <w:lang w:val="en_US" w:bidi="en_US"/>
+        </w:rPr>
+      </w:r>
+      <w:r>
+        <w:rPr>
+          <w:b/>
+          <w:lang w:val="en_US" w:bidi="en_US"/>
+        </w:rPr>
         <w:t>"putting to death the hostility"</w:t>
       </w:r>
     </w:p>
@@ -11481,6 +13221,21 @@
           <w:b/>
           <w:lang w:val="en_US" w:bidi="en_US"/>
         </w:rPr>
+        <w:t>ὑμῖν τοῖς μακρὰν</w:t>
+      </w:r>
+    </w:p>
+    <w:p>
+      <w:pPr/>
+      <w:r>
+        <w:rPr>
+          <w:lang w:val="en_US" w:bidi="en_US"/>
+        </w:rPr>
+      </w:r>
+      <w:r>
+        <w:rPr>
+          <w:b/>
+          <w:lang w:val="en_US" w:bidi="en_US"/>
+        </w:rPr>
         <w:t>"to you, the ones far away"</w:t>
       </w:r>
     </w:p>
@@ -11564,6 +13319,21 @@
           <w:b/>
           <w:lang w:val="en_US" w:bidi="en_US"/>
         </w:rPr>
+        <w:t>τοῖς ἐγγύς</w:t>
+      </w:r>
+    </w:p>
+    <w:p>
+      <w:pPr/>
+      <w:r>
+        <w:rPr>
+          <w:lang w:val="en_US" w:bidi="en_US"/>
+        </w:rPr>
+      </w:r>
+      <w:r>
+        <w:rPr>
+          <w:b/>
+          <w:lang w:val="en_US" w:bidi="en_US"/>
+        </w:rPr>
         <w:t>"to the ones near"</w:t>
       </w:r>
     </w:p>
@@ -11743,6 +13513,21 @@
           <w:b/>
           <w:lang w:val="en_US" w:bidi="en_US"/>
         </w:rPr>
+        <w:t>ὅτι</w:t>
+      </w:r>
+    </w:p>
+    <w:p>
+      <w:pPr/>
+      <w:r>
+        <w:rPr>
+          <w:lang w:val="en_US" w:bidi="en_US"/>
+        </w:rPr>
+      </w:r>
+      <w:r>
+        <w:rPr>
+          <w:b/>
+          <w:lang w:val="en_US" w:bidi="en_US"/>
+        </w:rPr>
         <w:t>"for"</w:t>
       </w:r>
     </w:p>
@@ -11915,6 +13700,21 @@
           <w:b/>
           <w:lang w:val="en_US" w:bidi="en_US"/>
         </w:rPr>
+        <w:t>ἄρα οὖν</w:t>
+      </w:r>
+    </w:p>
+    <w:p>
+      <w:pPr/>
+      <w:r>
+        <w:rPr>
+          <w:lang w:val="en_US" w:bidi="en_US"/>
+        </w:rPr>
+      </w:r>
+      <w:r>
+        <w:rPr>
+          <w:b/>
+          <w:lang w:val="en_US" w:bidi="en_US"/>
+        </w:rPr>
         <w:t>"So then"</w:t>
       </w:r>
     </w:p>
@@ -12011,6 +13811,21 @@
           <w:b/>
           <w:lang w:val="en_US" w:bidi="en_US"/>
         </w:rPr>
+        <w:t>ξένοι καὶ πάροικοι</w:t>
+      </w:r>
+    </w:p>
+    <w:p>
+      <w:pPr/>
+      <w:r>
+        <w:rPr>
+          <w:lang w:val="en_US" w:bidi="en_US"/>
+        </w:rPr>
+      </w:r>
+      <w:r>
+        <w:rPr>
+          <w:b/>
+          <w:lang w:val="en_US" w:bidi="en_US"/>
+        </w:rPr>
         <w:t>"strangers and foreigners"</w:t>
       </w:r>
     </w:p>
@@ -12120,6 +13935,21 @@
           <w:b/>
           <w:lang w:val="en_US" w:bidi="en_US"/>
         </w:rPr>
+        <w:t>ἀλλὰ</w:t>
+      </w:r>
+    </w:p>
+    <w:p>
+      <w:pPr/>
+      <w:r>
+        <w:rPr>
+          <w:lang w:val="en_US" w:bidi="en_US"/>
+        </w:rPr>
+      </w:r>
+      <w:r>
+        <w:rPr>
+          <w:b/>
+          <w:lang w:val="en_US" w:bidi="en_US"/>
+        </w:rPr>
         <w:t>"Instead"</w:t>
       </w:r>
     </w:p>
@@ -12216,6 +14046,21 @@
           <w:b/>
           <w:lang w:val="en_US" w:bidi="en_US"/>
         </w:rPr>
+        <w:t>ἐστὲ συνπολῖται τῶν ἁγίων καὶ οἰκεῖοι τοῦ Θεοῦ</w:t>
+      </w:r>
+    </w:p>
+    <w:p>
+      <w:pPr/>
+      <w:r>
+        <w:rPr>
+          <w:lang w:val="en_US" w:bidi="en_US"/>
+        </w:rPr>
+      </w:r>
+      <w:r>
+        <w:rPr>
+          <w:b/>
+          <w:lang w:val="en_US" w:bidi="en_US"/>
+        </w:rPr>
         <w:t>"you are fellow citizens with the saints and {members} of the household of God"</w:t>
       </w:r>
     </w:p>
@@ -12312,6 +14157,21 @@
           <w:b/>
           <w:lang w:val="en_US" w:bidi="en_US"/>
         </w:rPr>
+        <w:t>ἐποικοδομηθέντες ἐπὶ τῷ θεμελίῳ</w:t>
+      </w:r>
+    </w:p>
+    <w:p>
+      <w:pPr/>
+      <w:r>
+        <w:rPr>
+          <w:lang w:val="en_US" w:bidi="en_US"/>
+        </w:rPr>
+      </w:r>
+      <w:r>
+        <w:rPr>
+          <w:b/>
+          <w:lang w:val="en_US" w:bidi="en_US"/>
+        </w:rPr>
         <w:t>"been built on the foundation"</w:t>
       </w:r>
     </w:p>
@@ -12408,6 +14268,21 @@
           <w:b/>
           <w:lang w:val="en_US" w:bidi="en_US"/>
         </w:rPr>
+        <w:t>ἐποικοδομηθέντες</w:t>
+      </w:r>
+    </w:p>
+    <w:p>
+      <w:pPr/>
+      <w:r>
+        <w:rPr>
+          <w:lang w:val="en_US" w:bidi="en_US"/>
+        </w:rPr>
+      </w:r>
+      <w:r>
+        <w:rPr>
+          <w:b/>
+          <w:lang w:val="en_US" w:bidi="en_US"/>
+        </w:rPr>
         <w:t>"been built"</w:t>
       </w:r>
     </w:p>
@@ -12491,6 +14366,21 @@
           <w:b/>
           <w:lang w:val="en_US" w:bidi="en_US"/>
         </w:rPr>
+        <w:t>πᾶσα οἰκοδομὴ συναρμολογουμένη, αὔξει εἰς ναὸν ἅγιον</w:t>
+      </w:r>
+    </w:p>
+    <w:p>
+      <w:pPr/>
+      <w:r>
+        <w:rPr>
+          <w:lang w:val="en_US" w:bidi="en_US"/>
+        </w:rPr>
+      </w:r>
+      <w:r>
+        <w:rPr>
+          <w:b/>
+          <w:lang w:val="en_US" w:bidi="en_US"/>
+        </w:rPr>
         <w:t>"the whole building, being fit together, grows into a holy temple"</w:t>
       </w:r>
     </w:p>
@@ -12587,6 +14477,21 @@
           <w:b/>
           <w:lang w:val="en_US" w:bidi="en_US"/>
         </w:rPr>
+        <w:t>ἐν ᾧ &amp; ἐν Κυρίῳ</w:t>
+      </w:r>
+    </w:p>
+    <w:p>
+      <w:pPr/>
+      <w:r>
+        <w:rPr>
+          <w:lang w:val="en_US" w:bidi="en_US"/>
+        </w:rPr>
+      </w:r>
+      <w:r>
+        <w:rPr>
+          <w:b/>
+          <w:lang w:val="en_US" w:bidi="en_US"/>
+        </w:rPr>
         <w:t>"in whom"</w:t>
       </w:r>
       <w:r>
@@ -12683,6 +14588,21 @@
           <w:b/>
           <w:lang w:val="en_US" w:bidi="en_US"/>
         </w:rPr>
+        <w:t>ἐν ᾧ</w:t>
+      </w:r>
+    </w:p>
+    <w:p>
+      <w:pPr/>
+      <w:r>
+        <w:rPr>
+          <w:lang w:val="en_US" w:bidi="en_US"/>
+        </w:rPr>
+      </w:r>
+      <w:r>
+        <w:rPr>
+          <w:b/>
+          <w:lang w:val="en_US" w:bidi="en_US"/>
+        </w:rPr>
         <w:t>"in whom"</w:t>
       </w:r>
     </w:p>
@@ -12766,6 +14686,21 @@
           <w:b/>
           <w:lang w:val="en_US" w:bidi="en_US"/>
         </w:rPr>
+        <w:t>καὶ ὑμεῖς συνοικοδομεῖσθε, εἰς κατοικητήριον τοῦ Θεοῦ ἐν Πνεύματι</w:t>
+      </w:r>
+    </w:p>
+    <w:p>
+      <w:pPr/>
+      <w:r>
+        <w:rPr>
+          <w:lang w:val="en_US" w:bidi="en_US"/>
+        </w:rPr>
+      </w:r>
+      <w:r>
+        <w:rPr>
+          <w:b/>
+          <w:lang w:val="en_US" w:bidi="en_US"/>
+        </w:rPr>
         <w:t>"you also are being built together into a dwelling place for God in the Spirit"</w:t>
       </w:r>
     </w:p>
@@ -12888,6 +14823,21 @@
           <w:b/>
           <w:lang w:val="en_US" w:bidi="en_US"/>
         </w:rPr>
+        <w:t>καὶ ὑμεῖς συνοικοδομεῖσθε</w:t>
+      </w:r>
+    </w:p>
+    <w:p>
+      <w:pPr/>
+      <w:r>
+        <w:rPr>
+          <w:lang w:val="en_US" w:bidi="en_US"/>
+        </w:rPr>
+      </w:r>
+      <w:r>
+        <w:rPr>
+          <w:b/>
+          <w:lang w:val="en_US" w:bidi="en_US"/>
+        </w:rPr>
         <w:t>"you also are being built together"</w:t>
       </w:r>
     </w:p>
@@ -13130,6 +15080,21 @@
           <w:b/>
           <w:lang w:val="en_US" w:bidi="en_US"/>
         </w:rPr>
+        <w:t>τούτου χάριν</w:t>
+      </w:r>
+    </w:p>
+    <w:p>
+      <w:pPr/>
+      <w:r>
+        <w:rPr>
+          <w:lang w:val="en_US" w:bidi="en_US"/>
+        </w:rPr>
+      </w:r>
+      <w:r>
+        <w:rPr>
+          <w:b/>
+          <w:lang w:val="en_US" w:bidi="en_US"/>
+        </w:rPr>
         <w:t>"For this reason"</w:t>
       </w:r>
     </w:p>
@@ -13213,6 +15178,21 @@
           <w:b/>
           <w:lang w:val="en_US" w:bidi="en_US"/>
         </w:rPr>
+        <w:t>ὁ δέσμιος τοῦ Χριστοῦ Ἰησοῦ</w:t>
+      </w:r>
+    </w:p>
+    <w:p>
+      <w:pPr/>
+      <w:r>
+        <w:rPr>
+          <w:lang w:val="en_US" w:bidi="en_US"/>
+        </w:rPr>
+      </w:r>
+      <w:r>
+        <w:rPr>
+          <w:b/>
+          <w:lang w:val="en_US" w:bidi="en_US"/>
+        </w:rPr>
         <w:t>"the prisoner of Christ Jesus"</w:t>
       </w:r>
     </w:p>
@@ -13276,6 +15256,21 @@
           <w:b/>
           <w:lang w:val="en_US" w:bidi="en_US"/>
         </w:rPr>
+        <w:t>τὴν οἰκονομίαν τῆς χάριτος τοῦ Θεοῦ, τῆς δοθείσης μοι εἰς ὑμᾶς</w:t>
+      </w:r>
+    </w:p>
+    <w:p>
+      <w:pPr/>
+      <w:r>
+        <w:rPr>
+          <w:lang w:val="en_US" w:bidi="en_US"/>
+        </w:rPr>
+      </w:r>
+      <w:r>
+        <w:rPr>
+          <w:b/>
+          <w:lang w:val="en_US" w:bidi="en_US"/>
+        </w:rPr>
         <w:t>"the stewardship of the grace of God that was given to me for you"</w:t>
       </w:r>
     </w:p>
@@ -13352,6 +15347,21 @@
           <w:b/>
           <w:lang w:val="en_US" w:bidi="en_US"/>
         </w:rPr>
+        <w:t>κατὰ ἀποκάλυψιν ἐγνωρίσθη μοι</w:t>
+      </w:r>
+    </w:p>
+    <w:p>
+      <w:pPr/>
+      <w:r>
+        <w:rPr>
+          <w:lang w:val="en_US" w:bidi="en_US"/>
+        </w:rPr>
+      </w:r>
+      <w:r>
+        <w:rPr>
+          <w:b/>
+          <w:lang w:val="en_US" w:bidi="en_US"/>
+        </w:rPr>
         <w:t>"according to a revelation made known to me"</w:t>
       </w:r>
     </w:p>
@@ -13435,6 +15445,21 @@
           <w:b/>
           <w:lang w:val="en_US" w:bidi="en_US"/>
         </w:rPr>
+        <w:t>καθὼς προέγραψα ἐν ὀλίγῳ</w:t>
+      </w:r>
+    </w:p>
+    <w:p>
+      <w:pPr/>
+      <w:r>
+        <w:rPr>
+          <w:lang w:val="en_US" w:bidi="en_US"/>
+        </w:rPr>
+      </w:r>
+      <w:r>
+        <w:rPr>
+          <w:b/>
+          <w:lang w:val="en_US" w:bidi="en_US"/>
+        </w:rPr>
         <w:t>"about which I already wrote in brief"</w:t>
       </w:r>
     </w:p>
@@ -13498,6 +15523,21 @@
           <w:b/>
           <w:lang w:val="en_US" w:bidi="en_US"/>
         </w:rPr>
+        <w:t>ὃ ἑτέραις γενεαῖς οὐκ ἐγνωρίσθη τοῖς υἱοῖς τῶν ἀνθρώπων</w:t>
+      </w:r>
+    </w:p>
+    <w:p>
+      <w:pPr/>
+      <w:r>
+        <w:rPr>
+          <w:lang w:val="en_US" w:bidi="en_US"/>
+        </w:rPr>
+      </w:r>
+      <w:r>
+        <w:rPr>
+          <w:b/>
+          <w:lang w:val="en_US" w:bidi="en_US"/>
+        </w:rPr>
         <w:t>"which in other generations was not made known to the sons of men"</w:t>
       </w:r>
     </w:p>
@@ -13581,6 +15621,21 @@
           <w:b/>
           <w:lang w:val="en_US" w:bidi="en_US"/>
         </w:rPr>
+        <w:t>ὡς νῦν ἀπεκαλύφθη &amp; ἐν Πνεύματι</w:t>
+      </w:r>
+    </w:p>
+    <w:p>
+      <w:pPr/>
+      <w:r>
+        <w:rPr>
+          <w:lang w:val="en_US" w:bidi="en_US"/>
+        </w:rPr>
+      </w:r>
+      <w:r>
+        <w:rPr>
+          <w:b/>
+          <w:lang w:val="en_US" w:bidi="en_US"/>
+        </w:rPr>
         <w:t>"as it now has been revealed by the Spirit"</w:t>
       </w:r>
     </w:p>
@@ -13829,6 +15884,21 @@
           <w:b/>
           <w:lang w:val="en_US" w:bidi="en_US"/>
         </w:rPr>
+        <w:t>ἐν Χριστῷ Ἰησοῦ</w:t>
+      </w:r>
+    </w:p>
+    <w:p>
+      <w:pPr/>
+      <w:r>
+        <w:rPr>
+          <w:lang w:val="en_US" w:bidi="en_US"/>
+        </w:rPr>
+      </w:r>
+      <w:r>
+        <w:rPr>
+          <w:b/>
+          <w:lang w:val="en_US" w:bidi="en_US"/>
+        </w:rPr>
         <w:t>"in Christ Jesus"</w:t>
       </w:r>
     </w:p>
@@ -13905,6 +15975,21 @@
           <w:b/>
           <w:lang w:val="en_US" w:bidi="en_US"/>
         </w:rPr>
+        <w:t>διὰ τοῦ εὐαγγελίου</w:t>
+      </w:r>
+    </w:p>
+    <w:p>
+      <w:pPr/>
+      <w:r>
+        <w:rPr>
+          <w:lang w:val="en_US" w:bidi="en_US"/>
+        </w:rPr>
+      </w:r>
+      <w:r>
+        <w:rPr>
+          <w:b/>
+          <w:lang w:val="en_US" w:bidi="en_US"/>
+        </w:rPr>
         <w:t>"through the gospel"</w:t>
       </w:r>
     </w:p>
@@ -13994,6 +16079,21 @@
           <w:b/>
           <w:lang w:val="en_US" w:bidi="en_US"/>
         </w:rPr>
+        <w:t>ἀνεξιχνίαστον</w:t>
+      </w:r>
+    </w:p>
+    <w:p>
+      <w:pPr/>
+      <w:r>
+        <w:rPr>
+          <w:lang w:val="en_US" w:bidi="en_US"/>
+        </w:rPr>
+      </w:r>
+      <w:r>
+        <w:rPr>
+          <w:b/>
+          <w:lang w:val="en_US" w:bidi="en_US"/>
+        </w:rPr>
         <w:t>"unsearchable"</w:t>
       </w:r>
     </w:p>
@@ -14077,6 +16177,21 @@
           <w:b/>
           <w:lang w:val="en_US" w:bidi="en_US"/>
         </w:rPr>
+        <w:t>πλοῦτος τοῦ Χριστοῦ</w:t>
+      </w:r>
+    </w:p>
+    <w:p>
+      <w:pPr/>
+      <w:r>
+        <w:rPr>
+          <w:lang w:val="en_US" w:bidi="en_US"/>
+        </w:rPr>
+      </w:r>
+      <w:r>
+        <w:rPr>
+          <w:b/>
+          <w:lang w:val="en_US" w:bidi="en_US"/>
+        </w:rPr>
         <w:t>"riches of Christ"</w:t>
       </w:r>
     </w:p>
@@ -14173,6 +16288,21 @@
           <w:b/>
           <w:lang w:val="en_US" w:bidi="en_US"/>
         </w:rPr>
+        <w:t>τοῦ μυστηρίου, τοῦ ἀποκεκρυμμένου ἀπὸ τῶν αἰώνων ἐν τῷ Θεῷ, τῷ τὰ πάντα κτίσαντι</w:t>
+      </w:r>
+    </w:p>
+    <w:p>
+      <w:pPr/>
+      <w:r>
+        <w:rPr>
+          <w:lang w:val="en_US" w:bidi="en_US"/>
+        </w:rPr>
+      </w:r>
+      <w:r>
+        <w:rPr>
+          <w:b/>
+          <w:lang w:val="en_US" w:bidi="en_US"/>
+        </w:rPr>
         <w:t>"of the mystery that was hidden from the ages in God, the one having created all things"</w:t>
       </w:r>
     </w:p>
@@ -14256,6 +16386,21 @@
           <w:b/>
           <w:lang w:val="en_US" w:bidi="en_US"/>
         </w:rPr>
+        <w:t>ἵνα</w:t>
+      </w:r>
+    </w:p>
+    <w:p>
+      <w:pPr/>
+      <w:r>
+        <w:rPr>
+          <w:lang w:val="en_US" w:bidi="en_US"/>
+        </w:rPr>
+      </w:r>
+      <w:r>
+        <w:rPr>
+          <w:b/>
+          <w:lang w:val="en_US" w:bidi="en_US"/>
+        </w:rPr>
         <w:t>"so that"</w:t>
       </w:r>
     </w:p>
@@ -14352,6 +16497,21 @@
           <w:b/>
           <w:lang w:val="en_US" w:bidi="en_US"/>
         </w:rPr>
+        <w:t>γνωρισθῇ &amp; ταῖς ἀρχαῖς καὶ ταῖς ἐξουσίαις ἐν τοῖς ἐπουρανίοις &amp; ἡ πολυποίκιλος σοφία τοῦ Θεοῦ</w:t>
+      </w:r>
+    </w:p>
+    <w:p>
+      <w:pPr/>
+      <w:r>
+        <w:rPr>
+          <w:lang w:val="en_US" w:bidi="en_US"/>
+        </w:rPr>
+      </w:r>
+      <w:r>
+        <w:rPr>
+          <w:b/>
+          <w:lang w:val="en_US" w:bidi="en_US"/>
+        </w:rPr>
         <w:t>"the multifaceted wisdom of God might be made known to the rulers and to the authorities in the heavenly places"</w:t>
       </w:r>
     </w:p>
@@ -14530,6 +16690,21 @@
         <w:rPr>
           <w:lang w:val="en_US" w:bidi="en_US"/>
         </w:rPr>
+      </w:r>
+    </w:p>
+    <w:p>
+      <w:pPr/>
+      <w:r>
+        <w:rPr>
+          <w:lang w:val="en_US" w:bidi="en_US"/>
+        </w:rPr>
+      </w:r>
+      <w:r>
+        <w:rPr>
+          <w:b/>
+          <w:lang w:val="en_US" w:bidi="en_US"/>
+        </w:rPr>
+        <w:t>ἐν τοῖς ἐπουρανίοις</w:t>
       </w:r>
     </w:p>
     <w:p>
@@ -14638,6 +16813,21 @@
           <w:b/>
           <w:lang w:val="en_US" w:bidi="en_US"/>
         </w:rPr>
+        <w:t>ἡ πολυποίκιλος σοφία τοῦ Θεοῦ</w:t>
+      </w:r>
+    </w:p>
+    <w:p>
+      <w:pPr/>
+      <w:r>
+        <w:rPr>
+          <w:lang w:val="en_US" w:bidi="en_US"/>
+        </w:rPr>
+      </w:r>
+      <w:r>
+        <w:rPr>
+          <w:b/>
+          <w:lang w:val="en_US" w:bidi="en_US"/>
+        </w:rPr>
         <w:t>"the multifaceted wisdom of God"</w:t>
       </w:r>
     </w:p>
@@ -14734,6 +16924,21 @@
           <w:b/>
           <w:lang w:val="en_US" w:bidi="en_US"/>
         </w:rPr>
+        <w:t>κατὰ πρόθεσιν τῶν αἰώνων</w:t>
+      </w:r>
+    </w:p>
+    <w:p>
+      <w:pPr/>
+      <w:r>
+        <w:rPr>
+          <w:lang w:val="en_US" w:bidi="en_US"/>
+        </w:rPr>
+      </w:r>
+      <w:r>
+        <w:rPr>
+          <w:b/>
+          <w:lang w:val="en_US" w:bidi="en_US"/>
+        </w:rPr>
         <w:t>"according to the eternal purpose"</w:t>
       </w:r>
     </w:p>
@@ -15032,6 +17237,21 @@
           <w:b/>
           <w:lang w:val="en_US" w:bidi="en_US"/>
         </w:rPr>
+        <w:t>προσαγωγὴν ἐν πεποιθήσει</w:t>
+      </w:r>
+    </w:p>
+    <w:p>
+      <w:pPr/>
+      <w:r>
+        <w:rPr>
+          <w:lang w:val="en_US" w:bidi="en_US"/>
+        </w:rPr>
+      </w:r>
+      <w:r>
+        <w:rPr>
+          <w:b/>
+          <w:lang w:val="en_US" w:bidi="en_US"/>
+        </w:rPr>
         <w:t>"access with confidence"</w:t>
       </w:r>
     </w:p>
@@ -15128,6 +17348,21 @@
           <w:b/>
           <w:lang w:val="en_US" w:bidi="en_US"/>
         </w:rPr>
+        <w:t>πεποιθήσει</w:t>
+      </w:r>
+    </w:p>
+    <w:p>
+      <w:pPr/>
+      <w:r>
+        <w:rPr>
+          <w:lang w:val="en_US" w:bidi="en_US"/>
+        </w:rPr>
+      </w:r>
+      <w:r>
+        <w:rPr>
+          <w:b/>
+          <w:lang w:val="en_US" w:bidi="en_US"/>
+        </w:rPr>
         <w:t>"confidence"</w:t>
       </w:r>
     </w:p>
@@ -15191,6 +17426,21 @@
           <w:b/>
           <w:lang w:val="en_US" w:bidi="en_US"/>
         </w:rPr>
+        <w:t>διὸ</w:t>
+      </w:r>
+    </w:p>
+    <w:p>
+      <w:pPr/>
+      <w:r>
+        <w:rPr>
+          <w:lang w:val="en_US" w:bidi="en_US"/>
+        </w:rPr>
+      </w:r>
+      <w:r>
+        <w:rPr>
+          <w:b/>
+          <w:lang w:val="en_US" w:bidi="en_US"/>
+        </w:rPr>
         <w:t>"Therefore"</w:t>
       </w:r>
     </w:p>
@@ -15287,6 +17537,21 @@
           <w:b/>
           <w:lang w:val="en_US" w:bidi="en_US"/>
         </w:rPr>
+        <w:t>ὑπὲρ ὑμῶν, ἥτις ἐστὶν δόξα ὑμῶν</w:t>
+      </w:r>
+    </w:p>
+    <w:p>
+      <w:pPr/>
+      <w:r>
+        <w:rPr>
+          <w:lang w:val="en_US" w:bidi="en_US"/>
+        </w:rPr>
+      </w:r>
+      <w:r>
+        <w:rPr>
+          <w:b/>
+          <w:lang w:val="en_US" w:bidi="en_US"/>
+        </w:rPr>
         <w:t>"for you, which is your glory"</w:t>
       </w:r>
     </w:p>
@@ -15383,6 +17648,21 @@
           <w:b/>
           <w:lang w:val="en_US" w:bidi="en_US"/>
         </w:rPr>
+        <w:t>τούτου χάριν</w:t>
+      </w:r>
+    </w:p>
+    <w:p>
+      <w:pPr/>
+      <w:r>
+        <w:rPr>
+          <w:lang w:val="en_US" w:bidi="en_US"/>
+        </w:rPr>
+      </w:r>
+      <w:r>
+        <w:rPr>
+          <w:b/>
+          <w:lang w:val="en_US" w:bidi="en_US"/>
+        </w:rPr>
         <w:t>"For this reason"</w:t>
       </w:r>
     </w:p>
@@ -15479,6 +17759,21 @@
           <w:b/>
           <w:lang w:val="en_US" w:bidi="en_US"/>
         </w:rPr>
+        <w:t>τούτου χάριν</w:t>
+      </w:r>
+    </w:p>
+    <w:p>
+      <w:pPr/>
+      <w:r>
+        <w:rPr>
+          <w:lang w:val="en_US" w:bidi="en_US"/>
+        </w:rPr>
+      </w:r>
+      <w:r>
+        <w:rPr>
+          <w:b/>
+          <w:lang w:val="en_US" w:bidi="en_US"/>
+        </w:rPr>
         <w:t>"For this reason"</w:t>
       </w:r>
     </w:p>
@@ -15562,6 +17857,21 @@
           <w:b/>
           <w:lang w:val="en_US" w:bidi="en_US"/>
         </w:rPr>
+        <w:t>κάμπτω τὰ γόνατά μου πρὸς τὸν Πατέρα</w:t>
+      </w:r>
+    </w:p>
+    <w:p>
+      <w:pPr/>
+      <w:r>
+        <w:rPr>
+          <w:lang w:val="en_US" w:bidi="en_US"/>
+        </w:rPr>
+      </w:r>
+      <w:r>
+        <w:rPr>
+          <w:b/>
+          <w:lang w:val="en_US" w:bidi="en_US"/>
+        </w:rPr>
         <w:t>"I bend my knees to the Father"</w:t>
       </w:r>
     </w:p>
@@ -15658,6 +17968,21 @@
           <w:b/>
           <w:lang w:val="en_US" w:bidi="en_US"/>
         </w:rPr>
+        <w:t>ἐξ οὗ πᾶσα πατριὰ ἐν οὐρανοῖς καὶ ἐπὶ γῆς ὀνομάζεται</w:t>
+      </w:r>
+    </w:p>
+    <w:p>
+      <w:pPr/>
+      <w:r>
+        <w:rPr>
+          <w:lang w:val="en_US" w:bidi="en_US"/>
+        </w:rPr>
+      </w:r>
+      <w:r>
+        <w:rPr>
+          <w:b/>
+          <w:lang w:val="en_US" w:bidi="en_US"/>
+        </w:rPr>
         <w:t>"from whom every family in heaven and on earth is named"</w:t>
       </w:r>
     </w:p>
@@ -15741,6 +18066,21 @@
           <w:b/>
           <w:lang w:val="en_US" w:bidi="en_US"/>
         </w:rPr>
+        <w:t>ἵνα</w:t>
+      </w:r>
+    </w:p>
+    <w:p>
+      <w:pPr/>
+      <w:r>
+        <w:rPr>
+          <w:lang w:val="en_US" w:bidi="en_US"/>
+        </w:rPr>
+      </w:r>
+      <w:r>
+        <w:rPr>
+          <w:b/>
+          <w:lang w:val="en_US" w:bidi="en_US"/>
+        </w:rPr>
         <w:t>"so that"</w:t>
       </w:r>
     </w:p>
@@ -15837,6 +18177,21 @@
           <w:b/>
           <w:lang w:val="en_US" w:bidi="en_US"/>
         </w:rPr>
+        <w:t>δῷ ὑμῖν κατὰ τὸ πλοῦτος τῆς δόξης αὐτοῦ, δυνάμει κραταιωθῆναι</w:t>
+      </w:r>
+    </w:p>
+    <w:p>
+      <w:pPr/>
+      <w:r>
+        <w:rPr>
+          <w:lang w:val="en_US" w:bidi="en_US"/>
+        </w:rPr>
+      </w:r>
+      <w:r>
+        <w:rPr>
+          <w:b/>
+          <w:lang w:val="en_US" w:bidi="en_US"/>
+        </w:rPr>
         <w:t>"he would grant you, according to the riches of his glory, to be strengthened with power"</w:t>
       </w:r>
     </w:p>
@@ -15886,6 +18241,21 @@
         <w:rPr>
           <w:lang w:val="en_US" w:bidi="en_US"/>
         </w:rPr>
+      </w:r>
+    </w:p>
+    <w:p>
+      <w:pPr/>
+      <w:r>
+        <w:rPr>
+          <w:lang w:val="en_US" w:bidi="en_US"/>
+        </w:rPr>
+      </w:r>
+      <w:r>
+        <w:rPr>
+          <w:b/>
+          <w:lang w:val="en_US" w:bidi="en_US"/>
+        </w:rPr>
+        <w:t>δῷ</w:t>
       </w:r>
     </w:p>
     <w:p>
@@ -16125,6 +18495,21 @@
           <w:b/>
           <w:lang w:val="en_US" w:bidi="en_US"/>
         </w:rPr>
+        <w:t>κατοικῆσαι τὸν Χριστὸν διὰ τῆς πίστεως ἐν ταῖς καρδίαις ὑμῶν</w:t>
+      </w:r>
+    </w:p>
+    <w:p>
+      <w:pPr/>
+      <w:r>
+        <w:rPr>
+          <w:lang w:val="en_US" w:bidi="en_US"/>
+        </w:rPr>
+      </w:r>
+      <w:r>
+        <w:rPr>
+          <w:b/>
+          <w:lang w:val="en_US" w:bidi="en_US"/>
+        </w:rPr>
         <w:t>"that Christ may live in your hearts through faith"</w:t>
       </w:r>
     </w:p>
@@ -16234,6 +18619,21 @@
           <w:b/>
           <w:lang w:val="en_US" w:bidi="en_US"/>
         </w:rPr>
+        <w:t>ἐν ἀγάπῃ, ἐρριζωμένοι καὶ τεθεμελιωμένοι</w:t>
+      </w:r>
+    </w:p>
+    <w:p>
+      <w:pPr/>
+      <w:r>
+        <w:rPr>
+          <w:lang w:val="en_US" w:bidi="en_US"/>
+        </w:rPr>
+      </w:r>
+      <w:r>
+        <w:rPr>
+          <w:b/>
+          <w:lang w:val="en_US" w:bidi="en_US"/>
+        </w:rPr>
         <w:t>"being rooted and grounded in love"</w:t>
       </w:r>
     </w:p>
@@ -16303,6 +18703,21 @@
         <w:rPr>
           <w:lang w:val="en_US" w:bidi="en_US"/>
         </w:rPr>
+      </w:r>
+    </w:p>
+    <w:p>
+      <w:pPr/>
+      <w:r>
+        <w:rPr>
+          <w:lang w:val="en_US" w:bidi="en_US"/>
+        </w:rPr>
+      </w:r>
+      <w:r>
+        <w:rPr>
+          <w:b/>
+          <w:lang w:val="en_US" w:bidi="en_US"/>
+        </w:rPr>
+        <w:t>ἵνα</w:t>
       </w:r>
     </w:p>
     <w:p>
@@ -16512,6 +18927,21 @@
           <w:b/>
           <w:lang w:val="en_US" w:bidi="en_US"/>
         </w:rPr>
+        <w:t>πᾶσιν τοῖς ἁγίοις</w:t>
+      </w:r>
+    </w:p>
+    <w:p>
+      <w:pPr/>
+      <w:r>
+        <w:rPr>
+          <w:lang w:val="en_US" w:bidi="en_US"/>
+        </w:rPr>
+      </w:r>
+      <w:r>
+        <w:rPr>
+          <w:b/>
+          <w:lang w:val="en_US" w:bidi="en_US"/>
+        </w:rPr>
         <w:t>"all the saints"</w:t>
       </w:r>
     </w:p>
@@ -16575,6 +19005,21 @@
           <w:b/>
           <w:lang w:val="en_US" w:bidi="en_US"/>
         </w:rPr>
+        <w:t>τὸ πλάτος, καὶ μῆκος, καὶ ὕψος, καὶ βάθος</w:t>
+      </w:r>
+    </w:p>
+    <w:p>
+      <w:pPr/>
+      <w:r>
+        <w:rPr>
+          <w:lang w:val="en_US" w:bidi="en_US"/>
+        </w:rPr>
+      </w:r>
+      <w:r>
+        <w:rPr>
+          <w:b/>
+          <w:lang w:val="en_US" w:bidi="en_US"/>
+        </w:rPr>
         <w:t>"the width and length and height and depth"</w:t>
       </w:r>
     </w:p>
@@ -16658,6 +19103,21 @@
           <w:b/>
           <w:lang w:val="en_US" w:bidi="en_US"/>
         </w:rPr>
+        <w:t>τὸ πλάτος, καὶ μῆκος, καὶ ὕψος, καὶ βάθος</w:t>
+      </w:r>
+    </w:p>
+    <w:p>
+      <w:pPr/>
+      <w:r>
+        <w:rPr>
+          <w:lang w:val="en_US" w:bidi="en_US"/>
+        </w:rPr>
+      </w:r>
+      <w:r>
+        <w:rPr>
+          <w:b/>
+          <w:lang w:val="en_US" w:bidi="en_US"/>
+        </w:rPr>
         <w:t>"the width and length and height and depth"</w:t>
       </w:r>
     </w:p>
@@ -16727,6 +19187,21 @@
         <w:rPr>
           <w:lang w:val="en_US" w:bidi="en_US"/>
         </w:rPr>
+      </w:r>
+    </w:p>
+    <w:p>
+      <w:pPr/>
+      <w:r>
+        <w:rPr>
+          <w:lang w:val="en_US" w:bidi="en_US"/>
+        </w:rPr>
+      </w:r>
+      <w:r>
+        <w:rPr>
+          <w:b/>
+          <w:lang w:val="en_US" w:bidi="en_US"/>
+        </w:rPr>
+        <w:t>γνῶναί τε τὴν &amp; ἀγάπην τοῦ Χριστοῦ</w:t>
       </w:r>
     </w:p>
     <w:p>
@@ -16939,6 +19414,21 @@
           <w:b/>
           <w:lang w:val="en_US" w:bidi="en_US"/>
         </w:rPr>
+        <w:t>ἵνα πληρωθῆτε εἰς πᾶν τὸ πλήρωμα τοῦ Θεοῦ</w:t>
+      </w:r>
+    </w:p>
+    <w:p>
+      <w:pPr/>
+      <w:r>
+        <w:rPr>
+          <w:lang w:val="en_US" w:bidi="en_US"/>
+        </w:rPr>
+      </w:r>
+      <w:r>
+        <w:rPr>
+          <w:b/>
+          <w:lang w:val="en_US" w:bidi="en_US"/>
+        </w:rPr>
         <w:t>"so that you may be filled with all the fullness of God"</w:t>
       </w:r>
     </w:p>
@@ -17035,6 +19525,21 @@
           <w:b/>
           <w:lang w:val="en_US" w:bidi="en_US"/>
         </w:rPr>
+        <w:t>ἵνα πληρωθῆτε</w:t>
+      </w:r>
+    </w:p>
+    <w:p>
+      <w:pPr/>
+      <w:r>
+        <w:rPr>
+          <w:lang w:val="en_US" w:bidi="en_US"/>
+        </w:rPr>
+      </w:r>
+      <w:r>
+        <w:rPr>
+          <w:b/>
+          <w:lang w:val="en_US" w:bidi="en_US"/>
+        </w:rPr>
         <w:t>"so that you may be filled"</w:t>
       </w:r>
     </w:p>
@@ -17118,6 +19623,21 @@
           <w:b/>
           <w:lang w:val="en_US" w:bidi="en_US"/>
         </w:rPr>
+        <w:t>εἰς πᾶν τὸ πλήρωμα τοῦ Θεοῦ</w:t>
+      </w:r>
+    </w:p>
+    <w:p>
+      <w:pPr/>
+      <w:r>
+        <w:rPr>
+          <w:lang w:val="en_US" w:bidi="en_US"/>
+        </w:rPr>
+      </w:r>
+      <w:r>
+        <w:rPr>
+          <w:b/>
+          <w:lang w:val="en_US" w:bidi="en_US"/>
+        </w:rPr>
         <w:t>"with all the fullness of God"</w:t>
       </w:r>
     </w:p>
@@ -17214,6 +19734,21 @@
           <w:b/>
           <w:lang w:val="en_US" w:bidi="en_US"/>
         </w:rPr>
+        <w:t>ἵνα</w:t>
+      </w:r>
+    </w:p>
+    <w:p>
+      <w:pPr/>
+      <w:r>
+        <w:rPr>
+          <w:lang w:val="en_US" w:bidi="en_US"/>
+        </w:rPr>
+      </w:r>
+      <w:r>
+        <w:rPr>
+          <w:b/>
+          <w:lang w:val="en_US" w:bidi="en_US"/>
+        </w:rPr>
         <w:t>"so that"</w:t>
       </w:r>
     </w:p>
@@ -17519,6 +20054,21 @@
           <w:b/>
           <w:lang w:val="en_US" w:bidi="en_US"/>
         </w:rPr>
+        <w:t>ὑπὲρ πάντα, ποιῆσαι ὑπέρἐκπερισσοῦ ὧν αἰτούμεθα ἢ νοοῦμεν</w:t>
+      </w:r>
+    </w:p>
+    <w:p>
+      <w:pPr/>
+      <w:r>
+        <w:rPr>
+          <w:lang w:val="en_US" w:bidi="en_US"/>
+        </w:rPr>
+      </w:r>
+      <w:r>
+        <w:rPr>
+          <w:b/>
+          <w:lang w:val="en_US" w:bidi="en_US"/>
+        </w:rPr>
         <w:t>"to do exceedingly abundantly above all that we ask or think"</w:t>
       </w:r>
     </w:p>
@@ -17582,6 +20132,21 @@
           <w:b/>
           <w:lang w:val="en_US" w:bidi="en_US"/>
         </w:rPr>
+        <w:t>αὐτῷ ἡ δόξα ἐν τῇ ἐκκλησίᾳ</w:t>
+      </w:r>
+    </w:p>
+    <w:p>
+      <w:pPr/>
+      <w:r>
+        <w:rPr>
+          <w:lang w:val="en_US" w:bidi="en_US"/>
+        </w:rPr>
+      </w:r>
+      <w:r>
+        <w:rPr>
+          <w:b/>
+          <w:lang w:val="en_US" w:bidi="en_US"/>
+        </w:rPr>
         <w:t>"to him {be} the glory in the church"</w:t>
       </w:r>
     </w:p>
@@ -17741,6 +20306,21 @@
           <w:b/>
           <w:lang w:val="en_US" w:bidi="en_US"/>
         </w:rPr>
+        <w:t>οὖν</w:t>
+      </w:r>
+    </w:p>
+    <w:p>
+      <w:pPr/>
+      <w:r>
+        <w:rPr>
+          <w:lang w:val="en_US" w:bidi="en_US"/>
+        </w:rPr>
+      </w:r>
+      <w:r>
+        <w:rPr>
+          <w:b/>
+          <w:lang w:val="en_US" w:bidi="en_US"/>
+        </w:rPr>
         <w:t>"Therefore"</w:t>
       </w:r>
     </w:p>
@@ -17837,6 +20417,21 @@
           <w:b/>
           <w:lang w:val="en_US" w:bidi="en_US"/>
         </w:rPr>
+        <w:t>ὁ δέσμιος ἐν Κυρίῳ</w:t>
+      </w:r>
+    </w:p>
+    <w:p>
+      <w:pPr/>
+      <w:r>
+        <w:rPr>
+          <w:lang w:val="en_US" w:bidi="en_US"/>
+        </w:rPr>
+      </w:r>
+      <w:r>
+        <w:rPr>
+          <w:b/>
+          <w:lang w:val="en_US" w:bidi="en_US"/>
+        </w:rPr>
         <w:t>"the prisoner for the Lord"</w:t>
       </w:r>
     </w:p>
@@ -17996,6 +20591,21 @@
           <w:b/>
           <w:lang w:val="en_US" w:bidi="en_US"/>
         </w:rPr>
+        <w:t>τῆς κλήσεως ἧς ἐκλήθητε</w:t>
+      </w:r>
+    </w:p>
+    <w:p>
+      <w:pPr/>
+      <w:r>
+        <w:rPr>
+          <w:lang w:val="en_US" w:bidi="en_US"/>
+        </w:rPr>
+      </w:r>
+      <w:r>
+        <w:rPr>
+          <w:b/>
+          <w:lang w:val="en_US" w:bidi="en_US"/>
+        </w:rPr>
         <w:t>"of the calling by which you were called"</w:t>
       </w:r>
     </w:p>
@@ -18072,6 +20682,21 @@
           <w:b/>
           <w:lang w:val="en_US" w:bidi="en_US"/>
         </w:rPr>
+        <w:t>μετὰ πάσης ταπεινοφροσύνης καὶ πραΰτητος</w:t>
+      </w:r>
+    </w:p>
+    <w:p>
+      <w:pPr/>
+      <w:r>
+        <w:rPr>
+          <w:lang w:val="en_US" w:bidi="en_US"/>
+        </w:rPr>
+      </w:r>
+      <w:r>
+        <w:rPr>
+          <w:b/>
+          <w:lang w:val="en_US" w:bidi="en_US"/>
+        </w:rPr>
         <w:t>"with all humility and gentleness"</w:t>
       </w:r>
     </w:p>
@@ -18194,6 +20819,21 @@
           <w:b/>
           <w:lang w:val="en_US" w:bidi="en_US"/>
         </w:rPr>
+        <w:t>τηρεῖν τὴν ἑνότητα τοῦ Πνεύματος ἐν τῷ συνδέσμῳ τῆς εἰρήνης</w:t>
+      </w:r>
+    </w:p>
+    <w:p>
+      <w:pPr/>
+      <w:r>
+        <w:rPr>
+          <w:lang w:val="en_US" w:bidi="en_US"/>
+        </w:rPr>
+      </w:r>
+      <w:r>
+        <w:rPr>
+          <w:b/>
+          <w:lang w:val="en_US" w:bidi="en_US"/>
+        </w:rPr>
         <w:t>"to keep the unity of the Spirit in the bond of peace"</w:t>
       </w:r>
     </w:p>
@@ -18303,6 +20943,21 @@
           <w:b/>
           <w:lang w:val="en_US" w:bidi="en_US"/>
         </w:rPr>
+        <w:t>τηρεῖν τὴν ἑνότητα τοῦ Πνεύματος ἐν τῷ συνδέσμῳ τῆς εἰρήνης</w:t>
+      </w:r>
+    </w:p>
+    <w:p>
+      <w:pPr/>
+      <w:r>
+        <w:rPr>
+          <w:lang w:val="en_US" w:bidi="en_US"/>
+        </w:rPr>
+      </w:r>
+      <w:r>
+        <w:rPr>
+          <w:b/>
+          <w:lang w:val="en_US" w:bidi="en_US"/>
+        </w:rPr>
         <w:t>"to keep the unity of the Spirit in the bond of peace"</w:t>
       </w:r>
     </w:p>
@@ -18412,6 +21067,21 @@
           <w:b/>
           <w:lang w:val="en_US" w:bidi="en_US"/>
         </w:rPr>
+        <w:t>ἓν σῶμα</w:t>
+      </w:r>
+    </w:p>
+    <w:p>
+      <w:pPr/>
+      <w:r>
+        <w:rPr>
+          <w:lang w:val="en_US" w:bidi="en_US"/>
+        </w:rPr>
+      </w:r>
+      <w:r>
+        <w:rPr>
+          <w:b/>
+          <w:lang w:val="en_US" w:bidi="en_US"/>
+        </w:rPr>
         <w:t>"There is} one body"</w:t>
       </w:r>
     </w:p>
@@ -18488,6 +21158,21 @@
           <w:b/>
           <w:lang w:val="en_US" w:bidi="en_US"/>
         </w:rPr>
+        <w:t>ἓν Πνεῦμα</w:t>
+      </w:r>
+    </w:p>
+    <w:p>
+      <w:pPr/>
+      <w:r>
+        <w:rPr>
+          <w:lang w:val="en_US" w:bidi="en_US"/>
+        </w:rPr>
+      </w:r>
+      <w:r>
+        <w:rPr>
+          <w:b/>
+          <w:lang w:val="en_US" w:bidi="en_US"/>
+        </w:rPr>
         <w:t>"one Spirit"</w:t>
       </w:r>
     </w:p>
@@ -18551,6 +21236,21 @@
           <w:b/>
           <w:lang w:val="en_US" w:bidi="en_US"/>
         </w:rPr>
+        <w:t>ἐκλήθητε ἐν μιᾷ ἐλπίδι τῆς κλήσεως ὑμῶν</w:t>
+      </w:r>
+    </w:p>
+    <w:p>
+      <w:pPr/>
+      <w:r>
+        <w:rPr>
+          <w:lang w:val="en_US" w:bidi="en_US"/>
+        </w:rPr>
+      </w:r>
+      <w:r>
+        <w:rPr>
+          <w:b/>
+          <w:lang w:val="en_US" w:bidi="en_US"/>
+        </w:rPr>
         <w:t>"you were called in one hope of your calling"</w:t>
       </w:r>
     </w:p>
@@ -18875,6 +21575,21 @@
           <w:b/>
           <w:lang w:val="en_US" w:bidi="en_US"/>
         </w:rPr>
+        <w:t>ἑνὶ &amp; ἑκάστῳ ἡμῶν ἐδόθη ἡ χάρις</w:t>
+      </w:r>
+    </w:p>
+    <w:p>
+      <w:pPr/>
+      <w:r>
+        <w:rPr>
+          <w:lang w:val="en_US" w:bidi="en_US"/>
+        </w:rPr>
+      </w:r>
+      <w:r>
+        <w:rPr>
+          <w:b/>
+          <w:lang w:val="en_US" w:bidi="en_US"/>
+        </w:rPr>
         <w:t>"to each one of us this grace has been given"</w:t>
       </w:r>
     </w:p>
@@ -18958,6 +21673,21 @@
           <w:b/>
           <w:lang w:val="en_US" w:bidi="en_US"/>
         </w:rPr>
+        <w:t>ἑνὶ &amp; ἑκάστῳ ἡμῶν ἐδόθη ἡ χάρις</w:t>
+      </w:r>
+    </w:p>
+    <w:p>
+      <w:pPr/>
+      <w:r>
+        <w:rPr>
+          <w:lang w:val="en_US" w:bidi="en_US"/>
+        </w:rPr>
+      </w:r>
+      <w:r>
+        <w:rPr>
+          <w:b/>
+          <w:lang w:val="en_US" w:bidi="en_US"/>
+        </w:rPr>
         <w:t>"to each one of us this grace has been given"</w:t>
       </w:r>
     </w:p>
@@ -19054,6 +21784,21 @@
           <w:b/>
           <w:lang w:val="en_US" w:bidi="en_US"/>
         </w:rPr>
+        <w:t>διὸ</w:t>
+      </w:r>
+    </w:p>
+    <w:p>
+      <w:pPr/>
+      <w:r>
+        <w:rPr>
+          <w:lang w:val="en_US" w:bidi="en_US"/>
+        </w:rPr>
+      </w:r>
+      <w:r>
+        <w:rPr>
+          <w:b/>
+          <w:lang w:val="en_US" w:bidi="en_US"/>
+        </w:rPr>
         <w:t>"Therefore"</w:t>
       </w:r>
     </w:p>
@@ -19150,6 +21895,21 @@
           <w:b/>
           <w:lang w:val="en_US" w:bidi="en_US"/>
         </w:rPr>
+        <w:t>ἀναβὰς εἰς ὕψος</w:t>
+      </w:r>
+    </w:p>
+    <w:p>
+      <w:pPr/>
+      <w:r>
+        <w:rPr>
+          <w:lang w:val="en_US" w:bidi="en_US"/>
+        </w:rPr>
+      </w:r>
+      <w:r>
+        <w:rPr>
+          <w:b/>
+          <w:lang w:val="en_US" w:bidi="en_US"/>
+        </w:rPr>
         <w:t>"Having ascended to the heights"</w:t>
       </w:r>
     </w:p>
@@ -19213,6 +21973,21 @@
           <w:b/>
           <w:lang w:val="en_US" w:bidi="en_US"/>
         </w:rPr>
+        <w:t>ἀνέβη</w:t>
+      </w:r>
+    </w:p>
+    <w:p>
+      <w:pPr/>
+      <w:r>
+        <w:rPr>
+          <w:lang w:val="en_US" w:bidi="en_US"/>
+        </w:rPr>
+      </w:r>
+      <w:r>
+        <w:rPr>
+          <w:b/>
+          <w:lang w:val="en_US" w:bidi="en_US"/>
+        </w:rPr>
         <w:t>"He ascended"</w:t>
       </w:r>
     </w:p>
@@ -19276,6 +22051,21 @@
           <w:b/>
           <w:lang w:val="en_US" w:bidi="en_US"/>
         </w:rPr>
+        <w:t>καὶ κατέβη</w:t>
+      </w:r>
+    </w:p>
+    <w:p>
+      <w:pPr/>
+      <w:r>
+        <w:rPr>
+          <w:lang w:val="en_US" w:bidi="en_US"/>
+        </w:rPr>
+      </w:r>
+      <w:r>
+        <w:rPr>
+          <w:b/>
+          <w:lang w:val="en_US" w:bidi="en_US"/>
+        </w:rPr>
         <w:t>"he also descended"</w:t>
       </w:r>
     </w:p>
@@ -19339,6 +22129,21 @@
           <w:b/>
           <w:lang w:val="en_US" w:bidi="en_US"/>
         </w:rPr>
+        <w:t>εἰς τὰ κατώτερα μέρη τῆς γῆς</w:t>
+      </w:r>
+    </w:p>
+    <w:p>
+      <w:pPr/>
+      <w:r>
+        <w:rPr>
+          <w:lang w:val="en_US" w:bidi="en_US"/>
+        </w:rPr>
+      </w:r>
+      <w:r>
+        <w:rPr>
+          <w:b/>
+          <w:lang w:val="en_US" w:bidi="en_US"/>
+        </w:rPr>
         <w:t>"into the lower regions of the earth"</w:t>
       </w:r>
     </w:p>
@@ -19454,6 +22259,21 @@
           <w:b/>
           <w:lang w:val="en_US" w:bidi="en_US"/>
         </w:rPr>
+        <w:t>ἵνα πληρώσῃ τὰ πάντα</w:t>
+      </w:r>
+    </w:p>
+    <w:p>
+      <w:pPr/>
+      <w:r>
+        <w:rPr>
+          <w:lang w:val="en_US" w:bidi="en_US"/>
+        </w:rPr>
+      </w:r>
+      <w:r>
+        <w:rPr>
+          <w:b/>
+          <w:lang w:val="en_US" w:bidi="en_US"/>
+        </w:rPr>
         <w:t>"so that he might fill all things"</w:t>
       </w:r>
     </w:p>
@@ -19517,6 +22337,21 @@
           <w:b/>
           <w:lang w:val="en_US" w:bidi="en_US"/>
         </w:rPr>
+        <w:t>πληρώσῃ</w:t>
+      </w:r>
+    </w:p>
+    <w:p>
+      <w:pPr/>
+      <w:r>
+        <w:rPr>
+          <w:lang w:val="en_US" w:bidi="en_US"/>
+        </w:rPr>
+      </w:r>
+      <w:r>
+        <w:rPr>
+          <w:b/>
+          <w:lang w:val="en_US" w:bidi="en_US"/>
+        </w:rPr>
         <w:t>"he might fill"</w:t>
       </w:r>
     </w:p>
@@ -19580,6 +22415,21 @@
           <w:b/>
           <w:lang w:val="en_US" w:bidi="en_US"/>
         </w:rPr>
+        <w:t>ποιμένας</w:t>
+      </w:r>
+    </w:p>
+    <w:p>
+      <w:pPr/>
+      <w:r>
+        <w:rPr>
+          <w:lang w:val="en_US" w:bidi="en_US"/>
+        </w:rPr>
+      </w:r>
+      <w:r>
+        <w:rPr>
+          <w:b/>
+          <w:lang w:val="en_US" w:bidi="en_US"/>
+        </w:rPr>
         <w:t>"pastors"</w:t>
       </w:r>
     </w:p>
@@ -19676,6 +22526,21 @@
           <w:b/>
           <w:lang w:val="en_US" w:bidi="en_US"/>
         </w:rPr>
+        <w:t>πρὸς τὸν καταρτισμὸν τῶν ἁγίων</w:t>
+      </w:r>
+    </w:p>
+    <w:p>
+      <w:pPr/>
+      <w:r>
+        <w:rPr>
+          <w:lang w:val="en_US" w:bidi="en_US"/>
+        </w:rPr>
+      </w:r>
+      <w:r>
+        <w:rPr>
+          <w:b/>
+          <w:lang w:val="en_US" w:bidi="en_US"/>
+        </w:rPr>
         <w:t>"for the equipping of the saints"</w:t>
       </w:r>
     </w:p>
@@ -19739,6 +22604,21 @@
           <w:b/>
           <w:lang w:val="en_US" w:bidi="en_US"/>
         </w:rPr>
+        <w:t>εἰς ἔργον διακονίας</w:t>
+      </w:r>
+    </w:p>
+    <w:p>
+      <w:pPr/>
+      <w:r>
+        <w:rPr>
+          <w:lang w:val="en_US" w:bidi="en_US"/>
+        </w:rPr>
+      </w:r>
+      <w:r>
+        <w:rPr>
+          <w:b/>
+          <w:lang w:val="en_US" w:bidi="en_US"/>
+        </w:rPr>
         <w:t>"for the work of serving"</w:t>
       </w:r>
     </w:p>
@@ -19802,6 +22682,21 @@
           <w:b/>
           <w:lang w:val="en_US" w:bidi="en_US"/>
         </w:rPr>
+        <w:t>εἰς οἰκοδομὴν τοῦ σώματος τοῦ Χριστοῦ</w:t>
+      </w:r>
+    </w:p>
+    <w:p>
+      <w:pPr/>
+      <w:r>
+        <w:rPr>
+          <w:lang w:val="en_US" w:bidi="en_US"/>
+        </w:rPr>
+      </w:r>
+      <w:r>
+        <w:rPr>
+          <w:b/>
+          <w:lang w:val="en_US" w:bidi="en_US"/>
+        </w:rPr>
         <w:t>"for building up of the body of Christ"</w:t>
       </w:r>
     </w:p>
@@ -19885,6 +22780,21 @@
           <w:b/>
           <w:lang w:val="en_US" w:bidi="en_US"/>
         </w:rPr>
+        <w:t>οἰκοδομὴν</w:t>
+      </w:r>
+    </w:p>
+    <w:p>
+      <w:pPr/>
+      <w:r>
+        <w:rPr>
+          <w:lang w:val="en_US" w:bidi="en_US"/>
+        </w:rPr>
+      </w:r>
+      <w:r>
+        <w:rPr>
+          <w:b/>
+          <w:lang w:val="en_US" w:bidi="en_US"/>
+        </w:rPr>
         <w:t>"building up"</w:t>
       </w:r>
     </w:p>
@@ -20113,6 +23023,21 @@
           <w:b/>
           <w:lang w:val="en_US" w:bidi="en_US"/>
         </w:rPr>
+        <w:t>καταντήσωμεν οἱ πάντες εἰς τὴν ἑνότητα τῆς πίστεως</w:t>
+      </w:r>
+    </w:p>
+    <w:p>
+      <w:pPr/>
+      <w:r>
+        <w:rPr>
+          <w:lang w:val="en_US" w:bidi="en_US"/>
+        </w:rPr>
+      </w:r>
+      <w:r>
+        <w:rPr>
+          <w:b/>
+          <w:lang w:val="en_US" w:bidi="en_US"/>
+        </w:rPr>
         <w:t>"we all reach to the unity of the faith"</w:t>
       </w:r>
     </w:p>
@@ -20209,6 +23134,21 @@
           <w:b/>
           <w:lang w:val="en_US" w:bidi="en_US"/>
         </w:rPr>
+        <w:t>καταντήσωμεν οἱ πάντες εἰς τὴν ἑνότητα τῆς πίστεως</w:t>
+      </w:r>
+    </w:p>
+    <w:p>
+      <w:pPr/>
+      <w:r>
+        <w:rPr>
+          <w:lang w:val="en_US" w:bidi="en_US"/>
+        </w:rPr>
+      </w:r>
+      <w:r>
+        <w:rPr>
+          <w:b/>
+          <w:lang w:val="en_US" w:bidi="en_US"/>
+        </w:rPr>
         <w:t>"we all reach to the unity of the faith"</w:t>
       </w:r>
     </w:p>
@@ -20305,6 +23245,21 @@
           <w:b/>
           <w:lang w:val="en_US" w:bidi="en_US"/>
         </w:rPr>
+        <w:t>τῆς ἐπιγνώσεως τοῦ Υἱοῦ τοῦ Θεοῦ</w:t>
+      </w:r>
+    </w:p>
+    <w:p>
+      <w:pPr/>
+      <w:r>
+        <w:rPr>
+          <w:lang w:val="en_US" w:bidi="en_US"/>
+        </w:rPr>
+      </w:r>
+      <w:r>
+        <w:rPr>
+          <w:b/>
+          <w:lang w:val="en_US" w:bidi="en_US"/>
+        </w:rPr>
         <w:t>"the knowledge of the Son of God"</w:t>
       </w:r>
     </w:p>
@@ -20401,6 +23356,21 @@
           <w:b/>
           <w:lang w:val="en_US" w:bidi="en_US"/>
         </w:rPr>
+        <w:t>τοῦ Υἱοῦ τοῦ Θεοῦ</w:t>
+      </w:r>
+    </w:p>
+    <w:p>
+      <w:pPr/>
+      <w:r>
+        <w:rPr>
+          <w:lang w:val="en_US" w:bidi="en_US"/>
+        </w:rPr>
+      </w:r>
+      <w:r>
+        <w:rPr>
+          <w:b/>
+          <w:lang w:val="en_US" w:bidi="en_US"/>
+        </w:rPr>
         <w:t>"of the Son of God"</w:t>
       </w:r>
     </w:p>
@@ -20491,6 +23461,21 @@
           <w:b/>
           <w:lang w:val="en_US" w:bidi="en_US"/>
         </w:rPr>
+        <w:t>εἰς ἄνδρα τέλειον</w:t>
+      </w:r>
+    </w:p>
+    <w:p>
+      <w:pPr/>
+      <w:r>
+        <w:rPr>
+          <w:lang w:val="en_US" w:bidi="en_US"/>
+        </w:rPr>
+      </w:r>
+      <w:r>
+        <w:rPr>
+          <w:b/>
+          <w:lang w:val="en_US" w:bidi="en_US"/>
+        </w:rPr>
         <w:t>"to a mature man"</w:t>
       </w:r>
     </w:p>
@@ -20554,6 +23539,21 @@
           <w:b/>
           <w:lang w:val="en_US" w:bidi="en_US"/>
         </w:rPr>
+        <w:t>τέλειον</w:t>
+      </w:r>
+    </w:p>
+    <w:p>
+      <w:pPr/>
+      <w:r>
+        <w:rPr>
+          <w:lang w:val="en_US" w:bidi="en_US"/>
+        </w:rPr>
+      </w:r>
+      <w:r>
+        <w:rPr>
+          <w:b/>
+          <w:lang w:val="en_US" w:bidi="en_US"/>
+        </w:rPr>
         <w:t>"mature"</w:t>
       </w:r>
     </w:p>
@@ -20617,6 +23617,21 @@
           <w:b/>
           <w:lang w:val="en_US" w:bidi="en_US"/>
         </w:rPr>
+        <w:t>ἵνα</w:t>
+      </w:r>
+    </w:p>
+    <w:p>
+      <w:pPr/>
+      <w:r>
+        <w:rPr>
+          <w:lang w:val="en_US" w:bidi="en_US"/>
+        </w:rPr>
+      </w:r>
+      <w:r>
+        <w:rPr>
+          <w:b/>
+          <w:lang w:val="en_US" w:bidi="en_US"/>
+        </w:rPr>
         <w:t>"so that"</w:t>
       </w:r>
     </w:p>
@@ -20713,6 +23728,21 @@
           <w:b/>
           <w:lang w:val="en_US" w:bidi="en_US"/>
         </w:rPr>
+        <w:t>μηκέτι ὦμεν νήπιοι</w:t>
+      </w:r>
+    </w:p>
+    <w:p>
+      <w:pPr/>
+      <w:r>
+        <w:rPr>
+          <w:lang w:val="en_US" w:bidi="en_US"/>
+        </w:rPr>
+      </w:r>
+      <w:r>
+        <w:rPr>
+          <w:b/>
+          <w:lang w:val="en_US" w:bidi="en_US"/>
+        </w:rPr>
         <w:t>"we may no longer be children"</w:t>
       </w:r>
     </w:p>
@@ -20809,6 +23839,21 @@
           <w:b/>
           <w:lang w:val="en_US" w:bidi="en_US"/>
         </w:rPr>
+        <w:t>κλυδωνιζόμενοι καὶ περιφερόμενοι παντὶ ἀνέμῳ τῆς διδασκαλίας</w:t>
+      </w:r>
+    </w:p>
+    <w:p>
+      <w:pPr/>
+      <w:r>
+        <w:rPr>
+          <w:lang w:val="en_US" w:bidi="en_US"/>
+        </w:rPr>
+      </w:r>
+      <w:r>
+        <w:rPr>
+          <w:b/>
+          <w:lang w:val="en_US" w:bidi="en_US"/>
+        </w:rPr>
         <w:t>"tossed back and forth by the waves and carried away by every wind of teaching"</w:t>
       </w:r>
     </w:p>
@@ -20918,6 +23963,21 @@
           <w:b/>
           <w:lang w:val="en_US" w:bidi="en_US"/>
         </w:rPr>
+        <w:t>ἐν τῇ κυβίᾳ τῶν ἀνθρώπων, ἐν πανουργίᾳ πρὸς τὴν μεθοδίαν τῆς πλάνης</w:t>
+      </w:r>
+    </w:p>
+    <w:p>
+      <w:pPr/>
+      <w:r>
+        <w:rPr>
+          <w:lang w:val="en_US" w:bidi="en_US"/>
+        </w:rPr>
+      </w:r>
+      <w:r>
+        <w:rPr>
+          <w:b/>
+          <w:lang w:val="en_US" w:bidi="en_US"/>
+        </w:rPr>
         <w:t>"through the trickery of men in cleverness for deceitful scheming"</w:t>
       </w:r>
     </w:p>
@@ -21040,6 +24100,21 @@
           <w:b/>
           <w:lang w:val="en_US" w:bidi="en_US"/>
         </w:rPr>
+        <w:t>δὲ</w:t>
+      </w:r>
+    </w:p>
+    <w:p>
+      <w:pPr/>
+      <w:r>
+        <w:rPr>
+          <w:lang w:val="en_US" w:bidi="en_US"/>
+        </w:rPr>
+      </w:r>
+      <w:r>
+        <w:rPr>
+          <w:b/>
+          <w:lang w:val="en_US" w:bidi="en_US"/>
+        </w:rPr>
         <w:t>"Instead"</w:t>
       </w:r>
     </w:p>
@@ -21136,6 +24211,21 @@
           <w:b/>
           <w:lang w:val="en_US" w:bidi="en_US"/>
         </w:rPr>
+        <w:t>ἀληθεύοντες</w:t>
+      </w:r>
+    </w:p>
+    <w:p>
+      <w:pPr/>
+      <w:r>
+        <w:rPr>
+          <w:lang w:val="en_US" w:bidi="en_US"/>
+        </w:rPr>
+      </w:r>
+      <w:r>
+        <w:rPr>
+          <w:b/>
+          <w:lang w:val="en_US" w:bidi="en_US"/>
+        </w:rPr>
         <w:t>"speaking truth"</w:t>
       </w:r>
     </w:p>
@@ -21232,6 +24322,21 @@
           <w:b/>
           <w:lang w:val="en_US" w:bidi="en_US"/>
         </w:rPr>
+        <w:t>ἐν ἀγάπῃ</w:t>
+      </w:r>
+    </w:p>
+    <w:p>
+      <w:pPr/>
+      <w:r>
+        <w:rPr>
+          <w:lang w:val="en_US" w:bidi="en_US"/>
+        </w:rPr>
+      </w:r>
+      <w:r>
+        <w:rPr>
+          <w:b/>
+          <w:lang w:val="en_US" w:bidi="en_US"/>
+        </w:rPr>
         <w:t>"in love"</w:t>
       </w:r>
     </w:p>
@@ -21328,6 +24433,21 @@
           <w:b/>
           <w:lang w:val="en_US" w:bidi="en_US"/>
         </w:rPr>
+        <w:t>εἰς αὐτὸν &amp; ὅς ἐστιν ἡ κεφαλή</w:t>
+      </w:r>
+    </w:p>
+    <w:p>
+      <w:pPr/>
+      <w:r>
+        <w:rPr>
+          <w:lang w:val="en_US" w:bidi="en_US"/>
+        </w:rPr>
+      </w:r>
+      <w:r>
+        <w:rPr>
+          <w:b/>
+          <w:lang w:val="en_US" w:bidi="en_US"/>
+        </w:rPr>
         <w:t>"into him who is the head"</w:t>
       </w:r>
     </w:p>
@@ -21424,6 +24544,21 @@
           <w:b/>
           <w:lang w:val="en_US" w:bidi="en_US"/>
         </w:rPr>
+        <w:t>ἐξ οὗ πᾶν τὸ σῶμα &amp; τὴν αὔξησιν τοῦ σώματος ποιεῖται</w:t>
+      </w:r>
+    </w:p>
+    <w:p>
+      <w:pPr/>
+      <w:r>
+        <w:rPr>
+          <w:lang w:val="en_US" w:bidi="en_US"/>
+        </w:rPr>
+      </w:r>
+      <w:r>
+        <w:rPr>
+          <w:b/>
+          <w:lang w:val="en_US" w:bidi="en_US"/>
+        </w:rPr>
         <w:t>"from whom the whole body,"</w:t>
       </w:r>
       <w:r>
@@ -21533,6 +24668,21 @@
           <w:b/>
           <w:lang w:val="en_US" w:bidi="en_US"/>
         </w:rPr>
+        <w:t>εἰς οἰκοδομὴν ἑαυτοῦ ἐν ἀγάπῃ</w:t>
+      </w:r>
+    </w:p>
+    <w:p>
+      <w:pPr/>
+      <w:r>
+        <w:rPr>
+          <w:lang w:val="en_US" w:bidi="en_US"/>
+        </w:rPr>
+      </w:r>
+      <w:r>
+        <w:rPr>
+          <w:b/>
+          <w:lang w:val="en_US" w:bidi="en_US"/>
+        </w:rPr>
         <w:t>"for building up itself in love"</w:t>
       </w:r>
     </w:p>
@@ -21629,6 +24779,21 @@
           <w:b/>
           <w:lang w:val="en_US" w:bidi="en_US"/>
         </w:rPr>
+        <w:t>ἐν ἀγάπῃ</w:t>
+      </w:r>
+    </w:p>
+    <w:p>
+      <w:pPr/>
+      <w:r>
+        <w:rPr>
+          <w:lang w:val="en_US" w:bidi="en_US"/>
+        </w:rPr>
+      </w:r>
+      <w:r>
+        <w:rPr>
+          <w:b/>
+          <w:lang w:val="en_US" w:bidi="en_US"/>
+        </w:rPr>
         <w:t>"in love"</w:t>
       </w:r>
     </w:p>
@@ -21725,6 +24890,21 @@
           <w:b/>
           <w:lang w:val="en_US" w:bidi="en_US"/>
         </w:rPr>
+        <w:t>διὰ πάσης ἁφῆς τῆς ἐπιχορηγίας</w:t>
+      </w:r>
+    </w:p>
+    <w:p>
+      <w:pPr/>
+      <w:r>
+        <w:rPr>
+          <w:lang w:val="en_US" w:bidi="en_US"/>
+        </w:rPr>
+      </w:r>
+      <w:r>
+        <w:rPr>
+          <w:b/>
+          <w:lang w:val="en_US" w:bidi="en_US"/>
+        </w:rPr>
         <w:t>"by every supporting ligament"</w:t>
       </w:r>
     </w:p>
@@ -21980,6 +25160,21 @@
           <w:b/>
           <w:lang w:val="en_US" w:bidi="en_US"/>
         </w:rPr>
+        <w:t>τοῦτο οὖν λέγω καὶ μαρτύρομαι</w:t>
+      </w:r>
+    </w:p>
+    <w:p>
+      <w:pPr/>
+      <w:r>
+        <w:rPr>
+          <w:lang w:val="en_US" w:bidi="en_US"/>
+        </w:rPr>
+      </w:r>
+      <w:r>
+        <w:rPr>
+          <w:b/>
+          <w:lang w:val="en_US" w:bidi="en_US"/>
+        </w:rPr>
         <w:t>"Therefore, I say this and strongly urge"</w:t>
       </w:r>
     </w:p>
@@ -22043,6 +25238,21 @@
           <w:b/>
           <w:lang w:val="en_US" w:bidi="en_US"/>
         </w:rPr>
+        <w:t>ἐν Κυρίῳ</w:t>
+      </w:r>
+    </w:p>
+    <w:p>
+      <w:pPr/>
+      <w:r>
+        <w:rPr>
+          <w:lang w:val="en_US" w:bidi="en_US"/>
+        </w:rPr>
+      </w:r>
+      <w:r>
+        <w:rPr>
+          <w:b/>
+          <w:lang w:val="en_US" w:bidi="en_US"/>
+        </w:rPr>
         <w:t>"in the Lord"</w:t>
       </w:r>
     </w:p>
@@ -22106,6 +25316,21 @@
           <w:b/>
           <w:lang w:val="en_US" w:bidi="en_US"/>
         </w:rPr>
+        <w:t>μηκέτι ὑμᾶς περιπατεῖν, καθὼς καὶ τὰ ἔθνη περιπατεῖ ἐν ματαιότητι τοῦ νοὸς αὐτῶν</w:t>
+      </w:r>
+    </w:p>
+    <w:p>
+      <w:pPr/>
+      <w:r>
+        <w:rPr>
+          <w:lang w:val="en_US" w:bidi="en_US"/>
+        </w:rPr>
+      </w:r>
+      <w:r>
+        <w:rPr>
+          <w:b/>
+          <w:lang w:val="en_US" w:bidi="en_US"/>
+        </w:rPr>
         <w:t>"you"</w:t>
       </w:r>
       <w:r>
@@ -22202,6 +25427,21 @@
           <w:b/>
           <w:lang w:val="en_US" w:bidi="en_US"/>
         </w:rPr>
+        <w:t>ἐσκοτωμένοι τῇ διανοίᾳ</w:t>
+      </w:r>
+    </w:p>
+    <w:p>
+      <w:pPr/>
+      <w:r>
+        <w:rPr>
+          <w:lang w:val="en_US" w:bidi="en_US"/>
+        </w:rPr>
+      </w:r>
+      <w:r>
+        <w:rPr>
+          <w:b/>
+          <w:lang w:val="en_US" w:bidi="en_US"/>
+        </w:rPr>
         <w:t>"They have been darkened in their understanding"</w:t>
       </w:r>
     </w:p>
@@ -22285,6 +25525,21 @@
           <w:b/>
           <w:lang w:val="en_US" w:bidi="en_US"/>
         </w:rPr>
+        <w:t>ἐσκοτωμένοι τῇ διανοίᾳ</w:t>
+      </w:r>
+    </w:p>
+    <w:p>
+      <w:pPr/>
+      <w:r>
+        <w:rPr>
+          <w:lang w:val="en_US" w:bidi="en_US"/>
+        </w:rPr>
+      </w:r>
+      <w:r>
+        <w:rPr>
+          <w:b/>
+          <w:lang w:val="en_US" w:bidi="en_US"/>
+        </w:rPr>
         <w:t>"They have been darkened in their understanding"</w:t>
       </w:r>
     </w:p>
@@ -22368,6 +25623,21 @@
           <w:b/>
           <w:lang w:val="en_US" w:bidi="en_US"/>
         </w:rPr>
+        <w:t>ἀπηλλοτριωμένοι τῆς ζωῆς τοῦ Θεοῦ, διὰ τὴν ἄγνοιαν τὴν οὖσαν ἐν αὐτοῖς</w:t>
+      </w:r>
+    </w:p>
+    <w:p>
+      <w:pPr/>
+      <w:r>
+        <w:rPr>
+          <w:lang w:val="en_US" w:bidi="en_US"/>
+        </w:rPr>
+      </w:r>
+      <w:r>
+        <w:rPr>
+          <w:b/>
+          <w:lang w:val="en_US" w:bidi="en_US"/>
+        </w:rPr>
         <w:t>"alienated from the life of God because of the ignorance that is in them"</w:t>
       </w:r>
     </w:p>
@@ -22451,6 +25721,21 @@
           <w:b/>
           <w:lang w:val="en_US" w:bidi="en_US"/>
         </w:rPr>
+        <w:t>ἀπηλλοτριωμένοι</w:t>
+      </w:r>
+    </w:p>
+    <w:p>
+      <w:pPr/>
+      <w:r>
+        <w:rPr>
+          <w:lang w:val="en_US" w:bidi="en_US"/>
+        </w:rPr>
+      </w:r>
+      <w:r>
+        <w:rPr>
+          <w:b/>
+          <w:lang w:val="en_US" w:bidi="en_US"/>
+        </w:rPr>
         <w:t>"alienated"</w:t>
       </w:r>
     </w:p>
@@ -22514,6 +25799,21 @@
           <w:b/>
           <w:lang w:val="en_US" w:bidi="en_US"/>
         </w:rPr>
+        <w:t>ἄγνοιαν</w:t>
+      </w:r>
+    </w:p>
+    <w:p>
+      <w:pPr/>
+      <w:r>
+        <w:rPr>
+          <w:lang w:val="en_US" w:bidi="en_US"/>
+        </w:rPr>
+      </w:r>
+      <w:r>
+        <w:rPr>
+          <w:b/>
+          <w:lang w:val="en_US" w:bidi="en_US"/>
+        </w:rPr>
         <w:t>"ignorance"</w:t>
       </w:r>
     </w:p>
@@ -22577,6 +25877,21 @@
           <w:b/>
           <w:lang w:val="en_US" w:bidi="en_US"/>
         </w:rPr>
+        <w:t>διὰ τὴν πώρωσιν τῆς καρδίας αὐτῶν</w:t>
+      </w:r>
+    </w:p>
+    <w:p>
+      <w:pPr/>
+      <w:r>
+        <w:rPr>
+          <w:lang w:val="en_US" w:bidi="en_US"/>
+        </w:rPr>
+      </w:r>
+      <w:r>
+        <w:rPr>
+          <w:b/>
+          <w:lang w:val="en_US" w:bidi="en_US"/>
+        </w:rPr>
         <w:t>"because of the hardness of their hearts"</w:t>
       </w:r>
     </w:p>
@@ -22673,6 +25988,21 @@
           <w:b/>
           <w:lang w:val="en_US" w:bidi="en_US"/>
         </w:rPr>
+        <w:t>διὰ</w:t>
+      </w:r>
+    </w:p>
+    <w:p>
+      <w:pPr/>
+      <w:r>
+        <w:rPr>
+          <w:lang w:val="en_US" w:bidi="en_US"/>
+        </w:rPr>
+      </w:r>
+      <w:r>
+        <w:rPr>
+          <w:b/>
+          <w:lang w:val="en_US" w:bidi="en_US"/>
+        </w:rPr>
         <w:t>"because of"</w:t>
       </w:r>
     </w:p>
@@ -22769,6 +26099,21 @@
           <w:b/>
           <w:lang w:val="en_US" w:bidi="en_US"/>
         </w:rPr>
+        <w:t>διὰ</w:t>
+      </w:r>
+    </w:p>
+    <w:p>
+      <w:pPr/>
+      <w:r>
+        <w:rPr>
+          <w:lang w:val="en_US" w:bidi="en_US"/>
+        </w:rPr>
+      </w:r>
+      <w:r>
+        <w:rPr>
+          <w:b/>
+          <w:lang w:val="en_US" w:bidi="en_US"/>
+        </w:rPr>
         <w:t>"because of"</w:t>
       </w:r>
     </w:p>
@@ -22851,6 +26196,21 @@
         <w:rPr>
           <w:lang w:val="en_US" w:bidi="en_US"/>
         </w:rPr>
+      </w:r>
+    </w:p>
+    <w:p>
+      <w:pPr/>
+      <w:r>
+        <w:rPr>
+          <w:lang w:val="en_US" w:bidi="en_US"/>
+        </w:rPr>
+      </w:r>
+      <w:r>
+        <w:rPr>
+          <w:b/>
+          <w:lang w:val="en_US" w:bidi="en_US"/>
+        </w:rPr>
+        <w:t>ἑαυτοὺς παρέδωκαν τῇ ἀσελγείᾳ</w:t>
       </w:r>
     </w:p>
     <w:p>
@@ -23042,6 +26402,21 @@
           <w:b/>
           <w:lang w:val="en_US" w:bidi="en_US"/>
         </w:rPr>
+        <w:t>δὲ</w:t>
+      </w:r>
+    </w:p>
+    <w:p>
+      <w:pPr/>
+      <w:r>
+        <w:rPr>
+          <w:lang w:val="en_US" w:bidi="en_US"/>
+        </w:rPr>
+      </w:r>
+      <w:r>
+        <w:rPr>
+          <w:b/>
+          <w:lang w:val="en_US" w:bidi="en_US"/>
+        </w:rPr>
         <w:t>"But"</w:t>
       </w:r>
     </w:p>
@@ -23138,6 +26513,21 @@
           <w:b/>
           <w:lang w:val="en_US" w:bidi="en_US"/>
         </w:rPr>
+        <w:t>εἴ γε αὐτὸν ἠκούσατε καὶ ἐν αὐτῷ ἐδιδάχθητε</w:t>
+      </w:r>
+    </w:p>
+    <w:p>
+      <w:pPr/>
+      <w:r>
+        <w:rPr>
+          <w:lang w:val="en_US" w:bidi="en_US"/>
+        </w:rPr>
+      </w:r>
+      <w:r>
+        <w:rPr>
+          <w:b/>
+          <w:lang w:val="en_US" w:bidi="en_US"/>
+        </w:rPr>
         <w:t>"if indeed you have heard about him and were taught in him"</w:t>
       </w:r>
     </w:p>
@@ -23247,6 +26637,21 @@
           <w:b/>
           <w:lang w:val="en_US" w:bidi="en_US"/>
         </w:rPr>
+        <w:t>ἐν αὐτῷ ἐδιδάχθητε</w:t>
+      </w:r>
+    </w:p>
+    <w:p>
+      <w:pPr/>
+      <w:r>
+        <w:rPr>
+          <w:lang w:val="en_US" w:bidi="en_US"/>
+        </w:rPr>
+      </w:r>
+      <w:r>
+        <w:rPr>
+          <w:b/>
+          <w:lang w:val="en_US" w:bidi="en_US"/>
+        </w:rPr>
         <w:t>"were taught in him"</w:t>
       </w:r>
     </w:p>
@@ -23330,6 +26735,21 @@
           <w:b/>
           <w:lang w:val="en_US" w:bidi="en_US"/>
         </w:rPr>
+        <w:t>καθώς ἐστιν ἀλήθεια ἐν τῷ Ἰησοῦ</w:t>
+      </w:r>
+    </w:p>
+    <w:p>
+      <w:pPr/>
+      <w:r>
+        <w:rPr>
+          <w:lang w:val="en_US" w:bidi="en_US"/>
+        </w:rPr>
+      </w:r>
+      <w:r>
+        <w:rPr>
+          <w:b/>
+          <w:lang w:val="en_US" w:bidi="en_US"/>
+        </w:rPr>
         <w:t>"as the truth is in Jesus"</w:t>
       </w:r>
     </w:p>
@@ -23393,6 +26813,21 @@
           <w:b/>
           <w:lang w:val="en_US" w:bidi="en_US"/>
         </w:rPr>
+        <w:t>ἀποθέσθαι ὑμᾶς κατὰ τὴν προτέραν ἀναστροφὴν</w:t>
+      </w:r>
+    </w:p>
+    <w:p>
+      <w:pPr/>
+      <w:r>
+        <w:rPr>
+          <w:lang w:val="en_US" w:bidi="en_US"/>
+        </w:rPr>
+      </w:r>
+      <w:r>
+        <w:rPr>
+          <w:b/>
+          <w:lang w:val="en_US" w:bidi="en_US"/>
+        </w:rPr>
         <w:t>"You are to put aside {what} belongs to your former manner of life"</w:t>
       </w:r>
     </w:p>
@@ -23476,6 +26911,21 @@
           <w:b/>
           <w:lang w:val="en_US" w:bidi="en_US"/>
         </w:rPr>
+        <w:t>ἀποθέσθαι ὑμᾶς κατὰ τὴν προτέραν ἀναστροφὴν τὸν παλαιὸν ἄνθρωπον</w:t>
+      </w:r>
+    </w:p>
+    <w:p>
+      <w:pPr/>
+      <w:r>
+        <w:rPr>
+          <w:lang w:val="en_US" w:bidi="en_US"/>
+        </w:rPr>
+      </w:r>
+      <w:r>
+        <w:rPr>
+          <w:b/>
+          <w:lang w:val="en_US" w:bidi="en_US"/>
+        </w:rPr>
         <w:t>"You are to put aside {what} belongs to your former manner of life, the old man"</w:t>
       </w:r>
     </w:p>
@@ -23559,6 +27009,21 @@
           <w:b/>
           <w:lang w:val="en_US" w:bidi="en_US"/>
         </w:rPr>
+        <w:t>τὸν παλαιὸν ἄνθρωπον</w:t>
+      </w:r>
+    </w:p>
+    <w:p>
+      <w:pPr/>
+      <w:r>
+        <w:rPr>
+          <w:lang w:val="en_US" w:bidi="en_US"/>
+        </w:rPr>
+      </w:r>
+      <w:r>
+        <w:rPr>
+          <w:b/>
+          <w:lang w:val="en_US" w:bidi="en_US"/>
+        </w:rPr>
         <w:t>"the old man"</w:t>
       </w:r>
     </w:p>
@@ -23738,6 +27203,21 @@
           <w:b/>
           <w:lang w:val="en_US" w:bidi="en_US"/>
         </w:rPr>
+        <w:t>ἀνανεοῦσθαι &amp; τῷ πνεύματι τοῦ νοὸς ὑμῶν</w:t>
+      </w:r>
+    </w:p>
+    <w:p>
+      <w:pPr/>
+      <w:r>
+        <w:rPr>
+          <w:lang w:val="en_US" w:bidi="en_US"/>
+        </w:rPr>
+      </w:r>
+      <w:r>
+        <w:rPr>
+          <w:b/>
+          <w:lang w:val="en_US" w:bidi="en_US"/>
+        </w:rPr>
         <w:t>"to be renewed in the spirit of your minds"</w:t>
       </w:r>
     </w:p>
@@ -23821,6 +27301,21 @@
           <w:b/>
           <w:lang w:val="en_US" w:bidi="en_US"/>
         </w:rPr>
+        <w:t>ἐν δικαιοσύνῃ καὶ ὁσιότητι τῆς ἀληθείας</w:t>
+      </w:r>
+    </w:p>
+    <w:p>
+      <w:pPr/>
+      <w:r>
+        <w:rPr>
+          <w:lang w:val="en_US" w:bidi="en_US"/>
+        </w:rPr>
+      </w:r>
+      <w:r>
+        <w:rPr>
+          <w:b/>
+          <w:lang w:val="en_US" w:bidi="en_US"/>
+        </w:rPr>
         <w:t>"in righteousness and holiness of the truth"</w:t>
       </w:r>
     </w:p>
@@ -23943,6 +27438,21 @@
           <w:b/>
           <w:lang w:val="en_US" w:bidi="en_US"/>
         </w:rPr>
+        <w:t>ἐνδύσασθαι τὸν καινὸν ἄνθρωπον</w:t>
+      </w:r>
+    </w:p>
+    <w:p>
+      <w:pPr/>
+      <w:r>
+        <w:rPr>
+          <w:lang w:val="en_US" w:bidi="en_US"/>
+        </w:rPr>
+      </w:r>
+      <w:r>
+        <w:rPr>
+          <w:b/>
+          <w:lang w:val="en_US" w:bidi="en_US"/>
+        </w:rPr>
         <w:t>"to put on the new man"</w:t>
       </w:r>
     </w:p>
@@ -24052,6 +27562,21 @@
           <w:b/>
           <w:lang w:val="en_US" w:bidi="en_US"/>
         </w:rPr>
+        <w:t>διὸ</w:t>
+      </w:r>
+    </w:p>
+    <w:p>
+      <w:pPr/>
+      <w:r>
+        <w:rPr>
+          <w:lang w:val="en_US" w:bidi="en_US"/>
+        </w:rPr>
+      </w:r>
+      <w:r>
+        <w:rPr>
+          <w:b/>
+          <w:lang w:val="en_US" w:bidi="en_US"/>
+        </w:rPr>
         <w:t>"Therefore"</w:t>
       </w:r>
     </w:p>
@@ -24148,6 +27673,21 @@
           <w:b/>
           <w:lang w:val="en_US" w:bidi="en_US"/>
         </w:rPr>
+        <w:t>ἀποθέμενοι τὸ ψεῦδος</w:t>
+      </w:r>
+    </w:p>
+    <w:p>
+      <w:pPr/>
+      <w:r>
+        <w:rPr>
+          <w:lang w:val="en_US" w:bidi="en_US"/>
+        </w:rPr>
+      </w:r>
+      <w:r>
+        <w:rPr>
+          <w:b/>
+          <w:lang w:val="en_US" w:bidi="en_US"/>
+        </w:rPr>
         <w:t>"putting aside the lying"</w:t>
       </w:r>
     </w:p>
@@ -24231,6 +27771,21 @@
           <w:b/>
           <w:lang w:val="en_US" w:bidi="en_US"/>
         </w:rPr>
+        <w:t>λαλεῖτε ἀλήθειαν ἕκαστος</w:t>
+      </w:r>
+    </w:p>
+    <w:p>
+      <w:pPr/>
+      <w:r>
+        <w:rPr>
+          <w:lang w:val="en_US" w:bidi="en_US"/>
+        </w:rPr>
+      </w:r>
+      <w:r>
+        <w:rPr>
+          <w:b/>
+          <w:lang w:val="en_US" w:bidi="en_US"/>
+        </w:rPr>
         <w:t>"let each of you speak truth"</w:t>
       </w:r>
     </w:p>
@@ -24327,6 +27882,21 @@
           <w:b/>
           <w:lang w:val="en_US" w:bidi="en_US"/>
         </w:rPr>
+        <w:t>ὅτι</w:t>
+      </w:r>
+    </w:p>
+    <w:p>
+      <w:pPr/>
+      <w:r>
+        <w:rPr>
+          <w:lang w:val="en_US" w:bidi="en_US"/>
+        </w:rPr>
+      </w:r>
+      <w:r>
+        <w:rPr>
+          <w:b/>
+          <w:lang w:val="en_US" w:bidi="en_US"/>
+        </w:rPr>
         <w:t>"because"</w:t>
       </w:r>
     </w:p>
@@ -24423,6 +27993,21 @@
           <w:b/>
           <w:lang w:val="en_US" w:bidi="en_US"/>
         </w:rPr>
+        <w:t>ἐσμὲν ἀλλήλων μέλη</w:t>
+      </w:r>
+    </w:p>
+    <w:p>
+      <w:pPr/>
+      <w:r>
+        <w:rPr>
+          <w:lang w:val="en_US" w:bidi="en_US"/>
+        </w:rPr>
+      </w:r>
+      <w:r>
+        <w:rPr>
+          <w:b/>
+          <w:lang w:val="en_US" w:bidi="en_US"/>
+        </w:rPr>
         <w:t>"we are members of one another"</w:t>
       </w:r>
     </w:p>
@@ -24506,6 +28091,21 @@
           <w:b/>
           <w:lang w:val="en_US" w:bidi="en_US"/>
         </w:rPr>
+        <w:t>ὀργίζεσθε, καὶ μὴ ἁμαρτάνετε</w:t>
+      </w:r>
+    </w:p>
+    <w:p>
+      <w:pPr/>
+      <w:r>
+        <w:rPr>
+          <w:lang w:val="en_US" w:bidi="en_US"/>
+        </w:rPr>
+      </w:r>
+      <w:r>
+        <w:rPr>
+          <w:b/>
+          <w:lang w:val="en_US" w:bidi="en_US"/>
+        </w:rPr>
         <w:t>"Be angry and do not sin"</w:t>
       </w:r>
     </w:p>
@@ -24569,6 +28169,21 @@
           <w:b/>
           <w:lang w:val="en_US" w:bidi="en_US"/>
         </w:rPr>
+        <w:t>ὁ ἥλιος μὴ ἐπιδυέτω ἐπὶ παροργισμῷ ὑμῶν</w:t>
+      </w:r>
+    </w:p>
+    <w:p>
+      <w:pPr/>
+      <w:r>
+        <w:rPr>
+          <w:lang w:val="en_US" w:bidi="en_US"/>
+        </w:rPr>
+      </w:r>
+      <w:r>
+        <w:rPr>
+          <w:b/>
+          <w:lang w:val="en_US" w:bidi="en_US"/>
+        </w:rPr>
         <w:t>"Do not let the sun go down on your indignation"</w:t>
       </w:r>
     </w:p>
@@ -24678,6 +28293,21 @@
           <w:b/>
           <w:lang w:val="en_US" w:bidi="en_US"/>
         </w:rPr>
+        <w:t>μηδὲ δίδοτε τόπον τῷ διαβόλῳ</w:t>
+      </w:r>
+    </w:p>
+    <w:p>
+      <w:pPr/>
+      <w:r>
+        <w:rPr>
+          <w:lang w:val="en_US" w:bidi="en_US"/>
+        </w:rPr>
+      </w:r>
+      <w:r>
+        <w:rPr>
+          <w:b/>
+          <w:lang w:val="en_US" w:bidi="en_US"/>
+        </w:rPr>
         <w:t>"nor give an opportunity to the devil"</w:t>
       </w:r>
     </w:p>
@@ -24741,6 +28371,21 @@
           <w:b/>
           <w:lang w:val="en_US" w:bidi="en_US"/>
         </w:rPr>
+        <w:t>μᾶλλον δὲ</w:t>
+      </w:r>
+    </w:p>
+    <w:p>
+      <w:pPr/>
+      <w:r>
+        <w:rPr>
+          <w:lang w:val="en_US" w:bidi="en_US"/>
+        </w:rPr>
+      </w:r>
+      <w:r>
+        <w:rPr>
+          <w:b/>
+          <w:lang w:val="en_US" w:bidi="en_US"/>
+        </w:rPr>
         <w:t>"But rather"</w:t>
       </w:r>
     </w:p>
@@ -24837,6 +28482,21 @@
           <w:b/>
           <w:lang w:val="en_US" w:bidi="en_US"/>
         </w:rPr>
+        <w:t>ἵνα</w:t>
+      </w:r>
+    </w:p>
+    <w:p>
+      <w:pPr/>
+      <w:r>
+        <w:rPr>
+          <w:lang w:val="en_US" w:bidi="en_US"/>
+        </w:rPr>
+      </w:r>
+      <w:r>
+        <w:rPr>
+          <w:b/>
+          <w:lang w:val="en_US" w:bidi="en_US"/>
+        </w:rPr>
         <w:t>"so that"</w:t>
       </w:r>
     </w:p>
@@ -24996,6 +28656,21 @@
           <w:b/>
           <w:lang w:val="en_US" w:bidi="en_US"/>
         </w:rPr>
+        <w:t>ἀλλ’</w:t>
+      </w:r>
+    </w:p>
+    <w:p>
+      <w:pPr/>
+      <w:r>
+        <w:rPr>
+          <w:lang w:val="en_US" w:bidi="en_US"/>
+        </w:rPr>
+      </w:r>
+      <w:r>
+        <w:rPr>
+          <w:b/>
+          <w:lang w:val="en_US" w:bidi="en_US"/>
+        </w:rPr>
         <w:t>"but"</w:t>
       </w:r>
     </w:p>
@@ -25092,6 +28767,21 @@
           <w:b/>
           <w:lang w:val="en_US" w:bidi="en_US"/>
         </w:rPr>
+        <w:t>πρὸς οἰκοδομὴν</w:t>
+      </w:r>
+    </w:p>
+    <w:p>
+      <w:pPr/>
+      <w:r>
+        <w:rPr>
+          <w:lang w:val="en_US" w:bidi="en_US"/>
+        </w:rPr>
+      </w:r>
+      <w:r>
+        <w:rPr>
+          <w:b/>
+          <w:lang w:val="en_US" w:bidi="en_US"/>
+        </w:rPr>
         <w:t>"for building up"</w:t>
       </w:r>
     </w:p>
@@ -25155,6 +28845,21 @@
           <w:b/>
           <w:lang w:val="en_US" w:bidi="en_US"/>
         </w:rPr>
+        <w:t>ἵνα</w:t>
+      </w:r>
+    </w:p>
+    <w:p>
+      <w:pPr/>
+      <w:r>
+        <w:rPr>
+          <w:lang w:val="en_US" w:bidi="en_US"/>
+        </w:rPr>
+      </w:r>
+      <w:r>
+        <w:rPr>
+          <w:b/>
+          <w:lang w:val="en_US" w:bidi="en_US"/>
+        </w:rPr>
         <w:t>"so that"</w:t>
       </w:r>
     </w:p>
@@ -25251,6 +28956,21 @@
           <w:b/>
           <w:lang w:val="en_US" w:bidi="en_US"/>
         </w:rPr>
+        <w:t>τῆς χρείας, ἵνα δῷ χάριν τοῖς ἀκούουσιν</w:t>
+      </w:r>
+    </w:p>
+    <w:p>
+      <w:pPr/>
+      <w:r>
+        <w:rPr>
+          <w:lang w:val="en_US" w:bidi="en_US"/>
+        </w:rPr>
+      </w:r>
+      <w:r>
+        <w:rPr>
+          <w:b/>
+          <w:lang w:val="en_US" w:bidi="en_US"/>
+        </w:rPr>
         <w:t>"of the {one in} need, so that it might give grace to the hearers"</w:t>
       </w:r>
     </w:p>
@@ -25314,6 +29034,21 @@
           <w:b/>
           <w:lang w:val="en_US" w:bidi="en_US"/>
         </w:rPr>
+        <w:t>ἵνα δῷ χάριν τοῖς ἀκούουσιν</w:t>
+      </w:r>
+    </w:p>
+    <w:p>
+      <w:pPr/>
+      <w:r>
+        <w:rPr>
+          <w:lang w:val="en_US" w:bidi="en_US"/>
+        </w:rPr>
+      </w:r>
+      <w:r>
+        <w:rPr>
+          <w:b/>
+          <w:lang w:val="en_US" w:bidi="en_US"/>
+        </w:rPr>
         <w:t>"so that it might give grace to the hearers"</w:t>
       </w:r>
     </w:p>
@@ -25410,6 +29145,21 @@
           <w:b/>
           <w:lang w:val="en_US" w:bidi="en_US"/>
         </w:rPr>
+        <w:t>μὴ λυπεῖτε</w:t>
+      </w:r>
+    </w:p>
+    <w:p>
+      <w:pPr/>
+      <w:r>
+        <w:rPr>
+          <w:lang w:val="en_US" w:bidi="en_US"/>
+        </w:rPr>
+      </w:r>
+      <w:r>
+        <w:rPr>
+          <w:b/>
+          <w:lang w:val="en_US" w:bidi="en_US"/>
+        </w:rPr>
         <w:t>"do not grieve"</w:t>
       </w:r>
     </w:p>
@@ -25473,6 +29223,21 @@
           <w:b/>
           <w:lang w:val="en_US" w:bidi="en_US"/>
         </w:rPr>
+        <w:t>ἐν ᾧ ἐσφραγίσθητε εἰς ἡμέραν ἀπολυτρώσεως</w:t>
+      </w:r>
+    </w:p>
+    <w:p>
+      <w:pPr/>
+      <w:r>
+        <w:rPr>
+          <w:lang w:val="en_US" w:bidi="en_US"/>
+        </w:rPr>
+      </w:r>
+      <w:r>
+        <w:rPr>
+          <w:b/>
+          <w:lang w:val="en_US" w:bidi="en_US"/>
+        </w:rPr>
         <w:t>"by whom you were sealed for the day of redemption"</w:t>
       </w:r>
     </w:p>
@@ -25556,6 +29321,21 @@
           <w:b/>
           <w:lang w:val="en_US" w:bidi="en_US"/>
         </w:rPr>
+        <w:t>ἐν ᾧ ἐσφραγίσθητε εἰς ἡμέραν ἀπολυτρώσεως</w:t>
+      </w:r>
+    </w:p>
+    <w:p>
+      <w:pPr/>
+      <w:r>
+        <w:rPr>
+          <w:lang w:val="en_US" w:bidi="en_US"/>
+        </w:rPr>
+      </w:r>
+      <w:r>
+        <w:rPr>
+          <w:b/>
+          <w:lang w:val="en_US" w:bidi="en_US"/>
+        </w:rPr>
         <w:t>"by whom you were sealed for the day of redemption"</w:t>
       </w:r>
     </w:p>
@@ -25798,6 +29578,21 @@
           <w:b/>
           <w:lang w:val="en_US" w:bidi="en_US"/>
         </w:rPr>
+        <w:t>πικρία, καὶ θυμὸς, καὶ ὀργὴ</w:t>
+      </w:r>
+    </w:p>
+    <w:p>
+      <w:pPr/>
+      <w:r>
+        <w:rPr>
+          <w:lang w:val="en_US" w:bidi="en_US"/>
+        </w:rPr>
+      </w:r>
+      <w:r>
+        <w:rPr>
+          <w:b/>
+          <w:lang w:val="en_US" w:bidi="en_US"/>
+        </w:rPr>
         <w:t>"bitterness, and rage, and anger"</w:t>
       </w:r>
     </w:p>
@@ -25920,6 +29715,21 @@
           <w:b/>
           <w:lang w:val="en_US" w:bidi="en_US"/>
         </w:rPr>
+        <w:t>κακίᾳ</w:t>
+      </w:r>
+    </w:p>
+    <w:p>
+      <w:pPr/>
+      <w:r>
+        <w:rPr>
+          <w:lang w:val="en_US" w:bidi="en_US"/>
+        </w:rPr>
+      </w:r>
+      <w:r>
+        <w:rPr>
+          <w:b/>
+          <w:lang w:val="en_US" w:bidi="en_US"/>
+        </w:rPr>
         <w:t>"malice"</w:t>
       </w:r>
     </w:p>
@@ -26016,6 +29826,21 @@
           <w:b/>
           <w:lang w:val="en_US" w:bidi="en_US"/>
         </w:rPr>
+        <w:t>δὲ</w:t>
+      </w:r>
+    </w:p>
+    <w:p>
+      <w:pPr/>
+      <w:r>
+        <w:rPr>
+          <w:lang w:val="en_US" w:bidi="en_US"/>
+        </w:rPr>
+      </w:r>
+      <w:r>
+        <w:rPr>
+          <w:b/>
+          <w:lang w:val="en_US" w:bidi="en_US"/>
+        </w:rPr>
         <w:t>"Instead"</w:t>
       </w:r>
     </w:p>
@@ -26098,6 +29923,21 @@
         <w:rPr>
           <w:lang w:val="en_US" w:bidi="en_US"/>
         </w:rPr>
+      </w:r>
+    </w:p>
+    <w:p>
+      <w:pPr/>
+      <w:r>
+        <w:rPr>
+          <w:lang w:val="en_US" w:bidi="en_US"/>
+        </w:rPr>
+      </w:r>
+      <w:r>
+        <w:rPr>
+          <w:b/>
+          <w:lang w:val="en_US" w:bidi="en_US"/>
+        </w:rPr>
+        <w:t>εὔσπλαγχνοι</w:t>
       </w:r>
     </w:p>
     <w:p>
@@ -26428,6 +30268,21 @@
           <w:b/>
           <w:lang w:val="en_US" w:bidi="en_US"/>
         </w:rPr>
+        <w:t>ὡς τέκνα ἀγαπητά</w:t>
+      </w:r>
+    </w:p>
+    <w:p>
+      <w:pPr/>
+      <w:r>
+        <w:rPr>
+          <w:lang w:val="en_US" w:bidi="en_US"/>
+        </w:rPr>
+      </w:r>
+      <w:r>
+        <w:rPr>
+          <w:b/>
+          <w:lang w:val="en_US" w:bidi="en_US"/>
+        </w:rPr>
         <w:t>"as beloved children"</w:t>
       </w:r>
     </w:p>
@@ -26524,6 +30379,21 @@
           <w:b/>
           <w:lang w:val="en_US" w:bidi="en_US"/>
         </w:rPr>
+        <w:t>περιπατεῖτε ἐν ἀγάπῃ</w:t>
+      </w:r>
+    </w:p>
+    <w:p>
+      <w:pPr/>
+      <w:r>
+        <w:rPr>
+          <w:lang w:val="en_US" w:bidi="en_US"/>
+        </w:rPr>
+      </w:r>
+      <w:r>
+        <w:rPr>
+          <w:b/>
+          <w:lang w:val="en_US" w:bidi="en_US"/>
+        </w:rPr>
         <w:t>"walk in love"</w:t>
       </w:r>
     </w:p>
@@ -26620,6 +30490,21 @@
           <w:b/>
           <w:lang w:val="en_US" w:bidi="en_US"/>
         </w:rPr>
+        <w:t>προσφορὰν καὶ θυσίαν τῷ Θεῷ εἰς ὀσμὴν εὐωδίας</w:t>
+      </w:r>
+    </w:p>
+    <w:p>
+      <w:pPr/>
+      <w:r>
+        <w:rPr>
+          <w:lang w:val="en_US" w:bidi="en_US"/>
+        </w:rPr>
+      </w:r>
+      <w:r>
+        <w:rPr>
+          <w:b/>
+          <w:lang w:val="en_US" w:bidi="en_US"/>
+        </w:rPr>
         <w:t>"an offering and sacrifice to God for a fragrant aroma"</w:t>
       </w:r>
     </w:p>
@@ -26716,6 +30601,21 @@
           <w:b/>
           <w:lang w:val="en_US" w:bidi="en_US"/>
         </w:rPr>
+        <w:t>πορνεία δὲ, καὶ ἀκαθαρσία πᾶσα, ἢ πλεονεξία, μηδὲ ὀνομαζέσθω ἐν ὑμῖν</w:t>
+      </w:r>
+    </w:p>
+    <w:p>
+      <w:pPr/>
+      <w:r>
+        <w:rPr>
+          <w:lang w:val="en_US" w:bidi="en_US"/>
+        </w:rPr>
+      </w:r>
+      <w:r>
+        <w:rPr>
+          <w:b/>
+          <w:lang w:val="en_US" w:bidi="en_US"/>
+        </w:rPr>
         <w:t>"But sexual immorality and every impurity or greed must not even be named among you"</w:t>
       </w:r>
     </w:p>
@@ -26799,6 +30699,21 @@
           <w:b/>
           <w:lang w:val="en_US" w:bidi="en_US"/>
         </w:rPr>
+        <w:t>δὲ</w:t>
+      </w:r>
+    </w:p>
+    <w:p>
+      <w:pPr/>
+      <w:r>
+        <w:rPr>
+          <w:lang w:val="en_US" w:bidi="en_US"/>
+        </w:rPr>
+      </w:r>
+      <w:r>
+        <w:rPr>
+          <w:b/>
+          <w:lang w:val="en_US" w:bidi="en_US"/>
+        </w:rPr>
         <w:t>"But"</w:t>
       </w:r>
     </w:p>
@@ -26895,6 +30810,21 @@
           <w:b/>
           <w:lang w:val="en_US" w:bidi="en_US"/>
         </w:rPr>
+        <w:t>ἀκαθαρσία πᾶσα</w:t>
+      </w:r>
+    </w:p>
+    <w:p>
+      <w:pPr/>
+      <w:r>
+        <w:rPr>
+          <w:lang w:val="en_US" w:bidi="en_US"/>
+        </w:rPr>
+      </w:r>
+      <w:r>
+        <w:rPr>
+          <w:b/>
+          <w:lang w:val="en_US" w:bidi="en_US"/>
+        </w:rPr>
         <w:t>"every impurity"</w:t>
       </w:r>
     </w:p>
@@ -27034,6 +30964,21 @@
           <w:b/>
           <w:lang w:val="en_US" w:bidi="en_US"/>
         </w:rPr>
+        <w:t>ἀλλὰ μᾶλλον</w:t>
+      </w:r>
+    </w:p>
+    <w:p>
+      <w:pPr/>
+      <w:r>
+        <w:rPr>
+          <w:lang w:val="en_US" w:bidi="en_US"/>
+        </w:rPr>
+      </w:r>
+      <w:r>
+        <w:rPr>
+          <w:b/>
+          <w:lang w:val="en_US" w:bidi="en_US"/>
+        </w:rPr>
         <w:t>"but instead"</w:t>
       </w:r>
     </w:p>
@@ -27130,6 +31075,21 @@
           <w:b/>
           <w:lang w:val="en_US" w:bidi="en_US"/>
         </w:rPr>
+        <w:t>ἀκάθαρτος</w:t>
+      </w:r>
+    </w:p>
+    <w:p>
+      <w:pPr/>
+      <w:r>
+        <w:rPr>
+          <w:lang w:val="en_US" w:bidi="en_US"/>
+        </w:rPr>
+      </w:r>
+      <w:r>
+        <w:rPr>
+          <w:b/>
+          <w:lang w:val="en_US" w:bidi="en_US"/>
+        </w:rPr>
         <w:t>"unclean"</w:t>
       </w:r>
     </w:p>
@@ -27226,6 +31186,21 @@
           <w:b/>
           <w:lang w:val="en_US" w:bidi="en_US"/>
         </w:rPr>
+        <w:t>οὐκ ἔχει κληρονομίαν</w:t>
+      </w:r>
+    </w:p>
+    <w:p>
+      <w:pPr/>
+      <w:r>
+        <w:rPr>
+          <w:lang w:val="en_US" w:bidi="en_US"/>
+        </w:rPr>
+      </w:r>
+      <w:r>
+        <w:rPr>
+          <w:b/>
+          <w:lang w:val="en_US" w:bidi="en_US"/>
+        </w:rPr>
         <w:t>"has no inheritance"</w:t>
       </w:r>
     </w:p>
@@ -27309,6 +31284,21 @@
           <w:b/>
           <w:lang w:val="en_US" w:bidi="en_US"/>
         </w:rPr>
+        <w:t>κενοῖς λόγοις</w:t>
+      </w:r>
+    </w:p>
+    <w:p>
+      <w:pPr/>
+      <w:r>
+        <w:rPr>
+          <w:lang w:val="en_US" w:bidi="en_US"/>
+        </w:rPr>
+      </w:r>
+      <w:r>
+        <w:rPr>
+          <w:b/>
+          <w:lang w:val="en_US" w:bidi="en_US"/>
+        </w:rPr>
         <w:t>"with empty words"</w:t>
       </w:r>
     </w:p>
@@ -27372,6 +31362,21 @@
           <w:b/>
           <w:lang w:val="en_US" w:bidi="en_US"/>
         </w:rPr>
+        <w:t>γὰρ</w:t>
+      </w:r>
+    </w:p>
+    <w:p>
+      <w:pPr/>
+      <w:r>
+        <w:rPr>
+          <w:lang w:val="en_US" w:bidi="en_US"/>
+        </w:rPr>
+      </w:r>
+      <w:r>
+        <w:rPr>
+          <w:b/>
+          <w:lang w:val="en_US" w:bidi="en_US"/>
+        </w:rPr>
         <w:t>"for"</w:t>
       </w:r>
     </w:p>
@@ -27468,6 +31473,21 @@
           <w:b/>
           <w:lang w:val="en_US" w:bidi="en_US"/>
         </w:rPr>
+        <w:t>ἔρχεται ἡ ὀργὴ τοῦ Θεοῦ ἐπὶ</w:t>
+      </w:r>
+    </w:p>
+    <w:p>
+      <w:pPr/>
+      <w:r>
+        <w:rPr>
+          <w:lang w:val="en_US" w:bidi="en_US"/>
+        </w:rPr>
+      </w:r>
+      <w:r>
+        <w:rPr>
+          <w:b/>
+          <w:lang w:val="en_US" w:bidi="en_US"/>
+        </w:rPr>
         <w:t>"the wrath of God is coming upon"</w:t>
       </w:r>
     </w:p>
@@ -27564,6 +31584,21 @@
           <w:b/>
           <w:lang w:val="en_US" w:bidi="en_US"/>
         </w:rPr>
+        <w:t>τοὺς υἱοὺς τῆς ἀπειθείας</w:t>
+      </w:r>
+    </w:p>
+    <w:p>
+      <w:pPr/>
+      <w:r>
+        <w:rPr>
+          <w:lang w:val="en_US" w:bidi="en_US"/>
+        </w:rPr>
+      </w:r>
+      <w:r>
+        <w:rPr>
+          <w:b/>
+          <w:lang w:val="en_US" w:bidi="en_US"/>
+        </w:rPr>
         <w:t>"the sons of disobedience"</w:t>
       </w:r>
     </w:p>
@@ -27647,6 +31682,21 @@
           <w:b/>
           <w:lang w:val="en_US" w:bidi="en_US"/>
         </w:rPr>
+        <w:t>οὖν</w:t>
+      </w:r>
+    </w:p>
+    <w:p>
+      <w:pPr/>
+      <w:r>
+        <w:rPr>
+          <w:lang w:val="en_US" w:bidi="en_US"/>
+        </w:rPr>
+      </w:r>
+      <w:r>
+        <w:rPr>
+          <w:b/>
+          <w:lang w:val="en_US" w:bidi="en_US"/>
+        </w:rPr>
         <w:t>"Therefore"</w:t>
       </w:r>
     </w:p>
@@ -27743,6 +31793,21 @@
           <w:b/>
           <w:lang w:val="en_US" w:bidi="en_US"/>
         </w:rPr>
+        <w:t>ἦτε γάρ ποτε σκότος</w:t>
+      </w:r>
+    </w:p>
+    <w:p>
+      <w:pPr/>
+      <w:r>
+        <w:rPr>
+          <w:lang w:val="en_US" w:bidi="en_US"/>
+        </w:rPr>
+      </w:r>
+      <w:r>
+        <w:rPr>
+          <w:b/>
+          <w:lang w:val="en_US" w:bidi="en_US"/>
+        </w:rPr>
         <w:t>"because formerly you were darkness"</w:t>
       </w:r>
     </w:p>
@@ -27826,6 +31891,21 @@
           <w:b/>
           <w:lang w:val="en_US" w:bidi="en_US"/>
         </w:rPr>
+        <w:t>γάρ</w:t>
+      </w:r>
+    </w:p>
+    <w:p>
+      <w:pPr/>
+      <w:r>
+        <w:rPr>
+          <w:lang w:val="en_US" w:bidi="en_US"/>
+        </w:rPr>
+      </w:r>
+      <w:r>
+        <w:rPr>
+          <w:b/>
+          <w:lang w:val="en_US" w:bidi="en_US"/>
+        </w:rPr>
         <w:t>"because"</w:t>
       </w:r>
     </w:p>
@@ -27922,6 +32002,21 @@
           <w:b/>
           <w:lang w:val="en_US" w:bidi="en_US"/>
         </w:rPr>
+        <w:t>νῦν δὲ φῶς ἐν Κυρίῳ</w:t>
+      </w:r>
+    </w:p>
+    <w:p>
+      <w:pPr/>
+      <w:r>
+        <w:rPr>
+          <w:lang w:val="en_US" w:bidi="en_US"/>
+        </w:rPr>
+      </w:r>
+      <w:r>
+        <w:rPr>
+          <w:b/>
+          <w:lang w:val="en_US" w:bidi="en_US"/>
+        </w:rPr>
         <w:t>"but now {are} light in the Lord"</w:t>
       </w:r>
     </w:p>
@@ -28018,6 +32113,21 @@
           <w:b/>
           <w:lang w:val="en_US" w:bidi="en_US"/>
         </w:rPr>
+        <w:t>δὲ</w:t>
+      </w:r>
+    </w:p>
+    <w:p>
+      <w:pPr/>
+      <w:r>
+        <w:rPr>
+          <w:lang w:val="en_US" w:bidi="en_US"/>
+        </w:rPr>
+      </w:r>
+      <w:r>
+        <w:rPr>
+          <w:b/>
+          <w:lang w:val="en_US" w:bidi="en_US"/>
+        </w:rPr>
         <w:t>"but"</w:t>
       </w:r>
     </w:p>
@@ -28114,6 +32224,21 @@
           <w:b/>
           <w:lang w:val="en_US" w:bidi="en_US"/>
         </w:rPr>
+        <w:t>ὡς τέκνα φωτὸς περιπατεῖτε</w:t>
+      </w:r>
+    </w:p>
+    <w:p>
+      <w:pPr/>
+      <w:r>
+        <w:rPr>
+          <w:lang w:val="en_US" w:bidi="en_US"/>
+        </w:rPr>
+      </w:r>
+      <w:r>
+        <w:rPr>
+          <w:b/>
+          <w:lang w:val="en_US" w:bidi="en_US"/>
+        </w:rPr>
         <w:t>"Walk as children of light"</w:t>
       </w:r>
     </w:p>
@@ -28210,6 +32335,21 @@
           <w:b/>
           <w:lang w:val="en_US" w:bidi="en_US"/>
         </w:rPr>
+        <w:t>ὡς τέκνα φωτὸς</w:t>
+      </w:r>
+    </w:p>
+    <w:p>
+      <w:pPr/>
+      <w:r>
+        <w:rPr>
+          <w:lang w:val="en_US" w:bidi="en_US"/>
+        </w:rPr>
+      </w:r>
+      <w:r>
+        <w:rPr>
+          <w:b/>
+          <w:lang w:val="en_US" w:bidi="en_US"/>
+        </w:rPr>
         <w:t>"as children of light"</w:t>
       </w:r>
     </w:p>
@@ -28306,6 +32446,21 @@
           <w:b/>
           <w:lang w:val="en_US" w:bidi="en_US"/>
         </w:rPr>
+        <w:t>ὁ &amp; καρπὸς τοῦ φωτὸς ἐν πάσῃ ἀγαθωσύνῃ, καὶ δικαιοσύνῃ, καὶ ἀληθείᾳ</w:t>
+      </w:r>
+    </w:p>
+    <w:p>
+      <w:pPr/>
+      <w:r>
+        <w:rPr>
+          <w:lang w:val="en_US" w:bidi="en_US"/>
+        </w:rPr>
+      </w:r>
+      <w:r>
+        <w:rPr>
+          <w:b/>
+          <w:lang w:val="en_US" w:bidi="en_US"/>
+        </w:rPr>
         <w:t>"the fruit of the light consists in all goodness and righteousness and truth"</w:t>
       </w:r>
     </w:p>
@@ -28402,6 +32557,21 @@
           <w:b/>
           <w:lang w:val="en_US" w:bidi="en_US"/>
         </w:rPr>
+        <w:t>γὰρ</w:t>
+      </w:r>
+    </w:p>
+    <w:p>
+      <w:pPr/>
+      <w:r>
+        <w:rPr>
+          <w:lang w:val="en_US" w:bidi="en_US"/>
+        </w:rPr>
+      </w:r>
+      <w:r>
+        <w:rPr>
+          <w:b/>
+          <w:lang w:val="en_US" w:bidi="en_US"/>
+        </w:rPr>
         <w:t>"for"</w:t>
       </w:r>
     </w:p>
@@ -28498,6 +32668,21 @@
           <w:b/>
           <w:lang w:val="en_US" w:bidi="en_US"/>
         </w:rPr>
+        <w:t>μὴ συνκοινωνεῖτε τοῖς ἔργοις τοῖς ἀκάρποις τοῦ σκότους</w:t>
+      </w:r>
+    </w:p>
+    <w:p>
+      <w:pPr/>
+      <w:r>
+        <w:rPr>
+          <w:lang w:val="en_US" w:bidi="en_US"/>
+        </w:rPr>
+      </w:r>
+      <w:r>
+        <w:rPr>
+          <w:b/>
+          <w:lang w:val="en_US" w:bidi="en_US"/>
+        </w:rPr>
         <w:t>"do not take part in the unfruitful works of darkness"</w:t>
       </w:r>
     </w:p>
@@ -28581,6 +32766,21 @@
           <w:b/>
           <w:lang w:val="en_US" w:bidi="en_US"/>
         </w:rPr>
+        <w:t>τοῖς ἔργοις τοῖς ἀκάρποις τοῦ σκότους</w:t>
+      </w:r>
+    </w:p>
+    <w:p>
+      <w:pPr/>
+      <w:r>
+        <w:rPr>
+          <w:lang w:val="en_US" w:bidi="en_US"/>
+        </w:rPr>
+      </w:r>
+      <w:r>
+        <w:rPr>
+          <w:b/>
+          <w:lang w:val="en_US" w:bidi="en_US"/>
+        </w:rPr>
         <w:t>"in the unfruitful works of darkness"</w:t>
       </w:r>
     </w:p>
@@ -28664,6 +32864,21 @@
           <w:b/>
           <w:lang w:val="en_US" w:bidi="en_US"/>
         </w:rPr>
+        <w:t>τοῖς ἔργοις τοῖς ἀκάρποις τοῦ σκότους</w:t>
+      </w:r>
+    </w:p>
+    <w:p>
+      <w:pPr/>
+      <w:r>
+        <w:rPr>
+          <w:lang w:val="en_US" w:bidi="en_US"/>
+        </w:rPr>
+      </w:r>
+      <w:r>
+        <w:rPr>
+          <w:b/>
+          <w:lang w:val="en_US" w:bidi="en_US"/>
+        </w:rPr>
         <w:t>"in the unfruitful works of darkness"</w:t>
       </w:r>
     </w:p>
@@ -28760,6 +32975,21 @@
           <w:b/>
           <w:lang w:val="en_US" w:bidi="en_US"/>
         </w:rPr>
+        <w:t>μᾶλλον δὲ</w:t>
+      </w:r>
+    </w:p>
+    <w:p>
+      <w:pPr/>
+      <w:r>
+        <w:rPr>
+          <w:lang w:val="en_US" w:bidi="en_US"/>
+        </w:rPr>
+      </w:r>
+      <w:r>
+        <w:rPr>
+          <w:b/>
+          <w:lang w:val="en_US" w:bidi="en_US"/>
+        </w:rPr>
         <w:t>"but rather"</w:t>
       </w:r>
     </w:p>
@@ -28856,6 +33086,21 @@
           <w:b/>
           <w:lang w:val="en_US" w:bidi="en_US"/>
         </w:rPr>
+        <w:t>ἐλέγχετε</w:t>
+      </w:r>
+    </w:p>
+    <w:p>
+      <w:pPr/>
+      <w:r>
+        <w:rPr>
+          <w:lang w:val="en_US" w:bidi="en_US"/>
+        </w:rPr>
+      </w:r>
+      <w:r>
+        <w:rPr>
+          <w:b/>
+          <w:lang w:val="en_US" w:bidi="en_US"/>
+        </w:rPr>
         <w:t>"expose {them"</w:t>
       </w:r>
     </w:p>
@@ -28939,6 +33184,21 @@
           <w:b/>
           <w:lang w:val="en_US" w:bidi="en_US"/>
         </w:rPr>
+        <w:t>αὐτῶν</w:t>
+      </w:r>
+    </w:p>
+    <w:p>
+      <w:pPr/>
+      <w:r>
+        <w:rPr>
+          <w:lang w:val="en_US" w:bidi="en_US"/>
+        </w:rPr>
+      </w:r>
+      <w:r>
+        <w:rPr>
+          <w:b/>
+          <w:lang w:val="en_US" w:bidi="en_US"/>
+        </w:rPr>
         <w:t>"them"</w:t>
       </w:r>
     </w:p>
@@ -29098,6 +33358,21 @@
           <w:b/>
           <w:lang w:val="en_US" w:bidi="en_US"/>
         </w:rPr>
+        <w:t>δὲ</w:t>
+      </w:r>
+    </w:p>
+    <w:p>
+      <w:pPr/>
+      <w:r>
+        <w:rPr>
+          <w:lang w:val="en_US" w:bidi="en_US"/>
+        </w:rPr>
+      </w:r>
+      <w:r>
+        <w:rPr>
+          <w:b/>
+          <w:lang w:val="en_US" w:bidi="en_US"/>
+        </w:rPr>
         <w:t>"But"</w:t>
       </w:r>
     </w:p>
@@ -29194,6 +33469,21 @@
           <w:b/>
           <w:lang w:val="en_US" w:bidi="en_US"/>
         </w:rPr>
+        <w:t>πᾶν &amp; τὸ φανερούμενον φῶς ἐστιν</w:t>
+      </w:r>
+    </w:p>
+    <w:p>
+      <w:pPr/>
+      <w:r>
+        <w:rPr>
+          <w:lang w:val="en_US" w:bidi="en_US"/>
+        </w:rPr>
+      </w:r>
+      <w:r>
+        <w:rPr>
+          <w:b/>
+          <w:lang w:val="en_US" w:bidi="en_US"/>
+        </w:rPr>
         <w:t>"everything that is revealed is light"</w:t>
       </w:r>
     </w:p>
@@ -29386,6 +33676,21 @@
           <w:b/>
           <w:lang w:val="en_US" w:bidi="en_US"/>
         </w:rPr>
+        <w:t>ἔγειρε, ὁ καθεύδων, καὶ ἀνάστα ἐκ τῶν νεκρῶν</w:t>
+      </w:r>
+    </w:p>
+    <w:p>
+      <w:pPr/>
+      <w:r>
+        <w:rPr>
+          <w:lang w:val="en_US" w:bidi="en_US"/>
+        </w:rPr>
+      </w:r>
+      <w:r>
+        <w:rPr>
+          <w:b/>
+          <w:lang w:val="en_US" w:bidi="en_US"/>
+        </w:rPr>
         <w:t>""Awake, O sleeper,"</w:t>
       </w:r>
     </w:p>
@@ -29469,6 +33774,21 @@
           <w:b/>
           <w:lang w:val="en_US" w:bidi="en_US"/>
         </w:rPr>
+        <w:t>ὁ καθεύδων</w:t>
+      </w:r>
+    </w:p>
+    <w:p>
+      <w:pPr/>
+      <w:r>
+        <w:rPr>
+          <w:lang w:val="en_US" w:bidi="en_US"/>
+        </w:rPr>
+      </w:r>
+      <w:r>
+        <w:rPr>
+          <w:b/>
+          <w:lang w:val="en_US" w:bidi="en_US"/>
+        </w:rPr>
         <w:t>"O sleeper"</w:t>
       </w:r>
     </w:p>
@@ -29552,6 +33872,21 @@
           <w:b/>
           <w:lang w:val="en_US" w:bidi="en_US"/>
         </w:rPr>
+        <w:t>ἐκ τῶν νεκρῶν</w:t>
+      </w:r>
+    </w:p>
+    <w:p>
+      <w:pPr/>
+      <w:r>
+        <w:rPr>
+          <w:lang w:val="en_US" w:bidi="en_US"/>
+        </w:rPr>
+      </w:r>
+      <w:r>
+        <w:rPr>
+          <w:b/>
+          <w:lang w:val="en_US" w:bidi="en_US"/>
+        </w:rPr>
         <w:t>"from the dead"</w:t>
       </w:r>
     </w:p>
@@ -29648,6 +33983,21 @@
           <w:b/>
           <w:lang w:val="en_US" w:bidi="en_US"/>
         </w:rPr>
+        <w:t>ἐπιφαύσει σοι</w:t>
+      </w:r>
+    </w:p>
+    <w:p>
+      <w:pPr/>
+      <w:r>
+        <w:rPr>
+          <w:lang w:val="en_US" w:bidi="en_US"/>
+        </w:rPr>
+      </w:r>
+      <w:r>
+        <w:rPr>
+          <w:b/>
+          <w:lang w:val="en_US" w:bidi="en_US"/>
+        </w:rPr>
         <w:t>"will shine on you"</w:t>
       </w:r>
     </w:p>
@@ -29744,6 +34094,21 @@
           <w:b/>
           <w:lang w:val="en_US" w:bidi="en_US"/>
         </w:rPr>
+        <w:t>ἐπιφαύσει σοι ὁ Χριστός</w:t>
+      </w:r>
+    </w:p>
+    <w:p>
+      <w:pPr/>
+      <w:r>
+        <w:rPr>
+          <w:lang w:val="en_US" w:bidi="en_US"/>
+        </w:rPr>
+      </w:r>
+      <w:r>
+        <w:rPr>
+          <w:b/>
+          <w:lang w:val="en_US" w:bidi="en_US"/>
+        </w:rPr>
         <w:t>"Christ will shine on you"</w:t>
       </w:r>
     </w:p>
@@ -29910,6 +34275,21 @@
           <w:b/>
           <w:lang w:val="en_US" w:bidi="en_US"/>
         </w:rPr>
+        <w:t>οὖν</w:t>
+      </w:r>
+    </w:p>
+    <w:p>
+      <w:pPr/>
+      <w:r>
+        <w:rPr>
+          <w:lang w:val="en_US" w:bidi="en_US"/>
+        </w:rPr>
+      </w:r>
+      <w:r>
+        <w:rPr>
+          <w:b/>
+          <w:lang w:val="en_US" w:bidi="en_US"/>
+        </w:rPr>
         <w:t>"therefore"</w:t>
       </w:r>
     </w:p>
@@ -30006,6 +34386,21 @@
           <w:b/>
           <w:lang w:val="en_US" w:bidi="en_US"/>
         </w:rPr>
+        <w:t>ἀλλ’</w:t>
+      </w:r>
+    </w:p>
+    <w:p>
+      <w:pPr/>
+      <w:r>
+        <w:rPr>
+          <w:lang w:val="en_US" w:bidi="en_US"/>
+        </w:rPr>
+      </w:r>
+      <w:r>
+        <w:rPr>
+          <w:b/>
+          <w:lang w:val="en_US" w:bidi="en_US"/>
+        </w:rPr>
         <w:t>"but"</w:t>
       </w:r>
     </w:p>
@@ -30185,6 +34580,21 @@
           <w:b/>
           <w:lang w:val="en_US" w:bidi="en_US"/>
         </w:rPr>
+        <w:t>ἐξαγοραζόμενοι τὸν καιρόν</w:t>
+      </w:r>
+    </w:p>
+    <w:p>
+      <w:pPr/>
+      <w:r>
+        <w:rPr>
+          <w:lang w:val="en_US" w:bidi="en_US"/>
+        </w:rPr>
+      </w:r>
+      <w:r>
+        <w:rPr>
+          <w:b/>
+          <w:lang w:val="en_US" w:bidi="en_US"/>
+        </w:rPr>
         <w:t>"redeeming the time"</w:t>
       </w:r>
     </w:p>
@@ -30281,6 +34691,21 @@
           <w:b/>
           <w:lang w:val="en_US" w:bidi="en_US"/>
         </w:rPr>
+        <w:t>ὅτι αἱ ἡμέραι πονηραί εἰσιν</w:t>
+      </w:r>
+    </w:p>
+    <w:p>
+      <w:pPr/>
+      <w:r>
+        <w:rPr>
+          <w:lang w:val="en_US" w:bidi="en_US"/>
+        </w:rPr>
+      </w:r>
+      <w:r>
+        <w:rPr>
+          <w:b/>
+          <w:lang w:val="en_US" w:bidi="en_US"/>
+        </w:rPr>
         <w:t>"because the days are evil"</w:t>
       </w:r>
     </w:p>
@@ -30377,6 +34802,21 @@
           <w:b/>
           <w:lang w:val="en_US" w:bidi="en_US"/>
         </w:rPr>
+        <w:t>ὅτι</w:t>
+      </w:r>
+    </w:p>
+    <w:p>
+      <w:pPr/>
+      <w:r>
+        <w:rPr>
+          <w:lang w:val="en_US" w:bidi="en_US"/>
+        </w:rPr>
+      </w:r>
+      <w:r>
+        <w:rPr>
+          <w:b/>
+          <w:lang w:val="en_US" w:bidi="en_US"/>
+        </w:rPr>
         <w:t>"because"</w:t>
       </w:r>
     </w:p>
@@ -30473,6 +34913,21 @@
           <w:b/>
           <w:lang w:val="en_US" w:bidi="en_US"/>
         </w:rPr>
+        <w:t>διὰ τοῦτο</w:t>
+      </w:r>
+    </w:p>
+    <w:p>
+      <w:pPr/>
+      <w:r>
+        <w:rPr>
+          <w:lang w:val="en_US" w:bidi="en_US"/>
+        </w:rPr>
+      </w:r>
+      <w:r>
+        <w:rPr>
+          <w:b/>
+          <w:lang w:val="en_US" w:bidi="en_US"/>
+        </w:rPr>
         <w:t>"Because of this"</w:t>
       </w:r>
     </w:p>
@@ -30569,6 +35024,21 @@
           <w:b/>
           <w:lang w:val="en_US" w:bidi="en_US"/>
         </w:rPr>
+        <w:t>ἀλλὰ</w:t>
+      </w:r>
+    </w:p>
+    <w:p>
+      <w:pPr/>
+      <w:r>
+        <w:rPr>
+          <w:lang w:val="en_US" w:bidi="en_US"/>
+        </w:rPr>
+      </w:r>
+      <w:r>
+        <w:rPr>
+          <w:b/>
+          <w:lang w:val="en_US" w:bidi="en_US"/>
+        </w:rPr>
         <w:t>"but"</w:t>
       </w:r>
     </w:p>
@@ -30791,6 +35261,21 @@
           <w:b/>
           <w:lang w:val="en_US" w:bidi="en_US"/>
         </w:rPr>
+        <w:t>ἐν ᾧ ἐστιν ἀσωτία</w:t>
+      </w:r>
+    </w:p>
+    <w:p>
+      <w:pPr/>
+      <w:r>
+        <w:rPr>
+          <w:lang w:val="en_US" w:bidi="en_US"/>
+        </w:rPr>
+      </w:r>
+      <w:r>
+        <w:rPr>
+          <w:b/>
+          <w:lang w:val="en_US" w:bidi="en_US"/>
+        </w:rPr>
         <w:t>"in which is recklessness"</w:t>
       </w:r>
     </w:p>
@@ -30887,6 +35372,21 @@
           <w:b/>
           <w:lang w:val="en_US" w:bidi="en_US"/>
         </w:rPr>
+        <w:t>ἀλλὰ πληροῦσθε ἐν Πνεύματι</w:t>
+      </w:r>
+    </w:p>
+    <w:p>
+      <w:pPr/>
+      <w:r>
+        <w:rPr>
+          <w:lang w:val="en_US" w:bidi="en_US"/>
+        </w:rPr>
+      </w:r>
+      <w:r>
+        <w:rPr>
+          <w:b/>
+          <w:lang w:val="en_US" w:bidi="en_US"/>
+        </w:rPr>
         <w:t>"Instead, be filled with the Spirit"</w:t>
       </w:r>
     </w:p>
@@ -30950,6 +35450,21 @@
           <w:b/>
           <w:lang w:val="en_US" w:bidi="en_US"/>
         </w:rPr>
+        <w:t>ἀλλὰ</w:t>
+      </w:r>
+    </w:p>
+    <w:p>
+      <w:pPr/>
+      <w:r>
+        <w:rPr>
+          <w:lang w:val="en_US" w:bidi="en_US"/>
+        </w:rPr>
+      </w:r>
+      <w:r>
+        <w:rPr>
+          <w:b/>
+          <w:lang w:val="en_US" w:bidi="en_US"/>
+        </w:rPr>
         <w:t>"Instead"</w:t>
       </w:r>
     </w:p>
@@ -31046,6 +35561,21 @@
           <w:b/>
           <w:lang w:val="en_US" w:bidi="en_US"/>
         </w:rPr>
+        <w:t>ψαλμοῖς, καὶ ὕμνοις, καὶ ᾠδαῖς πνευματικαῖς</w:t>
+      </w:r>
+    </w:p>
+    <w:p>
+      <w:pPr/>
+      <w:r>
+        <w:rPr>
+          <w:lang w:val="en_US" w:bidi="en_US"/>
+        </w:rPr>
+      </w:r>
+      <w:r>
+        <w:rPr>
+          <w:b/>
+          <w:lang w:val="en_US" w:bidi="en_US"/>
+        </w:rPr>
         <w:t>"psalms and hymns and spiritual songs"</w:t>
       </w:r>
     </w:p>
@@ -31205,6 +35735,21 @@
           <w:b/>
           <w:lang w:val="en_US" w:bidi="en_US"/>
         </w:rPr>
+        <w:t>ὕμνοις</w:t>
+      </w:r>
+    </w:p>
+    <w:p>
+      <w:pPr/>
+      <w:r>
+        <w:rPr>
+          <w:lang w:val="en_US" w:bidi="en_US"/>
+        </w:rPr>
+      </w:r>
+      <w:r>
+        <w:rPr>
+          <w:b/>
+          <w:lang w:val="en_US" w:bidi="en_US"/>
+        </w:rPr>
         <w:t>"hymns"</w:t>
       </w:r>
     </w:p>
@@ -31281,6 +35826,21 @@
           <w:b/>
           <w:lang w:val="en_US" w:bidi="en_US"/>
         </w:rPr>
+        <w:t>ᾠδαῖς πνευματικαῖς</w:t>
+      </w:r>
+    </w:p>
+    <w:p>
+      <w:pPr/>
+      <w:r>
+        <w:rPr>
+          <w:lang w:val="en_US" w:bidi="en_US"/>
+        </w:rPr>
+      </w:r>
+      <w:r>
+        <w:rPr>
+          <w:b/>
+          <w:lang w:val="en_US" w:bidi="en_US"/>
+        </w:rPr>
         <w:t>"spiritual songs"</w:t>
       </w:r>
     </w:p>
@@ -31377,6 +35937,21 @@
           <w:b/>
           <w:lang w:val="en_US" w:bidi="en_US"/>
         </w:rPr>
+        <w:t>τῇ καρδίᾳ ὑμῶν</w:t>
+      </w:r>
+    </w:p>
+    <w:p>
+      <w:pPr/>
+      <w:r>
+        <w:rPr>
+          <w:lang w:val="en_US" w:bidi="en_US"/>
+        </w:rPr>
+      </w:r>
+      <w:r>
+        <w:rPr>
+          <w:b/>
+          <w:lang w:val="en_US" w:bidi="en_US"/>
+        </w:rPr>
         <w:t>"in your heart"</w:t>
       </w:r>
     </w:p>
@@ -31473,6 +36048,21 @@
           <w:b/>
           <w:lang w:val="en_US" w:bidi="en_US"/>
         </w:rPr>
+        <w:t>ἐν ὀνόματι τοῦ Κυρίου ἡμῶν, Ἰησοῦ Χριστοῦ</w:t>
+      </w:r>
+    </w:p>
+    <w:p>
+      <w:pPr/>
+      <w:r>
+        <w:rPr>
+          <w:lang w:val="en_US" w:bidi="en_US"/>
+        </w:rPr>
+      </w:r>
+      <w:r>
+        <w:rPr>
+          <w:b/>
+          <w:lang w:val="en_US" w:bidi="en_US"/>
+        </w:rPr>
         <w:t>"in the name of our Lord Jesus Christ"</w:t>
       </w:r>
     </w:p>
@@ -31555,6 +36145,21 @@
         <w:rPr>
           <w:lang w:val="en_US" w:bidi="en_US"/>
         </w:rPr>
+      </w:r>
+    </w:p>
+    <w:p>
+      <w:pPr/>
+      <w:r>
+        <w:rPr>
+          <w:lang w:val="en_US" w:bidi="en_US"/>
+        </w:rPr>
+      </w:r>
+      <w:r>
+        <w:rPr>
+          <w:b/>
+          <w:lang w:val="en_US" w:bidi="en_US"/>
+        </w:rPr>
+        <w:t>τῷ Θεῷ καὶ Πατρί</w:t>
       </w:r>
     </w:p>
     <w:p>
@@ -31713,6 +36318,21 @@
           <w:b/>
           <w:lang w:val="en_US" w:bidi="en_US"/>
         </w:rPr>
+        <w:t>ὅτι</w:t>
+      </w:r>
+    </w:p>
+    <w:p>
+      <w:pPr/>
+      <w:r>
+        <w:rPr>
+          <w:lang w:val="en_US" w:bidi="en_US"/>
+        </w:rPr>
+      </w:r>
+      <w:r>
+        <w:rPr>
+          <w:b/>
+          <w:lang w:val="en_US" w:bidi="en_US"/>
+        </w:rPr>
         <w:t>"For"</w:t>
       </w:r>
     </w:p>
@@ -31809,6 +36429,21 @@
           <w:b/>
           <w:lang w:val="en_US" w:bidi="en_US"/>
         </w:rPr>
+        <w:t>κεφαλὴ τῆς γυναικὸς &amp; κεφαλὴ τῆς ἐκκλησίας</w:t>
+      </w:r>
+    </w:p>
+    <w:p>
+      <w:pPr/>
+      <w:r>
+        <w:rPr>
+          <w:lang w:val="en_US" w:bidi="en_US"/>
+        </w:rPr>
+      </w:r>
+      <w:r>
+        <w:rPr>
+          <w:b/>
+          <w:lang w:val="en_US" w:bidi="en_US"/>
+        </w:rPr>
         <w:t>"the head of the wife"</w:t>
       </w:r>
       <w:r>
@@ -31918,6 +36553,21 @@
           <w:b/>
           <w:lang w:val="en_US" w:bidi="en_US"/>
         </w:rPr>
+        <w:t>τοῦ σώματος</w:t>
+      </w:r>
+    </w:p>
+    <w:p>
+      <w:pPr/>
+      <w:r>
+        <w:rPr>
+          <w:lang w:val="en_US" w:bidi="en_US"/>
+        </w:rPr>
+      </w:r>
+      <w:r>
+        <w:rPr>
+          <w:b/>
+          <w:lang w:val="en_US" w:bidi="en_US"/>
+        </w:rPr>
         <w:t>"of the body"</w:t>
       </w:r>
     </w:p>
@@ -32172,6 +36822,21 @@
           <w:b/>
           <w:lang w:val="en_US" w:bidi="en_US"/>
         </w:rPr>
+        <w:t>ἑαυτὸν παρέδωκεν</w:t>
+      </w:r>
+    </w:p>
+    <w:p>
+      <w:pPr/>
+      <w:r>
+        <w:rPr>
+          <w:lang w:val="en_US" w:bidi="en_US"/>
+        </w:rPr>
+      </w:r>
+      <w:r>
+        <w:rPr>
+          <w:b/>
+          <w:lang w:val="en_US" w:bidi="en_US"/>
+        </w:rPr>
         <w:t>"gave himself up"</w:t>
       </w:r>
     </w:p>
@@ -32235,6 +36900,21 @@
           <w:b/>
           <w:lang w:val="en_US" w:bidi="en_US"/>
         </w:rPr>
+        <w:t>ὑπὲρ αὐτῆς</w:t>
+      </w:r>
+    </w:p>
+    <w:p>
+      <w:pPr/>
+      <w:r>
+        <w:rPr>
+          <w:lang w:val="en_US" w:bidi="en_US"/>
+        </w:rPr>
+      </w:r>
+      <w:r>
+        <w:rPr>
+          <w:b/>
+          <w:lang w:val="en_US" w:bidi="en_US"/>
+        </w:rPr>
         <w:t>"for her"</w:t>
       </w:r>
     </w:p>
@@ -32318,6 +36998,21 @@
           <w:b/>
           <w:lang w:val="en_US" w:bidi="en_US"/>
         </w:rPr>
+        <w:t>ἵνα</w:t>
+      </w:r>
+    </w:p>
+    <w:p>
+      <w:pPr/>
+      <w:r>
+        <w:rPr>
+          <w:lang w:val="en_US" w:bidi="en_US"/>
+        </w:rPr>
+      </w:r>
+      <w:r>
+        <w:rPr>
+          <w:b/>
+          <w:lang w:val="en_US" w:bidi="en_US"/>
+        </w:rPr>
         <w:t>"so that"</w:t>
       </w:r>
     </w:p>
@@ -32414,6 +37109,21 @@
           <w:b/>
           <w:lang w:val="en_US" w:bidi="en_US"/>
         </w:rPr>
+        <w:t>αὐτὴν ἁγιάσῃ, καθαρίσας</w:t>
+      </w:r>
+    </w:p>
+    <w:p>
+      <w:pPr/>
+      <w:r>
+        <w:rPr>
+          <w:lang w:val="en_US" w:bidi="en_US"/>
+        </w:rPr>
+      </w:r>
+      <w:r>
+        <w:rPr>
+          <w:b/>
+          <w:lang w:val="en_US" w:bidi="en_US"/>
+        </w:rPr>
         <w:t>"he might sanctify her, having cleansed her"</w:t>
       </w:r>
     </w:p>
@@ -32497,6 +37207,21 @@
           <w:b/>
           <w:lang w:val="en_US" w:bidi="en_US"/>
         </w:rPr>
+        <w:t>καθαρίσας τῷ λουτρῷ τοῦ ὕδατος ἐν ῥήματι</w:t>
+      </w:r>
+    </w:p>
+    <w:p>
+      <w:pPr/>
+      <w:r>
+        <w:rPr>
+          <w:lang w:val="en_US" w:bidi="en_US"/>
+        </w:rPr>
+      </w:r>
+      <w:r>
+        <w:rPr>
+          <w:b/>
+          <w:lang w:val="en_US" w:bidi="en_US"/>
+        </w:rPr>
         <w:t>"having cleansed her by the washing of the water with the word"</w:t>
       </w:r>
     </w:p>
@@ -32619,6 +37344,21 @@
           <w:b/>
           <w:lang w:val="en_US" w:bidi="en_US"/>
         </w:rPr>
+        <w:t>ἵνα</w:t>
+      </w:r>
+    </w:p>
+    <w:p>
+      <w:pPr/>
+      <w:r>
+        <w:rPr>
+          <w:lang w:val="en_US" w:bidi="en_US"/>
+        </w:rPr>
+      </w:r>
+      <w:r>
+        <w:rPr>
+          <w:b/>
+          <w:lang w:val="en_US" w:bidi="en_US"/>
+        </w:rPr>
         <w:t>"so that"</w:t>
       </w:r>
     </w:p>
@@ -32715,6 +37455,21 @@
           <w:b/>
           <w:lang w:val="en_US" w:bidi="en_US"/>
         </w:rPr>
+        <w:t>μὴ ἔχουσαν σπίλον, ἢ ῥυτίδα</w:t>
+      </w:r>
+    </w:p>
+    <w:p>
+      <w:pPr/>
+      <w:r>
+        <w:rPr>
+          <w:lang w:val="en_US" w:bidi="en_US"/>
+        </w:rPr>
+      </w:r>
+      <w:r>
+        <w:rPr>
+          <w:b/>
+          <w:lang w:val="en_US" w:bidi="en_US"/>
+        </w:rPr>
         <w:t>"not having stain or wrinkle"</w:t>
       </w:r>
     </w:p>
@@ -32907,6 +37662,21 @@
           <w:b/>
           <w:lang w:val="en_US" w:bidi="en_US"/>
         </w:rPr>
+        <w:t>ἀλλ’</w:t>
+      </w:r>
+    </w:p>
+    <w:p>
+      <w:pPr/>
+      <w:r>
+        <w:rPr>
+          <w:lang w:val="en_US" w:bidi="en_US"/>
+        </w:rPr>
+      </w:r>
+      <w:r>
+        <w:rPr>
+          <w:b/>
+          <w:lang w:val="en_US" w:bidi="en_US"/>
+        </w:rPr>
         <w:t>"but"</w:t>
       </w:r>
     </w:p>
@@ -33003,6 +37773,21 @@
           <w:b/>
           <w:lang w:val="en_US" w:bidi="en_US"/>
         </w:rPr>
+        <w:t>ἵνα</w:t>
+      </w:r>
+    </w:p>
+    <w:p>
+      <w:pPr/>
+      <w:r>
+        <w:rPr>
+          <w:lang w:val="en_US" w:bidi="en_US"/>
+        </w:rPr>
+      </w:r>
+      <w:r>
+        <w:rPr>
+          <w:b/>
+          <w:lang w:val="en_US" w:bidi="en_US"/>
+        </w:rPr>
         <w:t>"so that"</w:t>
       </w:r>
     </w:p>
@@ -33099,6 +37884,21 @@
           <w:b/>
           <w:lang w:val="en_US" w:bidi="en_US"/>
         </w:rPr>
+        <w:t>ἁγία καὶ ἄμωμος</w:t>
+      </w:r>
+    </w:p>
+    <w:p>
+      <w:pPr/>
+      <w:r>
+        <w:rPr>
+          <w:lang w:val="en_US" w:bidi="en_US"/>
+        </w:rPr>
+      </w:r>
+      <w:r>
+        <w:rPr>
+          <w:b/>
+          <w:lang w:val="en_US" w:bidi="en_US"/>
+        </w:rPr>
         <w:t>"holy and blameless"</w:t>
       </w:r>
     </w:p>
@@ -33208,6 +38008,21 @@
           <w:b/>
           <w:lang w:val="en_US" w:bidi="en_US"/>
         </w:rPr>
+        <w:t>ὡς τὰ ἑαυτῶν σώματα</w:t>
+      </w:r>
+    </w:p>
+    <w:p>
+      <w:pPr/>
+      <w:r>
+        <w:rPr>
+          <w:lang w:val="en_US" w:bidi="en_US"/>
+        </w:rPr>
+      </w:r>
+      <w:r>
+        <w:rPr>
+          <w:b/>
+          <w:lang w:val="en_US" w:bidi="en_US"/>
+        </w:rPr>
         <w:t>"as their own bodies"</w:t>
       </w:r>
     </w:p>
@@ -33304,6 +38119,21 @@
           <w:b/>
           <w:lang w:val="en_US" w:bidi="en_US"/>
         </w:rPr>
+        <w:t>ἀλλὰ ἐκτρέφει</w:t>
+      </w:r>
+    </w:p>
+    <w:p>
+      <w:pPr/>
+      <w:r>
+        <w:rPr>
+          <w:lang w:val="en_US" w:bidi="en_US"/>
+        </w:rPr>
+      </w:r>
+      <w:r>
+        <w:rPr>
+          <w:b/>
+          <w:lang w:val="en_US" w:bidi="en_US"/>
+        </w:rPr>
         <w:t>"but he nourishes"</w:t>
       </w:r>
     </w:p>
@@ -33367,6 +38197,21 @@
           <w:b/>
           <w:lang w:val="en_US" w:bidi="en_US"/>
         </w:rPr>
+        <w:t>ἀλλὰ</w:t>
+      </w:r>
+    </w:p>
+    <w:p>
+      <w:pPr/>
+      <w:r>
+        <w:rPr>
+          <w:lang w:val="en_US" w:bidi="en_US"/>
+        </w:rPr>
+      </w:r>
+      <w:r>
+        <w:rPr>
+          <w:b/>
+          <w:lang w:val="en_US" w:bidi="en_US"/>
+        </w:rPr>
         <w:t>"but"</w:t>
       </w:r>
     </w:p>
@@ -33463,6 +38308,21 @@
           <w:b/>
           <w:lang w:val="en_US" w:bidi="en_US"/>
         </w:rPr>
+        <w:t>ὅτι</w:t>
+      </w:r>
+    </w:p>
+    <w:p>
+      <w:pPr/>
+      <w:r>
+        <w:rPr>
+          <w:lang w:val="en_US" w:bidi="en_US"/>
+        </w:rPr>
+      </w:r>
+      <w:r>
+        <w:rPr>
+          <w:b/>
+          <w:lang w:val="en_US" w:bidi="en_US"/>
+        </w:rPr>
         <w:t>"because"</w:t>
       </w:r>
     </w:p>
@@ -33559,6 +38419,21 @@
           <w:b/>
           <w:lang w:val="en_US" w:bidi="en_US"/>
         </w:rPr>
+        <w:t>μέλη ἐσμὲν τοῦ σώματος αὐτοῦ</w:t>
+      </w:r>
+    </w:p>
+    <w:p>
+      <w:pPr/>
+      <w:r>
+        <w:rPr>
+          <w:lang w:val="en_US" w:bidi="en_US"/>
+        </w:rPr>
+      </w:r>
+      <w:r>
+        <w:rPr>
+          <w:b/>
+          <w:lang w:val="en_US" w:bidi="en_US"/>
+        </w:rPr>
         <w:t>"we are members of his body"</w:t>
       </w:r>
     </w:p>
@@ -33794,6 +38669,21 @@
           <w:b/>
           <w:lang w:val="en_US" w:bidi="en_US"/>
         </w:rPr>
+        <w:t>ἀντὶ τούτου</w:t>
+      </w:r>
+    </w:p>
+    <w:p>
+      <w:pPr/>
+      <w:r>
+        <w:rPr>
+          <w:lang w:val="en_US" w:bidi="en_US"/>
+        </w:rPr>
+      </w:r>
+      <w:r>
+        <w:rPr>
+          <w:b/>
+          <w:lang w:val="en_US" w:bidi="en_US"/>
+        </w:rPr>
         <w:t>"Because of this"</w:t>
       </w:r>
     </w:p>
@@ -34016,6 +38906,21 @@
           <w:b/>
           <w:lang w:val="en_US" w:bidi="en_US"/>
         </w:rPr>
+        <w:t>γάρ</w:t>
+      </w:r>
+    </w:p>
+    <w:p>
+      <w:pPr/>
+      <w:r>
+        <w:rPr>
+          <w:lang w:val="en_US" w:bidi="en_US"/>
+        </w:rPr>
+      </w:r>
+      <w:r>
+        <w:rPr>
+          <w:b/>
+          <w:lang w:val="en_US" w:bidi="en_US"/>
+        </w:rPr>
         <w:t>"for"</w:t>
       </w:r>
     </w:p>
@@ -34221,6 +39126,21 @@
           <w:b/>
           <w:lang w:val="en_US" w:bidi="en_US"/>
         </w:rPr>
+        <w:t>ἵνα</w:t>
+      </w:r>
+    </w:p>
+    <w:p>
+      <w:pPr/>
+      <w:r>
+        <w:rPr>
+          <w:lang w:val="en_US" w:bidi="en_US"/>
+        </w:rPr>
+      </w:r>
+      <w:r>
+        <w:rPr>
+          <w:b/>
+          <w:lang w:val="en_US" w:bidi="en_US"/>
+        </w:rPr>
         <w:t>"so that"</w:t>
       </w:r>
     </w:p>
@@ -34317,6 +39237,21 @@
           <w:b/>
           <w:lang w:val="en_US" w:bidi="en_US"/>
         </w:rPr>
+        <w:t>μὴ παροργίζετε τὰ τέκνα ὑμῶν</w:t>
+      </w:r>
+    </w:p>
+    <w:p>
+      <w:pPr/>
+      <w:r>
+        <w:rPr>
+          <w:lang w:val="en_US" w:bidi="en_US"/>
+        </w:rPr>
+      </w:r>
+      <w:r>
+        <w:rPr>
+          <w:b/>
+          <w:lang w:val="en_US" w:bidi="en_US"/>
+        </w:rPr>
         <w:t>"do not provoke your children to anger"</w:t>
       </w:r>
     </w:p>
@@ -34380,6 +39315,21 @@
           <w:b/>
           <w:lang w:val="en_US" w:bidi="en_US"/>
         </w:rPr>
+        <w:t>ἀλλὰ</w:t>
+      </w:r>
+    </w:p>
+    <w:p>
+      <w:pPr/>
+      <w:r>
+        <w:rPr>
+          <w:lang w:val="en_US" w:bidi="en_US"/>
+        </w:rPr>
+      </w:r>
+      <w:r>
+        <w:rPr>
+          <w:b/>
+          <w:lang w:val="en_US" w:bidi="en_US"/>
+        </w:rPr>
         <w:t>"Instead"</w:t>
       </w:r>
     </w:p>
@@ -34476,6 +39426,21 @@
           <w:b/>
           <w:lang w:val="en_US" w:bidi="en_US"/>
         </w:rPr>
+        <w:t>ἐκτρέφετε αὐτὰ ἐν παιδείᾳ καὶ νουθεσίᾳ Κυρίου</w:t>
+      </w:r>
+    </w:p>
+    <w:p>
+      <w:pPr/>
+      <w:r>
+        <w:rPr>
+          <w:lang w:val="en_US" w:bidi="en_US"/>
+        </w:rPr>
+      </w:r>
+      <w:r>
+        <w:rPr>
+          <w:b/>
+          <w:lang w:val="en_US" w:bidi="en_US"/>
+        </w:rPr>
         <w:t>"raise them in the discipline and instruction of the Lord"</w:t>
       </w:r>
     </w:p>
@@ -34585,6 +39550,21 @@
           <w:b/>
           <w:lang w:val="en_US" w:bidi="en_US"/>
         </w:rPr>
+        <w:t>φόβου καὶ τρόμου</w:t>
+      </w:r>
+    </w:p>
+    <w:p>
+      <w:pPr/>
+      <w:r>
+        <w:rPr>
+          <w:lang w:val="en_US" w:bidi="en_US"/>
+        </w:rPr>
+      </w:r>
+      <w:r>
+        <w:rPr>
+          <w:b/>
+          <w:lang w:val="en_US" w:bidi="en_US"/>
+        </w:rPr>
         <w:t>"fear and trembling"</w:t>
       </w:r>
     </w:p>
@@ -34681,6 +39661,21 @@
           <w:b/>
           <w:lang w:val="en_US" w:bidi="en_US"/>
         </w:rPr>
+        <w:t>καὶ τρόμου</w:t>
+      </w:r>
+    </w:p>
+    <w:p>
+      <w:pPr/>
+      <w:r>
+        <w:rPr>
+          <w:lang w:val="en_US" w:bidi="en_US"/>
+        </w:rPr>
+      </w:r>
+      <w:r>
+        <w:rPr>
+          <w:b/>
+          <w:lang w:val="en_US" w:bidi="en_US"/>
+        </w:rPr>
         <w:t>"and trembling"</w:t>
       </w:r>
     </w:p>
@@ -34777,6 +39772,21 @@
           <w:b/>
           <w:lang w:val="en_US" w:bidi="en_US"/>
         </w:rPr>
+        <w:t>ἐν ἁπλότητι τῆς καρδίας ὑμῶν</w:t>
+      </w:r>
+    </w:p>
+    <w:p>
+      <w:pPr/>
+      <w:r>
+        <w:rPr>
+          <w:lang w:val="en_US" w:bidi="en_US"/>
+        </w:rPr>
+      </w:r>
+      <w:r>
+        <w:rPr>
+          <w:b/>
+          <w:lang w:val="en_US" w:bidi="en_US"/>
+        </w:rPr>
         <w:t>"in honesty of your heart"</w:t>
       </w:r>
     </w:p>
@@ -34873,6 +39883,21 @@
           <w:b/>
           <w:lang w:val="en_US" w:bidi="en_US"/>
         </w:rPr>
+        <w:t>ἐν ἁπλότητι</w:t>
+      </w:r>
+    </w:p>
+    <w:p>
+      <w:pPr/>
+      <w:r>
+        <w:rPr>
+          <w:lang w:val="en_US" w:bidi="en_US"/>
+        </w:rPr>
+      </w:r>
+      <w:r>
+        <w:rPr>
+          <w:b/>
+          <w:lang w:val="en_US" w:bidi="en_US"/>
+        </w:rPr>
         <w:t>"in honesty"</w:t>
       </w:r>
     </w:p>
@@ -34969,6 +39994,21 @@
           <w:b/>
           <w:lang w:val="en_US" w:bidi="en_US"/>
         </w:rPr>
+        <w:t>ὡς τῷ Χριστῷ</w:t>
+      </w:r>
+    </w:p>
+    <w:p>
+      <w:pPr/>
+      <w:r>
+        <w:rPr>
+          <w:lang w:val="en_US" w:bidi="en_US"/>
+        </w:rPr>
+      </w:r>
+      <w:r>
+        <w:rPr>
+          <w:b/>
+          <w:lang w:val="en_US" w:bidi="en_US"/>
+        </w:rPr>
         <w:t>"as to Christ"</w:t>
       </w:r>
     </w:p>
@@ -35052,6 +40092,21 @@
           <w:b/>
           <w:lang w:val="en_US" w:bidi="en_US"/>
         </w:rPr>
+        <w:t>ἀλλ’</w:t>
+      </w:r>
+    </w:p>
+    <w:p>
+      <w:pPr/>
+      <w:r>
+        <w:rPr>
+          <w:lang w:val="en_US" w:bidi="en_US"/>
+        </w:rPr>
+      </w:r>
+      <w:r>
+        <w:rPr>
+          <w:b/>
+          <w:lang w:val="en_US" w:bidi="en_US"/>
+        </w:rPr>
         <w:t>"but"</w:t>
       </w:r>
     </w:p>
@@ -35148,6 +40203,21 @@
           <w:b/>
           <w:lang w:val="en_US" w:bidi="en_US"/>
         </w:rPr>
+        <w:t>ὡς δοῦλοι Χριστοῦ</w:t>
+      </w:r>
+    </w:p>
+    <w:p>
+      <w:pPr/>
+      <w:r>
+        <w:rPr>
+          <w:lang w:val="en_US" w:bidi="en_US"/>
+        </w:rPr>
+      </w:r>
+      <w:r>
+        <w:rPr>
+          <w:b/>
+          <w:lang w:val="en_US" w:bidi="en_US"/>
+        </w:rPr>
         <w:t>"as slaves of Christ"</w:t>
       </w:r>
     </w:p>
@@ -35211,6 +40281,21 @@
           <w:b/>
           <w:lang w:val="en_US" w:bidi="en_US"/>
         </w:rPr>
+        <w:t>ἐκ ψυχῆς</w:t>
+      </w:r>
+    </w:p>
+    <w:p>
+      <w:pPr/>
+      <w:r>
+        <w:rPr>
+          <w:lang w:val="en_US" w:bidi="en_US"/>
+        </w:rPr>
+      </w:r>
+      <w:r>
+        <w:rPr>
+          <w:b/>
+          <w:lang w:val="en_US" w:bidi="en_US"/>
+        </w:rPr>
         <w:t>"from the soul"</w:t>
       </w:r>
     </w:p>
@@ -35293,6 +40378,21 @@
         <w:rPr>
           <w:lang w:val="en_US" w:bidi="en_US"/>
         </w:rPr>
+      </w:r>
+    </w:p>
+    <w:p>
+      <w:pPr/>
+      <w:r>
+        <w:rPr>
+          <w:lang w:val="en_US" w:bidi="en_US"/>
+        </w:rPr>
+      </w:r>
+      <w:r>
+        <w:rPr>
+          <w:b/>
+          <w:lang w:val="en_US" w:bidi="en_US"/>
+        </w:rPr>
+        <w:t>τὰ αὐτὰ ποιεῖτε πρὸς αὐτούς</w:t>
       </w:r>
     </w:p>
     <w:p>
@@ -35421,6 +40521,21 @@
           <w:b/>
           <w:lang w:val="en_US" w:bidi="en_US"/>
         </w:rPr>
+        <w:t>εἰδότες ὅτι καὶ αὐτῶν καὶ ὑμῶν ὁ Κύριός ἐστιν ἐν οὐρανοῖς</w:t>
+      </w:r>
+    </w:p>
+    <w:p>
+      <w:pPr/>
+      <w:r>
+        <w:rPr>
+          <w:lang w:val="en_US" w:bidi="en_US"/>
+        </w:rPr>
+      </w:r>
+      <w:r>
+        <w:rPr>
+          <w:b/>
+          <w:lang w:val="en_US" w:bidi="en_US"/>
+        </w:rPr>
         <w:t>"You know that the Master, both theirs and yours, is in heaven"</w:t>
       </w:r>
     </w:p>
@@ -35470,6 +40585,21 @@
         <w:rPr>
           <w:lang w:val="en_US" w:bidi="en_US"/>
         </w:rPr>
+      </w:r>
+    </w:p>
+    <w:p>
+      <w:pPr/>
+      <w:r>
+        <w:rPr>
+          <w:lang w:val="en_US" w:bidi="en_US"/>
+        </w:rPr>
+      </w:r>
+      <w:r>
+        <w:rPr>
+          <w:b/>
+          <w:lang w:val="en_US" w:bidi="en_US"/>
+        </w:rPr>
+        <w:t>προσωπολημψία οὐκ ἔστιν παρ’ αὐτῷ</w:t>
       </w:r>
     </w:p>
     <w:p>
@@ -35711,6 +40841,21 @@
           <w:b/>
           <w:lang w:val="en_US" w:bidi="en_US"/>
         </w:rPr>
+        <w:t>ἐνδύσασθε τὴν πανοπλίαν τοῦ Θεοῦ, πρὸς τὸ δύνασθαι ὑμᾶς στῆναι πρὸς τὰς μεθοδίας τοῦ διαβόλου</w:t>
+      </w:r>
+    </w:p>
+    <w:p>
+      <w:pPr/>
+      <w:r>
+        <w:rPr>
+          <w:lang w:val="en_US" w:bidi="en_US"/>
+        </w:rPr>
+      </w:r>
+      <w:r>
+        <w:rPr>
+          <w:b/>
+          <w:lang w:val="en_US" w:bidi="en_US"/>
+        </w:rPr>
         <w:t>"Put on the whole armor of God, to enable you to stand against the scheming of the devil"</w:t>
       </w:r>
     </w:p>
@@ -35820,6 +40965,21 @@
           <w:b/>
           <w:lang w:val="en_US" w:bidi="en_US"/>
         </w:rPr>
+        <w:t>τὰς μεθοδίας</w:t>
+      </w:r>
+    </w:p>
+    <w:p>
+      <w:pPr/>
+      <w:r>
+        <w:rPr>
+          <w:lang w:val="en_US" w:bidi="en_US"/>
+        </w:rPr>
+      </w:r>
+      <w:r>
+        <w:rPr>
+          <w:b/>
+          <w:lang w:val="en_US" w:bidi="en_US"/>
+        </w:rPr>
         <w:t>"the scheming"</w:t>
       </w:r>
     </w:p>
@@ -35883,6 +41043,21 @@
           <w:b/>
           <w:lang w:val="en_US" w:bidi="en_US"/>
         </w:rPr>
+        <w:t>ὅτι</w:t>
+      </w:r>
+    </w:p>
+    <w:p>
+      <w:pPr/>
+      <w:r>
+        <w:rPr>
+          <w:lang w:val="en_US" w:bidi="en_US"/>
+        </w:rPr>
+      </w:r>
+      <w:r>
+        <w:rPr>
+          <w:b/>
+          <w:lang w:val="en_US" w:bidi="en_US"/>
+        </w:rPr>
         <w:t>"For"</w:t>
       </w:r>
     </w:p>
@@ -35979,6 +41154,21 @@
           <w:b/>
           <w:lang w:val="en_US" w:bidi="en_US"/>
         </w:rPr>
+        <w:t>αἷμα καὶ σάρκα</w:t>
+      </w:r>
+    </w:p>
+    <w:p>
+      <w:pPr/>
+      <w:r>
+        <w:rPr>
+          <w:lang w:val="en_US" w:bidi="en_US"/>
+        </w:rPr>
+      </w:r>
+      <w:r>
+        <w:rPr>
+          <w:b/>
+          <w:lang w:val="en_US" w:bidi="en_US"/>
+        </w:rPr>
         <w:t>"blood and flesh"</w:t>
       </w:r>
     </w:p>
@@ -36062,6 +41252,21 @@
           <w:b/>
           <w:lang w:val="en_US" w:bidi="en_US"/>
         </w:rPr>
+        <w:t>ἀλλὰ</w:t>
+      </w:r>
+    </w:p>
+    <w:p>
+      <w:pPr/>
+      <w:r>
+        <w:rPr>
+          <w:lang w:val="en_US" w:bidi="en_US"/>
+        </w:rPr>
+      </w:r>
+      <w:r>
+        <w:rPr>
+          <w:b/>
+          <w:lang w:val="en_US" w:bidi="en_US"/>
+        </w:rPr>
         <w:t>"but"</w:t>
       </w:r>
     </w:p>
@@ -36254,6 +41459,21 @@
           <w:b/>
           <w:lang w:val="en_US" w:bidi="en_US"/>
         </w:rPr>
+        <w:t>τοῦ σκότους τούτου</w:t>
+      </w:r>
+    </w:p>
+    <w:p>
+      <w:pPr/>
+      <w:r>
+        <w:rPr>
+          <w:lang w:val="en_US" w:bidi="en_US"/>
+        </w:rPr>
+      </w:r>
+      <w:r>
+        <w:rPr>
+          <w:b/>
+          <w:lang w:val="en_US" w:bidi="en_US"/>
+        </w:rPr>
         <w:t>"of this darkness"</w:t>
       </w:r>
     </w:p>
@@ -36350,6 +41570,21 @@
           <w:b/>
           <w:lang w:val="en_US" w:bidi="en_US"/>
         </w:rPr>
+        <w:t>διὰ τοῦτο, ἀναλάβετε τὴν πανοπλίαν τοῦ Θεοῦ</w:t>
+      </w:r>
+    </w:p>
+    <w:p>
+      <w:pPr/>
+      <w:r>
+        <w:rPr>
+          <w:lang w:val="en_US" w:bidi="en_US"/>
+        </w:rPr>
+      </w:r>
+      <w:r>
+        <w:rPr>
+          <w:b/>
+          <w:lang w:val="en_US" w:bidi="en_US"/>
+        </w:rPr>
         <w:t>"Because of this, put on the whole armor of God"</w:t>
       </w:r>
     </w:p>
@@ -36459,6 +41694,21 @@
           <w:b/>
           <w:lang w:val="en_US" w:bidi="en_US"/>
         </w:rPr>
+        <w:t>διὰ τοῦτο</w:t>
+      </w:r>
+    </w:p>
+    <w:p>
+      <w:pPr/>
+      <w:r>
+        <w:rPr>
+          <w:lang w:val="en_US" w:bidi="en_US"/>
+        </w:rPr>
+      </w:r>
+      <w:r>
+        <w:rPr>
+          <w:b/>
+          <w:lang w:val="en_US" w:bidi="en_US"/>
+        </w:rPr>
         <w:t>"Because of this"</w:t>
       </w:r>
     </w:p>
@@ -36555,6 +41805,21 @@
           <w:b/>
           <w:lang w:val="en_US" w:bidi="en_US"/>
         </w:rPr>
+        <w:t>ἵνα δυνηθῆτε ἀντιστῆναι ἐν τῇ ἡμέρᾳ τῇ πονηρᾷ</w:t>
+      </w:r>
+    </w:p>
+    <w:p>
+      <w:pPr/>
+      <w:r>
+        <w:rPr>
+          <w:lang w:val="en_US" w:bidi="en_US"/>
+        </w:rPr>
+      </w:r>
+      <w:r>
+        <w:rPr>
+          <w:b/>
+          <w:lang w:val="en_US" w:bidi="en_US"/>
+        </w:rPr>
         <w:t>"so that you may be able to withstand in the evil day"</w:t>
       </w:r>
     </w:p>
@@ -36651,6 +41916,21 @@
           <w:b/>
           <w:lang w:val="en_US" w:bidi="en_US"/>
         </w:rPr>
+        <w:t>ἵνα δυνηθῆτε ἀντιστῆναι</w:t>
+      </w:r>
+    </w:p>
+    <w:p>
+      <w:pPr/>
+      <w:r>
+        <w:rPr>
+          <w:lang w:val="en_US" w:bidi="en_US"/>
+        </w:rPr>
+      </w:r>
+      <w:r>
+        <w:rPr>
+          <w:b/>
+          <w:lang w:val="en_US" w:bidi="en_US"/>
+        </w:rPr>
         <w:t>"so that you may be able to withstand"</w:t>
       </w:r>
     </w:p>
@@ -36747,6 +42027,21 @@
           <w:b/>
           <w:lang w:val="en_US" w:bidi="en_US"/>
         </w:rPr>
+        <w:t>ἵνα</w:t>
+      </w:r>
+    </w:p>
+    <w:p>
+      <w:pPr/>
+      <w:r>
+        <w:rPr>
+          <w:lang w:val="en_US" w:bidi="en_US"/>
+        </w:rPr>
+      </w:r>
+      <w:r>
+        <w:rPr>
+          <w:b/>
+          <w:lang w:val="en_US" w:bidi="en_US"/>
+        </w:rPr>
         <w:t>"so that"</w:t>
       </w:r>
     </w:p>
@@ -36829,6 +42124,21 @@
         <w:rPr>
           <w:lang w:val="en_US" w:bidi="en_US"/>
         </w:rPr>
+      </w:r>
+    </w:p>
+    <w:p>
+      <w:pPr/>
+      <w:r>
+        <w:rPr>
+          <w:lang w:val="en_US" w:bidi="en_US"/>
+        </w:rPr>
+      </w:r>
+      <w:r>
+        <w:rPr>
+          <w:b/>
+          <w:lang w:val="en_US" w:bidi="en_US"/>
+        </w:rPr>
+        <w:t>στῆτε οὖν</w:t>
       </w:r>
     </w:p>
     <w:p>
@@ -36957,6 +42267,21 @@
           <w:b/>
           <w:lang w:val="en_US" w:bidi="en_US"/>
         </w:rPr>
+        <w:t>οὖν</w:t>
+      </w:r>
+    </w:p>
+    <w:p>
+      <w:pPr/>
+      <w:r>
+        <w:rPr>
+          <w:lang w:val="en_US" w:bidi="en_US"/>
+        </w:rPr>
+      </w:r>
+      <w:r>
+        <w:rPr>
+          <w:b/>
+          <w:lang w:val="en_US" w:bidi="en_US"/>
+        </w:rPr>
         <w:t>"therefore"</w:t>
       </w:r>
     </w:p>
@@ -37149,6 +42474,21 @@
           <w:b/>
           <w:lang w:val="en_US" w:bidi="en_US"/>
         </w:rPr>
+        <w:t>ἀληθείᾳ</w:t>
+      </w:r>
+    </w:p>
+    <w:p>
+      <w:pPr/>
+      <w:r>
+        <w:rPr>
+          <w:lang w:val="en_US" w:bidi="en_US"/>
+        </w:rPr>
+      </w:r>
+      <w:r>
+        <w:rPr>
+          <w:b/>
+          <w:lang w:val="en_US" w:bidi="en_US"/>
+        </w:rPr>
         <w:t>"truth"</w:t>
       </w:r>
     </w:p>
@@ -37245,6 +42585,21 @@
           <w:b/>
           <w:lang w:val="en_US" w:bidi="en_US"/>
         </w:rPr>
+        <w:t>ἐνδυσάμενοι τὸν θώρακα τῆς δικαιοσύνης</w:t>
+      </w:r>
+    </w:p>
+    <w:p>
+      <w:pPr/>
+      <w:r>
+        <w:rPr>
+          <w:lang w:val="en_US" w:bidi="en_US"/>
+        </w:rPr>
+      </w:r>
+      <w:r>
+        <w:rPr>
+          <w:b/>
+          <w:lang w:val="en_US" w:bidi="en_US"/>
+        </w:rPr>
         <w:t>"having put on the breastplate of righteousness"</w:t>
       </w:r>
     </w:p>
@@ -37354,6 +42709,21 @@
           <w:b/>
           <w:lang w:val="en_US" w:bidi="en_US"/>
         </w:rPr>
+        <w:t>δικαιοσύνης</w:t>
+      </w:r>
+    </w:p>
+    <w:p>
+      <w:pPr/>
+      <w:r>
+        <w:rPr>
+          <w:lang w:val="en_US" w:bidi="en_US"/>
+        </w:rPr>
+      </w:r>
+      <w:r>
+        <w:rPr>
+          <w:b/>
+          <w:lang w:val="en_US" w:bidi="en_US"/>
+        </w:rPr>
         <w:t>"of righteousness"</w:t>
       </w:r>
     </w:p>
@@ -37450,6 +42820,21 @@
           <w:b/>
           <w:lang w:val="en_US" w:bidi="en_US"/>
         </w:rPr>
+        <w:t>ὑποδησάμενοι τοὺς πόδας ἐν ἑτοιμασίᾳ τοῦ εὐαγγελίου τῆς εἰρήνης</w:t>
+      </w:r>
+    </w:p>
+    <w:p>
+      <w:pPr/>
+      <w:r>
+        <w:rPr>
+          <w:lang w:val="en_US" w:bidi="en_US"/>
+        </w:rPr>
+      </w:r>
+      <w:r>
+        <w:rPr>
+          <w:b/>
+          <w:lang w:val="en_US" w:bidi="en_US"/>
+        </w:rPr>
         <w:t>"having shod your feet with readiness of the gospel of peace"</w:t>
       </w:r>
     </w:p>
@@ -37546,6 +42931,21 @@
           <w:b/>
           <w:lang w:val="en_US" w:bidi="en_US"/>
         </w:rPr>
+        <w:t>εἰρήνης</w:t>
+      </w:r>
+    </w:p>
+    <w:p>
+      <w:pPr/>
+      <w:r>
+        <w:rPr>
+          <w:lang w:val="en_US" w:bidi="en_US"/>
+        </w:rPr>
+      </w:r>
+      <w:r>
+        <w:rPr>
+          <w:b/>
+          <w:lang w:val="en_US" w:bidi="en_US"/>
+        </w:rPr>
         <w:t>"of peace"</w:t>
       </w:r>
     </w:p>
@@ -37642,6 +43042,21 @@
           <w:b/>
           <w:lang w:val="en_US" w:bidi="en_US"/>
         </w:rPr>
+        <w:t>ἐν πᾶσιν ἀναλαβόντες τὸν θυρεὸν τῆς πίστεως</w:t>
+      </w:r>
+    </w:p>
+    <w:p>
+      <w:pPr/>
+      <w:r>
+        <w:rPr>
+          <w:lang w:val="en_US" w:bidi="en_US"/>
+        </w:rPr>
+      </w:r>
+      <w:r>
+        <w:rPr>
+          <w:b/>
+          <w:lang w:val="en_US" w:bidi="en_US"/>
+        </w:rPr>
         <w:t>"In everything take up the shield of the faith"</w:t>
       </w:r>
     </w:p>
@@ -37751,6 +43166,21 @@
           <w:b/>
           <w:lang w:val="en_US" w:bidi="en_US"/>
         </w:rPr>
+        <w:t>τῆς πίστεως</w:t>
+      </w:r>
+    </w:p>
+    <w:p>
+      <w:pPr/>
+      <w:r>
+        <w:rPr>
+          <w:lang w:val="en_US" w:bidi="en_US"/>
+        </w:rPr>
+      </w:r>
+      <w:r>
+        <w:rPr>
+          <w:b/>
+          <w:lang w:val="en_US" w:bidi="en_US"/>
+        </w:rPr>
         <w:t>"of the faith"</w:t>
       </w:r>
     </w:p>
@@ -37847,6 +43277,21 @@
           <w:b/>
           <w:lang w:val="en_US" w:bidi="en_US"/>
         </w:rPr>
+        <w:t>τὰ βέλη τοῦ πονηροῦ πεπυρωμένα</w:t>
+      </w:r>
+    </w:p>
+    <w:p>
+      <w:pPr/>
+      <w:r>
+        <w:rPr>
+          <w:lang w:val="en_US" w:bidi="en_US"/>
+        </w:rPr>
+      </w:r>
+      <w:r>
+        <w:rPr>
+          <w:b/>
+          <w:lang w:val="en_US" w:bidi="en_US"/>
+        </w:rPr>
         <w:t>"the flaming arrows of the evil one"</w:t>
       </w:r>
     </w:p>
@@ -37943,6 +43388,21 @@
           <w:b/>
           <w:lang w:val="en_US" w:bidi="en_US"/>
         </w:rPr>
+        <w:t>τὴν περικεφαλαίαν τοῦ σωτηρίου δέξασθε</w:t>
+      </w:r>
+    </w:p>
+    <w:p>
+      <w:pPr/>
+      <w:r>
+        <w:rPr>
+          <w:lang w:val="en_US" w:bidi="en_US"/>
+        </w:rPr>
+      </w:r>
+      <w:r>
+        <w:rPr>
+          <w:b/>
+          <w:lang w:val="en_US" w:bidi="en_US"/>
+        </w:rPr>
         <w:t>"take the helmet of salvation"</w:t>
       </w:r>
     </w:p>
@@ -38052,6 +43512,21 @@
           <w:b/>
           <w:lang w:val="en_US" w:bidi="en_US"/>
         </w:rPr>
+        <w:t>τοῦ σωτηρίου</w:t>
+      </w:r>
+    </w:p>
+    <w:p>
+      <w:pPr/>
+      <w:r>
+        <w:rPr>
+          <w:lang w:val="en_US" w:bidi="en_US"/>
+        </w:rPr>
+      </w:r>
+      <w:r>
+        <w:rPr>
+          <w:b/>
+          <w:lang w:val="en_US" w:bidi="en_US"/>
+        </w:rPr>
         <w:t>"of salvation"</w:t>
       </w:r>
     </w:p>
@@ -38148,6 +43623,21 @@
           <w:b/>
           <w:lang w:val="en_US" w:bidi="en_US"/>
         </w:rPr>
+        <w:t>τὴν μάχαιραν τοῦ Πνεύματος, ὅ ἐστιν ῥῆμα Θεοῦ</w:t>
+      </w:r>
+    </w:p>
+    <w:p>
+      <w:pPr/>
+      <w:r>
+        <w:rPr>
+          <w:lang w:val="en_US" w:bidi="en_US"/>
+        </w:rPr>
+      </w:r>
+      <w:r>
+        <w:rPr>
+          <w:b/>
+          <w:lang w:val="en_US" w:bidi="en_US"/>
+        </w:rPr>
         <w:t>"the sword of the Spirit, which is the word of God"</w:t>
       </w:r>
     </w:p>
@@ -38244,6 +43734,21 @@
           <w:b/>
           <w:lang w:val="en_US" w:bidi="en_US"/>
         </w:rPr>
+        <w:t>διὰ πάσης προσευχῆς καὶ δεήσεως, προσευχόμενοι ἐν παντὶ καιρῷ ἐν Πνεύματι</w:t>
+      </w:r>
+    </w:p>
+    <w:p>
+      <w:pPr/>
+      <w:r>
+        <w:rPr>
+          <w:lang w:val="en_US" w:bidi="en_US"/>
+        </w:rPr>
+      </w:r>
+      <w:r>
+        <w:rPr>
+          <w:b/>
+          <w:lang w:val="en_US" w:bidi="en_US"/>
+        </w:rPr>
         <w:t>"With every prayer and request, pray at all times in the Spirit"</w:t>
       </w:r>
     </w:p>
@@ -38307,6 +43812,21 @@
           <w:b/>
           <w:lang w:val="en_US" w:bidi="en_US"/>
         </w:rPr>
+        <w:t>εἰς αὐτὸ</w:t>
+      </w:r>
+    </w:p>
+    <w:p>
+      <w:pPr/>
+      <w:r>
+        <w:rPr>
+          <w:lang w:val="en_US" w:bidi="en_US"/>
+        </w:rPr>
+      </w:r>
+      <w:r>
+        <w:rPr>
+          <w:b/>
+          <w:lang w:val="en_US" w:bidi="en_US"/>
+        </w:rPr>
         <w:t>"to this {end"</w:t>
       </w:r>
     </w:p>
@@ -38403,6 +43923,21 @@
           <w:b/>
           <w:lang w:val="en_US" w:bidi="en_US"/>
         </w:rPr>
+        <w:t>ἀγρυπνοῦντες ἐν πάσῃ προσκαρτερήσει καὶ δεήσει περὶ πάντων τῶν ἁγίων</w:t>
+      </w:r>
+    </w:p>
+    <w:p>
+      <w:pPr/>
+      <w:r>
+        <w:rPr>
+          <w:lang w:val="en_US" w:bidi="en_US"/>
+        </w:rPr>
+      </w:r>
+      <w:r>
+        <w:rPr>
+          <w:b/>
+          <w:lang w:val="en_US" w:bidi="en_US"/>
+        </w:rPr>
         <w:t>"be watchful with all perseverance and requests for all the saints"</w:t>
       </w:r>
     </w:p>
@@ -38562,6 +44097,21 @@
           <w:b/>
           <w:lang w:val="en_US" w:bidi="en_US"/>
         </w:rPr>
+        <w:t>ἵνα μοι δοθῇ λόγος</w:t>
+      </w:r>
+    </w:p>
+    <w:p>
+      <w:pPr/>
+      <w:r>
+        <w:rPr>
+          <w:lang w:val="en_US" w:bidi="en_US"/>
+        </w:rPr>
+      </w:r>
+      <w:r>
+        <w:rPr>
+          <w:b/>
+          <w:lang w:val="en_US" w:bidi="en_US"/>
+        </w:rPr>
         <w:t>"so that a message might be given to me"</w:t>
       </w:r>
     </w:p>
@@ -38645,6 +44195,21 @@
           <w:b/>
           <w:lang w:val="en_US" w:bidi="en_US"/>
         </w:rPr>
+        <w:t>ἵνα</w:t>
+      </w:r>
+    </w:p>
+    <w:p>
+      <w:pPr/>
+      <w:r>
+        <w:rPr>
+          <w:lang w:val="en_US" w:bidi="en_US"/>
+        </w:rPr>
+      </w:r>
+      <w:r>
+        <w:rPr>
+          <w:b/>
+          <w:lang w:val="en_US" w:bidi="en_US"/>
+        </w:rPr>
         <w:t>"so that"</w:t>
       </w:r>
     </w:p>
@@ -38824,6 +44389,21 @@
           <w:b/>
           <w:lang w:val="en_US" w:bidi="en_US"/>
         </w:rPr>
+        <w:t>ὑπὲρ οὗ πρεσβεύω ἐν ἁλύσει</w:t>
+      </w:r>
+    </w:p>
+    <w:p>
+      <w:pPr/>
+      <w:r>
+        <w:rPr>
+          <w:lang w:val="en_US" w:bidi="en_US"/>
+        </w:rPr>
+      </w:r>
+      <w:r>
+        <w:rPr>
+          <w:b/>
+          <w:lang w:val="en_US" w:bidi="en_US"/>
+        </w:rPr>
         <w:t>"for which I am an ambassador in chains"</w:t>
       </w:r>
     </w:p>
@@ -38920,6 +44500,21 @@
           <w:b/>
           <w:lang w:val="en_US" w:bidi="en_US"/>
         </w:rPr>
+        <w:t>ἵνα ἐν αὐτῷ παρρησιάσωμαι, ὡς δεῖ με λαλῆσαι</w:t>
+      </w:r>
+    </w:p>
+    <w:p>
+      <w:pPr/>
+      <w:r>
+        <w:rPr>
+          <w:lang w:val="en_US" w:bidi="en_US"/>
+        </w:rPr>
+      </w:r>
+      <w:r>
+        <w:rPr>
+          <w:b/>
+          <w:lang w:val="en_US" w:bidi="en_US"/>
+        </w:rPr>
         <w:t>"so that in it I may speak boldly, as it is necessary for me to speak"</w:t>
       </w:r>
     </w:p>
@@ -39003,6 +44598,21 @@
           <w:b/>
           <w:lang w:val="en_US" w:bidi="en_US"/>
         </w:rPr>
+        <w:t>ἵνα</w:t>
+      </w:r>
+    </w:p>
+    <w:p>
+      <w:pPr/>
+      <w:r>
+        <w:rPr>
+          <w:lang w:val="en_US" w:bidi="en_US"/>
+        </w:rPr>
+      </w:r>
+      <w:r>
+        <w:rPr>
+          <w:b/>
+          <w:lang w:val="en_US" w:bidi="en_US"/>
+        </w:rPr>
         <w:t>"so that"</w:t>
       </w:r>
     </w:p>
@@ -39099,6 +44709,21 @@
           <w:b/>
           <w:lang w:val="en_US" w:bidi="en_US"/>
         </w:rPr>
+        <w:t>ἐν αὐτῷ</w:t>
+      </w:r>
+    </w:p>
+    <w:p>
+      <w:pPr/>
+      <w:r>
+        <w:rPr>
+          <w:lang w:val="en_US" w:bidi="en_US"/>
+        </w:rPr>
+      </w:r>
+      <w:r>
+        <w:rPr>
+          <w:b/>
+          <w:lang w:val="en_US" w:bidi="en_US"/>
+        </w:rPr>
         <w:t>"in it"</w:t>
       </w:r>
     </w:p>
@@ -39195,6 +44820,21 @@
           <w:b/>
           <w:lang w:val="en_US" w:bidi="en_US"/>
         </w:rPr>
+        <w:t>ἵνα</w:t>
+      </w:r>
+    </w:p>
+    <w:p>
+      <w:pPr/>
+      <w:r>
+        <w:rPr>
+          <w:lang w:val="en_US" w:bidi="en_US"/>
+        </w:rPr>
+      </w:r>
+      <w:r>
+        <w:rPr>
+          <w:b/>
+          <w:lang w:val="en_US" w:bidi="en_US"/>
+        </w:rPr>
         <w:t>"so that"</w:t>
       </w:r>
     </w:p>
@@ -39291,6 +44931,21 @@
           <w:b/>
           <w:lang w:val="en_US" w:bidi="en_US"/>
         </w:rPr>
+        <w:t>ἀδελφὸς</w:t>
+      </w:r>
+    </w:p>
+    <w:p>
+      <w:pPr/>
+      <w:r>
+        <w:rPr>
+          <w:lang w:val="en_US" w:bidi="en_US"/>
+        </w:rPr>
+      </w:r>
+      <w:r>
+        <w:rPr>
+          <w:b/>
+          <w:lang w:val="en_US" w:bidi="en_US"/>
+        </w:rPr>
         <w:t>"brother"</w:t>
       </w:r>
     </w:p>
@@ -39387,6 +45042,21 @@
           <w:b/>
           <w:lang w:val="en_US" w:bidi="en_US"/>
         </w:rPr>
+        <w:t>παρακαλέσῃ τὰς καρδίας ὑμῶν</w:t>
+      </w:r>
+    </w:p>
+    <w:p>
+      <w:pPr/>
+      <w:r>
+        <w:rPr>
+          <w:lang w:val="en_US" w:bidi="en_US"/>
+        </w:rPr>
+      </w:r>
+      <w:r>
+        <w:rPr>
+          <w:b/>
+          <w:lang w:val="en_US" w:bidi="en_US"/>
+        </w:rPr>
         <w:t>"your hearts may be encouraged"</w:t>
       </w:r>
     </w:p>
@@ -39483,6 +45153,21 @@
           <w:b/>
           <w:lang w:val="en_US" w:bidi="en_US"/>
         </w:rPr>
+        <w:t>ἵνα</w:t>
+      </w:r>
+    </w:p>
+    <w:p>
+      <w:pPr/>
+      <w:r>
+        <w:rPr>
+          <w:lang w:val="en_US" w:bidi="en_US"/>
+        </w:rPr>
+      </w:r>
+      <w:r>
+        <w:rPr>
+          <w:b/>
+          <w:lang w:val="en_US" w:bidi="en_US"/>
+        </w:rPr>
         <w:t>"so that"</w:t>
       </w:r>
     </w:p>
@@ -39642,6 +45327,21 @@
           <w:b/>
           <w:lang w:val="en_US" w:bidi="en_US"/>
         </w:rPr>
+        <w:t>εἰρήνη τοῖς ἀδελφοῖς</w:t>
+      </w:r>
+    </w:p>
+    <w:p>
+      <w:pPr/>
+      <w:r>
+        <w:rPr>
+          <w:lang w:val="en_US" w:bidi="en_US"/>
+        </w:rPr>
+      </w:r>
+      <w:r>
+        <w:rPr>
+          <w:b/>
+          <w:lang w:val="en_US" w:bidi="en_US"/>
+        </w:rPr>
         <w:t>"Peace to the brothers"</w:t>
       </w:r>
     </w:p>
@@ -39738,6 +45438,21 @@
           <w:b/>
           <w:lang w:val="en_US" w:bidi="en_US"/>
         </w:rPr>
+        <w:t>τοῖς ἀδελφοῖς</w:t>
+      </w:r>
+    </w:p>
+    <w:p>
+      <w:pPr/>
+      <w:r>
+        <w:rPr>
+          <w:lang w:val="en_US" w:bidi="en_US"/>
+        </w:rPr>
+      </w:r>
+      <w:r>
+        <w:rPr>
+          <w:b/>
+          <w:lang w:val="en_US" w:bidi="en_US"/>
+        </w:rPr>
         <w:t>"to the brothers"</w:t>
       </w:r>
     </w:p>
@@ -39834,6 +45549,21 @@
           <w:b/>
           <w:lang w:val="en_US" w:bidi="en_US"/>
         </w:rPr>
+        <w:t>ἀγάπη</w:t>
+      </w:r>
+    </w:p>
+    <w:p>
+      <w:pPr/>
+      <w:r>
+        <w:rPr>
+          <w:lang w:val="en_US" w:bidi="en_US"/>
+        </w:rPr>
+      </w:r>
+      <w:r>
+        <w:rPr>
+          <w:b/>
+          <w:lang w:val="en_US" w:bidi="en_US"/>
+        </w:rPr>
         <w:t>"love"</w:t>
       </w:r>
     </w:p>
@@ -39930,6 +45660,21 @@
           <w:b/>
           <w:lang w:val="en_US" w:bidi="en_US"/>
         </w:rPr>
+        <w:t>μετὰ πίστεως</w:t>
+      </w:r>
+    </w:p>
+    <w:p>
+      <w:pPr/>
+      <w:r>
+        <w:rPr>
+          <w:lang w:val="en_US" w:bidi="en_US"/>
+        </w:rPr>
+      </w:r>
+      <w:r>
+        <w:rPr>
+          <w:b/>
+          <w:lang w:val="en_US" w:bidi="en_US"/>
+        </w:rPr>
         <w:t>"with faith"</w:t>
       </w:r>
     </w:p>
@@ -40026,6 +45771,21 @@
           <w:b/>
           <w:lang w:val="en_US" w:bidi="en_US"/>
         </w:rPr>
+        <w:t>ἡ χάρις μετὰ</w:t>
+      </w:r>
+    </w:p>
+    <w:p>
+      <w:pPr/>
+      <w:r>
+        <w:rPr>
+          <w:lang w:val="en_US" w:bidi="en_US"/>
+        </w:rPr>
+      </w:r>
+      <w:r>
+        <w:rPr>
+          <w:b/>
+          <w:lang w:val="en_US" w:bidi="en_US"/>
+        </w:rPr>
         <w:t>"Grace {be} with"</w:t>
       </w:r>
     </w:p>
@@ -40108,6 +45868,21 @@
         <w:rPr>
           <w:lang w:val="en_US" w:bidi="en_US"/>
         </w:rPr>
+      </w:r>
+    </w:p>
+    <w:p>
+      <w:pPr/>
+      <w:r>
+        <w:rPr>
+          <w:lang w:val="en_US" w:bidi="en_US"/>
+        </w:rPr>
+      </w:r>
+      <w:r>
+        <w:rPr>
+          <w:b/>
+          <w:lang w:val="en_US" w:bidi="en_US"/>
+        </w:rPr>
+        <w:t>ἐν ἀφθαρσίᾳ</w:t>
       </w:r>
     </w:p>
     <w:p>

--- a/eng/docx/49.content.docx
+++ b/eng/docx/49.content.docx
@@ -28,49 +28,15 @@
       </w:r>
     </w:p>
     <w:p>
-      <w:pPr>
-        <w:pStyle w:val="Heading2"/>
-      </w:pPr>
-      <w:r>
-        <w:rPr>
-          <w:lang w:val="en_US" w:bidi="en_US"/>
-        </w:rPr>
-        <w:t>License Information</w:t>
-      </w:r>
-      <w:r>
-        <w:rPr>
-          <w:lang w:val="en_US" w:bidi="en_US"/>
-        </w:rPr>
-      </w:r>
-    </w:p>
-    <w:p>
-      <w:pPr/>
-      <w:r>
-        <w:rPr>
-          <w:lang w:val="en_US" w:bidi="en_US"/>
-        </w:rPr>
-      </w:r>
-      <w:r>
-        <w:rPr>
-          <w:b/>
-          <w:lang w:val="en_US" w:bidi="en_US"/>
-        </w:rPr>
-        <w:t>Translation Notes (unfoldingWord)</w:t>
-      </w:r>
-      <w:r>
-        <w:rPr>
-          <w:lang w:val="en_US" w:bidi="en_US"/>
-        </w:rPr>
-        <w:t xml:space="preserve"> is based on</w:t>
-      </w:r>
-      <w:r>
-        <w:rPr>
-          <w:lang w:val="en_US" w:bidi="en_US"/>
-        </w:rPr>
-        <w:t xml:space="preserve">: </w:t>
-      </w:r>
-      <w:r>
-        <w:rPr>
+      <w:pPr/>
+      <w:r>
+        <w:rPr>
+          <w:lang w:val="en_US" w:bidi="en_US"/>
+        </w:rPr>
+      </w:r>
+      <w:r>
+        <w:rPr>
+          <w:b/>
           <w:lang w:val="en_US" w:bidi="en_US"/>
         </w:rPr>
         <w:t>unfoldingWord® Translation Notes</w:t>
@@ -79,62 +45,31 @@
         <w:rPr>
           <w:lang w:val="en_US" w:bidi="en_US"/>
         </w:rPr>
-        <w:t xml:space="preserve">, </w:t>
-      </w:r>
-      <w:hyperlink r:id="rId13">
-        <w:r>
-          <w:rPr>
-            <w:lang w:val="en_US" w:bidi="en_US"/>
-          </w:rPr>
-          <w:rPr>
-            <w:color w:val="0000EE"/>
-            <w:u w:val="single"/>
-          </w:rPr>
-          <w:t>unfoldingWord</w:t>
-        </w:r>
-      </w:hyperlink>
-      <w:r>
-        <w:rPr>
-          <w:lang w:val="en_US" w:bidi="en_US"/>
-        </w:rPr>
-        <w:t xml:space="preserve">, 2022, which is licensed under a </w:t>
-      </w:r>
-      <w:hyperlink r:id="rId14">
-        <w:r>
-          <w:rPr>
-            <w:lang w:val="en_US" w:bidi="en_US"/>
-          </w:rPr>
-          <w:rPr>
-            <w:color w:val="0000EE"/>
-            <w:u w:val="single"/>
-          </w:rPr>
-          <w:t>CC BY-SA 4.0 license</w:t>
-        </w:r>
-      </w:hyperlink>
-      <w:r>
-        <w:rPr>
-          <w:lang w:val="en_US" w:bidi="en_US"/>
-        </w:rPr>
-        <w:t>.</w:t>
-      </w:r>
-      <w:r>
-        <w:rPr>
-          <w:lang w:val="en_US" w:bidi="en_US"/>
-        </w:rPr>
-      </w:r>
-    </w:p>
-    <w:p>
-      <w:pPr/>
-      <w:r>
-        <w:rPr>
-          <w:lang w:val="en_US" w:bidi="en_US"/>
-        </w:rPr>
-      </w:r>
-      <w:r>
-        <w:rPr>
-          <w:lang w:val="en_US" w:bidi="en_US"/>
-        </w:rPr>
-        <w:t>This PDF version is provided under the same license.</w:t>
+        <w:t xml:space="preserve"> © 2022 unfoldingWord. Released under CC BY-SA 4.0 license. </w:t>
+      </w:r>
+      <w:r>
+        <w:rPr>
+          <w:lang w:val="en_US" w:bidi="en_US"/>
+        </w:rPr>
+        <w:t>unfoldingWord® Translation Notes</w:t>
+      </w:r>
+      <w:r>
+        <w:rPr>
+          <w:lang w:val="en_US" w:bidi="en_US"/>
+        </w:rPr>
+        <w:t xml:space="preserve"> has been adapted in the following languages: Tok Pisin, Arabic (عربي), French (Français), Hindi (हिंदी), Indonesian (Bahasa Indonesia), Portuguese (Português), Russian (Русский), Spanish (Español), Swahili (Kiswahili), and Simplified Chinese (简体中文) from </w:t>
+      </w:r>
+      <w:r>
+        <w:rPr>
+          <w:lang w:val="en_US" w:bidi="en_US"/>
+        </w:rPr>
+        <w:t>unfoldingWord® Translation Notes</w:t>
+      </w:r>
+      <w:r>
+        <w:rPr>
+          <w:lang w:val="en_US" w:bidi="en_US"/>
+        </w:rPr>
+        <w:t xml:space="preserve"> © 2022 unfoldingWord. Released under CC BY-SA 4.0 license by Mission Mutual</w:t>
       </w:r>
       <w:r>
         <w:rPr>
@@ -6076,7 +6011,7 @@
         </w:rPr>
         <w:t xml:space="preserve"> refers to the place where God is. See how you translated this in </w:t>
       </w:r>
-      <w:hyperlink r:id="rId15">
+      <w:hyperlink r:id="rId13">
         <w:r>
           <w:rPr>
             <w:lang w:val="en_US" w:bidi="en_US"/>
@@ -9071,7 +9006,7 @@
         </w:rPr>
         <w:t xml:space="preserve"> refers to the place where God is. See how this is translated in </w:t>
       </w:r>
-      <w:hyperlink r:id="rId15">
+      <w:hyperlink r:id="rId13">
         <w:r>
           <w:rPr>
             <w:lang w:val="en_US" w:bidi="en_US"/>
@@ -9641,7 +9576,7 @@
         </w:rPr>
         <w:t xml:space="preserve">See how you translated this phrase in </w:t>
       </w:r>
-      <w:hyperlink r:id="rId16">
+      <w:hyperlink r:id="rId14">
         <w:r>
           <w:rPr>
             <w:lang w:val="en_US" w:bidi="en_US"/>
@@ -16813,7 +16748,7 @@
         </w:rPr>
         <w:t xml:space="preserve"> refers to the place where God is. See how this is translated in </w:t>
       </w:r>
-      <w:hyperlink r:id="rId15">
+      <w:hyperlink r:id="rId13">
         <w:r>
           <w:rPr>
             <w:lang w:val="en_US" w:bidi="en_US"/>
@@ -18414,7 +18349,7 @@
         </w:rPr>
         <w:t xml:space="preserve">Connecting Statement:\n\nPaul continues the prayer he began in </w:t>
       </w:r>
-      <w:hyperlink r:id="rId17">
+      <w:hyperlink r:id="rId15">
         <w:r>
           <w:rPr>
             <w:lang w:val="en_US" w:bidi="en_US"/>
@@ -18495,7 +18430,7 @@
         </w:rPr>
         <w:t>This is the second item for which Paul prays that God will “grant” the Ephesians “according to the riches of his glory.” The first is that they would “be strengthened” (</w:t>
       </w:r>
-      <w:hyperlink r:id="rId18">
+      <w:hyperlink r:id="rId16">
         <w:r>
           <w:rPr>
             <w:lang w:val="en_US" w:bidi="en_US"/>
@@ -18909,7 +18844,7 @@
         </w:rPr>
         <w:t>This is the third item for which Paul bends his knees and prays; the first is that God will grant that they be strengthened (</w:t>
       </w:r>
-      <w:hyperlink r:id="rId18">
+      <w:hyperlink r:id="rId16">
         <w:r>
           <w:rPr>
             <w:lang w:val="en_US" w:bidi="en_US"/>
@@ -18927,7 +18862,7 @@
         </w:rPr>
         <w:t>) and the second is that Christ may live in their hearts through faith (</w:t>
       </w:r>
-      <w:hyperlink r:id="rId19">
+      <w:hyperlink r:id="rId17">
         <w:r>
           <w:rPr>
             <w:lang w:val="en_US" w:bidi="en_US"/>
@@ -19360,7 +19295,7 @@
         </w:rPr>
         <w:t>This is the fourth item for which Paul bends his knees and prays (</w:t>
       </w:r>
-      <w:hyperlink r:id="rId17">
+      <w:hyperlink r:id="rId15">
         <w:r>
           <w:rPr>
             <w:lang w:val="en_US" w:bidi="en_US"/>
@@ -19378,7 +19313,7 @@
         </w:rPr>
         <w:t>). The first is that they would “be strengthened” (</w:t>
       </w:r>
-      <w:hyperlink r:id="rId18">
+      <w:hyperlink r:id="rId16">
         <w:r>
           <w:rPr>
             <w:lang w:val="en_US" w:bidi="en_US"/>
@@ -19396,7 +19331,7 @@
         </w:rPr>
         <w:t>), the second is that “Christ would live in their hearts through faith” (</w:t>
       </w:r>
-      <w:hyperlink r:id="rId19">
+      <w:hyperlink r:id="rId17">
         <w:r>
           <w:rPr>
             <w:lang w:val="en_US" w:bidi="en_US"/>
@@ -19414,7 +19349,7 @@
         </w:rPr>
         <w:t>), and the third is that they “could comprehend Christ’s love” (</w:t>
       </w:r>
-      <w:hyperlink r:id="rId20">
+      <w:hyperlink r:id="rId18">
         <w:r>
           <w:rPr>
             <w:lang w:val="en_US" w:bidi="en_US"/>
@@ -26402,7 +26337,7 @@
         </w:rPr>
         <w:t xml:space="preserve"> refers to the way that the Gentiles live, as described in </w:t>
       </w:r>
-      <w:hyperlink r:id="rId21">
+      <w:hyperlink r:id="rId19">
         <w:r>
           <w:rPr>
             <w:lang w:val="en_US" w:bidi="en_US"/>
@@ -30248,7 +30183,7 @@
         </w:rPr>
         <w:t xml:space="preserve"> introduces a reason-result relationship. The reason (stated in </w:t>
       </w:r>
-      <w:hyperlink r:id="rId22">
+      <w:hyperlink r:id="rId20">
         <w:r>
           <w:rPr>
             <w:lang w:val="en_US" w:bidi="en_US"/>
@@ -36318,7 +36253,7 @@
         </w:rPr>
         <w:t>Connecting Statement:\n\nPaul begins to explain how Christians are to submit themselves to one another (</w:t>
       </w:r>
-      <w:hyperlink r:id="rId23">
+      <w:hyperlink r:id="rId21">
         <w:r>
           <w:rPr>
             <w:lang w:val="en_US" w:bidi="en_US"/>
@@ -40501,7 +40436,7 @@
         </w:rPr>
         <w:t xml:space="preserve"> refers back to “if he does something good” from (</w:t>
       </w:r>
-      <w:hyperlink r:id="rId24">
+      <w:hyperlink r:id="rId22">
         <w:r>
           <w:rPr>
             <w:lang w:val="en_US" w:bidi="en_US"/>
@@ -40821,7 +40756,7 @@
         </w:rPr>
         <w:t xml:space="preserve">These two words are very similar in meaning. Together, they reinforce each other. See how you translated this phrase near the end of </w:t>
       </w:r>
-      <w:hyperlink r:id="rId25">
+      <w:hyperlink r:id="rId23">
         <w:r>
           <w:rPr>
             <w:lang w:val="en_US" w:bidi="en_US"/>
@@ -42247,7 +42182,7 @@
         </w:rPr>
         <w:t xml:space="preserve"> represents taking a position on what is right and true and successfully resisting forces that try to make the believer compromise that position. See how you translated “stand firm” in </w:t>
       </w:r>
-      <w:hyperlink r:id="rId26">
+      <w:hyperlink r:id="rId24">
         <w:r>
           <w:rPr>
             <w:lang w:val="en_US" w:bidi="en_US"/>

--- a/eng/docx/49.content.docx
+++ b/eng/docx/49.content.docx
@@ -141,13 +141,6 @@
         <w:rPr>
           <w:lang w:val="en_US" w:bidi="en_US"/>
         </w:rPr>
-      </w:r>
-      <w:r>
-        <w:rPr>
-          <w:i/>
-          <w:lang w:val="en_US" w:bidi="en_US"/>
-        </w:rPr>
-        <w:t>Ephesians 1:1 (#1), Ephesians 1:1 (#2), Ephesians 1:1 (#3), Ephesians 1:2 (#1), Ephesians 1:3 (#1), Ephesians 1:3 (#2), Ephesians 1:3 (#3), Ephesians 1:3 (#4), Ephesians 1:3 (#5), Ephesians 1:3 (#6), Ephesians 1:3 (#7), Ephesians 1:4 (#1), Ephesians 1:4 (#2), Ephesians 1:5 (#1), Ephesians 1:5 (#2), Ephesians 1:5 (#3), Ephesians 1:5 (#4), Ephesians 1:5 (#5), Ephesians 1:6 (#1), Ephesians 1:6 (#2), Ephesians 1:7 (#1), Ephesians 1:7 (#2), Ephesians 1:8 (#1), Ephesians 1:8 (#2), Ephesians 1:8 (#3), Ephesians 1:9 (#1), Ephesians 1:9 (#2), Ephesians 1:9 (#3), Ephesians 1:10 (#1), Ephesians 1:10 (#2), Ephesians 1:10 (#3), Ephesians 1:11 (#1), Ephesians 1:11 (#2), Ephesians 1:11 (#3), Ephesians 1:12 (#1), Ephesians 1:12 (#2), Ephesians 1:13 (#1), Ephesians 1:13 (#2), Ephesians 1:13 (#3), Ephesians 1:13 (#4), Ephesians 1:14 (#1), Ephesians 1:15 (#1), Ephesians 1:15 (#2), Ephesians 1:16 (#1), Ephesians 1:16 (#2), Ephesians 1:17 (#1), Ephesians 1:17 (#2), Ephesians 1:18 (#1), Ephesians 1:18 (#2), Ephesians 1:18 (#3), Ephesians 1:18 (#4), Ephesians 1:18 (#5), Ephesians 1:18 (#6), Ephesians 1:18 (#7), Ephesians 1:19 (#1), Ephesians 1:19 (#2), Ephesians 1:19 (#3), Ephesians 1:19 (#4), Ephesians 1:20 (#1), Ephesians 1:20 (#2), Ephesians 1:20 (#3), Ephesians 1:20 (#4), Ephesians 1:20 (#5), Ephesians 1:21 (#1), Ephesians 1:21 (#2), Ephesians 1:21 (#3), Ephesians 1:21 (#4), Ephesians 1:21 (#5), Ephesians 1:22 (#1), Ephesians 1:22 (#2), Ephesians 1:23 (#1), Ephesians 1:23 (#2), Ephesians 1:23 (#3), Ephesians 2:1 (#1), Ephesians 2:1 (#2), Ephesians 2:1 (#3), Ephesians 2:1 (#4), Ephesians 2:2 (#1), Ephesians 2:2 (#2), Ephesians 2:2 (#3), Ephesians 2:2 (#4), Ephesians 2:2 (#5), Ephesians 2:3 (#1), Ephesians 2:3 (#2), Ephesians 2:4 (#1), Ephesians 2:4 (#2), Ephesians 2:4 (#3), Ephesians 2:5 (#1), Ephesians 2:5 (#2), Ephesians 2:6 (#1), Ephesians 2:6 (#2), Ephesians 2:6 (#3), Ephesians 2:6 (#4), Ephesians 2:6 (#5), Ephesians 2:7 (#1), Ephesians 2:7 (#2), Ephesians 2:8 (#1), Ephesians 2:8 (#2), Ephesians 2:8 (#3), Ephesians 2:8 (#4), Ephesians 2:9 (#1), Ephesians 2:9 (#2), Ephesians 2:10 (#1), Ephesians 2:10 (#2), Ephesians 2:10 (#3), Ephesians 2:10 (#4), Ephesians 2:11 (#1), Ephesians 2:11 (#2), Ephesians 2:11 (#3), Ephesians 2:11 (#4), Ephesians 2:11 (#5), Ephesians 2:11 (#6), Ephesians 2:11 (#7), Ephesians 2:12 (#1), Ephesians 2:12 (#2), Ephesians 2:12 (#3), Ephesians 2:13 (#1), Ephesians 2:13 (#2), Ephesians 2:13 (#3), Ephesians 2:14 (#1), Ephesians 2:14 (#2), Ephesians 2:14 (#3), Ephesians 2:14 (#4), Ephesians 2:14 (#5), Ephesians 2:14 (#6), Ephesians 2:15 (#1), Ephesians 2:15 (#2), Ephesians 2:15 (#3), Ephesians 2:15 (#4), Ephesians 2:16 (#1), Ephesians 2:16 (#2), Ephesians 2:16 (#3), Ephesians 2:16 (#4), Ephesians 2:17 (#1), Ephesians 2:17 (#2), Ephesians 2:17 (#3), Ephesians 2:17 (#4), Ephesians 2:18 (#1), Ephesians 2:18 (#2), Ephesians 2:18 (#3), Ephesians 2:19 (#1), Ephesians 2:19 (#2), Ephesians 2:19 (#3), Ephesians 2:19 (#4), Ephesians 2:20 (#1), Ephesians 2:20 (#2), Ephesians 2:21 (#1), Ephesians 2:21 (#2), Ephesians 2:22 (#1), Ephesians 2:22 (#2), Ephesians 2:22 (#3), Ephesians 3:1 (#1), Ephesians 3:1 (#2), Ephesians 3:1 (#3), Ephesians 3:1 (#4), Ephesians 3:2 (#1), Ephesians 3:3 (#1), Ephesians 3:3 (#2), Ephesians 3:5 (#1), Ephesians 3:5 (#2), Ephesians 3:6 (#1), Ephesians 3:6 (#2), Ephesians 3:6 (#3), Ephesians 3:6 (#4), Ephesians 3:8 (#1), Ephesians 3:8 (#2), Ephesians 3:9 (#1), Ephesians 3:10 (#1), Ephesians 3:10 (#2), Ephesians 3:10 (#3), Ephesians 3:10 (#4), Ephesians 3:10 (#5), Ephesians 3:11 (#1), Ephesians 3:12 (#1), Ephesians 3:12 (#2), Ephesians 3:12 (#3), Ephesians 3:12 (#4), Ephesians 3:12 (#5), Ephesians 3:13 (#1), Ephesians 3:13 (#2), Ephesians 3:14 (#1), Ephesians 3:14 (#2), Ephesians 3:14 (#3), Ephesians 3:15 (#1), Ephesians 3:16 (#1), Ephesians 3:16 (#2), Ephesians 3:16 (#3), Ephesians 3:17 (#1), Ephesians 3:17 (#2), Ephesians 3:17 (#3), Ephesians 3:17 (#4), Ephesians 3:18 (#1), Ephesians 3:18 (#2), Ephesians 3:18 (#3), Ephesians 3:18 (#4), Ephesians 3:18 (#5), Ephesians 3:19 (#1), Ephesians 3:19 (#2), Ephesians 3:19 (#3), Ephesians 3:19 (#4), Ephesians 3:19 (#5), Ephesians 3:19 (#6), Ephesians 3:20 (#1), Ephesians 3:20 (#2), Ephesians 3:20 (#3), Ephesians 3:20 (#4), Ephesians 3:21 (#1), Ephesians 4:1 (#1), Ephesians 4:1 (#2), Ephesians 4:1 (#3), Ephesians 4:1 (#4), Ephesians 4:1 (#5), Ephesians 4:2 (#1), Ephesians 4:3 (#1), Ephesians 4:3 (#2), Ephesians 4:4 (#1), Ephesians 4:4 (#2), Ephesians 4:4 (#3), Ephesians 4:6 (#1), Ephesians 4:7 (#1), Ephesians 4:7 (#2), Ephesians 4:7 (#3), Ephesians 4:7 (#4), Ephesians 4:8 (#1), Ephesians 4:8 (#2), Ephesians 4:9 (#1), Ephesians 4:9 (#2), Ephesians 4:9 (#3), Ephesians 4:10 (#1), Ephesians 4:10 (#2), Ephesians 4:11 (#1), Ephesians 4:12 (#1), Ephesians 4:12 (#2), Ephesians 4:12 (#3), Ephesians 4:12 (#4), Ephesians 4:12 (#5), Ephesians 4:13 (#1), Ephesians 4:13 (#2), Ephesians 4:13 (#3), Ephesians 4:13 (#4), Ephesians 4:13 (#5), Ephesians 4:13 (#6), Ephesians 4:13 (#7), Ephesians 4:14 (#1), Ephesians 4:14 (#2), Ephesians 4:14 (#3), Ephesians 4:14 (#4), Ephesians 4:15 (#1), Ephesians 4:15 (#2), Ephesians 4:15 (#3), Ephesians 4:15 (#4), Ephesians 4:16 (#1), Ephesians 4:16 (#2), Ephesians 4:16 (#3), Ephesians 4:16 (#4), Ephesians 4:17 (#1), Ephesians 4:17 (#2), Ephesians 4:17 (#3), Ephesians 4:17 (#4), Ephesians 4:17 (#5), Ephesians 4:18 (#1), Ephesians 4:18 (#2), Ephesians 4:18 (#3), Ephesians 4:18 (#4), Ephesians 4:18 (#5), Ephesians 4:18 (#6), Ephesians 4:18 (#7), Ephesians 4:18 (#8), Ephesians 4:19 (#1), Ephesians 4:20 (#1), Ephesians 4:20 (#2), Ephesians 4:21 (#1), Ephesians 4:21 (#2), Ephesians 4:21 (#3), Ephesians 4:22 (#1), Ephesians 4:22 (#2), Ephesians 4:22 (#3), Ephesians 4:22 (#4), Ephesians 4:23 (#1), Ephesians 4:24 (#1), Ephesians 4:24 (#2), Ephesians 4:25 (#1), Ephesians 4:25 (#2), Ephesians 4:25 (#3), Ephesians 4:25 (#4), Ephesians 4:25 (#5), Ephesians 4:26 (#1), Ephesians 4:26 (#2), Ephesians 4:27 (#1), Ephesians 4:28 (#1), Ephesians 4:28 (#2), Ephesians 4:29 (#1), Ephesians 4:29 (#2), Ephesians 4:29 (#3), Ephesians 4:29 (#4), Ephesians 4:29 (#5), Ephesians 4:29 (#6), Ephesians 4:30 (#1), Ephesians 4:30 (#2), Ephesians 4:30 (#3), Ephesians 4:31 (#1), Ephesians 4:31 (#2), Ephesians 4:31 (#3), Ephesians 4:31 (#4), Ephesians 4:32 (#1), Ephesians 4:32 (#2), Ephesians 5:1 (#1), Ephesians 5:1 (#2), Ephesians 5:1 (#3), Ephesians 5:1 (#4), Ephesians 5:2 (#1), Ephesians 5:2 (#2), Ephesians 5:3 (#1), Ephesians 5:3 (#2), Ephesians 5:3 (#3), Ephesians 5:4 (#1), Ephesians 5:4 (#2), Ephesians 5:5 (#1), Ephesians 5:5 (#2), Ephesians 5:6 (#1), Ephesians 5:6 (#2), Ephesians 5:6 (#3), Ephesians 5:6 (#4), Ephesians 5:7 (#1), Ephesians 5:8 (#1), Ephesians 5:8 (#2), Ephesians 5:8 (#3), Ephesians 5:8 (#4), Ephesians 5:8 (#5), Ephesians 5:8 (#6), Ephesians 5:9 (#1), Ephesians 5:9 (#2), Ephesians 5:11 (#1), Ephesians 5:11 (#2), Ephesians 5:11 (#3), Ephesians 5:11 (#4), Ephesians 5:11 (#5), Ephesians 5:12 (#1), Ephesians 5:13 (#1), Ephesians 5:13 (#2), Ephesians 5:13 (#3), Ephesians 5:14 (#1), Ephesians 5:14 (#2), Ephesians 5:14 (#3), Ephesians 5:14 (#4), Ephesians 5:14 (#5), Ephesians 5:14 (#6), Ephesians 5:15 (#1), Ephesians 5:15 (#2), Ephesians 5:15 (#3), Ephesians 5:15 (#4), Ephesians 5:16 (#1), Ephesians 5:16 (#2), Ephesians 5:16 (#3), Ephesians 5:17 (#1), Ephesians 5:17 (#2), Ephesians 5:18 (#1), Ephesians 5:18 (#2), Ephesians 5:18 (#3), Ephesians 5:18 (#4), Ephesians 5:18 (#5), Ephesians 5:19 (#1), Ephesians 5:19 (#2), Ephesians 5:19 (#3), Ephesians 5:19 (#4), Ephesians 5:19 (#5), Ephesians 5:20 (#1), Ephesians 5:20 (#2), Ephesians 5:22 (#1), Ephesians 5:23 (#1), Ephesians 5:23 (#2), Ephesians 5:23 (#3), Ephesians 5:25 (#1), Ephesians 5:25 (#2), Ephesians 5:25 (#3), Ephesians 5:25 (#4), Ephesians 5:26 (#1), Ephesians 5:26 (#2), Ephesians 5:26 (#3), Ephesians 5:27 (#1), Ephesians 5:27 (#2), Ephesians 5:27 (#3), Ephesians 5:27 (#4), Ephesians 5:27 (#5), Ephesians 5:27 (#6), Ephesians 5:28 (#1), Ephesians 5:29 (#1), Ephesians 5:29 (#2), Ephesians 5:30 (#1), Ephesians 5:30 (#2), Ephesians 5:31 (#1), Ephesians 5:31 (#2), Ephesians 5:31 (#3), Ephesians 6:1 (#1), Ephesians 6:1 (#2), Ephesians 6:1 (#3), Ephesians 6:1–3 (#1), Ephesians 6:3 (#1), Ephesians 6:4 (#1), Ephesians 6:4 (#2), Ephesians 6:4 (#3), Ephesians 6:5 (#1), Ephesians 6:5 (#2), Ephesians 6:5 (#3), Ephesians 6:5 (#4), Ephesians 6:5 (#5), Ephesians 6:6 (#1), Ephesians 6:6 (#2), Ephesians 6:6 (#3), Ephesians 6:9 (#1), Ephesians 6:9 (#2), Ephesians 6:9 (#3), Ephesians 6:10 (#1), Ephesians 6:10 (#2), Ephesians 6:11 (#1), Ephesians 6:11 (#2), Ephesians 6:12 (#1), Ephesians 6:12 (#2), Ephesians 6:12 (#3), Ephesians 6:12 (#4), Ephesians 6:12 (#5), Ephesians 6:13 (#1), Ephesians 6:13 (#2), Ephesians 6:13 (#3), Ephesians 6:13 (#4), Ephesians 6:13 (#5), Ephesians 6:14 (#1), Ephesians 6:14 (#2), Ephesians 6:14 (#3), Ephesians 6:14 (#4), Ephesians 6:14 (#5), Ephesians 6:14 (#6), Ephesians 6:15 (#1), Ephesians 6:15 (#2), Ephesians 6:16 (#1), Ephesians 6:16 (#2), Ephesians 6:16 (#3), Ephesians 6:17 (#1), Ephesians 6:17 (#2), Ephesians 6:17 (#3), Ephesians 6:18 (#1), Ephesians 6:18 (#2), Ephesians 6:18 (#3), Ephesians 6:19 (#1), Ephesians 6:19 (#2), Ephesians 6:19 (#3), Ephesians 6:19 (#4), Ephesians 6:20 (#1), Ephesians 6:20 (#2), Ephesians 6:20 (#3), Ephesians 6:20 (#4), Ephesians 6:21 (#1), Ephesians 6:21 (#2), Ephesians 6:22 (#1), Ephesians 6:22 (#2), Ephesians 6:23 (#1), Ephesians 6:23 (#2), Ephesians 6:23 (#3), Ephesians 6:23 (#4), Ephesians 6:23 (#5), Ephesians 6:24 (#1), Ephesians 6:24 (#2)</w:t>
       </w:r>
       <w:r>
         <w:rPr>

--- a/eng/docx/49.content.docx
+++ b/eng/docx/49.content.docx
@@ -128,19 +128,6 @@
           <w:lang w:val="en_US" w:bidi="en_US"/>
         </w:rPr>
         <w:t>EPH</w:t>
-      </w:r>
-      <w:r>
-        <w:rPr>
-          <w:lang w:val="en_US" w:bidi="en_US"/>
-        </w:rPr>
-      </w:r>
-    </w:p>
-    <w:p>
-      <w:pPr/>
-      <w:r>
-        <w:rPr>
-          <w:lang w:val="en_US" w:bidi="en_US"/>
-        </w:rPr>
       </w:r>
       <w:r>
         <w:rPr>

--- a/eng/docx/49.content.docx
+++ b/eng/docx/49.content.docx
@@ -19,7 +19,7 @@
         <w:rPr>
           <w:lang w:val="en_US" w:bidi="en_US"/>
         </w:rPr>
-        <w:t>Resource: Translation Notes (unfoldingWord)</w:t>
+        <w:t>Resource: unfoldingWord® Translation Notes</w:t>
       </w:r>
       <w:r>
         <w:rPr>
@@ -90,7 +90,7 @@
         <w:rPr>
           <w:lang w:val="en_US" w:bidi="en_US"/>
         </w:rPr>
-        <w:t>Translation Notes (unfoldingWord)</w:t>
+        <w:t>unfoldingWord® Translation Notes</w:t>
       </w:r>
     </w:p>
     <w:p>

--- a/eng/docx/49.content.docx
+++ b/eng/docx/49.content.docx
@@ -8191,7 +8191,7 @@
           <w:b/>
           <w:lang w:val="en_US" w:bidi="en_US"/>
         </w:rPr>
-        <w:t>Θεὸς πλούσιος ὢν ἐν ἐλέει</w:t>
+        <w:t>ὁ &amp; Θεὸς πλούσιος ὢν ἐν ἐλέει</w:t>
       </w:r>
     </w:p>
     <w:p>
@@ -42689,7 +42689,7 @@
           <w:b/>
           <w:lang w:val="en_US" w:bidi="en_US"/>
         </w:rPr>
-        <w:t>δικαιοσύνης</w:t>
+        <w:t>τῆς δικαιοσύνης</w:t>
       </w:r>
     </w:p>
     <w:p>
@@ -42911,7 +42911,7 @@
           <w:b/>
           <w:lang w:val="en_US" w:bidi="en_US"/>
         </w:rPr>
-        <w:t>εἰρήνης</w:t>
+        <w:t>τῆς εἰρήνης</w:t>
       </w:r>
     </w:p>
     <w:p>
